--- a/docs/week-9/cen429-week-9-ders-notu.en.docx
+++ b/docs/week-9/cen429-week-9-ders-notu.en.docx
@@ -2,7 +2,7 @@
 <file path=word/document.xml><?xml version="1.0" encoding="utf-8"?>
 <w:document xmlns:w="http://schemas.openxmlformats.org/wordprocessingml/2006/main" xmlns:m="http://schemas.openxmlformats.org/officeDocument/2006/math" xmlns:r="http://schemas.openxmlformats.org/officeDocument/2006/relationships" xmlns:o="urn:schemas-microsoft-com:office:office" xmlns:v="urn:schemas-microsoft-com:vml" xmlns:w10="urn:schemas-microsoft-com:office:word" xmlns:a="http://schemas.openxmlformats.org/drawingml/2006/main" xmlns:pic="http://schemas.openxmlformats.org/drawingml/2006/picture" xmlns:wp="http://schemas.openxmlformats.org/drawingml/2006/wordprocessingDrawing">
   <w:body>
-    <w:bookmarkStart w:id="46" w:name="X82a2f3eaa5d29f3998ba6064b8d893a1228b0c7"/>
+    <w:bookmarkStart w:id="49" w:name="X82a2f3eaa5d29f3998ba6064b8d893a1228b0c7"/>
     <w:p>
       <w:pPr>
         <w:pStyle w:val="Heading1"/>
@@ -207,6 +207,429 @@
       </w:r>
       <w:r>
         <w:t xml:space="preserve">altından. Tümüyle sentetik ve güvenlidir; öğrenci bilgisayarına zarar vermez.</w:t>
+      </w:r>
+    </w:p>
+    <w:p>
+      <w:pPr>
+        <w:pStyle w:val="BlockText"/>
+      </w:pPr>
+      <w:r>
+        <w:rPr>
+          <w:b/>
+          <w:bCs/>
+        </w:rPr>
+        <w:t xml:space="preserve">Demoyu kendiniz çalıştırın — adım adım (kopyala-yapıştır)</w:t>
+      </w:r>
+    </w:p>
+    <w:p>
+      <w:pPr>
+        <w:pStyle w:val="BlockText"/>
+      </w:pPr>
+      <w:r>
+        <w:t xml:space="preserve">Kurulum ve ilk derleme</w:t>
+      </w:r>
+      <w:r>
+        <w:t xml:space="preserve"> </w:t>
+      </w:r>
+      <w:r>
+        <w:rPr>
+          <w:rStyle w:val="VerbatimChar"/>
+        </w:rPr>
+        <w:t xml:space="preserve">code/README.md</w:t>
+      </w:r>
+      <w:r>
+        <w:t xml:space="preserve">’de (Visual Studio ya da komut satırı). Depoyu klonlayıp</w:t>
+      </w:r>
+      <w:r>
+        <w:t xml:space="preserve"> </w:t>
+      </w:r>
+      <w:r>
+        <w:rPr>
+          <w:rStyle w:val="VerbatimChar"/>
+          <w:b/>
+          <w:bCs/>
+        </w:rPr>
+        <w:t xml:space="preserve">code</w:t>
+      </w:r>
+      <w:r>
+        <w:t xml:space="preserve"> </w:t>
+      </w:r>
+      <w:r>
+        <w:t xml:space="preserve">klasörüne girdikten sonra:</w:t>
+      </w:r>
+    </w:p>
+    <w:p>
+      <w:pPr>
+        <w:pStyle w:val="SourceCode"/>
+      </w:pPr>
+      <w:r>
+        <w:rPr>
+          <w:rStyle w:val="CommentTok"/>
+        </w:rPr>
+        <w:t xml:space="preserve"># Windows (PowerShell) — 'code' klasöründe</w:t>
+      </w:r>
+      <w:r>
+        <w:br/>
+      </w:r>
+      <w:r>
+        <w:rPr>
+          <w:rStyle w:val="OperatorTok"/>
+        </w:rPr>
+        <w:t xml:space="preserve">.</w:t>
+      </w:r>
+      <w:r>
+        <w:rPr>
+          <w:rStyle w:val="NormalTok"/>
+        </w:rPr>
+        <w:t xml:space="preserve">\build</w:t>
+      </w:r>
+      <w:r>
+        <w:rPr>
+          <w:rStyle w:val="OperatorTok"/>
+        </w:rPr>
+        <w:t xml:space="preserve">.</w:t>
+      </w:r>
+      <w:r>
+        <w:rPr>
+          <w:rStyle w:val="FunctionTok"/>
+        </w:rPr>
+        <w:t xml:space="preserve">ps1</w:t>
+      </w:r>
+      <w:r>
+        <w:rPr>
+          <w:rStyle w:val="NormalTok"/>
+        </w:rPr>
+        <w:t xml:space="preserve">                                    </w:t>
+      </w:r>
+      <w:r>
+        <w:rPr>
+          <w:rStyle w:val="CommentTok"/>
+        </w:rPr>
+        <w:t xml:space="preserve"># tüm demoları bir kez derle</w:t>
+      </w:r>
+      <w:r>
+        <w:br/>
+      </w:r>
+      <w:r>
+        <w:rPr>
+          <w:rStyle w:val="FunctionTok"/>
+        </w:rPr>
+        <w:t xml:space="preserve">cd</w:t>
+      </w:r>
+      <w:r>
+        <w:rPr>
+          <w:rStyle w:val="NormalTok"/>
+        </w:rPr>
+        <w:t xml:space="preserve"> week-09\</w:t>
+      </w:r>
+      <w:r>
+        <w:rPr>
+          <w:rStyle w:val="DecValTok"/>
+        </w:rPr>
+        <w:t xml:space="preserve">01</w:t>
+      </w:r>
+      <w:r>
+        <w:rPr>
+          <w:rStyle w:val="OperatorTok"/>
+        </w:rPr>
+        <w:t xml:space="preserve">-</w:t>
+      </w:r>
+      <w:r>
+        <w:rPr>
+          <w:rStyle w:val="NormalTok"/>
+        </w:rPr>
+        <w:t xml:space="preserve">manuel-gizleme</w:t>
+      </w:r>
+      <w:r>
+        <w:br/>
+      </w:r>
+      <w:r>
+        <w:rPr>
+          <w:rStyle w:val="OperatorTok"/>
+        </w:rPr>
+        <w:t xml:space="preserve">.</w:t>
+      </w:r>
+      <w:r>
+        <w:rPr>
+          <w:rStyle w:val="NormalTok"/>
+        </w:rPr>
+        <w:t xml:space="preserve">\bin\windows\erisim_temiz</w:t>
+      </w:r>
+      <w:r>
+        <w:rPr>
+          <w:rStyle w:val="OperatorTok"/>
+        </w:rPr>
+        <w:t xml:space="preserve">.</w:t>
+      </w:r>
+      <w:r>
+        <w:rPr>
+          <w:rStyle w:val="FunctionTok"/>
+        </w:rPr>
+        <w:t xml:space="preserve">exe</w:t>
+      </w:r>
+      <w:r>
+        <w:rPr>
+          <w:rStyle w:val="NormalTok"/>
+        </w:rPr>
+        <w:t xml:space="preserve"> CEN429-OK     </w:t>
+      </w:r>
+      <w:r>
+        <w:rPr>
+          <w:rStyle w:val="CommentTok"/>
+        </w:rPr>
+        <w:t xml:space="preserve"># korumasız sürüm</w:t>
+      </w:r>
+      <w:r>
+        <w:br/>
+      </w:r>
+      <w:r>
+        <w:rPr>
+          <w:rStyle w:val="OperatorTok"/>
+        </w:rPr>
+        <w:t xml:space="preserve">.</w:t>
+      </w:r>
+      <w:r>
+        <w:rPr>
+          <w:rStyle w:val="NormalTok"/>
+        </w:rPr>
+        <w:t xml:space="preserve">\bin\windows\erisim_gizli</w:t>
+      </w:r>
+      <w:r>
+        <w:rPr>
+          <w:rStyle w:val="OperatorTok"/>
+        </w:rPr>
+        <w:t xml:space="preserve">.</w:t>
+      </w:r>
+      <w:r>
+        <w:rPr>
+          <w:rStyle w:val="FunctionTok"/>
+        </w:rPr>
+        <w:t xml:space="preserve">exe</w:t>
+      </w:r>
+      <w:r>
+        <w:rPr>
+          <w:rStyle w:val="NormalTok"/>
+        </w:rPr>
+        <w:t xml:space="preserve"> CEN429-OK     </w:t>
+      </w:r>
+      <w:r>
+        <w:rPr>
+          <w:rStyle w:val="CommentTok"/>
+        </w:rPr>
+        <w:t xml:space="preserve"># gizli sürüm — çıktı AYNI</w:t>
+      </w:r>
+    </w:p>
+    <w:p>
+      <w:pPr>
+        <w:pStyle w:val="SourceCode"/>
+      </w:pPr>
+      <w:r>
+        <w:rPr>
+          <w:rStyle w:val="CommentTok"/>
+        </w:rPr>
+        <w:t xml:space="preserve"># WSL / Linux — 'code' klasöründe</w:t>
+      </w:r>
+      <w:r>
+        <w:br/>
+      </w:r>
+      <w:r>
+        <w:rPr>
+          <w:rStyle w:val="ExtensionTok"/>
+        </w:rPr>
+        <w:t xml:space="preserve">./build.sh</w:t>
+      </w:r>
+      <w:r>
+        <w:br/>
+      </w:r>
+      <w:r>
+        <w:rPr>
+          <w:rStyle w:val="BuiltInTok"/>
+        </w:rPr>
+        <w:t xml:space="preserve">cd</w:t>
+      </w:r>
+      <w:r>
+        <w:rPr>
+          <w:rStyle w:val="NormalTok"/>
+        </w:rPr>
+        <w:t xml:space="preserve"> week-09/01-manuel-gizleme</w:t>
+      </w:r>
+      <w:r>
+        <w:br/>
+      </w:r>
+      <w:r>
+        <w:rPr>
+          <w:rStyle w:val="FunctionTok"/>
+        </w:rPr>
+        <w:t xml:space="preserve">sh</w:t>
+      </w:r>
+      <w:r>
+        <w:rPr>
+          <w:rStyle w:val="NormalTok"/>
+        </w:rPr>
+        <w:t xml:space="preserve"> demo.sh                                     </w:t>
+      </w:r>
+      <w:r>
+        <w:rPr>
+          <w:rStyle w:val="CommentTok"/>
+        </w:rPr>
+        <w:t xml:space="preserve"># açıklamalı tam akış</w:t>
+      </w:r>
+    </w:p>
+    <w:p>
+      <w:pPr>
+        <w:pStyle w:val="BlockText"/>
+      </w:pPr>
+      <w:r>
+        <w:rPr>
+          <w:b/>
+          <w:bCs/>
+        </w:rPr>
+        <w:t xml:space="preserve">Beklenen çıktı:</w:t>
+      </w:r>
+      <w:r>
+        <w:t xml:space="preserve"> </w:t>
+      </w:r>
+      <w:r>
+        <w:t xml:space="preserve">İki sürüm de</w:t>
+      </w:r>
+      <w:r>
+        <w:t xml:space="preserve"> </w:t>
+      </w:r>
+      <w:r>
+        <w:rPr>
+          <w:rStyle w:val="VerbatimChar"/>
+        </w:rPr>
+        <w:t xml:space="preserve">CEN429-OK</w:t>
+      </w:r>
+      <w:r>
+        <w:t xml:space="preserve"> </w:t>
+      </w:r>
+      <w:r>
+        <w:t xml:space="preserve">için</w:t>
+      </w:r>
+      <w:r>
+        <w:t xml:space="preserve"> </w:t>
+      </w:r>
+      <w:r>
+        <w:rPr>
+          <w:b/>
+          <w:bCs/>
+        </w:rPr>
+        <w:t xml:space="preserve">aynı</w:t>
+      </w:r>
+      <w:r>
+        <w:t xml:space="preserve"> </w:t>
+      </w:r>
+      <w:r>
+        <w:t xml:space="preserve">“erişim verildi”</w:t>
+      </w:r>
+      <w:r>
+        <w:t xml:space="preserve"> </w:t>
+      </w:r>
+      <w:r>
+        <w:t xml:space="preserve">satırını basar (davranış korundu).</w:t>
+      </w:r>
+      <w:r>
+        <w:t xml:space="preserve"> </w:t>
+      </w:r>
+      <w:r>
+        <w:rPr>
+          <w:rStyle w:val="VerbatimChar"/>
+        </w:rPr>
+        <w:t xml:space="preserve">strings</w:t>
+      </w:r>
+      <w:r>
+        <w:t xml:space="preserve"> </w:t>
+      </w:r>
+      <w:r>
+        <w:t xml:space="preserve">çıktısında</w:t>
+      </w:r>
+      <w:r>
+        <w:t xml:space="preserve"> </w:t>
+      </w:r>
+      <w:r>
+        <w:rPr>
+          <w:rStyle w:val="VerbatimChar"/>
+        </w:rPr>
+        <w:t xml:space="preserve">CEN429-OK</w:t>
+      </w:r>
+      <w:r>
+        <w:t xml:space="preserve"> </w:t>
+      </w:r>
+      <w:r>
+        <w:rPr>
+          <w:b/>
+          <w:bCs/>
+        </w:rPr>
+        <w:t xml:space="preserve">temizde görünür, gizlide görünmez</w:t>
+      </w:r>
+      <w:r>
+        <w:t xml:space="preserve"> </w:t>
+      </w:r>
+      <w:r>
+        <w:t xml:space="preserve">(K-07 dize kodlama).</w:t>
+      </w:r>
+      <w:r>
+        <w:t xml:space="preserve"> </w:t>
+      </w:r>
+      <w:r>
+        <w:rPr>
+          <w:rStyle w:val="VerbatimChar"/>
+        </w:rPr>
+        <w:t xml:space="preserve">objdump</w:t>
+      </w:r>
+      <w:r>
+        <w:t xml:space="preserve"> </w:t>
+      </w:r>
+      <w:r>
+        <w:t xml:space="preserve">ölçümü:</w:t>
+      </w:r>
+      <w:r>
+        <w:t xml:space="preserve"> </w:t>
+      </w:r>
+      <w:r>
+        <w:rPr>
+          <w:rStyle w:val="VerbatimChar"/>
+        </w:rPr>
+        <w:t xml:space="preserve">erisim_ver</w:t>
+      </w:r>
+      <w:r>
+        <w:t xml:space="preserve"> </w:t>
+      </w:r>
+      <w:r>
+        <w:rPr>
+          <w:b/>
+          <w:bCs/>
+        </w:rPr>
+        <w:t xml:space="preserve">~28 komut / 3 dal → ~51 komut / 6 dal</w:t>
+      </w:r>
+      <w:r>
+        <w:t xml:space="preserve"> </w:t>
+      </w:r>
+      <w:r>
+        <w:t xml:space="preserve">(maliyet arttı). İkinci demo (</w:t>
+      </w:r>
+      <w:r>
+        <w:rPr>
+          <w:rStyle w:val="VerbatimChar"/>
+        </w:rPr>
+        <w:t xml:space="preserve">02-cesitlendirme</w:t>
+      </w:r>
+      <w:r>
+        <w:t xml:space="preserve">) aynı kaynağı iki tohumla derler →</w:t>
+      </w:r>
+      <w:r>
+        <w:t xml:space="preserve"> </w:t>
+      </w:r>
+      <w:r>
+        <w:rPr>
+          <w:b/>
+          <w:bCs/>
+        </w:rPr>
+        <w:t xml:space="preserve">davranış aynı, ikili farklı</w:t>
+      </w:r>
+      <w:r>
+        <w:t xml:space="preserve">.</w:t>
       </w:r>
     </w:p>
     <w:p>
@@ -1128,81 +1551,14 @@
     </w:p>
     <w:p>
       <w:pPr>
-        <w:pStyle w:val="BodyText"/>
-      </w:pPr>
-      <w:r>
-        <w:t xml:space="preserve">Bu modelde bir gerçekle başlamak dürüstlüktür:</w:t>
-      </w:r>
-      <w:r>
-        <w:t xml:space="preserve"> </w:t>
-      </w:r>
-      <w:r>
-        <w:rPr>
-          <w:b/>
-          <w:bCs/>
-        </w:rPr>
-        <w:t xml:space="preserve">yeterli zamanı, becerisi ve motivasyonu olan bir saldırgan her</w:t>
-      </w:r>
-      <w:r>
-        <w:rPr>
-          <w:b/>
-          <w:bCs/>
-        </w:rPr>
-        <w:t xml:space="preserve"> </w:t>
-      </w:r>
-      <w:r>
-        <w:rPr>
-          <w:b/>
-          <w:bCs/>
-        </w:rPr>
-        <w:t xml:space="preserve">gizlemeyi eninde sonunda çözer.</w:t>
-      </w:r>
-      <w:r>
-        <w:t xml:space="preserve"> </w:t>
-      </w:r>
-      <w:r>
-        <w:t xml:space="preserve">Cookbook bunu açıkça söyler (Tarif 12.1): anti-tampering önlemleri</w:t>
-      </w:r>
-      <w:r>
-        <w:t xml:space="preserve"> </w:t>
-      </w:r>
-      <w:r>
-        <w:t xml:space="preserve">“kırılamaz”</w:t>
-      </w:r>
-      <w:r>
-        <w:t xml:space="preserve"> </w:t>
-      </w:r>
-      <w:r>
-        <w:t xml:space="preserve">değildir; amaçları</w:t>
-      </w:r>
-      <w:r>
-        <w:t xml:space="preserve"> </w:t>
-      </w:r>
-      <w:r>
-        <w:rPr>
-          <w:b/>
-          <w:bCs/>
-        </w:rPr>
-        <w:t xml:space="preserve">kırmayı ekonomik olmaktan çıkarmaktır</w:t>
-      </w:r>
-      <w:r>
-        <w:t xml:space="preserve">. O yüzden gizlemeyi bir sır saklama yöntemi değil, bir</w:t>
-      </w:r>
-      <w:r>
-        <w:t xml:space="preserve"> </w:t>
-      </w:r>
-      <w:r>
-        <w:rPr>
-          <w:b/>
-          <w:bCs/>
-        </w:rPr>
-        <w:t xml:space="preserve">maliyet yükseltme kuralı</w:t>
-      </w:r>
-      <w:r>
-        <w:t xml:space="preserve"> </w:t>
-      </w:r>
-      <w:r>
-        <w:t xml:space="preserve">olarak ele alırız:</w:t>
+        <w:pStyle w:val="BlockText"/>
+      </w:pPr>
+      <w:r>
+        <w:rPr>
+          <w:b/>
+          <w:bCs/>
+        </w:rPr>
+        <w:t xml:space="preserve">Kısa tarihçe: kod gizleme nereden geldi?</w:t>
       </w:r>
     </w:p>
     <w:p>
@@ -1218,19 +1574,41 @@
           <w:b/>
           <w:bCs/>
         </w:rPr>
-        <w:t xml:space="preserve">Kural 1 — Maliyeti değerin üstüne çıkar.</w:t>
-      </w:r>
-      <w:r>
-        <w:t xml:space="preserve"> </w:t>
-      </w:r>
-      <w:r>
-        <w:t xml:space="preserve">Saldırıyı, korunan varlığın değerinden daha pahalı hale getir. 10 TL’lik</w:t>
-      </w:r>
-      <w:r>
-        <w:t xml:space="preserve"> </w:t>
-      </w:r>
-      <w:r>
-        <w:t xml:space="preserve">bir sırrı 1000 TL’lik bir çabayla korumak akıldışıdır; tersi de geçerlidir.</w:t>
+        <w:t xml:space="preserve">1976</w:t>
+      </w:r>
+      <w:r>
+        <w:t xml:space="preserve"> </w:t>
+      </w:r>
+      <w:r>
+        <w:t xml:space="preserve">— Diffie &amp; Hellman, bir programı</w:t>
+      </w:r>
+      <w:r>
+        <w:t xml:space="preserve"> </w:t>
+      </w:r>
+      <w:r>
+        <w:t xml:space="preserve">“anlaşılmaz ama çalışır”</w:t>
+      </w:r>
+      <w:r>
+        <w:t xml:space="preserve"> </w:t>
+      </w:r>
+      <w:r>
+        <w:t xml:space="preserve">kılma fikrini ilk kez tartışır (gizlilik-yoluyla değil,</w:t>
+      </w:r>
+      <w:r>
+        <w:t xml:space="preserve"> </w:t>
+      </w:r>
+      <w:r>
+        <w:rPr>
+          <w:b/>
+          <w:bCs/>
+        </w:rPr>
+        <w:t xml:space="preserve">çaba-yoluyla</w:t>
+      </w:r>
+      <w:r>
+        <w:t xml:space="preserve"> </w:t>
+      </w:r>
+      <w:r>
+        <w:t xml:space="preserve">koruma).</w:t>
       </w:r>
     </w:p>
     <w:p>
@@ -1246,35 +1624,61 @@
           <w:b/>
           <w:bCs/>
         </w:rPr>
-        <w:t xml:space="preserve">Kural 2 — Otomasyonu kır.</w:t>
-      </w:r>
-      <w:r>
-        <w:t xml:space="preserve"> </w:t>
-      </w:r>
-      <w:r>
-        <w:t xml:space="preserve">Bir kopyada işe yarayan saldırının bütün kopyalarda otomatik işe yaramamasını sağla.</w:t>
-      </w:r>
-      <w:r>
-        <w:t xml:space="preserve"> </w:t>
-      </w:r>
-      <w:r>
-        <w:t xml:space="preserve">Bunun adı</w:t>
-      </w:r>
-      <w:r>
-        <w:t xml:space="preserve"> </w:t>
-      </w:r>
-      <w:r>
-        <w:rPr>
-          <w:b/>
-          <w:bCs/>
-        </w:rPr>
-        <w:t xml:space="preserve">çeşitlendirmedir</w:t>
-      </w:r>
-      <w:r>
-        <w:t xml:space="preserve"> </w:t>
-      </w:r>
-      <w:r>
-        <w:t xml:space="preserve">(bu haftanın 5. bölümü, 14. haftada araçla).</w:t>
+        <w:t xml:space="preserve">1997</w:t>
+      </w:r>
+      <w:r>
+        <w:t xml:space="preserve"> </w:t>
+      </w:r>
+      <w:r>
+        <w:t xml:space="preserve">— Collberg, Thomborson ve Low ilk</w:t>
+      </w:r>
+      <w:r>
+        <w:t xml:space="preserve"> </w:t>
+      </w:r>
+      <w:r>
+        <w:rPr>
+          <w:b/>
+          <w:bCs/>
+        </w:rPr>
+        <w:t xml:space="preserve">gizleme taksonomisini</w:t>
+      </w:r>
+      <w:r>
+        <w:t xml:space="preserve"> </w:t>
+      </w:r>
+      <w:r>
+        <w:t xml:space="preserve">(düzen · veri · kontrol akışı · önleyici) ve</w:t>
+      </w:r>
+      <w:r>
+        <w:t xml:space="preserve"> </w:t>
+      </w:r>
+      <w:r>
+        <w:rPr>
+          <w:i/>
+          <w:iCs/>
+        </w:rPr>
+        <w:t xml:space="preserve">güç–dayanıklılık–gizlilik–maliyet</w:t>
+      </w:r>
+      <w:r>
+        <w:t xml:space="preserve"> </w:t>
+      </w:r>
+      <w:r>
+        <w:t xml:space="preserve">çerçevesini yayımlar. Bu dersteki</w:t>
+      </w:r>
+      <w:r>
+        <w:t xml:space="preserve"> </w:t>
+      </w:r>
+      <w:r>
+        <w:rPr>
+          <w:b/>
+          <w:bCs/>
+        </w:rPr>
+        <w:t xml:space="preserve">beş aile</w:t>
+      </w:r>
+      <w:r>
+        <w:t xml:space="preserve"> </w:t>
+      </w:r>
+      <w:r>
+        <w:t xml:space="preserve">buradan gelir.</w:t>
       </w:r>
     </w:p>
     <w:p>
@@ -1290,6 +1694,364 @@
           <w:b/>
           <w:bCs/>
         </w:rPr>
+        <w:t xml:space="preserve">2001</w:t>
+      </w:r>
+      <w:r>
+        <w:t xml:space="preserve"> </w:t>
+      </w:r>
+      <w:r>
+        <w:t xml:space="preserve">— Barak vd.</w:t>
+      </w:r>
+      <w:r>
+        <w:t xml:space="preserve"> </w:t>
+      </w:r>
+      <w:r>
+        <w:t xml:space="preserve">“kusursuz (kara-kutu) gizleme genel olarak</w:t>
+      </w:r>
+      <w:r>
+        <w:t xml:space="preserve"> </w:t>
+      </w:r>
+      <w:r>
+        <w:rPr>
+          <w:b/>
+          <w:bCs/>
+        </w:rPr>
+        <w:t xml:space="preserve">imkânsızdır</w:t>
+      </w:r>
+      <w:r>
+        <w:t xml:space="preserve">”</w:t>
+      </w:r>
+      <w:r>
+        <w:t xml:space="preserve"> </w:t>
+      </w:r>
+      <w:r>
+        <w:t xml:space="preserve">teoremini kanıtlar → gizleme bu yüzden</w:t>
+      </w:r>
+      <w:r>
+        <w:t xml:space="preserve"> </w:t>
+      </w:r>
+      <w:r>
+        <w:t xml:space="preserve">“kırılamazlık”</w:t>
+      </w:r>
+      <w:r>
+        <w:t xml:space="preserve"> </w:t>
+      </w:r>
+      <w:r>
+        <w:t xml:space="preserve">değil,</w:t>
+      </w:r>
+      <w:r>
+        <w:t xml:space="preserve"> </w:t>
+      </w:r>
+      <w:r>
+        <w:rPr>
+          <w:b/>
+          <w:bCs/>
+        </w:rPr>
+        <w:t xml:space="preserve">maliyet</w:t>
+      </w:r>
+      <w:r>
+        <w:t xml:space="preserve"> </w:t>
+      </w:r>
+      <w:r>
+        <w:t xml:space="preserve">olarak öğretilir.</w:t>
+      </w:r>
+    </w:p>
+    <w:p>
+      <w:pPr>
+        <w:pStyle w:val="Compact"/>
+        <w:numPr>
+          <w:ilvl w:val="0"/>
+          <w:numId w:val="1002"/>
+        </w:numPr>
+      </w:pPr>
+      <w:r>
+        <w:rPr>
+          <w:b/>
+          <w:bCs/>
+        </w:rPr>
+        <w:t xml:space="preserve">2002</w:t>
+      </w:r>
+      <w:r>
+        <w:t xml:space="preserve"> </w:t>
+      </w:r>
+      <w:r>
+        <w:t xml:space="preserve">— Chow vd.</w:t>
+      </w:r>
+      <w:r>
+        <w:t xml:space="preserve"> </w:t>
+      </w:r>
+      <w:r>
+        <w:rPr>
+          <w:b/>
+          <w:bCs/>
+        </w:rPr>
+        <w:t xml:space="preserve">whitebox AES</w:t>
+      </w:r>
+      <w:r>
+        <w:t xml:space="preserve"> </w:t>
+      </w:r>
+      <w:r>
+        <w:t xml:space="preserve">ile anahtarı yazılıma gömme fikrini başlatır (11. hafta).</w:t>
+      </w:r>
+    </w:p>
+    <w:p>
+      <w:pPr>
+        <w:pStyle w:val="Compact"/>
+        <w:numPr>
+          <w:ilvl w:val="0"/>
+          <w:numId w:val="1002"/>
+        </w:numPr>
+      </w:pPr>
+      <w:r>
+        <w:rPr>
+          <w:b/>
+          <w:bCs/>
+        </w:rPr>
+        <w:t xml:space="preserve">2010’lar</w:t>
+      </w:r>
+      <w:r>
+        <w:t xml:space="preserve"> </w:t>
+      </w:r>
+      <w:r>
+        <w:t xml:space="preserve">— DRM, mobil bankacılık ve oyun sektörü gizlemeyi yaygınlaştırır;</w:t>
+      </w:r>
+      <w:r>
+        <w:t xml:space="preserve"> </w:t>
+      </w:r>
+      <w:r>
+        <w:rPr>
+          <w:b/>
+          <w:bCs/>
+        </w:rPr>
+        <w:t xml:space="preserve">Tigress</w:t>
+      </w:r>
+      <w:r>
+        <w:t xml:space="preserve"> </w:t>
+      </w:r>
+      <w:r>
+        <w:t xml:space="preserve">(Collberg) ve</w:t>
+      </w:r>
+      <w:r>
+        <w:t xml:space="preserve"> </w:t>
+      </w:r>
+      <w:r>
+        <w:rPr>
+          <w:b/>
+          <w:bCs/>
+        </w:rPr>
+        <w:t xml:space="preserve">Obfuscator-LLVM</w:t>
+      </w:r>
+      <w:r>
+        <w:t xml:space="preserve"> </w:t>
+      </w:r>
+      <w:r>
+        <w:t xml:space="preserve">işi araç hâline getirir (14. hafta).</w:t>
+      </w:r>
+    </w:p>
+    <w:p>
+      <w:pPr>
+        <w:pStyle w:val="BlockText"/>
+      </w:pPr>
+      <w:r>
+        <w:t xml:space="preserve">Yani gizleme, akademik bir</w:t>
+      </w:r>
+      <w:r>
+        <w:t xml:space="preserve"> </w:t>
+      </w:r>
+      <w:r>
+        <w:rPr>
+          <w:b/>
+          <w:bCs/>
+        </w:rPr>
+        <w:t xml:space="preserve">imkânsızlık</w:t>
+      </w:r>
+      <w:r>
+        <w:t xml:space="preserve"> </w:t>
+      </w:r>
+      <w:r>
+        <w:t xml:space="preserve">sonucunun üzerine kurulmuş</w:t>
+      </w:r>
+      <w:r>
+        <w:t xml:space="preserve"> </w:t>
+      </w:r>
+      <w:r>
+        <w:rPr>
+          <w:b/>
+          <w:bCs/>
+        </w:rPr>
+        <w:t xml:space="preserve">pratik bir geciktirme</w:t>
+      </w:r>
+      <w:r>
+        <w:t xml:space="preserve"> </w:t>
+      </w:r>
+      <w:r>
+        <w:t xml:space="preserve">disiplinidir.</w:t>
+      </w:r>
+    </w:p>
+    <w:p>
+      <w:pPr>
+        <w:pStyle w:val="FirstParagraph"/>
+      </w:pPr>
+      <w:r>
+        <w:t xml:space="preserve">Bu modelde bir gerçekle başlamak dürüstlüktür:</w:t>
+      </w:r>
+      <w:r>
+        <w:t xml:space="preserve"> </w:t>
+      </w:r>
+      <w:r>
+        <w:rPr>
+          <w:b/>
+          <w:bCs/>
+        </w:rPr>
+        <w:t xml:space="preserve">yeterli zamanı, becerisi ve motivasyonu olan bir saldırgan her</w:t>
+      </w:r>
+      <w:r>
+        <w:rPr>
+          <w:b/>
+          <w:bCs/>
+        </w:rPr>
+        <w:t xml:space="preserve"> </w:t>
+      </w:r>
+      <w:r>
+        <w:rPr>
+          <w:b/>
+          <w:bCs/>
+        </w:rPr>
+        <w:t xml:space="preserve">gizlemeyi eninde sonunda çözer.</w:t>
+      </w:r>
+      <w:r>
+        <w:t xml:space="preserve"> </w:t>
+      </w:r>
+      <w:r>
+        <w:t xml:space="preserve">Cookbook bunu açıkça söyler (Tarif 12.1): anti-tampering önlemleri</w:t>
+      </w:r>
+      <w:r>
+        <w:t xml:space="preserve"> </w:t>
+      </w:r>
+      <w:r>
+        <w:t xml:space="preserve">“kırılamaz”</w:t>
+      </w:r>
+      <w:r>
+        <w:t xml:space="preserve"> </w:t>
+      </w:r>
+      <w:r>
+        <w:t xml:space="preserve">değildir; amaçları</w:t>
+      </w:r>
+      <w:r>
+        <w:t xml:space="preserve"> </w:t>
+      </w:r>
+      <w:r>
+        <w:rPr>
+          <w:b/>
+          <w:bCs/>
+        </w:rPr>
+        <w:t xml:space="preserve">kırmayı ekonomik olmaktan çıkarmaktır</w:t>
+      </w:r>
+      <w:r>
+        <w:t xml:space="preserve">. O yüzden gizlemeyi bir sır saklama yöntemi değil, bir</w:t>
+      </w:r>
+      <w:r>
+        <w:t xml:space="preserve"> </w:t>
+      </w:r>
+      <w:r>
+        <w:rPr>
+          <w:b/>
+          <w:bCs/>
+        </w:rPr>
+        <w:t xml:space="preserve">maliyet yükseltme kuralı</w:t>
+      </w:r>
+      <w:r>
+        <w:t xml:space="preserve"> </w:t>
+      </w:r>
+      <w:r>
+        <w:t xml:space="preserve">olarak ele alırız:</w:t>
+      </w:r>
+    </w:p>
+    <w:p>
+      <w:pPr>
+        <w:pStyle w:val="Compact"/>
+        <w:numPr>
+          <w:ilvl w:val="0"/>
+          <w:numId w:val="1003"/>
+        </w:numPr>
+      </w:pPr>
+      <w:r>
+        <w:rPr>
+          <w:b/>
+          <w:bCs/>
+        </w:rPr>
+        <w:t xml:space="preserve">Kural 1 — Maliyeti değerin üstüne çıkar.</w:t>
+      </w:r>
+      <w:r>
+        <w:t xml:space="preserve"> </w:t>
+      </w:r>
+      <w:r>
+        <w:t xml:space="preserve">Saldırıyı, korunan varlığın değerinden daha pahalı hale getir. 10 TL’lik</w:t>
+      </w:r>
+      <w:r>
+        <w:t xml:space="preserve"> </w:t>
+      </w:r>
+      <w:r>
+        <w:t xml:space="preserve">bir sırrı 1000 TL’lik bir çabayla korumak akıldışıdır; tersi de geçerlidir.</w:t>
+      </w:r>
+    </w:p>
+    <w:p>
+      <w:pPr>
+        <w:pStyle w:val="Compact"/>
+        <w:numPr>
+          <w:ilvl w:val="0"/>
+          <w:numId w:val="1003"/>
+        </w:numPr>
+      </w:pPr>
+      <w:r>
+        <w:rPr>
+          <w:b/>
+          <w:bCs/>
+        </w:rPr>
+        <w:t xml:space="preserve">Kural 2 — Otomasyonu kır.</w:t>
+      </w:r>
+      <w:r>
+        <w:t xml:space="preserve"> </w:t>
+      </w:r>
+      <w:r>
+        <w:t xml:space="preserve">Bir kopyada işe yarayan saldırının bütün kopyalarda otomatik işe yaramamasını sağla.</w:t>
+      </w:r>
+      <w:r>
+        <w:t xml:space="preserve"> </w:t>
+      </w:r>
+      <w:r>
+        <w:t xml:space="preserve">Bunun adı</w:t>
+      </w:r>
+      <w:r>
+        <w:t xml:space="preserve"> </w:t>
+      </w:r>
+      <w:r>
+        <w:rPr>
+          <w:b/>
+          <w:bCs/>
+        </w:rPr>
+        <w:t xml:space="preserve">çeşitlendirmedir</w:t>
+      </w:r>
+      <w:r>
+        <w:t xml:space="preserve"> </w:t>
+      </w:r>
+      <w:r>
+        <w:t xml:space="preserve">(bu haftanın 5. bölümü, 14. haftada araçla).</w:t>
+      </w:r>
+    </w:p>
+    <w:p>
+      <w:pPr>
+        <w:pStyle w:val="Compact"/>
+        <w:numPr>
+          <w:ilvl w:val="0"/>
+          <w:numId w:val="1003"/>
+        </w:numPr>
+      </w:pPr>
+      <w:r>
+        <w:rPr>
+          <w:b/>
+          <w:bCs/>
+        </w:rPr>
         <w:t xml:space="preserve">Kural 3 — Diğer katmanlara zaman kazandır.</w:t>
       </w:r>
       <w:r>
@@ -1459,7 +2221,7 @@
       </w:r>
     </w:p>
     <w:bookmarkEnd w:id="20"/>
-    <w:bookmarkStart w:id="21" w:name="gizleme-taksonomisi-beş-aile"/>
+    <w:bookmarkStart w:id="24" w:name="gizleme-taksonomisi-beş-aile"/>
     <w:p>
       <w:pPr>
         <w:pStyle w:val="Heading2"/>
@@ -1522,6 +2284,53 @@
       </w:r>
       <w:r>
         <w:t xml:space="preserve">netleştiriyoruz.</w:t>
+      </w:r>
+    </w:p>
+    <w:p>
+      <w:pPr>
+        <w:pStyle w:val="BodyText"/>
+      </w:pPr>
+      <w:r>
+        <w:drawing>
+          <wp:inline>
+            <wp:extent cx="5759999" cy="468090"/>
+            <wp:effectExtent b="0" l="0" r="0" t="0"/>
+            <wp:docPr descr="" title="" id="22" name="Picture"/>
+            <a:graphic>
+              <a:graphicData uri="http://schemas.openxmlformats.org/drawingml/2006/picture">
+                <pic:pic>
+                  <pic:nvPicPr>
+                    <pic:cNvPr descr="diyagram-1.png" id="23" name="Picture"/>
+                    <pic:cNvPicPr>
+                      <a:picLocks noChangeArrowheads="1" noChangeAspect="1"/>
+                    </pic:cNvPicPr>
+                  </pic:nvPicPr>
+                  <pic:blipFill>
+                    <a:blip r:embed="rId21"/>
+                    <a:stretch>
+                      <a:fillRect/>
+                    </a:stretch>
+                  </pic:blipFill>
+                  <pic:spPr bwMode="auto">
+                    <a:xfrm>
+                      <a:off x="0" y="0"/>
+                      <a:ext cx="5759999" cy="468090"/>
+                    </a:xfrm>
+                    <a:prstGeom prst="rect">
+                      <a:avLst/>
+                    </a:prstGeom>
+                    <a:noFill/>
+                    <a:ln w="9525">
+                      <a:noFill/>
+                      <a:headEnd/>
+                      <a:tailEnd/>
+                    </a:ln>
+                  </pic:spPr>
+                </pic:pic>
+              </a:graphicData>
+            </a:graphic>
+          </wp:inline>
+        </w:drawing>
       </w:r>
     </w:p>
     <w:tbl>
@@ -1951,8 +2760,8 @@
         <w:t xml:space="preserve">mükemmelleştirmek yerine, birkaç basit tekniği veri gizlemeyle birlikte kullanmak daha verimlidir.</w:t>
       </w:r>
     </w:p>
-    <w:bookmarkEnd w:id="21"/>
-    <w:bookmarkStart w:id="22" w:name="gizleme-ne-verir-ne-vermez"/>
+    <w:bookmarkEnd w:id="24"/>
+    <w:bookmarkStart w:id="25" w:name="gizleme-ne-verir-ne-vermez"/>
     <w:p>
       <w:pPr>
         <w:pStyle w:val="Heading2"/>
@@ -2353,8 +3162,8 @@
         <w:t xml:space="preserve">değil.</w:t>
       </w:r>
     </w:p>
-    <w:bookmarkEnd w:id="22"/>
-    <w:bookmarkStart w:id="23" w:name="koruma-kuralı-şablonu"/>
+    <w:bookmarkEnd w:id="25"/>
+    <w:bookmarkStart w:id="26" w:name="koruma-kuralı-şablonu"/>
     <w:p>
       <w:pPr>
         <w:pStyle w:val="Heading2"/>
@@ -2521,8 +3330,8 @@
         </w:pict>
       </w:r>
     </w:p>
-    <w:bookmarkEnd w:id="23"/>
-    <w:bookmarkStart w:id="30" w:name="kontrol-akışı-kuralları-ileri"/>
+    <w:bookmarkEnd w:id="26"/>
+    <w:bookmarkStart w:id="33" w:name="kontrol-akışı-kuralları-ileri"/>
     <w:p>
       <w:pPr>
         <w:pStyle w:val="Heading2"/>
@@ -2598,7 +3407,7 @@
         <w:t xml:space="preserve">) üzerinden anlatılır.</w:t>
       </w:r>
     </w:p>
-    <w:bookmarkStart w:id="24" w:name="X5d96f7d716ec935c56341d7066f01ea87f58f65"/>
+    <w:bookmarkStart w:id="27" w:name="X5d96f7d716ec935c56341d7066f01ea87f58f65"/>
     <w:p>
       <w:pPr>
         <w:pStyle w:val="Heading3"/>
@@ -3212,8 +4021,8 @@
         <w:t xml:space="preserve">düzleştirme öncesi/sonrası temel blok sayısı.</w:t>
       </w:r>
     </w:p>
-    <w:bookmarkEnd w:id="24"/>
-    <w:bookmarkStart w:id="25" w:name="Xd1c0b657edd736dd334cdb53ee3995618cf3af5"/>
+    <w:bookmarkEnd w:id="27"/>
+    <w:bookmarkStart w:id="28" w:name="Xd1c0b657edd736dd334cdb53ee3995618cf3af5"/>
     <w:p>
       <w:pPr>
         <w:pStyle w:val="Heading3"/>
@@ -3662,8 +4471,8 @@
         <w:t xml:space="preserve">/bayt araması sonuç vermemeli.</w:t>
       </w:r>
     </w:p>
-    <w:bookmarkEnd w:id="25"/>
-    <w:bookmarkStart w:id="26" w:name="Xd6f7fdf37942ebde9ebc98260544d464bcd82c6"/>
+    <w:bookmarkEnd w:id="28"/>
+    <w:bookmarkStart w:id="29" w:name="Xd6f7fdf37942ebde9ebc98260544d464bcd82c6"/>
     <w:p>
       <w:pPr>
         <w:pStyle w:val="Heading3"/>
@@ -4113,8 +4922,8 @@
         <w:t xml:space="preserve">ölü dalların gerçek dallardan ayırt edilme süresi.</w:t>
       </w:r>
     </w:p>
-    <w:bookmarkEnd w:id="26"/>
-    <w:bookmarkStart w:id="27" w:name="X9a4860a01029f937820197a8889e050602072dc"/>
+    <w:bookmarkEnd w:id="29"/>
+    <w:bookmarkStart w:id="30" w:name="X9a4860a01029f937820197a8889e050602072dc"/>
     <w:p>
       <w:pPr>
         <w:pStyle w:val="Heading3"/>
@@ -4820,3242 +5629,6 @@
       </w:r>
       <w:r>
         <w:t xml:space="preserve">kurallardır:</w:t>
-      </w:r>
-    </w:p>
-    <w:p>
-      <w:pPr>
-        <w:pStyle w:val="Compact"/>
-        <w:numPr>
-          <w:ilvl w:val="0"/>
-          <w:numId w:val="1003"/>
-        </w:numPr>
-      </w:pPr>
-      <w:r>
-        <w:rPr>
-          <w:b/>
-          <w:bCs/>
-        </w:rPr>
-        <w:t xml:space="preserve">Durum değerleri gizlenir</w:t>
-      </w:r>
-      <w:r>
-        <w:t xml:space="preserve"> </w:t>
-      </w:r>
-      <w:r>
-        <w:t xml:space="preserve">(K-02):</w:t>
-      </w:r>
-      <w:r>
-        <w:t xml:space="preserve"> </w:t>
-      </w:r>
-      <w:r>
-        <w:rPr>
-          <w:rStyle w:val="VerbatimChar"/>
-        </w:rPr>
-        <w:t xml:space="preserve">case 1, 2, 3</w:t>
-      </w:r>
-      <w:r>
-        <w:t xml:space="preserve"> </w:t>
-      </w:r>
-      <w:r>
-        <w:t xml:space="preserve">yerine dağınık, aritmetikle üretilen değerler; ardışıklık</w:t>
-      </w:r>
-      <w:r>
-        <w:t xml:space="preserve"> </w:t>
-      </w:r>
-      <w:r>
-        <w:t xml:space="preserve">görünmez.</w:t>
-      </w:r>
-    </w:p>
-    <w:p>
-      <w:pPr>
-        <w:pStyle w:val="Compact"/>
-        <w:numPr>
-          <w:ilvl w:val="0"/>
-          <w:numId w:val="1003"/>
-        </w:numPr>
-      </w:pPr>
-      <w:r>
-        <w:rPr>
-          <w:b/>
-          <w:bCs/>
-        </w:rPr>
-        <w:t xml:space="preserve">Sahte ve ölü bloklar</w:t>
-      </w:r>
-      <w:r>
-        <w:t xml:space="preserve"> </w:t>
-      </w:r>
-      <w:r>
-        <w:t xml:space="preserve">eklenir (K-03): hangi</w:t>
-      </w:r>
-      <w:r>
-        <w:t xml:space="preserve"> </w:t>
-      </w:r>
-      <w:r>
-        <w:rPr>
-          <w:rStyle w:val="VerbatimChar"/>
-        </w:rPr>
-        <w:t xml:space="preserve">case</w:t>
-      </w:r>
-      <w:r>
-        <w:t xml:space="preserve"> </w:t>
-      </w:r>
-      <w:r>
-        <w:t xml:space="preserve">gerçek, ayırt etmek zorlaşır.</w:t>
-      </w:r>
-    </w:p>
-    <w:p>
-      <w:pPr>
-        <w:pStyle w:val="Compact"/>
-        <w:numPr>
-          <w:ilvl w:val="0"/>
-          <w:numId w:val="1003"/>
-        </w:numPr>
-      </w:pPr>
-      <w:r>
-        <w:rPr>
-          <w:b/>
-          <w:bCs/>
-        </w:rPr>
-        <w:t xml:space="preserve">Rastgele çıkış</w:t>
-      </w:r>
-      <w:r>
-        <w:t xml:space="preserve"> </w:t>
-      </w:r>
-      <w:r>
-        <w:t xml:space="preserve">(K-05): hata</w:t>
-      </w:r>
-      <w:r>
-        <w:t xml:space="preserve"> </w:t>
-      </w:r>
-      <w:r>
-        <w:rPr>
-          <w:rStyle w:val="VerbatimChar"/>
-        </w:rPr>
-        <w:t xml:space="preserve">default</w:t>
-      </w:r>
-      <w:r>
-        <w:t xml:space="preserve"> </w:t>
-      </w:r>
-      <w:r>
-        <w:t xml:space="preserve">dalından, öngörülemeyen bir durumla çıkar.</w:t>
-      </w:r>
-    </w:p>
-    <w:p>
-      <w:pPr>
-        <w:pStyle w:val="Compact"/>
-        <w:numPr>
-          <w:ilvl w:val="0"/>
-          <w:numId w:val="1003"/>
-        </w:numPr>
-      </w:pPr>
-      <w:r>
-        <w:rPr>
-          <w:b/>
-          <w:bCs/>
-        </w:rPr>
-        <w:t xml:space="preserve">Opak yüklemlerle</w:t>
-      </w:r>
-      <w:r>
-        <w:t xml:space="preserve"> </w:t>
-      </w:r>
-      <w:r>
-        <w:t xml:space="preserve">dallanma (K-01):</w:t>
-      </w:r>
-      <w:r>
-        <w:t xml:space="preserve"> </w:t>
-      </w:r>
-      <w:r>
-        <w:rPr>
-          <w:rStyle w:val="VerbatimChar"/>
-        </w:rPr>
-        <w:t xml:space="preserve">case</w:t>
-      </w:r>
-      <w:r>
-        <w:t xml:space="preserve"> </w:t>
-      </w:r>
-      <w:r>
-        <w:t xml:space="preserve">geçişleri sabit değil, opak koşullara bağlıdır.</w:t>
-      </w:r>
-    </w:p>
-    <w:p>
-      <w:pPr>
-        <w:pStyle w:val="FirstParagraph"/>
-      </w:pPr>
-      <w:r>
-        <w:rPr>
-          <w:b/>
-          <w:bCs/>
-        </w:rPr>
-        <w:t xml:space="preserve">Maliyet:</w:t>
-      </w:r>
-      <w:r>
-        <w:t xml:space="preserve"> </w:t>
-      </w:r>
-      <w:r>
-        <w:t xml:space="preserve">orta–yüksek (blok sayısı ve dal çok artar, başarım düşer).</w:t>
-      </w:r>
-      <w:r>
-        <w:t xml:space="preserve"> </w:t>
-      </w:r>
-      <w:r>
-        <w:rPr>
-          <w:b/>
-          <w:bCs/>
-        </w:rPr>
-        <w:t xml:space="preserve">Sınır:</w:t>
-      </w:r>
-      <w:r>
-        <w:t xml:space="preserve"> </w:t>
-      </w:r>
-      <w:r>
-        <w:t xml:space="preserve">yalnız düzleştirme, sembolik</w:t>
-      </w:r>
-      <w:r>
-        <w:t xml:space="preserve"> </w:t>
-      </w:r>
-      <w:r>
-        <w:t xml:space="preserve">yürütmeyle (bölüm 5) geri açılabilir; gücü güçlendirmelerden gelir.</w:t>
-      </w:r>
-      <w:r>
-        <w:t xml:space="preserve"> </w:t>
-      </w:r>
-      <w:r>
-        <w:rPr>
-          <w:b/>
-          <w:bCs/>
-        </w:rPr>
-        <w:t xml:space="preserve">Ölçüm:</w:t>
-      </w:r>
-      <w:r>
-        <w:t xml:space="preserve"> </w:t>
-      </w:r>
-      <w:r>
-        <w:t xml:space="preserve">tersine derleyicide CFG düğüm/kenar</w:t>
-      </w:r>
-      <w:r>
-        <w:t xml:space="preserve"> </w:t>
-      </w:r>
-      <w:r>
-        <w:t xml:space="preserve">sayısı, bir denetimi izlemek için gereken süre.</w:t>
-      </w:r>
-    </w:p>
-    <w:bookmarkEnd w:id="27"/>
-    <w:bookmarkStart w:id="28" w:name="X8e518d7a8f93597bdce0694a59da667c7721923"/>
-    <w:p>
-      <w:pPr>
-        <w:pStyle w:val="Heading3"/>
-      </w:pPr>
-      <w:r>
-        <w:t xml:space="preserve">KURAL K-05 — Kontrol akışından rastgele çıkış</w:t>
-      </w:r>
-    </w:p>
-    <w:p>
-      <w:pPr>
-        <w:pStyle w:val="FirstParagraph"/>
-      </w:pPr>
-      <w:r>
-        <w:rPr>
-          <w:b/>
-          <w:bCs/>
-        </w:rPr>
-        <w:t xml:space="preserve">Neyi korur?</w:t>
-      </w:r>
-      <w:r>
-        <w:t xml:space="preserve"> </w:t>
-      </w:r>
-      <w:r>
-        <w:t xml:space="preserve">Bir denetimin</w:t>
-      </w:r>
-      <w:r>
-        <w:t xml:space="preserve"> </w:t>
-      </w:r>
-      <w:r>
-        <w:rPr>
-          <w:b/>
-          <w:bCs/>
-        </w:rPr>
-        <w:t xml:space="preserve">nerede</w:t>
-      </w:r>
-      <w:r>
-        <w:t xml:space="preserve"> </w:t>
-      </w:r>
-      <w:r>
-        <w:t xml:space="preserve">başarısız olduğunu. Saldırgan çoğu zaman</w:t>
-      </w:r>
-      <w:r>
-        <w:t xml:space="preserve"> </w:t>
-      </w:r>
-      <w:r>
-        <w:t xml:space="preserve">“başarısızlık dalını”</w:t>
-      </w:r>
-      <w:r>
-        <w:t xml:space="preserve"> </w:t>
-      </w:r>
-      <w:r>
-        <w:t xml:space="preserve">bulup onu</w:t>
-      </w:r>
-      <w:r>
-        <w:t xml:space="preserve"> </w:t>
-      </w:r>
-      <w:r>
-        <w:t xml:space="preserve">“başarı dalına”</w:t>
-      </w:r>
-      <w:r>
-        <w:t xml:space="preserve"> </w:t>
-      </w:r>
-      <w:r>
-        <w:t xml:space="preserve">çevirmeye çalışır.</w:t>
-      </w:r>
-      <w:r>
-        <w:t xml:space="preserve"> </w:t>
-      </w:r>
-      <w:r>
-        <w:rPr>
-          <w:b/>
-          <w:bCs/>
-        </w:rPr>
-        <w:t xml:space="preserve">Nasıl?</w:t>
-      </w:r>
-      <w:r>
-        <w:t xml:space="preserve"> </w:t>
-      </w:r>
-      <w:r>
-        <w:t xml:space="preserve">Kılavuzun anlattığı gibi: bir denetim başarısız olduğunda, program</w:t>
-      </w:r>
-      <w:r>
-        <w:t xml:space="preserve"> </w:t>
-      </w:r>
-      <w:r>
-        <w:t xml:space="preserve">doğrudan bir</w:t>
-      </w:r>
-      <w:r>
-        <w:t xml:space="preserve"> </w:t>
-      </w:r>
-      <w:r>
-        <w:t xml:space="preserve">“return RED”</w:t>
-      </w:r>
-      <w:r>
-        <w:t xml:space="preserve"> </w:t>
-      </w:r>
-      <w:r>
-        <w:t xml:space="preserve">satırına gitmez; bunun yerine durum değişkeni</w:t>
-      </w:r>
-      <w:r>
-        <w:t xml:space="preserve"> </w:t>
-      </w:r>
-      <w:r>
-        <w:rPr>
-          <w:b/>
-          <w:bCs/>
-        </w:rPr>
-        <w:t xml:space="preserve">öngörülemeyen büyük bir değere</w:t>
-      </w:r>
-      <w:r>
-        <w:t xml:space="preserve"> </w:t>
-      </w:r>
-      <w:r>
-        <w:t xml:space="preserve">ayarlanır</w:t>
-      </w:r>
-      <w:r>
-        <w:t xml:space="preserve"> </w:t>
-      </w:r>
-      <w:r>
-        <w:t xml:space="preserve">ve fonksiyon</w:t>
-      </w:r>
-      <w:r>
-        <w:t xml:space="preserve"> </w:t>
-      </w:r>
-      <w:r>
-        <w:rPr>
-          <w:rStyle w:val="VerbatimChar"/>
-        </w:rPr>
-        <w:t xml:space="preserve">default</w:t>
-      </w:r>
-      <w:r>
-        <w:t xml:space="preserve"> </w:t>
-      </w:r>
-      <w:r>
-        <w:t xml:space="preserve">dalından çıkar. Başarılı çıkış da aynı yöntemle yapılabilir, böylece başarı ve başarısızlık</w:t>
-      </w:r>
-      <w:r>
-        <w:t xml:space="preserve"> </w:t>
-      </w:r>
-      <w:r>
-        <w:t xml:space="preserve">akışta birbirine benzer.</w:t>
-      </w:r>
-    </w:p>
-    <w:p>
-      <w:pPr>
-        <w:pStyle w:val="BodyText"/>
-      </w:pPr>
-      <w:r>
-        <w:rPr>
-          <w:b/>
-          <w:bCs/>
-        </w:rPr>
-        <w:t xml:space="preserve">Rastgele çıkış: hata noktası akıştan okunamaz</w:t>
-      </w:r>
-    </w:p>
-    <w:p>
-      <w:pPr>
-        <w:pStyle w:val="SourceCode"/>
-      </w:pPr>
-      <w:r>
-        <w:rPr>
-          <w:rStyle w:val="ControlFlowTok"/>
-        </w:rPr>
-        <w:t xml:space="preserve">if</w:t>
-      </w:r>
-      <w:r>
-        <w:rPr>
-          <w:rStyle w:val="NormalTok"/>
-        </w:rPr>
-        <w:t xml:space="preserve"> </w:t>
-      </w:r>
-      <w:r>
-        <w:rPr>
-          <w:rStyle w:val="OperatorTok"/>
-        </w:rPr>
-        <w:t xml:space="preserve">(!</w:t>
-      </w:r>
-      <w:r>
-        <w:rPr>
-          <w:rStyle w:val="NormalTok"/>
-        </w:rPr>
-        <w:t xml:space="preserve">imza_gecerli</w:t>
-      </w:r>
-      <w:r>
-        <w:rPr>
-          <w:rStyle w:val="OperatorTok"/>
-        </w:rPr>
-        <w:t xml:space="preserve">(</w:t>
-      </w:r>
-      <w:r>
-        <w:rPr>
-          <w:rStyle w:val="NormalTok"/>
-        </w:rPr>
-        <w:t xml:space="preserve">p</w:t>
-      </w:r>
-      <w:r>
-        <w:rPr>
-          <w:rStyle w:val="OperatorTok"/>
-        </w:rPr>
-        <w:t xml:space="preserve">))</w:t>
-      </w:r>
-      <w:r>
-        <w:rPr>
-          <w:rStyle w:val="NormalTok"/>
-        </w:rPr>
-        <w:t xml:space="preserve"> </w:t>
-      </w:r>
-      <w:r>
-        <w:rPr>
-          <w:rStyle w:val="OperatorTok"/>
-        </w:rPr>
-        <w:t xml:space="preserve">{</w:t>
-      </w:r>
-      <w:r>
-        <w:br/>
-      </w:r>
-      <w:r>
-        <w:rPr>
-          <w:rStyle w:val="NormalTok"/>
-        </w:rPr>
-        <w:t xml:space="preserve">    durum </w:t>
-      </w:r>
-      <w:r>
-        <w:rPr>
-          <w:rStyle w:val="OperatorTok"/>
-        </w:rPr>
-        <w:t xml:space="preserve">=</w:t>
-      </w:r>
-      <w:r>
-        <w:rPr>
-          <w:rStyle w:val="NormalTok"/>
-        </w:rPr>
-        <w:t xml:space="preserve"> kararsiz_deger</w:t>
-      </w:r>
-      <w:r>
-        <w:rPr>
-          <w:rStyle w:val="OperatorTok"/>
-        </w:rPr>
-        <w:t xml:space="preserve">();</w:t>
-      </w:r>
-      <w:r>
-        <w:rPr>
-          <w:rStyle w:val="NormalTok"/>
-        </w:rPr>
-        <w:t xml:space="preserve">   </w:t>
-      </w:r>
-      <w:r>
-        <w:rPr>
-          <w:rStyle w:val="CommentTok"/>
-        </w:rPr>
-        <w:t xml:space="preserve">/* switch'te tanımlı olmayan bir değer → default */</w:t>
-      </w:r>
-      <w:r>
-        <w:br/>
-      </w:r>
-      <w:r>
-        <w:rPr>
-          <w:rStyle w:val="NormalTok"/>
-        </w:rPr>
-        <w:t xml:space="preserve">    </w:t>
-      </w:r>
-      <w:r>
-        <w:rPr>
-          <w:rStyle w:val="ControlFlowTok"/>
-        </w:rPr>
-        <w:t xml:space="preserve">break</w:t>
-      </w:r>
-      <w:r>
-        <w:rPr>
-          <w:rStyle w:val="OperatorTok"/>
-        </w:rPr>
-        <w:t xml:space="preserve">;</w:t>
-      </w:r>
-      <w:r>
-        <w:br/>
-      </w:r>
-      <w:r>
-        <w:rPr>
-          <w:rStyle w:val="OperatorTok"/>
-        </w:rPr>
-        <w:t xml:space="preserve">}</w:t>
-      </w:r>
-    </w:p>
-    <w:p>
-      <w:pPr>
-        <w:pStyle w:val="FirstParagraph"/>
-      </w:pPr>
-      <w:r>
-        <w:rPr>
-          <w:b/>
-          <w:bCs/>
-        </w:rPr>
-        <w:t xml:space="preserve">Maliyet:</w:t>
-      </w:r>
-      <w:r>
-        <w:t xml:space="preserve"> </w:t>
-      </w:r>
-      <w:r>
-        <w:t xml:space="preserve">düşük.</w:t>
-      </w:r>
-      <w:r>
-        <w:t xml:space="preserve"> </w:t>
-      </w:r>
-      <w:r>
-        <w:rPr>
-          <w:b/>
-          <w:bCs/>
-        </w:rPr>
-        <w:t xml:space="preserve">Sınır:</w:t>
-      </w:r>
-      <w:r>
-        <w:t xml:space="preserve"> </w:t>
-      </w:r>
-      <w:r>
-        <w:t xml:space="preserve">tek başına değil, düzleştirmeyle birlikte anlamlıdır.</w:t>
-      </w:r>
-      <w:r>
-        <w:t xml:space="preserve"> </w:t>
-      </w:r>
-      <w:r>
-        <w:rPr>
-          <w:b/>
-          <w:bCs/>
-        </w:rPr>
-        <w:t xml:space="preserve">Ölçüm:</w:t>
-      </w:r>
-      <w:r>
-        <w:t xml:space="preserve"> </w:t>
-      </w:r>
-      <w:r>
-        <w:t xml:space="preserve">“başarısızlık dalını</w:t>
-      </w:r>
-      <w:r>
-        <w:t xml:space="preserve"> </w:t>
-      </w:r>
-      <w:r>
-        <w:t xml:space="preserve">bul ve tersine çevir”</w:t>
-      </w:r>
-      <w:r>
-        <w:t xml:space="preserve"> </w:t>
-      </w:r>
-      <w:r>
-        <w:t xml:space="preserve">saldırısının süresi; ideal olarak tek bir bayt yaması denetimi atlatmaya yetmemeli.</w:t>
-      </w:r>
-    </w:p>
-    <w:bookmarkEnd w:id="28"/>
-    <w:bookmarkStart w:id="29" w:name="X015b959666dcbb5eefb9c13946478da5061df8c"/>
-    <w:p>
-      <w:pPr>
-        <w:pStyle w:val="Heading3"/>
-      </w:pPr>
-      <w:r>
-        <w:t xml:space="preserve">KURAL K-06 — Fonksiyon çağrılarının ve dış kütüphane bağımlılığının gizlenmesi</w:t>
-      </w:r>
-    </w:p>
-    <w:p>
-      <w:pPr>
-        <w:pStyle w:val="FirstParagraph"/>
-      </w:pPr>
-      <w:r>
-        <w:rPr>
-          <w:b/>
-          <w:bCs/>
-        </w:rPr>
-        <w:t xml:space="preserve">Neyi korur?</w:t>
-      </w:r>
-      <w:r>
-        <w:t xml:space="preserve"> </w:t>
-      </w:r>
-      <w:r>
-        <w:t xml:space="preserve">“Şu fonksiyon</w:t>
-      </w:r>
-      <w:r>
-        <w:t xml:space="preserve"> </w:t>
-      </w:r>
-      <w:r>
-        <w:rPr>
-          <w:rStyle w:val="VerbatimChar"/>
-        </w:rPr>
-        <w:t xml:space="preserve">memcmp</w:t>
-      </w:r>
-      <w:r>
-        <w:t xml:space="preserve"> </w:t>
-      </w:r>
-      <w:r>
-        <w:t xml:space="preserve">çağırıyor, demek ki bir karşılaştırma yapıyor”</w:t>
-      </w:r>
-      <w:r>
-        <w:t xml:space="preserve"> </w:t>
-      </w:r>
-      <w:r>
-        <w:t xml:space="preserve">gibi ipuçlarını. Standart</w:t>
-      </w:r>
-      <w:r>
-        <w:t xml:space="preserve"> </w:t>
-      </w:r>
-      <w:r>
-        <w:t xml:space="preserve">kütüphane çağrıları, saldırgana bir fonksiyonun ne yaptığını doğrudan söyler.</w:t>
-      </w:r>
-      <w:r>
-        <w:t xml:space="preserve"> </w:t>
-      </w:r>
-      <w:r>
-        <w:rPr>
-          <w:b/>
-          <w:bCs/>
-        </w:rPr>
-        <w:t xml:space="preserve">Nasıl?</w:t>
-      </w:r>
-      <w:r>
-        <w:t xml:space="preserve"> </w:t>
-      </w:r>
-      <w:r>
-        <w:t xml:space="preserve">Kritik yollarda standart</w:t>
-      </w:r>
-      <w:r>
-        <w:t xml:space="preserve"> </w:t>
-      </w:r>
-      <w:r>
-        <w:t xml:space="preserve">kütüphane fonksiyonları</w:t>
-      </w:r>
-      <w:r>
-        <w:t xml:space="preserve"> </w:t>
-      </w:r>
-      <w:r>
-        <w:rPr>
-          <w:b/>
-          <w:bCs/>
-        </w:rPr>
-        <w:t xml:space="preserve">kendi iç sürümleriyle</w:t>
-      </w:r>
-      <w:r>
-        <w:t xml:space="preserve"> </w:t>
-      </w:r>
-      <w:r>
-        <w:t xml:space="preserve">değiştirilir (ör. sabit zamanlı kendi</w:t>
-      </w:r>
-      <w:r>
-        <w:t xml:space="preserve"> </w:t>
-      </w:r>
-      <w:r>
-        <w:rPr>
-          <w:rStyle w:val="VerbatimChar"/>
-        </w:rPr>
-        <w:t xml:space="preserve">esit_mi</w:t>
-      </w:r>
-      <w:r>
-        <w:t xml:space="preserve"> </w:t>
-      </w:r>
-      <w:r>
-        <w:t xml:space="preserve">fonksiyonunuz),</w:t>
-      </w:r>
-      <w:r>
-        <w:t xml:space="preserve"> </w:t>
-      </w:r>
-      <w:r>
-        <w:t xml:space="preserve">böylece bağlantı çözümleyicide tanınan bir ad görünmez. Kılavuz ayrıca</w:t>
-      </w:r>
-      <w:r>
-        <w:t xml:space="preserve"> </w:t>
-      </w:r>
-      <w:r>
-        <w:rPr>
-          <w:b/>
-          <w:bCs/>
-        </w:rPr>
-        <w:t xml:space="preserve">fonksiyon parametrelerinin gizlenmesini</w:t>
-      </w:r>
-      <w:r>
-        <w:t xml:space="preserve"> </w:t>
-      </w:r>
-      <w:r>
-        <w:t xml:space="preserve">ve</w:t>
-      </w:r>
-      <w:r>
-        <w:t xml:space="preserve"> </w:t>
-      </w:r>
-      <w:r>
-        <w:rPr>
-          <w:b/>
-          <w:bCs/>
-        </w:rPr>
-        <w:t xml:space="preserve">sahte parametreler</w:t>
-      </w:r>
-      <w:r>
-        <w:t xml:space="preserve"> </w:t>
-      </w:r>
-      <w:r>
-        <w:t xml:space="preserve">eklenmesini de ayrı kurallar olarak listeler: gerçek parametrelerin yanına hiç kullanılmayan</w:t>
-      </w:r>
-      <w:r>
-        <w:t xml:space="preserve"> </w:t>
-      </w:r>
-      <w:r>
-        <w:t xml:space="preserve">sahte parametreler konur; imza, saldırgan için yanıltıcı olur.</w:t>
-      </w:r>
-    </w:p>
-    <w:p>
-      <w:pPr>
-        <w:pStyle w:val="BodyText"/>
-      </w:pPr>
-      <w:r>
-        <w:rPr>
-          <w:b/>
-          <w:bCs/>
-        </w:rPr>
-        <w:t xml:space="preserve">Maliyet:</w:t>
-      </w:r>
-      <w:r>
-        <w:t xml:space="preserve"> </w:t>
-      </w:r>
-      <w:r>
-        <w:t xml:space="preserve">düşük–orta (kendi sürümleri bakım ister).</w:t>
-      </w:r>
-      <w:r>
-        <w:t xml:space="preserve"> </w:t>
-      </w:r>
-      <w:r>
-        <w:rPr>
-          <w:b/>
-          <w:bCs/>
-        </w:rPr>
-        <w:t xml:space="preserve">Sınır:</w:t>
-      </w:r>
-      <w:r>
-        <w:t xml:space="preserve"> </w:t>
-      </w:r>
-      <w:r>
-        <w:t xml:space="preserve">davranış analizi yine de ne yaptığını gösterebilir;</w:t>
-      </w:r>
-      <w:r>
-        <w:t xml:space="preserve"> </w:t>
-      </w:r>
-      <w:r>
-        <w:t xml:space="preserve">bu bir</w:t>
-      </w:r>
-      <w:r>
-        <w:t xml:space="preserve"> </w:t>
-      </w:r>
-      <w:r>
-        <w:rPr>
-          <w:b/>
-          <w:bCs/>
-        </w:rPr>
-        <w:t xml:space="preserve">gecikme</w:t>
-      </w:r>
-      <w:r>
-        <w:t xml:space="preserve"> </w:t>
-      </w:r>
-      <w:r>
-        <w:t xml:space="preserve">kuralıdır.</w:t>
-      </w:r>
-      <w:r>
-        <w:t xml:space="preserve"> </w:t>
-      </w:r>
-      <w:r>
-        <w:rPr>
-          <w:b/>
-          <w:bCs/>
-        </w:rPr>
-        <w:t xml:space="preserve">Ölçüm:</w:t>
-      </w:r>
-      <w:r>
-        <w:t xml:space="preserve"> </w:t>
-      </w:r>
-      <w:r>
-        <w:t xml:space="preserve">ikili dosyada tanınan kütüphane çağrılarının sayısı.</w:t>
-      </w:r>
-    </w:p>
-    <w:p>
-      <w:pPr>
-        <w:pStyle w:val="BlockText"/>
-      </w:pPr>
-      <w:r>
-        <w:rPr>
-          <w:b/>
-          <w:bCs/>
-        </w:rPr>
-        <w:t xml:space="preserve">Kural: sabit zamanlılığı bozma</w:t>
-      </w:r>
-    </w:p>
-    <w:p>
-      <w:pPr>
-        <w:pStyle w:val="BlockText"/>
-      </w:pPr>
-      <w:r>
-        <w:t xml:space="preserve">Kendi karşılaştırma/kripto sürümünüzü yazarken</w:t>
-      </w:r>
-      <w:r>
-        <w:t xml:space="preserve"> </w:t>
-      </w:r>
-      <w:r>
-        <w:rPr>
-          <w:b/>
-          <w:bCs/>
-        </w:rPr>
-        <w:t xml:space="preserve">sabit zamanlı</w:t>
-      </w:r>
-      <w:r>
-        <w:t xml:space="preserve"> </w:t>
-      </w:r>
-      <w:r>
-        <w:t xml:space="preserve">olmasına dikkat edin (3. hafta). Gizleme uğruna</w:t>
-      </w:r>
-      <w:r>
-        <w:t xml:space="preserve"> </w:t>
-      </w:r>
-      <w:r>
-        <w:t xml:space="preserve">erken çıkışlı bir karşılaştırma yazmak, bir</w:t>
-      </w:r>
-      <w:r>
-        <w:t xml:space="preserve"> </w:t>
-      </w:r>
-      <w:r>
-        <w:rPr>
-          <w:b/>
-          <w:bCs/>
-        </w:rPr>
-        <w:t xml:space="preserve">yan kanal</w:t>
-      </w:r>
-      <w:r>
-        <w:t xml:space="preserve"> </w:t>
-      </w:r>
-      <w:r>
-        <w:t xml:space="preserve">açar; koruma eklerken yeni bir açık yaratmayın.</w:t>
-      </w:r>
-    </w:p>
-    <w:p>
-      <w:r>
-        <w:pict>
-          <v:rect style="width:0;height:1.5pt" o:hralign="center" o:hrstd="t" o:hr="t"/>
-        </w:pict>
-      </w:r>
-    </w:p>
-    <w:bookmarkEnd w:id="29"/>
-    <w:bookmarkEnd w:id="30"/>
-    <w:bookmarkStart w:id="34" w:name="veri-gizleme-kuralları"/>
-    <w:p>
-      <w:pPr>
-        <w:pStyle w:val="Heading2"/>
-      </w:pPr>
-      <w:r>
-        <w:t xml:space="preserve">6. Veri gizleme kuralları</w:t>
-      </w:r>
-    </w:p>
-    <w:p>
-      <w:pPr>
-        <w:pStyle w:val="FirstParagraph"/>
-      </w:pPr>
-      <w:r>
-        <w:t xml:space="preserve">Kontrol akışı algoritmanın yapısını gizler;</w:t>
-      </w:r>
-      <w:r>
-        <w:t xml:space="preserve"> </w:t>
-      </w:r>
-      <w:r>
-        <w:rPr>
-          <w:b/>
-          <w:bCs/>
-        </w:rPr>
-        <w:t xml:space="preserve">veri gizleme</w:t>
-      </w:r>
-      <w:r>
-        <w:t xml:space="preserve"> </w:t>
-      </w:r>
-      <w:r>
-        <w:t xml:space="preserve">ise programın işlediği</w:t>
-      </w:r>
-      <w:r>
-        <w:t xml:space="preserve"> </w:t>
-      </w:r>
-      <w:r>
-        <w:rPr>
-          <w:b/>
-          <w:bCs/>
-        </w:rPr>
-        <w:t xml:space="preserve">değerleri</w:t>
-      </w:r>
-      <w:r>
-        <w:t xml:space="preserve"> </w:t>
-      </w:r>
-      <w:r>
-        <w:t xml:space="preserve">gizler: dizgeler,</w:t>
-      </w:r>
-      <w:r>
-        <w:t xml:space="preserve"> </w:t>
-      </w:r>
-      <w:r>
-        <w:t xml:space="preserve">sabitler, tablolar ve değişkenler. Cookbook’un anti-tampering bölümü ile teknik kılavuz burada aynı kuralları</w:t>
-      </w:r>
-      <w:r>
-        <w:t xml:space="preserve"> </w:t>
-      </w:r>
-      <w:r>
-        <w:t xml:space="preserve">listeler.</w:t>
-      </w:r>
-    </w:p>
-    <w:bookmarkStart w:id="31" w:name="kural-k-07-statik-dizgelerin-kodlanması"/>
-    <w:p>
-      <w:pPr>
-        <w:pStyle w:val="Heading3"/>
-      </w:pPr>
-      <w:r>
-        <w:t xml:space="preserve">KURAL K-07 — Statik dizgelerin kodlanması</w:t>
-      </w:r>
-    </w:p>
-    <w:p>
-      <w:pPr>
-        <w:pStyle w:val="FirstParagraph"/>
-      </w:pPr>
-      <w:r>
-        <w:rPr>
-          <w:b/>
-          <w:bCs/>
-        </w:rPr>
-        <w:t xml:space="preserve">Neyi korur?</w:t>
-      </w:r>
-      <w:r>
-        <w:t xml:space="preserve"> </w:t>
-      </w:r>
-      <w:r>
-        <w:t xml:space="preserve">İkili dosyadaki okunabilir metinleri. Tersine mühendisliğin en ucuz ilk adımı</w:t>
-      </w:r>
-      <w:r>
-        <w:t xml:space="preserve"> </w:t>
-      </w:r>
-      <w:r>
-        <w:rPr>
-          <w:rStyle w:val="VerbatimChar"/>
-        </w:rPr>
-        <w:t xml:space="preserve">strings</w:t>
-      </w:r>
-      <w:r>
-        <w:t xml:space="preserve"> </w:t>
-      </w:r>
-      <w:r>
-        <w:t xml:space="preserve">çalıştırmaktır;</w:t>
-      </w:r>
-      <w:r>
-        <w:t xml:space="preserve"> </w:t>
-      </w:r>
-      <w:r>
-        <w:rPr>
-          <w:rStyle w:val="VerbatimChar"/>
-        </w:rPr>
-        <w:t xml:space="preserve">"Lisans gecersiz"</w:t>
-      </w:r>
-      <w:r>
-        <w:t xml:space="preserve"> </w:t>
-      </w:r>
-      <w:r>
-        <w:t xml:space="preserve">ya da bir URL, saldırgana nereye bakacağını söyler.</w:t>
-      </w:r>
-      <w:r>
-        <w:t xml:space="preserve"> </w:t>
-      </w:r>
-      <w:r>
-        <w:rPr>
-          <w:b/>
-          <w:bCs/>
-        </w:rPr>
-        <w:t xml:space="preserve">Nasıl?</w:t>
-      </w:r>
-      <w:r>
-        <w:t xml:space="preserve"> </w:t>
-      </w:r>
-      <w:r>
-        <w:t xml:space="preserve">Hassas dizgeler</w:t>
-      </w:r>
-      <w:r>
-        <w:t xml:space="preserve"> </w:t>
-      </w:r>
-      <w:r>
-        <w:rPr>
-          <w:b/>
-          <w:bCs/>
-        </w:rPr>
-        <w:t xml:space="preserve">derleme öncesinde</w:t>
-      </w:r>
-      <w:r>
-        <w:rPr>
-          <w:b/>
-          <w:bCs/>
-        </w:rPr>
-        <w:t xml:space="preserve"> </w:t>
-      </w:r>
-      <w:r>
-        <w:rPr>
-          <w:b/>
-          <w:bCs/>
-        </w:rPr>
-        <w:t xml:space="preserve">kodlanır</w:t>
-      </w:r>
-      <w:r>
-        <w:t xml:space="preserve"> </w:t>
-      </w:r>
-      <w:r>
-        <w:t xml:space="preserve">(ör. bir XOR anahtarıyla ya da bir üretim betiğiyle şifrelenir), ikili dosyada kodlanmış hâlde durur,</w:t>
-      </w:r>
-      <w:r>
-        <w:t xml:space="preserve"> </w:t>
-      </w:r>
-      <w:r>
-        <w:rPr>
-          <w:b/>
-          <w:bCs/>
-        </w:rPr>
-        <w:t xml:space="preserve">kullanım anında çözülür</w:t>
-      </w:r>
-      <w:r>
-        <w:t xml:space="preserve"> </w:t>
-      </w:r>
-      <w:r>
-        <w:t xml:space="preserve">ve iş biter bitmez</w:t>
-      </w:r>
-      <w:r>
-        <w:t xml:space="preserve"> </w:t>
-      </w:r>
-      <w:r>
-        <w:rPr>
-          <w:b/>
-          <w:bCs/>
-        </w:rPr>
-        <w:t xml:space="preserve">bellekten silinir</w:t>
-      </w:r>
-      <w:r>
-        <w:t xml:space="preserve">.</w:t>
-      </w:r>
-    </w:p>
-    <w:p>
-      <w:pPr>
-        <w:pStyle w:val="BodyText"/>
-      </w:pPr>
-      <w:r>
-        <w:rPr>
-          <w:b/>
-          <w:bCs/>
-        </w:rPr>
-        <w:t xml:space="preserve">Dize kodlama: kullan ve hemen sil (sentetik)</w:t>
-      </w:r>
-    </w:p>
-    <w:p>
-      <w:pPr>
-        <w:pStyle w:val="SourceCode"/>
-      </w:pPr>
-      <w:r>
-        <w:rPr>
-          <w:rStyle w:val="DataTypeTok"/>
-        </w:rPr>
-        <w:t xml:space="preserve">static</w:t>
-      </w:r>
-      <w:r>
-        <w:rPr>
-          <w:rStyle w:val="NormalTok"/>
-        </w:rPr>
-        <w:t xml:space="preserve"> </w:t>
-      </w:r>
-      <w:r>
-        <w:rPr>
-          <w:rStyle w:val="DataTypeTok"/>
-        </w:rPr>
-        <w:t xml:space="preserve">const</w:t>
-      </w:r>
-      <w:r>
-        <w:rPr>
-          <w:rStyle w:val="NormalTok"/>
-        </w:rPr>
-        <w:t xml:space="preserve"> </w:t>
-      </w:r>
-      <w:r>
-        <w:rPr>
-          <w:rStyle w:val="DataTypeTok"/>
-        </w:rPr>
-        <w:t xml:space="preserve">uint8_t</w:t>
-      </w:r>
-      <w:r>
-        <w:rPr>
-          <w:rStyle w:val="NormalTok"/>
-        </w:rPr>
-        <w:t xml:space="preserve"> GIZLI</w:t>
-      </w:r>
-      <w:r>
-        <w:rPr>
-          <w:rStyle w:val="OperatorTok"/>
-        </w:rPr>
-        <w:t xml:space="preserve">[]</w:t>
-      </w:r>
-      <w:r>
-        <w:rPr>
-          <w:rStyle w:val="NormalTok"/>
-        </w:rPr>
-        <w:t xml:space="preserve"> </w:t>
-      </w:r>
-      <w:r>
-        <w:rPr>
-          <w:rStyle w:val="OperatorTok"/>
-        </w:rPr>
-        <w:t xml:space="preserve">=</w:t>
-      </w:r>
-      <w:r>
-        <w:rPr>
-          <w:rStyle w:val="NormalTok"/>
-        </w:rPr>
-        <w:t xml:space="preserve"> </w:t>
-      </w:r>
-      <w:r>
-        <w:rPr>
-          <w:rStyle w:val="OperatorTok"/>
-        </w:rPr>
-        <w:t xml:space="preserve">{</w:t>
-      </w:r>
-      <w:r>
-        <w:rPr>
-          <w:rStyle w:val="NormalTok"/>
-        </w:rPr>
-        <w:t xml:space="preserve"> </w:t>
-      </w:r>
-      <w:r>
-        <w:rPr>
-          <w:rStyle w:val="BaseNTok"/>
-        </w:rPr>
-        <w:t xml:space="preserve">0x3B</w:t>
-      </w:r>
-      <w:r>
-        <w:rPr>
-          <w:rStyle w:val="OperatorTok"/>
-        </w:rPr>
-        <w:t xml:space="preserve">,</w:t>
-      </w:r>
-      <w:r>
-        <w:rPr>
-          <w:rStyle w:val="BaseNTok"/>
-        </w:rPr>
-        <w:t xml:space="preserve">0x2A</w:t>
-      </w:r>
-      <w:r>
-        <w:rPr>
-          <w:rStyle w:val="OperatorTok"/>
-        </w:rPr>
-        <w:t xml:space="preserve">,</w:t>
-      </w:r>
-      <w:r>
-        <w:rPr>
-          <w:rStyle w:val="BaseNTok"/>
-        </w:rPr>
-        <w:t xml:space="preserve">0x2E</w:t>
-      </w:r>
-      <w:r>
-        <w:rPr>
-          <w:rStyle w:val="OperatorTok"/>
-        </w:rPr>
-        <w:t xml:space="preserve">,</w:t>
-      </w:r>
-      <w:r>
-        <w:rPr>
-          <w:rStyle w:val="BaseNTok"/>
-        </w:rPr>
-        <w:t xml:space="preserve">0x2E</w:t>
-      </w:r>
-      <w:r>
-        <w:rPr>
-          <w:rStyle w:val="OperatorTok"/>
-        </w:rPr>
-        <w:t xml:space="preserve">,</w:t>
-      </w:r>
-      <w:r>
-        <w:rPr>
-          <w:rStyle w:val="BaseNTok"/>
-        </w:rPr>
-        <w:t xml:space="preserve">0x2D</w:t>
-      </w:r>
-      <w:r>
-        <w:rPr>
-          <w:rStyle w:val="NormalTok"/>
-        </w:rPr>
-        <w:t xml:space="preserve"> </w:t>
-      </w:r>
-      <w:r>
-        <w:rPr>
-          <w:rStyle w:val="OperatorTok"/>
-        </w:rPr>
-        <w:t xml:space="preserve">};</w:t>
-      </w:r>
-      <w:r>
-        <w:rPr>
-          <w:rStyle w:val="NormalTok"/>
-        </w:rPr>
-        <w:t xml:space="preserve">   </w:t>
-      </w:r>
-      <w:r>
-        <w:rPr>
-          <w:rStyle w:val="CommentTok"/>
-        </w:rPr>
-        <w:t xml:space="preserve">/* "merhaba" değil; sentetik */</w:t>
-      </w:r>
-      <w:r>
-        <w:br/>
-      </w:r>
-      <w:r>
-        <w:rPr>
-          <w:rStyle w:val="DataTypeTok"/>
-        </w:rPr>
-        <w:t xml:space="preserve">void</w:t>
-      </w:r>
-      <w:r>
-        <w:rPr>
-          <w:rStyle w:val="NormalTok"/>
-        </w:rPr>
-        <w:t xml:space="preserve"> kullan</w:t>
-      </w:r>
-      <w:r>
-        <w:rPr>
-          <w:rStyle w:val="OperatorTok"/>
-        </w:rPr>
-        <w:t xml:space="preserve">(</w:t>
-      </w:r>
-      <w:r>
-        <w:rPr>
-          <w:rStyle w:val="DataTypeTok"/>
-        </w:rPr>
-        <w:t xml:space="preserve">void</w:t>
-      </w:r>
-      <w:r>
-        <w:rPr>
-          <w:rStyle w:val="OperatorTok"/>
-        </w:rPr>
-        <w:t xml:space="preserve">)</w:t>
-      </w:r>
-      <w:r>
-        <w:rPr>
-          <w:rStyle w:val="NormalTok"/>
-        </w:rPr>
-        <w:t xml:space="preserve"> </w:t>
-      </w:r>
-      <w:r>
-        <w:rPr>
-          <w:rStyle w:val="OperatorTok"/>
-        </w:rPr>
-        <w:t xml:space="preserve">{</w:t>
-      </w:r>
-      <w:r>
-        <w:br/>
-      </w:r>
-      <w:r>
-        <w:rPr>
-          <w:rStyle w:val="NormalTok"/>
-        </w:rPr>
-        <w:t xml:space="preserve">    </w:t>
-      </w:r>
-      <w:r>
-        <w:rPr>
-          <w:rStyle w:val="DataTypeTok"/>
-        </w:rPr>
-        <w:t xml:space="preserve">char</w:t>
-      </w:r>
-      <w:r>
-        <w:rPr>
-          <w:rStyle w:val="NormalTok"/>
-        </w:rPr>
-        <w:t xml:space="preserve"> tmp</w:t>
-      </w:r>
-      <w:r>
-        <w:rPr>
-          <w:rStyle w:val="OperatorTok"/>
-        </w:rPr>
-        <w:t xml:space="preserve">[</w:t>
-      </w:r>
-      <w:r>
-        <w:rPr>
-          <w:rStyle w:val="KeywordTok"/>
-        </w:rPr>
-        <w:t xml:space="preserve">sizeof</w:t>
-      </w:r>
-      <w:r>
-        <w:rPr>
-          <w:rStyle w:val="NormalTok"/>
-        </w:rPr>
-        <w:t xml:space="preserve"> GIZLI</w:t>
-      </w:r>
-      <w:r>
-        <w:rPr>
-          <w:rStyle w:val="OperatorTok"/>
-        </w:rPr>
-        <w:t xml:space="preserve">];</w:t>
-      </w:r>
-      <w:r>
-        <w:br/>
-      </w:r>
-      <w:r>
-        <w:rPr>
-          <w:rStyle w:val="NormalTok"/>
-        </w:rPr>
-        <w:t xml:space="preserve">    </w:t>
-      </w:r>
-      <w:r>
-        <w:rPr>
-          <w:rStyle w:val="ControlFlowTok"/>
-        </w:rPr>
-        <w:t xml:space="preserve">for</w:t>
-      </w:r>
-      <w:r>
-        <w:rPr>
-          <w:rStyle w:val="NormalTok"/>
-        </w:rPr>
-        <w:t xml:space="preserve"> </w:t>
-      </w:r>
-      <w:r>
-        <w:rPr>
-          <w:rStyle w:val="OperatorTok"/>
-        </w:rPr>
-        <w:t xml:space="preserve">(</w:t>
-      </w:r>
-      <w:r>
-        <w:rPr>
-          <w:rStyle w:val="DataTypeTok"/>
-        </w:rPr>
-        <w:t xml:space="preserve">size_t</w:t>
-      </w:r>
-      <w:r>
-        <w:rPr>
-          <w:rStyle w:val="NormalTok"/>
-        </w:rPr>
-        <w:t xml:space="preserve"> i </w:t>
-      </w:r>
-      <w:r>
-        <w:rPr>
-          <w:rStyle w:val="OperatorTok"/>
-        </w:rPr>
-        <w:t xml:space="preserve">=</w:t>
-      </w:r>
-      <w:r>
-        <w:rPr>
-          <w:rStyle w:val="NormalTok"/>
-        </w:rPr>
-        <w:t xml:space="preserve"> </w:t>
-      </w:r>
-      <w:r>
-        <w:rPr>
-          <w:rStyle w:val="DecValTok"/>
-        </w:rPr>
-        <w:t xml:space="preserve">0</w:t>
-      </w:r>
-      <w:r>
-        <w:rPr>
-          <w:rStyle w:val="OperatorTok"/>
-        </w:rPr>
-        <w:t xml:space="preserve">;</w:t>
-      </w:r>
-      <w:r>
-        <w:rPr>
-          <w:rStyle w:val="NormalTok"/>
-        </w:rPr>
-        <w:t xml:space="preserve"> i </w:t>
-      </w:r>
-      <w:r>
-        <w:rPr>
-          <w:rStyle w:val="OperatorTok"/>
-        </w:rPr>
-        <w:t xml:space="preserve">&lt;</w:t>
-      </w:r>
-      <w:r>
-        <w:rPr>
-          <w:rStyle w:val="NormalTok"/>
-        </w:rPr>
-        <w:t xml:space="preserve"> </w:t>
-      </w:r>
-      <w:r>
-        <w:rPr>
-          <w:rStyle w:val="KeywordTok"/>
-        </w:rPr>
-        <w:t xml:space="preserve">sizeof</w:t>
-      </w:r>
-      <w:r>
-        <w:rPr>
-          <w:rStyle w:val="NormalTok"/>
-        </w:rPr>
-        <w:t xml:space="preserve"> GIZLI</w:t>
-      </w:r>
-      <w:r>
-        <w:rPr>
-          <w:rStyle w:val="OperatorTok"/>
-        </w:rPr>
-        <w:t xml:space="preserve">;</w:t>
-      </w:r>
-      <w:r>
-        <w:rPr>
-          <w:rStyle w:val="NormalTok"/>
-        </w:rPr>
-        <w:t xml:space="preserve"> i</w:t>
-      </w:r>
-      <w:r>
-        <w:rPr>
-          <w:rStyle w:val="OperatorTok"/>
-        </w:rPr>
-        <w:t xml:space="preserve">++)</w:t>
-      </w:r>
-      <w:r>
-        <w:rPr>
-          <w:rStyle w:val="NormalTok"/>
-        </w:rPr>
-        <w:t xml:space="preserve"> tmp</w:t>
-      </w:r>
-      <w:r>
-        <w:rPr>
-          <w:rStyle w:val="OperatorTok"/>
-        </w:rPr>
-        <w:t xml:space="preserve">[</w:t>
-      </w:r>
-      <w:r>
-        <w:rPr>
-          <w:rStyle w:val="NormalTok"/>
-        </w:rPr>
-        <w:t xml:space="preserve">i</w:t>
-      </w:r>
-      <w:r>
-        <w:rPr>
-          <w:rStyle w:val="OperatorTok"/>
-        </w:rPr>
-        <w:t xml:space="preserve">]</w:t>
-      </w:r>
-      <w:r>
-        <w:rPr>
-          <w:rStyle w:val="NormalTok"/>
-        </w:rPr>
-        <w:t xml:space="preserve"> </w:t>
-      </w:r>
-      <w:r>
-        <w:rPr>
-          <w:rStyle w:val="OperatorTok"/>
-        </w:rPr>
-        <w:t xml:space="preserve">=</w:t>
-      </w:r>
-      <w:r>
-        <w:rPr>
-          <w:rStyle w:val="NormalTok"/>
-        </w:rPr>
-        <w:t xml:space="preserve"> GIZLI</w:t>
-      </w:r>
-      <w:r>
-        <w:rPr>
-          <w:rStyle w:val="OperatorTok"/>
-        </w:rPr>
-        <w:t xml:space="preserve">[</w:t>
-      </w:r>
-      <w:r>
-        <w:rPr>
-          <w:rStyle w:val="NormalTok"/>
-        </w:rPr>
-        <w:t xml:space="preserve">i</w:t>
-      </w:r>
-      <w:r>
-        <w:rPr>
-          <w:rStyle w:val="OperatorTok"/>
-        </w:rPr>
-        <w:t xml:space="preserve">]</w:t>
-      </w:r>
-      <w:r>
-        <w:rPr>
-          <w:rStyle w:val="NormalTok"/>
-        </w:rPr>
-        <w:t xml:space="preserve"> </w:t>
-      </w:r>
-      <w:r>
-        <w:rPr>
-          <w:rStyle w:val="OperatorTok"/>
-        </w:rPr>
-        <w:t xml:space="preserve">^</w:t>
-      </w:r>
-      <w:r>
-        <w:rPr>
-          <w:rStyle w:val="NormalTok"/>
-        </w:rPr>
-        <w:t xml:space="preserve"> </w:t>
-      </w:r>
-      <w:r>
-        <w:rPr>
-          <w:rStyle w:val="BaseNTok"/>
-        </w:rPr>
-        <w:t xml:space="preserve">0x5A</w:t>
-      </w:r>
-      <w:r>
-        <w:rPr>
-          <w:rStyle w:val="OperatorTok"/>
-        </w:rPr>
-        <w:t xml:space="preserve">;</w:t>
-      </w:r>
-      <w:r>
-        <w:rPr>
-          <w:rStyle w:val="NormalTok"/>
-        </w:rPr>
-        <w:t xml:space="preserve">  </w:t>
-      </w:r>
-      <w:r>
-        <w:rPr>
-          <w:rStyle w:val="CommentTok"/>
-        </w:rPr>
-        <w:t xml:space="preserve">/* çöz */</w:t>
-      </w:r>
-      <w:r>
-        <w:br/>
-      </w:r>
-      <w:r>
-        <w:rPr>
-          <w:rStyle w:val="NormalTok"/>
-        </w:rPr>
-        <w:t xml:space="preserve">    isle</w:t>
-      </w:r>
-      <w:r>
-        <w:rPr>
-          <w:rStyle w:val="OperatorTok"/>
-        </w:rPr>
-        <w:t xml:space="preserve">(</w:t>
-      </w:r>
-      <w:r>
-        <w:rPr>
-          <w:rStyle w:val="NormalTok"/>
-        </w:rPr>
-        <w:t xml:space="preserve">tmp</w:t>
-      </w:r>
-      <w:r>
-        <w:rPr>
-          <w:rStyle w:val="OperatorTok"/>
-        </w:rPr>
-        <w:t xml:space="preserve">,</w:t>
-      </w:r>
-      <w:r>
-        <w:rPr>
-          <w:rStyle w:val="NormalTok"/>
-        </w:rPr>
-        <w:t xml:space="preserve"> </w:t>
-      </w:r>
-      <w:r>
-        <w:rPr>
-          <w:rStyle w:val="KeywordTok"/>
-        </w:rPr>
-        <w:t xml:space="preserve">sizeof</w:t>
-      </w:r>
-      <w:r>
-        <w:rPr>
-          <w:rStyle w:val="NormalTok"/>
-        </w:rPr>
-        <w:t xml:space="preserve"> GIZLI</w:t>
-      </w:r>
-      <w:r>
-        <w:rPr>
-          <w:rStyle w:val="OperatorTok"/>
-        </w:rPr>
-        <w:t xml:space="preserve">);</w:t>
-      </w:r>
-      <w:r>
-        <w:br/>
-      </w:r>
-      <w:r>
-        <w:rPr>
-          <w:rStyle w:val="NormalTok"/>
-        </w:rPr>
-        <w:t xml:space="preserve">    memset_s_benzeri</w:t>
-      </w:r>
-      <w:r>
-        <w:rPr>
-          <w:rStyle w:val="OperatorTok"/>
-        </w:rPr>
-        <w:t xml:space="preserve">(</w:t>
-      </w:r>
-      <w:r>
-        <w:rPr>
-          <w:rStyle w:val="NormalTok"/>
-        </w:rPr>
-        <w:t xml:space="preserve">tmp</w:t>
-      </w:r>
-      <w:r>
-        <w:rPr>
-          <w:rStyle w:val="OperatorTok"/>
-        </w:rPr>
-        <w:t xml:space="preserve">,</w:t>
-      </w:r>
-      <w:r>
-        <w:rPr>
-          <w:rStyle w:val="NormalTok"/>
-        </w:rPr>
-        <w:t xml:space="preserve"> </w:t>
-      </w:r>
-      <w:r>
-        <w:rPr>
-          <w:rStyle w:val="KeywordTok"/>
-        </w:rPr>
-        <w:t xml:space="preserve">sizeof</w:t>
-      </w:r>
-      <w:r>
-        <w:rPr>
-          <w:rStyle w:val="NormalTok"/>
-        </w:rPr>
-        <w:t xml:space="preserve"> tmp</w:t>
-      </w:r>
-      <w:r>
-        <w:rPr>
-          <w:rStyle w:val="OperatorTok"/>
-        </w:rPr>
-        <w:t xml:space="preserve">);</w:t>
-      </w:r>
-      <w:r>
-        <w:rPr>
-          <w:rStyle w:val="NormalTok"/>
-        </w:rPr>
-        <w:t xml:space="preserve">   </w:t>
-      </w:r>
-      <w:r>
-        <w:rPr>
-          <w:rStyle w:val="CommentTok"/>
-        </w:rPr>
-        <w:t xml:space="preserve">/* kullanımdan hemen sonra sil (3. hafta) */</w:t>
-      </w:r>
-      <w:r>
-        <w:br/>
-      </w:r>
-      <w:r>
-        <w:rPr>
-          <w:rStyle w:val="OperatorTok"/>
-        </w:rPr>
-        <w:t xml:space="preserve">}</w:t>
-      </w:r>
-    </w:p>
-    <w:p>
-      <w:pPr>
-        <w:pStyle w:val="FirstParagraph"/>
-      </w:pPr>
-      <w:r>
-        <w:rPr>
-          <w:b/>
-          <w:bCs/>
-        </w:rPr>
-        <w:t xml:space="preserve">Maliyet:</w:t>
-      </w:r>
-      <w:r>
-        <w:t xml:space="preserve"> </w:t>
-      </w:r>
-      <w:r>
-        <w:t xml:space="preserve">düşük.</w:t>
-      </w:r>
-      <w:r>
-        <w:t xml:space="preserve"> </w:t>
-      </w:r>
-      <w:r>
-        <w:rPr>
-          <w:b/>
-          <w:bCs/>
-        </w:rPr>
-        <w:t xml:space="preserve">Sınır:</w:t>
-      </w:r>
-      <w:r>
-        <w:t xml:space="preserve"> </w:t>
-      </w:r>
-      <w:r>
-        <w:t xml:space="preserve">çalışan programda çözülmüş dize bellekte görünür; bu bir</w:t>
-      </w:r>
-      <w:r>
-        <w:t xml:space="preserve"> </w:t>
-      </w:r>
-      <w:r>
-        <w:rPr>
-          <w:b/>
-          <w:bCs/>
-        </w:rPr>
-        <w:t xml:space="preserve">statik tarama</w:t>
-      </w:r>
-      <w:r>
-        <w:t xml:space="preserve"> </w:t>
-      </w:r>
-      <w:r>
-        <w:t xml:space="preserve">önlemidir.</w:t>
-      </w:r>
-      <w:r>
-        <w:t xml:space="preserve"> </w:t>
-      </w:r>
-      <w:r>
-        <w:t xml:space="preserve">Çözme anahtarı da ikili dosyadadır — bu yüzden sahada çözme anahtarı</w:t>
-      </w:r>
-      <w:r>
-        <w:t xml:space="preserve"> </w:t>
-      </w:r>
-      <w:r>
-        <w:rPr>
-          <w:b/>
-          <w:bCs/>
-        </w:rPr>
-        <w:t xml:space="preserve">parçalanır ve dağıtılır</w:t>
-      </w:r>
-      <w:r>
-        <w:t xml:space="preserve"> </w:t>
-      </w:r>
-      <w:r>
-        <w:t xml:space="preserve">ve çözme fonksiyonu</w:t>
-      </w:r>
-      <w:r>
-        <w:t xml:space="preserve"> </w:t>
-      </w:r>
-      <w:r>
-        <w:t xml:space="preserve">ek denetimlerle korunur.</w:t>
-      </w:r>
-      <w:r>
-        <w:t xml:space="preserve"> </w:t>
-      </w:r>
-      <w:r>
-        <w:rPr>
-          <w:b/>
-          <w:bCs/>
-        </w:rPr>
-        <w:t xml:space="preserve">Ölçüm:</w:t>
-      </w:r>
-      <w:r>
-        <w:t xml:space="preserve"> </w:t>
-      </w:r>
-      <w:r>
-        <w:rPr>
-          <w:rStyle w:val="VerbatimChar"/>
-        </w:rPr>
-        <w:t xml:space="preserve">strings</w:t>
-      </w:r>
-      <w:r>
-        <w:t xml:space="preserve"> </w:t>
-      </w:r>
-      <w:r>
-        <w:t xml:space="preserve">çıktısında hassas dizge</w:t>
-      </w:r>
-      <w:r>
-        <w:t xml:space="preserve"> </w:t>
-      </w:r>
-      <w:r>
-        <w:rPr>
-          <w:b/>
-          <w:bCs/>
-        </w:rPr>
-        <w:t xml:space="preserve">bulunmamalı</w:t>
-      </w:r>
-      <w:r>
-        <w:t xml:space="preserve">.</w:t>
-      </w:r>
-    </w:p>
-    <w:p>
-      <w:pPr>
-        <w:pStyle w:val="BlockText"/>
-      </w:pPr>
-      <w:r>
-        <w:rPr>
-          <w:b/>
-          <w:bCs/>
-        </w:rPr>
-        <w:t xml:space="preserve">Kural: dize gizleme ile anahtar saklama karıştırılmaz</w:t>
-      </w:r>
-    </w:p>
-    <w:p>
-      <w:pPr>
-        <w:pStyle w:val="BlockText"/>
-      </w:pPr>
-      <w:r>
-        <w:t xml:space="preserve">Dize gizleme,</w:t>
-      </w:r>
-      <w:r>
-        <w:t xml:space="preserve"> </w:t>
-      </w:r>
-      <w:r>
-        <w:rPr>
-          <w:rStyle w:val="VerbatimChar"/>
-        </w:rPr>
-        <w:t xml:space="preserve">strings</w:t>
-      </w:r>
-      <w:r>
-        <w:t xml:space="preserve"> </w:t>
-      </w:r>
-      <w:r>
-        <w:t xml:space="preserve">gibi statik taramaları durdurur;</w:t>
-      </w:r>
-      <w:r>
-        <w:t xml:space="preserve"> </w:t>
-      </w:r>
-      <w:r>
-        <w:rPr>
-          <w:b/>
-          <w:bCs/>
-        </w:rPr>
-        <w:t xml:space="preserve">anahtar</w:t>
-      </w:r>
-      <w:r>
-        <w:t xml:space="preserve"> </w:t>
-      </w:r>
-      <w:r>
-        <w:t xml:space="preserve">korumak için değildir. Bu 1. bölümdeki</w:t>
-      </w:r>
-      <w:r>
-        <w:t xml:space="preserve"> </w:t>
-      </w:r>
-      <w:r>
-        <w:t xml:space="preserve">“gizleme anahtar saklamaz”</w:t>
-      </w:r>
-      <w:r>
-        <w:t xml:space="preserve"> </w:t>
-      </w:r>
-      <w:r>
-        <w:t xml:space="preserve">kuralının somut halidir. Gerçek anahtarlar için whitebox (11. hafta) ya da donanım.</w:t>
-      </w:r>
-    </w:p>
-    <w:bookmarkEnd w:id="31"/>
-    <w:bookmarkStart w:id="32" w:name="X2e2278bccc9f1421b6430ad04c05c03c5a50e0a"/>
-    <w:p>
-      <w:pPr>
-        <w:pStyle w:val="Heading3"/>
-      </w:pPr>
-      <w:r>
-        <w:t xml:space="preserve">KURAL K-08 — Sabit dönüşümleri, opak boolean ve fonksiyon boolean dönüşleri</w:t>
-      </w:r>
-    </w:p>
-    <w:p>
-      <w:pPr>
-        <w:pStyle w:val="FirstParagraph"/>
-      </w:pPr>
-      <w:r>
-        <w:t xml:space="preserve">Kılavuz güvenlik sonuçlarının nasıl temsil edileceğini ayrı bir kural yapar. Bir denetimin sonucunu düz bir</w:t>
-      </w:r>
-      <w:r>
-        <w:t xml:space="preserve"> </w:t>
-      </w:r>
-      <w:r>
-        <w:rPr>
-          <w:rStyle w:val="VerbatimChar"/>
-        </w:rPr>
-        <w:t xml:space="preserve">0</w:t>
-      </w:r>
-      <w:r>
-        <w:t xml:space="preserve">/</w:t>
-      </w:r>
-      <w:r>
-        <w:rPr>
-          <w:rStyle w:val="VerbatimChar"/>
-        </w:rPr>
-        <w:t xml:space="preserve">1</w:t>
-      </w:r>
-      <w:r>
-        <w:t xml:space="preserve"> </w:t>
-      </w:r>
-      <w:r>
-        <w:t xml:space="preserve">olarak döndürmek tehlikelidir: saldırgan tek bir baytı çevirerek</w:t>
-      </w:r>
-      <w:r>
-        <w:t xml:space="preserve"> </w:t>
-      </w:r>
-      <w:r>
-        <w:t xml:space="preserve">“başarısız”</w:t>
-      </w:r>
-      <w:r>
-        <w:t xml:space="preserve">ı</w:t>
-      </w:r>
-      <w:r>
-        <w:t xml:space="preserve"> </w:t>
-      </w:r>
-      <w:r>
-        <w:t xml:space="preserve">“başarılı”</w:t>
-      </w:r>
-      <w:r>
-        <w:t xml:space="preserve">ya dönüştürebilir.</w:t>
-      </w:r>
-      <w:r>
-        <w:t xml:space="preserve"> </w:t>
-      </w:r>
-      <w:r>
-        <w:rPr>
-          <w:b/>
-          <w:bCs/>
-        </w:rPr>
-        <w:t xml:space="preserve">Opak</w:t>
-      </w:r>
-      <w:r>
-        <w:rPr>
-          <w:b/>
-          <w:bCs/>
-        </w:rPr>
-        <w:t xml:space="preserve"> </w:t>
-      </w:r>
-      <w:r>
-        <w:rPr>
-          <w:b/>
-          <w:bCs/>
-        </w:rPr>
-        <w:t xml:space="preserve">boolean</w:t>
-      </w:r>
-      <w:r>
-        <w:t xml:space="preserve"> </w:t>
-      </w:r>
-      <w:r>
-        <w:t xml:space="preserve">kuralı, doğru/yanlış değerini</w:t>
-      </w:r>
-      <w:r>
-        <w:t xml:space="preserve"> </w:t>
-      </w:r>
-      <w:r>
-        <w:rPr>
-          <w:b/>
-          <w:bCs/>
-        </w:rPr>
-        <w:t xml:space="preserve">birden çok değere bağlı</w:t>
-      </w:r>
-      <w:r>
-        <w:t xml:space="preserve"> </w:t>
-      </w:r>
-      <w:r>
-        <w:t xml:space="preserve">ve tek bir bayt yamasıyla çevrilemeyecek biçimde</w:t>
-      </w:r>
-      <w:r>
-        <w:t xml:space="preserve"> </w:t>
-      </w:r>
-      <w:r>
-        <w:t xml:space="preserve">tutar. Fonksiyonlar da düz boolean yerine bu tür</w:t>
-      </w:r>
-      <w:r>
-        <w:t xml:space="preserve"> </w:t>
-      </w:r>
-      <w:r>
-        <w:rPr>
-          <w:b/>
-          <w:bCs/>
-        </w:rPr>
-        <w:t xml:space="preserve">opak dönüş kodları</w:t>
-      </w:r>
-      <w:r>
-        <w:t xml:space="preserve"> </w:t>
-      </w:r>
-      <w:r>
-        <w:t xml:space="preserve">verir.</w:t>
-      </w:r>
-    </w:p>
-    <w:p>
-      <w:pPr>
-        <w:pStyle w:val="BodyText"/>
-      </w:pPr>
-      <w:r>
-        <w:rPr>
-          <w:b/>
-          <w:bCs/>
-        </w:rPr>
-        <w:t xml:space="preserve">Opak boolean: tek bayt yaması sonucu çeviremez (kavram)</w:t>
-      </w:r>
-    </w:p>
-    <w:p>
-      <w:pPr>
-        <w:pStyle w:val="SourceCode"/>
-      </w:pPr>
-      <w:r>
-        <w:rPr>
-          <w:rStyle w:val="CommentTok"/>
-        </w:rPr>
-        <w:t xml:space="preserve">/* "izin" değeri tek bir sabit değil; iki durumdan türetilir ve çağıran taraf ikisini de doğrular. */</w:t>
-      </w:r>
-      <w:r>
-        <w:br/>
-      </w:r>
-      <w:r>
-        <w:rPr>
-          <w:rStyle w:val="KeywordTok"/>
-        </w:rPr>
-        <w:t xml:space="preserve">typedef</w:t>
-      </w:r>
-      <w:r>
-        <w:rPr>
-          <w:rStyle w:val="NormalTok"/>
-        </w:rPr>
-        <w:t xml:space="preserve"> </w:t>
-      </w:r>
-      <w:r>
-        <w:rPr>
-          <w:rStyle w:val="KeywordTok"/>
-        </w:rPr>
-        <w:t xml:space="preserve">struct</w:t>
-      </w:r>
-      <w:r>
-        <w:rPr>
-          <w:rStyle w:val="NormalTok"/>
-        </w:rPr>
-        <w:t xml:space="preserve"> </w:t>
-      </w:r>
-      <w:r>
-        <w:rPr>
-          <w:rStyle w:val="OperatorTok"/>
-        </w:rPr>
-        <w:t xml:space="preserve">{</w:t>
-      </w:r>
-      <w:r>
-        <w:rPr>
-          <w:rStyle w:val="NormalTok"/>
-        </w:rPr>
-        <w:t xml:space="preserve"> </w:t>
-      </w:r>
-      <w:r>
-        <w:rPr>
-          <w:rStyle w:val="DataTypeTok"/>
-        </w:rPr>
-        <w:t xml:space="preserve">uint32_t</w:t>
-      </w:r>
-      <w:r>
-        <w:rPr>
-          <w:rStyle w:val="NormalTok"/>
-        </w:rPr>
-        <w:t xml:space="preserve"> a</w:t>
-      </w:r>
-      <w:r>
-        <w:rPr>
-          <w:rStyle w:val="OperatorTok"/>
-        </w:rPr>
-        <w:t xml:space="preserve">,</w:t>
-      </w:r>
-      <w:r>
-        <w:rPr>
-          <w:rStyle w:val="NormalTok"/>
-        </w:rPr>
-        <w:t xml:space="preserve"> b</w:t>
-      </w:r>
-      <w:r>
-        <w:rPr>
-          <w:rStyle w:val="OperatorTok"/>
-        </w:rPr>
-        <w:t xml:space="preserve">;</w:t>
-      </w:r>
-      <w:r>
-        <w:rPr>
-          <w:rStyle w:val="NormalTok"/>
-        </w:rPr>
-        <w:t xml:space="preserve"> </w:t>
-      </w:r>
-      <w:r>
-        <w:rPr>
-          <w:rStyle w:val="OperatorTok"/>
-        </w:rPr>
-        <w:t xml:space="preserve">}</w:t>
-      </w:r>
-      <w:r>
-        <w:rPr>
-          <w:rStyle w:val="NormalTok"/>
-        </w:rPr>
-        <w:t xml:space="preserve"> Karar</w:t>
-      </w:r>
-      <w:r>
-        <w:rPr>
-          <w:rStyle w:val="OperatorTok"/>
-        </w:rPr>
-        <w:t xml:space="preserve">;</w:t>
-      </w:r>
-      <w:r>
-        <w:br/>
-      </w:r>
-      <w:r>
-        <w:rPr>
-          <w:rStyle w:val="DataTypeTok"/>
-        </w:rPr>
-        <w:t xml:space="preserve">static</w:t>
-      </w:r>
-      <w:r>
-        <w:rPr>
-          <w:rStyle w:val="NormalTok"/>
-        </w:rPr>
-        <w:t xml:space="preserve"> Karar izin_ver</w:t>
-      </w:r>
-      <w:r>
-        <w:rPr>
-          <w:rStyle w:val="OperatorTok"/>
-        </w:rPr>
-        <w:t xml:space="preserve">(</w:t>
-      </w:r>
-      <w:r>
-        <w:rPr>
-          <w:rStyle w:val="DataTypeTok"/>
-        </w:rPr>
-        <w:t xml:space="preserve">void</w:t>
-      </w:r>
-      <w:r>
-        <w:rPr>
-          <w:rStyle w:val="OperatorTok"/>
-        </w:rPr>
-        <w:t xml:space="preserve">)</w:t>
-      </w:r>
-      <w:r>
-        <w:rPr>
-          <w:rStyle w:val="NormalTok"/>
-        </w:rPr>
-        <w:t xml:space="preserve">  </w:t>
-      </w:r>
-      <w:r>
-        <w:rPr>
-          <w:rStyle w:val="OperatorTok"/>
-        </w:rPr>
-        <w:t xml:space="preserve">{</w:t>
-      </w:r>
-      <w:r>
-        <w:rPr>
-          <w:rStyle w:val="NormalTok"/>
-        </w:rPr>
-        <w:t xml:space="preserve"> </w:t>
-      </w:r>
-      <w:r>
-        <w:rPr>
-          <w:rStyle w:val="ControlFlowTok"/>
-        </w:rPr>
-        <w:t xml:space="preserve">return</w:t>
-      </w:r>
-      <w:r>
-        <w:rPr>
-          <w:rStyle w:val="NormalTok"/>
-        </w:rPr>
-        <w:t xml:space="preserve"> </w:t>
-      </w:r>
-      <w:r>
-        <w:rPr>
-          <w:rStyle w:val="OperatorTok"/>
-        </w:rPr>
-        <w:t xml:space="preserve">(</w:t>
-      </w:r>
-      <w:r>
-        <w:rPr>
-          <w:rStyle w:val="NormalTok"/>
-        </w:rPr>
-        <w:t xml:space="preserve">Karar</w:t>
-      </w:r>
-      <w:r>
-        <w:rPr>
-          <w:rStyle w:val="OperatorTok"/>
-        </w:rPr>
-        <w:t xml:space="preserve">){</w:t>
-      </w:r>
-      <w:r>
-        <w:rPr>
-          <w:rStyle w:val="NormalTok"/>
-        </w:rPr>
-        <w:t xml:space="preserve"> </w:t>
-      </w:r>
-      <w:r>
-        <w:rPr>
-          <w:rStyle w:val="BaseNTok"/>
-        </w:rPr>
-        <w:t xml:space="preserve">0xA3C1</w:t>
-      </w:r>
-      <w:r>
-        <w:rPr>
-          <w:rStyle w:val="BuiltInTok"/>
-        </w:rPr>
-        <w:t xml:space="preserve">u</w:t>
-      </w:r>
-      <w:r>
-        <w:rPr>
-          <w:rStyle w:val="OperatorTok"/>
-        </w:rPr>
-        <w:t xml:space="preserve">,</w:t>
-      </w:r>
-      <w:r>
-        <w:rPr>
-          <w:rStyle w:val="NormalTok"/>
-        </w:rPr>
-        <w:t xml:space="preserve"> </w:t>
-      </w:r>
-      <w:r>
-        <w:rPr>
-          <w:rStyle w:val="BaseNTok"/>
-        </w:rPr>
-        <w:t xml:space="preserve">0x5C3E</w:t>
-      </w:r>
-      <w:r>
-        <w:rPr>
-          <w:rStyle w:val="BuiltInTok"/>
-        </w:rPr>
-        <w:t xml:space="preserve">u</w:t>
-      </w:r>
-      <w:r>
-        <w:rPr>
-          <w:rStyle w:val="NormalTok"/>
-        </w:rPr>
-        <w:t xml:space="preserve"> </w:t>
-      </w:r>
-      <w:r>
-        <w:rPr>
-          <w:rStyle w:val="OperatorTok"/>
-        </w:rPr>
-        <w:t xml:space="preserve">};</w:t>
-      </w:r>
-      <w:r>
-        <w:rPr>
-          <w:rStyle w:val="NormalTok"/>
-        </w:rPr>
-        <w:t xml:space="preserve"> </w:t>
-      </w:r>
-      <w:r>
-        <w:rPr>
-          <w:rStyle w:val="OperatorTok"/>
-        </w:rPr>
-        <w:t xml:space="preserve">}</w:t>
-      </w:r>
-      <w:r>
-        <w:rPr>
-          <w:rStyle w:val="NormalTok"/>
-        </w:rPr>
-        <w:t xml:space="preserve"> </w:t>
-      </w:r>
-      <w:r>
-        <w:rPr>
-          <w:rStyle w:val="CommentTok"/>
-        </w:rPr>
-        <w:t xml:space="preserve">/* a ^ b == 0xFFFF */</w:t>
-      </w:r>
-      <w:r>
-        <w:br/>
-      </w:r>
-      <w:r>
-        <w:rPr>
-          <w:rStyle w:val="DataTypeTok"/>
-        </w:rPr>
-        <w:t xml:space="preserve">static</w:t>
-      </w:r>
-      <w:r>
-        <w:rPr>
-          <w:rStyle w:val="NormalTok"/>
-        </w:rPr>
-        <w:t xml:space="preserve"> </w:t>
-      </w:r>
-      <w:r>
-        <w:rPr>
-          <w:rStyle w:val="DataTypeTok"/>
-        </w:rPr>
-        <w:t xml:space="preserve">int</w:t>
-      </w:r>
-      <w:r>
-        <w:rPr>
-          <w:rStyle w:val="NormalTok"/>
-        </w:rPr>
-        <w:t xml:space="preserve">  karar_izin_mi</w:t>
-      </w:r>
-      <w:r>
-        <w:rPr>
-          <w:rStyle w:val="OperatorTok"/>
-        </w:rPr>
-        <w:t xml:space="preserve">(</w:t>
-      </w:r>
-      <w:r>
-        <w:rPr>
-          <w:rStyle w:val="NormalTok"/>
-        </w:rPr>
-        <w:t xml:space="preserve">Karar k</w:t>
-      </w:r>
-      <w:r>
-        <w:rPr>
-          <w:rStyle w:val="OperatorTok"/>
-        </w:rPr>
-        <w:t xml:space="preserve">)</w:t>
-      </w:r>
-      <w:r>
-        <w:rPr>
-          <w:rStyle w:val="NormalTok"/>
-        </w:rPr>
-        <w:t xml:space="preserve"> </w:t>
-      </w:r>
-      <w:r>
-        <w:rPr>
-          <w:rStyle w:val="OperatorTok"/>
-        </w:rPr>
-        <w:t xml:space="preserve">{</w:t>
-      </w:r>
-      <w:r>
-        <w:rPr>
-          <w:rStyle w:val="NormalTok"/>
-        </w:rPr>
-        <w:t xml:space="preserve"> </w:t>
-      </w:r>
-      <w:r>
-        <w:rPr>
-          <w:rStyle w:val="ControlFlowTok"/>
-        </w:rPr>
-        <w:t xml:space="preserve">return</w:t>
-      </w:r>
-      <w:r>
-        <w:rPr>
-          <w:rStyle w:val="NormalTok"/>
-        </w:rPr>
-        <w:t xml:space="preserve"> </w:t>
-      </w:r>
-      <w:r>
-        <w:rPr>
-          <w:rStyle w:val="OperatorTok"/>
-        </w:rPr>
-        <w:t xml:space="preserve">(</w:t>
-      </w:r>
-      <w:r>
-        <w:rPr>
-          <w:rStyle w:val="NormalTok"/>
-        </w:rPr>
-        <w:t xml:space="preserve">k</w:t>
-      </w:r>
-      <w:r>
-        <w:rPr>
-          <w:rStyle w:val="OperatorTok"/>
-        </w:rPr>
-        <w:t xml:space="preserve">.</w:t>
-      </w:r>
-      <w:r>
-        <w:rPr>
-          <w:rStyle w:val="NormalTok"/>
-        </w:rPr>
-        <w:t xml:space="preserve">a </w:t>
-      </w:r>
-      <w:r>
-        <w:rPr>
-          <w:rStyle w:val="OperatorTok"/>
-        </w:rPr>
-        <w:t xml:space="preserve">^</w:t>
-      </w:r>
-      <w:r>
-        <w:rPr>
-          <w:rStyle w:val="NormalTok"/>
-        </w:rPr>
-        <w:t xml:space="preserve"> k</w:t>
-      </w:r>
-      <w:r>
-        <w:rPr>
-          <w:rStyle w:val="OperatorTok"/>
-        </w:rPr>
-        <w:t xml:space="preserve">.</w:t>
-      </w:r>
-      <w:r>
-        <w:rPr>
-          <w:rStyle w:val="NormalTok"/>
-        </w:rPr>
-        <w:t xml:space="preserve">b</w:t>
-      </w:r>
-      <w:r>
-        <w:rPr>
-          <w:rStyle w:val="OperatorTok"/>
-        </w:rPr>
-        <w:t xml:space="preserve">)</w:t>
-      </w:r>
-      <w:r>
-        <w:rPr>
-          <w:rStyle w:val="NormalTok"/>
-        </w:rPr>
-        <w:t xml:space="preserve"> </w:t>
-      </w:r>
-      <w:r>
-        <w:rPr>
-          <w:rStyle w:val="OperatorTok"/>
-        </w:rPr>
-        <w:t xml:space="preserve">==</w:t>
-      </w:r>
-      <w:r>
-        <w:rPr>
-          <w:rStyle w:val="NormalTok"/>
-        </w:rPr>
-        <w:t xml:space="preserve"> </w:t>
-      </w:r>
-      <w:r>
-        <w:rPr>
-          <w:rStyle w:val="BaseNTok"/>
-        </w:rPr>
-        <w:t xml:space="preserve">0xFFFF</w:t>
-      </w:r>
-      <w:r>
-        <w:rPr>
-          <w:rStyle w:val="BuiltInTok"/>
-        </w:rPr>
-        <w:t xml:space="preserve">u</w:t>
-      </w:r>
-      <w:r>
-        <w:rPr>
-          <w:rStyle w:val="OperatorTok"/>
-        </w:rPr>
-        <w:t xml:space="preserve">;</w:t>
-      </w:r>
-      <w:r>
-        <w:rPr>
-          <w:rStyle w:val="NormalTok"/>
-        </w:rPr>
-        <w:t xml:space="preserve"> </w:t>
-      </w:r>
-      <w:r>
-        <w:rPr>
-          <w:rStyle w:val="OperatorTok"/>
-        </w:rPr>
-        <w:t xml:space="preserve">}</w:t>
-      </w:r>
-    </w:p>
-    <w:p>
-      <w:pPr>
-        <w:pStyle w:val="FirstParagraph"/>
-      </w:pPr>
-      <w:r>
-        <w:rPr>
-          <w:b/>
-          <w:bCs/>
-        </w:rPr>
-        <w:t xml:space="preserve">Maliyet:</w:t>
-      </w:r>
-      <w:r>
-        <w:t xml:space="preserve"> </w:t>
-      </w:r>
-      <w:r>
-        <w:t xml:space="preserve">düşük.</w:t>
-      </w:r>
-      <w:r>
-        <w:t xml:space="preserve"> </w:t>
-      </w:r>
-      <w:r>
-        <w:rPr>
-          <w:b/>
-          <w:bCs/>
-        </w:rPr>
-        <w:t xml:space="preserve">Sınır:</w:t>
-      </w:r>
-      <w:r>
-        <w:t xml:space="preserve"> </w:t>
-      </w:r>
-      <w:r>
-        <w:t xml:space="preserve">yeterince incelenirse çözülür; amacı tek-bayt yamayı ve kaba dal-çevirmeyi</w:t>
-      </w:r>
-      <w:r>
-        <w:t xml:space="preserve"> </w:t>
-      </w:r>
-      <w:r>
-        <w:t xml:space="preserve">engellemektir.</w:t>
-      </w:r>
-      <w:r>
-        <w:t xml:space="preserve"> </w:t>
-      </w:r>
-      <w:r>
-        <w:rPr>
-          <w:b/>
-          <w:bCs/>
-        </w:rPr>
-        <w:t xml:space="preserve">Ölçüm:</w:t>
-      </w:r>
-      <w:r>
-        <w:t xml:space="preserve"> </w:t>
-      </w:r>
-      <w:r>
-        <w:t xml:space="preserve">“sonucu tersine çevir”</w:t>
-      </w:r>
-      <w:r>
-        <w:t xml:space="preserve"> </w:t>
-      </w:r>
-      <w:r>
-        <w:t xml:space="preserve">saldırısında değiştirilmesi gereken bağımsız nokta sayısı &gt; 1.</w:t>
-      </w:r>
-    </w:p>
-    <w:bookmarkEnd w:id="32"/>
-    <w:bookmarkStart w:id="33" w:name="Xcc7f1d8336cade38e56e7ab6fbf21f32adb9232"/>
-    <w:p>
-      <w:pPr>
-        <w:pStyle w:val="Heading3"/>
-      </w:pPr>
-      <w:r>
-        <w:t xml:space="preserve">KURAL K-09 — Değişken bölme, birleştirme ve dizi yeniden yapılandırma</w:t>
-      </w:r>
-    </w:p>
-    <w:p>
-      <w:pPr>
-        <w:pStyle w:val="FirstParagraph"/>
-      </w:pPr>
-      <w:r>
-        <w:rPr>
-          <w:b/>
-          <w:bCs/>
-        </w:rPr>
-        <w:t xml:space="preserve">Neyi korur?</w:t>
-      </w:r>
-      <w:r>
-        <w:t xml:space="preserve"> </w:t>
-      </w:r>
-      <w:r>
-        <w:t xml:space="preserve">Hassas bir değişkenin bellekteki tanınabilir izini.</w:t>
-      </w:r>
-      <w:r>
-        <w:t xml:space="preserve"> </w:t>
-      </w:r>
-      <w:r>
-        <w:t xml:space="preserve">“32 baytlık bir blok = bir AES anahtarı”</w:t>
-      </w:r>
-      <w:r>
-        <w:t xml:space="preserve"> </w:t>
-      </w:r>
-      <w:r>
-        <w:t xml:space="preserve">gibi</w:t>
-      </w:r>
-      <w:r>
-        <w:t xml:space="preserve"> </w:t>
-      </w:r>
-      <w:r>
-        <w:t xml:space="preserve">kalıplar saldırgana yol gösterir.</w:t>
-      </w:r>
-      <w:r>
-        <w:t xml:space="preserve"> </w:t>
-      </w:r>
-      <w:r>
-        <w:rPr>
-          <w:b/>
-          <w:bCs/>
-        </w:rPr>
-        <w:t xml:space="preserve">Nasıl?</w:t>
-      </w:r>
-      <w:r>
-        <w:t xml:space="preserve"> </w:t>
-      </w:r>
-      <w:r>
-        <w:t xml:space="preserve">Bir değişken iki parçaya</w:t>
-      </w:r>
-      <w:r>
-        <w:t xml:space="preserve"> </w:t>
-      </w:r>
-      <w:r>
-        <w:rPr>
-          <w:b/>
-          <w:bCs/>
-        </w:rPr>
-        <w:t xml:space="preserve">bölünür</w:t>
-      </w:r>
-      <w:r>
-        <w:t xml:space="preserve"> </w:t>
-      </w:r>
-      <w:r>
-        <w:t xml:space="preserve">(ör. bir 32-bit değeri iki 16-bit</w:t>
-      </w:r>
-      <w:r>
-        <w:t xml:space="preserve"> </w:t>
-      </w:r>
-      <w:r>
-        <w:t xml:space="preserve">paydan hesaplamak), birden çok değişken tek bir söze</w:t>
-      </w:r>
-      <w:r>
-        <w:t xml:space="preserve"> </w:t>
-      </w:r>
-      <w:r>
-        <w:rPr>
-          <w:b/>
-          <w:bCs/>
-        </w:rPr>
-        <w:t xml:space="preserve">birleştirilir</w:t>
-      </w:r>
-      <w:r>
-        <w:t xml:space="preserve">, diziler yeniden düzenlenir; tamponların</w:t>
-      </w:r>
-      <w:r>
-        <w:t xml:space="preserve"> </w:t>
-      </w:r>
-      <w:r>
-        <w:t xml:space="preserve">boyutu, sırası ve yerleşimi değiştirilir, araya sahte ayırmalar konur ve kullanımdan sonra rastgele değerle doldurulur.</w:t>
-      </w:r>
-    </w:p>
-    <w:p>
-      <w:pPr>
-        <w:pStyle w:val="BodyText"/>
-      </w:pPr>
-      <w:r>
-        <w:rPr>
-          <w:b/>
-          <w:bCs/>
-        </w:rPr>
-        <w:t xml:space="preserve">Maliyet:</w:t>
-      </w:r>
-      <w:r>
-        <w:t xml:space="preserve"> </w:t>
-      </w:r>
-      <w:r>
-        <w:t xml:space="preserve">düşük–orta.</w:t>
-      </w:r>
-      <w:r>
-        <w:t xml:space="preserve"> </w:t>
-      </w:r>
-      <w:r>
-        <w:rPr>
-          <w:b/>
-          <w:bCs/>
-        </w:rPr>
-        <w:t xml:space="preserve">Sınır:</w:t>
-      </w:r>
-      <w:r>
-        <w:t xml:space="preserve"> </w:t>
-      </w:r>
-      <w:r>
-        <w:t xml:space="preserve">yalnız statik/kalıp analizini yavaşlatır.</w:t>
-      </w:r>
-      <w:r>
-        <w:t xml:space="preserve"> </w:t>
-      </w:r>
-      <w:r>
-        <w:rPr>
-          <w:b/>
-          <w:bCs/>
-        </w:rPr>
-        <w:t xml:space="preserve">Ölçüm:</w:t>
-      </w:r>
-      <w:r>
-        <w:t xml:space="preserve"> </w:t>
-      </w:r>
-      <w:r>
-        <w:t xml:space="preserve">hassas tamponun bellek</w:t>
-      </w:r>
-      <w:r>
-        <w:t xml:space="preserve"> </w:t>
-      </w:r>
-      <w:r>
-        <w:t xml:space="preserve">kalıbından tanınma süresi.</w:t>
-      </w:r>
-    </w:p>
-    <w:bookmarkEnd w:id="33"/>
-    <w:bookmarkEnd w:id="34"/>
-    <w:bookmarkStart w:id="38" w:name="program-bütünü-düzeyinde-kurallar"/>
-    <w:p>
-      <w:pPr>
-        <w:pStyle w:val="Heading2"/>
-      </w:pPr>
-      <w:r>
-        <w:t xml:space="preserve">7. Program bütünü düzeyinde kurallar</w:t>
-      </w:r>
-    </w:p>
-    <w:bookmarkStart w:id="35" w:name="X887496c8bfec8683c2fbf5dec70e060de95d664"/>
-    <w:p>
-      <w:pPr>
-        <w:pStyle w:val="Heading3"/>
-      </w:pPr>
-      <w:r>
-        <w:t xml:space="preserve">KURAL K-10 — Sanallaştırma tabanlı gizleme (kavram)</w:t>
-      </w:r>
-    </w:p>
-    <w:p>
-      <w:pPr>
-        <w:pStyle w:val="FirstParagraph"/>
-      </w:pPr>
-      <w:r>
-        <w:rPr>
-          <w:b/>
-          <w:bCs/>
-        </w:rPr>
-        <w:t xml:space="preserve">Neyi korur?</w:t>
-      </w:r>
-      <w:r>
-        <w:t xml:space="preserve"> </w:t>
-      </w:r>
-      <w:r>
-        <w:t xml:space="preserve">Bir fonksiyonun</w:t>
-      </w:r>
-      <w:r>
-        <w:t xml:space="preserve"> </w:t>
-      </w:r>
-      <w:r>
-        <w:rPr>
-          <w:b/>
-          <w:bCs/>
-        </w:rPr>
-        <w:t xml:space="preserve">makine kodunun kendisini</w:t>
-      </w:r>
-      <w:r>
-        <w:t xml:space="preserve">.</w:t>
-      </w:r>
-      <w:r>
-        <w:t xml:space="preserve"> </w:t>
-      </w:r>
-      <w:r>
-        <w:rPr>
-          <w:b/>
-          <w:bCs/>
-        </w:rPr>
-        <w:t xml:space="preserve">Nasıl?</w:t>
-      </w:r>
-      <w:r>
-        <w:t xml:space="preserve"> </w:t>
-      </w:r>
-      <w:r>
-        <w:t xml:space="preserve">Fonksiyon, gerçek makine komutları yerine</w:t>
-      </w:r>
-      <w:r>
-        <w:t xml:space="preserve"> </w:t>
-      </w:r>
-      <w:r>
-        <w:rPr>
-          <w:b/>
-          <w:bCs/>
-        </w:rPr>
-        <w:t xml:space="preserve">özel bir sanal makinenin (VM) bayt koduna</w:t>
-      </w:r>
-      <w:r>
-        <w:t xml:space="preserve"> </w:t>
-      </w:r>
-      <w:r>
-        <w:t xml:space="preserve">çevrilir; ikili dosyaya bu bayt kodu ile onu yorumlayan küçük bir</w:t>
-      </w:r>
-      <w:r>
-        <w:t xml:space="preserve"> </w:t>
-      </w:r>
-      <w:r>
-        <w:t xml:space="preserve">yorumlayıcı gömülür. Saldırgan artık tanıdık makine kodunu değil, önce çözmesi gereken</w:t>
-      </w:r>
-      <w:r>
-        <w:t xml:space="preserve"> </w:t>
-      </w:r>
-      <w:r>
-        <w:rPr>
-          <w:b/>
-          <w:bCs/>
-        </w:rPr>
-        <w:t xml:space="preserve">özel bir komut kümesini</w:t>
-      </w:r>
-      <w:r>
-        <w:t xml:space="preserve"> </w:t>
-      </w:r>
-      <w:r>
-        <w:t xml:space="preserve">görür.</w:t>
-      </w:r>
-    </w:p>
-    <w:p>
-      <w:pPr>
-        <w:pStyle w:val="BodyText"/>
-      </w:pPr>
-      <w:r>
-        <w:rPr>
-          <w:b/>
-          <w:bCs/>
-        </w:rPr>
-        <w:t xml:space="preserve">Maliyet:</w:t>
-      </w:r>
-      <w:r>
-        <w:t xml:space="preserve"> </w:t>
-      </w:r>
-      <w:r>
-        <w:rPr>
-          <w:b/>
-          <w:bCs/>
-        </w:rPr>
-        <w:t xml:space="preserve">yüksek</w:t>
-      </w:r>
-      <w:r>
-        <w:t xml:space="preserve"> </w:t>
-      </w:r>
-      <w:r>
-        <w:t xml:space="preserve">— hem başarım (yorumlanan kod yavaştır) hem bakım açısından pahalıdır; bu yüzden yalnız en</w:t>
-      </w:r>
-      <w:r>
-        <w:t xml:space="preserve"> </w:t>
-      </w:r>
-      <w:r>
-        <w:t xml:space="preserve">kritik, küçük ve sık değişmeyen fonksiyonlara uygulanır.</w:t>
-      </w:r>
-      <w:r>
-        <w:t xml:space="preserve"> </w:t>
-      </w:r>
-      <w:r>
-        <w:rPr>
-          <w:b/>
-          <w:bCs/>
-        </w:rPr>
-        <w:t xml:space="preserve">Sınır:</w:t>
-      </w:r>
-      <w:r>
-        <w:t xml:space="preserve"> </w:t>
-      </w:r>
-      <w:r>
-        <w:t xml:space="preserve">VM’in kendisi bir kez çözülürse bütün korunan</w:t>
-      </w:r>
-      <w:r>
-        <w:t xml:space="preserve"> </w:t>
-      </w:r>
-      <w:r>
-        <w:t xml:space="preserve">fonksiyonlar açılabilir; ve tek bir VM tasarımı bütün kopyalarda aynıysa çeşitlendirme yoktur.</w:t>
-      </w:r>
-      <w:r>
-        <w:t xml:space="preserve"> </w:t>
-      </w:r>
-      <w:r>
-        <w:rPr>
-          <w:b/>
-          <w:bCs/>
-        </w:rPr>
-        <w:t xml:space="preserve">Ölçüm:</w:t>
-      </w:r>
-      <w:r>
-        <w:t xml:space="preserve"> </w:t>
-      </w:r>
-      <w:r>
-        <w:t xml:space="preserve">korunan</w:t>
-      </w:r>
-      <w:r>
-        <w:t xml:space="preserve"> </w:t>
-      </w:r>
-      <w:r>
-        <w:t xml:space="preserve">fonksiyonun boyut/hız maliyeti; bir analistin VM komut kümesini çözme süresi. 14. haftada Tigress’in</w:t>
-      </w:r>
-      <w:r>
-        <w:t xml:space="preserve"> </w:t>
-      </w:r>
-      <w:r>
-        <w:rPr>
-          <w:rStyle w:val="VerbatimChar"/>
-        </w:rPr>
-        <w:t xml:space="preserve">Virtualize</w:t>
-      </w:r>
-      <w:r>
-        <w:t xml:space="preserve"> </w:t>
-      </w:r>
-      <w:r>
-        <w:t xml:space="preserve">dönüşümüyle bunu kavramsal olarak göreceğiz.</w:t>
-      </w:r>
-    </w:p>
-    <w:bookmarkEnd w:id="35"/>
-    <w:bookmarkStart w:id="36" w:name="Xfd6982b8278792fbd92b1ccfabb63301a65b0d6"/>
-    <w:p>
-      <w:pPr>
-        <w:pStyle w:val="Heading3"/>
-      </w:pPr>
-      <w:r>
-        <w:t xml:space="preserve">KURAL K-11 — Derleyici tabanlı gizleme (O-LLVM ailesi)</w:t>
-      </w:r>
-    </w:p>
-    <w:p>
-      <w:pPr>
-        <w:pStyle w:val="FirstParagraph"/>
-      </w:pPr>
-      <w:r>
-        <w:rPr>
-          <w:b/>
-          <w:bCs/>
-        </w:rPr>
-        <w:t xml:space="preserve">Neyi korur?</w:t>
-      </w:r>
-      <w:r>
-        <w:t xml:space="preserve"> </w:t>
-      </w:r>
-      <w:r>
-        <w:t xml:space="preserve">Yukarıdaki kontrol/veri kurallarını,</w:t>
-      </w:r>
-      <w:r>
-        <w:t xml:space="preserve"> </w:t>
-      </w:r>
-      <w:r>
-        <w:rPr>
-          <w:b/>
-          <w:bCs/>
-        </w:rPr>
-        <w:t xml:space="preserve">el ile değil</w:t>
-      </w:r>
-      <w:r>
-        <w:t xml:space="preserve"> </w:t>
-      </w:r>
-      <w:r>
-        <w:t xml:space="preserve">derleyici geçişleriyle uygulayarak.</w:t>
-      </w:r>
-      <w:r>
-        <w:t xml:space="preserve"> </w:t>
-      </w:r>
-      <w:r>
-        <w:rPr>
-          <w:b/>
-          <w:bCs/>
-        </w:rPr>
-        <w:t xml:space="preserve">Nasıl?</w:t>
-      </w:r>
-      <w:r>
-        <w:t xml:space="preserve"> </w:t>
-      </w:r>
-      <w:r>
-        <w:t xml:space="preserve">LLVM tabanlı gizleyiciler (Obfuscator-LLVM ve türevleri) düzleştirme, sahte kontrol akışı ve komut değiştirme</w:t>
-      </w:r>
-      <w:r>
-        <w:t xml:space="preserve"> </w:t>
-      </w:r>
-      <w:r>
-        <w:t xml:space="preserve">geçişlerini derleme sırasında otomatik uygular. Avantajı: kaynak kodu okunur kalır, koruma bir derleme</w:t>
-      </w:r>
-      <w:r>
-        <w:t xml:space="preserve"> </w:t>
-      </w:r>
-      <w:r>
-        <w:t xml:space="preserve">seçeneğidir; her sürümde farklı tohum (</w:t>
-      </w:r>
-      <w:r>
-        <w:rPr>
-          <w:b/>
-          <w:bCs/>
-        </w:rPr>
-        <w:t xml:space="preserve">seed</w:t>
-      </w:r>
-      <w:r>
-        <w:t xml:space="preserve">) vererek çeşitlendirme kolaydır.</w:t>
-      </w:r>
-      <w:r>
-        <w:t xml:space="preserve"> </w:t>
-      </w:r>
-      <w:r>
-        <w:rPr>
-          <w:b/>
-          <w:bCs/>
-        </w:rPr>
-        <w:t xml:space="preserve">Maliyet:</w:t>
-      </w:r>
-      <w:r>
-        <w:t xml:space="preserve"> </w:t>
-      </w:r>
-      <w:r>
-        <w:t xml:space="preserve">orta; başarım etkisi</w:t>
-      </w:r>
-      <w:r>
-        <w:t xml:space="preserve"> </w:t>
-      </w:r>
-      <w:r>
-        <w:t xml:space="preserve">seçilen geçişlere bağlıdır.</w:t>
-      </w:r>
-      <w:r>
-        <w:t xml:space="preserve"> </w:t>
-      </w:r>
-      <w:r>
-        <w:rPr>
-          <w:b/>
-          <w:bCs/>
-        </w:rPr>
-        <w:t xml:space="preserve">Sınır:</w:t>
-      </w:r>
-      <w:r>
-        <w:t xml:space="preserve"> </w:t>
-      </w:r>
-      <w:r>
-        <w:t xml:space="preserve">iyi bilinen geçişlerin ürettiği kalıplar tanınabilir; araç sürümüyle güncel</w:t>
-      </w:r>
-      <w:r>
-        <w:t xml:space="preserve"> </w:t>
-      </w:r>
-      <w:r>
-        <w:t xml:space="preserve">kalmak gerekir.</w:t>
-      </w:r>
-      <w:r>
-        <w:t xml:space="preserve"> </w:t>
-      </w:r>
-      <w:r>
-        <w:rPr>
-          <w:b/>
-          <w:bCs/>
-        </w:rPr>
-        <w:t xml:space="preserve">Ölçüm:</w:t>
-      </w:r>
-      <w:r>
-        <w:t xml:space="preserve"> </w:t>
-      </w:r>
-      <w:r>
-        <w:t xml:space="preserve">aynı geçişlerin farklı tohumlarla ürettiği ikili dosyalar arasındaki fark (çeşitlendirme</w:t>
-      </w:r>
-      <w:r>
-        <w:t xml:space="preserve"> </w:t>
-      </w:r>
-      <w:r>
-        <w:t xml:space="preserve">ölçütü, bölüm 5).</w:t>
-      </w:r>
-    </w:p>
-    <w:bookmarkEnd w:id="36"/>
-    <w:bookmarkStart w:id="37" w:name="X45751af33b84d9c93417858cfb762c37bfd048d"/>
-    <w:p>
-      <w:pPr>
-        <w:pStyle w:val="Heading3"/>
-      </w:pPr>
-      <w:r>
-        <w:t xml:space="preserve">KURAL K-12 — Kendini değiştiren kod ve dinamik şifreleme (kavram, dikkatli)</w:t>
-      </w:r>
-    </w:p>
-    <w:p>
-      <w:pPr>
-        <w:pStyle w:val="FirstParagraph"/>
-      </w:pPr>
-      <w:r>
-        <w:rPr>
-          <w:b/>
-          <w:bCs/>
-        </w:rPr>
-        <w:t xml:space="preserve">Neyi korur?</w:t>
-      </w:r>
-      <w:r>
-        <w:t xml:space="preserve"> </w:t>
-      </w:r>
-      <w:r>
-        <w:t xml:space="preserve">En hassas kod bölümlerini, ikili dosyada</w:t>
-      </w:r>
-      <w:r>
-        <w:t xml:space="preserve"> </w:t>
-      </w:r>
-      <w:r>
-        <w:rPr>
-          <w:b/>
-          <w:bCs/>
-        </w:rPr>
-        <w:t xml:space="preserve">şifreli</w:t>
-      </w:r>
-      <w:r>
-        <w:t xml:space="preserve"> </w:t>
-      </w:r>
-      <w:r>
-        <w:t xml:space="preserve">tutarak.</w:t>
-      </w:r>
-      <w:r>
-        <w:t xml:space="preserve"> </w:t>
-      </w:r>
-      <w:r>
-        <w:rPr>
-          <w:b/>
-          <w:bCs/>
-        </w:rPr>
-        <w:t xml:space="preserve">Nasıl?</w:t>
-      </w:r>
-      <w:r>
-        <w:t xml:space="preserve"> </w:t>
-      </w:r>
-      <w:r>
-        <w:t xml:space="preserve">Bölüm ikili dosyada şifreli</w:t>
-      </w:r>
-      <w:r>
-        <w:t xml:space="preserve"> </w:t>
-      </w:r>
-      <w:r>
-        <w:t xml:space="preserve">durur; yalnız çalışacağı an belleğe çözülür, çalışır ve sonra yeniden şifrelenir ya da silinir.</w:t>
-      </w:r>
-      <w:r>
-        <w:t xml:space="preserve"> </w:t>
-      </w:r>
-      <w:r>
-        <w:rPr>
-          <w:b/>
-          <w:bCs/>
-        </w:rPr>
-        <w:t xml:space="preserve">Maliyet:</w:t>
-      </w:r>
-      <w:r>
-        <w:t xml:space="preserve"> </w:t>
-      </w:r>
-      <w:r>
-        <w:t xml:space="preserve">yüksek</w:t>
-      </w:r>
-      <w:r>
-        <w:t xml:space="preserve"> </w:t>
-      </w:r>
-      <w:r>
-        <w:t xml:space="preserve">ve</w:t>
-      </w:r>
-      <w:r>
-        <w:t xml:space="preserve"> </w:t>
-      </w:r>
-      <w:r>
-        <w:rPr>
-          <w:b/>
-          <w:bCs/>
-        </w:rPr>
-        <w:t xml:space="preserve">risklidir</w:t>
-      </w:r>
-      <w:r>
-        <w:t xml:space="preserve">: modern işletim sistemlerinin bellek korumalarıyla (DEP/NX, yazılabilir-ve-çalıştırılabilir sayfa</w:t>
-      </w:r>
-      <w:r>
-        <w:t xml:space="preserve"> </w:t>
-      </w:r>
-      <w:r>
-        <w:t xml:space="preserve">ayrımı, W^X) doğrudan çatışır; yanlış uygulanırsa hem çöker hem de yeni bir açık yaratır.</w:t>
-      </w:r>
-      <w:r>
-        <w:t xml:space="preserve"> </w:t>
-      </w:r>
-      <w:r>
-        <w:rPr>
-          <w:b/>
-          <w:bCs/>
-        </w:rPr>
-        <w:t xml:space="preserve">Sınır:</w:t>
-      </w:r>
-      <w:r>
-        <w:t xml:space="preserve"> </w:t>
-      </w:r>
-      <w:r>
-        <w:t xml:space="preserve">çalışırken bir</w:t>
-      </w:r>
-      <w:r>
-        <w:t xml:space="preserve"> </w:t>
-      </w:r>
-      <w:r>
-        <w:t xml:space="preserve">noktada kod bellekte açıktır; bir bellek dökümü onu yakalayabilir.</w:t>
-      </w:r>
-      <w:r>
-        <w:t xml:space="preserve"> </w:t>
-      </w:r>
-      <w:r>
-        <w:rPr>
-          <w:b/>
-          <w:bCs/>
-        </w:rPr>
-        <w:t xml:space="preserve">Ölçüm:</w:t>
-      </w:r>
-      <w:r>
-        <w:t xml:space="preserve"> </w:t>
-      </w:r>
-      <w:r>
-        <w:t xml:space="preserve">açık pencerenin ne kadar kısa</w:t>
-      </w:r>
-      <w:r>
-        <w:t xml:space="preserve"> </w:t>
-      </w:r>
-      <w:r>
-        <w:t xml:space="preserve">olduğu.</w:t>
-      </w:r>
-    </w:p>
-    <w:p>
-      <w:pPr>
-        <w:pStyle w:val="BlockText"/>
-      </w:pPr>
-      <w:r>
-        <w:rPr>
-          <w:b/>
-          <w:bCs/>
-        </w:rPr>
-        <w:t xml:space="preserve">Kural: OS korumalarıyla çatışan bir tekniği güvenlik uğruna körlemesine açma</w:t>
-      </w:r>
-    </w:p>
-    <w:p>
-      <w:pPr>
-        <w:pStyle w:val="BlockText"/>
-      </w:pPr>
-      <w:r>
-        <w:t xml:space="preserve">Kendini değiştiren kod, yürütülebilir belleği yazılabilir yapmayı gerektirir; bu, 4. haftadaki DEP/NX ve W^X</w:t>
-      </w:r>
-      <w:r>
-        <w:t xml:space="preserve"> </w:t>
-      </w:r>
-      <w:r>
-        <w:t xml:space="preserve">ilkelerini zayıflatır. Bir koruma eklerken başka bir korumayı kapatıyorsanız, net kazancı ölçün ve ödünleşim</w:t>
-      </w:r>
-      <w:r>
-        <w:t xml:space="preserve"> </w:t>
-      </w:r>
-      <w:r>
-        <w:t xml:space="preserve">kaydına yazın. Uygulamada bu teknik çok seçici ve küçük bölümlerde kullanılır.</w:t>
-      </w:r>
-    </w:p>
-    <w:p>
-      <w:pPr>
-        <w:pStyle w:val="BlockText"/>
-      </w:pPr>
-      <w:r>
-        <w:rPr>
-          <w:b/>
-          <w:bCs/>
-        </w:rPr>
-        <w:t xml:space="preserve">Java/yönetilen taraf: ProGuard/R8 ve DEX (5. haftadan köprü)</w:t>
-      </w:r>
-    </w:p>
-    <w:p>
-      <w:pPr>
-        <w:pStyle w:val="BlockText"/>
-      </w:pPr>
-      <w:r>
-        <w:t xml:space="preserve">Bu haftanın kuralları native (C/C++) tarafı içindir. Yönetilen dillerde (Java/Kotlin, Android) karşılığı</w:t>
-      </w:r>
-      <w:r>
-        <w:t xml:space="preserve"> </w:t>
-      </w:r>
-      <w:r>
-        <w:rPr>
-          <w:b/>
-          <w:bCs/>
-        </w:rPr>
-        <w:t xml:space="preserve">ProGuard/R8</w:t>
-      </w:r>
-      <w:r>
-        <w:t xml:space="preserve"> </w:t>
-      </w:r>
-      <w:r>
-        <w:t xml:space="preserve">ile ad gizleme, ölü kod eleme ve küçültmedir;</w:t>
-      </w:r>
-      <w:r>
-        <w:t xml:space="preserve"> </w:t>
-      </w:r>
-      <w:r>
-        <w:rPr>
-          <w:rStyle w:val="VerbatimChar"/>
-        </w:rPr>
-        <w:t xml:space="preserve">-keep</w:t>
-      </w:r>
-      <w:r>
-        <w:t xml:space="preserve"> </w:t>
-      </w:r>
-      <w:r>
-        <w:t xml:space="preserve">kuralları ve reflection ile çağrılan API’ler</w:t>
-      </w:r>
-      <w:r>
-        <w:t xml:space="preserve"> </w:t>
-      </w:r>
-      <w:r>
-        <w:t xml:space="preserve">5. haftada işlendi. İki taraf birlikte kullanılır: Java tarafı R8 ile gizlenir, native taraf bu haftanın</w:t>
-      </w:r>
-      <w:r>
-        <w:t xml:space="preserve"> </w:t>
-      </w:r>
-      <w:r>
-        <w:t xml:space="preserve">kurallarıyla; native taraf Java tarafının bütünlüğünü, Java tarafı native kütüphanenin sağlamasını denetler</w:t>
-      </w:r>
-      <w:r>
-        <w:t xml:space="preserve"> </w:t>
-      </w:r>
-      <w:r>
-        <w:t xml:space="preserve">(çapraz denetim — 6. hafta RASP).</w:t>
-      </w:r>
-    </w:p>
-    <w:p>
-      <w:r>
-        <w:pict>
-          <v:rect style="width:0;height:1.5pt" o:hralign="center" o:hrstd="t" o:hr="t"/>
-        </w:pict>
-      </w:r>
-    </w:p>
-    <w:bookmarkEnd w:id="37"/>
-    <w:bookmarkEnd w:id="38"/>
-    <w:bookmarkStart w:id="39" w:name="çeşitlendirme-tek-kırık-her-yeri-açmasın"/>
-    <w:p>
-      <w:pPr>
-        <w:pStyle w:val="Heading2"/>
-      </w:pPr>
-      <w:r>
-        <w:t xml:space="preserve">8. Çeşitlendirme: tek kırık her yeri açmasın</w:t>
       </w:r>
     </w:p>
     <w:p>
@@ -8067,85 +5640,3231 @@
         </w:numPr>
       </w:pPr>
       <w:r>
-        <w:t xml:space="preserve">bölümdeki</w:t>
-      </w:r>
-      <w:r>
-        <w:t xml:space="preserve"> </w:t>
-      </w:r>
-      <w:r>
-        <w:t xml:space="preserve">“Kural 2 — otomasyonu kır”</w:t>
-      </w:r>
-      <w:r>
-        <w:t xml:space="preserve"> </w:t>
-      </w:r>
-      <w:r>
-        <w:t xml:space="preserve">burada somutlaşır. Bir saldırgan bir kopyayı kırdığında, ürettiği yamayı ya</w:t>
-      </w:r>
-      <w:r>
-        <w:t xml:space="preserve"> </w:t>
-      </w:r>
-      <w:r>
-        <w:t xml:space="preserve">da betiği</w:t>
-      </w:r>
-      <w:r>
-        <w:t xml:space="preserve"> </w:t>
-      </w:r>
-      <w:r>
-        <w:rPr>
-          <w:b/>
-          <w:bCs/>
-        </w:rPr>
-        <w:t xml:space="preserve">bütün kullanıcılara</w:t>
-      </w:r>
-      <w:r>
-        <w:t xml:space="preserve"> </w:t>
-      </w:r>
-      <w:r>
-        <w:t xml:space="preserve">dağıtabiliyorsa, bir kırık her yeri açar.</w:t>
-      </w:r>
-      <w:r>
-        <w:t xml:space="preserve"> </w:t>
-      </w:r>
-      <w:r>
-        <w:rPr>
-          <w:b/>
-          <w:bCs/>
-        </w:rPr>
-        <w:t xml:space="preserve">Çeşitlendirme</w:t>
-      </w:r>
-      <w:r>
-        <w:t xml:space="preserve"> </w:t>
-      </w:r>
-      <w:r>
-        <w:t xml:space="preserve">(diversification), aynı</w:t>
-      </w:r>
-      <w:r>
-        <w:t xml:space="preserve"> </w:t>
-      </w:r>
-      <w:r>
-        <w:t xml:space="preserve">kaynaktan</w:t>
-      </w:r>
-      <w:r>
-        <w:t xml:space="preserve"> </w:t>
-      </w:r>
-      <w:r>
-        <w:rPr>
-          <w:b/>
-          <w:bCs/>
-        </w:rPr>
-        <w:t xml:space="preserve">farklı ama davranışça eş</w:t>
-      </w:r>
-      <w:r>
-        <w:t xml:space="preserve"> </w:t>
-      </w:r>
-      <w:r>
-        <w:t xml:space="preserve">ikili dosyalar üretmektir; böylece bir kopyaya karşı geliştirilen otomatik</w:t>
-      </w:r>
-      <w:r>
-        <w:t xml:space="preserve"> </w:t>
-      </w:r>
-      <w:r>
-        <w:t xml:space="preserve">saldırı diğerlerinde çalışmaz.</w:t>
+        <w:rPr>
+          <w:b/>
+          <w:bCs/>
+        </w:rPr>
+        <w:t xml:space="preserve">Durum değerleri gizlenir</w:t>
+      </w:r>
+      <w:r>
+        <w:t xml:space="preserve"> </w:t>
+      </w:r>
+      <w:r>
+        <w:t xml:space="preserve">(K-02):</w:t>
+      </w:r>
+      <w:r>
+        <w:t xml:space="preserve"> </w:t>
+      </w:r>
+      <w:r>
+        <w:rPr>
+          <w:rStyle w:val="VerbatimChar"/>
+        </w:rPr>
+        <w:t xml:space="preserve">case 1, 2, 3</w:t>
+      </w:r>
+      <w:r>
+        <w:t xml:space="preserve"> </w:t>
+      </w:r>
+      <w:r>
+        <w:t xml:space="preserve">yerine dağınık, aritmetikle üretilen değerler; ardışıklık</w:t>
+      </w:r>
+      <w:r>
+        <w:t xml:space="preserve"> </w:t>
+      </w:r>
+      <w:r>
+        <w:t xml:space="preserve">görünmez.</w:t>
+      </w:r>
+    </w:p>
+    <w:p>
+      <w:pPr>
+        <w:pStyle w:val="Compact"/>
+        <w:numPr>
+          <w:ilvl w:val="0"/>
+          <w:numId w:val="1004"/>
+        </w:numPr>
+      </w:pPr>
+      <w:r>
+        <w:rPr>
+          <w:b/>
+          <w:bCs/>
+        </w:rPr>
+        <w:t xml:space="preserve">Sahte ve ölü bloklar</w:t>
+      </w:r>
+      <w:r>
+        <w:t xml:space="preserve"> </w:t>
+      </w:r>
+      <w:r>
+        <w:t xml:space="preserve">eklenir (K-03): hangi</w:t>
+      </w:r>
+      <w:r>
+        <w:t xml:space="preserve"> </w:t>
+      </w:r>
+      <w:r>
+        <w:rPr>
+          <w:rStyle w:val="VerbatimChar"/>
+        </w:rPr>
+        <w:t xml:space="preserve">case</w:t>
+      </w:r>
+      <w:r>
+        <w:t xml:space="preserve"> </w:t>
+      </w:r>
+      <w:r>
+        <w:t xml:space="preserve">gerçek, ayırt etmek zorlaşır.</w:t>
+      </w:r>
+    </w:p>
+    <w:p>
+      <w:pPr>
+        <w:pStyle w:val="Compact"/>
+        <w:numPr>
+          <w:ilvl w:val="0"/>
+          <w:numId w:val="1004"/>
+        </w:numPr>
+      </w:pPr>
+      <w:r>
+        <w:rPr>
+          <w:b/>
+          <w:bCs/>
+        </w:rPr>
+        <w:t xml:space="preserve">Rastgele çıkış</w:t>
+      </w:r>
+      <w:r>
+        <w:t xml:space="preserve"> </w:t>
+      </w:r>
+      <w:r>
+        <w:t xml:space="preserve">(K-05): hata</w:t>
+      </w:r>
+      <w:r>
+        <w:t xml:space="preserve"> </w:t>
+      </w:r>
+      <w:r>
+        <w:rPr>
+          <w:rStyle w:val="VerbatimChar"/>
+        </w:rPr>
+        <w:t xml:space="preserve">default</w:t>
+      </w:r>
+      <w:r>
+        <w:t xml:space="preserve"> </w:t>
+      </w:r>
+      <w:r>
+        <w:t xml:space="preserve">dalından, öngörülemeyen bir durumla çıkar.</w:t>
+      </w:r>
+    </w:p>
+    <w:p>
+      <w:pPr>
+        <w:pStyle w:val="Compact"/>
+        <w:numPr>
+          <w:ilvl w:val="0"/>
+          <w:numId w:val="1004"/>
+        </w:numPr>
+      </w:pPr>
+      <w:r>
+        <w:rPr>
+          <w:b/>
+          <w:bCs/>
+        </w:rPr>
+        <w:t xml:space="preserve">Opak yüklemlerle</w:t>
+      </w:r>
+      <w:r>
+        <w:t xml:space="preserve"> </w:t>
+      </w:r>
+      <w:r>
+        <w:t xml:space="preserve">dallanma (K-01):</w:t>
+      </w:r>
+      <w:r>
+        <w:t xml:space="preserve"> </w:t>
+      </w:r>
+      <w:r>
+        <w:rPr>
+          <w:rStyle w:val="VerbatimChar"/>
+        </w:rPr>
+        <w:t xml:space="preserve">case</w:t>
+      </w:r>
+      <w:r>
+        <w:t xml:space="preserve"> </w:t>
+      </w:r>
+      <w:r>
+        <w:t xml:space="preserve">geçişleri sabit değil, opak koşullara bağlıdır.</w:t>
+      </w:r>
+    </w:p>
+    <w:p>
+      <w:pPr>
+        <w:pStyle w:val="FirstParagraph"/>
+      </w:pPr>
+      <w:r>
+        <w:rPr>
+          <w:b/>
+          <w:bCs/>
+        </w:rPr>
+        <w:t xml:space="preserve">Maliyet:</w:t>
+      </w:r>
+      <w:r>
+        <w:t xml:space="preserve"> </w:t>
+      </w:r>
+      <w:r>
+        <w:t xml:space="preserve">orta–yüksek (blok sayısı ve dal çok artar, başarım düşer).</w:t>
+      </w:r>
+      <w:r>
+        <w:t xml:space="preserve"> </w:t>
+      </w:r>
+      <w:r>
+        <w:rPr>
+          <w:b/>
+          <w:bCs/>
+        </w:rPr>
+        <w:t xml:space="preserve">Sınır:</w:t>
+      </w:r>
+      <w:r>
+        <w:t xml:space="preserve"> </w:t>
+      </w:r>
+      <w:r>
+        <w:t xml:space="preserve">yalnız düzleştirme, sembolik</w:t>
+      </w:r>
+      <w:r>
+        <w:t xml:space="preserve"> </w:t>
+      </w:r>
+      <w:r>
+        <w:t xml:space="preserve">yürütmeyle (bölüm 5) geri açılabilir; gücü güçlendirmelerden gelir.</w:t>
+      </w:r>
+      <w:r>
+        <w:t xml:space="preserve"> </w:t>
+      </w:r>
+      <w:r>
+        <w:rPr>
+          <w:b/>
+          <w:bCs/>
+        </w:rPr>
+        <w:t xml:space="preserve">Ölçüm:</w:t>
+      </w:r>
+      <w:r>
+        <w:t xml:space="preserve"> </w:t>
+      </w:r>
+      <w:r>
+        <w:t xml:space="preserve">tersine derleyicide CFG düğüm/kenar</w:t>
+      </w:r>
+      <w:r>
+        <w:t xml:space="preserve"> </w:t>
+      </w:r>
+      <w:r>
+        <w:t xml:space="preserve">sayısı, bir denetimi izlemek için gereken süre.</w:t>
+      </w:r>
+    </w:p>
+    <w:bookmarkEnd w:id="30"/>
+    <w:bookmarkStart w:id="31" w:name="X8e518d7a8f93597bdce0694a59da667c7721923"/>
+    <w:p>
+      <w:pPr>
+        <w:pStyle w:val="Heading3"/>
+      </w:pPr>
+      <w:r>
+        <w:t xml:space="preserve">KURAL K-05 — Kontrol akışından rastgele çıkış</w:t>
+      </w:r>
+    </w:p>
+    <w:p>
+      <w:pPr>
+        <w:pStyle w:val="FirstParagraph"/>
+      </w:pPr>
+      <w:r>
+        <w:rPr>
+          <w:b/>
+          <w:bCs/>
+        </w:rPr>
+        <w:t xml:space="preserve">Neyi korur?</w:t>
+      </w:r>
+      <w:r>
+        <w:t xml:space="preserve"> </w:t>
+      </w:r>
+      <w:r>
+        <w:t xml:space="preserve">Bir denetimin</w:t>
+      </w:r>
+      <w:r>
+        <w:t xml:space="preserve"> </w:t>
+      </w:r>
+      <w:r>
+        <w:rPr>
+          <w:b/>
+          <w:bCs/>
+        </w:rPr>
+        <w:t xml:space="preserve">nerede</w:t>
+      </w:r>
+      <w:r>
+        <w:t xml:space="preserve"> </w:t>
+      </w:r>
+      <w:r>
+        <w:t xml:space="preserve">başarısız olduğunu. Saldırgan çoğu zaman</w:t>
+      </w:r>
+      <w:r>
+        <w:t xml:space="preserve"> </w:t>
+      </w:r>
+      <w:r>
+        <w:t xml:space="preserve">“başarısızlık dalını”</w:t>
+      </w:r>
+      <w:r>
+        <w:t xml:space="preserve"> </w:t>
+      </w:r>
+      <w:r>
+        <w:t xml:space="preserve">bulup onu</w:t>
+      </w:r>
+      <w:r>
+        <w:t xml:space="preserve"> </w:t>
+      </w:r>
+      <w:r>
+        <w:t xml:space="preserve">“başarı dalına”</w:t>
+      </w:r>
+      <w:r>
+        <w:t xml:space="preserve"> </w:t>
+      </w:r>
+      <w:r>
+        <w:t xml:space="preserve">çevirmeye çalışır.</w:t>
+      </w:r>
+      <w:r>
+        <w:t xml:space="preserve"> </w:t>
+      </w:r>
+      <w:r>
+        <w:rPr>
+          <w:b/>
+          <w:bCs/>
+        </w:rPr>
+        <w:t xml:space="preserve">Nasıl?</w:t>
+      </w:r>
+      <w:r>
+        <w:t xml:space="preserve"> </w:t>
+      </w:r>
+      <w:r>
+        <w:t xml:space="preserve">Kılavuzun anlattığı gibi: bir denetim başarısız olduğunda, program</w:t>
+      </w:r>
+      <w:r>
+        <w:t xml:space="preserve"> </w:t>
+      </w:r>
+      <w:r>
+        <w:t xml:space="preserve">doğrudan bir</w:t>
+      </w:r>
+      <w:r>
+        <w:t xml:space="preserve"> </w:t>
+      </w:r>
+      <w:r>
+        <w:t xml:space="preserve">“return RED”</w:t>
+      </w:r>
+      <w:r>
+        <w:t xml:space="preserve"> </w:t>
+      </w:r>
+      <w:r>
+        <w:t xml:space="preserve">satırına gitmez; bunun yerine durum değişkeni</w:t>
+      </w:r>
+      <w:r>
+        <w:t xml:space="preserve"> </w:t>
+      </w:r>
+      <w:r>
+        <w:rPr>
+          <w:b/>
+          <w:bCs/>
+        </w:rPr>
+        <w:t xml:space="preserve">öngörülemeyen büyük bir değere</w:t>
+      </w:r>
+      <w:r>
+        <w:t xml:space="preserve"> </w:t>
+      </w:r>
+      <w:r>
+        <w:t xml:space="preserve">ayarlanır</w:t>
+      </w:r>
+      <w:r>
+        <w:t xml:space="preserve"> </w:t>
+      </w:r>
+      <w:r>
+        <w:t xml:space="preserve">ve fonksiyon</w:t>
+      </w:r>
+      <w:r>
+        <w:t xml:space="preserve"> </w:t>
+      </w:r>
+      <w:r>
+        <w:rPr>
+          <w:rStyle w:val="VerbatimChar"/>
+        </w:rPr>
+        <w:t xml:space="preserve">default</w:t>
+      </w:r>
+      <w:r>
+        <w:t xml:space="preserve"> </w:t>
+      </w:r>
+      <w:r>
+        <w:t xml:space="preserve">dalından çıkar. Başarılı çıkış da aynı yöntemle yapılabilir, böylece başarı ve başarısızlık</w:t>
+      </w:r>
+      <w:r>
+        <w:t xml:space="preserve"> </w:t>
+      </w:r>
+      <w:r>
+        <w:t xml:space="preserve">akışta birbirine benzer.</w:t>
+      </w:r>
+    </w:p>
+    <w:p>
+      <w:pPr>
+        <w:pStyle w:val="BodyText"/>
+      </w:pPr>
+      <w:r>
+        <w:rPr>
+          <w:b/>
+          <w:bCs/>
+        </w:rPr>
+        <w:t xml:space="preserve">Rastgele çıkış: hata noktası akıştan okunamaz</w:t>
+      </w:r>
+    </w:p>
+    <w:p>
+      <w:pPr>
+        <w:pStyle w:val="SourceCode"/>
+      </w:pPr>
+      <w:r>
+        <w:rPr>
+          <w:rStyle w:val="ControlFlowTok"/>
+        </w:rPr>
+        <w:t xml:space="preserve">if</w:t>
+      </w:r>
+      <w:r>
+        <w:rPr>
+          <w:rStyle w:val="NormalTok"/>
+        </w:rPr>
+        <w:t xml:space="preserve"> </w:t>
+      </w:r>
+      <w:r>
+        <w:rPr>
+          <w:rStyle w:val="OperatorTok"/>
+        </w:rPr>
+        <w:t xml:space="preserve">(!</w:t>
+      </w:r>
+      <w:r>
+        <w:rPr>
+          <w:rStyle w:val="NormalTok"/>
+        </w:rPr>
+        <w:t xml:space="preserve">imza_gecerli</w:t>
+      </w:r>
+      <w:r>
+        <w:rPr>
+          <w:rStyle w:val="OperatorTok"/>
+        </w:rPr>
+        <w:t xml:space="preserve">(</w:t>
+      </w:r>
+      <w:r>
+        <w:rPr>
+          <w:rStyle w:val="NormalTok"/>
+        </w:rPr>
+        <w:t xml:space="preserve">p</w:t>
+      </w:r>
+      <w:r>
+        <w:rPr>
+          <w:rStyle w:val="OperatorTok"/>
+        </w:rPr>
+        <w:t xml:space="preserve">))</w:t>
+      </w:r>
+      <w:r>
+        <w:rPr>
+          <w:rStyle w:val="NormalTok"/>
+        </w:rPr>
+        <w:t xml:space="preserve"> </w:t>
+      </w:r>
+      <w:r>
+        <w:rPr>
+          <w:rStyle w:val="OperatorTok"/>
+        </w:rPr>
+        <w:t xml:space="preserve">{</w:t>
+      </w:r>
+      <w:r>
+        <w:br/>
+      </w:r>
+      <w:r>
+        <w:rPr>
+          <w:rStyle w:val="NormalTok"/>
+        </w:rPr>
+        <w:t xml:space="preserve">    durum </w:t>
+      </w:r>
+      <w:r>
+        <w:rPr>
+          <w:rStyle w:val="OperatorTok"/>
+        </w:rPr>
+        <w:t xml:space="preserve">=</w:t>
+      </w:r>
+      <w:r>
+        <w:rPr>
+          <w:rStyle w:val="NormalTok"/>
+        </w:rPr>
+        <w:t xml:space="preserve"> kararsiz_deger</w:t>
+      </w:r>
+      <w:r>
+        <w:rPr>
+          <w:rStyle w:val="OperatorTok"/>
+        </w:rPr>
+        <w:t xml:space="preserve">();</w:t>
+      </w:r>
+      <w:r>
+        <w:rPr>
+          <w:rStyle w:val="NormalTok"/>
+        </w:rPr>
+        <w:t xml:space="preserve">   </w:t>
+      </w:r>
+      <w:r>
+        <w:rPr>
+          <w:rStyle w:val="CommentTok"/>
+        </w:rPr>
+        <w:t xml:space="preserve">/* switch'te tanımlı olmayan bir değer → default */</w:t>
+      </w:r>
+      <w:r>
+        <w:br/>
+      </w:r>
+      <w:r>
+        <w:rPr>
+          <w:rStyle w:val="NormalTok"/>
+        </w:rPr>
+        <w:t xml:space="preserve">    </w:t>
+      </w:r>
+      <w:r>
+        <w:rPr>
+          <w:rStyle w:val="ControlFlowTok"/>
+        </w:rPr>
+        <w:t xml:space="preserve">break</w:t>
+      </w:r>
+      <w:r>
+        <w:rPr>
+          <w:rStyle w:val="OperatorTok"/>
+        </w:rPr>
+        <w:t xml:space="preserve">;</w:t>
+      </w:r>
+      <w:r>
+        <w:br/>
+      </w:r>
+      <w:r>
+        <w:rPr>
+          <w:rStyle w:val="OperatorTok"/>
+        </w:rPr>
+        <w:t xml:space="preserve">}</w:t>
+      </w:r>
+    </w:p>
+    <w:p>
+      <w:pPr>
+        <w:pStyle w:val="FirstParagraph"/>
+      </w:pPr>
+      <w:r>
+        <w:rPr>
+          <w:b/>
+          <w:bCs/>
+        </w:rPr>
+        <w:t xml:space="preserve">Maliyet:</w:t>
+      </w:r>
+      <w:r>
+        <w:t xml:space="preserve"> </w:t>
+      </w:r>
+      <w:r>
+        <w:t xml:space="preserve">düşük.</w:t>
+      </w:r>
+      <w:r>
+        <w:t xml:space="preserve"> </w:t>
+      </w:r>
+      <w:r>
+        <w:rPr>
+          <w:b/>
+          <w:bCs/>
+        </w:rPr>
+        <w:t xml:space="preserve">Sınır:</w:t>
+      </w:r>
+      <w:r>
+        <w:t xml:space="preserve"> </w:t>
+      </w:r>
+      <w:r>
+        <w:t xml:space="preserve">tek başına değil, düzleştirmeyle birlikte anlamlıdır.</w:t>
+      </w:r>
+      <w:r>
+        <w:t xml:space="preserve"> </w:t>
+      </w:r>
+      <w:r>
+        <w:rPr>
+          <w:b/>
+          <w:bCs/>
+        </w:rPr>
+        <w:t xml:space="preserve">Ölçüm:</w:t>
+      </w:r>
+      <w:r>
+        <w:t xml:space="preserve"> </w:t>
+      </w:r>
+      <w:r>
+        <w:t xml:space="preserve">“başarısızlık dalını</w:t>
+      </w:r>
+      <w:r>
+        <w:t xml:space="preserve"> </w:t>
+      </w:r>
+      <w:r>
+        <w:t xml:space="preserve">bul ve tersine çevir”</w:t>
+      </w:r>
+      <w:r>
+        <w:t xml:space="preserve"> </w:t>
+      </w:r>
+      <w:r>
+        <w:t xml:space="preserve">saldırısının süresi; ideal olarak tek bir bayt yaması denetimi atlatmaya yetmemeli.</w:t>
+      </w:r>
+    </w:p>
+    <w:bookmarkEnd w:id="31"/>
+    <w:bookmarkStart w:id="32" w:name="X015b959666dcbb5eefb9c13946478da5061df8c"/>
+    <w:p>
+      <w:pPr>
+        <w:pStyle w:val="Heading3"/>
+      </w:pPr>
+      <w:r>
+        <w:t xml:space="preserve">KURAL K-06 — Fonksiyon çağrılarının ve dış kütüphane bağımlılığının gizlenmesi</w:t>
+      </w:r>
+    </w:p>
+    <w:p>
+      <w:pPr>
+        <w:pStyle w:val="FirstParagraph"/>
+      </w:pPr>
+      <w:r>
+        <w:rPr>
+          <w:b/>
+          <w:bCs/>
+        </w:rPr>
+        <w:t xml:space="preserve">Neyi korur?</w:t>
+      </w:r>
+      <w:r>
+        <w:t xml:space="preserve"> </w:t>
+      </w:r>
+      <w:r>
+        <w:t xml:space="preserve">“Şu fonksiyon</w:t>
+      </w:r>
+      <w:r>
+        <w:t xml:space="preserve"> </w:t>
+      </w:r>
+      <w:r>
+        <w:rPr>
+          <w:rStyle w:val="VerbatimChar"/>
+        </w:rPr>
+        <w:t xml:space="preserve">memcmp</w:t>
+      </w:r>
+      <w:r>
+        <w:t xml:space="preserve"> </w:t>
+      </w:r>
+      <w:r>
+        <w:t xml:space="preserve">çağırıyor, demek ki bir karşılaştırma yapıyor”</w:t>
+      </w:r>
+      <w:r>
+        <w:t xml:space="preserve"> </w:t>
+      </w:r>
+      <w:r>
+        <w:t xml:space="preserve">gibi ipuçlarını. Standart</w:t>
+      </w:r>
+      <w:r>
+        <w:t xml:space="preserve"> </w:t>
+      </w:r>
+      <w:r>
+        <w:t xml:space="preserve">kütüphane çağrıları, saldırgana bir fonksiyonun ne yaptığını doğrudan söyler.</w:t>
+      </w:r>
+      <w:r>
+        <w:t xml:space="preserve"> </w:t>
+      </w:r>
+      <w:r>
+        <w:rPr>
+          <w:b/>
+          <w:bCs/>
+        </w:rPr>
+        <w:t xml:space="preserve">Nasıl?</w:t>
+      </w:r>
+      <w:r>
+        <w:t xml:space="preserve"> </w:t>
+      </w:r>
+      <w:r>
+        <w:t xml:space="preserve">Kritik yollarda standart</w:t>
+      </w:r>
+      <w:r>
+        <w:t xml:space="preserve"> </w:t>
+      </w:r>
+      <w:r>
+        <w:t xml:space="preserve">kütüphane fonksiyonları</w:t>
+      </w:r>
+      <w:r>
+        <w:t xml:space="preserve"> </w:t>
+      </w:r>
+      <w:r>
+        <w:rPr>
+          <w:b/>
+          <w:bCs/>
+        </w:rPr>
+        <w:t xml:space="preserve">kendi iç sürümleriyle</w:t>
+      </w:r>
+      <w:r>
+        <w:t xml:space="preserve"> </w:t>
+      </w:r>
+      <w:r>
+        <w:t xml:space="preserve">değiştirilir (ör. sabit zamanlı kendi</w:t>
+      </w:r>
+      <w:r>
+        <w:t xml:space="preserve"> </w:t>
+      </w:r>
+      <w:r>
+        <w:rPr>
+          <w:rStyle w:val="VerbatimChar"/>
+        </w:rPr>
+        <w:t xml:space="preserve">esit_mi</w:t>
+      </w:r>
+      <w:r>
+        <w:t xml:space="preserve"> </w:t>
+      </w:r>
+      <w:r>
+        <w:t xml:space="preserve">fonksiyonunuz),</w:t>
+      </w:r>
+      <w:r>
+        <w:t xml:space="preserve"> </w:t>
+      </w:r>
+      <w:r>
+        <w:t xml:space="preserve">böylece bağlantı çözümleyicide tanınan bir ad görünmez. Kılavuz ayrıca</w:t>
+      </w:r>
+      <w:r>
+        <w:t xml:space="preserve"> </w:t>
+      </w:r>
+      <w:r>
+        <w:rPr>
+          <w:b/>
+          <w:bCs/>
+        </w:rPr>
+        <w:t xml:space="preserve">fonksiyon parametrelerinin gizlenmesini</w:t>
+      </w:r>
+      <w:r>
+        <w:t xml:space="preserve"> </w:t>
+      </w:r>
+      <w:r>
+        <w:t xml:space="preserve">ve</w:t>
+      </w:r>
+      <w:r>
+        <w:t xml:space="preserve"> </w:t>
+      </w:r>
+      <w:r>
+        <w:rPr>
+          <w:b/>
+          <w:bCs/>
+        </w:rPr>
+        <w:t xml:space="preserve">sahte parametreler</w:t>
+      </w:r>
+      <w:r>
+        <w:t xml:space="preserve"> </w:t>
+      </w:r>
+      <w:r>
+        <w:t xml:space="preserve">eklenmesini de ayrı kurallar olarak listeler: gerçek parametrelerin yanına hiç kullanılmayan</w:t>
+      </w:r>
+      <w:r>
+        <w:t xml:space="preserve"> </w:t>
+      </w:r>
+      <w:r>
+        <w:t xml:space="preserve">sahte parametreler konur; imza, saldırgan için yanıltıcı olur.</w:t>
+      </w:r>
+    </w:p>
+    <w:p>
+      <w:pPr>
+        <w:pStyle w:val="BodyText"/>
+      </w:pPr>
+      <w:r>
+        <w:rPr>
+          <w:b/>
+          <w:bCs/>
+        </w:rPr>
+        <w:t xml:space="preserve">Maliyet:</w:t>
+      </w:r>
+      <w:r>
+        <w:t xml:space="preserve"> </w:t>
+      </w:r>
+      <w:r>
+        <w:t xml:space="preserve">düşük–orta (kendi sürümleri bakım ister).</w:t>
+      </w:r>
+      <w:r>
+        <w:t xml:space="preserve"> </w:t>
+      </w:r>
+      <w:r>
+        <w:rPr>
+          <w:b/>
+          <w:bCs/>
+        </w:rPr>
+        <w:t xml:space="preserve">Sınır:</w:t>
+      </w:r>
+      <w:r>
+        <w:t xml:space="preserve"> </w:t>
+      </w:r>
+      <w:r>
+        <w:t xml:space="preserve">davranış analizi yine de ne yaptığını gösterebilir;</w:t>
+      </w:r>
+      <w:r>
+        <w:t xml:space="preserve"> </w:t>
+      </w:r>
+      <w:r>
+        <w:t xml:space="preserve">bu bir</w:t>
+      </w:r>
+      <w:r>
+        <w:t xml:space="preserve"> </w:t>
+      </w:r>
+      <w:r>
+        <w:rPr>
+          <w:b/>
+          <w:bCs/>
+        </w:rPr>
+        <w:t xml:space="preserve">gecikme</w:t>
+      </w:r>
+      <w:r>
+        <w:t xml:space="preserve"> </w:t>
+      </w:r>
+      <w:r>
+        <w:t xml:space="preserve">kuralıdır.</w:t>
+      </w:r>
+      <w:r>
+        <w:t xml:space="preserve"> </w:t>
+      </w:r>
+      <w:r>
+        <w:rPr>
+          <w:b/>
+          <w:bCs/>
+        </w:rPr>
+        <w:t xml:space="preserve">Ölçüm:</w:t>
+      </w:r>
+      <w:r>
+        <w:t xml:space="preserve"> </w:t>
+      </w:r>
+      <w:r>
+        <w:t xml:space="preserve">ikili dosyada tanınan kütüphane çağrılarının sayısı.</w:t>
+      </w:r>
+    </w:p>
+    <w:p>
+      <w:pPr>
+        <w:pStyle w:val="BlockText"/>
+      </w:pPr>
+      <w:r>
+        <w:rPr>
+          <w:b/>
+          <w:bCs/>
+        </w:rPr>
+        <w:t xml:space="preserve">Kural: sabit zamanlılığı bozma</w:t>
+      </w:r>
+    </w:p>
+    <w:p>
+      <w:pPr>
+        <w:pStyle w:val="BlockText"/>
+      </w:pPr>
+      <w:r>
+        <w:t xml:space="preserve">Kendi karşılaştırma/kripto sürümünüzü yazarken</w:t>
+      </w:r>
+      <w:r>
+        <w:t xml:space="preserve"> </w:t>
+      </w:r>
+      <w:r>
+        <w:rPr>
+          <w:b/>
+          <w:bCs/>
+        </w:rPr>
+        <w:t xml:space="preserve">sabit zamanlı</w:t>
+      </w:r>
+      <w:r>
+        <w:t xml:space="preserve"> </w:t>
+      </w:r>
+      <w:r>
+        <w:t xml:space="preserve">olmasına dikkat edin (3. hafta). Gizleme uğruna</w:t>
+      </w:r>
+      <w:r>
+        <w:t xml:space="preserve"> </w:t>
+      </w:r>
+      <w:r>
+        <w:t xml:space="preserve">erken çıkışlı bir karşılaştırma yazmak, bir</w:t>
+      </w:r>
+      <w:r>
+        <w:t xml:space="preserve"> </w:t>
+      </w:r>
+      <w:r>
+        <w:rPr>
+          <w:b/>
+          <w:bCs/>
+        </w:rPr>
+        <w:t xml:space="preserve">yan kanal</w:t>
+      </w:r>
+      <w:r>
+        <w:t xml:space="preserve"> </w:t>
+      </w:r>
+      <w:r>
+        <w:t xml:space="preserve">açar; koruma eklerken yeni bir açık yaratmayın.</w:t>
+      </w:r>
+    </w:p>
+    <w:p>
+      <w:r>
+        <w:pict>
+          <v:rect style="width:0;height:1.5pt" o:hralign="center" o:hrstd="t" o:hr="t"/>
+        </w:pict>
+      </w:r>
+    </w:p>
+    <w:bookmarkEnd w:id="32"/>
+    <w:bookmarkEnd w:id="33"/>
+    <w:bookmarkStart w:id="37" w:name="veri-gizleme-kuralları"/>
+    <w:p>
+      <w:pPr>
+        <w:pStyle w:val="Heading2"/>
+      </w:pPr>
+      <w:r>
+        <w:t xml:space="preserve">6. Veri gizleme kuralları</w:t>
+      </w:r>
+    </w:p>
+    <w:p>
+      <w:pPr>
+        <w:pStyle w:val="FirstParagraph"/>
+      </w:pPr>
+      <w:r>
+        <w:t xml:space="preserve">Kontrol akışı algoritmanın yapısını gizler;</w:t>
+      </w:r>
+      <w:r>
+        <w:t xml:space="preserve"> </w:t>
+      </w:r>
+      <w:r>
+        <w:rPr>
+          <w:b/>
+          <w:bCs/>
+        </w:rPr>
+        <w:t xml:space="preserve">veri gizleme</w:t>
+      </w:r>
+      <w:r>
+        <w:t xml:space="preserve"> </w:t>
+      </w:r>
+      <w:r>
+        <w:t xml:space="preserve">ise programın işlediği</w:t>
+      </w:r>
+      <w:r>
+        <w:t xml:space="preserve"> </w:t>
+      </w:r>
+      <w:r>
+        <w:rPr>
+          <w:b/>
+          <w:bCs/>
+        </w:rPr>
+        <w:t xml:space="preserve">değerleri</w:t>
+      </w:r>
+      <w:r>
+        <w:t xml:space="preserve"> </w:t>
+      </w:r>
+      <w:r>
+        <w:t xml:space="preserve">gizler: dizgeler,</w:t>
+      </w:r>
+      <w:r>
+        <w:t xml:space="preserve"> </w:t>
+      </w:r>
+      <w:r>
+        <w:t xml:space="preserve">sabitler, tablolar ve değişkenler. Cookbook’un anti-tampering bölümü ile teknik kılavuz burada aynı kuralları</w:t>
+      </w:r>
+      <w:r>
+        <w:t xml:space="preserve"> </w:t>
+      </w:r>
+      <w:r>
+        <w:t xml:space="preserve">listeler.</w:t>
+      </w:r>
+    </w:p>
+    <w:bookmarkStart w:id="34" w:name="kural-k-07-statik-dizgelerin-kodlanması"/>
+    <w:p>
+      <w:pPr>
+        <w:pStyle w:val="Heading3"/>
+      </w:pPr>
+      <w:r>
+        <w:t xml:space="preserve">KURAL K-07 — Statik dizgelerin kodlanması</w:t>
+      </w:r>
+    </w:p>
+    <w:p>
+      <w:pPr>
+        <w:pStyle w:val="FirstParagraph"/>
+      </w:pPr>
+      <w:r>
+        <w:rPr>
+          <w:b/>
+          <w:bCs/>
+        </w:rPr>
+        <w:t xml:space="preserve">Neyi korur?</w:t>
+      </w:r>
+      <w:r>
+        <w:t xml:space="preserve"> </w:t>
+      </w:r>
+      <w:r>
+        <w:t xml:space="preserve">İkili dosyadaki okunabilir metinleri. Tersine mühendisliğin en ucuz ilk adımı</w:t>
+      </w:r>
+      <w:r>
+        <w:t xml:space="preserve"> </w:t>
+      </w:r>
+      <w:r>
+        <w:rPr>
+          <w:rStyle w:val="VerbatimChar"/>
+        </w:rPr>
+        <w:t xml:space="preserve">strings</w:t>
+      </w:r>
+      <w:r>
+        <w:t xml:space="preserve"> </w:t>
+      </w:r>
+      <w:r>
+        <w:t xml:space="preserve">çalıştırmaktır;</w:t>
+      </w:r>
+      <w:r>
+        <w:t xml:space="preserve"> </w:t>
+      </w:r>
+      <w:r>
+        <w:rPr>
+          <w:rStyle w:val="VerbatimChar"/>
+        </w:rPr>
+        <w:t xml:space="preserve">"Lisans gecersiz"</w:t>
+      </w:r>
+      <w:r>
+        <w:t xml:space="preserve"> </w:t>
+      </w:r>
+      <w:r>
+        <w:t xml:space="preserve">ya da bir URL, saldırgana nereye bakacağını söyler.</w:t>
+      </w:r>
+      <w:r>
+        <w:t xml:space="preserve"> </w:t>
+      </w:r>
+      <w:r>
+        <w:rPr>
+          <w:b/>
+          <w:bCs/>
+        </w:rPr>
+        <w:t xml:space="preserve">Nasıl?</w:t>
+      </w:r>
+      <w:r>
+        <w:t xml:space="preserve"> </w:t>
+      </w:r>
+      <w:r>
+        <w:t xml:space="preserve">Hassas dizgeler</w:t>
+      </w:r>
+      <w:r>
+        <w:t xml:space="preserve"> </w:t>
+      </w:r>
+      <w:r>
+        <w:rPr>
+          <w:b/>
+          <w:bCs/>
+        </w:rPr>
+        <w:t xml:space="preserve">derleme öncesinde</w:t>
+      </w:r>
+      <w:r>
+        <w:rPr>
+          <w:b/>
+          <w:bCs/>
+        </w:rPr>
+        <w:t xml:space="preserve"> </w:t>
+      </w:r>
+      <w:r>
+        <w:rPr>
+          <w:b/>
+          <w:bCs/>
+        </w:rPr>
+        <w:t xml:space="preserve">kodlanır</w:t>
+      </w:r>
+      <w:r>
+        <w:t xml:space="preserve"> </w:t>
+      </w:r>
+      <w:r>
+        <w:t xml:space="preserve">(ör. bir XOR anahtarıyla ya da bir üretim betiğiyle şifrelenir), ikili dosyada kodlanmış hâlde durur,</w:t>
+      </w:r>
+      <w:r>
+        <w:t xml:space="preserve"> </w:t>
+      </w:r>
+      <w:r>
+        <w:rPr>
+          <w:b/>
+          <w:bCs/>
+        </w:rPr>
+        <w:t xml:space="preserve">kullanım anında çözülür</w:t>
+      </w:r>
+      <w:r>
+        <w:t xml:space="preserve"> </w:t>
+      </w:r>
+      <w:r>
+        <w:t xml:space="preserve">ve iş biter bitmez</w:t>
+      </w:r>
+      <w:r>
+        <w:t xml:space="preserve"> </w:t>
+      </w:r>
+      <w:r>
+        <w:rPr>
+          <w:b/>
+          <w:bCs/>
+        </w:rPr>
+        <w:t xml:space="preserve">bellekten silinir</w:t>
+      </w:r>
+      <w:r>
+        <w:t xml:space="preserve">.</w:t>
+      </w:r>
+    </w:p>
+    <w:p>
+      <w:pPr>
+        <w:pStyle w:val="BodyText"/>
+      </w:pPr>
+      <w:r>
+        <w:rPr>
+          <w:b/>
+          <w:bCs/>
+        </w:rPr>
+        <w:t xml:space="preserve">Dize kodlama: kullan ve hemen sil (sentetik)</w:t>
+      </w:r>
+    </w:p>
+    <w:p>
+      <w:pPr>
+        <w:pStyle w:val="SourceCode"/>
+      </w:pPr>
+      <w:r>
+        <w:rPr>
+          <w:rStyle w:val="DataTypeTok"/>
+        </w:rPr>
+        <w:t xml:space="preserve">static</w:t>
+      </w:r>
+      <w:r>
+        <w:rPr>
+          <w:rStyle w:val="NormalTok"/>
+        </w:rPr>
+        <w:t xml:space="preserve"> </w:t>
+      </w:r>
+      <w:r>
+        <w:rPr>
+          <w:rStyle w:val="DataTypeTok"/>
+        </w:rPr>
+        <w:t xml:space="preserve">const</w:t>
+      </w:r>
+      <w:r>
+        <w:rPr>
+          <w:rStyle w:val="NormalTok"/>
+        </w:rPr>
+        <w:t xml:space="preserve"> </w:t>
+      </w:r>
+      <w:r>
+        <w:rPr>
+          <w:rStyle w:val="DataTypeTok"/>
+        </w:rPr>
+        <w:t xml:space="preserve">uint8_t</w:t>
+      </w:r>
+      <w:r>
+        <w:rPr>
+          <w:rStyle w:val="NormalTok"/>
+        </w:rPr>
+        <w:t xml:space="preserve"> GIZLI</w:t>
+      </w:r>
+      <w:r>
+        <w:rPr>
+          <w:rStyle w:val="OperatorTok"/>
+        </w:rPr>
+        <w:t xml:space="preserve">[]</w:t>
+      </w:r>
+      <w:r>
+        <w:rPr>
+          <w:rStyle w:val="NormalTok"/>
+        </w:rPr>
+        <w:t xml:space="preserve"> </w:t>
+      </w:r>
+      <w:r>
+        <w:rPr>
+          <w:rStyle w:val="OperatorTok"/>
+        </w:rPr>
+        <w:t xml:space="preserve">=</w:t>
+      </w:r>
+      <w:r>
+        <w:rPr>
+          <w:rStyle w:val="NormalTok"/>
+        </w:rPr>
+        <w:t xml:space="preserve"> </w:t>
+      </w:r>
+      <w:r>
+        <w:rPr>
+          <w:rStyle w:val="OperatorTok"/>
+        </w:rPr>
+        <w:t xml:space="preserve">{</w:t>
+      </w:r>
+      <w:r>
+        <w:rPr>
+          <w:rStyle w:val="NormalTok"/>
+        </w:rPr>
+        <w:t xml:space="preserve"> </w:t>
+      </w:r>
+      <w:r>
+        <w:rPr>
+          <w:rStyle w:val="BaseNTok"/>
+        </w:rPr>
+        <w:t xml:space="preserve">0x3B</w:t>
+      </w:r>
+      <w:r>
+        <w:rPr>
+          <w:rStyle w:val="OperatorTok"/>
+        </w:rPr>
+        <w:t xml:space="preserve">,</w:t>
+      </w:r>
+      <w:r>
+        <w:rPr>
+          <w:rStyle w:val="BaseNTok"/>
+        </w:rPr>
+        <w:t xml:space="preserve">0x2A</w:t>
+      </w:r>
+      <w:r>
+        <w:rPr>
+          <w:rStyle w:val="OperatorTok"/>
+        </w:rPr>
+        <w:t xml:space="preserve">,</w:t>
+      </w:r>
+      <w:r>
+        <w:rPr>
+          <w:rStyle w:val="BaseNTok"/>
+        </w:rPr>
+        <w:t xml:space="preserve">0x2E</w:t>
+      </w:r>
+      <w:r>
+        <w:rPr>
+          <w:rStyle w:val="OperatorTok"/>
+        </w:rPr>
+        <w:t xml:space="preserve">,</w:t>
+      </w:r>
+      <w:r>
+        <w:rPr>
+          <w:rStyle w:val="BaseNTok"/>
+        </w:rPr>
+        <w:t xml:space="preserve">0x2E</w:t>
+      </w:r>
+      <w:r>
+        <w:rPr>
+          <w:rStyle w:val="OperatorTok"/>
+        </w:rPr>
+        <w:t xml:space="preserve">,</w:t>
+      </w:r>
+      <w:r>
+        <w:rPr>
+          <w:rStyle w:val="BaseNTok"/>
+        </w:rPr>
+        <w:t xml:space="preserve">0x2D</w:t>
+      </w:r>
+      <w:r>
+        <w:rPr>
+          <w:rStyle w:val="NormalTok"/>
+        </w:rPr>
+        <w:t xml:space="preserve"> </w:t>
+      </w:r>
+      <w:r>
+        <w:rPr>
+          <w:rStyle w:val="OperatorTok"/>
+        </w:rPr>
+        <w:t xml:space="preserve">};</w:t>
+      </w:r>
+      <w:r>
+        <w:rPr>
+          <w:rStyle w:val="NormalTok"/>
+        </w:rPr>
+        <w:t xml:space="preserve">   </w:t>
+      </w:r>
+      <w:r>
+        <w:rPr>
+          <w:rStyle w:val="CommentTok"/>
+        </w:rPr>
+        <w:t xml:space="preserve">/* "merhaba" değil; sentetik */</w:t>
+      </w:r>
+      <w:r>
+        <w:br/>
+      </w:r>
+      <w:r>
+        <w:rPr>
+          <w:rStyle w:val="DataTypeTok"/>
+        </w:rPr>
+        <w:t xml:space="preserve">void</w:t>
+      </w:r>
+      <w:r>
+        <w:rPr>
+          <w:rStyle w:val="NormalTok"/>
+        </w:rPr>
+        <w:t xml:space="preserve"> kullan</w:t>
+      </w:r>
+      <w:r>
+        <w:rPr>
+          <w:rStyle w:val="OperatorTok"/>
+        </w:rPr>
+        <w:t xml:space="preserve">(</w:t>
+      </w:r>
+      <w:r>
+        <w:rPr>
+          <w:rStyle w:val="DataTypeTok"/>
+        </w:rPr>
+        <w:t xml:space="preserve">void</w:t>
+      </w:r>
+      <w:r>
+        <w:rPr>
+          <w:rStyle w:val="OperatorTok"/>
+        </w:rPr>
+        <w:t xml:space="preserve">)</w:t>
+      </w:r>
+      <w:r>
+        <w:rPr>
+          <w:rStyle w:val="NormalTok"/>
+        </w:rPr>
+        <w:t xml:space="preserve"> </w:t>
+      </w:r>
+      <w:r>
+        <w:rPr>
+          <w:rStyle w:val="OperatorTok"/>
+        </w:rPr>
+        <w:t xml:space="preserve">{</w:t>
+      </w:r>
+      <w:r>
+        <w:br/>
+      </w:r>
+      <w:r>
+        <w:rPr>
+          <w:rStyle w:val="NormalTok"/>
+        </w:rPr>
+        <w:t xml:space="preserve">    </w:t>
+      </w:r>
+      <w:r>
+        <w:rPr>
+          <w:rStyle w:val="DataTypeTok"/>
+        </w:rPr>
+        <w:t xml:space="preserve">char</w:t>
+      </w:r>
+      <w:r>
+        <w:rPr>
+          <w:rStyle w:val="NormalTok"/>
+        </w:rPr>
+        <w:t xml:space="preserve"> tmp</w:t>
+      </w:r>
+      <w:r>
+        <w:rPr>
+          <w:rStyle w:val="OperatorTok"/>
+        </w:rPr>
+        <w:t xml:space="preserve">[</w:t>
+      </w:r>
+      <w:r>
+        <w:rPr>
+          <w:rStyle w:val="KeywordTok"/>
+        </w:rPr>
+        <w:t xml:space="preserve">sizeof</w:t>
+      </w:r>
+      <w:r>
+        <w:rPr>
+          <w:rStyle w:val="NormalTok"/>
+        </w:rPr>
+        <w:t xml:space="preserve"> GIZLI</w:t>
+      </w:r>
+      <w:r>
+        <w:rPr>
+          <w:rStyle w:val="OperatorTok"/>
+        </w:rPr>
+        <w:t xml:space="preserve">];</w:t>
+      </w:r>
+      <w:r>
+        <w:br/>
+      </w:r>
+      <w:r>
+        <w:rPr>
+          <w:rStyle w:val="NormalTok"/>
+        </w:rPr>
+        <w:t xml:space="preserve">    </w:t>
+      </w:r>
+      <w:r>
+        <w:rPr>
+          <w:rStyle w:val="ControlFlowTok"/>
+        </w:rPr>
+        <w:t xml:space="preserve">for</w:t>
+      </w:r>
+      <w:r>
+        <w:rPr>
+          <w:rStyle w:val="NormalTok"/>
+        </w:rPr>
+        <w:t xml:space="preserve"> </w:t>
+      </w:r>
+      <w:r>
+        <w:rPr>
+          <w:rStyle w:val="OperatorTok"/>
+        </w:rPr>
+        <w:t xml:space="preserve">(</w:t>
+      </w:r>
+      <w:r>
+        <w:rPr>
+          <w:rStyle w:val="DataTypeTok"/>
+        </w:rPr>
+        <w:t xml:space="preserve">size_t</w:t>
+      </w:r>
+      <w:r>
+        <w:rPr>
+          <w:rStyle w:val="NormalTok"/>
+        </w:rPr>
+        <w:t xml:space="preserve"> i </w:t>
+      </w:r>
+      <w:r>
+        <w:rPr>
+          <w:rStyle w:val="OperatorTok"/>
+        </w:rPr>
+        <w:t xml:space="preserve">=</w:t>
+      </w:r>
+      <w:r>
+        <w:rPr>
+          <w:rStyle w:val="NormalTok"/>
+        </w:rPr>
+        <w:t xml:space="preserve"> </w:t>
+      </w:r>
+      <w:r>
+        <w:rPr>
+          <w:rStyle w:val="DecValTok"/>
+        </w:rPr>
+        <w:t xml:space="preserve">0</w:t>
+      </w:r>
+      <w:r>
+        <w:rPr>
+          <w:rStyle w:val="OperatorTok"/>
+        </w:rPr>
+        <w:t xml:space="preserve">;</w:t>
+      </w:r>
+      <w:r>
+        <w:rPr>
+          <w:rStyle w:val="NormalTok"/>
+        </w:rPr>
+        <w:t xml:space="preserve"> i </w:t>
+      </w:r>
+      <w:r>
+        <w:rPr>
+          <w:rStyle w:val="OperatorTok"/>
+        </w:rPr>
+        <w:t xml:space="preserve">&lt;</w:t>
+      </w:r>
+      <w:r>
+        <w:rPr>
+          <w:rStyle w:val="NormalTok"/>
+        </w:rPr>
+        <w:t xml:space="preserve"> </w:t>
+      </w:r>
+      <w:r>
+        <w:rPr>
+          <w:rStyle w:val="KeywordTok"/>
+        </w:rPr>
+        <w:t xml:space="preserve">sizeof</w:t>
+      </w:r>
+      <w:r>
+        <w:rPr>
+          <w:rStyle w:val="NormalTok"/>
+        </w:rPr>
+        <w:t xml:space="preserve"> GIZLI</w:t>
+      </w:r>
+      <w:r>
+        <w:rPr>
+          <w:rStyle w:val="OperatorTok"/>
+        </w:rPr>
+        <w:t xml:space="preserve">;</w:t>
+      </w:r>
+      <w:r>
+        <w:rPr>
+          <w:rStyle w:val="NormalTok"/>
+        </w:rPr>
+        <w:t xml:space="preserve"> i</w:t>
+      </w:r>
+      <w:r>
+        <w:rPr>
+          <w:rStyle w:val="OperatorTok"/>
+        </w:rPr>
+        <w:t xml:space="preserve">++)</w:t>
+      </w:r>
+      <w:r>
+        <w:rPr>
+          <w:rStyle w:val="NormalTok"/>
+        </w:rPr>
+        <w:t xml:space="preserve"> tmp</w:t>
+      </w:r>
+      <w:r>
+        <w:rPr>
+          <w:rStyle w:val="OperatorTok"/>
+        </w:rPr>
+        <w:t xml:space="preserve">[</w:t>
+      </w:r>
+      <w:r>
+        <w:rPr>
+          <w:rStyle w:val="NormalTok"/>
+        </w:rPr>
+        <w:t xml:space="preserve">i</w:t>
+      </w:r>
+      <w:r>
+        <w:rPr>
+          <w:rStyle w:val="OperatorTok"/>
+        </w:rPr>
+        <w:t xml:space="preserve">]</w:t>
+      </w:r>
+      <w:r>
+        <w:rPr>
+          <w:rStyle w:val="NormalTok"/>
+        </w:rPr>
+        <w:t xml:space="preserve"> </w:t>
+      </w:r>
+      <w:r>
+        <w:rPr>
+          <w:rStyle w:val="OperatorTok"/>
+        </w:rPr>
+        <w:t xml:space="preserve">=</w:t>
+      </w:r>
+      <w:r>
+        <w:rPr>
+          <w:rStyle w:val="NormalTok"/>
+        </w:rPr>
+        <w:t xml:space="preserve"> GIZLI</w:t>
+      </w:r>
+      <w:r>
+        <w:rPr>
+          <w:rStyle w:val="OperatorTok"/>
+        </w:rPr>
+        <w:t xml:space="preserve">[</w:t>
+      </w:r>
+      <w:r>
+        <w:rPr>
+          <w:rStyle w:val="NormalTok"/>
+        </w:rPr>
+        <w:t xml:space="preserve">i</w:t>
+      </w:r>
+      <w:r>
+        <w:rPr>
+          <w:rStyle w:val="OperatorTok"/>
+        </w:rPr>
+        <w:t xml:space="preserve">]</w:t>
+      </w:r>
+      <w:r>
+        <w:rPr>
+          <w:rStyle w:val="NormalTok"/>
+        </w:rPr>
+        <w:t xml:space="preserve"> </w:t>
+      </w:r>
+      <w:r>
+        <w:rPr>
+          <w:rStyle w:val="OperatorTok"/>
+        </w:rPr>
+        <w:t xml:space="preserve">^</w:t>
+      </w:r>
+      <w:r>
+        <w:rPr>
+          <w:rStyle w:val="NormalTok"/>
+        </w:rPr>
+        <w:t xml:space="preserve"> </w:t>
+      </w:r>
+      <w:r>
+        <w:rPr>
+          <w:rStyle w:val="BaseNTok"/>
+        </w:rPr>
+        <w:t xml:space="preserve">0x5A</w:t>
+      </w:r>
+      <w:r>
+        <w:rPr>
+          <w:rStyle w:val="OperatorTok"/>
+        </w:rPr>
+        <w:t xml:space="preserve">;</w:t>
+      </w:r>
+      <w:r>
+        <w:rPr>
+          <w:rStyle w:val="NormalTok"/>
+        </w:rPr>
+        <w:t xml:space="preserve">  </w:t>
+      </w:r>
+      <w:r>
+        <w:rPr>
+          <w:rStyle w:val="CommentTok"/>
+        </w:rPr>
+        <w:t xml:space="preserve">/* çöz */</w:t>
+      </w:r>
+      <w:r>
+        <w:br/>
+      </w:r>
+      <w:r>
+        <w:rPr>
+          <w:rStyle w:val="NormalTok"/>
+        </w:rPr>
+        <w:t xml:space="preserve">    isle</w:t>
+      </w:r>
+      <w:r>
+        <w:rPr>
+          <w:rStyle w:val="OperatorTok"/>
+        </w:rPr>
+        <w:t xml:space="preserve">(</w:t>
+      </w:r>
+      <w:r>
+        <w:rPr>
+          <w:rStyle w:val="NormalTok"/>
+        </w:rPr>
+        <w:t xml:space="preserve">tmp</w:t>
+      </w:r>
+      <w:r>
+        <w:rPr>
+          <w:rStyle w:val="OperatorTok"/>
+        </w:rPr>
+        <w:t xml:space="preserve">,</w:t>
+      </w:r>
+      <w:r>
+        <w:rPr>
+          <w:rStyle w:val="NormalTok"/>
+        </w:rPr>
+        <w:t xml:space="preserve"> </w:t>
+      </w:r>
+      <w:r>
+        <w:rPr>
+          <w:rStyle w:val="KeywordTok"/>
+        </w:rPr>
+        <w:t xml:space="preserve">sizeof</w:t>
+      </w:r>
+      <w:r>
+        <w:rPr>
+          <w:rStyle w:val="NormalTok"/>
+        </w:rPr>
+        <w:t xml:space="preserve"> GIZLI</w:t>
+      </w:r>
+      <w:r>
+        <w:rPr>
+          <w:rStyle w:val="OperatorTok"/>
+        </w:rPr>
+        <w:t xml:space="preserve">);</w:t>
+      </w:r>
+      <w:r>
+        <w:br/>
+      </w:r>
+      <w:r>
+        <w:rPr>
+          <w:rStyle w:val="NormalTok"/>
+        </w:rPr>
+        <w:t xml:space="preserve">    memset_s_benzeri</w:t>
+      </w:r>
+      <w:r>
+        <w:rPr>
+          <w:rStyle w:val="OperatorTok"/>
+        </w:rPr>
+        <w:t xml:space="preserve">(</w:t>
+      </w:r>
+      <w:r>
+        <w:rPr>
+          <w:rStyle w:val="NormalTok"/>
+        </w:rPr>
+        <w:t xml:space="preserve">tmp</w:t>
+      </w:r>
+      <w:r>
+        <w:rPr>
+          <w:rStyle w:val="OperatorTok"/>
+        </w:rPr>
+        <w:t xml:space="preserve">,</w:t>
+      </w:r>
+      <w:r>
+        <w:rPr>
+          <w:rStyle w:val="NormalTok"/>
+        </w:rPr>
+        <w:t xml:space="preserve"> </w:t>
+      </w:r>
+      <w:r>
+        <w:rPr>
+          <w:rStyle w:val="KeywordTok"/>
+        </w:rPr>
+        <w:t xml:space="preserve">sizeof</w:t>
+      </w:r>
+      <w:r>
+        <w:rPr>
+          <w:rStyle w:val="NormalTok"/>
+        </w:rPr>
+        <w:t xml:space="preserve"> tmp</w:t>
+      </w:r>
+      <w:r>
+        <w:rPr>
+          <w:rStyle w:val="OperatorTok"/>
+        </w:rPr>
+        <w:t xml:space="preserve">);</w:t>
+      </w:r>
+      <w:r>
+        <w:rPr>
+          <w:rStyle w:val="NormalTok"/>
+        </w:rPr>
+        <w:t xml:space="preserve">   </w:t>
+      </w:r>
+      <w:r>
+        <w:rPr>
+          <w:rStyle w:val="CommentTok"/>
+        </w:rPr>
+        <w:t xml:space="preserve">/* kullanımdan hemen sonra sil (3. hafta) */</w:t>
+      </w:r>
+      <w:r>
+        <w:br/>
+      </w:r>
+      <w:r>
+        <w:rPr>
+          <w:rStyle w:val="OperatorTok"/>
+        </w:rPr>
+        <w:t xml:space="preserve">}</w:t>
+      </w:r>
+    </w:p>
+    <w:p>
+      <w:pPr>
+        <w:pStyle w:val="FirstParagraph"/>
+      </w:pPr>
+      <w:r>
+        <w:rPr>
+          <w:b/>
+          <w:bCs/>
+        </w:rPr>
+        <w:t xml:space="preserve">Maliyet:</w:t>
+      </w:r>
+      <w:r>
+        <w:t xml:space="preserve"> </w:t>
+      </w:r>
+      <w:r>
+        <w:t xml:space="preserve">düşük.</w:t>
+      </w:r>
+      <w:r>
+        <w:t xml:space="preserve"> </w:t>
+      </w:r>
+      <w:r>
+        <w:rPr>
+          <w:b/>
+          <w:bCs/>
+        </w:rPr>
+        <w:t xml:space="preserve">Sınır:</w:t>
+      </w:r>
+      <w:r>
+        <w:t xml:space="preserve"> </w:t>
+      </w:r>
+      <w:r>
+        <w:t xml:space="preserve">çalışan programda çözülmüş dize bellekte görünür; bu bir</w:t>
+      </w:r>
+      <w:r>
+        <w:t xml:space="preserve"> </w:t>
+      </w:r>
+      <w:r>
+        <w:rPr>
+          <w:b/>
+          <w:bCs/>
+        </w:rPr>
+        <w:t xml:space="preserve">statik tarama</w:t>
+      </w:r>
+      <w:r>
+        <w:t xml:space="preserve"> </w:t>
+      </w:r>
+      <w:r>
+        <w:t xml:space="preserve">önlemidir.</w:t>
+      </w:r>
+      <w:r>
+        <w:t xml:space="preserve"> </w:t>
+      </w:r>
+      <w:r>
+        <w:t xml:space="preserve">Çözme anahtarı da ikili dosyadadır — bu yüzden sahada çözme anahtarı</w:t>
+      </w:r>
+      <w:r>
+        <w:t xml:space="preserve"> </w:t>
+      </w:r>
+      <w:r>
+        <w:rPr>
+          <w:b/>
+          <w:bCs/>
+        </w:rPr>
+        <w:t xml:space="preserve">parçalanır ve dağıtılır</w:t>
+      </w:r>
+      <w:r>
+        <w:t xml:space="preserve"> </w:t>
+      </w:r>
+      <w:r>
+        <w:t xml:space="preserve">ve çözme fonksiyonu</w:t>
+      </w:r>
+      <w:r>
+        <w:t xml:space="preserve"> </w:t>
+      </w:r>
+      <w:r>
+        <w:t xml:space="preserve">ek denetimlerle korunur.</w:t>
+      </w:r>
+      <w:r>
+        <w:t xml:space="preserve"> </w:t>
+      </w:r>
+      <w:r>
+        <w:rPr>
+          <w:b/>
+          <w:bCs/>
+        </w:rPr>
+        <w:t xml:space="preserve">Ölçüm:</w:t>
+      </w:r>
+      <w:r>
+        <w:t xml:space="preserve"> </w:t>
+      </w:r>
+      <w:r>
+        <w:rPr>
+          <w:rStyle w:val="VerbatimChar"/>
+        </w:rPr>
+        <w:t xml:space="preserve">strings</w:t>
+      </w:r>
+      <w:r>
+        <w:t xml:space="preserve"> </w:t>
+      </w:r>
+      <w:r>
+        <w:t xml:space="preserve">çıktısında hassas dizge</w:t>
+      </w:r>
+      <w:r>
+        <w:t xml:space="preserve"> </w:t>
+      </w:r>
+      <w:r>
+        <w:rPr>
+          <w:b/>
+          <w:bCs/>
+        </w:rPr>
+        <w:t xml:space="preserve">bulunmamalı</w:t>
+      </w:r>
+      <w:r>
+        <w:t xml:space="preserve">.</w:t>
+      </w:r>
+    </w:p>
+    <w:p>
+      <w:pPr>
+        <w:pStyle w:val="BlockText"/>
+      </w:pPr>
+      <w:r>
+        <w:rPr>
+          <w:b/>
+          <w:bCs/>
+        </w:rPr>
+        <w:t xml:space="preserve">Kural: dize gizleme ile anahtar saklama karıştırılmaz</w:t>
+      </w:r>
+    </w:p>
+    <w:p>
+      <w:pPr>
+        <w:pStyle w:val="BlockText"/>
+      </w:pPr>
+      <w:r>
+        <w:t xml:space="preserve">Dize gizleme,</w:t>
+      </w:r>
+      <w:r>
+        <w:t xml:space="preserve"> </w:t>
+      </w:r>
+      <w:r>
+        <w:rPr>
+          <w:rStyle w:val="VerbatimChar"/>
+        </w:rPr>
+        <w:t xml:space="preserve">strings</w:t>
+      </w:r>
+      <w:r>
+        <w:t xml:space="preserve"> </w:t>
+      </w:r>
+      <w:r>
+        <w:t xml:space="preserve">gibi statik taramaları durdurur;</w:t>
+      </w:r>
+      <w:r>
+        <w:t xml:space="preserve"> </w:t>
+      </w:r>
+      <w:r>
+        <w:rPr>
+          <w:b/>
+          <w:bCs/>
+        </w:rPr>
+        <w:t xml:space="preserve">anahtar</w:t>
+      </w:r>
+      <w:r>
+        <w:t xml:space="preserve"> </w:t>
+      </w:r>
+      <w:r>
+        <w:t xml:space="preserve">korumak için değildir. Bu 1. bölümdeki</w:t>
+      </w:r>
+      <w:r>
+        <w:t xml:space="preserve"> </w:t>
+      </w:r>
+      <w:r>
+        <w:t xml:space="preserve">“gizleme anahtar saklamaz”</w:t>
+      </w:r>
+      <w:r>
+        <w:t xml:space="preserve"> </w:t>
+      </w:r>
+      <w:r>
+        <w:t xml:space="preserve">kuralının somut halidir. Gerçek anahtarlar için whitebox (11. hafta) ya da donanım.</w:t>
+      </w:r>
+    </w:p>
+    <w:bookmarkEnd w:id="34"/>
+    <w:bookmarkStart w:id="35" w:name="X2e2278bccc9f1421b6430ad04c05c03c5a50e0a"/>
+    <w:p>
+      <w:pPr>
+        <w:pStyle w:val="Heading3"/>
+      </w:pPr>
+      <w:r>
+        <w:t xml:space="preserve">KURAL K-08 — Sabit dönüşümleri, opak boolean ve fonksiyon boolean dönüşleri</w:t>
+      </w:r>
+    </w:p>
+    <w:p>
+      <w:pPr>
+        <w:pStyle w:val="FirstParagraph"/>
+      </w:pPr>
+      <w:r>
+        <w:t xml:space="preserve">Kılavuz güvenlik sonuçlarının nasıl temsil edileceğini ayrı bir kural yapar. Bir denetimin sonucunu düz bir</w:t>
+      </w:r>
+      <w:r>
+        <w:t xml:space="preserve"> </w:t>
+      </w:r>
+      <w:r>
+        <w:rPr>
+          <w:rStyle w:val="VerbatimChar"/>
+        </w:rPr>
+        <w:t xml:space="preserve">0</w:t>
+      </w:r>
+      <w:r>
+        <w:t xml:space="preserve">/</w:t>
+      </w:r>
+      <w:r>
+        <w:rPr>
+          <w:rStyle w:val="VerbatimChar"/>
+        </w:rPr>
+        <w:t xml:space="preserve">1</w:t>
+      </w:r>
+      <w:r>
+        <w:t xml:space="preserve"> </w:t>
+      </w:r>
+      <w:r>
+        <w:t xml:space="preserve">olarak döndürmek tehlikelidir: saldırgan tek bir baytı çevirerek</w:t>
+      </w:r>
+      <w:r>
+        <w:t xml:space="preserve"> </w:t>
+      </w:r>
+      <w:r>
+        <w:t xml:space="preserve">“başarısız”</w:t>
+      </w:r>
+      <w:r>
+        <w:t xml:space="preserve">ı</w:t>
+      </w:r>
+      <w:r>
+        <w:t xml:space="preserve"> </w:t>
+      </w:r>
+      <w:r>
+        <w:t xml:space="preserve">“başarılı”</w:t>
+      </w:r>
+      <w:r>
+        <w:t xml:space="preserve">ya dönüştürebilir.</w:t>
+      </w:r>
+      <w:r>
+        <w:t xml:space="preserve"> </w:t>
+      </w:r>
+      <w:r>
+        <w:rPr>
+          <w:b/>
+          <w:bCs/>
+        </w:rPr>
+        <w:t xml:space="preserve">Opak</w:t>
+      </w:r>
+      <w:r>
+        <w:rPr>
+          <w:b/>
+          <w:bCs/>
+        </w:rPr>
+        <w:t xml:space="preserve"> </w:t>
+      </w:r>
+      <w:r>
+        <w:rPr>
+          <w:b/>
+          <w:bCs/>
+        </w:rPr>
+        <w:t xml:space="preserve">boolean</w:t>
+      </w:r>
+      <w:r>
+        <w:t xml:space="preserve"> </w:t>
+      </w:r>
+      <w:r>
+        <w:t xml:space="preserve">kuralı, doğru/yanlış değerini</w:t>
+      </w:r>
+      <w:r>
+        <w:t xml:space="preserve"> </w:t>
+      </w:r>
+      <w:r>
+        <w:rPr>
+          <w:b/>
+          <w:bCs/>
+        </w:rPr>
+        <w:t xml:space="preserve">birden çok değere bağlı</w:t>
+      </w:r>
+      <w:r>
+        <w:t xml:space="preserve"> </w:t>
+      </w:r>
+      <w:r>
+        <w:t xml:space="preserve">ve tek bir bayt yamasıyla çevrilemeyecek biçimde</w:t>
+      </w:r>
+      <w:r>
+        <w:t xml:space="preserve"> </w:t>
+      </w:r>
+      <w:r>
+        <w:t xml:space="preserve">tutar. Fonksiyonlar da düz boolean yerine bu tür</w:t>
+      </w:r>
+      <w:r>
+        <w:t xml:space="preserve"> </w:t>
+      </w:r>
+      <w:r>
+        <w:rPr>
+          <w:b/>
+          <w:bCs/>
+        </w:rPr>
+        <w:t xml:space="preserve">opak dönüş kodları</w:t>
+      </w:r>
+      <w:r>
+        <w:t xml:space="preserve"> </w:t>
+      </w:r>
+      <w:r>
+        <w:t xml:space="preserve">verir.</w:t>
+      </w:r>
+    </w:p>
+    <w:p>
+      <w:pPr>
+        <w:pStyle w:val="BodyText"/>
+      </w:pPr>
+      <w:r>
+        <w:rPr>
+          <w:b/>
+          <w:bCs/>
+        </w:rPr>
+        <w:t xml:space="preserve">Opak boolean: tek bayt yaması sonucu çeviremez (kavram)</w:t>
+      </w:r>
+    </w:p>
+    <w:p>
+      <w:pPr>
+        <w:pStyle w:val="SourceCode"/>
+      </w:pPr>
+      <w:r>
+        <w:rPr>
+          <w:rStyle w:val="CommentTok"/>
+        </w:rPr>
+        <w:t xml:space="preserve">/* "izin" değeri tek bir sabit değil; iki durumdan türetilir ve çağıran taraf ikisini de doğrular. */</w:t>
+      </w:r>
+      <w:r>
+        <w:br/>
+      </w:r>
+      <w:r>
+        <w:rPr>
+          <w:rStyle w:val="KeywordTok"/>
+        </w:rPr>
+        <w:t xml:space="preserve">typedef</w:t>
+      </w:r>
+      <w:r>
+        <w:rPr>
+          <w:rStyle w:val="NormalTok"/>
+        </w:rPr>
+        <w:t xml:space="preserve"> </w:t>
+      </w:r>
+      <w:r>
+        <w:rPr>
+          <w:rStyle w:val="KeywordTok"/>
+        </w:rPr>
+        <w:t xml:space="preserve">struct</w:t>
+      </w:r>
+      <w:r>
+        <w:rPr>
+          <w:rStyle w:val="NormalTok"/>
+        </w:rPr>
+        <w:t xml:space="preserve"> </w:t>
+      </w:r>
+      <w:r>
+        <w:rPr>
+          <w:rStyle w:val="OperatorTok"/>
+        </w:rPr>
+        <w:t xml:space="preserve">{</w:t>
+      </w:r>
+      <w:r>
+        <w:rPr>
+          <w:rStyle w:val="NormalTok"/>
+        </w:rPr>
+        <w:t xml:space="preserve"> </w:t>
+      </w:r>
+      <w:r>
+        <w:rPr>
+          <w:rStyle w:val="DataTypeTok"/>
+        </w:rPr>
+        <w:t xml:space="preserve">uint32_t</w:t>
+      </w:r>
+      <w:r>
+        <w:rPr>
+          <w:rStyle w:val="NormalTok"/>
+        </w:rPr>
+        <w:t xml:space="preserve"> a</w:t>
+      </w:r>
+      <w:r>
+        <w:rPr>
+          <w:rStyle w:val="OperatorTok"/>
+        </w:rPr>
+        <w:t xml:space="preserve">,</w:t>
+      </w:r>
+      <w:r>
+        <w:rPr>
+          <w:rStyle w:val="NormalTok"/>
+        </w:rPr>
+        <w:t xml:space="preserve"> b</w:t>
+      </w:r>
+      <w:r>
+        <w:rPr>
+          <w:rStyle w:val="OperatorTok"/>
+        </w:rPr>
+        <w:t xml:space="preserve">;</w:t>
+      </w:r>
+      <w:r>
+        <w:rPr>
+          <w:rStyle w:val="NormalTok"/>
+        </w:rPr>
+        <w:t xml:space="preserve"> </w:t>
+      </w:r>
+      <w:r>
+        <w:rPr>
+          <w:rStyle w:val="OperatorTok"/>
+        </w:rPr>
+        <w:t xml:space="preserve">}</w:t>
+      </w:r>
+      <w:r>
+        <w:rPr>
+          <w:rStyle w:val="NormalTok"/>
+        </w:rPr>
+        <w:t xml:space="preserve"> Karar</w:t>
+      </w:r>
+      <w:r>
+        <w:rPr>
+          <w:rStyle w:val="OperatorTok"/>
+        </w:rPr>
+        <w:t xml:space="preserve">;</w:t>
+      </w:r>
+      <w:r>
+        <w:br/>
+      </w:r>
+      <w:r>
+        <w:rPr>
+          <w:rStyle w:val="DataTypeTok"/>
+        </w:rPr>
+        <w:t xml:space="preserve">static</w:t>
+      </w:r>
+      <w:r>
+        <w:rPr>
+          <w:rStyle w:val="NormalTok"/>
+        </w:rPr>
+        <w:t xml:space="preserve"> Karar izin_ver</w:t>
+      </w:r>
+      <w:r>
+        <w:rPr>
+          <w:rStyle w:val="OperatorTok"/>
+        </w:rPr>
+        <w:t xml:space="preserve">(</w:t>
+      </w:r>
+      <w:r>
+        <w:rPr>
+          <w:rStyle w:val="DataTypeTok"/>
+        </w:rPr>
+        <w:t xml:space="preserve">void</w:t>
+      </w:r>
+      <w:r>
+        <w:rPr>
+          <w:rStyle w:val="OperatorTok"/>
+        </w:rPr>
+        <w:t xml:space="preserve">)</w:t>
+      </w:r>
+      <w:r>
+        <w:rPr>
+          <w:rStyle w:val="NormalTok"/>
+        </w:rPr>
+        <w:t xml:space="preserve">  </w:t>
+      </w:r>
+      <w:r>
+        <w:rPr>
+          <w:rStyle w:val="OperatorTok"/>
+        </w:rPr>
+        <w:t xml:space="preserve">{</w:t>
+      </w:r>
+      <w:r>
+        <w:rPr>
+          <w:rStyle w:val="NormalTok"/>
+        </w:rPr>
+        <w:t xml:space="preserve"> </w:t>
+      </w:r>
+      <w:r>
+        <w:rPr>
+          <w:rStyle w:val="ControlFlowTok"/>
+        </w:rPr>
+        <w:t xml:space="preserve">return</w:t>
+      </w:r>
+      <w:r>
+        <w:rPr>
+          <w:rStyle w:val="NormalTok"/>
+        </w:rPr>
+        <w:t xml:space="preserve"> </w:t>
+      </w:r>
+      <w:r>
+        <w:rPr>
+          <w:rStyle w:val="OperatorTok"/>
+        </w:rPr>
+        <w:t xml:space="preserve">(</w:t>
+      </w:r>
+      <w:r>
+        <w:rPr>
+          <w:rStyle w:val="NormalTok"/>
+        </w:rPr>
+        <w:t xml:space="preserve">Karar</w:t>
+      </w:r>
+      <w:r>
+        <w:rPr>
+          <w:rStyle w:val="OperatorTok"/>
+        </w:rPr>
+        <w:t xml:space="preserve">){</w:t>
+      </w:r>
+      <w:r>
+        <w:rPr>
+          <w:rStyle w:val="NormalTok"/>
+        </w:rPr>
+        <w:t xml:space="preserve"> </w:t>
+      </w:r>
+      <w:r>
+        <w:rPr>
+          <w:rStyle w:val="BaseNTok"/>
+        </w:rPr>
+        <w:t xml:space="preserve">0xA3C1</w:t>
+      </w:r>
+      <w:r>
+        <w:rPr>
+          <w:rStyle w:val="BuiltInTok"/>
+        </w:rPr>
+        <w:t xml:space="preserve">u</w:t>
+      </w:r>
+      <w:r>
+        <w:rPr>
+          <w:rStyle w:val="OperatorTok"/>
+        </w:rPr>
+        <w:t xml:space="preserve">,</w:t>
+      </w:r>
+      <w:r>
+        <w:rPr>
+          <w:rStyle w:val="NormalTok"/>
+        </w:rPr>
+        <w:t xml:space="preserve"> </w:t>
+      </w:r>
+      <w:r>
+        <w:rPr>
+          <w:rStyle w:val="BaseNTok"/>
+        </w:rPr>
+        <w:t xml:space="preserve">0x5C3E</w:t>
+      </w:r>
+      <w:r>
+        <w:rPr>
+          <w:rStyle w:val="BuiltInTok"/>
+        </w:rPr>
+        <w:t xml:space="preserve">u</w:t>
+      </w:r>
+      <w:r>
+        <w:rPr>
+          <w:rStyle w:val="NormalTok"/>
+        </w:rPr>
+        <w:t xml:space="preserve"> </w:t>
+      </w:r>
+      <w:r>
+        <w:rPr>
+          <w:rStyle w:val="OperatorTok"/>
+        </w:rPr>
+        <w:t xml:space="preserve">};</w:t>
+      </w:r>
+      <w:r>
+        <w:rPr>
+          <w:rStyle w:val="NormalTok"/>
+        </w:rPr>
+        <w:t xml:space="preserve"> </w:t>
+      </w:r>
+      <w:r>
+        <w:rPr>
+          <w:rStyle w:val="OperatorTok"/>
+        </w:rPr>
+        <w:t xml:space="preserve">}</w:t>
+      </w:r>
+      <w:r>
+        <w:rPr>
+          <w:rStyle w:val="NormalTok"/>
+        </w:rPr>
+        <w:t xml:space="preserve"> </w:t>
+      </w:r>
+      <w:r>
+        <w:rPr>
+          <w:rStyle w:val="CommentTok"/>
+        </w:rPr>
+        <w:t xml:space="preserve">/* a ^ b == 0xFFFF */</w:t>
+      </w:r>
+      <w:r>
+        <w:br/>
+      </w:r>
+      <w:r>
+        <w:rPr>
+          <w:rStyle w:val="DataTypeTok"/>
+        </w:rPr>
+        <w:t xml:space="preserve">static</w:t>
+      </w:r>
+      <w:r>
+        <w:rPr>
+          <w:rStyle w:val="NormalTok"/>
+        </w:rPr>
+        <w:t xml:space="preserve"> </w:t>
+      </w:r>
+      <w:r>
+        <w:rPr>
+          <w:rStyle w:val="DataTypeTok"/>
+        </w:rPr>
+        <w:t xml:space="preserve">int</w:t>
+      </w:r>
+      <w:r>
+        <w:rPr>
+          <w:rStyle w:val="NormalTok"/>
+        </w:rPr>
+        <w:t xml:space="preserve">  karar_izin_mi</w:t>
+      </w:r>
+      <w:r>
+        <w:rPr>
+          <w:rStyle w:val="OperatorTok"/>
+        </w:rPr>
+        <w:t xml:space="preserve">(</w:t>
+      </w:r>
+      <w:r>
+        <w:rPr>
+          <w:rStyle w:val="NormalTok"/>
+        </w:rPr>
+        <w:t xml:space="preserve">Karar k</w:t>
+      </w:r>
+      <w:r>
+        <w:rPr>
+          <w:rStyle w:val="OperatorTok"/>
+        </w:rPr>
+        <w:t xml:space="preserve">)</w:t>
+      </w:r>
+      <w:r>
+        <w:rPr>
+          <w:rStyle w:val="NormalTok"/>
+        </w:rPr>
+        <w:t xml:space="preserve"> </w:t>
+      </w:r>
+      <w:r>
+        <w:rPr>
+          <w:rStyle w:val="OperatorTok"/>
+        </w:rPr>
+        <w:t xml:space="preserve">{</w:t>
+      </w:r>
+      <w:r>
+        <w:rPr>
+          <w:rStyle w:val="NormalTok"/>
+        </w:rPr>
+        <w:t xml:space="preserve"> </w:t>
+      </w:r>
+      <w:r>
+        <w:rPr>
+          <w:rStyle w:val="ControlFlowTok"/>
+        </w:rPr>
+        <w:t xml:space="preserve">return</w:t>
+      </w:r>
+      <w:r>
+        <w:rPr>
+          <w:rStyle w:val="NormalTok"/>
+        </w:rPr>
+        <w:t xml:space="preserve"> </w:t>
+      </w:r>
+      <w:r>
+        <w:rPr>
+          <w:rStyle w:val="OperatorTok"/>
+        </w:rPr>
+        <w:t xml:space="preserve">(</w:t>
+      </w:r>
+      <w:r>
+        <w:rPr>
+          <w:rStyle w:val="NormalTok"/>
+        </w:rPr>
+        <w:t xml:space="preserve">k</w:t>
+      </w:r>
+      <w:r>
+        <w:rPr>
+          <w:rStyle w:val="OperatorTok"/>
+        </w:rPr>
+        <w:t xml:space="preserve">.</w:t>
+      </w:r>
+      <w:r>
+        <w:rPr>
+          <w:rStyle w:val="NormalTok"/>
+        </w:rPr>
+        <w:t xml:space="preserve">a </w:t>
+      </w:r>
+      <w:r>
+        <w:rPr>
+          <w:rStyle w:val="OperatorTok"/>
+        </w:rPr>
+        <w:t xml:space="preserve">^</w:t>
+      </w:r>
+      <w:r>
+        <w:rPr>
+          <w:rStyle w:val="NormalTok"/>
+        </w:rPr>
+        <w:t xml:space="preserve"> k</w:t>
+      </w:r>
+      <w:r>
+        <w:rPr>
+          <w:rStyle w:val="OperatorTok"/>
+        </w:rPr>
+        <w:t xml:space="preserve">.</w:t>
+      </w:r>
+      <w:r>
+        <w:rPr>
+          <w:rStyle w:val="NormalTok"/>
+        </w:rPr>
+        <w:t xml:space="preserve">b</w:t>
+      </w:r>
+      <w:r>
+        <w:rPr>
+          <w:rStyle w:val="OperatorTok"/>
+        </w:rPr>
+        <w:t xml:space="preserve">)</w:t>
+      </w:r>
+      <w:r>
+        <w:rPr>
+          <w:rStyle w:val="NormalTok"/>
+        </w:rPr>
+        <w:t xml:space="preserve"> </w:t>
+      </w:r>
+      <w:r>
+        <w:rPr>
+          <w:rStyle w:val="OperatorTok"/>
+        </w:rPr>
+        <w:t xml:space="preserve">==</w:t>
+      </w:r>
+      <w:r>
+        <w:rPr>
+          <w:rStyle w:val="NormalTok"/>
+        </w:rPr>
+        <w:t xml:space="preserve"> </w:t>
+      </w:r>
+      <w:r>
+        <w:rPr>
+          <w:rStyle w:val="BaseNTok"/>
+        </w:rPr>
+        <w:t xml:space="preserve">0xFFFF</w:t>
+      </w:r>
+      <w:r>
+        <w:rPr>
+          <w:rStyle w:val="BuiltInTok"/>
+        </w:rPr>
+        <w:t xml:space="preserve">u</w:t>
+      </w:r>
+      <w:r>
+        <w:rPr>
+          <w:rStyle w:val="OperatorTok"/>
+        </w:rPr>
+        <w:t xml:space="preserve">;</w:t>
+      </w:r>
+      <w:r>
+        <w:rPr>
+          <w:rStyle w:val="NormalTok"/>
+        </w:rPr>
+        <w:t xml:space="preserve"> </w:t>
+      </w:r>
+      <w:r>
+        <w:rPr>
+          <w:rStyle w:val="OperatorTok"/>
+        </w:rPr>
+        <w:t xml:space="preserve">}</w:t>
+      </w:r>
+    </w:p>
+    <w:p>
+      <w:pPr>
+        <w:pStyle w:val="FirstParagraph"/>
+      </w:pPr>
+      <w:r>
+        <w:rPr>
+          <w:b/>
+          <w:bCs/>
+        </w:rPr>
+        <w:t xml:space="preserve">Maliyet:</w:t>
+      </w:r>
+      <w:r>
+        <w:t xml:space="preserve"> </w:t>
+      </w:r>
+      <w:r>
+        <w:t xml:space="preserve">düşük.</w:t>
+      </w:r>
+      <w:r>
+        <w:t xml:space="preserve"> </w:t>
+      </w:r>
+      <w:r>
+        <w:rPr>
+          <w:b/>
+          <w:bCs/>
+        </w:rPr>
+        <w:t xml:space="preserve">Sınır:</w:t>
+      </w:r>
+      <w:r>
+        <w:t xml:space="preserve"> </w:t>
+      </w:r>
+      <w:r>
+        <w:t xml:space="preserve">yeterince incelenirse çözülür; amacı tek-bayt yamayı ve kaba dal-çevirmeyi</w:t>
+      </w:r>
+      <w:r>
+        <w:t xml:space="preserve"> </w:t>
+      </w:r>
+      <w:r>
+        <w:t xml:space="preserve">engellemektir.</w:t>
+      </w:r>
+      <w:r>
+        <w:t xml:space="preserve"> </w:t>
+      </w:r>
+      <w:r>
+        <w:rPr>
+          <w:b/>
+          <w:bCs/>
+        </w:rPr>
+        <w:t xml:space="preserve">Ölçüm:</w:t>
+      </w:r>
+      <w:r>
+        <w:t xml:space="preserve"> </w:t>
+      </w:r>
+      <w:r>
+        <w:t xml:space="preserve">“sonucu tersine çevir”</w:t>
+      </w:r>
+      <w:r>
+        <w:t xml:space="preserve"> </w:t>
+      </w:r>
+      <w:r>
+        <w:t xml:space="preserve">saldırısında değiştirilmesi gereken bağımsız nokta sayısı &gt; 1.</w:t>
+      </w:r>
+    </w:p>
+    <w:bookmarkEnd w:id="35"/>
+    <w:bookmarkStart w:id="36" w:name="Xcc7f1d8336cade38e56e7ab6fbf21f32adb9232"/>
+    <w:p>
+      <w:pPr>
+        <w:pStyle w:val="Heading3"/>
+      </w:pPr>
+      <w:r>
+        <w:t xml:space="preserve">KURAL K-09 — Değişken bölme, birleştirme ve dizi yeniden yapılandırma</w:t>
+      </w:r>
+    </w:p>
+    <w:p>
+      <w:pPr>
+        <w:pStyle w:val="FirstParagraph"/>
+      </w:pPr>
+      <w:r>
+        <w:rPr>
+          <w:b/>
+          <w:bCs/>
+        </w:rPr>
+        <w:t xml:space="preserve">Neyi korur?</w:t>
+      </w:r>
+      <w:r>
+        <w:t xml:space="preserve"> </w:t>
+      </w:r>
+      <w:r>
+        <w:t xml:space="preserve">Hassas bir değişkenin bellekteki tanınabilir izini.</w:t>
+      </w:r>
+      <w:r>
+        <w:t xml:space="preserve"> </w:t>
+      </w:r>
+      <w:r>
+        <w:t xml:space="preserve">“32 baytlık bir blok = bir AES anahtarı”</w:t>
+      </w:r>
+      <w:r>
+        <w:t xml:space="preserve"> </w:t>
+      </w:r>
+      <w:r>
+        <w:t xml:space="preserve">gibi</w:t>
+      </w:r>
+      <w:r>
+        <w:t xml:space="preserve"> </w:t>
+      </w:r>
+      <w:r>
+        <w:t xml:space="preserve">kalıplar saldırgana yol gösterir.</w:t>
+      </w:r>
+      <w:r>
+        <w:t xml:space="preserve"> </w:t>
+      </w:r>
+      <w:r>
+        <w:rPr>
+          <w:b/>
+          <w:bCs/>
+        </w:rPr>
+        <w:t xml:space="preserve">Nasıl?</w:t>
+      </w:r>
+      <w:r>
+        <w:t xml:space="preserve"> </w:t>
+      </w:r>
+      <w:r>
+        <w:t xml:space="preserve">Bir değişken iki parçaya</w:t>
+      </w:r>
+      <w:r>
+        <w:t xml:space="preserve"> </w:t>
+      </w:r>
+      <w:r>
+        <w:rPr>
+          <w:b/>
+          <w:bCs/>
+        </w:rPr>
+        <w:t xml:space="preserve">bölünür</w:t>
+      </w:r>
+      <w:r>
+        <w:t xml:space="preserve"> </w:t>
+      </w:r>
+      <w:r>
+        <w:t xml:space="preserve">(ör. bir 32-bit değeri iki 16-bit</w:t>
+      </w:r>
+      <w:r>
+        <w:t xml:space="preserve"> </w:t>
+      </w:r>
+      <w:r>
+        <w:t xml:space="preserve">paydan hesaplamak), birden çok değişken tek bir söze</w:t>
+      </w:r>
+      <w:r>
+        <w:t xml:space="preserve"> </w:t>
+      </w:r>
+      <w:r>
+        <w:rPr>
+          <w:b/>
+          <w:bCs/>
+        </w:rPr>
+        <w:t xml:space="preserve">birleştirilir</w:t>
+      </w:r>
+      <w:r>
+        <w:t xml:space="preserve">, diziler yeniden düzenlenir; tamponların</w:t>
+      </w:r>
+      <w:r>
+        <w:t xml:space="preserve"> </w:t>
+      </w:r>
+      <w:r>
+        <w:t xml:space="preserve">boyutu, sırası ve yerleşimi değiştirilir, araya sahte ayırmalar konur ve kullanımdan sonra rastgele değerle doldurulur.</w:t>
+      </w:r>
+    </w:p>
+    <w:p>
+      <w:pPr>
+        <w:pStyle w:val="BodyText"/>
+      </w:pPr>
+      <w:r>
+        <w:rPr>
+          <w:b/>
+          <w:bCs/>
+        </w:rPr>
+        <w:t xml:space="preserve">Maliyet:</w:t>
+      </w:r>
+      <w:r>
+        <w:t xml:space="preserve"> </w:t>
+      </w:r>
+      <w:r>
+        <w:t xml:space="preserve">düşük–orta.</w:t>
+      </w:r>
+      <w:r>
+        <w:t xml:space="preserve"> </w:t>
+      </w:r>
+      <w:r>
+        <w:rPr>
+          <w:b/>
+          <w:bCs/>
+        </w:rPr>
+        <w:t xml:space="preserve">Sınır:</w:t>
+      </w:r>
+      <w:r>
+        <w:t xml:space="preserve"> </w:t>
+      </w:r>
+      <w:r>
+        <w:t xml:space="preserve">yalnız statik/kalıp analizini yavaşlatır.</w:t>
+      </w:r>
+      <w:r>
+        <w:t xml:space="preserve"> </w:t>
+      </w:r>
+      <w:r>
+        <w:rPr>
+          <w:b/>
+          <w:bCs/>
+        </w:rPr>
+        <w:t xml:space="preserve">Ölçüm:</w:t>
+      </w:r>
+      <w:r>
+        <w:t xml:space="preserve"> </w:t>
+      </w:r>
+      <w:r>
+        <w:t xml:space="preserve">hassas tamponun bellek</w:t>
+      </w:r>
+      <w:r>
+        <w:t xml:space="preserve"> </w:t>
+      </w:r>
+      <w:r>
+        <w:t xml:space="preserve">kalıbından tanınma süresi.</w:t>
+      </w:r>
+    </w:p>
+    <w:bookmarkEnd w:id="36"/>
+    <w:bookmarkEnd w:id="37"/>
+    <w:bookmarkStart w:id="41" w:name="program-bütünü-düzeyinde-kurallar"/>
+    <w:p>
+      <w:pPr>
+        <w:pStyle w:val="Heading2"/>
+      </w:pPr>
+      <w:r>
+        <w:t xml:space="preserve">7. Program bütünü düzeyinde kurallar</w:t>
+      </w:r>
+    </w:p>
+    <w:bookmarkStart w:id="38" w:name="X887496c8bfec8683c2fbf5dec70e060de95d664"/>
+    <w:p>
+      <w:pPr>
+        <w:pStyle w:val="Heading3"/>
+      </w:pPr>
+      <w:r>
+        <w:t xml:space="preserve">KURAL K-10 — Sanallaştırma tabanlı gizleme (kavram)</w:t>
+      </w:r>
+    </w:p>
+    <w:p>
+      <w:pPr>
+        <w:pStyle w:val="FirstParagraph"/>
+      </w:pPr>
+      <w:r>
+        <w:rPr>
+          <w:b/>
+          <w:bCs/>
+        </w:rPr>
+        <w:t xml:space="preserve">Neyi korur?</w:t>
+      </w:r>
+      <w:r>
+        <w:t xml:space="preserve"> </w:t>
+      </w:r>
+      <w:r>
+        <w:t xml:space="preserve">Bir fonksiyonun</w:t>
+      </w:r>
+      <w:r>
+        <w:t xml:space="preserve"> </w:t>
+      </w:r>
+      <w:r>
+        <w:rPr>
+          <w:b/>
+          <w:bCs/>
+        </w:rPr>
+        <w:t xml:space="preserve">makine kodunun kendisini</w:t>
+      </w:r>
+      <w:r>
+        <w:t xml:space="preserve">.</w:t>
+      </w:r>
+      <w:r>
+        <w:t xml:space="preserve"> </w:t>
+      </w:r>
+      <w:r>
+        <w:rPr>
+          <w:b/>
+          <w:bCs/>
+        </w:rPr>
+        <w:t xml:space="preserve">Nasıl?</w:t>
+      </w:r>
+      <w:r>
+        <w:t xml:space="preserve"> </w:t>
+      </w:r>
+      <w:r>
+        <w:t xml:space="preserve">Fonksiyon, gerçek makine komutları yerine</w:t>
+      </w:r>
+      <w:r>
+        <w:t xml:space="preserve"> </w:t>
+      </w:r>
+      <w:r>
+        <w:rPr>
+          <w:b/>
+          <w:bCs/>
+        </w:rPr>
+        <w:t xml:space="preserve">özel bir sanal makinenin (VM) bayt koduna</w:t>
+      </w:r>
+      <w:r>
+        <w:t xml:space="preserve"> </w:t>
+      </w:r>
+      <w:r>
+        <w:t xml:space="preserve">çevrilir; ikili dosyaya bu bayt kodu ile onu yorumlayan küçük bir</w:t>
+      </w:r>
+      <w:r>
+        <w:t xml:space="preserve"> </w:t>
+      </w:r>
+      <w:r>
+        <w:t xml:space="preserve">yorumlayıcı gömülür. Saldırgan artık tanıdık makine kodunu değil, önce çözmesi gereken</w:t>
+      </w:r>
+      <w:r>
+        <w:t xml:space="preserve"> </w:t>
+      </w:r>
+      <w:r>
+        <w:rPr>
+          <w:b/>
+          <w:bCs/>
+        </w:rPr>
+        <w:t xml:space="preserve">özel bir komut kümesini</w:t>
+      </w:r>
+      <w:r>
+        <w:t xml:space="preserve"> </w:t>
+      </w:r>
+      <w:r>
+        <w:t xml:space="preserve">görür.</w:t>
+      </w:r>
+    </w:p>
+    <w:p>
+      <w:pPr>
+        <w:pStyle w:val="BodyText"/>
+      </w:pPr>
+      <w:r>
+        <w:rPr>
+          <w:b/>
+          <w:bCs/>
+        </w:rPr>
+        <w:t xml:space="preserve">Maliyet:</w:t>
+      </w:r>
+      <w:r>
+        <w:t xml:space="preserve"> </w:t>
+      </w:r>
+      <w:r>
+        <w:rPr>
+          <w:b/>
+          <w:bCs/>
+        </w:rPr>
+        <w:t xml:space="preserve">yüksek</w:t>
+      </w:r>
+      <w:r>
+        <w:t xml:space="preserve"> </w:t>
+      </w:r>
+      <w:r>
+        <w:t xml:space="preserve">— hem başarım (yorumlanan kod yavaştır) hem bakım açısından pahalıdır; bu yüzden yalnız en</w:t>
+      </w:r>
+      <w:r>
+        <w:t xml:space="preserve"> </w:t>
+      </w:r>
+      <w:r>
+        <w:t xml:space="preserve">kritik, küçük ve sık değişmeyen fonksiyonlara uygulanır.</w:t>
+      </w:r>
+      <w:r>
+        <w:t xml:space="preserve"> </w:t>
+      </w:r>
+      <w:r>
+        <w:rPr>
+          <w:b/>
+          <w:bCs/>
+        </w:rPr>
+        <w:t xml:space="preserve">Sınır:</w:t>
+      </w:r>
+      <w:r>
+        <w:t xml:space="preserve"> </w:t>
+      </w:r>
+      <w:r>
+        <w:t xml:space="preserve">VM’in kendisi bir kez çözülürse bütün korunan</w:t>
+      </w:r>
+      <w:r>
+        <w:t xml:space="preserve"> </w:t>
+      </w:r>
+      <w:r>
+        <w:t xml:space="preserve">fonksiyonlar açılabilir; ve tek bir VM tasarımı bütün kopyalarda aynıysa çeşitlendirme yoktur.</w:t>
+      </w:r>
+      <w:r>
+        <w:t xml:space="preserve"> </w:t>
+      </w:r>
+      <w:r>
+        <w:rPr>
+          <w:b/>
+          <w:bCs/>
+        </w:rPr>
+        <w:t xml:space="preserve">Ölçüm:</w:t>
+      </w:r>
+      <w:r>
+        <w:t xml:space="preserve"> </w:t>
+      </w:r>
+      <w:r>
+        <w:t xml:space="preserve">korunan</w:t>
+      </w:r>
+      <w:r>
+        <w:t xml:space="preserve"> </w:t>
+      </w:r>
+      <w:r>
+        <w:t xml:space="preserve">fonksiyonun boyut/hız maliyeti; bir analistin VM komut kümesini çözme süresi. 14. haftada Tigress’in</w:t>
+      </w:r>
+      <w:r>
+        <w:t xml:space="preserve"> </w:t>
+      </w:r>
+      <w:r>
+        <w:rPr>
+          <w:rStyle w:val="VerbatimChar"/>
+        </w:rPr>
+        <w:t xml:space="preserve">Virtualize</w:t>
+      </w:r>
+      <w:r>
+        <w:t xml:space="preserve"> </w:t>
+      </w:r>
+      <w:r>
+        <w:t xml:space="preserve">dönüşümüyle bunu kavramsal olarak göreceğiz.</w:t>
+      </w:r>
+    </w:p>
+    <w:bookmarkEnd w:id="38"/>
+    <w:bookmarkStart w:id="39" w:name="Xfd6982b8278792fbd92b1ccfabb63301a65b0d6"/>
+    <w:p>
+      <w:pPr>
+        <w:pStyle w:val="Heading3"/>
+      </w:pPr>
+      <w:r>
+        <w:t xml:space="preserve">KURAL K-11 — Derleyici tabanlı gizleme (O-LLVM ailesi)</w:t>
+      </w:r>
+    </w:p>
+    <w:p>
+      <w:pPr>
+        <w:pStyle w:val="FirstParagraph"/>
+      </w:pPr>
+      <w:r>
+        <w:rPr>
+          <w:b/>
+          <w:bCs/>
+        </w:rPr>
+        <w:t xml:space="preserve">Neyi korur?</w:t>
+      </w:r>
+      <w:r>
+        <w:t xml:space="preserve"> </w:t>
+      </w:r>
+      <w:r>
+        <w:t xml:space="preserve">Yukarıdaki kontrol/veri kurallarını,</w:t>
+      </w:r>
+      <w:r>
+        <w:t xml:space="preserve"> </w:t>
+      </w:r>
+      <w:r>
+        <w:rPr>
+          <w:b/>
+          <w:bCs/>
+        </w:rPr>
+        <w:t xml:space="preserve">el ile değil</w:t>
+      </w:r>
+      <w:r>
+        <w:t xml:space="preserve"> </w:t>
+      </w:r>
+      <w:r>
+        <w:t xml:space="preserve">derleyici geçişleriyle uygulayarak.</w:t>
+      </w:r>
+      <w:r>
+        <w:t xml:space="preserve"> </w:t>
+      </w:r>
+      <w:r>
+        <w:rPr>
+          <w:b/>
+          <w:bCs/>
+        </w:rPr>
+        <w:t xml:space="preserve">Nasıl?</w:t>
+      </w:r>
+      <w:r>
+        <w:t xml:space="preserve"> </w:t>
+      </w:r>
+      <w:r>
+        <w:t xml:space="preserve">LLVM tabanlı gizleyiciler (Obfuscator-LLVM ve türevleri) düzleştirme, sahte kontrol akışı ve komut değiştirme</w:t>
+      </w:r>
+      <w:r>
+        <w:t xml:space="preserve"> </w:t>
+      </w:r>
+      <w:r>
+        <w:t xml:space="preserve">geçişlerini derleme sırasında otomatik uygular. Avantajı: kaynak kodu okunur kalır, koruma bir derleme</w:t>
+      </w:r>
+      <w:r>
+        <w:t xml:space="preserve"> </w:t>
+      </w:r>
+      <w:r>
+        <w:t xml:space="preserve">seçeneğidir; her sürümde farklı tohum (</w:t>
+      </w:r>
+      <w:r>
+        <w:rPr>
+          <w:b/>
+          <w:bCs/>
+        </w:rPr>
+        <w:t xml:space="preserve">seed</w:t>
+      </w:r>
+      <w:r>
+        <w:t xml:space="preserve">) vererek çeşitlendirme kolaydır.</w:t>
+      </w:r>
+      <w:r>
+        <w:t xml:space="preserve"> </w:t>
+      </w:r>
+      <w:r>
+        <w:rPr>
+          <w:b/>
+          <w:bCs/>
+        </w:rPr>
+        <w:t xml:space="preserve">Maliyet:</w:t>
+      </w:r>
+      <w:r>
+        <w:t xml:space="preserve"> </w:t>
+      </w:r>
+      <w:r>
+        <w:t xml:space="preserve">orta; başarım etkisi</w:t>
+      </w:r>
+      <w:r>
+        <w:t xml:space="preserve"> </w:t>
+      </w:r>
+      <w:r>
+        <w:t xml:space="preserve">seçilen geçişlere bağlıdır.</w:t>
+      </w:r>
+      <w:r>
+        <w:t xml:space="preserve"> </w:t>
+      </w:r>
+      <w:r>
+        <w:rPr>
+          <w:b/>
+          <w:bCs/>
+        </w:rPr>
+        <w:t xml:space="preserve">Sınır:</w:t>
+      </w:r>
+      <w:r>
+        <w:t xml:space="preserve"> </w:t>
+      </w:r>
+      <w:r>
+        <w:t xml:space="preserve">iyi bilinen geçişlerin ürettiği kalıplar tanınabilir; araç sürümüyle güncel</w:t>
+      </w:r>
+      <w:r>
+        <w:t xml:space="preserve"> </w:t>
+      </w:r>
+      <w:r>
+        <w:t xml:space="preserve">kalmak gerekir.</w:t>
+      </w:r>
+      <w:r>
+        <w:t xml:space="preserve"> </w:t>
+      </w:r>
+      <w:r>
+        <w:rPr>
+          <w:b/>
+          <w:bCs/>
+        </w:rPr>
+        <w:t xml:space="preserve">Ölçüm:</w:t>
+      </w:r>
+      <w:r>
+        <w:t xml:space="preserve"> </w:t>
+      </w:r>
+      <w:r>
+        <w:t xml:space="preserve">aynı geçişlerin farklı tohumlarla ürettiği ikili dosyalar arasındaki fark (çeşitlendirme</w:t>
+      </w:r>
+      <w:r>
+        <w:t xml:space="preserve"> </w:t>
+      </w:r>
+      <w:r>
+        <w:t xml:space="preserve">ölçütü, bölüm 5).</w:t>
+      </w:r>
+    </w:p>
+    <w:bookmarkEnd w:id="39"/>
+    <w:bookmarkStart w:id="40" w:name="X45751af33b84d9c93417858cfb762c37bfd048d"/>
+    <w:p>
+      <w:pPr>
+        <w:pStyle w:val="Heading3"/>
+      </w:pPr>
+      <w:r>
+        <w:t xml:space="preserve">KURAL K-12 — Kendini değiştiren kod ve dinamik şifreleme (kavram, dikkatli)</w:t>
+      </w:r>
+    </w:p>
+    <w:p>
+      <w:pPr>
+        <w:pStyle w:val="FirstParagraph"/>
+      </w:pPr>
+      <w:r>
+        <w:rPr>
+          <w:b/>
+          <w:bCs/>
+        </w:rPr>
+        <w:t xml:space="preserve">Neyi korur?</w:t>
+      </w:r>
+      <w:r>
+        <w:t xml:space="preserve"> </w:t>
+      </w:r>
+      <w:r>
+        <w:t xml:space="preserve">En hassas kod bölümlerini, ikili dosyada</w:t>
+      </w:r>
+      <w:r>
+        <w:t xml:space="preserve"> </w:t>
+      </w:r>
+      <w:r>
+        <w:rPr>
+          <w:b/>
+          <w:bCs/>
+        </w:rPr>
+        <w:t xml:space="preserve">şifreli</w:t>
+      </w:r>
+      <w:r>
+        <w:t xml:space="preserve"> </w:t>
+      </w:r>
+      <w:r>
+        <w:t xml:space="preserve">tutarak.</w:t>
+      </w:r>
+      <w:r>
+        <w:t xml:space="preserve"> </w:t>
+      </w:r>
+      <w:r>
+        <w:rPr>
+          <w:b/>
+          <w:bCs/>
+        </w:rPr>
+        <w:t xml:space="preserve">Nasıl?</w:t>
+      </w:r>
+      <w:r>
+        <w:t xml:space="preserve"> </w:t>
+      </w:r>
+      <w:r>
+        <w:t xml:space="preserve">Bölüm ikili dosyada şifreli</w:t>
+      </w:r>
+      <w:r>
+        <w:t xml:space="preserve"> </w:t>
+      </w:r>
+      <w:r>
+        <w:t xml:space="preserve">durur; yalnız çalışacağı an belleğe çözülür, çalışır ve sonra yeniden şifrelenir ya da silinir.</w:t>
+      </w:r>
+      <w:r>
+        <w:t xml:space="preserve"> </w:t>
+      </w:r>
+      <w:r>
+        <w:rPr>
+          <w:b/>
+          <w:bCs/>
+        </w:rPr>
+        <w:t xml:space="preserve">Maliyet:</w:t>
+      </w:r>
+      <w:r>
+        <w:t xml:space="preserve"> </w:t>
+      </w:r>
+      <w:r>
+        <w:t xml:space="preserve">yüksek</w:t>
+      </w:r>
+      <w:r>
+        <w:t xml:space="preserve"> </w:t>
+      </w:r>
+      <w:r>
+        <w:t xml:space="preserve">ve</w:t>
+      </w:r>
+      <w:r>
+        <w:t xml:space="preserve"> </w:t>
+      </w:r>
+      <w:r>
+        <w:rPr>
+          <w:b/>
+          <w:bCs/>
+        </w:rPr>
+        <w:t xml:space="preserve">risklidir</w:t>
+      </w:r>
+      <w:r>
+        <w:t xml:space="preserve">: modern işletim sistemlerinin bellek korumalarıyla (DEP/NX, yazılabilir-ve-çalıştırılabilir sayfa</w:t>
+      </w:r>
+      <w:r>
+        <w:t xml:space="preserve"> </w:t>
+      </w:r>
+      <w:r>
+        <w:t xml:space="preserve">ayrımı, W^X) doğrudan çatışır; yanlış uygulanırsa hem çöker hem de yeni bir açık yaratır.</w:t>
+      </w:r>
+      <w:r>
+        <w:t xml:space="preserve"> </w:t>
+      </w:r>
+      <w:r>
+        <w:rPr>
+          <w:b/>
+          <w:bCs/>
+        </w:rPr>
+        <w:t xml:space="preserve">Sınır:</w:t>
+      </w:r>
+      <w:r>
+        <w:t xml:space="preserve"> </w:t>
+      </w:r>
+      <w:r>
+        <w:t xml:space="preserve">çalışırken bir</w:t>
+      </w:r>
+      <w:r>
+        <w:t xml:space="preserve"> </w:t>
+      </w:r>
+      <w:r>
+        <w:t xml:space="preserve">noktada kod bellekte açıktır; bir bellek dökümü onu yakalayabilir.</w:t>
+      </w:r>
+      <w:r>
+        <w:t xml:space="preserve"> </w:t>
+      </w:r>
+      <w:r>
+        <w:rPr>
+          <w:b/>
+          <w:bCs/>
+        </w:rPr>
+        <w:t xml:space="preserve">Ölçüm:</w:t>
+      </w:r>
+      <w:r>
+        <w:t xml:space="preserve"> </w:t>
+      </w:r>
+      <w:r>
+        <w:t xml:space="preserve">açık pencerenin ne kadar kısa</w:t>
+      </w:r>
+      <w:r>
+        <w:t xml:space="preserve"> </w:t>
+      </w:r>
+      <w:r>
+        <w:t xml:space="preserve">olduğu.</w:t>
+      </w:r>
+    </w:p>
+    <w:p>
+      <w:pPr>
+        <w:pStyle w:val="BlockText"/>
+      </w:pPr>
+      <w:r>
+        <w:rPr>
+          <w:b/>
+          <w:bCs/>
+        </w:rPr>
+        <w:t xml:space="preserve">Kural: OS korumalarıyla çatışan bir tekniği güvenlik uğruna körlemesine açma</w:t>
+      </w:r>
+    </w:p>
+    <w:p>
+      <w:pPr>
+        <w:pStyle w:val="BlockText"/>
+      </w:pPr>
+      <w:r>
+        <w:t xml:space="preserve">Kendini değiştiren kod, yürütülebilir belleği yazılabilir yapmayı gerektirir; bu, 4. haftadaki DEP/NX ve W^X</w:t>
+      </w:r>
+      <w:r>
+        <w:t xml:space="preserve"> </w:t>
+      </w:r>
+      <w:r>
+        <w:t xml:space="preserve">ilkelerini zayıflatır. Bir koruma eklerken başka bir korumayı kapatıyorsanız, net kazancı ölçün ve ödünleşim</w:t>
+      </w:r>
+      <w:r>
+        <w:t xml:space="preserve"> </w:t>
+      </w:r>
+      <w:r>
+        <w:t xml:space="preserve">kaydına yazın. Uygulamada bu teknik çok seçici ve küçük bölümlerde kullanılır.</w:t>
+      </w:r>
+    </w:p>
+    <w:p>
+      <w:pPr>
+        <w:pStyle w:val="BlockText"/>
+      </w:pPr>
+      <w:r>
+        <w:rPr>
+          <w:b/>
+          <w:bCs/>
+        </w:rPr>
+        <w:t xml:space="preserve">Java/yönetilen taraf: ProGuard/R8 ve DEX (5. haftadan köprü)</w:t>
+      </w:r>
+    </w:p>
+    <w:p>
+      <w:pPr>
+        <w:pStyle w:val="BlockText"/>
+      </w:pPr>
+      <w:r>
+        <w:t xml:space="preserve">Bu haftanın kuralları native (C/C++) tarafı içindir. Yönetilen dillerde (Java/Kotlin, Android) karşılığı</w:t>
+      </w:r>
+      <w:r>
+        <w:t xml:space="preserve"> </w:t>
+      </w:r>
+      <w:r>
+        <w:rPr>
+          <w:b/>
+          <w:bCs/>
+        </w:rPr>
+        <w:t xml:space="preserve">ProGuard/R8</w:t>
+      </w:r>
+      <w:r>
+        <w:t xml:space="preserve"> </w:t>
+      </w:r>
+      <w:r>
+        <w:t xml:space="preserve">ile ad gizleme, ölü kod eleme ve küçültmedir;</w:t>
+      </w:r>
+      <w:r>
+        <w:t xml:space="preserve"> </w:t>
+      </w:r>
+      <w:r>
+        <w:rPr>
+          <w:rStyle w:val="VerbatimChar"/>
+        </w:rPr>
+        <w:t xml:space="preserve">-keep</w:t>
+      </w:r>
+      <w:r>
+        <w:t xml:space="preserve"> </w:t>
+      </w:r>
+      <w:r>
+        <w:t xml:space="preserve">kuralları ve reflection ile çağrılan API’ler</w:t>
+      </w:r>
+      <w:r>
+        <w:t xml:space="preserve"> </w:t>
+      </w:r>
+      <w:r>
+        <w:t xml:space="preserve">5. haftada işlendi. İki taraf birlikte kullanılır: Java tarafı R8 ile gizlenir, native taraf bu haftanın</w:t>
+      </w:r>
+      <w:r>
+        <w:t xml:space="preserve"> </w:t>
+      </w:r>
+      <w:r>
+        <w:t xml:space="preserve">kurallarıyla; native taraf Java tarafının bütünlüğünü, Java tarafı native kütüphanenin sağlamasını denetler</w:t>
+      </w:r>
+      <w:r>
+        <w:t xml:space="preserve"> </w:t>
+      </w:r>
+      <w:r>
+        <w:t xml:space="preserve">(çapraz denetim — 6. hafta RASP).</w:t>
+      </w:r>
+    </w:p>
+    <w:p>
+      <w:r>
+        <w:pict>
+          <v:rect style="width:0;height:1.5pt" o:hralign="center" o:hrstd="t" o:hr="t"/>
+        </w:pict>
+      </w:r>
+    </w:p>
+    <w:bookmarkEnd w:id="40"/>
+    <w:bookmarkEnd w:id="41"/>
+    <w:bookmarkStart w:id="42" w:name="çeşitlendirme-tek-kırık-her-yeri-açmasın"/>
+    <w:p>
+      <w:pPr>
+        <w:pStyle w:val="Heading2"/>
+      </w:pPr>
+      <w:r>
+        <w:t xml:space="preserve">8. Çeşitlendirme: tek kırık her yeri açmasın</w:t>
       </w:r>
     </w:p>
     <w:p>
@@ -8157,39 +8876,85 @@
         </w:numPr>
       </w:pPr>
       <w:r>
-        <w:rPr>
-          <w:b/>
-          <w:bCs/>
-        </w:rPr>
-        <w:t xml:space="preserve">Uzayda çeşitlendirme:</w:t>
-      </w:r>
-      <w:r>
-        <w:t xml:space="preserve"> </w:t>
-      </w:r>
-      <w:r>
-        <w:t xml:space="preserve">her yapı (build) ya da her dağıtım farklı bir</w:t>
-      </w:r>
-      <w:r>
-        <w:t xml:space="preserve"> </w:t>
-      </w:r>
-      <w:r>
-        <w:rPr>
-          <w:b/>
-          <w:bCs/>
-        </w:rPr>
-        <w:t xml:space="preserve">tohumla</w:t>
-      </w:r>
-      <w:r>
-        <w:t xml:space="preserve"> </w:t>
-      </w:r>
-      <w:r>
-        <w:t xml:space="preserve">gizlenir; opak yüklemler, sahte</w:t>
-      </w:r>
-      <w:r>
-        <w:t xml:space="preserve"> </w:t>
-      </w:r>
-      <w:r>
-        <w:t xml:space="preserve">bloklar ve durum değerleri kopyadan kopyaya değişir.</w:t>
+        <w:t xml:space="preserve">bölümdeki</w:t>
+      </w:r>
+      <w:r>
+        <w:t xml:space="preserve"> </w:t>
+      </w:r>
+      <w:r>
+        <w:t xml:space="preserve">“Kural 2 — otomasyonu kır”</w:t>
+      </w:r>
+      <w:r>
+        <w:t xml:space="preserve"> </w:t>
+      </w:r>
+      <w:r>
+        <w:t xml:space="preserve">burada somutlaşır. Bir saldırgan bir kopyayı kırdığında, ürettiği yamayı ya</w:t>
+      </w:r>
+      <w:r>
+        <w:t xml:space="preserve"> </w:t>
+      </w:r>
+      <w:r>
+        <w:t xml:space="preserve">da betiği</w:t>
+      </w:r>
+      <w:r>
+        <w:t xml:space="preserve"> </w:t>
+      </w:r>
+      <w:r>
+        <w:rPr>
+          <w:b/>
+          <w:bCs/>
+        </w:rPr>
+        <w:t xml:space="preserve">bütün kullanıcılara</w:t>
+      </w:r>
+      <w:r>
+        <w:t xml:space="preserve"> </w:t>
+      </w:r>
+      <w:r>
+        <w:t xml:space="preserve">dağıtabiliyorsa, bir kırık her yeri açar.</w:t>
+      </w:r>
+      <w:r>
+        <w:t xml:space="preserve"> </w:t>
+      </w:r>
+      <w:r>
+        <w:rPr>
+          <w:b/>
+          <w:bCs/>
+        </w:rPr>
+        <w:t xml:space="preserve">Çeşitlendirme</w:t>
+      </w:r>
+      <w:r>
+        <w:t xml:space="preserve"> </w:t>
+      </w:r>
+      <w:r>
+        <w:t xml:space="preserve">(diversification), aynı</w:t>
+      </w:r>
+      <w:r>
+        <w:t xml:space="preserve"> </w:t>
+      </w:r>
+      <w:r>
+        <w:t xml:space="preserve">kaynaktan</w:t>
+      </w:r>
+      <w:r>
+        <w:t xml:space="preserve"> </w:t>
+      </w:r>
+      <w:r>
+        <w:rPr>
+          <w:b/>
+          <w:bCs/>
+        </w:rPr>
+        <w:t xml:space="preserve">farklı ama davranışça eş</w:t>
+      </w:r>
+      <w:r>
+        <w:t xml:space="preserve"> </w:t>
+      </w:r>
+      <w:r>
+        <w:t xml:space="preserve">ikili dosyalar üretmektir; böylece bir kopyaya karşı geliştirilen otomatik</w:t>
+      </w:r>
+      <w:r>
+        <w:t xml:space="preserve"> </w:t>
+      </w:r>
+      <w:r>
+        <w:t xml:space="preserve">saldırı diğerlerinde çalışmaz.</w:t>
       </w:r>
     </w:p>
     <w:p>
@@ -8197,7 +8962,7 @@
         <w:pStyle w:val="Compact"/>
         <w:numPr>
           <w:ilvl w:val="0"/>
-          <w:numId w:val="1005"/>
+          <w:numId w:val="1006"/>
         </w:numPr>
       </w:pPr>
       <w:r>
@@ -8205,6 +8970,50 @@
           <w:b/>
           <w:bCs/>
         </w:rPr>
+        <w:t xml:space="preserve">Uzayda çeşitlendirme:</w:t>
+      </w:r>
+      <w:r>
+        <w:t xml:space="preserve"> </w:t>
+      </w:r>
+      <w:r>
+        <w:t xml:space="preserve">her yapı (build) ya da her dağıtım farklı bir</w:t>
+      </w:r>
+      <w:r>
+        <w:t xml:space="preserve"> </w:t>
+      </w:r>
+      <w:r>
+        <w:rPr>
+          <w:b/>
+          <w:bCs/>
+        </w:rPr>
+        <w:t xml:space="preserve">tohumla</w:t>
+      </w:r>
+      <w:r>
+        <w:t xml:space="preserve"> </w:t>
+      </w:r>
+      <w:r>
+        <w:t xml:space="preserve">gizlenir; opak yüklemler, sahte</w:t>
+      </w:r>
+      <w:r>
+        <w:t xml:space="preserve"> </w:t>
+      </w:r>
+      <w:r>
+        <w:t xml:space="preserve">bloklar ve durum değerleri kopyadan kopyaya değişir.</w:t>
+      </w:r>
+    </w:p>
+    <w:p>
+      <w:pPr>
+        <w:pStyle w:val="Compact"/>
+        <w:numPr>
+          <w:ilvl w:val="0"/>
+          <w:numId w:val="1006"/>
+        </w:numPr>
+      </w:pPr>
+      <w:r>
+        <w:rPr>
+          <w:b/>
+          <w:bCs/>
+        </w:rPr>
         <w:t xml:space="preserve">Zamanda çeşitlendirme:</w:t>
       </w:r>
       <w:r>
@@ -8325,8 +9134,8 @@
         <w:t xml:space="preserve">Ölçütü S9’a yazın.</w:t>
       </w:r>
     </w:p>
-    <w:bookmarkEnd w:id="39"/>
-    <w:bookmarkStart w:id="40" w:name="gizlemenin-ölçülmesi"/>
+    <w:bookmarkEnd w:id="42"/>
+    <w:bookmarkStart w:id="43" w:name="gizlemenin-ölçülmesi"/>
     <w:p>
       <w:pPr>
         <w:pStyle w:val="Heading2"/>
@@ -8696,8 +9505,8 @@
         <w:t xml:space="preserve">  Her katman için: güç ve dayanıklılık kazancı vs. boyut/hız maliyeti ölçülür ve yazılır</w:t>
       </w:r>
     </w:p>
-    <w:bookmarkEnd w:id="40"/>
-    <w:bookmarkStart w:id="41" w:name="X69f828a724a12a752b54b4d5ba4c5324a31ab41"/>
+    <w:bookmarkEnd w:id="43"/>
+    <w:bookmarkStart w:id="44" w:name="X69f828a724a12a752b54b4d5ba4c5324a31ab41"/>
     <w:p>
       <w:pPr>
         <w:pStyle w:val="Heading2"/>
@@ -8749,7 +9558,7 @@
         <w:pStyle w:val="Compact"/>
         <w:numPr>
           <w:ilvl w:val="0"/>
-          <w:numId w:val="1006"/>
+          <w:numId w:val="1007"/>
         </w:numPr>
       </w:pPr>
       <w:r>
@@ -8805,7 +9614,7 @@
         <w:pStyle w:val="Compact"/>
         <w:numPr>
           <w:ilvl w:val="0"/>
-          <w:numId w:val="1006"/>
+          <w:numId w:val="1007"/>
         </w:numPr>
       </w:pPr>
       <w:r>
@@ -8849,7 +9658,7 @@
         <w:pStyle w:val="Compact"/>
         <w:numPr>
           <w:ilvl w:val="0"/>
-          <w:numId w:val="1006"/>
+          <w:numId w:val="1007"/>
         </w:numPr>
       </w:pPr>
       <w:r>
@@ -8942,8 +9751,8 @@
         <w:t xml:space="preserve">demek gerekir.</w:t>
       </w:r>
     </w:p>
-    <w:bookmarkEnd w:id="41"/>
-    <w:bookmarkStart w:id="42" w:name="katmanlı-savunmada-gizlemenin-yeri"/>
+    <w:bookmarkEnd w:id="44"/>
+    <w:bookmarkStart w:id="45" w:name="katmanlı-savunmada-gizlemenin-yeri"/>
     <w:p>
       <w:pPr>
         <w:pStyle w:val="Heading2"/>
@@ -9325,8 +10134,8 @@
         <w:t xml:space="preserve">geciktirme değeriyle sunulmasıdır.</w:t>
       </w:r>
     </w:p>
-    <w:bookmarkEnd w:id="42"/>
-    <w:bookmarkStart w:id="43" w:name="X069206e47b5d3456bffa482ea7f7b87ba33e109"/>
+    <w:bookmarkEnd w:id="45"/>
+    <w:bookmarkStart w:id="46" w:name="X069206e47b5d3456bffa482ea7f7b87ba33e109"/>
     <w:p>
       <w:pPr>
         <w:pStyle w:val="Heading2"/>
@@ -9364,7 +10173,7 @@
         <w:pStyle w:val="Compact"/>
         <w:numPr>
           <w:ilvl w:val="0"/>
-          <w:numId w:val="1007"/>
+          <w:numId w:val="1008"/>
         </w:numPr>
       </w:pPr>
       <w:r>
@@ -9386,7 +10195,7 @@
         <w:pStyle w:val="Compact"/>
         <w:numPr>
           <w:ilvl w:val="1"/>
-          <w:numId w:val="1008"/>
+          <w:numId w:val="1009"/>
         </w:numPr>
       </w:pPr>
       <w:r>
@@ -9428,7 +10237,7 @@
         <w:pStyle w:val="Compact"/>
         <w:numPr>
           <w:ilvl w:val="0"/>
-          <w:numId w:val="1007"/>
+          <w:numId w:val="1008"/>
         </w:numPr>
       </w:pPr>
       <w:r>
@@ -9471,7 +10280,7 @@
         <w:pStyle w:val="Compact"/>
         <w:numPr>
           <w:ilvl w:val="0"/>
-          <w:numId w:val="1007"/>
+          <w:numId w:val="1008"/>
         </w:numPr>
       </w:pPr>
       <w:r>
@@ -9509,7 +10318,7 @@
         <w:pStyle w:val="Compact"/>
         <w:numPr>
           <w:ilvl w:val="0"/>
-          <w:numId w:val="1007"/>
+          <w:numId w:val="1008"/>
         </w:numPr>
       </w:pPr>
       <w:r>
@@ -9623,8 +10432,8 @@
         <w:t xml:space="preserve">sayılır; kanıt sayılmaz.</w:t>
       </w:r>
     </w:p>
-    <w:bookmarkEnd w:id="43"/>
-    <w:bookmarkStart w:id="44" w:name="kendini-sınama"/>
+    <w:bookmarkEnd w:id="46"/>
+    <w:bookmarkStart w:id="47" w:name="kendini-sınama"/>
     <w:p>
       <w:pPr>
         <w:pStyle w:val="Heading2"/>
@@ -10366,8 +11175,8 @@
         <w:t xml:space="preserve">güçlü ama sanallaştırma değil; sürümde tohumla çeşitlendir.</w:t>
       </w:r>
     </w:p>
-    <w:bookmarkEnd w:id="44"/>
-    <w:bookmarkStart w:id="45" w:name="kaynaklar-ve-ileri-okuma"/>
+    <w:bookmarkEnd w:id="47"/>
+    <w:bookmarkStart w:id="48" w:name="kaynaklar-ve-ileri-okuma"/>
     <w:p>
       <w:pPr>
         <w:pStyle w:val="Heading2"/>
@@ -10381,7 +11190,7 @@
         <w:pStyle w:val="Compact"/>
         <w:numPr>
           <w:ilvl w:val="0"/>
-          <w:numId w:val="1009"/>
+          <w:numId w:val="1010"/>
         </w:numPr>
       </w:pPr>
       <w:r>
@@ -10409,7 +11218,7 @@
         <w:pStyle w:val="Compact"/>
         <w:numPr>
           <w:ilvl w:val="0"/>
-          <w:numId w:val="1009"/>
+          <w:numId w:val="1010"/>
         </w:numPr>
       </w:pPr>
       <w:r>
@@ -10437,7 +11246,7 @@
         <w:pStyle w:val="Compact"/>
         <w:numPr>
           <w:ilvl w:val="0"/>
-          <w:numId w:val="1009"/>
+          <w:numId w:val="1010"/>
         </w:numPr>
       </w:pPr>
       <w:r>
@@ -10465,7 +11274,7 @@
         <w:pStyle w:val="Compact"/>
         <w:numPr>
           <w:ilvl w:val="0"/>
-          <w:numId w:val="1009"/>
+          <w:numId w:val="1010"/>
         </w:numPr>
       </w:pPr>
       <w:r>
@@ -10489,7 +11298,7 @@
         <w:pStyle w:val="Compact"/>
         <w:numPr>
           <w:ilvl w:val="0"/>
-          <w:numId w:val="1009"/>
+          <w:numId w:val="1010"/>
         </w:numPr>
       </w:pPr>
       <w:r>
@@ -10501,7 +11310,7 @@
         <w:pStyle w:val="Compact"/>
         <w:numPr>
           <w:ilvl w:val="0"/>
-          <w:numId w:val="1009"/>
+          <w:numId w:val="1010"/>
         </w:numPr>
       </w:pPr>
       <w:r>
@@ -10562,8 +11371,8 @@
         <w:t xml:space="preserve">haftada bu haftaki kuralların otomatik karşılığı (Tigress) gelir.</w:t>
       </w:r>
     </w:p>
-    <w:bookmarkEnd w:id="45"/>
-    <w:bookmarkEnd w:id="46"/>
+    <w:bookmarkEnd w:id="48"/>
+    <w:bookmarkEnd w:id="49"/>
     <w:sectPr>
       <w:headerReference r:id="rId9" w:type="default"/>
       <w:footerReference r:id="rId10" w:type="default"/>
@@ -11009,6 +11818,9 @@
     <w:abstractNumId w:val="991"/>
   </w:num>
   <w:num w:numId="1004">
+    <w:abstractNumId w:val="991"/>
+  </w:num>
+  <w:num w:numId="1005">
     <w:abstractNumId w:val="99411"/>
     <w:lvlOverride w:ilvl="0">
       <w:startOverride w:val="1"/>
@@ -11038,41 +11850,11 @@
       <w:startOverride w:val="1"/>
     </w:lvlOverride>
   </w:num>
-  <w:num w:numId="1005">
-    <w:abstractNumId w:val="991"/>
-  </w:num>
   <w:num w:numId="1006">
     <w:abstractNumId w:val="991"/>
   </w:num>
   <w:num w:numId="1007">
-    <w:abstractNumId w:val="99411"/>
-    <w:lvlOverride w:ilvl="0">
-      <w:startOverride w:val="1"/>
-    </w:lvlOverride>
-    <w:lvlOverride w:ilvl="1">
-      <w:startOverride w:val="1"/>
-    </w:lvlOverride>
-    <w:lvlOverride w:ilvl="2">
-      <w:startOverride w:val="1"/>
-    </w:lvlOverride>
-    <w:lvlOverride w:ilvl="3">
-      <w:startOverride w:val="1"/>
-    </w:lvlOverride>
-    <w:lvlOverride w:ilvl="4">
-      <w:startOverride w:val="1"/>
-    </w:lvlOverride>
-    <w:lvlOverride w:ilvl="5">
-      <w:startOverride w:val="1"/>
-    </w:lvlOverride>
-    <w:lvlOverride w:ilvl="6">
-      <w:startOverride w:val="1"/>
-    </w:lvlOverride>
-    <w:lvlOverride w:ilvl="7">
-      <w:startOverride w:val="1"/>
-    </w:lvlOverride>
-    <w:lvlOverride w:ilvl="8">
-      <w:startOverride w:val="1"/>
-    </w:lvlOverride>
+    <w:abstractNumId w:val="991"/>
   </w:num>
   <w:num w:numId="1008">
     <w:abstractNumId w:val="99411"/>
@@ -11105,6 +11887,36 @@
     </w:lvlOverride>
   </w:num>
   <w:num w:numId="1009">
+    <w:abstractNumId w:val="99411"/>
+    <w:lvlOverride w:ilvl="0">
+      <w:startOverride w:val="1"/>
+    </w:lvlOverride>
+    <w:lvlOverride w:ilvl="1">
+      <w:startOverride w:val="1"/>
+    </w:lvlOverride>
+    <w:lvlOverride w:ilvl="2">
+      <w:startOverride w:val="1"/>
+    </w:lvlOverride>
+    <w:lvlOverride w:ilvl="3">
+      <w:startOverride w:val="1"/>
+    </w:lvlOverride>
+    <w:lvlOverride w:ilvl="4">
+      <w:startOverride w:val="1"/>
+    </w:lvlOverride>
+    <w:lvlOverride w:ilvl="5">
+      <w:startOverride w:val="1"/>
+    </w:lvlOverride>
+    <w:lvlOverride w:ilvl="6">
+      <w:startOverride w:val="1"/>
+    </w:lvlOverride>
+    <w:lvlOverride w:ilvl="7">
+      <w:startOverride w:val="1"/>
+    </w:lvlOverride>
+    <w:lvlOverride w:ilvl="8">
+      <w:startOverride w:val="1"/>
+    </w:lvlOverride>
+  </w:num>
+  <w:num w:numId="1010">
     <w:abstractNumId w:val="991"/>
   </w:num>
 </w:numbering>

--- a/docs/week-9/cen429-week-9-ders-notu.en.docx
+++ b/docs/week-9/cen429-week-9-ders-notu.en.docx
@@ -2,7 +2,7 @@
 <file path=word/document.xml><?xml version="1.0" encoding="utf-8"?>
 <w:document xmlns:w="http://schemas.openxmlformats.org/wordprocessingml/2006/main" xmlns:m="http://schemas.openxmlformats.org/officeDocument/2006/math" xmlns:r="http://schemas.openxmlformats.org/officeDocument/2006/relationships" xmlns:o="urn:schemas-microsoft-com:office:office" xmlns:v="urn:schemas-microsoft-com:vml" xmlns:w10="urn:schemas-microsoft-com:office:word" xmlns:a="http://schemas.openxmlformats.org/drawingml/2006/main" xmlns:pic="http://schemas.openxmlformats.org/drawingml/2006/picture" xmlns:wp="http://schemas.openxmlformats.org/drawingml/2006/wordprocessingDrawing">
   <w:body>
-    <w:bookmarkStart w:id="49" w:name="X82a2f3eaa5d29f3998ba6064b8d893a1228b0c7"/>
+    <w:bookmarkStart w:id="69" w:name="X82a2f3eaa5d29f3998ba6064b8d893a1228b0c7"/>
     <w:p>
       <w:pPr>
         <w:pStyle w:val="Heading1"/>
@@ -1448,13 +1448,13 @@
         </w:pict>
       </w:r>
     </w:p>
-    <w:bookmarkStart w:id="20" w:name="gizleme-neden-bir-güvenlik-kuralıdır"/>
+    <w:bookmarkStart w:id="39" w:name="temel-kavramlar-sıfırdan"/>
     <w:p>
       <w:pPr>
         <w:pStyle w:val="Heading2"/>
       </w:pPr>
       <w:r>
-        <w:t xml:space="preserve">1. Gizleme neden bir güvenlik kuralıdır?</w:t>
+        <w:t xml:space="preserve">0. Temel kavramlar (sıfırdan)</w:t>
       </w:r>
     </w:p>
     <w:p>
@@ -1462,103 +1462,89 @@
         <w:pStyle w:val="FirstParagraph"/>
       </w:pPr>
       <w:r>
-        <w:t xml:space="preserve">Dersin ilk haftasında saldırgan modellerini ayırmıştık. Ağdan girdi gönderen bir saldırgana karşı savunmamız girdi</w:t>
-      </w:r>
-      <w:r>
-        <w:t xml:space="preserve"> </w:t>
-      </w:r>
-      <w:r>
-        <w:t xml:space="preserve">doğrulama, bellek güvenliği ve kriptografiydi. Ama bir mobil uygulamayı, bir masaüstü programını ya da bir gömülü</w:t>
-      </w:r>
-      <w:r>
-        <w:t xml:space="preserve"> </w:t>
-      </w:r>
-      <w:r>
-        <w:t xml:space="preserve">kütüphaneyi kullanıcıya</w:t>
-      </w:r>
-      <w:r>
-        <w:t xml:space="preserve"> </w:t>
-      </w:r>
-      <w:r>
-        <w:rPr>
-          <w:b/>
-          <w:bCs/>
-        </w:rPr>
-        <w:t xml:space="preserve">teslim ettiğimizde</w:t>
-      </w:r>
-      <w:r>
-        <w:t xml:space="preserve">, saldırgan artık programın kendisine sahiptir. Bu tehdit modeline</w:t>
-      </w:r>
-      <w:r>
-        <w:t xml:space="preserve"> </w:t>
-      </w:r>
-      <w:r>
-        <w:t xml:space="preserve">literatürde</w:t>
-      </w:r>
-      <w:r>
-        <w:t xml:space="preserve"> </w:t>
-      </w:r>
-      <w:r>
-        <w:rPr>
-          <w:b/>
-          <w:bCs/>
-        </w:rPr>
-        <w:t xml:space="preserve">MATE</w:t>
-      </w:r>
-      <w:r>
-        <w:t xml:space="preserve"> </w:t>
-      </w:r>
-      <w:r>
-        <w:t xml:space="preserve">(Man-At-The-End,</w:t>
-      </w:r>
-      <w:r>
-        <w:t xml:space="preserve"> </w:t>
-      </w:r>
-      <w:r>
-        <w:t xml:space="preserve">“uçtaki insan”</w:t>
-      </w:r>
-      <w:r>
-        <w:t xml:space="preserve">) ya da</w:t>
-      </w:r>
-      <w:r>
-        <w:t xml:space="preserve"> </w:t>
-      </w:r>
-      <w:r>
-        <w:rPr>
-          <w:b/>
-          <w:bCs/>
-        </w:rPr>
-        <w:t xml:space="preserve">beyaz kutu</w:t>
-      </w:r>
-      <w:r>
-        <w:t xml:space="preserve"> </w:t>
-      </w:r>
-      <w:r>
-        <w:t xml:space="preserve">denir: saldırgan ikili dosyayı bir tersine</w:t>
-      </w:r>
-      <w:r>
-        <w:t xml:space="preserve"> </w:t>
-      </w:r>
-      <w:r>
-        <w:t xml:space="preserve">derleyicide açabilir, adım adım çalıştırabilir, belleği okuyup değiştirebilir, istediği kadar deneyebilir. Sunucu</w:t>
-      </w:r>
-      <w:r>
-        <w:t xml:space="preserve"> </w:t>
-      </w:r>
-      <w:r>
-        <w:t xml:space="preserve">tarafındaki hiçbir güvenlik denetimi burada geçerli değildir; çünkü kod saldırganın makinesinde çalışır.</w:t>
-      </w:r>
-    </w:p>
-    <w:p>
-      <w:pPr>
-        <w:pStyle w:val="BlockText"/>
-      </w:pPr>
-      <w:r>
-        <w:rPr>
-          <w:b/>
-          <w:bCs/>
-        </w:rPr>
-        <w:t xml:space="preserve">Kısa tarihçe: kod gizleme nereden geldi?</w:t>
+        <w:t xml:space="preserve">Bu bölüm</w:t>
+      </w:r>
+      <w:r>
+        <w:t xml:space="preserve"> </w:t>
+      </w:r>
+      <w:r>
+        <w:rPr>
+          <w:b/>
+          <w:bCs/>
+        </w:rPr>
+        <w:t xml:space="preserve">hiçbir ön bilgi varsaymaz</w:t>
+      </w:r>
+      <w:r>
+        <w:t xml:space="preserve">. Haftanın geri kalanında kullanacağımız terimleri sıfırdan tanımlıyoruz. Bir terimi bilmiyorsanız önce burayı okuyun; sonraki bölümler bunların üzerine kurulur.</w:t>
+      </w:r>
+    </w:p>
+    <w:bookmarkStart w:id="20" w:name="neden-bu-bölüm-var"/>
+    <w:p>
+      <w:pPr>
+        <w:pStyle w:val="Heading3"/>
+      </w:pPr>
+      <w:r>
+        <w:t xml:space="preserve">Neden bu bölüm var?</w:t>
+      </w:r>
+    </w:p>
+    <w:p>
+      <w:pPr>
+        <w:pStyle w:val="FirstParagraph"/>
+      </w:pPr>
+      <w:r>
+        <w:t xml:space="preserve">Bu haftanın konusu</w:t>
+      </w:r>
+      <w:r>
+        <w:t xml:space="preserve"> </w:t>
+      </w:r>
+      <w:r>
+        <w:rPr>
+          <w:b/>
+          <w:bCs/>
+        </w:rPr>
+        <w:t xml:space="preserve">kod gizleme</w:t>
+      </w:r>
+      <w:r>
+        <w:t xml:space="preserve">. Ama önce birkaç temel terimi netleştirelim.</w:t>
+      </w:r>
+    </w:p>
+    <w:p>
+      <w:pPr>
+        <w:pStyle w:val="BodyText"/>
+      </w:pPr>
+      <w:r>
+        <w:t xml:space="preserve">Bu terimleri bilmeden konu</w:t>
+      </w:r>
+      <w:r>
+        <w:t xml:space="preserve"> </w:t>
+      </w:r>
+      <w:r>
+        <w:rPr>
+          <w:b/>
+          <w:bCs/>
+        </w:rPr>
+        <w:t xml:space="preserve">havada kalır</w:t>
+      </w:r>
+      <w:r>
+        <w:t xml:space="preserve">.</w:t>
+      </w:r>
+    </w:p>
+    <w:p>
+      <w:pPr>
+        <w:pStyle w:val="BodyText"/>
+      </w:pPr>
+      <w:r>
+        <w:t xml:space="preserve">Hiçbir şey bilmediğinizi varsayıyoruz — bu iyi bir başlangıç.</w:t>
+      </w:r>
+    </w:p>
+    <w:bookmarkEnd w:id="20"/>
+    <w:bookmarkStart w:id="21" w:name="kaynak-kod-nedir"/>
+    <w:p>
+      <w:pPr>
+        <w:pStyle w:val="Heading3"/>
+      </w:pPr>
+      <w:r>
+        <w:t xml:space="preserve">Kaynak kod nedir?</w:t>
       </w:r>
     </w:p>
     <w:p>
@@ -1570,45 +1556,23 @@
         </w:numPr>
       </w:pPr>
       <w:r>
-        <w:rPr>
-          <w:b/>
-          <w:bCs/>
-        </w:rPr>
-        <w:t xml:space="preserve">1976</w:t>
-      </w:r>
-      <w:r>
-        <w:t xml:space="preserve"> </w:t>
-      </w:r>
-      <w:r>
-        <w:t xml:space="preserve">— Diffie &amp; Hellman, bir programı</w:t>
-      </w:r>
-      <w:r>
-        <w:t xml:space="preserve"> </w:t>
-      </w:r>
-      <w:r>
-        <w:t xml:space="preserve">“anlaşılmaz ama çalışır”</w:t>
-      </w:r>
-      <w:r>
-        <w:t xml:space="preserve"> </w:t>
-      </w:r>
-      <w:r>
-        <w:t xml:space="preserve">kılma fikrini ilk kez tartışır (gizlilik-yoluyla değil,</w:t>
-      </w:r>
-      <w:r>
-        <w:t xml:space="preserve"> </w:t>
-      </w:r>
-      <w:r>
-        <w:rPr>
-          <w:b/>
-          <w:bCs/>
-        </w:rPr>
-        <w:t xml:space="preserve">çaba-yoluyla</w:t>
-      </w:r>
-      <w:r>
-        <w:t xml:space="preserve"> </w:t>
-      </w:r>
-      <w:r>
-        <w:t xml:space="preserve">koruma).</w:t>
+        <w:t xml:space="preserve">Sizin yazdığınız,</w:t>
+      </w:r>
+      <w:r>
+        <w:t xml:space="preserve"> </w:t>
+      </w:r>
+      <w:r>
+        <w:rPr>
+          <w:b/>
+          <w:bCs/>
+        </w:rPr>
+        <w:t xml:space="preserve">insanın okuyabildiği</w:t>
+      </w:r>
+      <w:r>
+        <w:t xml:space="preserve"> </w:t>
+      </w:r>
+      <w:r>
+        <w:t xml:space="preserve">program metni (ör. C dosyası).</w:t>
       </w:r>
     </w:p>
     <w:p>
@@ -1620,272 +1584,16 @@
         </w:numPr>
       </w:pPr>
       <w:r>
-        <w:rPr>
-          <w:b/>
-          <w:bCs/>
-        </w:rPr>
-        <w:t xml:space="preserve">1997</w:t>
-      </w:r>
-      <w:r>
-        <w:t xml:space="preserve"> </w:t>
-      </w:r>
-      <w:r>
-        <w:t xml:space="preserve">— Collberg, Thomborson ve Low ilk</w:t>
-      </w:r>
-      <w:r>
-        <w:t xml:space="preserve"> </w:t>
-      </w:r>
-      <w:r>
-        <w:rPr>
-          <w:b/>
-          <w:bCs/>
-        </w:rPr>
-        <w:t xml:space="preserve">gizleme taksonomisini</w:t>
-      </w:r>
-      <w:r>
-        <w:t xml:space="preserve"> </w:t>
-      </w:r>
-      <w:r>
-        <w:t xml:space="preserve">(düzen · veri · kontrol akışı · önleyici) ve</w:t>
-      </w:r>
-      <w:r>
-        <w:t xml:space="preserve"> </w:t>
-      </w:r>
-      <w:r>
-        <w:rPr>
-          <w:i/>
-          <w:iCs/>
-        </w:rPr>
-        <w:t xml:space="preserve">güç–dayanıklılık–gizlilik–maliyet</w:t>
-      </w:r>
-      <w:r>
-        <w:t xml:space="preserve"> </w:t>
-      </w:r>
-      <w:r>
-        <w:t xml:space="preserve">çerçevesini yayımlar. Bu dersteki</w:t>
-      </w:r>
-      <w:r>
-        <w:t xml:space="preserve"> </w:t>
-      </w:r>
-      <w:r>
-        <w:rPr>
-          <w:b/>
-          <w:bCs/>
-        </w:rPr>
-        <w:t xml:space="preserve">beş aile</w:t>
-      </w:r>
-      <w:r>
-        <w:t xml:space="preserve"> </w:t>
-      </w:r>
-      <w:r>
-        <w:t xml:space="preserve">buradan gelir.</w:t>
-      </w:r>
-    </w:p>
-    <w:p>
-      <w:pPr>
-        <w:pStyle w:val="Compact"/>
-        <w:numPr>
-          <w:ilvl w:val="0"/>
-          <w:numId w:val="1002"/>
-        </w:numPr>
-      </w:pPr>
-      <w:r>
-        <w:rPr>
-          <w:b/>
-          <w:bCs/>
-        </w:rPr>
-        <w:t xml:space="preserve">2001</w:t>
-      </w:r>
-      <w:r>
-        <w:t xml:space="preserve"> </w:t>
-      </w:r>
-      <w:r>
-        <w:t xml:space="preserve">— Barak vd.</w:t>
-      </w:r>
-      <w:r>
-        <w:t xml:space="preserve"> </w:t>
-      </w:r>
-      <w:r>
-        <w:t xml:space="preserve">“kusursuz (kara-kutu) gizleme genel olarak</w:t>
-      </w:r>
-      <w:r>
-        <w:t xml:space="preserve"> </w:t>
-      </w:r>
-      <w:r>
-        <w:rPr>
-          <w:b/>
-          <w:bCs/>
-        </w:rPr>
-        <w:t xml:space="preserve">imkânsızdır</w:t>
-      </w:r>
-      <w:r>
-        <w:t xml:space="preserve">”</w:t>
-      </w:r>
-      <w:r>
-        <w:t xml:space="preserve"> </w:t>
-      </w:r>
-      <w:r>
-        <w:t xml:space="preserve">teoremini kanıtlar → gizleme bu yüzden</w:t>
-      </w:r>
-      <w:r>
-        <w:t xml:space="preserve"> </w:t>
-      </w:r>
-      <w:r>
-        <w:t xml:space="preserve">“kırılamazlık”</w:t>
-      </w:r>
-      <w:r>
-        <w:t xml:space="preserve"> </w:t>
-      </w:r>
-      <w:r>
-        <w:t xml:space="preserve">değil,</w:t>
-      </w:r>
-      <w:r>
-        <w:t xml:space="preserve"> </w:t>
-      </w:r>
-      <w:r>
-        <w:rPr>
-          <w:b/>
-          <w:bCs/>
-        </w:rPr>
-        <w:t xml:space="preserve">maliyet</w:t>
-      </w:r>
-      <w:r>
-        <w:t xml:space="preserve"> </w:t>
-      </w:r>
-      <w:r>
-        <w:t xml:space="preserve">olarak öğretilir.</w:t>
-      </w:r>
-    </w:p>
-    <w:p>
-      <w:pPr>
-        <w:pStyle w:val="Compact"/>
-        <w:numPr>
-          <w:ilvl w:val="0"/>
-          <w:numId w:val="1002"/>
-        </w:numPr>
-      </w:pPr>
-      <w:r>
-        <w:rPr>
-          <w:b/>
-          <w:bCs/>
-        </w:rPr>
-        <w:t xml:space="preserve">2002</w:t>
-      </w:r>
-      <w:r>
-        <w:t xml:space="preserve"> </w:t>
-      </w:r>
-      <w:r>
-        <w:t xml:space="preserve">— Chow vd.</w:t>
-      </w:r>
-      <w:r>
-        <w:t xml:space="preserve"> </w:t>
-      </w:r>
-      <w:r>
-        <w:rPr>
-          <w:b/>
-          <w:bCs/>
-        </w:rPr>
-        <w:t xml:space="preserve">whitebox AES</w:t>
-      </w:r>
-      <w:r>
-        <w:t xml:space="preserve"> </w:t>
-      </w:r>
-      <w:r>
-        <w:t xml:space="preserve">ile anahtarı yazılıma gömme fikrini başlatır (11. hafta).</w:t>
-      </w:r>
-    </w:p>
-    <w:p>
-      <w:pPr>
-        <w:pStyle w:val="Compact"/>
-        <w:numPr>
-          <w:ilvl w:val="0"/>
-          <w:numId w:val="1002"/>
-        </w:numPr>
-      </w:pPr>
-      <w:r>
-        <w:rPr>
-          <w:b/>
-          <w:bCs/>
-        </w:rPr>
-        <w:t xml:space="preserve">2010’lar</w:t>
-      </w:r>
-      <w:r>
-        <w:t xml:space="preserve"> </w:t>
-      </w:r>
-      <w:r>
-        <w:t xml:space="preserve">— DRM, mobil bankacılık ve oyun sektörü gizlemeyi yaygınlaştırır;</w:t>
-      </w:r>
-      <w:r>
-        <w:t xml:space="preserve"> </w:t>
-      </w:r>
-      <w:r>
-        <w:rPr>
-          <w:b/>
-          <w:bCs/>
-        </w:rPr>
-        <w:t xml:space="preserve">Tigress</w:t>
-      </w:r>
-      <w:r>
-        <w:t xml:space="preserve"> </w:t>
-      </w:r>
-      <w:r>
-        <w:t xml:space="preserve">(Collberg) ve</w:t>
-      </w:r>
-      <w:r>
-        <w:t xml:space="preserve"> </w:t>
-      </w:r>
-      <w:r>
-        <w:rPr>
-          <w:b/>
-          <w:bCs/>
-        </w:rPr>
-        <w:t xml:space="preserve">Obfuscator-LLVM</w:t>
-      </w:r>
-      <w:r>
-        <w:t xml:space="preserve"> </w:t>
-      </w:r>
-      <w:r>
-        <w:t xml:space="preserve">işi araç hâline getirir (14. hafta).</w:t>
-      </w:r>
-    </w:p>
-    <w:p>
-      <w:pPr>
-        <w:pStyle w:val="BlockText"/>
-      </w:pPr>
-      <w:r>
-        <w:t xml:space="preserve">Yani gizleme, akademik bir</w:t>
-      </w:r>
-      <w:r>
-        <w:t xml:space="preserve"> </w:t>
-      </w:r>
-      <w:r>
-        <w:rPr>
-          <w:b/>
-          <w:bCs/>
-        </w:rPr>
-        <w:t xml:space="preserve">imkânsızlık</w:t>
-      </w:r>
-      <w:r>
-        <w:t xml:space="preserve"> </w:t>
-      </w:r>
-      <w:r>
-        <w:t xml:space="preserve">sonucunun üzerine kurulmuş</w:t>
-      </w:r>
-      <w:r>
-        <w:t xml:space="preserve"> </w:t>
-      </w:r>
-      <w:r>
-        <w:rPr>
-          <w:b/>
-          <w:bCs/>
-        </w:rPr>
-        <w:t xml:space="preserve">pratik bir geciktirme</w:t>
-      </w:r>
-      <w:r>
-        <w:t xml:space="preserve"> </w:t>
-      </w:r>
-      <w:r>
-        <w:t xml:space="preserve">disiplinidir.</w:t>
+        <w:t xml:space="preserve">Örnek:</w:t>
+      </w:r>
+      <w:r>
+        <w:t xml:space="preserve"> </w:t>
+      </w:r>
+      <w:r>
+        <w:rPr>
+          <w:rStyle w:val="VerbatimChar"/>
+        </w:rPr>
+        <w:t xml:space="preserve">int topla(int a, int b) { return a + b; }</w:t>
       </w:r>
     </w:p>
     <w:p>
@@ -1893,78 +1601,33 @@
         <w:pStyle w:val="FirstParagraph"/>
       </w:pPr>
       <w:r>
-        <w:t xml:space="preserve">Bu modelde bir gerçekle başlamak dürüstlüktür:</w:t>
-      </w:r>
-      <w:r>
-        <w:t xml:space="preserve"> </w:t>
-      </w:r>
-      <w:r>
-        <w:rPr>
-          <w:b/>
-          <w:bCs/>
-        </w:rPr>
-        <w:t xml:space="preserve">yeterli zamanı, becerisi ve motivasyonu olan bir saldırgan her</w:t>
-      </w:r>
-      <w:r>
-        <w:rPr>
-          <w:b/>
-          <w:bCs/>
-        </w:rPr>
-        <w:t xml:space="preserve"> </w:t>
-      </w:r>
-      <w:r>
-        <w:rPr>
-          <w:b/>
-          <w:bCs/>
-        </w:rPr>
-        <w:t xml:space="preserve">gizlemeyi eninde sonunda çözer.</w:t>
-      </w:r>
-      <w:r>
-        <w:t xml:space="preserve"> </w:t>
-      </w:r>
-      <w:r>
-        <w:t xml:space="preserve">Cookbook bunu açıkça söyler (Tarif 12.1): anti-tampering önlemleri</w:t>
-      </w:r>
-      <w:r>
-        <w:t xml:space="preserve"> </w:t>
-      </w:r>
-      <w:r>
-        <w:t xml:space="preserve">“kırılamaz”</w:t>
-      </w:r>
-      <w:r>
-        <w:t xml:space="preserve"> </w:t>
-      </w:r>
-      <w:r>
-        <w:t xml:space="preserve">değildir; amaçları</w:t>
-      </w:r>
-      <w:r>
-        <w:t xml:space="preserve"> </w:t>
-      </w:r>
-      <w:r>
-        <w:rPr>
-          <w:b/>
-          <w:bCs/>
-        </w:rPr>
-        <w:t xml:space="preserve">kırmayı ekonomik olmaktan çıkarmaktır</w:t>
-      </w:r>
-      <w:r>
-        <w:t xml:space="preserve">. O yüzden gizlemeyi bir sır saklama yöntemi değil, bir</w:t>
-      </w:r>
-      <w:r>
-        <w:t xml:space="preserve"> </w:t>
-      </w:r>
-      <w:r>
-        <w:rPr>
-          <w:b/>
-          <w:bCs/>
-        </w:rPr>
-        <w:t xml:space="preserve">maliyet yükseltme kuralı</w:t>
-      </w:r>
-      <w:r>
-        <w:t xml:space="preserve"> </w:t>
-      </w:r>
-      <w:r>
-        <w:t xml:space="preserve">olarak ele alırız:</w:t>
+        <w:t xml:space="preserve">Kaynak kod</w:t>
+      </w:r>
+      <w:r>
+        <w:t xml:space="preserve"> </w:t>
+      </w:r>
+      <w:r>
+        <w:rPr>
+          <w:b/>
+          <w:bCs/>
+        </w:rPr>
+        <w:t xml:space="preserve">derlenir</w:t>
+      </w:r>
+      <w:r>
+        <w:t xml:space="preserve"> </w:t>
+      </w:r>
+      <w:r>
+        <w:t xml:space="preserve">ve makinenin çalıştırdığı biçime döner.</w:t>
+      </w:r>
+    </w:p>
+    <w:bookmarkEnd w:id="21"/>
+    <w:bookmarkStart w:id="22" w:name="derleyici-ve-ikili-dosya"/>
+    <w:p>
+      <w:pPr>
+        <w:pStyle w:val="Heading3"/>
+      </w:pPr>
+      <w:r>
+        <w:t xml:space="preserve">Derleyici ve ikili dosya</w:t>
       </w:r>
     </w:p>
     <w:p>
@@ -1980,19 +1643,29 @@
           <w:b/>
           <w:bCs/>
         </w:rPr>
-        <w:t xml:space="preserve">Kural 1 — Maliyeti değerin üstüne çıkar.</w:t>
-      </w:r>
-      <w:r>
-        <w:t xml:space="preserve"> </w:t>
-      </w:r>
-      <w:r>
-        <w:t xml:space="preserve">Saldırıyı, korunan varlığın değerinden daha pahalı hale getir. 10 TL’lik</w:t>
-      </w:r>
-      <w:r>
-        <w:t xml:space="preserve"> </w:t>
-      </w:r>
-      <w:r>
-        <w:t xml:space="preserve">bir sırrı 1000 TL’lik bir çabayla korumak akıldışıdır; tersi de geçerlidir.</w:t>
+        <w:t xml:space="preserve">Derleyici</w:t>
+      </w:r>
+      <w:r>
+        <w:t xml:space="preserve"> </w:t>
+      </w:r>
+      <w:r>
+        <w:t xml:space="preserve">(compiler): kaynak kodu</w:t>
+      </w:r>
+      <w:r>
+        <w:t xml:space="preserve"> </w:t>
+      </w:r>
+      <w:r>
+        <w:rPr>
+          <w:b/>
+          <w:bCs/>
+        </w:rPr>
+        <w:t xml:space="preserve">makine koduna</w:t>
+      </w:r>
+      <w:r>
+        <w:t xml:space="preserve"> </w:t>
+      </w:r>
+      <w:r>
+        <w:t xml:space="preserve">çeviren program (gcc, clang).</w:t>
       </w:r>
     </w:p>
     <w:p>
@@ -2008,35 +1681,64 @@
           <w:b/>
           <w:bCs/>
         </w:rPr>
-        <w:t xml:space="preserve">Kural 2 — Otomasyonu kır.</w:t>
-      </w:r>
-      <w:r>
-        <w:t xml:space="preserve"> </w:t>
-      </w:r>
-      <w:r>
-        <w:t xml:space="preserve">Bir kopyada işe yarayan saldırının bütün kopyalarda otomatik işe yaramamasını sağla.</w:t>
-      </w:r>
-      <w:r>
-        <w:t xml:space="preserve"> </w:t>
-      </w:r>
-      <w:r>
-        <w:t xml:space="preserve">Bunun adı</w:t>
-      </w:r>
-      <w:r>
-        <w:t xml:space="preserve"> </w:t>
-      </w:r>
-      <w:r>
-        <w:rPr>
-          <w:b/>
-          <w:bCs/>
-        </w:rPr>
-        <w:t xml:space="preserve">çeşitlendirmedir</w:t>
-      </w:r>
-      <w:r>
-        <w:t xml:space="preserve"> </w:t>
-      </w:r>
-      <w:r>
-        <w:t xml:space="preserve">(bu haftanın 5. bölümü, 14. haftada araçla).</w:t>
+        <w:t xml:space="preserve">İkili dosya</w:t>
+      </w:r>
+      <w:r>
+        <w:t xml:space="preserve"> </w:t>
+      </w:r>
+      <w:r>
+        <w:t xml:space="preserve">(binary): derleme sonucu; bilgisayarın doğrudan çalıştırdığı dosya (</w:t>
+      </w:r>
+      <w:r>
+        <w:rPr>
+          <w:rStyle w:val="VerbatimChar"/>
+        </w:rPr>
+        <w:t xml:space="preserve">.exe</w:t>
+      </w:r>
+      <w:r>
+        <w:t xml:space="preserve">,</w:t>
+      </w:r>
+      <w:r>
+        <w:t xml:space="preserve"> </w:t>
+      </w:r>
+      <w:r>
+        <w:rPr>
+          <w:rStyle w:val="VerbatimChar"/>
+        </w:rPr>
+        <w:t xml:space="preserve">.so</w:t>
+      </w:r>
+      <w:r>
+        <w:t xml:space="preserve">).</w:t>
+      </w:r>
+    </w:p>
+    <w:p>
+      <w:pPr>
+        <w:pStyle w:val="SourceCode"/>
+      </w:pPr>
+      <w:r>
+        <w:rPr>
+          <w:rStyle w:val="VerbatimChar"/>
+        </w:rPr>
+        <w:t xml:space="preserve">kaynak.c  --(derleyici)--&gt;  program (ikili)</w:t>
+      </w:r>
+      <w:r>
+        <w:br/>
+      </w:r>
+      <w:r>
+        <w:rPr>
+          <w:rStyle w:val="VerbatimChar"/>
+        </w:rPr>
+        <w:t xml:space="preserve">insan okur              makine çalıştırır</w:t>
+      </w:r>
+    </w:p>
+    <w:bookmarkEnd w:id="22"/>
+    <w:bookmarkStart w:id="23" w:name="makine-kodu-ve-assembly"/>
+    <w:p>
+      <w:pPr>
+        <w:pStyle w:val="Heading3"/>
+      </w:pPr>
+      <w:r>
+        <w:t xml:space="preserve">Makine kodu ve assembly</w:t>
       </w:r>
     </w:p>
     <w:p>
@@ -2044,7 +1746,7 @@
         <w:pStyle w:val="Compact"/>
         <w:numPr>
           <w:ilvl w:val="0"/>
-          <w:numId w:val="1003"/>
+          <w:numId w:val="1004"/>
         </w:numPr>
       </w:pPr>
       <w:r>
@@ -2052,41 +1754,1355 @@
           <w:b/>
           <w:bCs/>
         </w:rPr>
-        <w:t xml:space="preserve">Kural 3 — Diğer katmanlara zaman kazandır.</w:t>
-      </w:r>
-      <w:r>
-        <w:t xml:space="preserve"> </w:t>
-      </w:r>
-      <w:r>
-        <w:t xml:space="preserve">Gizleme tek başına bir savunma değildir; RASP (6. hafta), bütünlük</w:t>
-      </w:r>
-      <w:r>
-        <w:t xml:space="preserve"> </w:t>
-      </w:r>
-      <w:r>
-        <w:t xml:space="preserve">denetimi, sunucu tarafı denetimler ve anahtar yenileme için</w:t>
-      </w:r>
-      <w:r>
-        <w:t xml:space="preserve"> </w:t>
-      </w:r>
-      <w:r>
-        <w:rPr>
-          <w:b/>
-          <w:bCs/>
-        </w:rPr>
-        <w:t xml:space="preserve">zaman kazandıran</w:t>
-      </w:r>
-      <w:r>
-        <w:t xml:space="preserve"> </w:t>
-      </w:r>
-      <w:r>
-        <w:t xml:space="preserve">bir katmandır. Anahtar</w:t>
-      </w:r>
-      <w:r>
-        <w:t xml:space="preserve"> </w:t>
-      </w:r>
-      <w:r>
-        <w:t xml:space="preserve">yenilenene, sürüm güncellenene kadar dayanması yeter.</w:t>
+        <w:t xml:space="preserve">Makine kodu:</w:t>
+      </w:r>
+      <w:r>
+        <w:t xml:space="preserve"> </w:t>
+      </w:r>
+      <w:r>
+        <w:t xml:space="preserve">işlemcinin anladığı sayısal komutlar.</w:t>
+      </w:r>
+    </w:p>
+    <w:p>
+      <w:pPr>
+        <w:pStyle w:val="Compact"/>
+        <w:numPr>
+          <w:ilvl w:val="0"/>
+          <w:numId w:val="1004"/>
+        </w:numPr>
+      </w:pPr>
+      <w:r>
+        <w:rPr>
+          <w:b/>
+          <w:bCs/>
+        </w:rPr>
+        <w:t xml:space="preserve">Assembly:</w:t>
+      </w:r>
+      <w:r>
+        <w:t xml:space="preserve"> </w:t>
+      </w:r>
+      <w:r>
+        <w:t xml:space="preserve">makine kodunun insana biraz daha okunur hali (</w:t>
+      </w:r>
+      <w:r>
+        <w:rPr>
+          <w:rStyle w:val="VerbatimChar"/>
+        </w:rPr>
+        <w:t xml:space="preserve">mov</w:t>
+      </w:r>
+      <w:r>
+        <w:t xml:space="preserve">,</w:t>
+      </w:r>
+      <w:r>
+        <w:t xml:space="preserve"> </w:t>
+      </w:r>
+      <w:r>
+        <w:rPr>
+          <w:rStyle w:val="VerbatimChar"/>
+        </w:rPr>
+        <w:t xml:space="preserve">cmp</w:t>
+      </w:r>
+      <w:r>
+        <w:t xml:space="preserve">,</w:t>
+      </w:r>
+      <w:r>
+        <w:t xml:space="preserve"> </w:t>
+      </w:r>
+      <w:r>
+        <w:rPr>
+          <w:rStyle w:val="VerbatimChar"/>
+        </w:rPr>
+        <w:t xml:space="preserve">jmp</w:t>
+      </w:r>
+      <w:r>
+        <w:t xml:space="preserve">).</w:t>
+      </w:r>
+    </w:p>
+    <w:p>
+      <w:pPr>
+        <w:pStyle w:val="FirstParagraph"/>
+      </w:pPr>
+      <w:r>
+        <w:t xml:space="preserve">İkili dosyayı açtığınızda gördüğünüz şey budur.</w:t>
+      </w:r>
+    </w:p>
+    <w:bookmarkEnd w:id="23"/>
+    <w:bookmarkStart w:id="24" w:name="tersine-mühendislik-nedir"/>
+    <w:p>
+      <w:pPr>
+        <w:pStyle w:val="Heading3"/>
+      </w:pPr>
+      <w:r>
+        <w:t xml:space="preserve">Tersine mühendislik nedir?</w:t>
+      </w:r>
+    </w:p>
+    <w:p>
+      <w:pPr>
+        <w:pStyle w:val="FirstParagraph"/>
+      </w:pPr>
+      <w:r>
+        <w:rPr>
+          <w:b/>
+          <w:bCs/>
+        </w:rPr>
+        <w:t xml:space="preserve">Tersine mühendislik</w:t>
+      </w:r>
+      <w:r>
+        <w:t xml:space="preserve"> </w:t>
+      </w:r>
+      <w:r>
+        <w:t xml:space="preserve">(reverse engineering): ikili dosyaya bakıp programın</w:t>
+      </w:r>
+      <w:r>
+        <w:t xml:space="preserve"> </w:t>
+      </w:r>
+      <w:r>
+        <w:rPr>
+          <w:b/>
+          <w:bCs/>
+        </w:rPr>
+        <w:t xml:space="preserve">ne yaptığını</w:t>
+      </w:r>
+      <w:r>
+        <w:t xml:space="preserve"> </w:t>
+      </w:r>
+      <w:r>
+        <w:t xml:space="preserve">anlamaya çalışmak.</w:t>
+      </w:r>
+    </w:p>
+    <w:p>
+      <w:pPr>
+        <w:pStyle w:val="BodyText"/>
+      </w:pPr>
+      <w:r>
+        <w:t xml:space="preserve">Saldırganın temel işi budur.</w:t>
+      </w:r>
+    </w:p>
+    <w:bookmarkEnd w:id="24"/>
+    <w:bookmarkStart w:id="25" w:name="tersine-derleyici-decompiler"/>
+    <w:p>
+      <w:pPr>
+        <w:pStyle w:val="Heading3"/>
+      </w:pPr>
+      <w:r>
+        <w:t xml:space="preserve">Tersine derleyici (decompiler)</w:t>
+      </w:r>
+    </w:p>
+    <w:p>
+      <w:pPr>
+        <w:pStyle w:val="Compact"/>
+        <w:numPr>
+          <w:ilvl w:val="0"/>
+          <w:numId w:val="1005"/>
+        </w:numPr>
+      </w:pPr>
+      <w:r>
+        <w:rPr>
+          <w:b/>
+          <w:bCs/>
+        </w:rPr>
+        <w:t xml:space="preserve">Tersine derleyici</w:t>
+      </w:r>
+      <w:r>
+        <w:t xml:space="preserve"> </w:t>
+      </w:r>
+      <w:r>
+        <w:t xml:space="preserve">(decompiler): ikili dosyayı geri, okunabilir koda yakın bir biçime çeviren araç.</w:t>
+      </w:r>
+    </w:p>
+    <w:p>
+      <w:pPr>
+        <w:pStyle w:val="Compact"/>
+        <w:numPr>
+          <w:ilvl w:val="0"/>
+          <w:numId w:val="1005"/>
+        </w:numPr>
+      </w:pPr>
+      <w:r>
+        <w:t xml:space="preserve">Örnekler: Ghidra, IDA.</w:t>
+      </w:r>
+    </w:p>
+    <w:p>
+      <w:pPr>
+        <w:pStyle w:val="FirstParagraph"/>
+      </w:pPr>
+      <w:r>
+        <w:t xml:space="preserve">Amaç: kaynağa erişimi olmayan biri, ikiliye bakarak mantığı çıkarsın.</w:t>
+      </w:r>
+    </w:p>
+    <w:bookmarkEnd w:id="25"/>
+    <w:bookmarkStart w:id="26" w:name="strings-komutu"/>
+    <w:p>
+      <w:pPr>
+        <w:pStyle w:val="Heading3"/>
+      </w:pPr>
+      <w:r>
+        <w:rPr>
+          <w:rStyle w:val="VerbatimChar"/>
+        </w:rPr>
+        <w:t xml:space="preserve">strings</w:t>
+      </w:r>
+      <w:r>
+        <w:t xml:space="preserve"> </w:t>
+      </w:r>
+      <w:r>
+        <w:t xml:space="preserve">komutu</w:t>
+      </w:r>
+    </w:p>
+    <w:p>
+      <w:pPr>
+        <w:pStyle w:val="Compact"/>
+        <w:numPr>
+          <w:ilvl w:val="0"/>
+          <w:numId w:val="1006"/>
+        </w:numPr>
+      </w:pPr>
+      <w:r>
+        <w:rPr>
+          <w:rStyle w:val="VerbatimChar"/>
+          <w:b/>
+          <w:bCs/>
+        </w:rPr>
+        <w:t xml:space="preserve">strings</w:t>
+      </w:r>
+      <w:r>
+        <w:rPr>
+          <w:b/>
+          <w:bCs/>
+        </w:rPr>
+        <w:t xml:space="preserve">:</w:t>
+      </w:r>
+      <w:r>
+        <w:t xml:space="preserve"> </w:t>
+      </w:r>
+      <w:r>
+        <w:t xml:space="preserve">bir ikili dosyanın içindeki</w:t>
+      </w:r>
+      <w:r>
+        <w:t xml:space="preserve"> </w:t>
+      </w:r>
+      <w:r>
+        <w:rPr>
+          <w:b/>
+          <w:bCs/>
+        </w:rPr>
+        <w:t xml:space="preserve">okunabilir metinleri</w:t>
+      </w:r>
+      <w:r>
+        <w:t xml:space="preserve"> </w:t>
+      </w:r>
+      <w:r>
+        <w:t xml:space="preserve">listeleyen basit araç.</w:t>
+      </w:r>
+    </w:p>
+    <w:p>
+      <w:pPr>
+        <w:pStyle w:val="Compact"/>
+        <w:numPr>
+          <w:ilvl w:val="0"/>
+          <w:numId w:val="1006"/>
+        </w:numPr>
+      </w:pPr>
+      <w:r>
+        <w:rPr>
+          <w:rStyle w:val="VerbatimChar"/>
+        </w:rPr>
+        <w:t xml:space="preserve">strings program</w:t>
+      </w:r>
+      <w:r>
+        <w:t xml:space="preserve"> </w:t>
+      </w:r>
+      <w:r>
+        <w:t xml:space="preserve">→</w:t>
+      </w:r>
+      <w:r>
+        <w:t xml:space="preserve"> </w:t>
+      </w:r>
+      <w:r>
+        <w:rPr>
+          <w:rStyle w:val="VerbatimChar"/>
+        </w:rPr>
+        <w:t xml:space="preserve">"Lisans gecersiz"</w:t>
+      </w:r>
+      <w:r>
+        <w:t xml:space="preserve">,</w:t>
+      </w:r>
+      <w:r>
+        <w:t xml:space="preserve"> </w:t>
+      </w:r>
+      <w:r>
+        <w:rPr>
+          <w:rStyle w:val="VerbatimChar"/>
+        </w:rPr>
+        <w:t xml:space="preserve">"http://..."</w:t>
+      </w:r>
+      <w:r>
+        <w:t xml:space="preserve"> </w:t>
+      </w:r>
+      <w:r>
+        <w:t xml:space="preserve">gibi metinler.</w:t>
+      </w:r>
+    </w:p>
+    <w:p>
+      <w:pPr>
+        <w:pStyle w:val="FirstParagraph"/>
+      </w:pPr>
+      <w:r>
+        <w:t xml:space="preserve">Saldırganın attığı</w:t>
+      </w:r>
+      <w:r>
+        <w:t xml:space="preserve"> </w:t>
+      </w:r>
+      <w:r>
+        <w:rPr>
+          <w:b/>
+          <w:bCs/>
+        </w:rPr>
+        <w:t xml:space="preserve">ilk adım</w:t>
+      </w:r>
+      <w:r>
+        <w:t xml:space="preserve"> </w:t>
+      </w:r>
+      <w:r>
+        <w:t xml:space="preserve">genelde budur.</w:t>
+      </w:r>
+    </w:p>
+    <w:bookmarkEnd w:id="26"/>
+    <w:bookmarkStart w:id="27" w:name="sembol-ve-sembol-tablosu"/>
+    <w:p>
+      <w:pPr>
+        <w:pStyle w:val="Heading3"/>
+      </w:pPr>
+      <w:r>
+        <w:t xml:space="preserve">Sembol ve sembol tablosu</w:t>
+      </w:r>
+    </w:p>
+    <w:p>
+      <w:pPr>
+        <w:pStyle w:val="Compact"/>
+        <w:numPr>
+          <w:ilvl w:val="0"/>
+          <w:numId w:val="1007"/>
+        </w:numPr>
+      </w:pPr>
+      <w:r>
+        <w:rPr>
+          <w:b/>
+          <w:bCs/>
+        </w:rPr>
+        <w:t xml:space="preserve">Sembol:</w:t>
+      </w:r>
+      <w:r>
+        <w:t xml:space="preserve"> </w:t>
+      </w:r>
+      <w:r>
+        <w:t xml:space="preserve">ikili dosyadaki bir fonksiyonun ya da değişkenin</w:t>
+      </w:r>
+      <w:r>
+        <w:t xml:space="preserve"> </w:t>
+      </w:r>
+      <w:r>
+        <w:rPr>
+          <w:b/>
+          <w:bCs/>
+        </w:rPr>
+        <w:t xml:space="preserve">adı</w:t>
+      </w:r>
+      <w:r>
+        <w:t xml:space="preserve"> </w:t>
+      </w:r>
+      <w:r>
+        <w:t xml:space="preserve">(ör.</w:t>
+      </w:r>
+      <w:r>
+        <w:t xml:space="preserve"> </w:t>
+      </w:r>
+      <w:r>
+        <w:rPr>
+          <w:rStyle w:val="VerbatimChar"/>
+        </w:rPr>
+        <w:t xml:space="preserve">lisans_dogrula</w:t>
+      </w:r>
+      <w:r>
+        <w:t xml:space="preserve">).</w:t>
+      </w:r>
+    </w:p>
+    <w:p>
+      <w:pPr>
+        <w:pStyle w:val="Compact"/>
+        <w:numPr>
+          <w:ilvl w:val="0"/>
+          <w:numId w:val="1007"/>
+        </w:numPr>
+      </w:pPr>
+      <w:r>
+        <w:rPr>
+          <w:b/>
+          <w:bCs/>
+        </w:rPr>
+        <w:t xml:space="preserve">Sembol tablosu:</w:t>
+      </w:r>
+      <w:r>
+        <w:t xml:space="preserve"> </w:t>
+      </w:r>
+      <w:r>
+        <w:t xml:space="preserve">bu adların listesi.</w:t>
+      </w:r>
+    </w:p>
+    <w:p>
+      <w:pPr>
+        <w:pStyle w:val="FirstParagraph"/>
+      </w:pPr>
+      <w:r>
+        <w:rPr>
+          <w:rStyle w:val="VerbatimChar"/>
+        </w:rPr>
+        <w:t xml:space="preserve">lisans_dogrula</w:t>
+      </w:r>
+      <w:r>
+        <w:t xml:space="preserve"> </w:t>
+      </w:r>
+      <w:r>
+        <w:t xml:space="preserve">adı görünüyorsa, saldırgan nereye bakacağını bilir.</w:t>
+      </w:r>
+    </w:p>
+    <w:bookmarkEnd w:id="27"/>
+    <w:bookmarkStart w:id="28" w:name="hata-ayıklayıcı-debugger"/>
+    <w:p>
+      <w:pPr>
+        <w:pStyle w:val="Heading3"/>
+      </w:pPr>
+      <w:r>
+        <w:t xml:space="preserve">Hata ayıklayıcı (debugger)</w:t>
+      </w:r>
+    </w:p>
+    <w:p>
+      <w:pPr>
+        <w:pStyle w:val="Compact"/>
+        <w:numPr>
+          <w:ilvl w:val="0"/>
+          <w:numId w:val="1008"/>
+        </w:numPr>
+      </w:pPr>
+      <w:r>
+        <w:rPr>
+          <w:b/>
+          <w:bCs/>
+        </w:rPr>
+        <w:t xml:space="preserve">Hata ayıklayıcı</w:t>
+      </w:r>
+      <w:r>
+        <w:t xml:space="preserve"> </w:t>
+      </w:r>
+      <w:r>
+        <w:t xml:space="preserve">(debugger): programı</w:t>
+      </w:r>
+      <w:r>
+        <w:t xml:space="preserve"> </w:t>
+      </w:r>
+      <w:r>
+        <w:rPr>
+          <w:b/>
+          <w:bCs/>
+        </w:rPr>
+        <w:t xml:space="preserve">adım adım</w:t>
+      </w:r>
+      <w:r>
+        <w:t xml:space="preserve"> </w:t>
+      </w:r>
+      <w:r>
+        <w:t xml:space="preserve">çalıştıran, değişkenleri gösteren araç (gdb, lldb).</w:t>
+      </w:r>
+    </w:p>
+    <w:p>
+      <w:pPr>
+        <w:pStyle w:val="Compact"/>
+        <w:numPr>
+          <w:ilvl w:val="0"/>
+          <w:numId w:val="1008"/>
+        </w:numPr>
+      </w:pPr>
+      <w:r>
+        <w:t xml:space="preserve">Saldırgan programı durdurup belleği okuyabilir, değerleri değiştirebilir.</w:t>
+      </w:r>
+    </w:p>
+    <w:bookmarkEnd w:id="28"/>
+    <w:bookmarkStart w:id="29" w:name="bit-bayt-onaltılık"/>
+    <w:p>
+      <w:pPr>
+        <w:pStyle w:val="Heading3"/>
+      </w:pPr>
+      <w:r>
+        <w:t xml:space="preserve">Bit, bayt, onaltılık</w:t>
+      </w:r>
+    </w:p>
+    <w:p>
+      <w:pPr>
+        <w:pStyle w:val="Compact"/>
+        <w:numPr>
+          <w:ilvl w:val="0"/>
+          <w:numId w:val="1009"/>
+        </w:numPr>
+      </w:pPr>
+      <w:r>
+        <w:rPr>
+          <w:b/>
+          <w:bCs/>
+        </w:rPr>
+        <w:t xml:space="preserve">Bit:</w:t>
+      </w:r>
+      <w:r>
+        <w:t xml:space="preserve"> </w:t>
+      </w:r>
+      <w:r>
+        <w:t xml:space="preserve">0 veya 1.</w:t>
+      </w:r>
+    </w:p>
+    <w:p>
+      <w:pPr>
+        <w:pStyle w:val="Compact"/>
+        <w:numPr>
+          <w:ilvl w:val="0"/>
+          <w:numId w:val="1009"/>
+        </w:numPr>
+      </w:pPr>
+      <w:r>
+        <w:rPr>
+          <w:b/>
+          <w:bCs/>
+        </w:rPr>
+        <w:t xml:space="preserve">Bayt:</w:t>
+      </w:r>
+      <w:r>
+        <w:t xml:space="preserve"> </w:t>
+      </w:r>
+      <w:r>
+        <w:t xml:space="preserve">8 bit.</w:t>
+      </w:r>
+    </w:p>
+    <w:p>
+      <w:pPr>
+        <w:pStyle w:val="Compact"/>
+        <w:numPr>
+          <w:ilvl w:val="0"/>
+          <w:numId w:val="1009"/>
+        </w:numPr>
+      </w:pPr>
+      <w:r>
+        <w:rPr>
+          <w:b/>
+          <w:bCs/>
+        </w:rPr>
+        <w:t xml:space="preserve">Onaltılık (hex):</w:t>
+      </w:r>
+      <w:r>
+        <w:t xml:space="preserve"> </w:t>
+      </w:r>
+      <w:r>
+        <w:rPr>
+          <w:rStyle w:val="VerbatimChar"/>
+        </w:rPr>
+        <w:t xml:space="preserve">0x</w:t>
+      </w:r>
+      <w:r>
+        <w:t xml:space="preserve"> </w:t>
+      </w:r>
+      <w:r>
+        <w:t xml:space="preserve">ile yazılır;</w:t>
+      </w:r>
+      <w:r>
+        <w:t xml:space="preserve"> </w:t>
+      </w:r>
+      <w:r>
+        <w:rPr>
+          <w:rStyle w:val="VerbatimChar"/>
+        </w:rPr>
+        <w:t xml:space="preserve">0x2A</w:t>
+      </w:r>
+      <w:r>
+        <w:t xml:space="preserve"> </w:t>
+      </w:r>
+      <w:r>
+        <w:t xml:space="preserve">= 42.</w:t>
+      </w:r>
+    </w:p>
+    <w:p>
+      <w:pPr>
+        <w:pStyle w:val="FirstParagraph"/>
+      </w:pPr>
+      <w:r>
+        <w:t xml:space="preserve">Kodda</w:t>
+      </w:r>
+      <w:r>
+        <w:t xml:space="preserve"> </w:t>
+      </w:r>
+      <w:r>
+        <w:rPr>
+          <w:rStyle w:val="VerbatimChar"/>
+        </w:rPr>
+        <w:t xml:space="preserve">0x5A</w:t>
+      </w:r>
+      <w:r>
+        <w:t xml:space="preserve"> </w:t>
+      </w:r>
+      <w:r>
+        <w:t xml:space="preserve">gibi değerler göreceğiz; bunlar sadece sayılardır.</w:t>
+      </w:r>
+    </w:p>
+    <w:bookmarkEnd w:id="29"/>
+    <w:bookmarkStart w:id="30" w:name="xor-nedir"/>
+    <w:p>
+      <w:pPr>
+        <w:pStyle w:val="Heading3"/>
+      </w:pPr>
+      <w:r>
+        <w:t xml:space="preserve">XOR nedir?</w:t>
+      </w:r>
+    </w:p>
+    <w:p>
+      <w:pPr>
+        <w:pStyle w:val="Compact"/>
+        <w:numPr>
+          <w:ilvl w:val="0"/>
+          <w:numId w:val="1010"/>
+        </w:numPr>
+      </w:pPr>
+      <w:r>
+        <w:rPr>
+          <w:b/>
+          <w:bCs/>
+        </w:rPr>
+        <w:t xml:space="preserve">XOR</w:t>
+      </w:r>
+      <w:r>
+        <w:t xml:space="preserve"> </w:t>
+      </w:r>
+      <w:r>
+        <w:t xml:space="preserve">(</w:t>
+      </w:r>
+      <w:r>
+        <w:rPr>
+          <w:rStyle w:val="VerbatimChar"/>
+        </w:rPr>
+        <w:t xml:space="preserve">^</w:t>
+      </w:r>
+      <w:r>
+        <w:t xml:space="preserve">): iki bit farklıysa 1, aynıysa 0.</w:t>
+      </w:r>
+    </w:p>
+    <w:p>
+      <w:pPr>
+        <w:pStyle w:val="Compact"/>
+        <w:numPr>
+          <w:ilvl w:val="0"/>
+          <w:numId w:val="1010"/>
+        </w:numPr>
+      </w:pPr>
+      <w:r>
+        <w:t xml:space="preserve">Özelliği:</w:t>
+      </w:r>
+      <w:r>
+        <w:t xml:space="preserve"> </w:t>
+      </w:r>
+      <w:r>
+        <w:rPr>
+          <w:rStyle w:val="VerbatimChar"/>
+        </w:rPr>
+        <w:t xml:space="preserve">a ^ b ^ b == a</w:t>
+      </w:r>
+      <w:r>
+        <w:t xml:space="preserve"> </w:t>
+      </w:r>
+      <w:r>
+        <w:t xml:space="preserve">→</w:t>
+      </w:r>
+      <w:r>
+        <w:t xml:space="preserve"> </w:t>
+      </w:r>
+      <w:r>
+        <w:rPr>
+          <w:b/>
+          <w:bCs/>
+        </w:rPr>
+        <w:t xml:space="preserve">kendini geri alır</w:t>
+      </w:r>
+      <w:r>
+        <w:t xml:space="preserve">.</w:t>
+      </w:r>
+    </w:p>
+    <w:p>
+      <w:pPr>
+        <w:pStyle w:val="SourceCode"/>
+      </w:pPr>
+      <w:r>
+        <w:rPr>
+          <w:rStyle w:val="NormalTok"/>
+        </w:rPr>
+        <w:t xml:space="preserve">c </w:t>
+      </w:r>
+      <w:r>
+        <w:rPr>
+          <w:rStyle w:val="OperatorTok"/>
+        </w:rPr>
+        <w:t xml:space="preserve">=</w:t>
+      </w:r>
+      <w:r>
+        <w:rPr>
+          <w:rStyle w:val="NormalTok"/>
+        </w:rPr>
+        <w:t xml:space="preserve"> a </w:t>
+      </w:r>
+      <w:r>
+        <w:rPr>
+          <w:rStyle w:val="OperatorTok"/>
+        </w:rPr>
+        <w:t xml:space="preserve">^</w:t>
+      </w:r>
+      <w:r>
+        <w:rPr>
+          <w:rStyle w:val="NormalTok"/>
+        </w:rPr>
+        <w:t xml:space="preserve"> </w:t>
+      </w:r>
+      <w:r>
+        <w:rPr>
+          <w:rStyle w:val="BaseNTok"/>
+        </w:rPr>
+        <w:t xml:space="preserve">0x5A</w:t>
+      </w:r>
+      <w:r>
+        <w:rPr>
+          <w:rStyle w:val="OperatorTok"/>
+        </w:rPr>
+        <w:t xml:space="preserve">;</w:t>
+      </w:r>
+      <w:r>
+        <w:rPr>
+          <w:rStyle w:val="NormalTok"/>
+        </w:rPr>
+        <w:t xml:space="preserve">   </w:t>
+      </w:r>
+      <w:r>
+        <w:rPr>
+          <w:rStyle w:val="CommentTok"/>
+        </w:rPr>
+        <w:t xml:space="preserve">/* şifrele */</w:t>
+      </w:r>
+      <w:r>
+        <w:br/>
+      </w:r>
+      <w:r>
+        <w:rPr>
+          <w:rStyle w:val="NormalTok"/>
+        </w:rPr>
+        <w:t xml:space="preserve">a </w:t>
+      </w:r>
+      <w:r>
+        <w:rPr>
+          <w:rStyle w:val="OperatorTok"/>
+        </w:rPr>
+        <w:t xml:space="preserve">=</w:t>
+      </w:r>
+      <w:r>
+        <w:rPr>
+          <w:rStyle w:val="NormalTok"/>
+        </w:rPr>
+        <w:t xml:space="preserve"> c </w:t>
+      </w:r>
+      <w:r>
+        <w:rPr>
+          <w:rStyle w:val="OperatorTok"/>
+        </w:rPr>
+        <w:t xml:space="preserve">^</w:t>
+      </w:r>
+      <w:r>
+        <w:rPr>
+          <w:rStyle w:val="NormalTok"/>
+        </w:rPr>
+        <w:t xml:space="preserve"> </w:t>
+      </w:r>
+      <w:r>
+        <w:rPr>
+          <w:rStyle w:val="BaseNTok"/>
+        </w:rPr>
+        <w:t xml:space="preserve">0x5A</w:t>
+      </w:r>
+      <w:r>
+        <w:rPr>
+          <w:rStyle w:val="OperatorTok"/>
+        </w:rPr>
+        <w:t xml:space="preserve">;</w:t>
+      </w:r>
+      <w:r>
+        <w:rPr>
+          <w:rStyle w:val="NormalTok"/>
+        </w:rPr>
+        <w:t xml:space="preserve">   </w:t>
+      </w:r>
+      <w:r>
+        <w:rPr>
+          <w:rStyle w:val="CommentTok"/>
+        </w:rPr>
+        <w:t xml:space="preserve">/* geri çöz */</w:t>
+      </w:r>
+    </w:p>
+    <w:p>
+      <w:pPr>
+        <w:pStyle w:val="FirstParagraph"/>
+      </w:pPr>
+      <w:r>
+        <w:t xml:space="preserve">Gizlemede çok kullanılır çünkü tersine çevrilebilir.</w:t>
+      </w:r>
+    </w:p>
+    <w:bookmarkEnd w:id="30"/>
+    <w:bookmarkStart w:id="31" w:name="entropi-rastgelelik-nedir"/>
+    <w:p>
+      <w:pPr>
+        <w:pStyle w:val="Heading3"/>
+      </w:pPr>
+      <w:r>
+        <w:t xml:space="preserve">Entropi (rastgelelik) nedir?</w:t>
+      </w:r>
+    </w:p>
+    <w:p>
+      <w:pPr>
+        <w:pStyle w:val="Compact"/>
+        <w:numPr>
+          <w:ilvl w:val="0"/>
+          <w:numId w:val="1011"/>
+        </w:numPr>
+      </w:pPr>
+      <w:r>
+        <w:rPr>
+          <w:b/>
+          <w:bCs/>
+        </w:rPr>
+        <w:t xml:space="preserve">Entropi:</w:t>
+      </w:r>
+      <w:r>
+        <w:t xml:space="preserve"> </w:t>
+      </w:r>
+      <w:r>
+        <w:t xml:space="preserve">bir verinin ne kadar</w:t>
+      </w:r>
+      <w:r>
+        <w:t xml:space="preserve"> </w:t>
+      </w:r>
+      <w:r>
+        <w:t xml:space="preserve">“rastgele”</w:t>
+      </w:r>
+      <w:r>
+        <w:t xml:space="preserve"> </w:t>
+      </w:r>
+      <w:r>
+        <w:t xml:space="preserve">göründüğü.</w:t>
+      </w:r>
+    </w:p>
+    <w:p>
+      <w:pPr>
+        <w:pStyle w:val="Compact"/>
+        <w:numPr>
+          <w:ilvl w:val="0"/>
+          <w:numId w:val="1011"/>
+        </w:numPr>
+      </w:pPr>
+      <w:r>
+        <w:t xml:space="preserve">Kriptografik anahtarlar</w:t>
+      </w:r>
+      <w:r>
+        <w:t xml:space="preserve"> </w:t>
+      </w:r>
+      <w:r>
+        <w:rPr>
+          <w:b/>
+          <w:bCs/>
+        </w:rPr>
+        <w:t xml:space="preserve">yüksek entropili</w:t>
+      </w:r>
+      <w:r>
+        <w:t xml:space="preserve"> </w:t>
+      </w:r>
+      <w:r>
+        <w:t xml:space="preserve">görünür (düzensiz baytlar).</w:t>
+      </w:r>
+    </w:p>
+    <w:p>
+      <w:pPr>
+        <w:pStyle w:val="FirstParagraph"/>
+      </w:pPr>
+      <w:r>
+        <w:t xml:space="preserve">Saldırgan, ikilide yüksek entropili bir blok görürse</w:t>
+      </w:r>
+      <w:r>
+        <w:t xml:space="preserve"> </w:t>
+      </w:r>
+      <w:r>
+        <w:t xml:space="preserve">“burada anahtar olabilir”</w:t>
+      </w:r>
+      <w:r>
+        <w:t xml:space="preserve"> </w:t>
+      </w:r>
+      <w:r>
+        <w:t xml:space="preserve">der.</w:t>
+      </w:r>
+    </w:p>
+    <w:bookmarkEnd w:id="31"/>
+    <w:bookmarkStart w:id="32" w:name="fonksiyon-dal-koşul"/>
+    <w:p>
+      <w:pPr>
+        <w:pStyle w:val="Heading3"/>
+      </w:pPr>
+      <w:r>
+        <w:t xml:space="preserve">Fonksiyon, dal, koşul</w:t>
+      </w:r>
+    </w:p>
+    <w:p>
+      <w:pPr>
+        <w:pStyle w:val="Compact"/>
+        <w:numPr>
+          <w:ilvl w:val="0"/>
+          <w:numId w:val="1012"/>
+        </w:numPr>
+      </w:pPr>
+      <w:r>
+        <w:rPr>
+          <w:b/>
+          <w:bCs/>
+        </w:rPr>
+        <w:t xml:space="preserve">Fonksiyon:</w:t>
+      </w:r>
+      <w:r>
+        <w:t xml:space="preserve"> </w:t>
+      </w:r>
+      <w:r>
+        <w:t xml:space="preserve">bir işi yapan kod bloğu (</w:t>
+      </w:r>
+      <w:r>
+        <w:rPr>
+          <w:rStyle w:val="VerbatimChar"/>
+        </w:rPr>
+        <w:t xml:space="preserve">erisim_ver</w:t>
+      </w:r>
+      <w:r>
+        <w:t xml:space="preserve">).</w:t>
+      </w:r>
+    </w:p>
+    <w:p>
+      <w:pPr>
+        <w:pStyle w:val="Compact"/>
+        <w:numPr>
+          <w:ilvl w:val="0"/>
+          <w:numId w:val="1012"/>
+        </w:numPr>
+      </w:pPr>
+      <w:r>
+        <w:rPr>
+          <w:b/>
+          <w:bCs/>
+        </w:rPr>
+        <w:t xml:space="preserve">Dal (branch):</w:t>
+      </w:r>
+      <w:r>
+        <w:t xml:space="preserve"> </w:t>
+      </w:r>
+      <w:r>
+        <w:rPr>
+          <w:rStyle w:val="VerbatimChar"/>
+        </w:rPr>
+        <w:t xml:space="preserve">if</w:t>
+      </w:r>
+      <w:r>
+        <w:t xml:space="preserve"> </w:t>
+      </w:r>
+      <w:r>
+        <w:t xml:space="preserve">gibi bir yol ayrımı.</w:t>
+      </w:r>
+    </w:p>
+    <w:p>
+      <w:pPr>
+        <w:pStyle w:val="Compact"/>
+        <w:numPr>
+          <w:ilvl w:val="0"/>
+          <w:numId w:val="1012"/>
+        </w:numPr>
+      </w:pPr>
+      <w:r>
+        <w:rPr>
+          <w:b/>
+          <w:bCs/>
+        </w:rPr>
+        <w:t xml:space="preserve">Koşul:</w:t>
+      </w:r>
+      <w:r>
+        <w:t xml:space="preserve"> </w:t>
+      </w:r>
+      <w:r>
+        <w:t xml:space="preserve">dalın hangi yöne gideceğini belirleyen ifade.</w:t>
+      </w:r>
+    </w:p>
+    <w:bookmarkEnd w:id="32"/>
+    <w:bookmarkStart w:id="33" w:name="temel-blok-basic-block"/>
+    <w:p>
+      <w:pPr>
+        <w:pStyle w:val="Heading3"/>
+      </w:pPr>
+      <w:r>
+        <w:t xml:space="preserve">Temel blok (basic block)</w:t>
+      </w:r>
+    </w:p>
+    <w:p>
+      <w:pPr>
+        <w:pStyle w:val="Compact"/>
+        <w:numPr>
+          <w:ilvl w:val="0"/>
+          <w:numId w:val="1013"/>
+        </w:numPr>
+      </w:pPr>
+      <w:r>
+        <w:rPr>
+          <w:b/>
+          <w:bCs/>
+        </w:rPr>
+        <w:t xml:space="preserve">Temel blok:</w:t>
+      </w:r>
+      <w:r>
+        <w:t xml:space="preserve"> </w:t>
+      </w:r>
+      <w:r>
+        <w:t xml:space="preserve">dalsız, baştan sona akan komut dizisi.</w:t>
+      </w:r>
+    </w:p>
+    <w:p>
+      <w:pPr>
+        <w:pStyle w:val="Compact"/>
+        <w:numPr>
+          <w:ilvl w:val="0"/>
+          <w:numId w:val="1013"/>
+        </w:numPr>
+      </w:pPr>
+      <w:r>
+        <w:t xml:space="preserve">Bir</w:t>
+      </w:r>
+      <w:r>
+        <w:t xml:space="preserve"> </w:t>
+      </w:r>
+      <w:r>
+        <w:rPr>
+          <w:rStyle w:val="VerbatimChar"/>
+        </w:rPr>
+        <w:t xml:space="preserve">if</w:t>
+      </w:r>
+      <w:r>
+        <w:t xml:space="preserve"> </w:t>
+      </w:r>
+      <w:r>
+        <w:t xml:space="preserve">gelince blok biter, iki yeni blok başlar.</w:t>
+      </w:r>
+    </w:p>
+    <w:p>
+      <w:pPr>
+        <w:pStyle w:val="FirstParagraph"/>
+      </w:pPr>
+      <w:r>
+        <w:t xml:space="preserve">Program = temel blokların birbirine bağlanması.</w:t>
+      </w:r>
+    </w:p>
+    <w:bookmarkEnd w:id="33"/>
+    <w:bookmarkStart w:id="34" w:name="kontrol-akışı-grafiği-cfg"/>
+    <w:p>
+      <w:pPr>
+        <w:pStyle w:val="Heading3"/>
+      </w:pPr>
+      <w:r>
+        <w:t xml:space="preserve">Kontrol akışı grafiği (CFG)</w:t>
+      </w:r>
+    </w:p>
+    <w:p>
+      <w:pPr>
+        <w:pStyle w:val="Compact"/>
+        <w:numPr>
+          <w:ilvl w:val="0"/>
+          <w:numId w:val="1014"/>
+        </w:numPr>
+      </w:pPr>
+      <w:r>
+        <w:rPr>
+          <w:b/>
+          <w:bCs/>
+        </w:rPr>
+        <w:t xml:space="preserve">CFG</w:t>
+      </w:r>
+      <w:r>
+        <w:t xml:space="preserve"> </w:t>
+      </w:r>
+      <w:r>
+        <w:t xml:space="preserve">(Control Flow Graph): temel blokları</w:t>
+      </w:r>
+      <w:r>
+        <w:t xml:space="preserve"> </w:t>
+      </w:r>
+      <w:r>
+        <w:rPr>
+          <w:b/>
+          <w:bCs/>
+        </w:rPr>
+        <w:t xml:space="preserve">düğüm</w:t>
+      </w:r>
+      <w:r>
+        <w:t xml:space="preserve">, geçişleri</w:t>
+      </w:r>
+      <w:r>
+        <w:t xml:space="preserve"> </w:t>
+      </w:r>
+      <w:r>
+        <w:rPr>
+          <w:b/>
+          <w:bCs/>
+        </w:rPr>
+        <w:t xml:space="preserve">kenar</w:t>
+      </w:r>
+      <w:r>
+        <w:t xml:space="preserve"> </w:t>
+      </w:r>
+      <w:r>
+        <w:t xml:space="preserve">yapan şema.</w:t>
+      </w:r>
+    </w:p>
+    <w:p>
+      <w:pPr>
+        <w:pStyle w:val="Compact"/>
+        <w:numPr>
+          <w:ilvl w:val="0"/>
+          <w:numId w:val="1014"/>
+        </w:numPr>
+      </w:pPr>
+      <w:r>
+        <w:t xml:space="preserve">Programın</w:t>
+      </w:r>
+      <w:r>
+        <w:t xml:space="preserve"> </w:t>
+      </w:r>
+      <w:r>
+        <w:t xml:space="preserve">“yol haritası”</w:t>
+      </w:r>
+      <w:r>
+        <w:t xml:space="preserve">dır.</w:t>
+      </w:r>
+    </w:p>
+    <w:p>
+      <w:pPr>
+        <w:pStyle w:val="SourceCode"/>
+      </w:pPr>
+      <w:r>
+        <w:rPr>
+          <w:rStyle w:val="VerbatimChar"/>
+        </w:rPr>
+        <w:t xml:space="preserve">[giriş] → [koşul] → [evet bloğu] → [çıkış]</w:t>
+      </w:r>
+      <w:r>
+        <w:br/>
+      </w:r>
+      <w:r>
+        <w:rPr>
+          <w:rStyle w:val="VerbatimChar"/>
+        </w:rPr>
+        <w:t xml:space="preserve">                 ↘ [hayır bloğu] → [çıkış]</w:t>
+      </w:r>
+    </w:p>
+    <w:bookmarkEnd w:id="34"/>
+    <w:bookmarkStart w:id="35" w:name="derleme-bayrağı-flag"/>
+    <w:p>
+      <w:pPr>
+        <w:pStyle w:val="Heading3"/>
+      </w:pPr>
+      <w:r>
+        <w:t xml:space="preserve">Derleme bayrağı (flag)</w:t>
+      </w:r>
+    </w:p>
+    <w:p>
+      <w:pPr>
+        <w:pStyle w:val="Compact"/>
+        <w:numPr>
+          <w:ilvl w:val="0"/>
+          <w:numId w:val="1015"/>
+        </w:numPr>
+      </w:pPr>
+      <w:r>
+        <w:rPr>
+          <w:b/>
+          <w:bCs/>
+        </w:rPr>
+        <w:t xml:space="preserve">Derleme bayrağı:</w:t>
+      </w:r>
+      <w:r>
+        <w:t xml:space="preserve"> </w:t>
+      </w:r>
+      <w:r>
+        <w:t xml:space="preserve">derleyiciye verilen seçenek (ör.</w:t>
+      </w:r>
+      <w:r>
+        <w:t xml:space="preserve"> </w:t>
+      </w:r>
+      <w:r>
+        <w:rPr>
+          <w:rStyle w:val="VerbatimChar"/>
+        </w:rPr>
+        <w:t xml:space="preserve">-O2</w:t>
+      </w:r>
+      <w:r>
+        <w:t xml:space="preserve">,</w:t>
+      </w:r>
+      <w:r>
+        <w:t xml:space="preserve"> </w:t>
+      </w:r>
+      <w:r>
+        <w:rPr>
+          <w:rStyle w:val="VerbatimChar"/>
+        </w:rPr>
+        <w:t xml:space="preserve">-DGUNLUK_ACIK</w:t>
+      </w:r>
+      <w:r>
+        <w:t xml:space="preserve">).</w:t>
+      </w:r>
+    </w:p>
+    <w:p>
+      <w:pPr>
+        <w:pStyle w:val="Compact"/>
+        <w:numPr>
+          <w:ilvl w:val="0"/>
+          <w:numId w:val="1015"/>
+        </w:numPr>
+      </w:pPr>
+      <w:r>
+        <w:t xml:space="preserve">Aynı kaynağı farklı bayraklarla farklı derleyebilirsiniz (ör. günlüklü / günlüksüz).</w:t>
+      </w:r>
+    </w:p>
+    <w:bookmarkEnd w:id="35"/>
+    <w:bookmarkStart w:id="36" w:name="günlük-log-nedir"/>
+    <w:p>
+      <w:pPr>
+        <w:pStyle w:val="Heading3"/>
+      </w:pPr>
+      <w:r>
+        <w:t xml:space="preserve">Günlük (log) nedir?</w:t>
+      </w:r>
+    </w:p>
+    <w:p>
+      <w:pPr>
+        <w:pStyle w:val="Compact"/>
+        <w:numPr>
+          <w:ilvl w:val="0"/>
+          <w:numId w:val="1016"/>
+        </w:numPr>
+      </w:pPr>
+      <w:r>
+        <w:rPr>
+          <w:b/>
+          <w:bCs/>
+        </w:rPr>
+        <w:t xml:space="preserve">Günlük:</w:t>
+      </w:r>
+      <w:r>
+        <w:t xml:space="preserve"> </w:t>
+      </w:r>
+      <w:r>
+        <w:t xml:space="preserve">programın çalışırken yazdığı bilgi mesajları (</w:t>
+      </w:r>
+      <w:r>
+        <w:rPr>
+          <w:rStyle w:val="VerbatimChar"/>
+        </w:rPr>
+        <w:t xml:space="preserve">printf("...")</w:t>
+      </w:r>
+      <w:r>
+        <w:t xml:space="preserve">).</w:t>
+      </w:r>
+    </w:p>
+    <w:p>
+      <w:pPr>
+        <w:pStyle w:val="Compact"/>
+        <w:numPr>
+          <w:ilvl w:val="0"/>
+          <w:numId w:val="1016"/>
+        </w:numPr>
+      </w:pPr>
+      <w:r>
+        <w:t xml:space="preserve">Sorun: hassas bilgi ya da iç durum günlüğe düşerse, saldırgan okur.</w:t>
+      </w:r>
+    </w:p>
+    <w:bookmarkEnd w:id="36"/>
+    <w:bookmarkStart w:id="37" w:name="şimdi-hazırız"/>
+    <w:p>
+      <w:pPr>
+        <w:pStyle w:val="Heading3"/>
+      </w:pPr>
+      <w:r>
+        <w:t xml:space="preserve">Şimdi hazırız</w:t>
+      </w:r>
+    </w:p>
+    <w:p>
+      <w:pPr>
+        <w:pStyle w:val="FirstParagraph"/>
+      </w:pPr>
+      <w:r>
+        <w:t xml:space="preserve">Artık şu terimleri biliyoruz:</w:t>
+      </w:r>
+    </w:p>
+    <w:p>
+      <w:pPr>
+        <w:pStyle w:val="BodyText"/>
+      </w:pPr>
+      <w:r>
+        <w:t xml:space="preserve">kaynak · derleyici · ikili · tersine derleme ·</w:t>
+      </w:r>
+      <w:r>
+        <w:t xml:space="preserve"> </w:t>
+      </w:r>
+      <w:r>
+        <w:rPr>
+          <w:rStyle w:val="VerbatimChar"/>
+        </w:rPr>
+        <w:t xml:space="preserve">strings</w:t>
+      </w:r>
+      <w:r>
+        <w:t xml:space="preserve"> </w:t>
+      </w:r>
+      <w:r>
+        <w:t xml:space="preserve">· sembol · hata ayıklayıcı · XOR · entropi · dal · temel blok · CFG · günlük</w:t>
+      </w:r>
+    </w:p>
+    <w:p>
+      <w:pPr>
+        <w:pStyle w:val="BodyText"/>
+      </w:pPr>
+      <w:r>
+        <w:t xml:space="preserve">Bunları bu hafta boyunca</w:t>
+      </w:r>
+      <w:r>
+        <w:t xml:space="preserve"> </w:t>
+      </w:r>
+      <w:r>
+        <w:rPr>
+          <w:b/>
+          <w:bCs/>
+        </w:rPr>
+        <w:t xml:space="preserve">sürekli</w:t>
+      </w:r>
+      <w:r>
+        <w:t xml:space="preserve"> </w:t>
+      </w:r>
+      <w:r>
+        <w:t xml:space="preserve">kullanacağız. Takıldığınızda bu bölüme dönün.</w:t>
+      </w:r>
+    </w:p>
+    <w:bookmarkEnd w:id="37"/>
+    <w:bookmarkStart w:id="38" w:name="bir-cümlede-bu-haftanın-sorusu"/>
+    <w:p>
+      <w:pPr>
+        <w:pStyle w:val="Heading3"/>
+      </w:pPr>
+      <w:r>
+        <w:t xml:space="preserve">Bir cümlede bu haftanın sorusu</w:t>
       </w:r>
     </w:p>
     <w:p>
@@ -2094,11 +3110,163 @@
         <w:pStyle w:val="BlockText"/>
       </w:pPr>
       <w:r>
-        <w:rPr>
-          <w:b/>
-          <w:bCs/>
-        </w:rPr>
-        <w:t xml:space="preserve">Kaynağın dili</w:t>
+        <w:t xml:space="preserve">Programı kullanıcıya teslim ettim;</w:t>
+      </w:r>
+      <w:r>
+        <w:t xml:space="preserve"> </w:t>
+      </w:r>
+      <w:r>
+        <w:rPr>
+          <w:b/>
+          <w:bCs/>
+        </w:rPr>
+        <w:t xml:space="preserve">saldırgan artık ona sahip.</w:t>
+      </w:r>
+      <w:r>
+        <w:t xml:space="preserve"> </w:t>
+      </w:r>
+      <w:r>
+        <w:t xml:space="preserve">Kodumu okumasını ve değiştirmesini nasıl</w:t>
+      </w:r>
+      <w:r>
+        <w:t xml:space="preserve"> </w:t>
+      </w:r>
+      <w:r>
+        <w:rPr>
+          <w:b/>
+          <w:bCs/>
+        </w:rPr>
+        <w:t xml:space="preserve">zorlaştırırım</w:t>
+      </w:r>
+      <w:r>
+        <w:t xml:space="preserve">?</w:t>
+      </w:r>
+    </w:p>
+    <w:p>
+      <w:pPr>
+        <w:pStyle w:val="FirstParagraph"/>
+      </w:pPr>
+      <w:r>
+        <w:t xml:space="preserve">Yanıt:</w:t>
+      </w:r>
+      <w:r>
+        <w:t xml:space="preserve"> </w:t>
+      </w:r>
+      <w:r>
+        <w:rPr>
+          <w:b/>
+          <w:bCs/>
+        </w:rPr>
+        <w:t xml:space="preserve">kod gizleme kuralları.</w:t>
+      </w:r>
+      <w:r>
+        <w:t xml:space="preserve"> </w:t>
+      </w:r>
+      <w:r>
+        <w:t xml:space="preserve">Başlıyoruz.</w:t>
+      </w:r>
+    </w:p>
+    <w:bookmarkEnd w:id="38"/>
+    <w:bookmarkEnd w:id="39"/>
+    <w:bookmarkStart w:id="40" w:name="gizleme-neden-bir-güvenlik-kuralıdır"/>
+    <w:p>
+      <w:pPr>
+        <w:pStyle w:val="Heading2"/>
+      </w:pPr>
+      <w:r>
+        <w:t xml:space="preserve">1. Gizleme neden bir güvenlik kuralıdır?</w:t>
+      </w:r>
+    </w:p>
+    <w:p>
+      <w:pPr>
+        <w:pStyle w:val="FirstParagraph"/>
+      </w:pPr>
+      <w:r>
+        <w:t xml:space="preserve">Dersin ilk haftasında saldırgan modellerini ayırmıştık. Ağdan girdi gönderen bir saldırgana karşı savunmamız girdi</w:t>
+      </w:r>
+      <w:r>
+        <w:t xml:space="preserve"> </w:t>
+      </w:r>
+      <w:r>
+        <w:t xml:space="preserve">doğrulama, bellek güvenliği ve kriptografiydi. Ama bir mobil uygulamayı, bir masaüstü programını ya da bir gömülü</w:t>
+      </w:r>
+      <w:r>
+        <w:t xml:space="preserve"> </w:t>
+      </w:r>
+      <w:r>
+        <w:t xml:space="preserve">kütüphaneyi kullanıcıya</w:t>
+      </w:r>
+      <w:r>
+        <w:t xml:space="preserve"> </w:t>
+      </w:r>
+      <w:r>
+        <w:rPr>
+          <w:b/>
+          <w:bCs/>
+        </w:rPr>
+        <w:t xml:space="preserve">teslim ettiğimizde</w:t>
+      </w:r>
+      <w:r>
+        <w:t xml:space="preserve">, saldırgan artık programın kendisine sahiptir. Bu tehdit modeline</w:t>
+      </w:r>
+      <w:r>
+        <w:t xml:space="preserve"> </w:t>
+      </w:r>
+      <w:r>
+        <w:t xml:space="preserve">literatürde</w:t>
+      </w:r>
+      <w:r>
+        <w:t xml:space="preserve"> </w:t>
+      </w:r>
+      <w:r>
+        <w:rPr>
+          <w:b/>
+          <w:bCs/>
+        </w:rPr>
+        <w:t xml:space="preserve">MATE</w:t>
+      </w:r>
+      <w:r>
+        <w:t xml:space="preserve"> </w:t>
+      </w:r>
+      <w:r>
+        <w:t xml:space="preserve">(Man-At-The-End,</w:t>
+      </w:r>
+      <w:r>
+        <w:t xml:space="preserve"> </w:t>
+      </w:r>
+      <w:r>
+        <w:t xml:space="preserve">“uçtaki insan”</w:t>
+      </w:r>
+      <w:r>
+        <w:t xml:space="preserve">) ya da</w:t>
+      </w:r>
+      <w:r>
+        <w:t xml:space="preserve"> </w:t>
+      </w:r>
+      <w:r>
+        <w:rPr>
+          <w:b/>
+          <w:bCs/>
+        </w:rPr>
+        <w:t xml:space="preserve">beyaz kutu</w:t>
+      </w:r>
+      <w:r>
+        <w:t xml:space="preserve"> </w:t>
+      </w:r>
+      <w:r>
+        <w:t xml:space="preserve">denir: saldırgan ikili dosyayı bir tersine</w:t>
+      </w:r>
+      <w:r>
+        <w:t xml:space="preserve"> </w:t>
+      </w:r>
+      <w:r>
+        <w:t xml:space="preserve">derleyicide açabilir, adım adım çalıştırabilir, belleği okuyup değiştirebilir, istediği kadar deneyebilir. Sunucu</w:t>
+      </w:r>
+      <w:r>
+        <w:t xml:space="preserve"> </w:t>
+      </w:r>
+      <w:r>
+        <w:t xml:space="preserve">tarafındaki hiçbir güvenlik denetimi burada geçerli değildir; çünkü kod saldırganın makinesinde çalışır.</w:t>
       </w:r>
     </w:p>
     <w:p>
@@ -2106,105 +3274,99 @@
         <w:pStyle w:val="BlockText"/>
       </w:pPr>
       <w:r>
-        <w:t xml:space="preserve">Teknik kılavuz her koruma önlemini üç başlıkla yazar:</w:t>
-      </w:r>
-      <w:r>
-        <w:t xml:space="preserve"> </w:t>
-      </w:r>
-      <w:r>
-        <w:rPr>
-          <w:b/>
-          <w:bCs/>
-        </w:rPr>
-        <w:t xml:space="preserve">Açıklama</w:t>
-      </w:r>
-      <w:r>
-        <w:t xml:space="preserve"> </w:t>
-      </w:r>
-      <w:r>
-        <w:t xml:space="preserve">(neyi korur),</w:t>
-      </w:r>
-      <w:r>
-        <w:t xml:space="preserve"> </w:t>
-      </w:r>
-      <w:r>
-        <w:rPr>
-          <w:b/>
-          <w:bCs/>
-        </w:rPr>
-        <w:t xml:space="preserve">Uygulama</w:t>
-      </w:r>
-      <w:r>
-        <w:t xml:space="preserve"> </w:t>
-      </w:r>
-      <w:r>
-        <w:t xml:space="preserve">(nasıl yapılır) ve</w:t>
-      </w:r>
-      <w:r>
-        <w:t xml:space="preserve"> </w:t>
-      </w:r>
-      <w:r>
-        <w:rPr>
-          <w:b/>
-          <w:bCs/>
-        </w:rPr>
-        <w:t xml:space="preserve">Örnek Kullanım</w:t>
-      </w:r>
-      <w:r>
-        <w:t xml:space="preserve"> </w:t>
-      </w:r>
-      <w:r>
-        <w:t xml:space="preserve">(nerede kullanılır), çoğu zaman bir</w:t>
-      </w:r>
-      <w:r>
-        <w:t xml:space="preserve"> </w:t>
-      </w:r>
-      <w:r>
-        <w:rPr>
-          <w:b/>
-          <w:bCs/>
-        </w:rPr>
-        <w:t xml:space="preserve">uyum gereksinimi kimliğiyle</w:t>
-      </w:r>
-      <w:r>
-        <w:t xml:space="preserve"> </w:t>
-      </w:r>
-      <w:r>
-        <w:t xml:space="preserve">birlikte (ör. bir ödeme</w:t>
-      </w:r>
-      <w:r>
-        <w:t xml:space="preserve"> </w:t>
-      </w:r>
-      <w:r>
-        <w:t xml:space="preserve">şemasının</w:t>
-      </w:r>
-      <w:r>
-        <w:t xml:space="preserve"> </w:t>
-      </w:r>
-      <w:r>
-        <w:t xml:space="preserve">“hassas veri düz metin loglanmaz”</w:t>
-      </w:r>
-      <w:r>
-        <w:t xml:space="preserve"> </w:t>
-      </w:r>
-      <w:r>
-        <w:t xml:space="preserve">maddesi). Biz de bu hafta her tekniği aynı disiplinle, bir</w:t>
-      </w:r>
-      <w:r>
-        <w:t xml:space="preserve"> </w:t>
-      </w:r>
-      <w:r>
-        <w:rPr>
-          <w:b/>
-          <w:bCs/>
-        </w:rPr>
-        <w:t xml:space="preserve">kural</w:t>
-      </w:r>
-      <w:r>
-        <w:t xml:space="preserve"> </w:t>
-      </w:r>
-      <w:r>
-        <w:t xml:space="preserve">olarak yazacağız:</w:t>
+        <w:rPr>
+          <w:b/>
+          <w:bCs/>
+        </w:rPr>
+        <w:t xml:space="preserve">Kısa tarihçe: kod gizleme nereden geldi?</w:t>
+      </w:r>
+    </w:p>
+    <w:p>
+      <w:pPr>
+        <w:pStyle w:val="Compact"/>
+        <w:numPr>
+          <w:ilvl w:val="0"/>
+          <w:numId w:val="1017"/>
+        </w:numPr>
+      </w:pPr>
+      <w:r>
+        <w:rPr>
+          <w:b/>
+          <w:bCs/>
+        </w:rPr>
+        <w:t xml:space="preserve">1976</w:t>
+      </w:r>
+      <w:r>
+        <w:t xml:space="preserve"> </w:t>
+      </w:r>
+      <w:r>
+        <w:t xml:space="preserve">— Diffie &amp; Hellman, bir programı</w:t>
+      </w:r>
+      <w:r>
+        <w:t xml:space="preserve"> </w:t>
+      </w:r>
+      <w:r>
+        <w:t xml:space="preserve">“anlaşılmaz ama çalışır”</w:t>
+      </w:r>
+      <w:r>
+        <w:t xml:space="preserve"> </w:t>
+      </w:r>
+      <w:r>
+        <w:t xml:space="preserve">kılma fikrini ilk kez tartışır (gizlilik-yoluyla değil,</w:t>
+      </w:r>
+      <w:r>
+        <w:t xml:space="preserve"> </w:t>
+      </w:r>
+      <w:r>
+        <w:rPr>
+          <w:b/>
+          <w:bCs/>
+        </w:rPr>
+        <w:t xml:space="preserve">çaba-yoluyla</w:t>
+      </w:r>
+      <w:r>
+        <w:t xml:space="preserve"> </w:t>
+      </w:r>
+      <w:r>
+        <w:t xml:space="preserve">koruma).</w:t>
+      </w:r>
+    </w:p>
+    <w:p>
+      <w:pPr>
+        <w:pStyle w:val="Compact"/>
+        <w:numPr>
+          <w:ilvl w:val="0"/>
+          <w:numId w:val="1017"/>
+        </w:numPr>
+      </w:pPr>
+      <w:r>
+        <w:rPr>
+          <w:b/>
+          <w:bCs/>
+        </w:rPr>
+        <w:t xml:space="preserve">1997</w:t>
+      </w:r>
+      <w:r>
+        <w:t xml:space="preserve"> </w:t>
+      </w:r>
+      <w:r>
+        <w:t xml:space="preserve">— Collberg, Thomborson ve Low ilk</w:t>
+      </w:r>
+      <w:r>
+        <w:t xml:space="preserve"> </w:t>
+      </w:r>
+      <w:r>
+        <w:rPr>
+          <w:b/>
+          <w:bCs/>
+        </w:rPr>
+        <w:t xml:space="preserve">gizleme taksonomisini</w:t>
+      </w:r>
+      <w:r>
+        <w:t xml:space="preserve"> </w:t>
+      </w:r>
+      <w:r>
+        <w:t xml:space="preserve">(düzen · veri · kontrol akışı · önleyici) ve</w:t>
       </w:r>
       <w:r>
         <w:t xml:space="preserve"> </w:t>
@@ -2214,14 +3376,572 @@
           <w:i/>
           <w:iCs/>
         </w:rPr>
+        <w:t xml:space="preserve">güç–dayanıklılık–gizlilik–maliyet</w:t>
+      </w:r>
+      <w:r>
+        <w:t xml:space="preserve"> </w:t>
+      </w:r>
+      <w:r>
+        <w:t xml:space="preserve">çerçevesini yayımlar. Bu dersteki</w:t>
+      </w:r>
+      <w:r>
+        <w:t xml:space="preserve"> </w:t>
+      </w:r>
+      <w:r>
+        <w:rPr>
+          <w:b/>
+          <w:bCs/>
+        </w:rPr>
+        <w:t xml:space="preserve">beş aile</w:t>
+      </w:r>
+      <w:r>
+        <w:t xml:space="preserve"> </w:t>
+      </w:r>
+      <w:r>
+        <w:t xml:space="preserve">buradan gelir.</w:t>
+      </w:r>
+    </w:p>
+    <w:p>
+      <w:pPr>
+        <w:pStyle w:val="Compact"/>
+        <w:numPr>
+          <w:ilvl w:val="0"/>
+          <w:numId w:val="1017"/>
+        </w:numPr>
+      </w:pPr>
+      <w:r>
+        <w:rPr>
+          <w:b/>
+          <w:bCs/>
+        </w:rPr>
+        <w:t xml:space="preserve">2001</w:t>
+      </w:r>
+      <w:r>
+        <w:t xml:space="preserve"> </w:t>
+      </w:r>
+      <w:r>
+        <w:t xml:space="preserve">— Barak vd.</w:t>
+      </w:r>
+      <w:r>
+        <w:t xml:space="preserve"> </w:t>
+      </w:r>
+      <w:r>
+        <w:t xml:space="preserve">“kusursuz (kara-kutu) gizleme genel olarak</w:t>
+      </w:r>
+      <w:r>
+        <w:t xml:space="preserve"> </w:t>
+      </w:r>
+      <w:r>
+        <w:rPr>
+          <w:b/>
+          <w:bCs/>
+        </w:rPr>
+        <w:t xml:space="preserve">imkânsızdır</w:t>
+      </w:r>
+      <w:r>
+        <w:t xml:space="preserve">”</w:t>
+      </w:r>
+      <w:r>
+        <w:t xml:space="preserve"> </w:t>
+      </w:r>
+      <w:r>
+        <w:t xml:space="preserve">teoremini kanıtlar → gizleme bu yüzden</w:t>
+      </w:r>
+      <w:r>
+        <w:t xml:space="preserve"> </w:t>
+      </w:r>
+      <w:r>
+        <w:t xml:space="preserve">“kırılamazlık”</w:t>
+      </w:r>
+      <w:r>
+        <w:t xml:space="preserve"> </w:t>
+      </w:r>
+      <w:r>
+        <w:t xml:space="preserve">değil,</w:t>
+      </w:r>
+      <w:r>
+        <w:t xml:space="preserve"> </w:t>
+      </w:r>
+      <w:r>
+        <w:rPr>
+          <w:b/>
+          <w:bCs/>
+        </w:rPr>
+        <w:t xml:space="preserve">maliyet</w:t>
+      </w:r>
+      <w:r>
+        <w:t xml:space="preserve"> </w:t>
+      </w:r>
+      <w:r>
+        <w:t xml:space="preserve">olarak öğretilir.</w:t>
+      </w:r>
+    </w:p>
+    <w:p>
+      <w:pPr>
+        <w:pStyle w:val="Compact"/>
+        <w:numPr>
+          <w:ilvl w:val="0"/>
+          <w:numId w:val="1017"/>
+        </w:numPr>
+      </w:pPr>
+      <w:r>
+        <w:rPr>
+          <w:b/>
+          <w:bCs/>
+        </w:rPr>
+        <w:t xml:space="preserve">2002</w:t>
+      </w:r>
+      <w:r>
+        <w:t xml:space="preserve"> </w:t>
+      </w:r>
+      <w:r>
+        <w:t xml:space="preserve">— Chow vd.</w:t>
+      </w:r>
+      <w:r>
+        <w:t xml:space="preserve"> </w:t>
+      </w:r>
+      <w:r>
+        <w:rPr>
+          <w:b/>
+          <w:bCs/>
+        </w:rPr>
+        <w:t xml:space="preserve">whitebox AES</w:t>
+      </w:r>
+      <w:r>
+        <w:t xml:space="preserve"> </w:t>
+      </w:r>
+      <w:r>
+        <w:t xml:space="preserve">ile anahtarı yazılıma gömme fikrini başlatır (11. hafta).</w:t>
+      </w:r>
+    </w:p>
+    <w:p>
+      <w:pPr>
+        <w:pStyle w:val="Compact"/>
+        <w:numPr>
+          <w:ilvl w:val="0"/>
+          <w:numId w:val="1017"/>
+        </w:numPr>
+      </w:pPr>
+      <w:r>
+        <w:rPr>
+          <w:b/>
+          <w:bCs/>
+        </w:rPr>
+        <w:t xml:space="preserve">2010’lar</w:t>
+      </w:r>
+      <w:r>
+        <w:t xml:space="preserve"> </w:t>
+      </w:r>
+      <w:r>
+        <w:t xml:space="preserve">— DRM, mobil bankacılık ve oyun sektörü gizlemeyi yaygınlaştırır;</w:t>
+      </w:r>
+      <w:r>
+        <w:t xml:space="preserve"> </w:t>
+      </w:r>
+      <w:r>
+        <w:rPr>
+          <w:b/>
+          <w:bCs/>
+        </w:rPr>
+        <w:t xml:space="preserve">Tigress</w:t>
+      </w:r>
+      <w:r>
+        <w:t xml:space="preserve"> </w:t>
+      </w:r>
+      <w:r>
+        <w:t xml:space="preserve">(Collberg) ve</w:t>
+      </w:r>
+      <w:r>
+        <w:t xml:space="preserve"> </w:t>
+      </w:r>
+      <w:r>
+        <w:rPr>
+          <w:b/>
+          <w:bCs/>
+        </w:rPr>
+        <w:t xml:space="preserve">Obfuscator-LLVM</w:t>
+      </w:r>
+      <w:r>
+        <w:t xml:space="preserve"> </w:t>
+      </w:r>
+      <w:r>
+        <w:t xml:space="preserve">işi araç hâline getirir (14. hafta).</w:t>
+      </w:r>
+    </w:p>
+    <w:p>
+      <w:pPr>
+        <w:pStyle w:val="BlockText"/>
+      </w:pPr>
+      <w:r>
+        <w:t xml:space="preserve">Yani gizleme, akademik bir</w:t>
+      </w:r>
+      <w:r>
+        <w:t xml:space="preserve"> </w:t>
+      </w:r>
+      <w:r>
+        <w:rPr>
+          <w:b/>
+          <w:bCs/>
+        </w:rPr>
+        <w:t xml:space="preserve">imkânsızlık</w:t>
+      </w:r>
+      <w:r>
+        <w:t xml:space="preserve"> </w:t>
+      </w:r>
+      <w:r>
+        <w:t xml:space="preserve">sonucunun üzerine kurulmuş</w:t>
+      </w:r>
+      <w:r>
+        <w:t xml:space="preserve"> </w:t>
+      </w:r>
+      <w:r>
+        <w:rPr>
+          <w:b/>
+          <w:bCs/>
+        </w:rPr>
+        <w:t xml:space="preserve">pratik bir geciktirme</w:t>
+      </w:r>
+      <w:r>
+        <w:t xml:space="preserve"> </w:t>
+      </w:r>
+      <w:r>
+        <w:t xml:space="preserve">disiplinidir.</w:t>
+      </w:r>
+    </w:p>
+    <w:p>
+      <w:pPr>
+        <w:pStyle w:val="FirstParagraph"/>
+      </w:pPr>
+      <w:r>
+        <w:t xml:space="preserve">Bu modelde bir gerçekle başlamak dürüstlüktür:</w:t>
+      </w:r>
+      <w:r>
+        <w:t xml:space="preserve"> </w:t>
+      </w:r>
+      <w:r>
+        <w:rPr>
+          <w:b/>
+          <w:bCs/>
+        </w:rPr>
+        <w:t xml:space="preserve">yeterli zamanı, becerisi ve motivasyonu olan bir saldırgan her</w:t>
+      </w:r>
+      <w:r>
+        <w:rPr>
+          <w:b/>
+          <w:bCs/>
+        </w:rPr>
+        <w:t xml:space="preserve"> </w:t>
+      </w:r>
+      <w:r>
+        <w:rPr>
+          <w:b/>
+          <w:bCs/>
+        </w:rPr>
+        <w:t xml:space="preserve">gizlemeyi eninde sonunda çözer.</w:t>
+      </w:r>
+      <w:r>
+        <w:t xml:space="preserve"> </w:t>
+      </w:r>
+      <w:r>
+        <w:t xml:space="preserve">Cookbook bunu açıkça söyler (Tarif 12.1): anti-tampering önlemleri</w:t>
+      </w:r>
+      <w:r>
+        <w:t xml:space="preserve"> </w:t>
+      </w:r>
+      <w:r>
+        <w:t xml:space="preserve">“kırılamaz”</w:t>
+      </w:r>
+      <w:r>
+        <w:t xml:space="preserve"> </w:t>
+      </w:r>
+      <w:r>
+        <w:t xml:space="preserve">değildir; amaçları</w:t>
+      </w:r>
+      <w:r>
+        <w:t xml:space="preserve"> </w:t>
+      </w:r>
+      <w:r>
+        <w:rPr>
+          <w:b/>
+          <w:bCs/>
+        </w:rPr>
+        <w:t xml:space="preserve">kırmayı ekonomik olmaktan çıkarmaktır</w:t>
+      </w:r>
+      <w:r>
+        <w:t xml:space="preserve">. O yüzden gizlemeyi bir sır saklama yöntemi değil, bir</w:t>
+      </w:r>
+      <w:r>
+        <w:t xml:space="preserve"> </w:t>
+      </w:r>
+      <w:r>
+        <w:rPr>
+          <w:b/>
+          <w:bCs/>
+        </w:rPr>
+        <w:t xml:space="preserve">maliyet yükseltme kuralı</w:t>
+      </w:r>
+      <w:r>
+        <w:t xml:space="preserve"> </w:t>
+      </w:r>
+      <w:r>
+        <w:t xml:space="preserve">olarak ele alırız:</w:t>
+      </w:r>
+    </w:p>
+    <w:p>
+      <w:pPr>
+        <w:pStyle w:val="Compact"/>
+        <w:numPr>
+          <w:ilvl w:val="0"/>
+          <w:numId w:val="1018"/>
+        </w:numPr>
+      </w:pPr>
+      <w:r>
+        <w:rPr>
+          <w:b/>
+          <w:bCs/>
+        </w:rPr>
+        <w:t xml:space="preserve">Kural 1 — Maliyeti değerin üstüne çıkar.</w:t>
+      </w:r>
+      <w:r>
+        <w:t xml:space="preserve"> </w:t>
+      </w:r>
+      <w:r>
+        <w:t xml:space="preserve">Saldırıyı, korunan varlığın değerinden daha pahalı hale getir. 10 TL’lik</w:t>
+      </w:r>
+      <w:r>
+        <w:t xml:space="preserve"> </w:t>
+      </w:r>
+      <w:r>
+        <w:t xml:space="preserve">bir sırrı 1000 TL’lik bir çabayla korumak akıldışıdır; tersi de geçerlidir.</w:t>
+      </w:r>
+    </w:p>
+    <w:p>
+      <w:pPr>
+        <w:pStyle w:val="Compact"/>
+        <w:numPr>
+          <w:ilvl w:val="0"/>
+          <w:numId w:val="1018"/>
+        </w:numPr>
+      </w:pPr>
+      <w:r>
+        <w:rPr>
+          <w:b/>
+          <w:bCs/>
+        </w:rPr>
+        <w:t xml:space="preserve">Kural 2 — Otomasyonu kır.</w:t>
+      </w:r>
+      <w:r>
+        <w:t xml:space="preserve"> </w:t>
+      </w:r>
+      <w:r>
+        <w:t xml:space="preserve">Bir kopyada işe yarayan saldırının bütün kopyalarda otomatik işe yaramamasını sağla.</w:t>
+      </w:r>
+      <w:r>
+        <w:t xml:space="preserve"> </w:t>
+      </w:r>
+      <w:r>
+        <w:t xml:space="preserve">Bunun adı</w:t>
+      </w:r>
+      <w:r>
+        <w:t xml:space="preserve"> </w:t>
+      </w:r>
+      <w:r>
+        <w:rPr>
+          <w:b/>
+          <w:bCs/>
+        </w:rPr>
+        <w:t xml:space="preserve">çeşitlendirmedir</w:t>
+      </w:r>
+      <w:r>
+        <w:t xml:space="preserve"> </w:t>
+      </w:r>
+      <w:r>
+        <w:t xml:space="preserve">(bu haftanın 5. bölümü, 14. haftada araçla).</w:t>
+      </w:r>
+    </w:p>
+    <w:p>
+      <w:pPr>
+        <w:pStyle w:val="Compact"/>
+        <w:numPr>
+          <w:ilvl w:val="0"/>
+          <w:numId w:val="1018"/>
+        </w:numPr>
+      </w:pPr>
+      <w:r>
+        <w:rPr>
+          <w:b/>
+          <w:bCs/>
+        </w:rPr>
+        <w:t xml:space="preserve">Kural 3 — Diğer katmanlara zaman kazandır.</w:t>
+      </w:r>
+      <w:r>
+        <w:t xml:space="preserve"> </w:t>
+      </w:r>
+      <w:r>
+        <w:t xml:space="preserve">Gizleme tek başına bir savunma değildir; RASP (6. hafta), bütünlük</w:t>
+      </w:r>
+      <w:r>
+        <w:t xml:space="preserve"> </w:t>
+      </w:r>
+      <w:r>
+        <w:t xml:space="preserve">denetimi, sunucu tarafı denetimler ve anahtar yenileme için</w:t>
+      </w:r>
+      <w:r>
+        <w:t xml:space="preserve"> </w:t>
+      </w:r>
+      <w:r>
+        <w:rPr>
+          <w:b/>
+          <w:bCs/>
+        </w:rPr>
+        <w:t xml:space="preserve">zaman kazandıran</w:t>
+      </w:r>
+      <w:r>
+        <w:t xml:space="preserve"> </w:t>
+      </w:r>
+      <w:r>
+        <w:t xml:space="preserve">bir katmandır. Anahtar</w:t>
+      </w:r>
+      <w:r>
+        <w:t xml:space="preserve"> </w:t>
+      </w:r>
+      <w:r>
+        <w:t xml:space="preserve">yenilenene, sürüm güncellenene kadar dayanması yeter.</w:t>
+      </w:r>
+    </w:p>
+    <w:p>
+      <w:pPr>
+        <w:pStyle w:val="BlockText"/>
+      </w:pPr>
+      <w:r>
+        <w:rPr>
+          <w:b/>
+          <w:bCs/>
+        </w:rPr>
+        <w:t xml:space="preserve">Kaynağın dili</w:t>
+      </w:r>
+    </w:p>
+    <w:p>
+      <w:pPr>
+        <w:pStyle w:val="BlockText"/>
+      </w:pPr>
+      <w:r>
+        <w:t xml:space="preserve">Teknik kılavuz her koruma önlemini üç başlıkla yazar:</w:t>
+      </w:r>
+      <w:r>
+        <w:t xml:space="preserve"> </w:t>
+      </w:r>
+      <w:r>
+        <w:rPr>
+          <w:b/>
+          <w:bCs/>
+        </w:rPr>
+        <w:t xml:space="preserve">Açıklama</w:t>
+      </w:r>
+      <w:r>
+        <w:t xml:space="preserve"> </w:t>
+      </w:r>
+      <w:r>
+        <w:t xml:space="preserve">(neyi korur),</w:t>
+      </w:r>
+      <w:r>
+        <w:t xml:space="preserve"> </w:t>
+      </w:r>
+      <w:r>
+        <w:rPr>
+          <w:b/>
+          <w:bCs/>
+        </w:rPr>
+        <w:t xml:space="preserve">Uygulama</w:t>
+      </w:r>
+      <w:r>
+        <w:t xml:space="preserve"> </w:t>
+      </w:r>
+      <w:r>
+        <w:t xml:space="preserve">(nasıl yapılır) ve</w:t>
+      </w:r>
+      <w:r>
+        <w:t xml:space="preserve"> </w:t>
+      </w:r>
+      <w:r>
+        <w:rPr>
+          <w:b/>
+          <w:bCs/>
+        </w:rPr>
+        <w:t xml:space="preserve">Örnek Kullanım</w:t>
+      </w:r>
+      <w:r>
+        <w:t xml:space="preserve"> </w:t>
+      </w:r>
+      <w:r>
+        <w:t xml:space="preserve">(nerede kullanılır), çoğu zaman bir</w:t>
+      </w:r>
+      <w:r>
+        <w:t xml:space="preserve"> </w:t>
+      </w:r>
+      <w:r>
+        <w:rPr>
+          <w:b/>
+          <w:bCs/>
+        </w:rPr>
+        <w:t xml:space="preserve">uyum gereksinimi kimliğiyle</w:t>
+      </w:r>
+      <w:r>
+        <w:t xml:space="preserve"> </w:t>
+      </w:r>
+      <w:r>
+        <w:t xml:space="preserve">birlikte (ör. bir ödeme</w:t>
+      </w:r>
+      <w:r>
+        <w:t xml:space="preserve"> </w:t>
+      </w:r>
+      <w:r>
+        <w:t xml:space="preserve">şemasının</w:t>
+      </w:r>
+      <w:r>
+        <w:t xml:space="preserve"> </w:t>
+      </w:r>
+      <w:r>
+        <w:t xml:space="preserve">“hassas veri düz metin loglanmaz”</w:t>
+      </w:r>
+      <w:r>
+        <w:t xml:space="preserve"> </w:t>
+      </w:r>
+      <w:r>
+        <w:t xml:space="preserve">maddesi). Biz de bu hafta her tekniği aynı disiplinle, bir</w:t>
+      </w:r>
+      <w:r>
+        <w:t xml:space="preserve"> </w:t>
+      </w:r>
+      <w:r>
+        <w:rPr>
+          <w:b/>
+          <w:bCs/>
+        </w:rPr>
+        <w:t xml:space="preserve">kural</w:t>
+      </w:r>
+      <w:r>
+        <w:t xml:space="preserve"> </w:t>
+      </w:r>
+      <w:r>
+        <w:t xml:space="preserve">olarak yazacağız:</w:t>
+      </w:r>
+      <w:r>
+        <w:t xml:space="preserve"> </w:t>
+      </w:r>
+      <w:r>
+        <w:rPr>
+          <w:i/>
+          <w:iCs/>
+        </w:rPr>
         <w:t xml:space="preserve">neyi korur · nasıl · maliyeti · sınırı</w:t>
       </w:r>
       <w:r>
         <w:t xml:space="preserve">.</w:t>
       </w:r>
     </w:p>
-    <w:bookmarkEnd w:id="20"/>
-    <w:bookmarkStart w:id="24" w:name="gizleme-taksonomisi-beş-aile"/>
+    <w:bookmarkEnd w:id="40"/>
+    <w:bookmarkStart w:id="44" w:name="gizleme-taksonomisi-beş-aile"/>
     <w:p>
       <w:pPr>
         <w:pStyle w:val="Heading2"/>
@@ -2295,18 +4015,18 @@
           <wp:inline>
             <wp:extent cx="5759999" cy="468090"/>
             <wp:effectExtent b="0" l="0" r="0" t="0"/>
-            <wp:docPr descr="" title="" id="22" name="Picture"/>
+            <wp:docPr descr="" title="" id="42" name="Picture"/>
             <a:graphic>
               <a:graphicData uri="http://schemas.openxmlformats.org/drawingml/2006/picture">
                 <pic:pic>
                   <pic:nvPicPr>
-                    <pic:cNvPr descr="diyagram-1.png" id="23" name="Picture"/>
+                    <pic:cNvPr descr="diyagram-1.png" id="43" name="Picture"/>
                     <pic:cNvPicPr>
                       <a:picLocks noChangeArrowheads="1" noChangeAspect="1"/>
                     </pic:cNvPicPr>
                   </pic:nvPicPr>
                   <pic:blipFill>
-                    <a:blip r:embed="rId21"/>
+                    <a:blip r:embed="rId41"/>
                     <a:stretch>
                       <a:fillRect/>
                     </a:stretch>
@@ -2760,8 +4480,8 @@
         <w:t xml:space="preserve">mükemmelleştirmek yerine, birkaç basit tekniği veri gizlemeyle birlikte kullanmak daha verimlidir.</w:t>
       </w:r>
     </w:p>
-    <w:bookmarkEnd w:id="24"/>
-    <w:bookmarkStart w:id="25" w:name="gizleme-ne-verir-ne-vermez"/>
+    <w:bookmarkEnd w:id="44"/>
+    <w:bookmarkStart w:id="45" w:name="gizleme-ne-verir-ne-vermez"/>
     <w:p>
       <w:pPr>
         <w:pStyle w:val="Heading2"/>
@@ -3162,8 +4882,8 @@
         <w:t xml:space="preserve">değil.</w:t>
       </w:r>
     </w:p>
-    <w:bookmarkEnd w:id="25"/>
-    <w:bookmarkStart w:id="26" w:name="koruma-kuralı-şablonu"/>
+    <w:bookmarkEnd w:id="45"/>
+    <w:bookmarkStart w:id="46" w:name="koruma-kuralı-şablonu"/>
     <w:p>
       <w:pPr>
         <w:pStyle w:val="Heading2"/>
@@ -3330,8 +5050,8 @@
         </w:pict>
       </w:r>
     </w:p>
-    <w:bookmarkEnd w:id="26"/>
-    <w:bookmarkStart w:id="33" w:name="kontrol-akışı-kuralları-ileri"/>
+    <w:bookmarkEnd w:id="46"/>
+    <w:bookmarkStart w:id="53" w:name="kontrol-akışı-kuralları-ileri"/>
     <w:p>
       <w:pPr>
         <w:pStyle w:val="Heading2"/>
@@ -3407,7 +5127,7 @@
         <w:t xml:space="preserve">) üzerinden anlatılır.</w:t>
       </w:r>
     </w:p>
-    <w:bookmarkStart w:id="27" w:name="X5d96f7d716ec935c56341d7066f01ea87f58f65"/>
+    <w:bookmarkStart w:id="47" w:name="X5d96f7d716ec935c56341d7066f01ea87f58f65"/>
     <w:p>
       <w:pPr>
         <w:pStyle w:val="Heading3"/>
@@ -3920,6 +5640,679 @@
     </w:p>
     <w:p>
       <w:pPr>
+        <w:pStyle w:val="BlockText"/>
+      </w:pPr>
+      <w:r>
+        <w:rPr>
+          <w:b/>
+          <w:bCs/>
+        </w:rPr>
+        <w:t xml:space="preserve">Neden</w:t>
+      </w:r>
+      <w:r>
+        <w:rPr>
+          <w:b/>
+          <w:bCs/>
+        </w:rPr>
+        <w:t xml:space="preserve"> </w:t>
+      </w:r>
+      <w:r>
+        <w:rPr>
+          <w:rStyle w:val="VerbatimChar"/>
+          <w:b/>
+          <w:bCs/>
+        </w:rPr>
+        <w:t xml:space="preserve">x*(x+1)</w:t>
+      </w:r>
+      <w:r>
+        <w:rPr>
+          <w:b/>
+          <w:bCs/>
+        </w:rPr>
+        <w:t xml:space="preserve"> </w:t>
+      </w:r>
+      <w:r>
+        <w:rPr>
+          <w:b/>
+          <w:bCs/>
+        </w:rPr>
+        <w:t xml:space="preserve">her zaman çift? (tek tek görelim)</w:t>
+      </w:r>
+    </w:p>
+    <w:p>
+      <w:pPr>
+        <w:pStyle w:val="BlockText"/>
+      </w:pPr>
+      <w:r>
+        <w:t xml:space="preserve">Ardışık iki tam sayıdan</w:t>
+      </w:r>
+      <w:r>
+        <w:t xml:space="preserve"> </w:t>
+      </w:r>
+      <w:r>
+        <w:rPr>
+          <w:b/>
+          <w:bCs/>
+        </w:rPr>
+        <w:t xml:space="preserve">biri mutlaka çifttir</w:t>
+      </w:r>
+      <w:r>
+        <w:t xml:space="preserve">; çift bir sayıyla çarpılan her şey çifttir. Sayılarla:</w:t>
+      </w:r>
+    </w:p>
+    <w:tbl>
+      <w:tblPr>
+        <w:tblStyle w:val="Table"/>
+        <w:tblW w:type="auto" w:w="0"/>
+        <w:tblLook w:firstRow="1" w:lastRow="0" w:firstColumn="0" w:lastColumn="0" w:noHBand="0" w:noVBand="0" w:val="0020"/>
+      </w:tblPr>
+      <w:tblGrid>
+        <w:gridCol w:w="1980"/>
+        <w:gridCol w:w="1980"/>
+        <w:gridCol w:w="1980"/>
+        <w:gridCol w:w="1980"/>
+      </w:tblGrid>
+      <w:tr>
+        <w:trPr>
+          <w:tblHeader w:val="on"/>
+        </w:trPr>
+        <w:tc>
+          <w:tcPr/>
+          <w:p>
+            <w:pPr>
+              <w:pStyle w:val="Compact"/>
+            </w:pPr>
+            <w:r>
+              <w:rPr>
+                <w:rStyle w:val="VerbatimChar"/>
+              </w:rPr>
+              <w:t xml:space="preserve">x</w:t>
+            </w:r>
+          </w:p>
+        </w:tc>
+        <w:tc>
+          <w:tcPr/>
+          <w:p>
+            <w:pPr>
+              <w:pStyle w:val="Compact"/>
+            </w:pPr>
+            <w:r>
+              <w:rPr>
+                <w:rStyle w:val="VerbatimChar"/>
+              </w:rPr>
+              <w:t xml:space="preserve">x + 1</w:t>
+            </w:r>
+          </w:p>
+        </w:tc>
+        <w:tc>
+          <w:tcPr/>
+          <w:p>
+            <w:pPr>
+              <w:pStyle w:val="Compact"/>
+            </w:pPr>
+            <w:r>
+              <w:rPr>
+                <w:rStyle w:val="VerbatimChar"/>
+              </w:rPr>
+              <w:t xml:space="preserve">x * (x+1)</w:t>
+            </w:r>
+          </w:p>
+        </w:tc>
+        <w:tc>
+          <w:tcPr/>
+          <w:p>
+            <w:pPr>
+              <w:pStyle w:val="Compact"/>
+            </w:pPr>
+            <w:r>
+              <w:t xml:space="preserve">Çift mi?</w:t>
+            </w:r>
+          </w:p>
+        </w:tc>
+      </w:tr>
+      <w:tr>
+        <w:tc>
+          <w:tcPr/>
+          <w:p>
+            <w:pPr>
+              <w:pStyle w:val="Compact"/>
+            </w:pPr>
+            <w:r>
+              <w:t xml:space="preserve">0</w:t>
+            </w:r>
+          </w:p>
+        </w:tc>
+        <w:tc>
+          <w:tcPr/>
+          <w:p>
+            <w:pPr>
+              <w:pStyle w:val="Compact"/>
+            </w:pPr>
+            <w:r>
+              <w:t xml:space="preserve">1</w:t>
+            </w:r>
+          </w:p>
+        </w:tc>
+        <w:tc>
+          <w:tcPr/>
+          <w:p>
+            <w:pPr>
+              <w:pStyle w:val="Compact"/>
+            </w:pPr>
+            <w:r>
+              <w:t xml:space="preserve">0</w:t>
+            </w:r>
+          </w:p>
+        </w:tc>
+        <w:tc>
+          <w:tcPr/>
+          <w:p>
+            <w:pPr>
+              <w:pStyle w:val="Compact"/>
+            </w:pPr>
+            <w:r>
+              <w:t xml:space="preserve">evet</w:t>
+            </w:r>
+          </w:p>
+        </w:tc>
+      </w:tr>
+      <w:tr>
+        <w:tc>
+          <w:tcPr/>
+          <w:p>
+            <w:pPr>
+              <w:pStyle w:val="Compact"/>
+            </w:pPr>
+            <w:r>
+              <w:t xml:space="preserve">1</w:t>
+            </w:r>
+          </w:p>
+        </w:tc>
+        <w:tc>
+          <w:tcPr/>
+          <w:p>
+            <w:pPr>
+              <w:pStyle w:val="Compact"/>
+            </w:pPr>
+            <w:r>
+              <w:t xml:space="preserve">2</w:t>
+            </w:r>
+          </w:p>
+        </w:tc>
+        <w:tc>
+          <w:tcPr/>
+          <w:p>
+            <w:pPr>
+              <w:pStyle w:val="Compact"/>
+            </w:pPr>
+            <w:r>
+              <w:t xml:space="preserve">2</w:t>
+            </w:r>
+          </w:p>
+        </w:tc>
+        <w:tc>
+          <w:tcPr/>
+          <w:p>
+            <w:pPr>
+              <w:pStyle w:val="Compact"/>
+            </w:pPr>
+            <w:r>
+              <w:t xml:space="preserve">evet</w:t>
+            </w:r>
+          </w:p>
+        </w:tc>
+      </w:tr>
+      <w:tr>
+        <w:tc>
+          <w:tcPr/>
+          <w:p>
+            <w:pPr>
+              <w:pStyle w:val="Compact"/>
+            </w:pPr>
+            <w:r>
+              <w:t xml:space="preserve">2</w:t>
+            </w:r>
+          </w:p>
+        </w:tc>
+        <w:tc>
+          <w:tcPr/>
+          <w:p>
+            <w:pPr>
+              <w:pStyle w:val="Compact"/>
+            </w:pPr>
+            <w:r>
+              <w:t xml:space="preserve">3</w:t>
+            </w:r>
+          </w:p>
+        </w:tc>
+        <w:tc>
+          <w:tcPr/>
+          <w:p>
+            <w:pPr>
+              <w:pStyle w:val="Compact"/>
+            </w:pPr>
+            <w:r>
+              <w:t xml:space="preserve">6</w:t>
+            </w:r>
+          </w:p>
+        </w:tc>
+        <w:tc>
+          <w:tcPr/>
+          <w:p>
+            <w:pPr>
+              <w:pStyle w:val="Compact"/>
+            </w:pPr>
+            <w:r>
+              <w:t xml:space="preserve">evet</w:t>
+            </w:r>
+          </w:p>
+        </w:tc>
+      </w:tr>
+      <w:tr>
+        <w:tc>
+          <w:tcPr/>
+          <w:p>
+            <w:pPr>
+              <w:pStyle w:val="Compact"/>
+            </w:pPr>
+            <w:r>
+              <w:t xml:space="preserve">3</w:t>
+            </w:r>
+          </w:p>
+        </w:tc>
+        <w:tc>
+          <w:tcPr/>
+          <w:p>
+            <w:pPr>
+              <w:pStyle w:val="Compact"/>
+            </w:pPr>
+            <w:r>
+              <w:t xml:space="preserve">4</w:t>
+            </w:r>
+          </w:p>
+        </w:tc>
+        <w:tc>
+          <w:tcPr/>
+          <w:p>
+            <w:pPr>
+              <w:pStyle w:val="Compact"/>
+            </w:pPr>
+            <w:r>
+              <w:t xml:space="preserve">12</w:t>
+            </w:r>
+          </w:p>
+        </w:tc>
+        <w:tc>
+          <w:tcPr/>
+          <w:p>
+            <w:pPr>
+              <w:pStyle w:val="Compact"/>
+            </w:pPr>
+            <w:r>
+              <w:t xml:space="preserve">evet</w:t>
+            </w:r>
+          </w:p>
+        </w:tc>
+      </w:tr>
+      <w:tr>
+        <w:tc>
+          <w:tcPr/>
+          <w:p>
+            <w:pPr>
+              <w:pStyle w:val="Compact"/>
+            </w:pPr>
+            <w:r>
+              <w:t xml:space="preserve">4</w:t>
+            </w:r>
+          </w:p>
+        </w:tc>
+        <w:tc>
+          <w:tcPr/>
+          <w:p>
+            <w:pPr>
+              <w:pStyle w:val="Compact"/>
+            </w:pPr>
+            <w:r>
+              <w:t xml:space="preserve">5</w:t>
+            </w:r>
+          </w:p>
+        </w:tc>
+        <w:tc>
+          <w:tcPr/>
+          <w:p>
+            <w:pPr>
+              <w:pStyle w:val="Compact"/>
+            </w:pPr>
+            <w:r>
+              <w:t xml:space="preserve">20</w:t>
+            </w:r>
+          </w:p>
+        </w:tc>
+        <w:tc>
+          <w:tcPr/>
+          <w:p>
+            <w:pPr>
+              <w:pStyle w:val="Compact"/>
+            </w:pPr>
+            <w:r>
+              <w:t xml:space="preserve">evet</w:t>
+            </w:r>
+          </w:p>
+        </w:tc>
+      </w:tr>
+      <w:tr>
+        <w:tc>
+          <w:tcPr/>
+          <w:p>
+            <w:pPr>
+              <w:pStyle w:val="Compact"/>
+            </w:pPr>
+            <w:r>
+              <w:t xml:space="preserve">7</w:t>
+            </w:r>
+          </w:p>
+        </w:tc>
+        <w:tc>
+          <w:tcPr/>
+          <w:p>
+            <w:pPr>
+              <w:pStyle w:val="Compact"/>
+            </w:pPr>
+            <w:r>
+              <w:t xml:space="preserve">8</w:t>
+            </w:r>
+          </w:p>
+        </w:tc>
+        <w:tc>
+          <w:tcPr/>
+          <w:p>
+            <w:pPr>
+              <w:pStyle w:val="Compact"/>
+            </w:pPr>
+            <w:r>
+              <w:t xml:space="preserve">56</w:t>
+            </w:r>
+          </w:p>
+        </w:tc>
+        <w:tc>
+          <w:tcPr/>
+          <w:p>
+            <w:pPr>
+              <w:pStyle w:val="Compact"/>
+            </w:pPr>
+            <w:r>
+              <w:t xml:space="preserve">evet</w:t>
+            </w:r>
+          </w:p>
+        </w:tc>
+      </w:tr>
+    </w:tbl>
+    <w:p>
+      <w:pPr>
+        <w:pStyle w:val="BlockText"/>
+      </w:pPr>
+      <w:r>
+        <w:t xml:space="preserve">Demek ki</w:t>
+      </w:r>
+      <w:r>
+        <w:t xml:space="preserve"> </w:t>
+      </w:r>
+      <w:r>
+        <w:rPr>
+          <w:rStyle w:val="VerbatimChar"/>
+        </w:rPr>
+        <w:t xml:space="preserve">(x * (x+1)) &amp; 1</w:t>
+      </w:r>
+      <w:r>
+        <w:t xml:space="preserve"> </w:t>
+      </w:r>
+      <w:r>
+        <w:rPr>
+          <w:b/>
+          <w:bCs/>
+        </w:rPr>
+        <w:t xml:space="preserve">her zaman 0</w:t>
+      </w:r>
+      <w:r>
+        <w:t xml:space="preserve">’dır, yani</w:t>
+      </w:r>
+      <w:r>
+        <w:t xml:space="preserve"> </w:t>
+      </w:r>
+      <w:r>
+        <w:rPr>
+          <w:rStyle w:val="VerbatimChar"/>
+        </w:rPr>
+        <w:t xml:space="preserve">opak_dogru(x)</w:t>
+      </w:r>
+      <w:r>
+        <w:t xml:space="preserve"> </w:t>
+      </w:r>
+      <w:r>
+        <w:rPr>
+          <w:b/>
+          <w:bCs/>
+        </w:rPr>
+        <w:t xml:space="preserve">her x için</w:t>
+      </w:r>
+      <w:r>
+        <w:rPr>
+          <w:b/>
+          <w:bCs/>
+        </w:rPr>
+        <w:t xml:space="preserve"> </w:t>
+      </w:r>
+      <w:r>
+        <w:rPr>
+          <w:rStyle w:val="VerbatimChar"/>
+          <w:b/>
+          <w:bCs/>
+        </w:rPr>
+        <w:t xml:space="preserve">true</w:t>
+      </w:r>
+      <w:r>
+        <w:t xml:space="preserve"> </w:t>
+      </w:r>
+      <w:r>
+        <w:t xml:space="preserve">döner. Program</w:t>
+      </w:r>
+      <w:r>
+        <w:t xml:space="preserve"> </w:t>
+      </w:r>
+      <w:r>
+        <w:t xml:space="preserve">çalışırken daima</w:t>
+      </w:r>
+      <w:r>
+        <w:t xml:space="preserve"> </w:t>
+      </w:r>
+      <w:r>
+        <w:t xml:space="preserve">“gerçek yol”</w:t>
+      </w:r>
+      <w:r>
+        <w:t xml:space="preserve">a girer.</w:t>
+      </w:r>
+    </w:p>
+    <w:p>
+      <w:pPr>
+        <w:pStyle w:val="BlockText"/>
+      </w:pPr>
+      <w:r>
+        <w:rPr>
+          <w:b/>
+          <w:bCs/>
+        </w:rPr>
+        <w:t xml:space="preserve">Peki neden buna</w:t>
+      </w:r>
+      <w:r>
+        <w:rPr>
+          <w:b/>
+          <w:bCs/>
+        </w:rPr>
+        <w:t xml:space="preserve"> </w:t>
+      </w:r>
+      <w:r>
+        <w:rPr>
+          <w:b/>
+          <w:bCs/>
+        </w:rPr>
+        <w:t xml:space="preserve">‘opak’</w:t>
+      </w:r>
+      <w:r>
+        <w:rPr>
+          <w:b/>
+          <w:bCs/>
+        </w:rPr>
+        <w:t xml:space="preserve"> </w:t>
+      </w:r>
+      <w:r>
+        <w:rPr>
+          <w:b/>
+          <w:bCs/>
+        </w:rPr>
+        <w:t xml:space="preserve">diyoruz?</w:t>
+      </w:r>
+      <w:r>
+        <w:t xml:space="preserve"> </w:t>
+      </w:r>
+      <w:r>
+        <w:t xml:space="preserve">Çünkü bunu</w:t>
+      </w:r>
+      <w:r>
+        <w:t xml:space="preserve"> </w:t>
+      </w:r>
+      <w:r>
+        <w:rPr>
+          <w:i/>
+          <w:iCs/>
+        </w:rPr>
+        <w:t xml:space="preserve">biz</w:t>
+      </w:r>
+      <w:r>
+        <w:t xml:space="preserve"> </w:t>
+      </w:r>
+      <w:r>
+        <w:t xml:space="preserve">biliyoruz;</w:t>
+      </w:r>
+      <w:r>
+        <w:t xml:space="preserve"> </w:t>
+      </w:r>
+      <w:r>
+        <w:rPr>
+          <w:b/>
+          <w:bCs/>
+        </w:rPr>
+        <w:t xml:space="preserve">statik analiz aracı bilmiyor</w:t>
+      </w:r>
+      <w:r>
+        <w:t xml:space="preserve">. Araç kodu</w:t>
+      </w:r>
+      <w:r>
+        <w:t xml:space="preserve"> </w:t>
+      </w:r>
+      <w:r>
+        <w:t xml:space="preserve">çalıştırmadan baktığında</w:t>
+      </w:r>
+      <w:r>
+        <w:t xml:space="preserve"> </w:t>
+      </w:r>
+      <w:r>
+        <w:rPr>
+          <w:rStyle w:val="VerbatimChar"/>
+        </w:rPr>
+        <w:t xml:space="preserve">x</w:t>
+      </w:r>
+      <w:r>
+        <w:t xml:space="preserve">’in her değeri için bu çarpımın çift olduğunu kanıtlamak zorundadır — bu, basit bir</w:t>
+      </w:r>
+      <w:r>
+        <w:t xml:space="preserve"> </w:t>
+      </w:r>
+      <w:r>
+        <w:t xml:space="preserve">sabit-katlama (constant folding) işiyle çözülemez. Bu yüzden araç</w:t>
+      </w:r>
+      <w:r>
+        <w:t xml:space="preserve"> </w:t>
+      </w:r>
+      <w:r>
+        <w:rPr>
+          <w:b/>
+          <w:bCs/>
+        </w:rPr>
+        <w:t xml:space="preserve">iki dalı da olası</w:t>
+      </w:r>
+      <w:r>
+        <w:t xml:space="preserve"> </w:t>
+      </w:r>
+      <w:r>
+        <w:t xml:space="preserve">sayar ve sahte dalı da</w:t>
+      </w:r>
+      <w:r>
+        <w:t xml:space="preserve"> </w:t>
+      </w:r>
+      <w:r>
+        <w:t xml:space="preserve">çözümlemek zorunda kalır. Analizcinin işi ikiye katlanır; programın davranışı ise hiç değişmez.</w:t>
+      </w:r>
+    </w:p>
+    <w:p>
+      <w:pPr>
+        <w:pStyle w:val="BlockText"/>
+      </w:pPr>
+      <w:r>
+        <w:rPr>
+          <w:b/>
+          <w:bCs/>
+        </w:rPr>
+        <w:t xml:space="preserve">Sınırı da bilin</w:t>
+      </w:r>
+    </w:p>
+    <w:p>
+      <w:pPr>
+        <w:pStyle w:val="BlockText"/>
+      </w:pPr>
+      <w:r>
+        <w:t xml:space="preserve">Bu</w:t>
+      </w:r>
+      <w:r>
+        <w:t xml:space="preserve"> </w:t>
+      </w:r>
+      <w:r>
+        <w:rPr>
+          <w:b/>
+          <w:bCs/>
+        </w:rPr>
+        <w:t xml:space="preserve">klasik</w:t>
+      </w:r>
+      <w:r>
+        <w:t xml:space="preserve"> </w:t>
+      </w:r>
+      <w:r>
+        <w:t xml:space="preserve">bir kalıptır; modern araçların kütüphanelerinde tanınır. Bu yüzden 14. haftada Tigress ile</w:t>
+      </w:r>
+      <w:r>
+        <w:t xml:space="preserve"> </w:t>
+      </w:r>
+      <w:r>
+        <w:rPr>
+          <w:b/>
+          <w:bCs/>
+        </w:rPr>
+        <w:t xml:space="preserve">tohumla çeşitlendirilmiş</w:t>
+      </w:r>
+      <w:r>
+        <w:t xml:space="preserve"> </w:t>
+      </w:r>
+      <w:r>
+        <w:t xml:space="preserve">ve daha zor yüklemler üretiyoruz — aynı kalıbı her derlemede tekrarlamak</w:t>
+      </w:r>
+      <w:r>
+        <w:t xml:space="preserve"> </w:t>
+      </w:r>
+      <w:r>
+        <w:t xml:space="preserve">dayanıklılığı düşürür.</w:t>
+      </w:r>
+    </w:p>
+    <w:p>
+      <w:pPr>
         <w:pStyle w:val="FirstParagraph"/>
       </w:pPr>
       <w:r>
@@ -4021,8 +6414,8 @@
         <w:t xml:space="preserve">düzleştirme öncesi/sonrası temel blok sayısı.</w:t>
       </w:r>
     </w:p>
-    <w:bookmarkEnd w:id="27"/>
-    <w:bookmarkStart w:id="28" w:name="Xd1c0b657edd736dd334cdb53ee3995618cf3af5"/>
+    <w:bookmarkEnd w:id="47"/>
+    <w:bookmarkStart w:id="48" w:name="Xd1c0b657edd736dd334cdb53ee3995618cf3af5"/>
     <w:p>
       <w:pPr>
         <w:pStyle w:val="Heading3"/>
@@ -4160,6 +6553,9 @@
         <w:pStyle w:val="SourceCode"/>
       </w:pPr>
       <w:r>
+        <w:br/>
+      </w:r>
+      <w:r>
         <w:rPr>
           <w:rStyle w:val="CommentTok"/>
         </w:rPr>
@@ -4471,8 +6867,8 @@
         <w:t xml:space="preserve">/bayt araması sonuç vermemeli.</w:t>
       </w:r>
     </w:p>
-    <w:bookmarkEnd w:id="28"/>
-    <w:bookmarkStart w:id="29" w:name="Xd6f7fdf37942ebde9ebc98260544d464bcd82c6"/>
+    <w:bookmarkEnd w:id="48"/>
+    <w:bookmarkStart w:id="49" w:name="Xd6f7fdf37942ebde9ebc98260544d464bcd82c6"/>
     <w:p>
       <w:pPr>
         <w:pStyle w:val="Heading3"/>
@@ -4922,8 +7318,8 @@
         <w:t xml:space="preserve">ölü dalların gerçek dallardan ayırt edilme süresi.</w:t>
       </w:r>
     </w:p>
-    <w:bookmarkEnd w:id="29"/>
-    <w:bookmarkStart w:id="30" w:name="X9a4860a01029f937820197a8889e050602072dc"/>
+    <w:bookmarkEnd w:id="49"/>
+    <w:bookmarkStart w:id="50" w:name="X9a4860a01029f937820197a8889e050602072dc"/>
     <w:p>
       <w:pPr>
         <w:pStyle w:val="Heading3"/>
@@ -5636,7 +8032,7 @@
         <w:pStyle w:val="Compact"/>
         <w:numPr>
           <w:ilvl w:val="0"/>
-          <w:numId w:val="1004"/>
+          <w:numId w:val="1019"/>
         </w:numPr>
       </w:pPr>
       <w:r>
@@ -5679,7 +8075,7 @@
         <w:pStyle w:val="Compact"/>
         <w:numPr>
           <w:ilvl w:val="0"/>
-          <w:numId w:val="1004"/>
+          <w:numId w:val="1019"/>
         </w:numPr>
       </w:pPr>
       <w:r>
@@ -5716,7 +8112,7 @@
         <w:pStyle w:val="Compact"/>
         <w:numPr>
           <w:ilvl w:val="0"/>
-          <w:numId w:val="1004"/>
+          <w:numId w:val="1019"/>
         </w:numPr>
       </w:pPr>
       <w:r>
@@ -5753,7 +8149,7 @@
         <w:pStyle w:val="Compact"/>
         <w:numPr>
           <w:ilvl w:val="0"/>
-          <w:numId w:val="1004"/>
+          <w:numId w:val="1019"/>
         </w:numPr>
       </w:pPr>
       <w:r>
@@ -5847,8 +8243,8 @@
         <w:t xml:space="preserve">sayısı, bir denetimi izlemek için gereken süre.</w:t>
       </w:r>
     </w:p>
-    <w:bookmarkEnd w:id="30"/>
-    <w:bookmarkStart w:id="31" w:name="X8e518d7a8f93597bdce0694a59da667c7721923"/>
+    <w:bookmarkEnd w:id="50"/>
+    <w:bookmarkStart w:id="51" w:name="X8e518d7a8f93597bdce0694a59da667c7721923"/>
     <w:p>
       <w:pPr>
         <w:pStyle w:val="Heading3"/>
@@ -6194,8 +8590,8 @@
         <w:t xml:space="preserve">saldırısının süresi; ideal olarak tek bir bayt yaması denetimi atlatmaya yetmemeli.</w:t>
       </w:r>
     </w:p>
-    <w:bookmarkEnd w:id="31"/>
-    <w:bookmarkStart w:id="32" w:name="X015b959666dcbb5eefb9c13946478da5061df8c"/>
+    <w:bookmarkEnd w:id="51"/>
+    <w:bookmarkStart w:id="52" w:name="X015b959666dcbb5eefb9c13946478da5061df8c"/>
     <w:p>
       <w:pPr>
         <w:pStyle w:val="Heading3"/>
@@ -6483,9 +8879,9 @@
         </w:pict>
       </w:r>
     </w:p>
-    <w:bookmarkEnd w:id="32"/>
-    <w:bookmarkEnd w:id="33"/>
-    <w:bookmarkStart w:id="37" w:name="veri-gizleme-kuralları"/>
+    <w:bookmarkEnd w:id="52"/>
+    <w:bookmarkEnd w:id="53"/>
+    <w:bookmarkStart w:id="57" w:name="veri-gizleme-kuralları"/>
     <w:p>
       <w:pPr>
         <w:pStyle w:val="Heading2"/>
@@ -6546,7 +8942,7 @@
         <w:t xml:space="preserve">listeler.</w:t>
       </w:r>
     </w:p>
-    <w:bookmarkStart w:id="34" w:name="kural-k-07-statik-dizgelerin-kodlanması"/>
+    <w:bookmarkStart w:id="54" w:name="kural-k-07-statik-dizgelerin-kodlanması"/>
     <w:p>
       <w:pPr>
         <w:pStyle w:val="Heading3"/>
@@ -7450,8 +9846,8 @@
         <w:t xml:space="preserve">kuralının somut halidir. Gerçek anahtarlar için whitebox (11. hafta) ya da donanım.</w:t>
       </w:r>
     </w:p>
-    <w:bookmarkEnd w:id="34"/>
-    <w:bookmarkStart w:id="35" w:name="X2e2278bccc9f1421b6430ad04c05c03c5a50e0a"/>
+    <w:bookmarkEnd w:id="54"/>
+    <w:bookmarkStart w:id="55" w:name="X2e2278bccc9f1421b6430ad04c05c03c5a50e0a"/>
     <w:p>
       <w:pPr>
         <w:pStyle w:val="Heading3"/>
@@ -8092,8 +10488,8 @@
         <w:t xml:space="preserve">saldırısında değiştirilmesi gereken bağımsız nokta sayısı &gt; 1.</w:t>
       </w:r>
     </w:p>
-    <w:bookmarkEnd w:id="35"/>
-    <w:bookmarkStart w:id="36" w:name="Xcc7f1d8336cade38e56e7ab6fbf21f32adb9232"/>
+    <w:bookmarkEnd w:id="55"/>
+    <w:bookmarkStart w:id="56" w:name="Xcc7f1d8336cade38e56e7ab6fbf21f32adb9232"/>
     <w:p>
       <w:pPr>
         <w:pStyle w:val="Heading3"/>
@@ -8251,9 +10647,9 @@
         <w:t xml:space="preserve">kalıbından tanınma süresi.</w:t>
       </w:r>
     </w:p>
-    <w:bookmarkEnd w:id="36"/>
-    <w:bookmarkEnd w:id="37"/>
-    <w:bookmarkStart w:id="41" w:name="program-bütünü-düzeyinde-kurallar"/>
+    <w:bookmarkEnd w:id="56"/>
+    <w:bookmarkEnd w:id="57"/>
+    <w:bookmarkStart w:id="61" w:name="program-bütünü-düzeyinde-kurallar"/>
     <w:p>
       <w:pPr>
         <w:pStyle w:val="Heading2"/>
@@ -8262,7 +10658,7 @@
         <w:t xml:space="preserve">7. Program bütünü düzeyinde kurallar</w:t>
       </w:r>
     </w:p>
-    <w:bookmarkStart w:id="38" w:name="X887496c8bfec8683c2fbf5dec70e060de95d664"/>
+    <w:bookmarkStart w:id="58" w:name="X887496c8bfec8683c2fbf5dec70e060de95d664"/>
     <w:p>
       <w:pPr>
         <w:pStyle w:val="Heading3"/>
@@ -8449,8 +10845,8 @@
         <w:t xml:space="preserve">dönüşümüyle bunu kavramsal olarak göreceğiz.</w:t>
       </w:r>
     </w:p>
-    <w:bookmarkEnd w:id="38"/>
-    <w:bookmarkStart w:id="39" w:name="Xfd6982b8278792fbd92b1ccfabb63301a65b0d6"/>
+    <w:bookmarkEnd w:id="58"/>
+    <w:bookmarkStart w:id="59" w:name="Xfd6982b8278792fbd92b1ccfabb63301a65b0d6"/>
     <w:p>
       <w:pPr>
         <w:pStyle w:val="Heading3"/>
@@ -8597,8 +10993,8 @@
         <w:t xml:space="preserve">ölçütü, bölüm 5).</w:t>
       </w:r>
     </w:p>
-    <w:bookmarkEnd w:id="39"/>
-    <w:bookmarkStart w:id="40" w:name="X45751af33b84d9c93417858cfb762c37bfd048d"/>
+    <w:bookmarkEnd w:id="59"/>
+    <w:bookmarkStart w:id="60" w:name="X45751af33b84d9c93417858cfb762c37bfd048d"/>
     <w:p>
       <w:pPr>
         <w:pStyle w:val="Heading3"/>
@@ -8856,9 +11252,9 @@
         </w:pict>
       </w:r>
     </w:p>
-    <w:bookmarkEnd w:id="40"/>
-    <w:bookmarkEnd w:id="41"/>
-    <w:bookmarkStart w:id="42" w:name="çeşitlendirme-tek-kırık-her-yeri-açmasın"/>
+    <w:bookmarkEnd w:id="60"/>
+    <w:bookmarkEnd w:id="61"/>
+    <w:bookmarkStart w:id="62" w:name="çeşitlendirme-tek-kırık-her-yeri-açmasın"/>
     <w:p>
       <w:pPr>
         <w:pStyle w:val="Heading2"/>
@@ -8872,7 +11268,7 @@
         <w:pStyle w:val="Compact"/>
         <w:numPr>
           <w:ilvl w:val="0"/>
-          <w:numId w:val="1005"/>
+          <w:numId w:val="1020"/>
         </w:numPr>
       </w:pPr>
       <w:r>
@@ -8962,7 +11358,7 @@
         <w:pStyle w:val="Compact"/>
         <w:numPr>
           <w:ilvl w:val="0"/>
-          <w:numId w:val="1006"/>
+          <w:numId w:val="1021"/>
         </w:numPr>
       </w:pPr>
       <w:r>
@@ -9006,7 +11402,7 @@
         <w:pStyle w:val="Compact"/>
         <w:numPr>
           <w:ilvl w:val="0"/>
-          <w:numId w:val="1006"/>
+          <w:numId w:val="1021"/>
         </w:numPr>
       </w:pPr>
       <w:r>
@@ -9134,8 +11530,8 @@
         <w:t xml:space="preserve">Ölçütü S9’a yazın.</w:t>
       </w:r>
     </w:p>
-    <w:bookmarkEnd w:id="42"/>
-    <w:bookmarkStart w:id="43" w:name="gizlemenin-ölçülmesi"/>
+    <w:bookmarkEnd w:id="62"/>
+    <w:bookmarkStart w:id="63" w:name="gizlemenin-ölçülmesi"/>
     <w:p>
       <w:pPr>
         <w:pStyle w:val="Heading2"/>
@@ -9505,8 +11901,8 @@
         <w:t xml:space="preserve">  Her katman için: güç ve dayanıklılık kazancı vs. boyut/hız maliyeti ölçülür ve yazılır</w:t>
       </w:r>
     </w:p>
-    <w:bookmarkEnd w:id="43"/>
-    <w:bookmarkStart w:id="44" w:name="X69f828a724a12a752b54b4d5ba4c5324a31ab41"/>
+    <w:bookmarkEnd w:id="63"/>
+    <w:bookmarkStart w:id="64" w:name="X69f828a724a12a752b54b4d5ba4c5324a31ab41"/>
     <w:p>
       <w:pPr>
         <w:pStyle w:val="Heading2"/>
@@ -9558,7 +11954,7 @@
         <w:pStyle w:val="Compact"/>
         <w:numPr>
           <w:ilvl w:val="0"/>
-          <w:numId w:val="1007"/>
+          <w:numId w:val="1022"/>
         </w:numPr>
       </w:pPr>
       <w:r>
@@ -9614,7 +12010,7 @@
         <w:pStyle w:val="Compact"/>
         <w:numPr>
           <w:ilvl w:val="0"/>
-          <w:numId w:val="1007"/>
+          <w:numId w:val="1022"/>
         </w:numPr>
       </w:pPr>
       <w:r>
@@ -9658,7 +12054,7 @@
         <w:pStyle w:val="Compact"/>
         <w:numPr>
           <w:ilvl w:val="0"/>
-          <w:numId w:val="1007"/>
+          <w:numId w:val="1022"/>
         </w:numPr>
       </w:pPr>
       <w:r>
@@ -9751,8 +12147,8 @@
         <w:t xml:space="preserve">demek gerekir.</w:t>
       </w:r>
     </w:p>
-    <w:bookmarkEnd w:id="44"/>
-    <w:bookmarkStart w:id="45" w:name="katmanlı-savunmada-gizlemenin-yeri"/>
+    <w:bookmarkEnd w:id="64"/>
+    <w:bookmarkStart w:id="65" w:name="katmanlı-savunmada-gizlemenin-yeri"/>
     <w:p>
       <w:pPr>
         <w:pStyle w:val="Heading2"/>
@@ -10134,8 +12530,8 @@
         <w:t xml:space="preserve">geciktirme değeriyle sunulmasıdır.</w:t>
       </w:r>
     </w:p>
-    <w:bookmarkEnd w:id="45"/>
-    <w:bookmarkStart w:id="46" w:name="X069206e47b5d3456bffa482ea7f7b87ba33e109"/>
+    <w:bookmarkEnd w:id="65"/>
+    <w:bookmarkStart w:id="66" w:name="X069206e47b5d3456bffa482ea7f7b87ba33e109"/>
     <w:p>
       <w:pPr>
         <w:pStyle w:val="Heading2"/>
@@ -10173,7 +12569,7 @@
         <w:pStyle w:val="Compact"/>
         <w:numPr>
           <w:ilvl w:val="0"/>
-          <w:numId w:val="1008"/>
+          <w:numId w:val="1023"/>
         </w:numPr>
       </w:pPr>
       <w:r>
@@ -10195,7 +12591,7 @@
         <w:pStyle w:val="Compact"/>
         <w:numPr>
           <w:ilvl w:val="1"/>
-          <w:numId w:val="1009"/>
+          <w:numId w:val="1024"/>
         </w:numPr>
       </w:pPr>
       <w:r>
@@ -10237,7 +12633,7 @@
         <w:pStyle w:val="Compact"/>
         <w:numPr>
           <w:ilvl w:val="0"/>
-          <w:numId w:val="1008"/>
+          <w:numId w:val="1023"/>
         </w:numPr>
       </w:pPr>
       <w:r>
@@ -10280,7 +12676,7 @@
         <w:pStyle w:val="Compact"/>
         <w:numPr>
           <w:ilvl w:val="0"/>
-          <w:numId w:val="1008"/>
+          <w:numId w:val="1023"/>
         </w:numPr>
       </w:pPr>
       <w:r>
@@ -10318,7 +12714,7 @@
         <w:pStyle w:val="Compact"/>
         <w:numPr>
           <w:ilvl w:val="0"/>
-          <w:numId w:val="1008"/>
+          <w:numId w:val="1023"/>
         </w:numPr>
       </w:pPr>
       <w:r>
@@ -10432,8 +12828,8 @@
         <w:t xml:space="preserve">sayılır; kanıt sayılmaz.</w:t>
       </w:r>
     </w:p>
-    <w:bookmarkEnd w:id="46"/>
-    <w:bookmarkStart w:id="47" w:name="kendini-sınama"/>
+    <w:bookmarkEnd w:id="66"/>
+    <w:bookmarkStart w:id="67" w:name="kendini-sınama"/>
     <w:p>
       <w:pPr>
         <w:pStyle w:val="Heading2"/>
@@ -11175,8 +13571,8 @@
         <w:t xml:space="preserve">güçlü ama sanallaştırma değil; sürümde tohumla çeşitlendir.</w:t>
       </w:r>
     </w:p>
-    <w:bookmarkEnd w:id="47"/>
-    <w:bookmarkStart w:id="48" w:name="kaynaklar-ve-ileri-okuma"/>
+    <w:bookmarkEnd w:id="67"/>
+    <w:bookmarkStart w:id="68" w:name="kaynaklar-ve-ileri-okuma"/>
     <w:p>
       <w:pPr>
         <w:pStyle w:val="Heading2"/>
@@ -11190,7 +13586,7 @@
         <w:pStyle w:val="Compact"/>
         <w:numPr>
           <w:ilvl w:val="0"/>
-          <w:numId w:val="1010"/>
+          <w:numId w:val="1025"/>
         </w:numPr>
       </w:pPr>
       <w:r>
@@ -11218,7 +13614,7 @@
         <w:pStyle w:val="Compact"/>
         <w:numPr>
           <w:ilvl w:val="0"/>
-          <w:numId w:val="1010"/>
+          <w:numId w:val="1025"/>
         </w:numPr>
       </w:pPr>
       <w:r>
@@ -11246,7 +13642,7 @@
         <w:pStyle w:val="Compact"/>
         <w:numPr>
           <w:ilvl w:val="0"/>
-          <w:numId w:val="1010"/>
+          <w:numId w:val="1025"/>
         </w:numPr>
       </w:pPr>
       <w:r>
@@ -11274,7 +13670,7 @@
         <w:pStyle w:val="Compact"/>
         <w:numPr>
           <w:ilvl w:val="0"/>
-          <w:numId w:val="1010"/>
+          <w:numId w:val="1025"/>
         </w:numPr>
       </w:pPr>
       <w:r>
@@ -11298,7 +13694,7 @@
         <w:pStyle w:val="Compact"/>
         <w:numPr>
           <w:ilvl w:val="0"/>
-          <w:numId w:val="1010"/>
+          <w:numId w:val="1025"/>
         </w:numPr>
       </w:pPr>
       <w:r>
@@ -11310,7 +13706,7 @@
         <w:pStyle w:val="Compact"/>
         <w:numPr>
           <w:ilvl w:val="0"/>
-          <w:numId w:val="1010"/>
+          <w:numId w:val="1025"/>
         </w:numPr>
       </w:pPr>
       <w:r>
@@ -11371,8 +13767,8 @@
         <w:t xml:space="preserve">haftada bu haftaki kuralların otomatik karşılığı (Tigress) gelir.</w:t>
       </w:r>
     </w:p>
-    <w:bookmarkEnd w:id="48"/>
-    <w:bookmarkEnd w:id="49"/>
+    <w:bookmarkEnd w:id="68"/>
+    <w:bookmarkEnd w:id="69"/>
     <w:sectPr>
       <w:headerReference r:id="rId9" w:type="default"/>
       <w:footerReference r:id="rId10" w:type="default"/>
@@ -11821,6 +14217,51 @@
     <w:abstractNumId w:val="991"/>
   </w:num>
   <w:num w:numId="1005">
+    <w:abstractNumId w:val="991"/>
+  </w:num>
+  <w:num w:numId="1006">
+    <w:abstractNumId w:val="991"/>
+  </w:num>
+  <w:num w:numId="1007">
+    <w:abstractNumId w:val="991"/>
+  </w:num>
+  <w:num w:numId="1008">
+    <w:abstractNumId w:val="991"/>
+  </w:num>
+  <w:num w:numId="1009">
+    <w:abstractNumId w:val="991"/>
+  </w:num>
+  <w:num w:numId="1010">
+    <w:abstractNumId w:val="991"/>
+  </w:num>
+  <w:num w:numId="1011">
+    <w:abstractNumId w:val="991"/>
+  </w:num>
+  <w:num w:numId="1012">
+    <w:abstractNumId w:val="991"/>
+  </w:num>
+  <w:num w:numId="1013">
+    <w:abstractNumId w:val="991"/>
+  </w:num>
+  <w:num w:numId="1014">
+    <w:abstractNumId w:val="991"/>
+  </w:num>
+  <w:num w:numId="1015">
+    <w:abstractNumId w:val="991"/>
+  </w:num>
+  <w:num w:numId="1016">
+    <w:abstractNumId w:val="991"/>
+  </w:num>
+  <w:num w:numId="1017">
+    <w:abstractNumId w:val="991"/>
+  </w:num>
+  <w:num w:numId="1018">
+    <w:abstractNumId w:val="991"/>
+  </w:num>
+  <w:num w:numId="1019">
+    <w:abstractNumId w:val="991"/>
+  </w:num>
+  <w:num w:numId="1020">
     <w:abstractNumId w:val="99411"/>
     <w:lvlOverride w:ilvl="0">
       <w:startOverride w:val="1"/>
@@ -11850,13 +14291,13 @@
       <w:startOverride w:val="1"/>
     </w:lvlOverride>
   </w:num>
-  <w:num w:numId="1006">
+  <w:num w:numId="1021">
     <w:abstractNumId w:val="991"/>
   </w:num>
-  <w:num w:numId="1007">
+  <w:num w:numId="1022">
     <w:abstractNumId w:val="991"/>
   </w:num>
-  <w:num w:numId="1008">
+  <w:num w:numId="1023">
     <w:abstractNumId w:val="99411"/>
     <w:lvlOverride w:ilvl="0">
       <w:startOverride w:val="1"/>
@@ -11886,7 +14327,7 @@
       <w:startOverride w:val="1"/>
     </w:lvlOverride>
   </w:num>
-  <w:num w:numId="1009">
+  <w:num w:numId="1024">
     <w:abstractNumId w:val="99411"/>
     <w:lvlOverride w:ilvl="0">
       <w:startOverride w:val="1"/>
@@ -11916,7 +14357,7 @@
       <w:startOverride w:val="1"/>
     </w:lvlOverride>
   </w:num>
-  <w:num w:numId="1010">
+  <w:num w:numId="1025">
     <w:abstractNumId w:val="991"/>
   </w:num>
 </w:numbering>

--- a/docs/week-9/cen429-week-9-ders-notu.en.docx
+++ b/docs/week-9/cen429-week-9-ders-notu.en.docx
@@ -4013,14 +4013,14 @@
       <w:r>
         <w:drawing>
           <wp:inline>
-            <wp:extent cx="5759999" cy="468090"/>
+            <wp:extent cx="5759999" cy="2919568"/>
             <wp:effectExtent b="0" l="0" r="0" t="0"/>
-            <wp:docPr descr="" title="" id="42" name="Picture"/>
+            <wp:docPr descr="Gizlemenin beş ailesi: düzen, veri, kontrol akışı, önleyici, sanallaştırma; aşağıdan yukarı güç ve maliyet artar" title="" id="42" name="Picture"/>
             <a:graphic>
               <a:graphicData uri="http://schemas.openxmlformats.org/drawingml/2006/picture">
                 <pic:pic>
                   <pic:nvPicPr>
-                    <pic:cNvPr descr="diyagram-1.png" id="43" name="Picture"/>
+                    <pic:cNvPr descr="h09-01-bes-aile.png" id="43" name="Picture"/>
                     <pic:cNvPicPr>
                       <a:picLocks noChangeArrowheads="1" noChangeAspect="1"/>
                     </pic:cNvPicPr>
@@ -4034,7 +4034,7 @@
                   <pic:spPr bwMode="auto">
                     <a:xfrm>
                       <a:off x="0" y="0"/>
-                      <a:ext cx="5759999" cy="468090"/>
+                      <a:ext cx="5759999" cy="2919568"/>
                     </a:xfrm>
                     <a:prstGeom prst="rect">
                       <a:avLst/>

--- a/docs/week-9/cen429-week-9-ders-notu.en.docx
+++ b/docs/week-9/cen429-week-9-ders-notu.en.docx
@@ -2,7 +2,7 @@
 <file path=word/document.xml><?xml version="1.0" encoding="utf-8"?>
 <w:document xmlns:w="http://schemas.openxmlformats.org/wordprocessingml/2006/main" xmlns:m="http://schemas.openxmlformats.org/officeDocument/2006/math" xmlns:r="http://schemas.openxmlformats.org/officeDocument/2006/relationships" xmlns:o="urn:schemas-microsoft-com:office:office" xmlns:v="urn:schemas-microsoft-com:vml" xmlns:w10="urn:schemas-microsoft-com:office:word" xmlns:a="http://schemas.openxmlformats.org/drawingml/2006/main" xmlns:pic="http://schemas.openxmlformats.org/drawingml/2006/picture" xmlns:wp="http://schemas.openxmlformats.org/drawingml/2006/wordprocessingDrawing">
   <w:body>
-    <w:bookmarkStart w:id="69" w:name="X82a2f3eaa5d29f3998ba6064b8d893a1228b0c7"/>
+    <w:bookmarkStart w:id="93" w:name="X82a2f3eaa5d29f3998ba6064b8d893a1228b0c7"/>
     <w:p>
       <w:pPr>
         <w:pStyle w:val="Heading1"/>
@@ -3168,7 +3168,7 @@
     </w:p>
     <w:bookmarkEnd w:id="38"/>
     <w:bookmarkEnd w:id="39"/>
-    <w:bookmarkStart w:id="40" w:name="gizleme-neden-bir-güvenlik-kuralıdır"/>
+    <w:bookmarkStart w:id="43" w:name="gizleme-neden-bir-güvenlik-kuralıdır"/>
     <w:p>
       <w:pPr>
         <w:pStyle w:val="Heading2"/>
@@ -3267,743 +3267,6 @@
       </w:r>
       <w:r>
         <w:t xml:space="preserve">tarafındaki hiçbir güvenlik denetimi burada geçerli değildir; çünkü kod saldırganın makinesinde çalışır.</w:t>
-      </w:r>
-    </w:p>
-    <w:p>
-      <w:pPr>
-        <w:pStyle w:val="BlockText"/>
-      </w:pPr>
-      <w:r>
-        <w:rPr>
-          <w:b/>
-          <w:bCs/>
-        </w:rPr>
-        <w:t xml:space="preserve">Kısa tarihçe: kod gizleme nereden geldi?</w:t>
-      </w:r>
-    </w:p>
-    <w:p>
-      <w:pPr>
-        <w:pStyle w:val="Compact"/>
-        <w:numPr>
-          <w:ilvl w:val="0"/>
-          <w:numId w:val="1017"/>
-        </w:numPr>
-      </w:pPr>
-      <w:r>
-        <w:rPr>
-          <w:b/>
-          <w:bCs/>
-        </w:rPr>
-        <w:t xml:space="preserve">1976</w:t>
-      </w:r>
-      <w:r>
-        <w:t xml:space="preserve"> </w:t>
-      </w:r>
-      <w:r>
-        <w:t xml:space="preserve">— Diffie &amp; Hellman, bir programı</w:t>
-      </w:r>
-      <w:r>
-        <w:t xml:space="preserve"> </w:t>
-      </w:r>
-      <w:r>
-        <w:t xml:space="preserve">“anlaşılmaz ama çalışır”</w:t>
-      </w:r>
-      <w:r>
-        <w:t xml:space="preserve"> </w:t>
-      </w:r>
-      <w:r>
-        <w:t xml:space="preserve">kılma fikrini ilk kez tartışır (gizlilik-yoluyla değil,</w:t>
-      </w:r>
-      <w:r>
-        <w:t xml:space="preserve"> </w:t>
-      </w:r>
-      <w:r>
-        <w:rPr>
-          <w:b/>
-          <w:bCs/>
-        </w:rPr>
-        <w:t xml:space="preserve">çaba-yoluyla</w:t>
-      </w:r>
-      <w:r>
-        <w:t xml:space="preserve"> </w:t>
-      </w:r>
-      <w:r>
-        <w:t xml:space="preserve">koruma).</w:t>
-      </w:r>
-    </w:p>
-    <w:p>
-      <w:pPr>
-        <w:pStyle w:val="Compact"/>
-        <w:numPr>
-          <w:ilvl w:val="0"/>
-          <w:numId w:val="1017"/>
-        </w:numPr>
-      </w:pPr>
-      <w:r>
-        <w:rPr>
-          <w:b/>
-          <w:bCs/>
-        </w:rPr>
-        <w:t xml:space="preserve">1997</w:t>
-      </w:r>
-      <w:r>
-        <w:t xml:space="preserve"> </w:t>
-      </w:r>
-      <w:r>
-        <w:t xml:space="preserve">— Collberg, Thomborson ve Low ilk</w:t>
-      </w:r>
-      <w:r>
-        <w:t xml:space="preserve"> </w:t>
-      </w:r>
-      <w:r>
-        <w:rPr>
-          <w:b/>
-          <w:bCs/>
-        </w:rPr>
-        <w:t xml:space="preserve">gizleme taksonomisini</w:t>
-      </w:r>
-      <w:r>
-        <w:t xml:space="preserve"> </w:t>
-      </w:r>
-      <w:r>
-        <w:t xml:space="preserve">(düzen · veri · kontrol akışı · önleyici) ve</w:t>
-      </w:r>
-      <w:r>
-        <w:t xml:space="preserve"> </w:t>
-      </w:r>
-      <w:r>
-        <w:rPr>
-          <w:i/>
-          <w:iCs/>
-        </w:rPr>
-        <w:t xml:space="preserve">güç–dayanıklılık–gizlilik–maliyet</w:t>
-      </w:r>
-      <w:r>
-        <w:t xml:space="preserve"> </w:t>
-      </w:r>
-      <w:r>
-        <w:t xml:space="preserve">çerçevesini yayımlar. Bu dersteki</w:t>
-      </w:r>
-      <w:r>
-        <w:t xml:space="preserve"> </w:t>
-      </w:r>
-      <w:r>
-        <w:rPr>
-          <w:b/>
-          <w:bCs/>
-        </w:rPr>
-        <w:t xml:space="preserve">beş aile</w:t>
-      </w:r>
-      <w:r>
-        <w:t xml:space="preserve"> </w:t>
-      </w:r>
-      <w:r>
-        <w:t xml:space="preserve">buradan gelir.</w:t>
-      </w:r>
-    </w:p>
-    <w:p>
-      <w:pPr>
-        <w:pStyle w:val="Compact"/>
-        <w:numPr>
-          <w:ilvl w:val="0"/>
-          <w:numId w:val="1017"/>
-        </w:numPr>
-      </w:pPr>
-      <w:r>
-        <w:rPr>
-          <w:b/>
-          <w:bCs/>
-        </w:rPr>
-        <w:t xml:space="preserve">2001</w:t>
-      </w:r>
-      <w:r>
-        <w:t xml:space="preserve"> </w:t>
-      </w:r>
-      <w:r>
-        <w:t xml:space="preserve">— Barak vd.</w:t>
-      </w:r>
-      <w:r>
-        <w:t xml:space="preserve"> </w:t>
-      </w:r>
-      <w:r>
-        <w:t xml:space="preserve">“kusursuz (kara-kutu) gizleme genel olarak</w:t>
-      </w:r>
-      <w:r>
-        <w:t xml:space="preserve"> </w:t>
-      </w:r>
-      <w:r>
-        <w:rPr>
-          <w:b/>
-          <w:bCs/>
-        </w:rPr>
-        <w:t xml:space="preserve">imkânsızdır</w:t>
-      </w:r>
-      <w:r>
-        <w:t xml:space="preserve">”</w:t>
-      </w:r>
-      <w:r>
-        <w:t xml:space="preserve"> </w:t>
-      </w:r>
-      <w:r>
-        <w:t xml:space="preserve">teoremini kanıtlar → gizleme bu yüzden</w:t>
-      </w:r>
-      <w:r>
-        <w:t xml:space="preserve"> </w:t>
-      </w:r>
-      <w:r>
-        <w:t xml:space="preserve">“kırılamazlık”</w:t>
-      </w:r>
-      <w:r>
-        <w:t xml:space="preserve"> </w:t>
-      </w:r>
-      <w:r>
-        <w:t xml:space="preserve">değil,</w:t>
-      </w:r>
-      <w:r>
-        <w:t xml:space="preserve"> </w:t>
-      </w:r>
-      <w:r>
-        <w:rPr>
-          <w:b/>
-          <w:bCs/>
-        </w:rPr>
-        <w:t xml:space="preserve">maliyet</w:t>
-      </w:r>
-      <w:r>
-        <w:t xml:space="preserve"> </w:t>
-      </w:r>
-      <w:r>
-        <w:t xml:space="preserve">olarak öğretilir.</w:t>
-      </w:r>
-    </w:p>
-    <w:p>
-      <w:pPr>
-        <w:pStyle w:val="Compact"/>
-        <w:numPr>
-          <w:ilvl w:val="0"/>
-          <w:numId w:val="1017"/>
-        </w:numPr>
-      </w:pPr>
-      <w:r>
-        <w:rPr>
-          <w:b/>
-          <w:bCs/>
-        </w:rPr>
-        <w:t xml:space="preserve">2002</w:t>
-      </w:r>
-      <w:r>
-        <w:t xml:space="preserve"> </w:t>
-      </w:r>
-      <w:r>
-        <w:t xml:space="preserve">— Chow vd.</w:t>
-      </w:r>
-      <w:r>
-        <w:t xml:space="preserve"> </w:t>
-      </w:r>
-      <w:r>
-        <w:rPr>
-          <w:b/>
-          <w:bCs/>
-        </w:rPr>
-        <w:t xml:space="preserve">whitebox AES</w:t>
-      </w:r>
-      <w:r>
-        <w:t xml:space="preserve"> </w:t>
-      </w:r>
-      <w:r>
-        <w:t xml:space="preserve">ile anahtarı yazılıma gömme fikrini başlatır (11. hafta).</w:t>
-      </w:r>
-    </w:p>
-    <w:p>
-      <w:pPr>
-        <w:pStyle w:val="Compact"/>
-        <w:numPr>
-          <w:ilvl w:val="0"/>
-          <w:numId w:val="1017"/>
-        </w:numPr>
-      </w:pPr>
-      <w:r>
-        <w:rPr>
-          <w:b/>
-          <w:bCs/>
-        </w:rPr>
-        <w:t xml:space="preserve">2010’lar</w:t>
-      </w:r>
-      <w:r>
-        <w:t xml:space="preserve"> </w:t>
-      </w:r>
-      <w:r>
-        <w:t xml:space="preserve">— DRM, mobil bankacılık ve oyun sektörü gizlemeyi yaygınlaştırır;</w:t>
-      </w:r>
-      <w:r>
-        <w:t xml:space="preserve"> </w:t>
-      </w:r>
-      <w:r>
-        <w:rPr>
-          <w:b/>
-          <w:bCs/>
-        </w:rPr>
-        <w:t xml:space="preserve">Tigress</w:t>
-      </w:r>
-      <w:r>
-        <w:t xml:space="preserve"> </w:t>
-      </w:r>
-      <w:r>
-        <w:t xml:space="preserve">(Collberg) ve</w:t>
-      </w:r>
-      <w:r>
-        <w:t xml:space="preserve"> </w:t>
-      </w:r>
-      <w:r>
-        <w:rPr>
-          <w:b/>
-          <w:bCs/>
-        </w:rPr>
-        <w:t xml:space="preserve">Obfuscator-LLVM</w:t>
-      </w:r>
-      <w:r>
-        <w:t xml:space="preserve"> </w:t>
-      </w:r>
-      <w:r>
-        <w:t xml:space="preserve">işi araç hâline getirir (14. hafta).</w:t>
-      </w:r>
-    </w:p>
-    <w:p>
-      <w:pPr>
-        <w:pStyle w:val="BlockText"/>
-      </w:pPr>
-      <w:r>
-        <w:t xml:space="preserve">Yani gizleme, akademik bir</w:t>
-      </w:r>
-      <w:r>
-        <w:t xml:space="preserve"> </w:t>
-      </w:r>
-      <w:r>
-        <w:rPr>
-          <w:b/>
-          <w:bCs/>
-        </w:rPr>
-        <w:t xml:space="preserve">imkânsızlık</w:t>
-      </w:r>
-      <w:r>
-        <w:t xml:space="preserve"> </w:t>
-      </w:r>
-      <w:r>
-        <w:t xml:space="preserve">sonucunun üzerine kurulmuş</w:t>
-      </w:r>
-      <w:r>
-        <w:t xml:space="preserve"> </w:t>
-      </w:r>
-      <w:r>
-        <w:rPr>
-          <w:b/>
-          <w:bCs/>
-        </w:rPr>
-        <w:t xml:space="preserve">pratik bir geciktirme</w:t>
-      </w:r>
-      <w:r>
-        <w:t xml:space="preserve"> </w:t>
-      </w:r>
-      <w:r>
-        <w:t xml:space="preserve">disiplinidir.</w:t>
-      </w:r>
-    </w:p>
-    <w:p>
-      <w:pPr>
-        <w:pStyle w:val="FirstParagraph"/>
-      </w:pPr>
-      <w:r>
-        <w:t xml:space="preserve">Bu modelde bir gerçekle başlamak dürüstlüktür:</w:t>
-      </w:r>
-      <w:r>
-        <w:t xml:space="preserve"> </w:t>
-      </w:r>
-      <w:r>
-        <w:rPr>
-          <w:b/>
-          <w:bCs/>
-        </w:rPr>
-        <w:t xml:space="preserve">yeterli zamanı, becerisi ve motivasyonu olan bir saldırgan her</w:t>
-      </w:r>
-      <w:r>
-        <w:rPr>
-          <w:b/>
-          <w:bCs/>
-        </w:rPr>
-        <w:t xml:space="preserve"> </w:t>
-      </w:r>
-      <w:r>
-        <w:rPr>
-          <w:b/>
-          <w:bCs/>
-        </w:rPr>
-        <w:t xml:space="preserve">gizlemeyi eninde sonunda çözer.</w:t>
-      </w:r>
-      <w:r>
-        <w:t xml:space="preserve"> </w:t>
-      </w:r>
-      <w:r>
-        <w:t xml:space="preserve">Cookbook bunu açıkça söyler (Tarif 12.1): anti-tampering önlemleri</w:t>
-      </w:r>
-      <w:r>
-        <w:t xml:space="preserve"> </w:t>
-      </w:r>
-      <w:r>
-        <w:t xml:space="preserve">“kırılamaz”</w:t>
-      </w:r>
-      <w:r>
-        <w:t xml:space="preserve"> </w:t>
-      </w:r>
-      <w:r>
-        <w:t xml:space="preserve">değildir; amaçları</w:t>
-      </w:r>
-      <w:r>
-        <w:t xml:space="preserve"> </w:t>
-      </w:r>
-      <w:r>
-        <w:rPr>
-          <w:b/>
-          <w:bCs/>
-        </w:rPr>
-        <w:t xml:space="preserve">kırmayı ekonomik olmaktan çıkarmaktır</w:t>
-      </w:r>
-      <w:r>
-        <w:t xml:space="preserve">. O yüzden gizlemeyi bir sır saklama yöntemi değil, bir</w:t>
-      </w:r>
-      <w:r>
-        <w:t xml:space="preserve"> </w:t>
-      </w:r>
-      <w:r>
-        <w:rPr>
-          <w:b/>
-          <w:bCs/>
-        </w:rPr>
-        <w:t xml:space="preserve">maliyet yükseltme kuralı</w:t>
-      </w:r>
-      <w:r>
-        <w:t xml:space="preserve"> </w:t>
-      </w:r>
-      <w:r>
-        <w:t xml:space="preserve">olarak ele alırız:</w:t>
-      </w:r>
-    </w:p>
-    <w:p>
-      <w:pPr>
-        <w:pStyle w:val="Compact"/>
-        <w:numPr>
-          <w:ilvl w:val="0"/>
-          <w:numId w:val="1018"/>
-        </w:numPr>
-      </w:pPr>
-      <w:r>
-        <w:rPr>
-          <w:b/>
-          <w:bCs/>
-        </w:rPr>
-        <w:t xml:space="preserve">Kural 1 — Maliyeti değerin üstüne çıkar.</w:t>
-      </w:r>
-      <w:r>
-        <w:t xml:space="preserve"> </w:t>
-      </w:r>
-      <w:r>
-        <w:t xml:space="preserve">Saldırıyı, korunan varlığın değerinden daha pahalı hale getir. 10 TL’lik</w:t>
-      </w:r>
-      <w:r>
-        <w:t xml:space="preserve"> </w:t>
-      </w:r>
-      <w:r>
-        <w:t xml:space="preserve">bir sırrı 1000 TL’lik bir çabayla korumak akıldışıdır; tersi de geçerlidir.</w:t>
-      </w:r>
-    </w:p>
-    <w:p>
-      <w:pPr>
-        <w:pStyle w:val="Compact"/>
-        <w:numPr>
-          <w:ilvl w:val="0"/>
-          <w:numId w:val="1018"/>
-        </w:numPr>
-      </w:pPr>
-      <w:r>
-        <w:rPr>
-          <w:b/>
-          <w:bCs/>
-        </w:rPr>
-        <w:t xml:space="preserve">Kural 2 — Otomasyonu kır.</w:t>
-      </w:r>
-      <w:r>
-        <w:t xml:space="preserve"> </w:t>
-      </w:r>
-      <w:r>
-        <w:t xml:space="preserve">Bir kopyada işe yarayan saldırının bütün kopyalarda otomatik işe yaramamasını sağla.</w:t>
-      </w:r>
-      <w:r>
-        <w:t xml:space="preserve"> </w:t>
-      </w:r>
-      <w:r>
-        <w:t xml:space="preserve">Bunun adı</w:t>
-      </w:r>
-      <w:r>
-        <w:t xml:space="preserve"> </w:t>
-      </w:r>
-      <w:r>
-        <w:rPr>
-          <w:b/>
-          <w:bCs/>
-        </w:rPr>
-        <w:t xml:space="preserve">çeşitlendirmedir</w:t>
-      </w:r>
-      <w:r>
-        <w:t xml:space="preserve"> </w:t>
-      </w:r>
-      <w:r>
-        <w:t xml:space="preserve">(bu haftanın 5. bölümü, 14. haftada araçla).</w:t>
-      </w:r>
-    </w:p>
-    <w:p>
-      <w:pPr>
-        <w:pStyle w:val="Compact"/>
-        <w:numPr>
-          <w:ilvl w:val="0"/>
-          <w:numId w:val="1018"/>
-        </w:numPr>
-      </w:pPr>
-      <w:r>
-        <w:rPr>
-          <w:b/>
-          <w:bCs/>
-        </w:rPr>
-        <w:t xml:space="preserve">Kural 3 — Diğer katmanlara zaman kazandır.</w:t>
-      </w:r>
-      <w:r>
-        <w:t xml:space="preserve"> </w:t>
-      </w:r>
-      <w:r>
-        <w:t xml:space="preserve">Gizleme tek başına bir savunma değildir; RASP (6. hafta), bütünlük</w:t>
-      </w:r>
-      <w:r>
-        <w:t xml:space="preserve"> </w:t>
-      </w:r>
-      <w:r>
-        <w:t xml:space="preserve">denetimi, sunucu tarafı denetimler ve anahtar yenileme için</w:t>
-      </w:r>
-      <w:r>
-        <w:t xml:space="preserve"> </w:t>
-      </w:r>
-      <w:r>
-        <w:rPr>
-          <w:b/>
-          <w:bCs/>
-        </w:rPr>
-        <w:t xml:space="preserve">zaman kazandıran</w:t>
-      </w:r>
-      <w:r>
-        <w:t xml:space="preserve"> </w:t>
-      </w:r>
-      <w:r>
-        <w:t xml:space="preserve">bir katmandır. Anahtar</w:t>
-      </w:r>
-      <w:r>
-        <w:t xml:space="preserve"> </w:t>
-      </w:r>
-      <w:r>
-        <w:t xml:space="preserve">yenilenene, sürüm güncellenene kadar dayanması yeter.</w:t>
-      </w:r>
-    </w:p>
-    <w:p>
-      <w:pPr>
-        <w:pStyle w:val="BlockText"/>
-      </w:pPr>
-      <w:r>
-        <w:rPr>
-          <w:b/>
-          <w:bCs/>
-        </w:rPr>
-        <w:t xml:space="preserve">Kaynağın dili</w:t>
-      </w:r>
-    </w:p>
-    <w:p>
-      <w:pPr>
-        <w:pStyle w:val="BlockText"/>
-      </w:pPr>
-      <w:r>
-        <w:t xml:space="preserve">Teknik kılavuz her koruma önlemini üç başlıkla yazar:</w:t>
-      </w:r>
-      <w:r>
-        <w:t xml:space="preserve"> </w:t>
-      </w:r>
-      <w:r>
-        <w:rPr>
-          <w:b/>
-          <w:bCs/>
-        </w:rPr>
-        <w:t xml:space="preserve">Açıklama</w:t>
-      </w:r>
-      <w:r>
-        <w:t xml:space="preserve"> </w:t>
-      </w:r>
-      <w:r>
-        <w:t xml:space="preserve">(neyi korur),</w:t>
-      </w:r>
-      <w:r>
-        <w:t xml:space="preserve"> </w:t>
-      </w:r>
-      <w:r>
-        <w:rPr>
-          <w:b/>
-          <w:bCs/>
-        </w:rPr>
-        <w:t xml:space="preserve">Uygulama</w:t>
-      </w:r>
-      <w:r>
-        <w:t xml:space="preserve"> </w:t>
-      </w:r>
-      <w:r>
-        <w:t xml:space="preserve">(nasıl yapılır) ve</w:t>
-      </w:r>
-      <w:r>
-        <w:t xml:space="preserve"> </w:t>
-      </w:r>
-      <w:r>
-        <w:rPr>
-          <w:b/>
-          <w:bCs/>
-        </w:rPr>
-        <w:t xml:space="preserve">Örnek Kullanım</w:t>
-      </w:r>
-      <w:r>
-        <w:t xml:space="preserve"> </w:t>
-      </w:r>
-      <w:r>
-        <w:t xml:space="preserve">(nerede kullanılır), çoğu zaman bir</w:t>
-      </w:r>
-      <w:r>
-        <w:t xml:space="preserve"> </w:t>
-      </w:r>
-      <w:r>
-        <w:rPr>
-          <w:b/>
-          <w:bCs/>
-        </w:rPr>
-        <w:t xml:space="preserve">uyum gereksinimi kimliğiyle</w:t>
-      </w:r>
-      <w:r>
-        <w:t xml:space="preserve"> </w:t>
-      </w:r>
-      <w:r>
-        <w:t xml:space="preserve">birlikte (ör. bir ödeme</w:t>
-      </w:r>
-      <w:r>
-        <w:t xml:space="preserve"> </w:t>
-      </w:r>
-      <w:r>
-        <w:t xml:space="preserve">şemasının</w:t>
-      </w:r>
-      <w:r>
-        <w:t xml:space="preserve"> </w:t>
-      </w:r>
-      <w:r>
-        <w:t xml:space="preserve">“hassas veri düz metin loglanmaz”</w:t>
-      </w:r>
-      <w:r>
-        <w:t xml:space="preserve"> </w:t>
-      </w:r>
-      <w:r>
-        <w:t xml:space="preserve">maddesi). Biz de bu hafta her tekniği aynı disiplinle, bir</w:t>
-      </w:r>
-      <w:r>
-        <w:t xml:space="preserve"> </w:t>
-      </w:r>
-      <w:r>
-        <w:rPr>
-          <w:b/>
-          <w:bCs/>
-        </w:rPr>
-        <w:t xml:space="preserve">kural</w:t>
-      </w:r>
-      <w:r>
-        <w:t xml:space="preserve"> </w:t>
-      </w:r>
-      <w:r>
-        <w:t xml:space="preserve">olarak yazacağız:</w:t>
-      </w:r>
-      <w:r>
-        <w:t xml:space="preserve"> </w:t>
-      </w:r>
-      <w:r>
-        <w:rPr>
-          <w:i/>
-          <w:iCs/>
-        </w:rPr>
-        <w:t xml:space="preserve">neyi korur · nasıl · maliyeti · sınırı</w:t>
-      </w:r>
-      <w:r>
-        <w:t xml:space="preserve">.</w:t>
-      </w:r>
-    </w:p>
-    <w:bookmarkEnd w:id="40"/>
-    <w:bookmarkStart w:id="44" w:name="gizleme-taksonomisi-beş-aile"/>
-    <w:p>
-      <w:pPr>
-        <w:pStyle w:val="Heading2"/>
-      </w:pPr>
-      <w:r>
-        <w:t xml:space="preserve">2. Gizleme taksonomisi: beş aile</w:t>
-      </w:r>
-    </w:p>
-    <w:p>
-      <w:pPr>
-        <w:pStyle w:val="FirstParagraph"/>
-      </w:pPr>
-      <w:r>
-        <w:t xml:space="preserve">Collberg ve arkadaşlarının yazılım koruma dizisinden bu derse taşıdığımız sınıflandırma, gizlemeyi</w:t>
-      </w:r>
-      <w:r>
-        <w:t xml:space="preserve"> </w:t>
-      </w:r>
-      <w:r>
-        <w:rPr>
-          <w:b/>
-          <w:bCs/>
-        </w:rPr>
-        <w:t xml:space="preserve">neyi</w:t>
-      </w:r>
-      <w:r>
-        <w:rPr>
-          <w:b/>
-          <w:bCs/>
-        </w:rPr>
-        <w:t xml:space="preserve"> </w:t>
-      </w:r>
-      <w:r>
-        <w:rPr>
-          <w:b/>
-          <w:bCs/>
-        </w:rPr>
-        <w:t xml:space="preserve">gizlediğine</w:t>
-      </w:r>
-      <w:r>
-        <w:t xml:space="preserve"> </w:t>
-      </w:r>
-      <w:r>
-        <w:t xml:space="preserve">göre beş aileye ayırır. Bu harita 4. haftada tanıtıldı; burada her ailenin</w:t>
-      </w:r>
-      <w:r>
-        <w:t xml:space="preserve"> </w:t>
-      </w:r>
-      <w:r>
-        <w:t xml:space="preserve">“ne zaman kural haline</w:t>
-      </w:r>
-      <w:r>
-        <w:t xml:space="preserve"> </w:t>
-      </w:r>
-      <w:r>
-        <w:t xml:space="preserve">geldiğini”</w:t>
-      </w:r>
-      <w:r>
-        <w:t xml:space="preserve"> </w:t>
-      </w:r>
-      <w:r>
-        <w:t xml:space="preserve">netleştiriyoruz.</w:t>
       </w:r>
     </w:p>
     <w:p>
@@ -4013,20 +3276,20 @@
       <w:r>
         <w:drawing>
           <wp:inline>
-            <wp:extent cx="5759999" cy="2919568"/>
+            <wp:extent cx="5759999" cy="2470728"/>
             <wp:effectExtent b="0" l="0" r="0" t="0"/>
-            <wp:docPr descr="Gizlemenin beş ailesi: düzen, veri, kontrol akışı, önleyici, sanallaştırma; aşağıdan yukarı güç ve maliyet artar" title="" id="42" name="Picture"/>
+            <wp:docPr descr="Ağ saldırganı ile MATE saldırganının karşılaştırması" title="" id="41" name="Picture"/>
             <a:graphic>
               <a:graphicData uri="http://schemas.openxmlformats.org/drawingml/2006/picture">
                 <pic:pic>
                   <pic:nvPicPr>
-                    <pic:cNvPr descr="h09-01-bes-aile.png" id="43" name="Picture"/>
+                    <pic:cNvPr descr="h09-03-mate.png" id="42" name="Picture"/>
                     <pic:cNvPicPr>
                       <a:picLocks noChangeArrowheads="1" noChangeAspect="1"/>
                     </pic:cNvPicPr>
                   </pic:nvPicPr>
                   <pic:blipFill>
-                    <a:blip r:embed="rId41"/>
+                    <a:blip r:embed="rId40"/>
                     <a:stretch>
                       <a:fillRect/>
                     </a:stretch>
@@ -4034,7 +3297,791 @@
                   <pic:spPr bwMode="auto">
                     <a:xfrm>
                       <a:off x="0" y="0"/>
-                      <a:ext cx="5759999" cy="2919568"/>
+                      <a:ext cx="5759999" cy="2470728"/>
+                    </a:xfrm>
+                    <a:prstGeom prst="rect">
+                      <a:avLst/>
+                    </a:prstGeom>
+                    <a:noFill/>
+                    <a:ln w="9525">
+                      <a:noFill/>
+                      <a:headEnd/>
+                      <a:tailEnd/>
+                    </a:ln>
+                  </pic:spPr>
+                </pic:pic>
+              </a:graphicData>
+            </a:graphic>
+          </wp:inline>
+        </w:drawing>
+      </w:r>
+    </w:p>
+    <w:p>
+      <w:pPr>
+        <w:pStyle w:val="BlockText"/>
+      </w:pPr>
+      <w:r>
+        <w:rPr>
+          <w:b/>
+          <w:bCs/>
+        </w:rPr>
+        <w:t xml:space="preserve">Kısa tarihçe: kod gizleme nereden geldi?</w:t>
+      </w:r>
+    </w:p>
+    <w:p>
+      <w:pPr>
+        <w:pStyle w:val="Compact"/>
+        <w:numPr>
+          <w:ilvl w:val="0"/>
+          <w:numId w:val="1017"/>
+        </w:numPr>
+      </w:pPr>
+      <w:r>
+        <w:rPr>
+          <w:b/>
+          <w:bCs/>
+        </w:rPr>
+        <w:t xml:space="preserve">1976</w:t>
+      </w:r>
+      <w:r>
+        <w:t xml:space="preserve"> </w:t>
+      </w:r>
+      <w:r>
+        <w:t xml:space="preserve">— Diffie &amp; Hellman, bir programı</w:t>
+      </w:r>
+      <w:r>
+        <w:t xml:space="preserve"> </w:t>
+      </w:r>
+      <w:r>
+        <w:t xml:space="preserve">“anlaşılmaz ama çalışır”</w:t>
+      </w:r>
+      <w:r>
+        <w:t xml:space="preserve"> </w:t>
+      </w:r>
+      <w:r>
+        <w:t xml:space="preserve">kılma fikrini ilk kez tartışır (gizlilik-yoluyla değil,</w:t>
+      </w:r>
+      <w:r>
+        <w:t xml:space="preserve"> </w:t>
+      </w:r>
+      <w:r>
+        <w:rPr>
+          <w:b/>
+          <w:bCs/>
+        </w:rPr>
+        <w:t xml:space="preserve">çaba-yoluyla</w:t>
+      </w:r>
+      <w:r>
+        <w:t xml:space="preserve"> </w:t>
+      </w:r>
+      <w:r>
+        <w:t xml:space="preserve">koruma).</w:t>
+      </w:r>
+    </w:p>
+    <w:p>
+      <w:pPr>
+        <w:pStyle w:val="Compact"/>
+        <w:numPr>
+          <w:ilvl w:val="0"/>
+          <w:numId w:val="1017"/>
+        </w:numPr>
+      </w:pPr>
+      <w:r>
+        <w:rPr>
+          <w:b/>
+          <w:bCs/>
+        </w:rPr>
+        <w:t xml:space="preserve">1997</w:t>
+      </w:r>
+      <w:r>
+        <w:t xml:space="preserve"> </w:t>
+      </w:r>
+      <w:r>
+        <w:t xml:space="preserve">— Collberg, Thomborson ve Low ilk</w:t>
+      </w:r>
+      <w:r>
+        <w:t xml:space="preserve"> </w:t>
+      </w:r>
+      <w:r>
+        <w:rPr>
+          <w:b/>
+          <w:bCs/>
+        </w:rPr>
+        <w:t xml:space="preserve">gizleme taksonomisini</w:t>
+      </w:r>
+      <w:r>
+        <w:t xml:space="preserve"> </w:t>
+      </w:r>
+      <w:r>
+        <w:t xml:space="preserve">(düzen · veri · kontrol akışı · önleyici) ve</w:t>
+      </w:r>
+      <w:r>
+        <w:t xml:space="preserve"> </w:t>
+      </w:r>
+      <w:r>
+        <w:rPr>
+          <w:i/>
+          <w:iCs/>
+        </w:rPr>
+        <w:t xml:space="preserve">güç–dayanıklılık–gizlilik–maliyet</w:t>
+      </w:r>
+      <w:r>
+        <w:t xml:space="preserve"> </w:t>
+      </w:r>
+      <w:r>
+        <w:t xml:space="preserve">çerçevesini yayımlar. Bu dersteki</w:t>
+      </w:r>
+      <w:r>
+        <w:t xml:space="preserve"> </w:t>
+      </w:r>
+      <w:r>
+        <w:rPr>
+          <w:b/>
+          <w:bCs/>
+        </w:rPr>
+        <w:t xml:space="preserve">beş aile</w:t>
+      </w:r>
+      <w:r>
+        <w:t xml:space="preserve"> </w:t>
+      </w:r>
+      <w:r>
+        <w:t xml:space="preserve">buradan gelir.</w:t>
+      </w:r>
+    </w:p>
+    <w:p>
+      <w:pPr>
+        <w:pStyle w:val="Compact"/>
+        <w:numPr>
+          <w:ilvl w:val="0"/>
+          <w:numId w:val="1017"/>
+        </w:numPr>
+      </w:pPr>
+      <w:r>
+        <w:rPr>
+          <w:b/>
+          <w:bCs/>
+        </w:rPr>
+        <w:t xml:space="preserve">2001</w:t>
+      </w:r>
+      <w:r>
+        <w:t xml:space="preserve"> </w:t>
+      </w:r>
+      <w:r>
+        <w:t xml:space="preserve">— Barak vd.</w:t>
+      </w:r>
+      <w:r>
+        <w:t xml:space="preserve"> </w:t>
+      </w:r>
+      <w:r>
+        <w:t xml:space="preserve">“kusursuz (kara-kutu) gizleme genel olarak</w:t>
+      </w:r>
+      <w:r>
+        <w:t xml:space="preserve"> </w:t>
+      </w:r>
+      <w:r>
+        <w:rPr>
+          <w:b/>
+          <w:bCs/>
+        </w:rPr>
+        <w:t xml:space="preserve">imkânsızdır</w:t>
+      </w:r>
+      <w:r>
+        <w:t xml:space="preserve">”</w:t>
+      </w:r>
+      <w:r>
+        <w:t xml:space="preserve"> </w:t>
+      </w:r>
+      <w:r>
+        <w:t xml:space="preserve">teoremini kanıtlar → gizleme bu yüzden</w:t>
+      </w:r>
+      <w:r>
+        <w:t xml:space="preserve"> </w:t>
+      </w:r>
+      <w:r>
+        <w:t xml:space="preserve">“kırılamazlık”</w:t>
+      </w:r>
+      <w:r>
+        <w:t xml:space="preserve"> </w:t>
+      </w:r>
+      <w:r>
+        <w:t xml:space="preserve">değil,</w:t>
+      </w:r>
+      <w:r>
+        <w:t xml:space="preserve"> </w:t>
+      </w:r>
+      <w:r>
+        <w:rPr>
+          <w:b/>
+          <w:bCs/>
+        </w:rPr>
+        <w:t xml:space="preserve">maliyet</w:t>
+      </w:r>
+      <w:r>
+        <w:t xml:space="preserve"> </w:t>
+      </w:r>
+      <w:r>
+        <w:t xml:space="preserve">olarak öğretilir.</w:t>
+      </w:r>
+    </w:p>
+    <w:p>
+      <w:pPr>
+        <w:pStyle w:val="Compact"/>
+        <w:numPr>
+          <w:ilvl w:val="0"/>
+          <w:numId w:val="1017"/>
+        </w:numPr>
+      </w:pPr>
+      <w:r>
+        <w:rPr>
+          <w:b/>
+          <w:bCs/>
+        </w:rPr>
+        <w:t xml:space="preserve">2002</w:t>
+      </w:r>
+      <w:r>
+        <w:t xml:space="preserve"> </w:t>
+      </w:r>
+      <w:r>
+        <w:t xml:space="preserve">— Chow vd.</w:t>
+      </w:r>
+      <w:r>
+        <w:t xml:space="preserve"> </w:t>
+      </w:r>
+      <w:r>
+        <w:rPr>
+          <w:b/>
+          <w:bCs/>
+        </w:rPr>
+        <w:t xml:space="preserve">whitebox AES</w:t>
+      </w:r>
+      <w:r>
+        <w:t xml:space="preserve"> </w:t>
+      </w:r>
+      <w:r>
+        <w:t xml:space="preserve">ile anahtarı yazılıma gömme fikrini başlatır (11. hafta).</w:t>
+      </w:r>
+    </w:p>
+    <w:p>
+      <w:pPr>
+        <w:pStyle w:val="Compact"/>
+        <w:numPr>
+          <w:ilvl w:val="0"/>
+          <w:numId w:val="1017"/>
+        </w:numPr>
+      </w:pPr>
+      <w:r>
+        <w:rPr>
+          <w:b/>
+          <w:bCs/>
+        </w:rPr>
+        <w:t xml:space="preserve">2010’lar</w:t>
+      </w:r>
+      <w:r>
+        <w:t xml:space="preserve"> </w:t>
+      </w:r>
+      <w:r>
+        <w:t xml:space="preserve">— DRM, mobil bankacılık ve oyun sektörü gizlemeyi yaygınlaştırır;</w:t>
+      </w:r>
+      <w:r>
+        <w:t xml:space="preserve"> </w:t>
+      </w:r>
+      <w:r>
+        <w:rPr>
+          <w:b/>
+          <w:bCs/>
+        </w:rPr>
+        <w:t xml:space="preserve">Tigress</w:t>
+      </w:r>
+      <w:r>
+        <w:t xml:space="preserve"> </w:t>
+      </w:r>
+      <w:r>
+        <w:t xml:space="preserve">(Collberg) ve</w:t>
+      </w:r>
+      <w:r>
+        <w:t xml:space="preserve"> </w:t>
+      </w:r>
+      <w:r>
+        <w:rPr>
+          <w:b/>
+          <w:bCs/>
+        </w:rPr>
+        <w:t xml:space="preserve">Obfuscator-LLVM</w:t>
+      </w:r>
+      <w:r>
+        <w:t xml:space="preserve"> </w:t>
+      </w:r>
+      <w:r>
+        <w:t xml:space="preserve">işi araç hâline getirir (14. hafta).</w:t>
+      </w:r>
+    </w:p>
+    <w:p>
+      <w:pPr>
+        <w:pStyle w:val="BlockText"/>
+      </w:pPr>
+      <w:r>
+        <w:t xml:space="preserve">Yani gizleme, akademik bir</w:t>
+      </w:r>
+      <w:r>
+        <w:t xml:space="preserve"> </w:t>
+      </w:r>
+      <w:r>
+        <w:rPr>
+          <w:b/>
+          <w:bCs/>
+        </w:rPr>
+        <w:t xml:space="preserve">imkânsızlık</w:t>
+      </w:r>
+      <w:r>
+        <w:t xml:space="preserve"> </w:t>
+      </w:r>
+      <w:r>
+        <w:t xml:space="preserve">sonucunun üzerine kurulmuş</w:t>
+      </w:r>
+      <w:r>
+        <w:t xml:space="preserve"> </w:t>
+      </w:r>
+      <w:r>
+        <w:rPr>
+          <w:b/>
+          <w:bCs/>
+        </w:rPr>
+        <w:t xml:space="preserve">pratik bir geciktirme</w:t>
+      </w:r>
+      <w:r>
+        <w:t xml:space="preserve"> </w:t>
+      </w:r>
+      <w:r>
+        <w:t xml:space="preserve">disiplinidir.</w:t>
+      </w:r>
+    </w:p>
+    <w:p>
+      <w:pPr>
+        <w:pStyle w:val="FirstParagraph"/>
+      </w:pPr>
+      <w:r>
+        <w:t xml:space="preserve">Bu modelde bir gerçekle başlamak dürüstlüktür:</w:t>
+      </w:r>
+      <w:r>
+        <w:t xml:space="preserve"> </w:t>
+      </w:r>
+      <w:r>
+        <w:rPr>
+          <w:b/>
+          <w:bCs/>
+        </w:rPr>
+        <w:t xml:space="preserve">yeterli zamanı, becerisi ve motivasyonu olan bir saldırgan her</w:t>
+      </w:r>
+      <w:r>
+        <w:rPr>
+          <w:b/>
+          <w:bCs/>
+        </w:rPr>
+        <w:t xml:space="preserve"> </w:t>
+      </w:r>
+      <w:r>
+        <w:rPr>
+          <w:b/>
+          <w:bCs/>
+        </w:rPr>
+        <w:t xml:space="preserve">gizlemeyi eninde sonunda çözer.</w:t>
+      </w:r>
+      <w:r>
+        <w:t xml:space="preserve"> </w:t>
+      </w:r>
+      <w:r>
+        <w:t xml:space="preserve">Cookbook bunu açıkça söyler (Tarif 12.1): anti-tampering önlemleri</w:t>
+      </w:r>
+      <w:r>
+        <w:t xml:space="preserve"> </w:t>
+      </w:r>
+      <w:r>
+        <w:t xml:space="preserve">“kırılamaz”</w:t>
+      </w:r>
+      <w:r>
+        <w:t xml:space="preserve"> </w:t>
+      </w:r>
+      <w:r>
+        <w:t xml:space="preserve">değildir; amaçları</w:t>
+      </w:r>
+      <w:r>
+        <w:t xml:space="preserve"> </w:t>
+      </w:r>
+      <w:r>
+        <w:rPr>
+          <w:b/>
+          <w:bCs/>
+        </w:rPr>
+        <w:t xml:space="preserve">kırmayı ekonomik olmaktan çıkarmaktır</w:t>
+      </w:r>
+      <w:r>
+        <w:t xml:space="preserve">. O yüzden gizlemeyi bir sır saklama yöntemi değil, bir</w:t>
+      </w:r>
+      <w:r>
+        <w:t xml:space="preserve"> </w:t>
+      </w:r>
+      <w:r>
+        <w:rPr>
+          <w:b/>
+          <w:bCs/>
+        </w:rPr>
+        <w:t xml:space="preserve">maliyet yükseltme kuralı</w:t>
+      </w:r>
+      <w:r>
+        <w:t xml:space="preserve"> </w:t>
+      </w:r>
+      <w:r>
+        <w:t xml:space="preserve">olarak ele alırız:</w:t>
+      </w:r>
+    </w:p>
+    <w:p>
+      <w:pPr>
+        <w:pStyle w:val="Compact"/>
+        <w:numPr>
+          <w:ilvl w:val="0"/>
+          <w:numId w:val="1018"/>
+        </w:numPr>
+      </w:pPr>
+      <w:r>
+        <w:rPr>
+          <w:b/>
+          <w:bCs/>
+        </w:rPr>
+        <w:t xml:space="preserve">Kural 1 — Maliyeti değerin üstüne çıkar.</w:t>
+      </w:r>
+      <w:r>
+        <w:t xml:space="preserve"> </w:t>
+      </w:r>
+      <w:r>
+        <w:t xml:space="preserve">Saldırıyı, korunan varlığın değerinden daha pahalı hale getir. 10 TL’lik</w:t>
+      </w:r>
+      <w:r>
+        <w:t xml:space="preserve"> </w:t>
+      </w:r>
+      <w:r>
+        <w:t xml:space="preserve">bir sırrı 1000 TL’lik bir çabayla korumak akıldışıdır; tersi de geçerlidir.</w:t>
+      </w:r>
+    </w:p>
+    <w:p>
+      <w:pPr>
+        <w:pStyle w:val="Compact"/>
+        <w:numPr>
+          <w:ilvl w:val="0"/>
+          <w:numId w:val="1018"/>
+        </w:numPr>
+      </w:pPr>
+      <w:r>
+        <w:rPr>
+          <w:b/>
+          <w:bCs/>
+        </w:rPr>
+        <w:t xml:space="preserve">Kural 2 — Otomasyonu kır.</w:t>
+      </w:r>
+      <w:r>
+        <w:t xml:space="preserve"> </w:t>
+      </w:r>
+      <w:r>
+        <w:t xml:space="preserve">Bir kopyada işe yarayan saldırının bütün kopyalarda otomatik işe yaramamasını sağla.</w:t>
+      </w:r>
+      <w:r>
+        <w:t xml:space="preserve"> </w:t>
+      </w:r>
+      <w:r>
+        <w:t xml:space="preserve">Bunun adı</w:t>
+      </w:r>
+      <w:r>
+        <w:t xml:space="preserve"> </w:t>
+      </w:r>
+      <w:r>
+        <w:rPr>
+          <w:b/>
+          <w:bCs/>
+        </w:rPr>
+        <w:t xml:space="preserve">çeşitlendirmedir</w:t>
+      </w:r>
+      <w:r>
+        <w:t xml:space="preserve"> </w:t>
+      </w:r>
+      <w:r>
+        <w:t xml:space="preserve">(bu haftanın 5. bölümü, 14. haftada araçla).</w:t>
+      </w:r>
+    </w:p>
+    <w:p>
+      <w:pPr>
+        <w:pStyle w:val="Compact"/>
+        <w:numPr>
+          <w:ilvl w:val="0"/>
+          <w:numId w:val="1018"/>
+        </w:numPr>
+      </w:pPr>
+      <w:r>
+        <w:rPr>
+          <w:b/>
+          <w:bCs/>
+        </w:rPr>
+        <w:t xml:space="preserve">Kural 3 — Diğer katmanlara zaman kazandır.</w:t>
+      </w:r>
+      <w:r>
+        <w:t xml:space="preserve"> </w:t>
+      </w:r>
+      <w:r>
+        <w:t xml:space="preserve">Gizleme tek başına bir savunma değildir; RASP (6. hafta), bütünlük</w:t>
+      </w:r>
+      <w:r>
+        <w:t xml:space="preserve"> </w:t>
+      </w:r>
+      <w:r>
+        <w:t xml:space="preserve">denetimi, sunucu tarafı denetimler ve anahtar yenileme için</w:t>
+      </w:r>
+      <w:r>
+        <w:t xml:space="preserve"> </w:t>
+      </w:r>
+      <w:r>
+        <w:rPr>
+          <w:b/>
+          <w:bCs/>
+        </w:rPr>
+        <w:t xml:space="preserve">zaman kazandıran</w:t>
+      </w:r>
+      <w:r>
+        <w:t xml:space="preserve"> </w:t>
+      </w:r>
+      <w:r>
+        <w:t xml:space="preserve">bir katmandır. Anahtar</w:t>
+      </w:r>
+      <w:r>
+        <w:t xml:space="preserve"> </w:t>
+      </w:r>
+      <w:r>
+        <w:t xml:space="preserve">yenilenene, sürüm güncellenene kadar dayanması yeter.</w:t>
+      </w:r>
+    </w:p>
+    <w:p>
+      <w:pPr>
+        <w:pStyle w:val="BlockText"/>
+      </w:pPr>
+      <w:r>
+        <w:rPr>
+          <w:b/>
+          <w:bCs/>
+        </w:rPr>
+        <w:t xml:space="preserve">Kaynağın dili</w:t>
+      </w:r>
+    </w:p>
+    <w:p>
+      <w:pPr>
+        <w:pStyle w:val="BlockText"/>
+      </w:pPr>
+      <w:r>
+        <w:t xml:space="preserve">Teknik kılavuz her koruma önlemini üç başlıkla yazar:</w:t>
+      </w:r>
+      <w:r>
+        <w:t xml:space="preserve"> </w:t>
+      </w:r>
+      <w:r>
+        <w:rPr>
+          <w:b/>
+          <w:bCs/>
+        </w:rPr>
+        <w:t xml:space="preserve">Açıklama</w:t>
+      </w:r>
+      <w:r>
+        <w:t xml:space="preserve"> </w:t>
+      </w:r>
+      <w:r>
+        <w:t xml:space="preserve">(neyi korur),</w:t>
+      </w:r>
+      <w:r>
+        <w:t xml:space="preserve"> </w:t>
+      </w:r>
+      <w:r>
+        <w:rPr>
+          <w:b/>
+          <w:bCs/>
+        </w:rPr>
+        <w:t xml:space="preserve">Uygulama</w:t>
+      </w:r>
+      <w:r>
+        <w:t xml:space="preserve"> </w:t>
+      </w:r>
+      <w:r>
+        <w:t xml:space="preserve">(nasıl yapılır) ve</w:t>
+      </w:r>
+      <w:r>
+        <w:t xml:space="preserve"> </w:t>
+      </w:r>
+      <w:r>
+        <w:rPr>
+          <w:b/>
+          <w:bCs/>
+        </w:rPr>
+        <w:t xml:space="preserve">Örnek Kullanım</w:t>
+      </w:r>
+      <w:r>
+        <w:t xml:space="preserve"> </w:t>
+      </w:r>
+      <w:r>
+        <w:t xml:space="preserve">(nerede kullanılır), çoğu zaman bir</w:t>
+      </w:r>
+      <w:r>
+        <w:t xml:space="preserve"> </w:t>
+      </w:r>
+      <w:r>
+        <w:rPr>
+          <w:b/>
+          <w:bCs/>
+        </w:rPr>
+        <w:t xml:space="preserve">uyum gereksinimi kimliğiyle</w:t>
+      </w:r>
+      <w:r>
+        <w:t xml:space="preserve"> </w:t>
+      </w:r>
+      <w:r>
+        <w:t xml:space="preserve">birlikte (ör. bir ödeme</w:t>
+      </w:r>
+      <w:r>
+        <w:t xml:space="preserve"> </w:t>
+      </w:r>
+      <w:r>
+        <w:t xml:space="preserve">şemasının</w:t>
+      </w:r>
+      <w:r>
+        <w:t xml:space="preserve"> </w:t>
+      </w:r>
+      <w:r>
+        <w:t xml:space="preserve">“hassas veri düz metin loglanmaz”</w:t>
+      </w:r>
+      <w:r>
+        <w:t xml:space="preserve"> </w:t>
+      </w:r>
+      <w:r>
+        <w:t xml:space="preserve">maddesi). Biz de bu hafta her tekniği aynı disiplinle, bir</w:t>
+      </w:r>
+      <w:r>
+        <w:t xml:space="preserve"> </w:t>
+      </w:r>
+      <w:r>
+        <w:rPr>
+          <w:b/>
+          <w:bCs/>
+        </w:rPr>
+        <w:t xml:space="preserve">kural</w:t>
+      </w:r>
+      <w:r>
+        <w:t xml:space="preserve"> </w:t>
+      </w:r>
+      <w:r>
+        <w:t xml:space="preserve">olarak yazacağız:</w:t>
+      </w:r>
+      <w:r>
+        <w:t xml:space="preserve"> </w:t>
+      </w:r>
+      <w:r>
+        <w:rPr>
+          <w:i/>
+          <w:iCs/>
+        </w:rPr>
+        <w:t xml:space="preserve">neyi korur · nasıl · maliyeti · sınırı</w:t>
+      </w:r>
+      <w:r>
+        <w:t xml:space="preserve">.</w:t>
+      </w:r>
+    </w:p>
+    <w:bookmarkEnd w:id="43"/>
+    <w:bookmarkStart w:id="47" w:name="gizleme-taksonomisi-beş-aile"/>
+    <w:p>
+      <w:pPr>
+        <w:pStyle w:val="Heading2"/>
+      </w:pPr>
+      <w:r>
+        <w:t xml:space="preserve">2. Gizleme taksonomisi: beş aile</w:t>
+      </w:r>
+    </w:p>
+    <w:p>
+      <w:pPr>
+        <w:pStyle w:val="FirstParagraph"/>
+      </w:pPr>
+      <w:r>
+        <w:t xml:space="preserve">Collberg ve arkadaşlarının yazılım koruma dizisinden bu derse taşıdığımız sınıflandırma, gizlemeyi</w:t>
+      </w:r>
+      <w:r>
+        <w:t xml:space="preserve"> </w:t>
+      </w:r>
+      <w:r>
+        <w:rPr>
+          <w:b/>
+          <w:bCs/>
+        </w:rPr>
+        <w:t xml:space="preserve">neyi</w:t>
+      </w:r>
+      <w:r>
+        <w:rPr>
+          <w:b/>
+          <w:bCs/>
+        </w:rPr>
+        <w:t xml:space="preserve"> </w:t>
+      </w:r>
+      <w:r>
+        <w:rPr>
+          <w:b/>
+          <w:bCs/>
+        </w:rPr>
+        <w:t xml:space="preserve">gizlediğine</w:t>
+      </w:r>
+      <w:r>
+        <w:t xml:space="preserve"> </w:t>
+      </w:r>
+      <w:r>
+        <w:t xml:space="preserve">göre beş aileye ayırır. Bu harita 4. haftada tanıtıldı; burada her ailenin</w:t>
+      </w:r>
+      <w:r>
+        <w:t xml:space="preserve"> </w:t>
+      </w:r>
+      <w:r>
+        <w:t xml:space="preserve">“ne zaman kural haline</w:t>
+      </w:r>
+      <w:r>
+        <w:t xml:space="preserve"> </w:t>
+      </w:r>
+      <w:r>
+        <w:t xml:space="preserve">geldiğini”</w:t>
+      </w:r>
+      <w:r>
+        <w:t xml:space="preserve"> </w:t>
+      </w:r>
+      <w:r>
+        <w:t xml:space="preserve">netleştiriyoruz.</w:t>
+      </w:r>
+    </w:p>
+    <w:p>
+      <w:pPr>
+        <w:pStyle w:val="BodyText"/>
+      </w:pPr>
+      <w:r>
+        <w:drawing>
+          <wp:inline>
+            <wp:extent cx="5759999" cy="3120125"/>
+            <wp:effectExtent b="0" l="0" r="0" t="0"/>
+            <wp:docPr descr="Gizlemenin beş ailesi: düzen, veri, kontrol akışı, önleyici, sanallaştırma; aşağıdan yukarı güç ve maliyet artar" title="" id="45" name="Picture"/>
+            <a:graphic>
+              <a:graphicData uri="http://schemas.openxmlformats.org/drawingml/2006/picture">
+                <pic:pic>
+                  <pic:nvPicPr>
+                    <pic:cNvPr descr="h09-01-bes-aile.png" id="46" name="Picture"/>
+                    <pic:cNvPicPr>
+                      <a:picLocks noChangeArrowheads="1" noChangeAspect="1"/>
+                    </pic:cNvPicPr>
+                  </pic:nvPicPr>
+                  <pic:blipFill>
+                    <a:blip r:embed="rId44"/>
+                    <a:stretch>
+                      <a:fillRect/>
+                    </a:stretch>
+                  </pic:blipFill>
+                  <pic:spPr bwMode="auto">
+                    <a:xfrm>
+                      <a:off x="0" y="0"/>
+                      <a:ext cx="5759999" cy="3120125"/>
                     </a:xfrm>
                     <a:prstGeom prst="rect">
                       <a:avLst/>
@@ -4480,8 +4527,8 @@
         <w:t xml:space="preserve">mükemmelleştirmek yerine, birkaç basit tekniği veri gizlemeyle birlikte kullanmak daha verimlidir.</w:t>
       </w:r>
     </w:p>
-    <w:bookmarkEnd w:id="44"/>
-    <w:bookmarkStart w:id="45" w:name="gizleme-ne-verir-ne-vermez"/>
+    <w:bookmarkEnd w:id="47"/>
+    <w:bookmarkStart w:id="48" w:name="gizleme-ne-verir-ne-vermez"/>
     <w:p>
       <w:pPr>
         <w:pStyle w:val="Heading2"/>
@@ -4882,8 +4929,8 @@
         <w:t xml:space="preserve">değil.</w:t>
       </w:r>
     </w:p>
-    <w:bookmarkEnd w:id="45"/>
-    <w:bookmarkStart w:id="46" w:name="koruma-kuralı-şablonu"/>
+    <w:bookmarkEnd w:id="48"/>
+    <w:bookmarkStart w:id="52" w:name="koruma-kuralı-şablonu"/>
     <w:p>
       <w:pPr>
         <w:pStyle w:val="Heading2"/>
@@ -4916,6 +4963,53 @@
       </w:r>
       <w:r>
         <w:t xml:space="preserve">yazmanızı bekliyoruz:</w:t>
+      </w:r>
+    </w:p>
+    <w:p>
+      <w:pPr>
+        <w:pStyle w:val="BodyText"/>
+      </w:pPr>
+      <w:r>
+        <w:drawing>
+          <wp:inline>
+            <wp:extent cx="5759999" cy="2748610"/>
+            <wp:effectExtent b="0" l="0" r="0" t="0"/>
+            <wp:docPr descr="Koruma kuralı şablonunun altı satırı" title="" id="50" name="Picture"/>
+            <a:graphic>
+              <a:graphicData uri="http://schemas.openxmlformats.org/drawingml/2006/picture">
+                <pic:pic>
+                  <pic:nvPicPr>
+                    <pic:cNvPr descr="h09-10-koruma-kurali.png" id="51" name="Picture"/>
+                    <pic:cNvPicPr>
+                      <a:picLocks noChangeArrowheads="1" noChangeAspect="1"/>
+                    </pic:cNvPicPr>
+                  </pic:nvPicPr>
+                  <pic:blipFill>
+                    <a:blip r:embed="rId49"/>
+                    <a:stretch>
+                      <a:fillRect/>
+                    </a:stretch>
+                  </pic:blipFill>
+                  <pic:spPr bwMode="auto">
+                    <a:xfrm>
+                      <a:off x="0" y="0"/>
+                      <a:ext cx="5759999" cy="2748610"/>
+                    </a:xfrm>
+                    <a:prstGeom prst="rect">
+                      <a:avLst/>
+                    </a:prstGeom>
+                    <a:noFill/>
+                    <a:ln w="9525">
+                      <a:noFill/>
+                      <a:headEnd/>
+                      <a:tailEnd/>
+                    </a:ln>
+                  </pic:spPr>
+                </pic:pic>
+              </a:graphicData>
+            </a:graphic>
+          </wp:inline>
+        </w:drawing>
       </w:r>
     </w:p>
     <w:p>
@@ -5050,8 +5144,8 @@
         </w:pict>
       </w:r>
     </w:p>
-    <w:bookmarkEnd w:id="46"/>
-    <w:bookmarkStart w:id="53" w:name="kontrol-akışı-kuralları-ileri"/>
+    <w:bookmarkEnd w:id="52"/>
+    <w:bookmarkStart w:id="65" w:name="kontrol-akışı-kuralları-ileri"/>
     <w:p>
       <w:pPr>
         <w:pStyle w:val="Heading2"/>
@@ -5127,7 +5221,54 @@
         <w:t xml:space="preserve">) üzerinden anlatılır.</w:t>
       </w:r>
     </w:p>
-    <w:bookmarkStart w:id="47" w:name="X5d96f7d716ec935c56341d7066f01ea87f58f65"/>
+    <w:p>
+      <w:pPr>
+        <w:pStyle w:val="BodyText"/>
+      </w:pPr>
+      <w:r>
+        <w:drawing>
+          <wp:inline>
+            <wp:extent cx="5759999" cy="2470728"/>
+            <wp:effectExtent b="0" l="0" r="0" t="0"/>
+            <wp:docPr descr="Kontrol akışı düzleştirme öncesi ve sonrası" title="" id="54" name="Picture"/>
+            <a:graphic>
+              <a:graphicData uri="http://schemas.openxmlformats.org/drawingml/2006/picture">
+                <pic:pic>
+                  <pic:nvPicPr>
+                    <pic:cNvPr descr="h09-04-duzlestirme.png" id="55" name="Picture"/>
+                    <pic:cNvPicPr>
+                      <a:picLocks noChangeArrowheads="1" noChangeAspect="1"/>
+                    </pic:cNvPicPr>
+                  </pic:nvPicPr>
+                  <pic:blipFill>
+                    <a:blip r:embed="rId53"/>
+                    <a:stretch>
+                      <a:fillRect/>
+                    </a:stretch>
+                  </pic:blipFill>
+                  <pic:spPr bwMode="auto">
+                    <a:xfrm>
+                      <a:off x="0" y="0"/>
+                      <a:ext cx="5759999" cy="2470728"/>
+                    </a:xfrm>
+                    <a:prstGeom prst="rect">
+                      <a:avLst/>
+                    </a:prstGeom>
+                    <a:noFill/>
+                    <a:ln w="9525">
+                      <a:noFill/>
+                      <a:headEnd/>
+                      <a:tailEnd/>
+                    </a:ln>
+                  </pic:spPr>
+                </pic:pic>
+              </a:graphicData>
+            </a:graphic>
+          </wp:inline>
+        </w:drawing>
+      </w:r>
+    </w:p>
+    <w:bookmarkStart w:id="56" w:name="X5d96f7d716ec935c56341d7066f01ea87f58f65"/>
     <w:p>
       <w:pPr>
         <w:pStyle w:val="Heading3"/>
@@ -6414,8 +6555,8 @@
         <w:t xml:space="preserve">düzleştirme öncesi/sonrası temel blok sayısı.</w:t>
       </w:r>
     </w:p>
-    <w:bookmarkEnd w:id="47"/>
-    <w:bookmarkStart w:id="48" w:name="Xd1c0b657edd736dd334cdb53ee3995618cf3af5"/>
+    <w:bookmarkEnd w:id="56"/>
+    <w:bookmarkStart w:id="57" w:name="Xd1c0b657edd736dd334cdb53ee3995618cf3af5"/>
     <w:p>
       <w:pPr>
         <w:pStyle w:val="Heading3"/>
@@ -6867,8 +7008,8 @@
         <w:t xml:space="preserve">/bayt araması sonuç vermemeli.</w:t>
       </w:r>
     </w:p>
-    <w:bookmarkEnd w:id="48"/>
-    <w:bookmarkStart w:id="49" w:name="Xd6f7fdf37942ebde9ebc98260544d464bcd82c6"/>
+    <w:bookmarkEnd w:id="57"/>
+    <w:bookmarkStart w:id="61" w:name="Xd6f7fdf37942ebde9ebc98260544d464bcd82c6"/>
     <w:p>
       <w:pPr>
         <w:pStyle w:val="Heading3"/>
@@ -6899,6 +7040,53 @@
       </w:r>
       <w:r>
         <w:t xml:space="preserve">kurallar olarak yazar ve aradaki fark önemlidir:</w:t>
+      </w:r>
+    </w:p>
+    <w:p>
+      <w:pPr>
+        <w:pStyle w:val="BodyText"/>
+      </w:pPr>
+      <w:r>
+        <w:drawing>
+          <wp:inline>
+            <wp:extent cx="5759999" cy="2470728"/>
+            <wp:effectExtent b="0" l="0" r="0" t="0"/>
+            <wp:docPr descr="Sahte işlem ile ölü dalın farkı" title="" id="59" name="Picture"/>
+            <a:graphic>
+              <a:graphicData uri="http://schemas.openxmlformats.org/drawingml/2006/picture">
+                <pic:pic>
+                  <pic:nvPicPr>
+                    <pic:cNvPr descr="h09-05-sahte-olu.png" id="60" name="Picture"/>
+                    <pic:cNvPicPr>
+                      <a:picLocks noChangeArrowheads="1" noChangeAspect="1"/>
+                    </pic:cNvPicPr>
+                  </pic:nvPicPr>
+                  <pic:blipFill>
+                    <a:blip r:embed="rId58"/>
+                    <a:stretch>
+                      <a:fillRect/>
+                    </a:stretch>
+                  </pic:blipFill>
+                  <pic:spPr bwMode="auto">
+                    <a:xfrm>
+                      <a:off x="0" y="0"/>
+                      <a:ext cx="5759999" cy="2470728"/>
+                    </a:xfrm>
+                    <a:prstGeom prst="rect">
+                      <a:avLst/>
+                    </a:prstGeom>
+                    <a:noFill/>
+                    <a:ln w="9525">
+                      <a:noFill/>
+                      <a:headEnd/>
+                      <a:tailEnd/>
+                    </a:ln>
+                  </pic:spPr>
+                </pic:pic>
+              </a:graphicData>
+            </a:graphic>
+          </wp:inline>
+        </w:drawing>
       </w:r>
     </w:p>
     <w:tbl>
@@ -7318,8 +7506,8 @@
         <w:t xml:space="preserve">ölü dalların gerçek dallardan ayırt edilme süresi.</w:t>
       </w:r>
     </w:p>
-    <w:bookmarkEnd w:id="49"/>
-    <w:bookmarkStart w:id="50" w:name="X9a4860a01029f937820197a8889e050602072dc"/>
+    <w:bookmarkEnd w:id="61"/>
+    <w:bookmarkStart w:id="62" w:name="X9a4860a01029f937820197a8889e050602072dc"/>
     <w:p>
       <w:pPr>
         <w:pStyle w:val="Heading3"/>
@@ -8243,8 +8431,8 @@
         <w:t xml:space="preserve">sayısı, bir denetimi izlemek için gereken süre.</w:t>
       </w:r>
     </w:p>
-    <w:bookmarkEnd w:id="50"/>
-    <w:bookmarkStart w:id="51" w:name="X8e518d7a8f93597bdce0694a59da667c7721923"/>
+    <w:bookmarkEnd w:id="62"/>
+    <w:bookmarkStart w:id="63" w:name="X8e518d7a8f93597bdce0694a59da667c7721923"/>
     <w:p>
       <w:pPr>
         <w:pStyle w:val="Heading3"/>
@@ -8590,8 +8778,8 @@
         <w:t xml:space="preserve">saldırısının süresi; ideal olarak tek bir bayt yaması denetimi atlatmaya yetmemeli.</w:t>
       </w:r>
     </w:p>
-    <w:bookmarkEnd w:id="51"/>
-    <w:bookmarkStart w:id="52" w:name="X015b959666dcbb5eefb9c13946478da5061df8c"/>
+    <w:bookmarkEnd w:id="63"/>
+    <w:bookmarkStart w:id="64" w:name="X015b959666dcbb5eefb9c13946478da5061df8c"/>
     <w:p>
       <w:pPr>
         <w:pStyle w:val="Heading3"/>
@@ -8879,9 +9067,9 @@
         </w:pict>
       </w:r>
     </w:p>
-    <w:bookmarkEnd w:id="52"/>
-    <w:bookmarkEnd w:id="53"/>
-    <w:bookmarkStart w:id="57" w:name="veri-gizleme-kuralları"/>
+    <w:bookmarkEnd w:id="64"/>
+    <w:bookmarkEnd w:id="65"/>
+    <w:bookmarkStart w:id="69" w:name="veri-gizleme-kuralları"/>
     <w:p>
       <w:pPr>
         <w:pStyle w:val="Heading2"/>
@@ -8942,7 +9130,7 @@
         <w:t xml:space="preserve">listeler.</w:t>
       </w:r>
     </w:p>
-    <w:bookmarkStart w:id="54" w:name="kural-k-07-statik-dizgelerin-kodlanması"/>
+    <w:bookmarkStart w:id="66" w:name="kural-k-07-statik-dizgelerin-kodlanması"/>
     <w:p>
       <w:pPr>
         <w:pStyle w:val="Heading3"/>
@@ -9846,8 +10034,8 @@
         <w:t xml:space="preserve">kuralının somut halidir. Gerçek anahtarlar için whitebox (11. hafta) ya da donanım.</w:t>
       </w:r>
     </w:p>
-    <w:bookmarkEnd w:id="54"/>
-    <w:bookmarkStart w:id="55" w:name="X2e2278bccc9f1421b6430ad04c05c03c5a50e0a"/>
+    <w:bookmarkEnd w:id="66"/>
+    <w:bookmarkStart w:id="67" w:name="X2e2278bccc9f1421b6430ad04c05c03c5a50e0a"/>
     <w:p>
       <w:pPr>
         <w:pStyle w:val="Heading3"/>
@@ -10488,8 +10676,8 @@
         <w:t xml:space="preserve">saldırısında değiştirilmesi gereken bağımsız nokta sayısı &gt; 1.</w:t>
       </w:r>
     </w:p>
-    <w:bookmarkEnd w:id="55"/>
-    <w:bookmarkStart w:id="56" w:name="Xcc7f1d8336cade38e56e7ab6fbf21f32adb9232"/>
+    <w:bookmarkEnd w:id="67"/>
+    <w:bookmarkStart w:id="68" w:name="Xcc7f1d8336cade38e56e7ab6fbf21f32adb9232"/>
     <w:p>
       <w:pPr>
         <w:pStyle w:val="Heading3"/>
@@ -10647,9 +10835,9 @@
         <w:t xml:space="preserve">kalıbından tanınma süresi.</w:t>
       </w:r>
     </w:p>
-    <w:bookmarkEnd w:id="56"/>
-    <w:bookmarkEnd w:id="57"/>
-    <w:bookmarkStart w:id="61" w:name="program-bütünü-düzeyinde-kurallar"/>
+    <w:bookmarkEnd w:id="68"/>
+    <w:bookmarkEnd w:id="69"/>
+    <w:bookmarkStart w:id="76" w:name="program-bütünü-düzeyinde-kurallar"/>
     <w:p>
       <w:pPr>
         <w:pStyle w:val="Heading2"/>
@@ -10658,7 +10846,7 @@
         <w:t xml:space="preserve">7. Program bütünü düzeyinde kurallar</w:t>
       </w:r>
     </w:p>
-    <w:bookmarkStart w:id="58" w:name="X887496c8bfec8683c2fbf5dec70e060de95d664"/>
+    <w:bookmarkStart w:id="73" w:name="X887496c8bfec8683c2fbf5dec70e060de95d664"/>
     <w:p>
       <w:pPr>
         <w:pStyle w:val="Heading3"/>
@@ -10672,6 +10860,53 @@
         <w:pStyle w:val="FirstParagraph"/>
       </w:pPr>
       <w:r>
+        <w:drawing>
+          <wp:inline>
+            <wp:extent cx="5759999" cy="2283460"/>
+            <wp:effectExtent b="0" l="0" r="0" t="0"/>
+            <wp:docPr descr="Sanallaştırma: bytecode ve yorumlayıcı" title="" id="71" name="Picture"/>
+            <a:graphic>
+              <a:graphicData uri="http://schemas.openxmlformats.org/drawingml/2006/picture">
+                <pic:pic>
+                  <pic:nvPicPr>
+                    <pic:cNvPr descr="h09-06-sanallastirma.png" id="72" name="Picture"/>
+                    <pic:cNvPicPr>
+                      <a:picLocks noChangeArrowheads="1" noChangeAspect="1"/>
+                    </pic:cNvPicPr>
+                  </pic:nvPicPr>
+                  <pic:blipFill>
+                    <a:blip r:embed="rId70"/>
+                    <a:stretch>
+                      <a:fillRect/>
+                    </a:stretch>
+                  </pic:blipFill>
+                  <pic:spPr bwMode="auto">
+                    <a:xfrm>
+                      <a:off x="0" y="0"/>
+                      <a:ext cx="5759999" cy="2283460"/>
+                    </a:xfrm>
+                    <a:prstGeom prst="rect">
+                      <a:avLst/>
+                    </a:prstGeom>
+                    <a:noFill/>
+                    <a:ln w="9525">
+                      <a:noFill/>
+                      <a:headEnd/>
+                      <a:tailEnd/>
+                    </a:ln>
+                  </pic:spPr>
+                </pic:pic>
+              </a:graphicData>
+            </a:graphic>
+          </wp:inline>
+        </w:drawing>
+      </w:r>
+    </w:p>
+    <w:p>
+      <w:pPr>
+        <w:pStyle w:val="BodyText"/>
+      </w:pPr>
+      <w:r>
         <w:rPr>
           <w:b/>
           <w:bCs/>
@@ -10845,8 +11080,8 @@
         <w:t xml:space="preserve">dönüşümüyle bunu kavramsal olarak göreceğiz.</w:t>
       </w:r>
     </w:p>
-    <w:bookmarkEnd w:id="58"/>
-    <w:bookmarkStart w:id="59" w:name="Xfd6982b8278792fbd92b1ccfabb63301a65b0d6"/>
+    <w:bookmarkEnd w:id="73"/>
+    <w:bookmarkStart w:id="74" w:name="Xfd6982b8278792fbd92b1ccfabb63301a65b0d6"/>
     <w:p>
       <w:pPr>
         <w:pStyle w:val="Heading3"/>
@@ -10993,8 +11228,8 @@
         <w:t xml:space="preserve">ölçütü, bölüm 5).</w:t>
       </w:r>
     </w:p>
-    <w:bookmarkEnd w:id="59"/>
-    <w:bookmarkStart w:id="60" w:name="X45751af33b84d9c93417858cfb762c37bfd048d"/>
+    <w:bookmarkEnd w:id="74"/>
+    <w:bookmarkStart w:id="75" w:name="X45751af33b84d9c93417858cfb762c37bfd048d"/>
     <w:p>
       <w:pPr>
         <w:pStyle w:val="Heading3"/>
@@ -11252,9 +11487,9 @@
         </w:pict>
       </w:r>
     </w:p>
-    <w:bookmarkEnd w:id="60"/>
-    <w:bookmarkEnd w:id="61"/>
-    <w:bookmarkStart w:id="62" w:name="çeşitlendirme-tek-kırık-her-yeri-açmasın"/>
+    <w:bookmarkEnd w:id="75"/>
+    <w:bookmarkEnd w:id="76"/>
+    <w:bookmarkStart w:id="80" w:name="çeşitlendirme-tek-kırık-her-yeri-açmasın"/>
     <w:p>
       <w:pPr>
         <w:pStyle w:val="Heading2"/>
@@ -11355,6 +11590,53 @@
     </w:p>
     <w:p>
       <w:pPr>
+        <w:pStyle w:val="FirstParagraph"/>
+      </w:pPr>
+      <w:r>
+        <w:drawing>
+          <wp:inline>
+            <wp:extent cx="5759999" cy="2477114"/>
+            <wp:effectExtent b="0" l="0" r="0" t="0"/>
+            <wp:docPr descr="Aynı kaynaktan farklı tohumlarla farklı ikililer" title="" id="78" name="Picture"/>
+            <a:graphic>
+              <a:graphicData uri="http://schemas.openxmlformats.org/drawingml/2006/picture">
+                <pic:pic>
+                  <pic:nvPicPr>
+                    <pic:cNvPr descr="h09-07-cesitlendirme.png" id="79" name="Picture"/>
+                    <pic:cNvPicPr>
+                      <a:picLocks noChangeArrowheads="1" noChangeAspect="1"/>
+                    </pic:cNvPicPr>
+                  </pic:nvPicPr>
+                  <pic:blipFill>
+                    <a:blip r:embed="rId77"/>
+                    <a:stretch>
+                      <a:fillRect/>
+                    </a:stretch>
+                  </pic:blipFill>
+                  <pic:spPr bwMode="auto">
+                    <a:xfrm>
+                      <a:off x="0" y="0"/>
+                      <a:ext cx="5759999" cy="2477114"/>
+                    </a:xfrm>
+                    <a:prstGeom prst="rect">
+                      <a:avLst/>
+                    </a:prstGeom>
+                    <a:noFill/>
+                    <a:ln w="9525">
+                      <a:noFill/>
+                      <a:headEnd/>
+                      <a:tailEnd/>
+                    </a:ln>
+                  </pic:spPr>
+                </pic:pic>
+              </a:graphicData>
+            </a:graphic>
+          </wp:inline>
+        </w:drawing>
+      </w:r>
+    </w:p>
+    <w:p>
+      <w:pPr>
         <w:pStyle w:val="Compact"/>
         <w:numPr>
           <w:ilvl w:val="0"/>
@@ -11530,8 +11812,8 @@
         <w:t xml:space="preserve">Ölçütü S9’a yazın.</w:t>
       </w:r>
     </w:p>
-    <w:bookmarkEnd w:id="62"/>
-    <w:bookmarkStart w:id="63" w:name="gizlemenin-ölçülmesi"/>
+    <w:bookmarkEnd w:id="80"/>
+    <w:bookmarkStart w:id="84" w:name="gizlemenin-ölçülmesi"/>
     <w:p>
       <w:pPr>
         <w:pStyle w:val="Heading2"/>
@@ -11605,6 +11887,53 @@
       </w:r>
       <w:r>
         <w:t xml:space="preserve">temelidir.</w:t>
+      </w:r>
+    </w:p>
+    <w:p>
+      <w:pPr>
+        <w:pStyle w:val="BodyText"/>
+      </w:pPr>
+      <w:r>
+        <w:drawing>
+          <wp:inline>
+            <wp:extent cx="5759999" cy="2585921"/>
+            <wp:effectExtent b="0" l="0" r="0" t="0"/>
+            <wp:docPr descr="Gizlemeyi ölçen dört boyut" title="" id="82" name="Picture"/>
+            <a:graphic>
+              <a:graphicData uri="http://schemas.openxmlformats.org/drawingml/2006/picture">
+                <pic:pic>
+                  <pic:nvPicPr>
+                    <pic:cNvPr descr="h09-08-dort-olcut.png" id="83" name="Picture"/>
+                    <pic:cNvPicPr>
+                      <a:picLocks noChangeArrowheads="1" noChangeAspect="1"/>
+                    </pic:cNvPicPr>
+                  </pic:nvPicPr>
+                  <pic:blipFill>
+                    <a:blip r:embed="rId81"/>
+                    <a:stretch>
+                      <a:fillRect/>
+                    </a:stretch>
+                  </pic:blipFill>
+                  <pic:spPr bwMode="auto">
+                    <a:xfrm>
+                      <a:off x="0" y="0"/>
+                      <a:ext cx="5759999" cy="2585921"/>
+                    </a:xfrm>
+                    <a:prstGeom prst="rect">
+                      <a:avLst/>
+                    </a:prstGeom>
+                    <a:noFill/>
+                    <a:ln w="9525">
+                      <a:noFill/>
+                      <a:headEnd/>
+                      <a:tailEnd/>
+                    </a:ln>
+                  </pic:spPr>
+                </pic:pic>
+              </a:graphicData>
+            </a:graphic>
+          </wp:inline>
+        </w:drawing>
       </w:r>
     </w:p>
     <w:tbl>
@@ -11901,8 +12230,8 @@
         <w:t xml:space="preserve">  Her katman için: güç ve dayanıklılık kazancı vs. boyut/hız maliyeti ölçülür ve yazılır</w:t>
       </w:r>
     </w:p>
-    <w:bookmarkEnd w:id="63"/>
-    <w:bookmarkStart w:id="64" w:name="X69f828a724a12a752b54b4d5ba4c5324a31ab41"/>
+    <w:bookmarkEnd w:id="84"/>
+    <w:bookmarkStart w:id="88" w:name="X69f828a724a12a752b54b4d5ba4c5324a31ab41"/>
     <w:p>
       <w:pPr>
         <w:pStyle w:val="Heading2"/>
@@ -11947,6 +12276,53 @@
       </w:r>
       <w:r>
         <w:t xml:space="preserve">için öğreniriz:</w:t>
+      </w:r>
+    </w:p>
+    <w:p>
+      <w:pPr>
+        <w:pStyle w:val="BodyText"/>
+      </w:pPr>
+      <w:r>
+        <w:drawing>
+          <wp:inline>
+            <wp:extent cx="5759999" cy="2283460"/>
+            <wp:effectExtent b="0" l="0" r="0" t="0"/>
+            <wp:docPr descr="Deobfuscation araçları ve dayanıklılık" title="" id="86" name="Picture"/>
+            <a:graphic>
+              <a:graphicData uri="http://schemas.openxmlformats.org/drawingml/2006/picture">
+                <pic:pic>
+                  <pic:nvPicPr>
+                    <pic:cNvPr descr="h09-09-deobfuscation.png" id="87" name="Picture"/>
+                    <pic:cNvPicPr>
+                      <a:picLocks noChangeArrowheads="1" noChangeAspect="1"/>
+                    </pic:cNvPicPr>
+                  </pic:nvPicPr>
+                  <pic:blipFill>
+                    <a:blip r:embed="rId85"/>
+                    <a:stretch>
+                      <a:fillRect/>
+                    </a:stretch>
+                  </pic:blipFill>
+                  <pic:spPr bwMode="auto">
+                    <a:xfrm>
+                      <a:off x="0" y="0"/>
+                      <a:ext cx="5759999" cy="2283460"/>
+                    </a:xfrm>
+                    <a:prstGeom prst="rect">
+                      <a:avLst/>
+                    </a:prstGeom>
+                    <a:noFill/>
+                    <a:ln w="9525">
+                      <a:noFill/>
+                      <a:headEnd/>
+                      <a:tailEnd/>
+                    </a:ln>
+                  </pic:spPr>
+                </pic:pic>
+              </a:graphicData>
+            </a:graphic>
+          </wp:inline>
+        </w:drawing>
       </w:r>
     </w:p>
     <w:p>
@@ -12147,8 +12523,8 @@
         <w:t xml:space="preserve">demek gerekir.</w:t>
       </w:r>
     </w:p>
-    <w:bookmarkEnd w:id="64"/>
-    <w:bookmarkStart w:id="65" w:name="katmanlı-savunmada-gizlemenin-yeri"/>
+    <w:bookmarkEnd w:id="88"/>
+    <w:bookmarkStart w:id="89" w:name="katmanlı-savunmada-gizlemenin-yeri"/>
     <w:p>
       <w:pPr>
         <w:pStyle w:val="Heading2"/>
@@ -12530,8 +12906,8 @@
         <w:t xml:space="preserve">geciktirme değeriyle sunulmasıdır.</w:t>
       </w:r>
     </w:p>
-    <w:bookmarkEnd w:id="65"/>
-    <w:bookmarkStart w:id="66" w:name="X069206e47b5d3456bffa482ea7f7b87ba33e109"/>
+    <w:bookmarkEnd w:id="89"/>
+    <w:bookmarkStart w:id="90" w:name="X069206e47b5d3456bffa482ea7f7b87ba33e109"/>
     <w:p>
       <w:pPr>
         <w:pStyle w:val="Heading2"/>
@@ -12828,8 +13204,8 @@
         <w:t xml:space="preserve">sayılır; kanıt sayılmaz.</w:t>
       </w:r>
     </w:p>
-    <w:bookmarkEnd w:id="66"/>
-    <w:bookmarkStart w:id="67" w:name="kendini-sınama"/>
+    <w:bookmarkEnd w:id="90"/>
+    <w:bookmarkStart w:id="91" w:name="kendini-sınama"/>
     <w:p>
       <w:pPr>
         <w:pStyle w:val="Heading2"/>
@@ -13571,8 +13947,8 @@
         <w:t xml:space="preserve">güçlü ama sanallaştırma değil; sürümde tohumla çeşitlendir.</w:t>
       </w:r>
     </w:p>
-    <w:bookmarkEnd w:id="67"/>
-    <w:bookmarkStart w:id="68" w:name="kaynaklar-ve-ileri-okuma"/>
+    <w:bookmarkEnd w:id="91"/>
+    <w:bookmarkStart w:id="92" w:name="kaynaklar-ve-ileri-okuma"/>
     <w:p>
       <w:pPr>
         <w:pStyle w:val="Heading2"/>
@@ -13767,8 +14143,8 @@
         <w:t xml:space="preserve">haftada bu haftaki kuralların otomatik karşılığı (Tigress) gelir.</w:t>
       </w:r>
     </w:p>
-    <w:bookmarkEnd w:id="68"/>
-    <w:bookmarkEnd w:id="69"/>
+    <w:bookmarkEnd w:id="92"/>
+    <w:bookmarkEnd w:id="93"/>
     <w:sectPr>
       <w:headerReference r:id="rId9" w:type="default"/>
       <w:footerReference r:id="rId10" w:type="default"/>

--- a/docs/week-9/cen429-week-9-ders-notu.en.docx
+++ b/docs/week-9/cen429-week-9-ders-notu.en.docx
@@ -2,7 +2,7 @@
 <file path=word/document.xml><?xml version="1.0" encoding="utf-8"?>
 <w:document xmlns:w="http://schemas.openxmlformats.org/wordprocessingml/2006/main" xmlns:m="http://schemas.openxmlformats.org/officeDocument/2006/math" xmlns:r="http://schemas.openxmlformats.org/officeDocument/2006/relationships" xmlns:o="urn:schemas-microsoft-com:office:office" xmlns:v="urn:schemas-microsoft-com:vml" xmlns:w10="urn:schemas-microsoft-com:office:word" xmlns:a="http://schemas.openxmlformats.org/drawingml/2006/main" xmlns:pic="http://schemas.openxmlformats.org/drawingml/2006/picture" xmlns:wp="http://schemas.openxmlformats.org/drawingml/2006/wordprocessingDrawing">
   <w:body>
-    <w:bookmarkStart w:id="93" w:name="X82a2f3eaa5d29f3998ba6064b8d893a1228b0c7"/>
+    <w:bookmarkStart w:id="99" w:name="X82a2f3eaa5d29f3998ba6064b8d893a1228b0c7"/>
     <w:p>
       <w:pPr>
         <w:pStyle w:val="Heading1"/>
@@ -1448,7 +1448,7 @@
         </w:pict>
       </w:r>
     </w:p>
-    <w:bookmarkStart w:id="39" w:name="temel-kavramlar-sıfırdan"/>
+    <w:bookmarkStart w:id="45" w:name="temel-kavramlar-sıfırdan"/>
     <w:p>
       <w:pPr>
         <w:pStyle w:val="Heading2"/>
@@ -1621,7 +1621,7 @@
       </w:r>
     </w:p>
     <w:bookmarkEnd w:id="21"/>
-    <w:bookmarkStart w:id="22" w:name="derleyici-ve-ikili-dosya"/>
+    <w:bookmarkStart w:id="25" w:name="derleyici-ve-ikili-dosya"/>
     <w:p>
       <w:pPr>
         <w:pStyle w:val="Heading3"/>
@@ -1713,26 +1713,53 @@
     </w:p>
     <w:p>
       <w:pPr>
-        <w:pStyle w:val="SourceCode"/>
-      </w:pPr>
-      <w:r>
-        <w:rPr>
-          <w:rStyle w:val="VerbatimChar"/>
-        </w:rPr>
-        <w:t xml:space="preserve">kaynak.c  --(derleyici)--&gt;  program (ikili)</w:t>
-      </w:r>
-      <w:r>
-        <w:br/>
-      </w:r>
-      <w:r>
-        <w:rPr>
-          <w:rStyle w:val="VerbatimChar"/>
-        </w:rPr>
-        <w:t xml:space="preserve">insan okur              makine çalıştırır</w:t>
-      </w:r>
-    </w:p>
-    <w:bookmarkEnd w:id="22"/>
-    <w:bookmarkStart w:id="23" w:name="makine-kodu-ve-assembly"/>
+        <w:pStyle w:val="FirstParagraph"/>
+      </w:pPr>
+      <w:r>
+        <w:drawing>
+          <wp:inline>
+            <wp:extent cx="5759999" cy="2377094"/>
+            <wp:effectExtent b="0" l="0" r="0" t="0"/>
+            <wp:docPr descr="Derleyici ne yapar: kaynaktan ikiliye" title="" id="23" name="Picture"/>
+            <a:graphic>
+              <a:graphicData uri="http://schemas.openxmlformats.org/drawingml/2006/picture">
+                <pic:pic>
+                  <pic:nvPicPr>
+                    <pic:cNvPr descr="h09-13-derleme-zinciri.png" id="24" name="Picture"/>
+                    <pic:cNvPicPr>
+                      <a:picLocks noChangeArrowheads="1" noChangeAspect="1"/>
+                    </pic:cNvPicPr>
+                  </pic:nvPicPr>
+                  <pic:blipFill>
+                    <a:blip r:embed="rId22"/>
+                    <a:stretch>
+                      <a:fillRect/>
+                    </a:stretch>
+                  </pic:blipFill>
+                  <pic:spPr bwMode="auto">
+                    <a:xfrm>
+                      <a:off x="0" y="0"/>
+                      <a:ext cx="5759999" cy="2377094"/>
+                    </a:xfrm>
+                    <a:prstGeom prst="rect">
+                      <a:avLst/>
+                    </a:prstGeom>
+                    <a:noFill/>
+                    <a:ln w="9525">
+                      <a:noFill/>
+                      <a:headEnd/>
+                      <a:tailEnd/>
+                    </a:ln>
+                  </pic:spPr>
+                </pic:pic>
+              </a:graphicData>
+            </a:graphic>
+          </wp:inline>
+        </w:drawing>
+      </w:r>
+    </w:p>
+    <w:bookmarkEnd w:id="25"/>
+    <w:bookmarkStart w:id="26" w:name="makine-kodu-ve-assembly"/>
     <w:p>
       <w:pPr>
         <w:pStyle w:val="Heading3"/>
@@ -1826,8 +1853,8 @@
         <w:t xml:space="preserve">İkili dosyayı açtığınızda gördüğünüz şey budur.</w:t>
       </w:r>
     </w:p>
-    <w:bookmarkEnd w:id="23"/>
-    <w:bookmarkStart w:id="24" w:name="tersine-mühendislik-nedir"/>
+    <w:bookmarkEnd w:id="26"/>
+    <w:bookmarkStart w:id="27" w:name="tersine-mühendislik-nedir"/>
     <w:p>
       <w:pPr>
         <w:pStyle w:val="Heading3"/>
@@ -1878,8 +1905,8 @@
         <w:t xml:space="preserve">Saldırganın temel işi budur.</w:t>
       </w:r>
     </w:p>
-    <w:bookmarkEnd w:id="24"/>
-    <w:bookmarkStart w:id="25" w:name="tersine-derleyici-decompiler"/>
+    <w:bookmarkEnd w:id="27"/>
+    <w:bookmarkStart w:id="28" w:name="tersine-derleyici-decompiler"/>
     <w:p>
       <w:pPr>
         <w:pStyle w:val="Heading3"/>
@@ -1930,8 +1957,8 @@
         <w:t xml:space="preserve">Amaç: kaynağa erişimi olmayan biri, ikiliye bakarak mantığı çıkarsın.</w:t>
       </w:r>
     </w:p>
-    <w:bookmarkEnd w:id="25"/>
-    <w:bookmarkStart w:id="26" w:name="strings-komutu"/>
+    <w:bookmarkEnd w:id="28"/>
+    <w:bookmarkStart w:id="29" w:name="strings-komutu"/>
     <w:p>
       <w:pPr>
         <w:pStyle w:val="Heading3"/>
@@ -2067,8 +2094,8 @@
         <w:t xml:space="preserve">genelde budur.</w:t>
       </w:r>
     </w:p>
-    <w:bookmarkEnd w:id="26"/>
-    <w:bookmarkStart w:id="27" w:name="sembol-ve-sembol-tablosu"/>
+    <w:bookmarkEnd w:id="29"/>
+    <w:bookmarkStart w:id="30" w:name="sembol-ve-sembol-tablosu"/>
     <w:p>
       <w:pPr>
         <w:pStyle w:val="Heading3"/>
@@ -2166,8 +2193,8 @@
         <w:t xml:space="preserve">adı görünüyorsa, saldırgan nereye bakacağını bilir.</w:t>
       </w:r>
     </w:p>
-    <w:bookmarkEnd w:id="27"/>
-    <w:bookmarkStart w:id="28" w:name="hata-ayıklayıcı-debugger"/>
+    <w:bookmarkEnd w:id="30"/>
+    <w:bookmarkStart w:id="31" w:name="hata-ayıklayıcı-debugger"/>
     <w:p>
       <w:pPr>
         <w:pStyle w:val="Heading3"/>
@@ -2226,8 +2253,8 @@
         <w:t xml:space="preserve">Saldırgan programı durdurup belleği okuyabilir, değerleri değiştirebilir.</w:t>
       </w:r>
     </w:p>
-    <w:bookmarkEnd w:id="28"/>
-    <w:bookmarkStart w:id="29" w:name="bit-bayt-onaltılık"/>
+    <w:bookmarkEnd w:id="31"/>
+    <w:bookmarkStart w:id="32" w:name="bit-bayt-onaltılık"/>
     <w:p>
       <w:pPr>
         <w:pStyle w:val="Heading3"/>
@@ -2349,8 +2376,8 @@
         <w:t xml:space="preserve">gibi değerler göreceğiz; bunlar sadece sayılardır.</w:t>
       </w:r>
     </w:p>
-    <w:bookmarkEnd w:id="29"/>
-    <w:bookmarkStart w:id="30" w:name="xor-nedir"/>
+    <w:bookmarkEnd w:id="32"/>
+    <w:bookmarkStart w:id="33" w:name="xor-nedir"/>
     <w:p>
       <w:pPr>
         <w:pStyle w:val="Heading3"/>
@@ -2554,8 +2581,8 @@
         <w:t xml:space="preserve">Gizlemede çok kullanılır çünkü tersine çevrilebilir.</w:t>
       </w:r>
     </w:p>
-    <w:bookmarkEnd w:id="30"/>
-    <w:bookmarkStart w:id="31" w:name="entropi-rastgelelik-nedir"/>
+    <w:bookmarkEnd w:id="33"/>
+    <w:bookmarkStart w:id="34" w:name="entropi-rastgelelik-nedir"/>
     <w:p>
       <w:pPr>
         <w:pStyle w:val="Heading3"/>
@@ -2646,8 +2673,8 @@
         <w:t xml:space="preserve">der.</w:t>
       </w:r>
     </w:p>
-    <w:bookmarkEnd w:id="31"/>
-    <w:bookmarkStart w:id="32" w:name="fonksiyon-dal-koşul"/>
+    <w:bookmarkEnd w:id="34"/>
+    <w:bookmarkStart w:id="35" w:name="fonksiyon-dal-koşul"/>
     <w:p>
       <w:pPr>
         <w:pStyle w:val="Heading3"/>
@@ -2740,8 +2767,8 @@
         <w:t xml:space="preserve">dalın hangi yöne gideceğini belirleyen ifade.</w:t>
       </w:r>
     </w:p>
-    <w:bookmarkEnd w:id="32"/>
-    <w:bookmarkStart w:id="33" w:name="temel-blok-basic-block"/>
+    <w:bookmarkEnd w:id="35"/>
+    <w:bookmarkStart w:id="36" w:name="temel-blok-basic-block"/>
     <w:p>
       <w:pPr>
         <w:pStyle w:val="Heading3"/>
@@ -2807,8 +2834,8 @@
         <w:t xml:space="preserve">Program = temel blokların birbirine bağlanması.</w:t>
       </w:r>
     </w:p>
-    <w:bookmarkEnd w:id="33"/>
-    <w:bookmarkStart w:id="34" w:name="kontrol-akışı-grafiği-cfg"/>
+    <w:bookmarkEnd w:id="36"/>
+    <w:bookmarkStart w:id="40" w:name="kontrol-akışı-grafiği-cfg"/>
     <w:p>
       <w:pPr>
         <w:pStyle w:val="Heading3"/>
@@ -2891,26 +2918,53 @@
     </w:p>
     <w:p>
       <w:pPr>
-        <w:pStyle w:val="SourceCode"/>
-      </w:pPr>
-      <w:r>
-        <w:rPr>
-          <w:rStyle w:val="VerbatimChar"/>
-        </w:rPr>
-        <w:t xml:space="preserve">[giriş] → [koşul] → [evet bloğu] → [çıkış]</w:t>
-      </w:r>
-      <w:r>
-        <w:br/>
-      </w:r>
-      <w:r>
-        <w:rPr>
-          <w:rStyle w:val="VerbatimChar"/>
-        </w:rPr>
-        <w:t xml:space="preserve">                 ↘ [hayır bloğu] → [çıkış]</w:t>
-      </w:r>
-    </w:p>
-    <w:bookmarkEnd w:id="34"/>
-    <w:bookmarkStart w:id="35" w:name="derleme-bayrağı-flag"/>
+        <w:pStyle w:val="FirstParagraph"/>
+      </w:pPr>
+      <w:r>
+        <w:drawing>
+          <wp:inline>
+            <wp:extent cx="5759999" cy="2281967"/>
+            <wp:effectExtent b="0" l="0" r="0" t="0"/>
+            <wp:docPr descr="Kontrol akışı grafiğinin temel yapısı" title="" id="38" name="Picture"/>
+            <a:graphic>
+              <a:graphicData uri="http://schemas.openxmlformats.org/drawingml/2006/picture">
+                <pic:pic>
+                  <pic:nvPicPr>
+                    <pic:cNvPr descr="h09-12-cfg.png" id="39" name="Picture"/>
+                    <pic:cNvPicPr>
+                      <a:picLocks noChangeArrowheads="1" noChangeAspect="1"/>
+                    </pic:cNvPicPr>
+                  </pic:nvPicPr>
+                  <pic:blipFill>
+                    <a:blip r:embed="rId37"/>
+                    <a:stretch>
+                      <a:fillRect/>
+                    </a:stretch>
+                  </pic:blipFill>
+                  <pic:spPr bwMode="auto">
+                    <a:xfrm>
+                      <a:off x="0" y="0"/>
+                      <a:ext cx="5759999" cy="2281967"/>
+                    </a:xfrm>
+                    <a:prstGeom prst="rect">
+                      <a:avLst/>
+                    </a:prstGeom>
+                    <a:noFill/>
+                    <a:ln w="9525">
+                      <a:noFill/>
+                      <a:headEnd/>
+                      <a:tailEnd/>
+                    </a:ln>
+                  </pic:spPr>
+                </pic:pic>
+              </a:graphicData>
+            </a:graphic>
+          </wp:inline>
+        </w:drawing>
+      </w:r>
+    </w:p>
+    <w:bookmarkEnd w:id="40"/>
+    <w:bookmarkStart w:id="41" w:name="derleme-bayrağı-flag"/>
     <w:p>
       <w:pPr>
         <w:pStyle w:val="Heading3"/>
@@ -2977,8 +3031,8 @@
         <w:t xml:space="preserve">Aynı kaynağı farklı bayraklarla farklı derleyebilirsiniz (ör. günlüklü / günlüksüz).</w:t>
       </w:r>
     </w:p>
-    <w:bookmarkEnd w:id="35"/>
-    <w:bookmarkStart w:id="36" w:name="günlük-log-nedir"/>
+    <w:bookmarkEnd w:id="41"/>
+    <w:bookmarkStart w:id="42" w:name="günlük-log-nedir"/>
     <w:p>
       <w:pPr>
         <w:pStyle w:val="Heading3"/>
@@ -3030,8 +3084,8 @@
         <w:t xml:space="preserve">Sorun: hassas bilgi ya da iç durum günlüğe düşerse, saldırgan okur.</w:t>
       </w:r>
     </w:p>
-    <w:bookmarkEnd w:id="36"/>
-    <w:bookmarkStart w:id="37" w:name="şimdi-hazırız"/>
+    <w:bookmarkEnd w:id="42"/>
+    <w:bookmarkStart w:id="43" w:name="şimdi-hazırız"/>
     <w:p>
       <w:pPr>
         <w:pStyle w:val="Heading3"/>
@@ -3095,8 +3149,8 @@
         <w:t xml:space="preserve">kullanacağız. Takıldığınızda bu bölüme dönün.</w:t>
       </w:r>
     </w:p>
-    <w:bookmarkEnd w:id="37"/>
-    <w:bookmarkStart w:id="38" w:name="bir-cümlede-bu-haftanın-sorusu"/>
+    <w:bookmarkEnd w:id="43"/>
+    <w:bookmarkStart w:id="44" w:name="bir-cümlede-bu-haftanın-sorusu"/>
     <w:p>
       <w:pPr>
         <w:pStyle w:val="Heading3"/>
@@ -3166,9 +3220,9 @@
         <w:t xml:space="preserve">Başlıyoruz.</w:t>
       </w:r>
     </w:p>
-    <w:bookmarkEnd w:id="38"/>
-    <w:bookmarkEnd w:id="39"/>
-    <w:bookmarkStart w:id="43" w:name="gizleme-neden-bir-güvenlik-kuralıdır"/>
+    <w:bookmarkEnd w:id="44"/>
+    <w:bookmarkEnd w:id="45"/>
+    <w:bookmarkStart w:id="49" w:name="gizleme-neden-bir-güvenlik-kuralıdır"/>
     <w:p>
       <w:pPr>
         <w:pStyle w:val="Heading2"/>
@@ -3278,18 +3332,18 @@
           <wp:inline>
             <wp:extent cx="5759999" cy="2470728"/>
             <wp:effectExtent b="0" l="0" r="0" t="0"/>
-            <wp:docPr descr="Ağ saldırganı ile MATE saldırganının karşılaştırması" title="" id="41" name="Picture"/>
+            <wp:docPr descr="Ağ saldırganı ile MATE saldırganının karşılaştırması" title="" id="47" name="Picture"/>
             <a:graphic>
               <a:graphicData uri="http://schemas.openxmlformats.org/drawingml/2006/picture">
                 <pic:pic>
                   <pic:nvPicPr>
-                    <pic:cNvPr descr="h09-03-mate.png" id="42" name="Picture"/>
+                    <pic:cNvPr descr="h09-03-mate.png" id="48" name="Picture"/>
                     <pic:cNvPicPr>
                       <a:picLocks noChangeArrowheads="1" noChangeAspect="1"/>
                     </pic:cNvPicPr>
                   </pic:nvPicPr>
                   <pic:blipFill>
-                    <a:blip r:embed="rId40"/>
+                    <a:blip r:embed="rId46"/>
                     <a:stretch>
                       <a:fillRect/>
                     </a:stretch>
@@ -3987,8 +4041,8 @@
         <w:t xml:space="preserve">.</w:t>
       </w:r>
     </w:p>
-    <w:bookmarkEnd w:id="43"/>
-    <w:bookmarkStart w:id="47" w:name="gizleme-taksonomisi-beş-aile"/>
+    <w:bookmarkEnd w:id="49"/>
+    <w:bookmarkStart w:id="53" w:name="gizleme-taksonomisi-beş-aile"/>
     <w:p>
       <w:pPr>
         <w:pStyle w:val="Heading2"/>
@@ -4062,18 +4116,18 @@
           <wp:inline>
             <wp:extent cx="5759999" cy="3120125"/>
             <wp:effectExtent b="0" l="0" r="0" t="0"/>
-            <wp:docPr descr="Gizlemenin beş ailesi: düzen, veri, kontrol akışı, önleyici, sanallaştırma; aşağıdan yukarı güç ve maliyet artar" title="" id="45" name="Picture"/>
+            <wp:docPr descr="Gizlemenin beş ailesi: düzen, veri, kontrol akışı, önleyici, sanallaştırma; aşağıdan yukarı güç ve maliyet artar" title="" id="51" name="Picture"/>
             <a:graphic>
               <a:graphicData uri="http://schemas.openxmlformats.org/drawingml/2006/picture">
                 <pic:pic>
                   <pic:nvPicPr>
-                    <pic:cNvPr descr="h09-01-bes-aile.png" id="46" name="Picture"/>
+                    <pic:cNvPr descr="h09-01-bes-aile.png" id="52" name="Picture"/>
                     <pic:cNvPicPr>
                       <a:picLocks noChangeArrowheads="1" noChangeAspect="1"/>
                     </pic:cNvPicPr>
                   </pic:nvPicPr>
                   <pic:blipFill>
-                    <a:blip r:embed="rId44"/>
+                    <a:blip r:embed="rId50"/>
                     <a:stretch>
                       <a:fillRect/>
                     </a:stretch>
@@ -4527,8 +4581,8 @@
         <w:t xml:space="preserve">mükemmelleştirmek yerine, birkaç basit tekniği veri gizlemeyle birlikte kullanmak daha verimlidir.</w:t>
       </w:r>
     </w:p>
-    <w:bookmarkEnd w:id="47"/>
-    <w:bookmarkStart w:id="48" w:name="gizleme-ne-verir-ne-vermez"/>
+    <w:bookmarkEnd w:id="53"/>
+    <w:bookmarkStart w:id="54" w:name="gizleme-ne-verir-ne-vermez"/>
     <w:p>
       <w:pPr>
         <w:pStyle w:val="Heading2"/>
@@ -4929,8 +4983,8 @@
         <w:t xml:space="preserve">değil.</w:t>
       </w:r>
     </w:p>
-    <w:bookmarkEnd w:id="48"/>
-    <w:bookmarkStart w:id="52" w:name="koruma-kuralı-şablonu"/>
+    <w:bookmarkEnd w:id="54"/>
+    <w:bookmarkStart w:id="58" w:name="koruma-kuralı-şablonu"/>
     <w:p>
       <w:pPr>
         <w:pStyle w:val="Heading2"/>
@@ -4974,18 +5028,18 @@
           <wp:inline>
             <wp:extent cx="5759999" cy="2748610"/>
             <wp:effectExtent b="0" l="0" r="0" t="0"/>
-            <wp:docPr descr="Koruma kuralı şablonunun altı satırı" title="" id="50" name="Picture"/>
+            <wp:docPr descr="Koruma kuralı şablonunun altı satırı" title="" id="56" name="Picture"/>
             <a:graphic>
               <a:graphicData uri="http://schemas.openxmlformats.org/drawingml/2006/picture">
                 <pic:pic>
                   <pic:nvPicPr>
-                    <pic:cNvPr descr="h09-10-koruma-kurali.png" id="51" name="Picture"/>
+                    <pic:cNvPr descr="h09-10-koruma-kurali.png" id="57" name="Picture"/>
                     <pic:cNvPicPr>
                       <a:picLocks noChangeArrowheads="1" noChangeAspect="1"/>
                     </pic:cNvPicPr>
                   </pic:nvPicPr>
                   <pic:blipFill>
-                    <a:blip r:embed="rId49"/>
+                    <a:blip r:embed="rId55"/>
                     <a:stretch>
                       <a:fillRect/>
                     </a:stretch>
@@ -5144,8 +5198,8 @@
         </w:pict>
       </w:r>
     </w:p>
-    <w:bookmarkEnd w:id="52"/>
-    <w:bookmarkStart w:id="65" w:name="kontrol-akışı-kuralları-ileri"/>
+    <w:bookmarkEnd w:id="58"/>
+    <w:bookmarkStart w:id="71" w:name="kontrol-akışı-kuralları-ileri"/>
     <w:p>
       <w:pPr>
         <w:pStyle w:val="Heading2"/>
@@ -5230,18 +5284,18 @@
           <wp:inline>
             <wp:extent cx="5759999" cy="2470728"/>
             <wp:effectExtent b="0" l="0" r="0" t="0"/>
-            <wp:docPr descr="Kontrol akışı düzleştirme öncesi ve sonrası" title="" id="54" name="Picture"/>
+            <wp:docPr descr="Kontrol akışı düzleştirme öncesi ve sonrası" title="" id="60" name="Picture"/>
             <a:graphic>
               <a:graphicData uri="http://schemas.openxmlformats.org/drawingml/2006/picture">
                 <pic:pic>
                   <pic:nvPicPr>
-                    <pic:cNvPr descr="h09-04-duzlestirme.png" id="55" name="Picture"/>
+                    <pic:cNvPr descr="h09-04-duzlestirme.png" id="61" name="Picture"/>
                     <pic:cNvPicPr>
                       <a:picLocks noChangeArrowheads="1" noChangeAspect="1"/>
                     </pic:cNvPicPr>
                   </pic:nvPicPr>
                   <pic:blipFill>
-                    <a:blip r:embed="rId53"/>
+                    <a:blip r:embed="rId59"/>
                     <a:stretch>
                       <a:fillRect/>
                     </a:stretch>
@@ -5268,7 +5322,7 @@
         </w:drawing>
       </w:r>
     </w:p>
-    <w:bookmarkStart w:id="56" w:name="X5d96f7d716ec935c56341d7066f01ea87f58f65"/>
+    <w:bookmarkStart w:id="62" w:name="X5d96f7d716ec935c56341d7066f01ea87f58f65"/>
     <w:p>
       <w:pPr>
         <w:pStyle w:val="Heading3"/>
@@ -6555,8 +6609,8 @@
         <w:t xml:space="preserve">düzleştirme öncesi/sonrası temel blok sayısı.</w:t>
       </w:r>
     </w:p>
-    <w:bookmarkEnd w:id="56"/>
-    <w:bookmarkStart w:id="57" w:name="Xd1c0b657edd736dd334cdb53ee3995618cf3af5"/>
+    <w:bookmarkEnd w:id="62"/>
+    <w:bookmarkStart w:id="63" w:name="Xd1c0b657edd736dd334cdb53ee3995618cf3af5"/>
     <w:p>
       <w:pPr>
         <w:pStyle w:val="Heading3"/>
@@ -7008,8 +7062,8 @@
         <w:t xml:space="preserve">/bayt araması sonuç vermemeli.</w:t>
       </w:r>
     </w:p>
-    <w:bookmarkEnd w:id="57"/>
-    <w:bookmarkStart w:id="61" w:name="Xd6f7fdf37942ebde9ebc98260544d464bcd82c6"/>
+    <w:bookmarkEnd w:id="63"/>
+    <w:bookmarkStart w:id="67" w:name="Xd6f7fdf37942ebde9ebc98260544d464bcd82c6"/>
     <w:p>
       <w:pPr>
         <w:pStyle w:val="Heading3"/>
@@ -7051,18 +7105,18 @@
           <wp:inline>
             <wp:extent cx="5759999" cy="2470728"/>
             <wp:effectExtent b="0" l="0" r="0" t="0"/>
-            <wp:docPr descr="Sahte işlem ile ölü dalın farkı" title="" id="59" name="Picture"/>
+            <wp:docPr descr="Sahte işlem ile ölü dalın farkı" title="" id="65" name="Picture"/>
             <a:graphic>
               <a:graphicData uri="http://schemas.openxmlformats.org/drawingml/2006/picture">
                 <pic:pic>
                   <pic:nvPicPr>
-                    <pic:cNvPr descr="h09-05-sahte-olu.png" id="60" name="Picture"/>
+                    <pic:cNvPr descr="h09-05-sahte-olu.png" id="66" name="Picture"/>
                     <pic:cNvPicPr>
                       <a:picLocks noChangeArrowheads="1" noChangeAspect="1"/>
                     </pic:cNvPicPr>
                   </pic:nvPicPr>
                   <pic:blipFill>
-                    <a:blip r:embed="rId58"/>
+                    <a:blip r:embed="rId64"/>
                     <a:stretch>
                       <a:fillRect/>
                     </a:stretch>
@@ -7506,8 +7560,8 @@
         <w:t xml:space="preserve">ölü dalların gerçek dallardan ayırt edilme süresi.</w:t>
       </w:r>
     </w:p>
-    <w:bookmarkEnd w:id="61"/>
-    <w:bookmarkStart w:id="62" w:name="X9a4860a01029f937820197a8889e050602072dc"/>
+    <w:bookmarkEnd w:id="67"/>
+    <w:bookmarkStart w:id="68" w:name="X9a4860a01029f937820197a8889e050602072dc"/>
     <w:p>
       <w:pPr>
         <w:pStyle w:val="Heading3"/>
@@ -8431,8 +8485,8 @@
         <w:t xml:space="preserve">sayısı, bir denetimi izlemek için gereken süre.</w:t>
       </w:r>
     </w:p>
-    <w:bookmarkEnd w:id="62"/>
-    <w:bookmarkStart w:id="63" w:name="X8e518d7a8f93597bdce0694a59da667c7721923"/>
+    <w:bookmarkEnd w:id="68"/>
+    <w:bookmarkStart w:id="69" w:name="X8e518d7a8f93597bdce0694a59da667c7721923"/>
     <w:p>
       <w:pPr>
         <w:pStyle w:val="Heading3"/>
@@ -8778,8 +8832,8 @@
         <w:t xml:space="preserve">saldırısının süresi; ideal olarak tek bir bayt yaması denetimi atlatmaya yetmemeli.</w:t>
       </w:r>
     </w:p>
-    <w:bookmarkEnd w:id="63"/>
-    <w:bookmarkStart w:id="64" w:name="X015b959666dcbb5eefb9c13946478da5061df8c"/>
+    <w:bookmarkEnd w:id="69"/>
+    <w:bookmarkStart w:id="70" w:name="X015b959666dcbb5eefb9c13946478da5061df8c"/>
     <w:p>
       <w:pPr>
         <w:pStyle w:val="Heading3"/>
@@ -9067,9 +9121,9 @@
         </w:pict>
       </w:r>
     </w:p>
-    <w:bookmarkEnd w:id="64"/>
-    <w:bookmarkEnd w:id="65"/>
-    <w:bookmarkStart w:id="69" w:name="veri-gizleme-kuralları"/>
+    <w:bookmarkEnd w:id="70"/>
+    <w:bookmarkEnd w:id="71"/>
+    <w:bookmarkStart w:id="75" w:name="veri-gizleme-kuralları"/>
     <w:p>
       <w:pPr>
         <w:pStyle w:val="Heading2"/>
@@ -9130,7 +9184,7 @@
         <w:t xml:space="preserve">listeler.</w:t>
       </w:r>
     </w:p>
-    <w:bookmarkStart w:id="66" w:name="kural-k-07-statik-dizgelerin-kodlanması"/>
+    <w:bookmarkStart w:id="72" w:name="kural-k-07-statik-dizgelerin-kodlanması"/>
     <w:p>
       <w:pPr>
         <w:pStyle w:val="Heading3"/>
@@ -10034,8 +10088,8 @@
         <w:t xml:space="preserve">kuralının somut halidir. Gerçek anahtarlar için whitebox (11. hafta) ya da donanım.</w:t>
       </w:r>
     </w:p>
-    <w:bookmarkEnd w:id="66"/>
-    <w:bookmarkStart w:id="67" w:name="X2e2278bccc9f1421b6430ad04c05c03c5a50e0a"/>
+    <w:bookmarkEnd w:id="72"/>
+    <w:bookmarkStart w:id="73" w:name="X2e2278bccc9f1421b6430ad04c05c03c5a50e0a"/>
     <w:p>
       <w:pPr>
         <w:pStyle w:val="Heading3"/>
@@ -10676,8 +10730,8 @@
         <w:t xml:space="preserve">saldırısında değiştirilmesi gereken bağımsız nokta sayısı &gt; 1.</w:t>
       </w:r>
     </w:p>
-    <w:bookmarkEnd w:id="67"/>
-    <w:bookmarkStart w:id="68" w:name="Xcc7f1d8336cade38e56e7ab6fbf21f32adb9232"/>
+    <w:bookmarkEnd w:id="73"/>
+    <w:bookmarkStart w:id="74" w:name="Xcc7f1d8336cade38e56e7ab6fbf21f32adb9232"/>
     <w:p>
       <w:pPr>
         <w:pStyle w:val="Heading3"/>
@@ -10835,9 +10889,9 @@
         <w:t xml:space="preserve">kalıbından tanınma süresi.</w:t>
       </w:r>
     </w:p>
-    <w:bookmarkEnd w:id="68"/>
-    <w:bookmarkEnd w:id="69"/>
-    <w:bookmarkStart w:id="76" w:name="program-bütünü-düzeyinde-kurallar"/>
+    <w:bookmarkEnd w:id="74"/>
+    <w:bookmarkEnd w:id="75"/>
+    <w:bookmarkStart w:id="82" w:name="program-bütünü-düzeyinde-kurallar"/>
     <w:p>
       <w:pPr>
         <w:pStyle w:val="Heading2"/>
@@ -10846,7 +10900,7 @@
         <w:t xml:space="preserve">7. Program bütünü düzeyinde kurallar</w:t>
       </w:r>
     </w:p>
-    <w:bookmarkStart w:id="73" w:name="X887496c8bfec8683c2fbf5dec70e060de95d664"/>
+    <w:bookmarkStart w:id="79" w:name="X887496c8bfec8683c2fbf5dec70e060de95d664"/>
     <w:p>
       <w:pPr>
         <w:pStyle w:val="Heading3"/>
@@ -10864,18 +10918,18 @@
           <wp:inline>
             <wp:extent cx="5759999" cy="2283460"/>
             <wp:effectExtent b="0" l="0" r="0" t="0"/>
-            <wp:docPr descr="Sanallaştırma: bytecode ve yorumlayıcı" title="" id="71" name="Picture"/>
+            <wp:docPr descr="Sanallaştırma: bytecode ve yorumlayıcı" title="" id="77" name="Picture"/>
             <a:graphic>
               <a:graphicData uri="http://schemas.openxmlformats.org/drawingml/2006/picture">
                 <pic:pic>
                   <pic:nvPicPr>
-                    <pic:cNvPr descr="h09-06-sanallastirma.png" id="72" name="Picture"/>
+                    <pic:cNvPr descr="h09-06-sanallastirma.png" id="78" name="Picture"/>
                     <pic:cNvPicPr>
                       <a:picLocks noChangeArrowheads="1" noChangeAspect="1"/>
                     </pic:cNvPicPr>
                   </pic:nvPicPr>
                   <pic:blipFill>
-                    <a:blip r:embed="rId70"/>
+                    <a:blip r:embed="rId76"/>
                     <a:stretch>
                       <a:fillRect/>
                     </a:stretch>
@@ -11080,8 +11134,8 @@
         <w:t xml:space="preserve">dönüşümüyle bunu kavramsal olarak göreceğiz.</w:t>
       </w:r>
     </w:p>
-    <w:bookmarkEnd w:id="73"/>
-    <w:bookmarkStart w:id="74" w:name="Xfd6982b8278792fbd92b1ccfabb63301a65b0d6"/>
+    <w:bookmarkEnd w:id="79"/>
+    <w:bookmarkStart w:id="80" w:name="Xfd6982b8278792fbd92b1ccfabb63301a65b0d6"/>
     <w:p>
       <w:pPr>
         <w:pStyle w:val="Heading3"/>
@@ -11228,8 +11282,8 @@
         <w:t xml:space="preserve">ölçütü, bölüm 5).</w:t>
       </w:r>
     </w:p>
-    <w:bookmarkEnd w:id="74"/>
-    <w:bookmarkStart w:id="75" w:name="X45751af33b84d9c93417858cfb762c37bfd048d"/>
+    <w:bookmarkEnd w:id="80"/>
+    <w:bookmarkStart w:id="81" w:name="X45751af33b84d9c93417858cfb762c37bfd048d"/>
     <w:p>
       <w:pPr>
         <w:pStyle w:val="Heading3"/>
@@ -11487,9 +11541,9 @@
         </w:pict>
       </w:r>
     </w:p>
-    <w:bookmarkEnd w:id="75"/>
-    <w:bookmarkEnd w:id="76"/>
-    <w:bookmarkStart w:id="80" w:name="çeşitlendirme-tek-kırık-her-yeri-açmasın"/>
+    <w:bookmarkEnd w:id="81"/>
+    <w:bookmarkEnd w:id="82"/>
+    <w:bookmarkStart w:id="86" w:name="çeşitlendirme-tek-kırık-her-yeri-açmasın"/>
     <w:p>
       <w:pPr>
         <w:pStyle w:val="Heading2"/>
@@ -11597,18 +11651,18 @@
           <wp:inline>
             <wp:extent cx="5759999" cy="2477114"/>
             <wp:effectExtent b="0" l="0" r="0" t="0"/>
-            <wp:docPr descr="Aynı kaynaktan farklı tohumlarla farklı ikililer" title="" id="78" name="Picture"/>
+            <wp:docPr descr="Aynı kaynaktan farklı tohumlarla farklı ikililer" title="" id="84" name="Picture"/>
             <a:graphic>
               <a:graphicData uri="http://schemas.openxmlformats.org/drawingml/2006/picture">
                 <pic:pic>
                   <pic:nvPicPr>
-                    <pic:cNvPr descr="h09-07-cesitlendirme.png" id="79" name="Picture"/>
+                    <pic:cNvPr descr="h09-07-cesitlendirme.png" id="85" name="Picture"/>
                     <pic:cNvPicPr>
                       <a:picLocks noChangeArrowheads="1" noChangeAspect="1"/>
                     </pic:cNvPicPr>
                   </pic:nvPicPr>
                   <pic:blipFill>
-                    <a:blip r:embed="rId77"/>
+                    <a:blip r:embed="rId83"/>
                     <a:stretch>
                       <a:fillRect/>
                     </a:stretch>
@@ -11812,8 +11866,8 @@
         <w:t xml:space="preserve">Ölçütü S9’a yazın.</w:t>
       </w:r>
     </w:p>
-    <w:bookmarkEnd w:id="80"/>
-    <w:bookmarkStart w:id="84" w:name="gizlemenin-ölçülmesi"/>
+    <w:bookmarkEnd w:id="86"/>
+    <w:bookmarkStart w:id="90" w:name="gizlemenin-ölçülmesi"/>
     <w:p>
       <w:pPr>
         <w:pStyle w:val="Heading2"/>
@@ -11898,18 +11952,18 @@
           <wp:inline>
             <wp:extent cx="5759999" cy="2585921"/>
             <wp:effectExtent b="0" l="0" r="0" t="0"/>
-            <wp:docPr descr="Gizlemeyi ölçen dört boyut" title="" id="82" name="Picture"/>
+            <wp:docPr descr="Gizlemeyi ölçen dört boyut" title="" id="88" name="Picture"/>
             <a:graphic>
               <a:graphicData uri="http://schemas.openxmlformats.org/drawingml/2006/picture">
                 <pic:pic>
                   <pic:nvPicPr>
-                    <pic:cNvPr descr="h09-08-dort-olcut.png" id="83" name="Picture"/>
+                    <pic:cNvPr descr="h09-08-dort-olcut.png" id="89" name="Picture"/>
                     <pic:cNvPicPr>
                       <a:picLocks noChangeArrowheads="1" noChangeAspect="1"/>
                     </pic:cNvPicPr>
                   </pic:nvPicPr>
                   <pic:blipFill>
-                    <a:blip r:embed="rId81"/>
+                    <a:blip r:embed="rId87"/>
                     <a:stretch>
                       <a:fillRect/>
                     </a:stretch>
@@ -12194,44 +12248,86 @@
     </w:p>
     <w:p>
       <w:pPr>
-        <w:pStyle w:val="SourceCode"/>
-      </w:pPr>
-      <w:r>
-        <w:rPr>
-          <w:rStyle w:val="VerbatimChar"/>
-        </w:rPr>
-        <w:t xml:space="preserve">Karar kuralı (S9'a yazılır):</w:t>
-      </w:r>
-      <w:r>
-        <w:br/>
-      </w:r>
-      <w:r>
-        <w:rPr>
-          <w:rStyle w:val="VerbatimChar"/>
-        </w:rPr>
-        <w:t xml:space="preserve">  Varlık değeri düşük  → hafif, ucuz gizleme (K-01, K-02, K-07) yeter</w:t>
-      </w:r>
-      <w:r>
-        <w:br/>
-      </w:r>
-      <w:r>
-        <w:rPr>
-          <w:rStyle w:val="VerbatimChar"/>
-        </w:rPr>
-        <w:t xml:space="preserve">  Varlık değeri yüksek → katmanlı (K-04 + K-05 + K-08 + çeşitlendirme), maliyeti kabul et</w:t>
-      </w:r>
-      <w:r>
-        <w:br/>
-      </w:r>
-      <w:r>
-        <w:rPr>
-          <w:rStyle w:val="VerbatimChar"/>
-        </w:rPr>
-        <w:t xml:space="preserve">  Her katman için: güç ve dayanıklılık kazancı vs. boyut/hız maliyeti ölçülür ve yazılır</w:t>
-      </w:r>
-    </w:p>
-    <w:bookmarkEnd w:id="84"/>
-    <w:bookmarkStart w:id="88" w:name="X69f828a724a12a752b54b4d5ba4c5324a31ab41"/>
+        <w:pStyle w:val="BodyText"/>
+      </w:pPr>
+      <w:r>
+        <w:rPr>
+          <w:b/>
+          <w:bCs/>
+        </w:rPr>
+        <w:t xml:space="preserve">Karar kuralı (S9’a yazılır):</w:t>
+      </w:r>
+    </w:p>
+    <w:p>
+      <w:pPr>
+        <w:pStyle w:val="Compact"/>
+        <w:numPr>
+          <w:ilvl w:val="0"/>
+          <w:numId w:val="1022"/>
+        </w:numPr>
+      </w:pPr>
+      <w:r>
+        <w:t xml:space="preserve">Varlık değeri</w:t>
+      </w:r>
+      <w:r>
+        <w:t xml:space="preserve"> </w:t>
+      </w:r>
+      <w:r>
+        <w:rPr>
+          <w:b/>
+          <w:bCs/>
+        </w:rPr>
+        <w:t xml:space="preserve">düşük</w:t>
+      </w:r>
+      <w:r>
+        <w:t xml:space="preserve"> </w:t>
+      </w:r>
+      <w:r>
+        <w:t xml:space="preserve">→ hafif, ucuz gizleme (K-01, K-02, K-07) yeter.</w:t>
+      </w:r>
+    </w:p>
+    <w:p>
+      <w:pPr>
+        <w:pStyle w:val="Compact"/>
+        <w:numPr>
+          <w:ilvl w:val="0"/>
+          <w:numId w:val="1022"/>
+        </w:numPr>
+      </w:pPr>
+      <w:r>
+        <w:t xml:space="preserve">Varlık değeri</w:t>
+      </w:r>
+      <w:r>
+        <w:t xml:space="preserve"> </w:t>
+      </w:r>
+      <w:r>
+        <w:rPr>
+          <w:b/>
+          <w:bCs/>
+        </w:rPr>
+        <w:t xml:space="preserve">yüksek</w:t>
+      </w:r>
+      <w:r>
+        <w:t xml:space="preserve"> </w:t>
+      </w:r>
+      <w:r>
+        <w:t xml:space="preserve">→ katmanlı koruma (K-04 + K-05 + K-08 + çeşitlendirme); maliyeti kabul edilir.</w:t>
+      </w:r>
+    </w:p>
+    <w:p>
+      <w:pPr>
+        <w:pStyle w:val="Compact"/>
+        <w:numPr>
+          <w:ilvl w:val="0"/>
+          <w:numId w:val="1022"/>
+        </w:numPr>
+      </w:pPr>
+      <w:r>
+        <w:t xml:space="preserve">Her katman için güç ve dayanıklılık kazancı, boyut/hız maliyetine karşı ölçülür ve yazılır.</w:t>
+      </w:r>
+    </w:p>
+    <w:bookmarkEnd w:id="90"/>
+    <w:bookmarkStart w:id="94" w:name="X69f828a724a12a752b54b4d5ba4c5324a31ab41"/>
     <w:p>
       <w:pPr>
         <w:pStyle w:val="Heading2"/>
@@ -12287,18 +12383,18 @@
           <wp:inline>
             <wp:extent cx="5759999" cy="2283460"/>
             <wp:effectExtent b="0" l="0" r="0" t="0"/>
-            <wp:docPr descr="Deobfuscation araçları ve dayanıklılık" title="" id="86" name="Picture"/>
+            <wp:docPr descr="Deobfuscation araçları ve dayanıklılık" title="" id="92" name="Picture"/>
             <a:graphic>
               <a:graphicData uri="http://schemas.openxmlformats.org/drawingml/2006/picture">
                 <pic:pic>
                   <pic:nvPicPr>
-                    <pic:cNvPr descr="h09-09-deobfuscation.png" id="87" name="Picture"/>
+                    <pic:cNvPr descr="h09-09-deobfuscation.png" id="93" name="Picture"/>
                     <pic:cNvPicPr>
                       <a:picLocks noChangeArrowheads="1" noChangeAspect="1"/>
                     </pic:cNvPicPr>
                   </pic:nvPicPr>
                   <pic:blipFill>
-                    <a:blip r:embed="rId85"/>
+                    <a:blip r:embed="rId91"/>
                     <a:stretch>
                       <a:fillRect/>
                     </a:stretch>
@@ -12330,7 +12426,7 @@
         <w:pStyle w:val="Compact"/>
         <w:numPr>
           <w:ilvl w:val="0"/>
-          <w:numId w:val="1022"/>
+          <w:numId w:val="1023"/>
         </w:numPr>
       </w:pPr>
       <w:r>
@@ -12386,7 +12482,7 @@
         <w:pStyle w:val="Compact"/>
         <w:numPr>
           <w:ilvl w:val="0"/>
-          <w:numId w:val="1022"/>
+          <w:numId w:val="1023"/>
         </w:numPr>
       </w:pPr>
       <w:r>
@@ -12430,7 +12526,7 @@
         <w:pStyle w:val="Compact"/>
         <w:numPr>
           <w:ilvl w:val="0"/>
-          <w:numId w:val="1022"/>
+          <w:numId w:val="1023"/>
         </w:numPr>
       </w:pPr>
       <w:r>
@@ -12523,8 +12619,8 @@
         <w:t xml:space="preserve">demek gerekir.</w:t>
       </w:r>
     </w:p>
-    <w:bookmarkEnd w:id="88"/>
-    <w:bookmarkStart w:id="89" w:name="katmanlı-savunmada-gizlemenin-yeri"/>
+    <w:bookmarkEnd w:id="94"/>
+    <w:bookmarkStart w:id="95" w:name="katmanlı-savunmada-gizlemenin-yeri"/>
     <w:p>
       <w:pPr>
         <w:pStyle w:val="Heading2"/>
@@ -12906,8 +13002,8 @@
         <w:t xml:space="preserve">geciktirme değeriyle sunulmasıdır.</w:t>
       </w:r>
     </w:p>
-    <w:bookmarkEnd w:id="89"/>
-    <w:bookmarkStart w:id="90" w:name="X069206e47b5d3456bffa482ea7f7b87ba33e109"/>
+    <w:bookmarkEnd w:id="95"/>
+    <w:bookmarkStart w:id="96" w:name="X069206e47b5d3456bffa482ea7f7b87ba33e109"/>
     <w:p>
       <w:pPr>
         <w:pStyle w:val="Heading2"/>
@@ -12945,7 +13041,7 @@
         <w:pStyle w:val="Compact"/>
         <w:numPr>
           <w:ilvl w:val="0"/>
-          <w:numId w:val="1023"/>
+          <w:numId w:val="1024"/>
         </w:numPr>
       </w:pPr>
       <w:r>
@@ -12967,7 +13063,7 @@
         <w:pStyle w:val="Compact"/>
         <w:numPr>
           <w:ilvl w:val="1"/>
-          <w:numId w:val="1024"/>
+          <w:numId w:val="1025"/>
         </w:numPr>
       </w:pPr>
       <w:r>
@@ -13009,7 +13105,7 @@
         <w:pStyle w:val="Compact"/>
         <w:numPr>
           <w:ilvl w:val="0"/>
-          <w:numId w:val="1023"/>
+          <w:numId w:val="1024"/>
         </w:numPr>
       </w:pPr>
       <w:r>
@@ -13052,7 +13148,7 @@
         <w:pStyle w:val="Compact"/>
         <w:numPr>
           <w:ilvl w:val="0"/>
-          <w:numId w:val="1023"/>
+          <w:numId w:val="1024"/>
         </w:numPr>
       </w:pPr>
       <w:r>
@@ -13090,7 +13186,7 @@
         <w:pStyle w:val="Compact"/>
         <w:numPr>
           <w:ilvl w:val="0"/>
-          <w:numId w:val="1023"/>
+          <w:numId w:val="1024"/>
         </w:numPr>
       </w:pPr>
       <w:r>
@@ -13204,8 +13300,8 @@
         <w:t xml:space="preserve">sayılır; kanıt sayılmaz.</w:t>
       </w:r>
     </w:p>
-    <w:bookmarkEnd w:id="90"/>
-    <w:bookmarkStart w:id="91" w:name="kendini-sınama"/>
+    <w:bookmarkEnd w:id="96"/>
+    <w:bookmarkStart w:id="97" w:name="kendini-sınama"/>
     <w:p>
       <w:pPr>
         <w:pStyle w:val="Heading2"/>
@@ -13947,8 +14043,8 @@
         <w:t xml:space="preserve">güçlü ama sanallaştırma değil; sürümde tohumla çeşitlendir.</w:t>
       </w:r>
     </w:p>
-    <w:bookmarkEnd w:id="91"/>
-    <w:bookmarkStart w:id="92" w:name="kaynaklar-ve-ileri-okuma"/>
+    <w:bookmarkEnd w:id="97"/>
+    <w:bookmarkStart w:id="98" w:name="kaynaklar-ve-ileri-okuma"/>
     <w:p>
       <w:pPr>
         <w:pStyle w:val="Heading2"/>
@@ -13962,7 +14058,7 @@
         <w:pStyle w:val="Compact"/>
         <w:numPr>
           <w:ilvl w:val="0"/>
-          <w:numId w:val="1025"/>
+          <w:numId w:val="1026"/>
         </w:numPr>
       </w:pPr>
       <w:r>
@@ -13990,7 +14086,7 @@
         <w:pStyle w:val="Compact"/>
         <w:numPr>
           <w:ilvl w:val="0"/>
-          <w:numId w:val="1025"/>
+          <w:numId w:val="1026"/>
         </w:numPr>
       </w:pPr>
       <w:r>
@@ -14018,7 +14114,7 @@
         <w:pStyle w:val="Compact"/>
         <w:numPr>
           <w:ilvl w:val="0"/>
-          <w:numId w:val="1025"/>
+          <w:numId w:val="1026"/>
         </w:numPr>
       </w:pPr>
       <w:r>
@@ -14046,7 +14142,7 @@
         <w:pStyle w:val="Compact"/>
         <w:numPr>
           <w:ilvl w:val="0"/>
-          <w:numId w:val="1025"/>
+          <w:numId w:val="1026"/>
         </w:numPr>
       </w:pPr>
       <w:r>
@@ -14070,7 +14166,7 @@
         <w:pStyle w:val="Compact"/>
         <w:numPr>
           <w:ilvl w:val="0"/>
-          <w:numId w:val="1025"/>
+          <w:numId w:val="1026"/>
         </w:numPr>
       </w:pPr>
       <w:r>
@@ -14082,7 +14178,7 @@
         <w:pStyle w:val="Compact"/>
         <w:numPr>
           <w:ilvl w:val="0"/>
-          <w:numId w:val="1025"/>
+          <w:numId w:val="1026"/>
         </w:numPr>
       </w:pPr>
       <w:r>
@@ -14143,8 +14239,8 @@
         <w:t xml:space="preserve">haftada bu haftaki kuralların otomatik karşılığı (Tigress) gelir.</w:t>
       </w:r>
     </w:p>
-    <w:bookmarkEnd w:id="92"/>
-    <w:bookmarkEnd w:id="93"/>
+    <w:bookmarkEnd w:id="98"/>
+    <w:bookmarkEnd w:id="99"/>
     <w:sectPr>
       <w:headerReference r:id="rId9" w:type="default"/>
       <w:footerReference r:id="rId10" w:type="default"/>
@@ -14674,34 +14770,7 @@
     <w:abstractNumId w:val="991"/>
   </w:num>
   <w:num w:numId="1023">
-    <w:abstractNumId w:val="99411"/>
-    <w:lvlOverride w:ilvl="0">
-      <w:startOverride w:val="1"/>
-    </w:lvlOverride>
-    <w:lvlOverride w:ilvl="1">
-      <w:startOverride w:val="1"/>
-    </w:lvlOverride>
-    <w:lvlOverride w:ilvl="2">
-      <w:startOverride w:val="1"/>
-    </w:lvlOverride>
-    <w:lvlOverride w:ilvl="3">
-      <w:startOverride w:val="1"/>
-    </w:lvlOverride>
-    <w:lvlOverride w:ilvl="4">
-      <w:startOverride w:val="1"/>
-    </w:lvlOverride>
-    <w:lvlOverride w:ilvl="5">
-      <w:startOverride w:val="1"/>
-    </w:lvlOverride>
-    <w:lvlOverride w:ilvl="6">
-      <w:startOverride w:val="1"/>
-    </w:lvlOverride>
-    <w:lvlOverride w:ilvl="7">
-      <w:startOverride w:val="1"/>
-    </w:lvlOverride>
-    <w:lvlOverride w:ilvl="8">
-      <w:startOverride w:val="1"/>
-    </w:lvlOverride>
+    <w:abstractNumId w:val="991"/>
   </w:num>
   <w:num w:numId="1024">
     <w:abstractNumId w:val="99411"/>
@@ -14734,6 +14803,36 @@
     </w:lvlOverride>
   </w:num>
   <w:num w:numId="1025">
+    <w:abstractNumId w:val="99411"/>
+    <w:lvlOverride w:ilvl="0">
+      <w:startOverride w:val="1"/>
+    </w:lvlOverride>
+    <w:lvlOverride w:ilvl="1">
+      <w:startOverride w:val="1"/>
+    </w:lvlOverride>
+    <w:lvlOverride w:ilvl="2">
+      <w:startOverride w:val="1"/>
+    </w:lvlOverride>
+    <w:lvlOverride w:ilvl="3">
+      <w:startOverride w:val="1"/>
+    </w:lvlOverride>
+    <w:lvlOverride w:ilvl="4">
+      <w:startOverride w:val="1"/>
+    </w:lvlOverride>
+    <w:lvlOverride w:ilvl="5">
+      <w:startOverride w:val="1"/>
+    </w:lvlOverride>
+    <w:lvlOverride w:ilvl="6">
+      <w:startOverride w:val="1"/>
+    </w:lvlOverride>
+    <w:lvlOverride w:ilvl="7">
+      <w:startOverride w:val="1"/>
+    </w:lvlOverride>
+    <w:lvlOverride w:ilvl="8">
+      <w:startOverride w:val="1"/>
+    </w:lvlOverride>
+  </w:num>
+  <w:num w:numId="1026">
     <w:abstractNumId w:val="991"/>
   </w:num>
 </w:numbering>

--- a/docs/week-9/cen429-week-9-ders-notu.en.docx
+++ b/docs/week-9/cen429-week-9-ders-notu.en.docx
@@ -2,7 +2,7 @@
 <file path=word/document.xml><?xml version="1.0" encoding="utf-8"?>
 <w:document xmlns:w="http://schemas.openxmlformats.org/wordprocessingml/2006/main" xmlns:m="http://schemas.openxmlformats.org/officeDocument/2006/math" xmlns:r="http://schemas.openxmlformats.org/officeDocument/2006/relationships" xmlns:o="urn:schemas-microsoft-com:office:office" xmlns:v="urn:schemas-microsoft-com:vml" xmlns:w10="urn:schemas-microsoft-com:office:word" xmlns:a="http://schemas.openxmlformats.org/drawingml/2006/main" xmlns:pic="http://schemas.openxmlformats.org/drawingml/2006/picture" xmlns:wp="http://schemas.openxmlformats.org/drawingml/2006/wordprocessingDrawing">
   <w:body>
-    <w:bookmarkStart w:id="131" w:name="X6a2282df0aba016c112cde1910975ebf0b5ae6a"/>
+    <w:bookmarkStart w:id="139" w:name="X6a2282df0aba016c112cde1910975ebf0b5ae6a"/>
     <w:p>
       <w:pPr>
         <w:pStyle w:val="Heading1"/>
@@ -129,7 +129,21 @@
               <w:pStyle w:val="Compact"/>
             </w:pPr>
             <w:r>
-              <w:t xml:space="preserve">The white-box attacker model from Week 1; compilation,</w:t>
+              <w:t xml:space="preserve">The white-box attacker model from</w:t>
+            </w:r>
+            <w:r>
+              <w:t xml:space="preserve"> </w:t>
+            </w:r>
+            <w:hyperlink r:id="rId20">
+              <w:r>
+                <w:rPr>
+                  <w:rStyle w:val="Hyperlink"/>
+                </w:rPr>
+                <w:t xml:space="preserve">Week 1</w:t>
+              </w:r>
+            </w:hyperlink>
+            <w:r>
+              <w:t xml:space="preserve">; compilation,</w:t>
             </w:r>
             <w:r>
               <w:t xml:space="preserve"> </w:t>
@@ -144,7 +158,21 @@
               <w:t xml:space="preserve"> </w:t>
             </w:r>
             <w:r>
-              <w:t xml:space="preserve">and reverse engineering concepts from Week 4; control flow in C (</w:t>
+              <w:t xml:space="preserve">and reverse engineering concepts from</w:t>
+            </w:r>
+            <w:r>
+              <w:t xml:space="preserve"> </w:t>
+            </w:r>
+            <w:hyperlink r:id="rId21">
+              <w:r>
+                <w:rPr>
+                  <w:rStyle w:val="Hyperlink"/>
+                </w:rPr>
+                <w:t xml:space="preserve">Week 4</w:t>
+              </w:r>
+            </w:hyperlink>
+            <w:r>
+              <w:t xml:space="preserve">; control flow in C (</w:t>
             </w:r>
             <w:r>
               <w:rPr>
@@ -192,7 +220,7 @@
             <w:pPr>
               <w:pStyle w:val="Compact"/>
             </w:pPr>
-            <w:hyperlink r:id="rId20">
+            <w:hyperlink r:id="rId22">
               <w:r>
                 <w:rPr>
                   <w:rStyle w:val="VerbatimChar"/>
@@ -1587,8 +1615,19 @@
       <w:r>
         <w:t xml:space="preserve"> </w:t>
       </w:r>
-      <w:r>
-        <w:t xml:space="preserve">Week 14 shows their</w:t>
+      <w:hyperlink r:id="rId23">
+        <w:r>
+          <w:rPr>
+            <w:rStyle w:val="Hyperlink"/>
+          </w:rPr>
+          <w:t xml:space="preserve">Week 14</w:t>
+        </w:r>
+      </w:hyperlink>
+      <w:r>
+        <w:t xml:space="preserve"> </w:t>
+      </w:r>
+      <w:r>
+        <w:t xml:space="preserve">shows their</w:t>
       </w:r>
       <w:r>
         <w:t xml:space="preserve"> </w:t>
@@ -1614,13 +1653,13 @@
         </w:pict>
       </w:r>
     </w:p>
-    <w:bookmarkStart w:id="50" w:name="basic-concepts-from-scratch"/>
+    <w:bookmarkStart w:id="50" w:name="before-we-start"/>
     <w:p>
       <w:pPr>
         <w:pStyle w:val="Heading2"/>
       </w:pPr>
       <w:r>
-        <w:t xml:space="preserve">0. Basic concepts (from scratch)</w:t>
+        <w:t xml:space="preserve">0. Before we start</w:t>
       </w:r>
     </w:p>
     <w:p>
@@ -1628,95 +1667,40 @@
         <w:pStyle w:val="FirstParagraph"/>
       </w:pPr>
       <w:r>
-        <w:t xml:space="preserve">This section</w:t>
-      </w:r>
-      <w:r>
-        <w:t xml:space="preserve"> </w:t>
-      </w:r>
-      <w:r>
-        <w:rPr>
-          <w:b/>
-          <w:bCs/>
-        </w:rPr>
-        <w:t xml:space="preserve">assumes no prior knowledge</w:t>
-      </w:r>
-      <w:r>
-        <w:t xml:space="preserve">. We define, from scratch, the terms we will use for the rest of the</w:t>
-      </w:r>
-      <w:r>
-        <w:t xml:space="preserve"> </w:t>
-      </w:r>
-      <w:r>
-        <w:t xml:space="preserve">week. If you don’t know a term, read this section first; the later sections build on it.</w:t>
-      </w:r>
-    </w:p>
-    <w:bookmarkStart w:id="21" w:name="why-does-this-section-exist"/>
+        <w:t xml:space="preserve">This section prepares you for the week. It first briefly recalls the earlier topics this week builds on; it then</w:t>
+      </w:r>
+      <w:r>
+        <w:t xml:space="preserve"> </w:t>
+      </w:r>
+      <w:r>
+        <w:t xml:space="preserve">defines each of this week’s concepts in one sentence and links it to the section where it is explained in full.</w:t>
+      </w:r>
+      <w:r>
+        <w:t xml:space="preserve"> </w:t>
+      </w:r>
+      <w:r>
+        <w:t xml:space="preserve">Background knowledge not covered in earlier weeks is explained from scratch under the</w:t>
+      </w:r>
+      <w:r>
+        <w:t xml:space="preserve"> </w:t>
+      </w:r>
+      <w:r>
+        <w:t xml:space="preserve">“Background”</w:t>
+      </w:r>
+      <w:r>
+        <w:t xml:space="preserve"> </w:t>
+      </w:r>
+      <w:r>
+        <w:t xml:space="preserve">headings.</w:t>
+      </w:r>
+    </w:p>
+    <w:bookmarkStart w:id="32" w:name="what-we-bring-from-earlier-weeks"/>
     <w:p>
       <w:pPr>
         <w:pStyle w:val="Heading3"/>
       </w:pPr>
       <w:r>
-        <w:t xml:space="preserve">Why does this section exist?</w:t>
-      </w:r>
-    </w:p>
-    <w:p>
-      <w:pPr>
-        <w:pStyle w:val="FirstParagraph"/>
-      </w:pPr>
-      <w:r>
-        <w:t xml:space="preserve">This week’s subject is</w:t>
-      </w:r>
-      <w:r>
-        <w:t xml:space="preserve"> </w:t>
-      </w:r>
-      <w:r>
-        <w:rPr>
-          <w:b/>
-          <w:bCs/>
-        </w:rPr>
-        <w:t xml:space="preserve">code obfuscation</w:t>
-      </w:r>
-      <w:r>
-        <w:t xml:space="preserve">. But first let’s pin down a few basic terms.</w:t>
-      </w:r>
-    </w:p>
-    <w:p>
-      <w:pPr>
-        <w:pStyle w:val="BodyText"/>
-      </w:pPr>
-      <w:r>
-        <w:t xml:space="preserve">Without these terms, the subject</w:t>
-      </w:r>
-      <w:r>
-        <w:t xml:space="preserve"> </w:t>
-      </w:r>
-      <w:r>
-        <w:rPr>
-          <w:b/>
-          <w:bCs/>
-        </w:rPr>
-        <w:t xml:space="preserve">stays up in the air</w:t>
-      </w:r>
-      <w:r>
-        <w:t xml:space="preserve">.</w:t>
-      </w:r>
-    </w:p>
-    <w:p>
-      <w:pPr>
-        <w:pStyle w:val="BodyText"/>
-      </w:pPr>
-      <w:r>
-        <w:t xml:space="preserve">We assume you know nothing — that’s a good starting point.</w:t>
-      </w:r>
-    </w:p>
-    <w:bookmarkEnd w:id="21"/>
-    <w:bookmarkStart w:id="22" w:name="what-is-source-code"/>
-    <w:p>
-      <w:pPr>
-        <w:pStyle w:val="Heading3"/>
-      </w:pPr>
-      <w:r>
-        <w:t xml:space="preserve">What is source code?</w:t>
+        <w:t xml:space="preserve">What we bring from earlier weeks</w:t>
       </w:r>
     </w:p>
     <w:p>
@@ -1728,23 +1712,62 @@
         </w:numPr>
       </w:pPr>
       <w:r>
-        <w:t xml:space="preserve">The</w:t>
-      </w:r>
-      <w:r>
-        <w:t xml:space="preserve"> </w:t>
-      </w:r>
-      <w:r>
-        <w:rPr>
-          <w:b/>
-          <w:bCs/>
-        </w:rPr>
-        <w:t xml:space="preserve">human-readable</w:t>
-      </w:r>
-      <w:r>
-        <w:t xml:space="preserve"> </w:t>
-      </w:r>
-      <w:r>
-        <w:t xml:space="preserve">program text that you write (e.g., a C file).</w:t>
+        <w:rPr>
+          <w:b/>
+          <w:bCs/>
+        </w:rPr>
+        <w:t xml:space="preserve">The white-box / MATE attacker model</w:t>
+      </w:r>
+      <w:r>
+        <w:t xml:space="preserve"> </w:t>
+      </w:r>
+      <w:r>
+        <w:t xml:space="preserve">— the threat model in which the user who holds the device is also a</w:t>
+      </w:r>
+      <w:r>
+        <w:t xml:space="preserve"> </w:t>
+      </w:r>
+      <w:r>
+        <w:t xml:space="preserve">potential attacker, able to read memory and attach a debugger</w:t>
+      </w:r>
+      <w:r>
+        <w:t xml:space="preserve"> </w:t>
+      </w:r>
+      <w:r>
+        <w:t xml:space="preserve">(</w:t>
+      </w:r>
+      <w:hyperlink r:id="rId24">
+        <w:r>
+          <w:rPr>
+            <w:rStyle w:val="Hyperlink"/>
+          </w:rPr>
+          <w:t xml:space="preserve">Week 1, §3</w:t>
+        </w:r>
+      </w:hyperlink>
+      <w:r>
+        <w:t xml:space="preserve">). This week, in §1, we</w:t>
+      </w:r>
+      <w:r>
+        <w:t xml:space="preserve"> </w:t>
+      </w:r>
+      <w:r>
+        <w:t xml:space="preserve">reuse this model under the name</w:t>
+      </w:r>
+      <w:r>
+        <w:t xml:space="preserve"> </w:t>
+      </w:r>
+      <w:r>
+        <w:rPr>
+          <w:b/>
+          <w:bCs/>
+        </w:rPr>
+        <w:t xml:space="preserve">MATE</w:t>
+      </w:r>
+      <w:r>
+        <w:t xml:space="preserve"> </w:t>
+      </w:r>
+      <w:r>
+        <w:t xml:space="preserve">(Man-At-The-End) as the motivation for code obfuscation.</w:t>
       </w:r>
     </w:p>
     <w:p>
@@ -1756,50 +1779,46 @@
         </w:numPr>
       </w:pPr>
       <w:r>
-        <w:t xml:space="preserve">Example:</w:t>
-      </w:r>
-      <w:r>
-        <w:t xml:space="preserve"> </w:t>
-      </w:r>
-      <w:r>
-        <w:rPr>
-          <w:rStyle w:val="VerbatimChar"/>
-        </w:rPr>
-        <w:t xml:space="preserve">int topla(int a, int b) { return a + b; }</w:t>
-      </w:r>
-    </w:p>
-    <w:p>
-      <w:pPr>
-        <w:pStyle w:val="FirstParagraph"/>
-      </w:pPr>
-      <w:r>
-        <w:t xml:space="preserve">Source code is</w:t>
-      </w:r>
-      <w:r>
-        <w:t xml:space="preserve"> </w:t>
-      </w:r>
-      <w:r>
-        <w:rPr>
-          <w:b/>
-          <w:bCs/>
-        </w:rPr>
-        <w:t xml:space="preserve">compiled</w:t>
-      </w:r>
-      <w:r>
-        <w:t xml:space="preserve"> </w:t>
-      </w:r>
-      <w:r>
-        <w:t xml:space="preserve">and turned into the form the machine runs.</w:t>
-      </w:r>
-    </w:p>
-    <w:bookmarkEnd w:id="22"/>
-    <w:bookmarkStart w:id="26" w:name="compiler-and-binary"/>
-    <w:p>
-      <w:pPr>
-        <w:pStyle w:val="Heading3"/>
-      </w:pPr>
-      <w:r>
-        <w:t xml:space="preserve">Compiler and binary</w:t>
+        <w:rPr>
+          <w:b/>
+          <w:bCs/>
+        </w:rPr>
+        <w:t xml:space="preserve">Debugger</w:t>
+      </w:r>
+      <w:r>
+        <w:t xml:space="preserve"> </w:t>
+      </w:r>
+      <w:r>
+        <w:t xml:space="preserve">— a tool that runs a program step by step and shows its variables (gdb, lldb); we saw checking at</w:t>
+      </w:r>
+      <w:r>
+        <w:t xml:space="preserve"> </w:t>
+      </w:r>
+      <w:r>
+        <w:t xml:space="preserve">runtime whether a debugger is attached in the context of RASP</w:t>
+      </w:r>
+      <w:r>
+        <w:t xml:space="preserve"> </w:t>
+      </w:r>
+      <w:r>
+        <w:t xml:space="preserve">(</w:t>
+      </w:r>
+      <w:hyperlink r:id="rId25">
+        <w:r>
+          <w:rPr>
+            <w:rStyle w:val="Hyperlink"/>
+          </w:rPr>
+          <w:t xml:space="preserve">Week 6, §4</w:t>
+        </w:r>
+      </w:hyperlink>
+      <w:r>
+        <w:t xml:space="preserve">). This week it appears briefly in §1 as one of</w:t>
+      </w:r>
+      <w:r>
+        <w:t xml:space="preserve"> </w:t>
+      </w:r>
+      <w:r>
+        <w:t xml:space="preserve">the MATE attacker’s tools.</w:t>
       </w:r>
     </w:p>
     <w:p>
@@ -1807,7 +1826,7 @@
         <w:pStyle w:val="Compact"/>
         <w:numPr>
           <w:ilvl w:val="0"/>
-          <w:numId w:val="1003"/>
+          <w:numId w:val="1002"/>
         </w:numPr>
       </w:pPr>
       <w:r>
@@ -1815,29 +1834,83 @@
           <w:b/>
           <w:bCs/>
         </w:rPr>
-        <w:t xml:space="preserve">Compiler:</w:t>
-      </w:r>
-      <w:r>
-        <w:t xml:space="preserve"> </w:t>
-      </w:r>
-      <w:r>
-        <w:t xml:space="preserve">the program that translates source code into</w:t>
-      </w:r>
-      <w:r>
-        <w:t xml:space="preserve"> </w:t>
-      </w:r>
-      <w:r>
-        <w:rPr>
-          <w:b/>
-          <w:bCs/>
-        </w:rPr>
-        <w:t xml:space="preserve">machine code</w:t>
-      </w:r>
-      <w:r>
-        <w:t xml:space="preserve"> </w:t>
-      </w:r>
-      <w:r>
-        <w:t xml:space="preserve">(gcc, clang).</w:t>
+        <w:t xml:space="preserve">Entropy (randomness)</w:t>
+      </w:r>
+      <w:r>
+        <w:t xml:space="preserve"> </w:t>
+      </w:r>
+      <w:r>
+        <w:t xml:space="preserve">— a measure of how disordered/unpredictable a piece of data’s bytes look; we met it in</w:t>
+      </w:r>
+      <w:r>
+        <w:t xml:space="preserve"> </w:t>
+      </w:r>
+      <w:r>
+        <w:t xml:space="preserve">week 2 for recognising encrypted/packed content</w:t>
+      </w:r>
+      <w:r>
+        <w:t xml:space="preserve"> </w:t>
+      </w:r>
+      <w:r>
+        <w:t xml:space="preserve">(</w:t>
+      </w:r>
+      <w:hyperlink r:id="rId26">
+        <w:r>
+          <w:rPr>
+            <w:rStyle w:val="Hyperlink"/>
+          </w:rPr>
+          <w:t xml:space="preserve">Week 2, §6</w:t>
+        </w:r>
+      </w:hyperlink>
+      <w:r>
+        <w:t xml:space="preserve">), and</w:t>
+      </w:r>
+      <w:r>
+        <w:t xml:space="preserve"> </w:t>
+      </w:r>
+      <w:r>
+        <w:t xml:space="preserve">in week 3 as the foundation of random-number generation</w:t>
+      </w:r>
+      <w:r>
+        <w:t xml:space="preserve"> </w:t>
+      </w:r>
+      <w:r>
+        <w:t xml:space="preserve">(</w:t>
+      </w:r>
+      <w:hyperlink r:id="rId27">
+        <w:r>
+          <w:rPr>
+            <w:rStyle w:val="Hyperlink"/>
+          </w:rPr>
+          <w:t xml:space="preserve">Week 3, §3</w:t>
+        </w:r>
+      </w:hyperlink>
+      <w:r>
+        <w:t xml:space="preserve">). This week</w:t>
+      </w:r>
+      <w:r>
+        <w:t xml:space="preserve"> </w:t>
+      </w:r>
+      <w:r>
+        <w:t xml:space="preserve">we deepen the same metric with a numeric example, in the context of an attacker telling apart high-entropy</w:t>
+      </w:r>
+      <w:r>
+        <w:t xml:space="preserve"> </w:t>
+      </w:r>
+      <w:r>
+        <w:t xml:space="preserve">blocks (keys, encrypted data) in a binary (see</w:t>
+      </w:r>
+      <w:r>
+        <w:t xml:space="preserve"> </w:t>
+      </w:r>
+      <w:r>
+        <w:t xml:space="preserve">“Background”</w:t>
+      </w:r>
+      <w:r>
+        <w:t xml:space="preserve"> </w:t>
+      </w:r>
+      <w:r>
+        <w:t xml:space="preserve">below).</w:t>
       </w:r>
     </w:p>
     <w:p>
@@ -1845,7 +1918,7 @@
         <w:pStyle w:val="Compact"/>
         <w:numPr>
           <w:ilvl w:val="0"/>
-          <w:numId w:val="1003"/>
+          <w:numId w:val="1002"/>
         </w:numPr>
       </w:pPr>
       <w:r>
@@ -1853,13 +1926,957 @@
           <w:b/>
           <w:bCs/>
         </w:rPr>
-        <w:t xml:space="preserve">Binary:</w:t>
-      </w:r>
-      <w:r>
-        <w:t xml:space="preserve"> </w:t>
-      </w:r>
-      <w:r>
-        <w:t xml:space="preserve">the result of compilation; the file the computer runs directly (</w:t>
+        <w:t xml:space="preserve">Compiler flag,</w:t>
+      </w:r>
+      <w:r>
+        <w:rPr>
+          <w:b/>
+          <w:bCs/>
+        </w:rPr>
+        <w:t xml:space="preserve"> </w:t>
+      </w:r>
+      <w:r>
+        <w:rPr>
+          <w:rStyle w:val="VerbatimChar"/>
+          <w:b/>
+          <w:bCs/>
+        </w:rPr>
+        <w:t xml:space="preserve">strings</w:t>
+      </w:r>
+      <w:r>
+        <w:rPr>
+          <w:b/>
+          <w:bCs/>
+        </w:rPr>
+        <w:t xml:space="preserve">, and the symbol table</w:t>
+      </w:r>
+      <w:r>
+        <w:t xml:space="preserve"> </w:t>
+      </w:r>
+      <w:r>
+        <w:t xml:space="preserve">— options passed to the compiler (</w:t>
+      </w:r>
+      <w:r>
+        <w:rPr>
+          <w:rStyle w:val="VerbatimChar"/>
+        </w:rPr>
+        <w:t xml:space="preserve">-O2</w:t>
+      </w:r>
+      <w:r>
+        <w:t xml:space="preserve">,</w:t>
+      </w:r>
+      <w:r>
+        <w:t xml:space="preserve"> </w:t>
+      </w:r>
+      <w:r>
+        <w:rPr>
+          <w:rStyle w:val="VerbatimChar"/>
+        </w:rPr>
+        <w:t xml:space="preserve">-Wall</w:t>
+      </w:r>
+      <w:r>
+        <w:t xml:space="preserve">,</w:t>
+      </w:r>
+      <w:r>
+        <w:t xml:space="preserve"> </w:t>
+      </w:r>
+      <w:r>
+        <w:rPr>
+          <w:rStyle w:val="VerbatimChar"/>
+        </w:rPr>
+        <w:t xml:space="preserve">-DGUNLUK_ACIK</w:t>
+      </w:r>
+      <w:r>
+        <w:t xml:space="preserve">; the same source can be built with or</w:t>
+      </w:r>
+      <w:r>
+        <w:t xml:space="preserve"> </w:t>
+      </w:r>
+      <w:r>
+        <w:t xml:space="preserve">without logging depending on the flag) and tools</w:t>
+      </w:r>
+      <w:r>
+        <w:t xml:space="preserve"> </w:t>
+      </w:r>
+      <w:r>
+        <w:t xml:space="preserve">that show a binary’s readable text/name list; week 4 first defined these and showed the entry-level steps of</w:t>
+      </w:r>
+      <w:r>
+        <w:t xml:space="preserve"> </w:t>
+      </w:r>
+      <w:r>
+        <w:t xml:space="preserve">obfuscation (</w:t>
+      </w:r>
+      <w:hyperlink r:id="rId28">
+        <w:r>
+          <w:rPr>
+            <w:rStyle w:val="Hyperlink"/>
+          </w:rPr>
+          <w:t xml:space="preserve">Week 4, §15</w:t>
+        </w:r>
+      </w:hyperlink>
+      <w:r>
+        <w:t xml:space="preserve">). This week K-06/K-07</w:t>
+      </w:r>
+      <w:r>
+        <w:t xml:space="preserve"> </w:t>
+      </w:r>
+      <w:r>
+        <w:t xml:space="preserve">close off the same hints at a more advanced level.</w:t>
+      </w:r>
+    </w:p>
+    <w:p>
+      <w:pPr>
+        <w:pStyle w:val="Compact"/>
+        <w:numPr>
+          <w:ilvl w:val="0"/>
+          <w:numId w:val="1002"/>
+        </w:numPr>
+      </w:pPr>
+      <w:r>
+        <w:rPr>
+          <w:b/>
+          <w:bCs/>
+        </w:rPr>
+        <w:t xml:space="preserve">Decompilation</w:t>
+      </w:r>
+      <w:r>
+        <w:t xml:space="preserve"> </w:t>
+      </w:r>
+      <w:r>
+        <w:t xml:space="preserve">— turning a binary/bytecode back into something close to readable code; we saw this over JVM</w:t>
+      </w:r>
+      <w:r>
+        <w:t xml:space="preserve"> </w:t>
+      </w:r>
+      <w:r>
+        <w:t xml:space="preserve">bytecode in week 5 (</w:t>
+      </w:r>
+      <w:hyperlink r:id="rId29">
+        <w:r>
+          <w:rPr>
+            <w:rStyle w:val="Hyperlink"/>
+          </w:rPr>
+          <w:t xml:space="preserve">Week 5, §10</w:t>
+        </w:r>
+      </w:hyperlink>
+      <w:r>
+        <w:t xml:space="preserve">). This week we</w:t>
+      </w:r>
+      <w:r>
+        <w:t xml:space="preserve"> </w:t>
+      </w:r>
+      <w:r>
+        <w:t xml:space="preserve">extend the same idea to native (C/C++) binaries and tools such as Ghidra/IDA.</w:t>
+      </w:r>
+    </w:p>
+    <w:p>
+      <w:pPr>
+        <w:pStyle w:val="Compact"/>
+        <w:numPr>
+          <w:ilvl w:val="0"/>
+          <w:numId w:val="1002"/>
+        </w:numPr>
+      </w:pPr>
+      <w:r>
+        <w:rPr>
+          <w:b/>
+          <w:bCs/>
+        </w:rPr>
+        <w:t xml:space="preserve">XOR</w:t>
+      </w:r>
+      <w:r>
+        <w:t xml:space="preserve"> </w:t>
+      </w:r>
+      <w:r>
+        <w:t xml:space="preserve">— the operation that gives 1 if two bits differ and 0 if they match; thanks to the property</w:t>
+      </w:r>
+      <w:r>
+        <w:t xml:space="preserve"> </w:t>
+      </w:r>
+      <w:r>
+        <w:rPr>
+          <w:rStyle w:val="VerbatimChar"/>
+        </w:rPr>
+        <w:t xml:space="preserve">a^b^b=a</w:t>
+      </w:r>
+      <w:r>
+        <w:t xml:space="preserve">, it undoes itself. We decoded XOR obfuscation by hand for a Java string in week 5</w:t>
+      </w:r>
+      <w:r>
+        <w:t xml:space="preserve"> </w:t>
+      </w:r>
+      <w:r>
+        <w:t xml:space="preserve">(</w:t>
+      </w:r>
+      <w:hyperlink r:id="rId30">
+        <w:r>
+          <w:rPr>
+            <w:rStyle w:val="Hyperlink"/>
+          </w:rPr>
+          <w:t xml:space="preserve">Week 5, §12</w:t>
+        </w:r>
+      </w:hyperlink>
+      <w:r>
+        <w:t xml:space="preserve">). This week we</w:t>
+      </w:r>
+      <w:r>
+        <w:t xml:space="preserve"> </w:t>
+      </w:r>
+      <w:r>
+        <w:t xml:space="preserve">use the same mechanism as the foundation of rules K-02 and K-07, and retrace it step by step with a bit table</w:t>
+      </w:r>
+      <w:r>
+        <w:t xml:space="preserve"> </w:t>
+      </w:r>
+      <w:r>
+        <w:t xml:space="preserve">(see</w:t>
+      </w:r>
+      <w:r>
+        <w:t xml:space="preserve"> </w:t>
+      </w:r>
+      <w:r>
+        <w:t xml:space="preserve">“Background”</w:t>
+      </w:r>
+      <w:r>
+        <w:t xml:space="preserve"> </w:t>
+      </w:r>
+      <w:r>
+        <w:t xml:space="preserve">below).</w:t>
+      </w:r>
+    </w:p>
+    <w:p>
+      <w:pPr>
+        <w:pStyle w:val="Compact"/>
+        <w:numPr>
+          <w:ilvl w:val="0"/>
+          <w:numId w:val="1002"/>
+        </w:numPr>
+      </w:pPr>
+      <w:r>
+        <w:rPr>
+          <w:b/>
+          <w:bCs/>
+        </w:rPr>
+        <w:t xml:space="preserve">Log</w:t>
+      </w:r>
+      <w:r>
+        <w:t xml:space="preserve"> </w:t>
+      </w:r>
+      <w:r>
+        <w:t xml:space="preserve">— the informational messages a program writes while it runs; if sensitive data or internal state ends up</w:t>
+      </w:r>
+      <w:r>
+        <w:t xml:space="preserve"> </w:t>
+      </w:r>
+      <w:r>
+        <w:t xml:space="preserve">in the log, the attacker reads it. We covered what to log, what never to log,</w:t>
+      </w:r>
+      <w:r>
+        <w:t xml:space="preserve"> </w:t>
+      </w:r>
+      <w:r>
+        <w:t xml:space="preserve">and tamper-resistant logs in detail in week 2</w:t>
+      </w:r>
+      <w:r>
+        <w:t xml:space="preserve"> </w:t>
+      </w:r>
+      <w:r>
+        <w:t xml:space="preserve">(</w:t>
+      </w:r>
+      <w:hyperlink r:id="rId31">
+        <w:r>
+          <w:rPr>
+            <w:rStyle w:val="Hyperlink"/>
+          </w:rPr>
+          <w:t xml:space="preserve">Week 2, §9</w:t>
+        </w:r>
+      </w:hyperlink>
+      <w:r>
+        <w:t xml:space="preserve">). This week it comes up</w:t>
+      </w:r>
+      <w:r>
+        <w:t xml:space="preserve"> </w:t>
+      </w:r>
+      <w:r>
+        <w:t xml:space="preserve">only briefly, in §2, as the layout rule of stripping logging from the release binary.</w:t>
+      </w:r>
+    </w:p>
+    <w:bookmarkEnd w:id="32"/>
+    <w:bookmarkStart w:id="33" w:name="this-weeks-concept-map"/>
+    <w:p>
+      <w:pPr>
+        <w:pStyle w:val="Heading3"/>
+      </w:pPr>
+      <w:r>
+        <w:t xml:space="preserve">This week’s concept map</w:t>
+      </w:r>
+    </w:p>
+    <w:tbl>
+      <w:tblPr>
+        <w:tblStyle w:val="Table"/>
+        <w:tblW w:type="pct" w:w="5000"/>
+        <w:tblLayout w:type="fixed"/>
+        <w:tblLook w:firstRow="1" w:lastRow="0" w:firstColumn="0" w:lastColumn="0" w:noHBand="0" w:noVBand="0" w:val="0020"/>
+      </w:tblPr>
+      <w:tblGrid>
+        <w:gridCol w:w="2640"/>
+        <w:gridCol w:w="2640"/>
+        <w:gridCol w:w="2640"/>
+      </w:tblGrid>
+      <w:tr>
+        <w:trPr>
+          <w:tblHeader w:val="on"/>
+        </w:trPr>
+        <w:tc>
+          <w:tcPr/>
+          <w:p>
+            <w:pPr>
+              <w:pStyle w:val="Compact"/>
+            </w:pPr>
+            <w:r>
+              <w:t xml:space="preserve">Concept</w:t>
+            </w:r>
+          </w:p>
+        </w:tc>
+        <w:tc>
+          <w:tcPr/>
+          <w:p>
+            <w:pPr>
+              <w:pStyle w:val="Compact"/>
+            </w:pPr>
+            <w:r>
+              <w:t xml:space="preserve">In one sentence</w:t>
+            </w:r>
+          </w:p>
+        </w:tc>
+        <w:tc>
+          <w:tcPr/>
+          <w:p>
+            <w:pPr>
+              <w:pStyle w:val="Compact"/>
+            </w:pPr>
+            <w:r>
+              <w:t xml:space="preserve">Detail</w:t>
+            </w:r>
+          </w:p>
+        </w:tc>
+      </w:tr>
+      <w:tr>
+        <w:tc>
+          <w:tcPr/>
+          <w:p>
+            <w:pPr>
+              <w:pStyle w:val="Compact"/>
+            </w:pPr>
+            <w:r>
+              <w:t xml:space="preserve">Obfuscation as a security rule</w:t>
+            </w:r>
+          </w:p>
+        </w:tc>
+        <w:tc>
+          <w:tcPr/>
+          <w:p>
+            <w:pPr>
+              <w:pStyle w:val="Compact"/>
+            </w:pPr>
+            <w:r>
+              <w:t xml:space="preserve">Code obfuscation is a countermeasure that doesn’t make an attack impossible but makes it expensive; its goals are pushing the cost above the asset’s value, breaking automation, and buying time for the other layers.</w:t>
+            </w:r>
+          </w:p>
+        </w:tc>
+        <w:tc>
+          <w:tcPr/>
+          <w:p>
+            <w:pPr>
+              <w:pStyle w:val="Compact"/>
+            </w:pPr>
+            <w:hyperlink w:anchor="X2072ee611a10c8a518689760f0b529ded2bced8">
+              <w:r>
+                <w:rPr>
+                  <w:rStyle w:val="Hyperlink"/>
+                </w:rPr>
+                <w:t xml:space="preserve">§1</w:t>
+              </w:r>
+            </w:hyperlink>
+          </w:p>
+        </w:tc>
+      </w:tr>
+      <w:tr>
+        <w:tc>
+          <w:tcPr/>
+          <w:p>
+            <w:pPr>
+              <w:pStyle w:val="Compact"/>
+            </w:pPr>
+            <w:r>
+              <w:t xml:space="preserve">Obfuscation taxonomy (five families)</w:t>
+            </w:r>
+          </w:p>
+        </w:tc>
+        <w:tc>
+          <w:tcPr/>
+          <w:p>
+            <w:pPr>
+              <w:pStyle w:val="Compact"/>
+            </w:pPr>
+            <w:r>
+              <w:t xml:space="preserve">Obfuscation techniques split into five families by what they hide — layout, data, control flow, anti-analysis, and virtualisation; the closer a family sits to the mechanism that produces the behaviour, the stronger but also the more expensive it is.</w:t>
+            </w:r>
+          </w:p>
+        </w:tc>
+        <w:tc>
+          <w:tcPr/>
+          <w:p>
+            <w:pPr>
+              <w:pStyle w:val="Compact"/>
+            </w:pPr>
+            <w:hyperlink w:anchor="X66304bed723fcb38efb35a481f7b72337f245f8">
+              <w:r>
+                <w:rPr>
+                  <w:rStyle w:val="Hyperlink"/>
+                </w:rPr>
+                <w:t xml:space="preserve">§2</w:t>
+              </w:r>
+            </w:hyperlink>
+          </w:p>
+        </w:tc>
+      </w:tr>
+      <w:tr>
+        <w:tc>
+          <w:tcPr/>
+          <w:p>
+            <w:pPr>
+              <w:pStyle w:val="Compact"/>
+            </w:pPr>
+            <w:r>
+              <w:t xml:space="preserve">The limit of obfuscation</w:t>
+            </w:r>
+          </w:p>
+        </w:tc>
+        <w:tc>
+          <w:tcPr/>
+          <w:p>
+            <w:pPr>
+              <w:pStyle w:val="Compact"/>
+            </w:pPr>
+            <w:r>
+              <w:t xml:space="preserve">Obfuscation delays static analysis and resists automated attack; it does not give a secret’s mathematical secrecy (cryptography) or protection against reading a running program’s memory (RASP/whitebox).</w:t>
+            </w:r>
+          </w:p>
+        </w:tc>
+        <w:tc>
+          <w:tcPr/>
+          <w:p>
+            <w:pPr>
+              <w:pStyle w:val="Compact"/>
+            </w:pPr>
+            <w:hyperlink w:anchor="X9d245034db552d463175896573bd01cdbbeb3b0">
+              <w:r>
+                <w:rPr>
+                  <w:rStyle w:val="Hyperlink"/>
+                </w:rPr>
+                <w:t xml:space="preserve">§3</w:t>
+              </w:r>
+            </w:hyperlink>
+          </w:p>
+        </w:tc>
+      </w:tr>
+      <w:tr>
+        <w:tc>
+          <w:tcPr/>
+          <w:p>
+            <w:pPr>
+              <w:pStyle w:val="Compact"/>
+            </w:pPr>
+            <w:r>
+              <w:t xml:space="preserve">The protection rule template</w:t>
+            </w:r>
+          </w:p>
+        </w:tc>
+        <w:tc>
+          <w:tcPr/>
+          <w:p>
+            <w:pPr>
+              <w:pStyle w:val="Compact"/>
+            </w:pPr>
+            <w:r>
+              <w:t xml:space="preserve">Every obfuscation technique is evaluated with the same six-line standard template: what it protects, against which threat, how, cost, limit, and measurement.</w:t>
+            </w:r>
+          </w:p>
+        </w:tc>
+        <w:tc>
+          <w:tcPr/>
+          <w:p>
+            <w:pPr>
+              <w:pStyle w:val="Compact"/>
+            </w:pPr>
+            <w:hyperlink w:anchor="X85c474acd8b876ed49bf417a8067d6e8d45ba64">
+              <w:r>
+                <w:rPr>
+                  <w:rStyle w:val="Hyperlink"/>
+                </w:rPr>
+                <w:t xml:space="preserve">§4</w:t>
+              </w:r>
+            </w:hyperlink>
+          </w:p>
+        </w:tc>
+      </w:tr>
+      <w:tr>
+        <w:tc>
+          <w:tcPr/>
+          <w:p>
+            <w:pPr>
+              <w:pStyle w:val="Compact"/>
+            </w:pPr>
+            <w:r>
+              <w:t xml:space="preserve">Control-flow rules (K-01–K-06)</w:t>
+            </w:r>
+          </w:p>
+        </w:tc>
+        <w:tc>
+          <w:tcPr/>
+          <w:p>
+            <w:pPr>
+              <w:pStyle w:val="Compact"/>
+            </w:pPr>
+            <w:r>
+              <w:t xml:space="preserve">Opaque predicate/loop, arithmetic encoding, bogus operation/dead branch, control-flow flattening, random exit, and function/parameter hiding; rules that make the algorithm’s CFG unreadable.</w:t>
+            </w:r>
+          </w:p>
+        </w:tc>
+        <w:tc>
+          <w:tcPr/>
+          <w:p>
+            <w:pPr>
+              <w:pStyle w:val="Compact"/>
+            </w:pPr>
+            <w:hyperlink w:anchor="Xa7802059eb2590dd7df41ee1a930a4211525815">
+              <w:r>
+                <w:rPr>
+                  <w:rStyle w:val="Hyperlink"/>
+                </w:rPr>
+                <w:t xml:space="preserve">§5</w:t>
+              </w:r>
+            </w:hyperlink>
+          </w:p>
+        </w:tc>
+      </w:tr>
+      <w:tr>
+        <w:tc>
+          <w:tcPr/>
+          <w:p>
+            <w:pPr>
+              <w:pStyle w:val="Compact"/>
+            </w:pPr>
+            <w:r>
+              <w:t xml:space="preserve">Data obfuscation rules (K-07–K-09)</w:t>
+            </w:r>
+          </w:p>
+        </w:tc>
+        <w:tc>
+          <w:tcPr/>
+          <w:p>
+            <w:pPr>
+              <w:pStyle w:val="Compact"/>
+            </w:pPr>
+            <w:r>
+              <w:t xml:space="preserve">Static string encoding, opaque booleans, and variable splitting/merging; these hide the constants, strings, and variables the program processes.</w:t>
+            </w:r>
+          </w:p>
+        </w:tc>
+        <w:tc>
+          <w:tcPr/>
+          <w:p>
+            <w:pPr>
+              <w:pStyle w:val="Compact"/>
+            </w:pPr>
+            <w:hyperlink w:anchor="X60d4575d4ab0944ee458392cbb49e8db71c225b">
+              <w:r>
+                <w:rPr>
+                  <w:rStyle w:val="Hyperlink"/>
+                </w:rPr>
+                <w:t xml:space="preserve">§6</w:t>
+              </w:r>
+            </w:hyperlink>
+          </w:p>
+        </w:tc>
+      </w:tr>
+      <w:tr>
+        <w:tc>
+          <w:tcPr/>
+          <w:p>
+            <w:pPr>
+              <w:pStyle w:val="Compact"/>
+            </w:pPr>
+            <w:r>
+              <w:t xml:space="preserve">Whole-program-level rules (K-10–K-12)</w:t>
+            </w:r>
+          </w:p>
+        </w:tc>
+        <w:tc>
+          <w:tcPr/>
+          <w:p>
+            <w:pPr>
+              <w:pStyle w:val="Compact"/>
+            </w:pPr>
+            <w:r>
+              <w:t xml:space="preserve">Virtualisation-based obfuscation, compiler-based obfuscation (O-LLVM), and self-modifying code; the most expensive and most powerful layer, changing the function’s machine code itself or how it is produced.</w:t>
+            </w:r>
+          </w:p>
+        </w:tc>
+        <w:tc>
+          <w:tcPr/>
+          <w:p>
+            <w:pPr>
+              <w:pStyle w:val="Compact"/>
+            </w:pPr>
+            <w:hyperlink w:anchor="Xce0c0381b9f8bda5e67fc265054bb7308729970">
+              <w:r>
+                <w:rPr>
+                  <w:rStyle w:val="Hyperlink"/>
+                </w:rPr>
+                <w:t xml:space="preserve">§7</w:t>
+              </w:r>
+            </w:hyperlink>
+          </w:p>
+        </w:tc>
+      </w:tr>
+      <w:tr>
+        <w:tc>
+          <w:tcPr/>
+          <w:p>
+            <w:pPr>
+              <w:pStyle w:val="Compact"/>
+            </w:pPr>
+            <w:r>
+              <w:t xml:space="preserve">Diversification</w:t>
+            </w:r>
+          </w:p>
+        </w:tc>
+        <w:tc>
+          <w:tcPr/>
+          <w:p>
+            <w:pPr>
+              <w:pStyle w:val="Compact"/>
+            </w:pPr>
+            <w:r>
+              <w:t xml:space="preserve">Producing different-but-behaviourally-equivalent binaries from the same source, tied to a seed; it doesn’t raise obfuscation’s potency but prevents a crack from spreading (scaling) to other copies.</w:t>
+            </w:r>
+          </w:p>
+        </w:tc>
+        <w:tc>
+          <w:tcPr/>
+          <w:p>
+            <w:pPr>
+              <w:pStyle w:val="Compact"/>
+            </w:pPr>
+            <w:hyperlink w:anchor="X758fe1e81397c8b1e13902de77f315363d5ee2c">
+              <w:r>
+                <w:rPr>
+                  <w:rStyle w:val="Hyperlink"/>
+                </w:rPr>
+                <w:t xml:space="preserve">§8</w:t>
+              </w:r>
+            </w:hyperlink>
+          </w:p>
+        </w:tc>
+      </w:tr>
+      <w:tr>
+        <w:tc>
+          <w:tcPr/>
+          <w:p>
+            <w:pPr>
+              <w:pStyle w:val="Compact"/>
+            </w:pPr>
+            <w:r>
+              <w:t xml:space="preserve">The four metrics of obfuscation</w:t>
+            </w:r>
+          </w:p>
+        </w:tc>
+        <w:tc>
+          <w:tcPr/>
+          <w:p>
+            <w:pPr>
+              <w:pStyle w:val="Compact"/>
+            </w:pPr>
+            <w:r>
+              <w:t xml:space="preserve">Potency (incomprehensibility to a human), resilience (resistance to automated tools), stealth (not standing out), and cost (size/speed/maintenance); a protection decision balances these four against the protected asset’s value.</w:t>
+            </w:r>
+          </w:p>
+        </w:tc>
+        <w:tc>
+          <w:tcPr/>
+          <w:p>
+            <w:pPr>
+              <w:pStyle w:val="Compact"/>
+            </w:pPr>
+            <w:hyperlink w:anchor="X102bf645d5bc6246c9ed4af3799a0ead65f70c5">
+              <w:r>
+                <w:rPr>
+                  <w:rStyle w:val="Hyperlink"/>
+                </w:rPr>
+                <w:t xml:space="preserve">§9</w:t>
+              </w:r>
+            </w:hyperlink>
+          </w:p>
+        </w:tc>
+      </w:tr>
+      <w:tr>
+        <w:tc>
+          <w:tcPr/>
+          <w:p>
+            <w:pPr>
+              <w:pStyle w:val="Compact"/>
+            </w:pPr>
+            <w:r>
+              <w:t xml:space="preserve">Deobfuscation</w:t>
+            </w:r>
+          </w:p>
+        </w:tc>
+        <w:tc>
+          <w:tcPr/>
+          <w:p>
+            <w:pPr>
+              <w:pStyle w:val="Compact"/>
+            </w:pPr>
+            <w:r>
+              <w:t xml:space="preserve">The attacker’s automated tools — symbolic execution, expression simplification, pattern recognition; the only way to measure resilience is to actually run these tools and observe the result.</w:t>
+            </w:r>
+          </w:p>
+        </w:tc>
+        <w:tc>
+          <w:tcPr/>
+          <w:p>
+            <w:pPr>
+              <w:pStyle w:val="Compact"/>
+            </w:pPr>
+            <w:hyperlink w:anchor="Xe3be4381e931ead4a4043a89b666f49ea5f2e3d">
+              <w:r>
+                <w:rPr>
+                  <w:rStyle w:val="Hyperlink"/>
+                </w:rPr>
+                <w:t xml:space="preserve">§10</w:t>
+              </w:r>
+            </w:hyperlink>
+          </w:p>
+        </w:tc>
+      </w:tr>
+      <w:tr>
+        <w:tc>
+          <w:tcPr/>
+          <w:p>
+            <w:pPr>
+              <w:pStyle w:val="Compact"/>
+            </w:pPr>
+            <w:r>
+              <w:t xml:space="preserve">Obfuscation’s place in layered defence</w:t>
+            </w:r>
+          </w:p>
+        </w:tc>
+        <w:tc>
+          <w:tcPr/>
+          <w:p>
+            <w:pPr>
+              <w:pStyle w:val="Compact"/>
+            </w:pPr>
+            <w:r>
+              <w:t xml:space="preserve">Obfuscation does not replace memory safety, RASP, whitebox cryptography, or crypto/key renewal; every layer’s</w:t>
+            </w:r>
+            <w:r>
+              <w:t xml:space="preserve"> </w:t>
+            </w:r>
+            <w:r>
+              <w:t xml:space="preserve">“delay time”</w:t>
+            </w:r>
+            <w:r>
+              <w:t xml:space="preserve"> </w:t>
+            </w:r>
+            <w:r>
+              <w:t xml:space="preserve">is counted separately in attack-potential scoring.</w:t>
+            </w:r>
+          </w:p>
+        </w:tc>
+        <w:tc>
+          <w:tcPr/>
+          <w:p>
+            <w:pPr>
+              <w:pStyle w:val="Compact"/>
+            </w:pPr>
+            <w:hyperlink w:anchor="Xc68a94bdb03495b0ab12347c49d8d226dabbdd0">
+              <w:r>
+                <w:rPr>
+                  <w:rStyle w:val="Hyperlink"/>
+                </w:rPr>
+                <w:t xml:space="preserve">§11</w:t>
+              </w:r>
+            </w:hyperlink>
+          </w:p>
+        </w:tc>
+      </w:tr>
+    </w:tbl>
+    <w:bookmarkEnd w:id="33"/>
+    <w:bookmarkStart w:id="46" w:name="Xe0c9adcab9ba1262d18e287a1cb2fe7e42b9bae"/>
+    <w:p>
+      <w:pPr>
+        <w:pStyle w:val="Heading3"/>
+      </w:pPr>
+      <w:r>
+        <w:t xml:space="preserve">Background: binaries, reverse engineering, and the basic building blocks</w:t>
+      </w:r>
+    </w:p>
+    <w:p>
+      <w:pPr>
+        <w:pStyle w:val="FirstParagraph"/>
+      </w:pPr>
+      <w:r>
+        <w:t xml:space="preserve">This week’s subject is</w:t>
+      </w:r>
+      <w:r>
+        <w:t xml:space="preserve"> </w:t>
+      </w:r>
+      <w:r>
+        <w:rPr>
+          <w:b/>
+          <w:bCs/>
+        </w:rPr>
+        <w:t xml:space="preserve">code obfuscation</w:t>
+      </w:r>
+      <w:r>
+        <w:t xml:space="preserve">; to understand it we first need to know how a binary is produced and</w:t>
+      </w:r>
+      <w:r>
+        <w:t xml:space="preserve"> </w:t>
+      </w:r>
+      <w:r>
+        <w:t xml:space="preserve">how an attacker reads it. None of the concepts below were taught in earlier weeks; the worked examples that follow</w:t>
+      </w:r>
+      <w:r>
+        <w:t xml:space="preserve"> </w:t>
+      </w:r>
+      <w:r>
+        <w:t xml:space="preserve">each definition are tools we will use constantly this week.</w:t>
+      </w:r>
+    </w:p>
+    <w:bookmarkStart w:id="37" w:name="Xfb20e8a49bc828287496d72b274410504789fab"/>
+    <w:p>
+      <w:pPr>
+        <w:pStyle w:val="Heading4"/>
+      </w:pPr>
+      <w:r>
+        <w:t xml:space="preserve">From source to binary: compiler, machine code, and assembly</w:t>
+      </w:r>
+    </w:p>
+    <w:p>
+      <w:pPr>
+        <w:pStyle w:val="FirstParagraph"/>
+      </w:pPr>
+      <w:r>
+        <w:rPr>
+          <w:b/>
+          <w:bCs/>
+        </w:rPr>
+        <w:t xml:space="preserve">Source code</w:t>
+      </w:r>
+      <w:r>
+        <w:t xml:space="preserve"> </w:t>
+      </w:r>
+      <w:r>
+        <w:t xml:space="preserve">is the human-readable program text you write (e.g., a C file):</w:t>
+      </w:r>
+      <w:r>
+        <w:t xml:space="preserve"> </w:t>
+      </w:r>
+      <w:r>
+        <w:rPr>
+          <w:rStyle w:val="VerbatimChar"/>
+        </w:rPr>
+        <w:t xml:space="preserve">int topla(int a, int b) { return a + b; }</w:t>
+      </w:r>
+      <w:r>
+        <w:t xml:space="preserve">. Source code is</w:t>
+      </w:r>
+      <w:r>
+        <w:t xml:space="preserve"> </w:t>
+      </w:r>
+      <w:r>
+        <w:rPr>
+          <w:b/>
+          <w:bCs/>
+        </w:rPr>
+        <w:t xml:space="preserve">compiled</w:t>
+      </w:r>
+      <w:r>
+        <w:t xml:space="preserve"> </w:t>
+      </w:r>
+      <w:r>
+        <w:t xml:space="preserve">and turned into the form the machine runs.</w:t>
+      </w:r>
+      <w:r>
+        <w:t xml:space="preserve"> </w:t>
+      </w:r>
+      <w:r>
+        <w:t xml:space="preserve">The</w:t>
+      </w:r>
+      <w:r>
+        <w:t xml:space="preserve"> </w:t>
+      </w:r>
+      <w:r>
+        <w:rPr>
+          <w:b/>
+          <w:bCs/>
+        </w:rPr>
+        <w:t xml:space="preserve">compiler</w:t>
+      </w:r>
+      <w:r>
+        <w:t xml:space="preserve"> </w:t>
+      </w:r>
+      <w:r>
+        <w:t xml:space="preserve">is the program</w:t>
+      </w:r>
+      <w:r>
+        <w:t xml:space="preserve"> </w:t>
+      </w:r>
+      <w:r>
+        <w:t xml:space="preserve">that translates source code into</w:t>
+      </w:r>
+      <w:r>
+        <w:t xml:space="preserve"> </w:t>
+      </w:r>
+      <w:r>
+        <w:rPr>
+          <w:b/>
+          <w:bCs/>
+        </w:rPr>
+        <w:t xml:space="preserve">machine code</w:t>
+      </w:r>
+      <w:r>
+        <w:t xml:space="preserve"> </w:t>
+      </w:r>
+      <w:r>
+        <w:t xml:space="preserve">(gcc, clang); the</w:t>
+      </w:r>
+      <w:r>
+        <w:t xml:space="preserve"> </w:t>
+      </w:r>
+      <w:r>
+        <w:rPr>
+          <w:b/>
+          <w:bCs/>
+        </w:rPr>
+        <w:t xml:space="preserve">binary</w:t>
+      </w:r>
+      <w:r>
+        <w:t xml:space="preserve"> </w:t>
+      </w:r>
+      <w:r>
+        <w:t xml:space="preserve">is the result of compilation, the</w:t>
+      </w:r>
+      <w:r>
+        <w:t xml:space="preserve"> </w:t>
+      </w:r>
+      <w:r>
+        <w:t xml:space="preserve">file the computer runs directly (</w:t>
       </w:r>
       <w:r>
         <w:rPr>
@@ -1885,25 +2902,25 @@
     </w:p>
     <w:p>
       <w:pPr>
-        <w:pStyle w:val="FirstParagraph"/>
+        <w:pStyle w:val="BodyText"/>
       </w:pPr>
       <w:r>
         <w:drawing>
           <wp:inline>
-            <wp:extent cx="5759999" cy="2377094"/>
+            <wp:extent cx="5759999" cy="1626545"/>
             <wp:effectExtent b="0" l="0" r="0" t="0"/>
-            <wp:docPr descr="What the compiler does: from source to binary" title="" id="24" name="Picture"/>
+            <wp:docPr descr="What the compiler does: from source to binary" title="" id="35" name="Picture"/>
             <a:graphic>
               <a:graphicData uri="http://schemas.openxmlformats.org/drawingml/2006/picture">
                 <pic:pic>
                   <pic:nvPicPr>
-                    <pic:cNvPr descr="h09-13-derleme-zinciri.png" id="25" name="Picture"/>
+                    <pic:cNvPr descr="h09-13-derleme-zinciri.png" id="36" name="Picture"/>
                     <pic:cNvPicPr>
                       <a:picLocks noChangeArrowheads="1" noChangeAspect="1"/>
                     </pic:cNvPicPr>
                   </pic:nvPicPr>
                   <pic:blipFill>
-                    <a:blip r:embed="rId23"/>
+                    <a:blip r:embed="rId34"/>
                     <a:stretch>
                       <a:fillRect/>
                     </a:stretch>
@@ -1911,7 +2928,7 @@
                   <pic:spPr bwMode="auto">
                     <a:xfrm>
                       <a:off x="0" y="0"/>
-                      <a:ext cx="5759999" cy="2377094"/>
+                      <a:ext cx="5759999" cy="1626545"/>
                     </a:xfrm>
                     <a:prstGeom prst="rect">
                       <a:avLst/>
@@ -1930,58 +2947,44 @@
         </w:drawing>
       </w:r>
     </w:p>
-    <w:bookmarkEnd w:id="26"/>
-    <w:bookmarkStart w:id="27" w:name="machine-code-and-assembly"/>
-    <w:p>
-      <w:pPr>
-        <w:pStyle w:val="Heading3"/>
-      </w:pPr>
-      <w:r>
-        <w:t xml:space="preserve">Machine code and assembly</w:t>
-      </w:r>
-    </w:p>
-    <w:p>
-      <w:pPr>
-        <w:pStyle w:val="Compact"/>
-        <w:numPr>
-          <w:ilvl w:val="0"/>
-          <w:numId w:val="1004"/>
-        </w:numPr>
-      </w:pPr>
-      <w:r>
-        <w:rPr>
-          <w:b/>
-          <w:bCs/>
-        </w:rPr>
-        <w:t xml:space="preserve">Machine code:</w:t>
-      </w:r>
-      <w:r>
-        <w:t xml:space="preserve"> </w:t>
-      </w:r>
-      <w:r>
-        <w:t xml:space="preserve">the numeric instructions the processor understands.</w:t>
-      </w:r>
-    </w:p>
-    <w:p>
-      <w:pPr>
-        <w:pStyle w:val="Compact"/>
-        <w:numPr>
-          <w:ilvl w:val="0"/>
-          <w:numId w:val="1004"/>
-        </w:numPr>
-      </w:pPr>
-      <w:r>
-        <w:rPr>
-          <w:b/>
-          <w:bCs/>
-        </w:rPr>
-        <w:t xml:space="preserve">Assembly:</w:t>
-      </w:r>
-      <w:r>
-        <w:t xml:space="preserve"> </w:t>
-      </w:r>
-      <w:r>
-        <w:t xml:space="preserve">a somewhat more human-readable form of machine code (</w:t>
+    <w:p>
+      <w:pPr>
+        <w:pStyle w:val="BodyText"/>
+      </w:pPr>
+      <w:r>
+        <w:rPr>
+          <w:b/>
+          <w:bCs/>
+        </w:rPr>
+        <w:t xml:space="preserve">Machine code</w:t>
+      </w:r>
+      <w:r>
+        <w:t xml:space="preserve"> </w:t>
+      </w:r>
+      <w:r>
+        <w:t xml:space="preserve">is the numeric instructions the processor understands;</w:t>
+      </w:r>
+      <w:r>
+        <w:t xml:space="preserve"> </w:t>
+      </w:r>
+      <w:r>
+        <w:rPr>
+          <w:b/>
+          <w:bCs/>
+        </w:rPr>
+        <w:t xml:space="preserve">assembly</w:t>
+      </w:r>
+      <w:r>
+        <w:t xml:space="preserve"> </w:t>
+      </w:r>
+      <w:r>
+        <w:t xml:space="preserve">is a somewhat more</w:t>
+      </w:r>
+      <w:r>
+        <w:t xml:space="preserve"> </w:t>
+      </w:r>
+      <w:r>
+        <w:t xml:space="preserve">human-readable form of machine code (</w:t>
       </w:r>
       <w:r>
         <w:rPr>
@@ -2014,7 +3017,17 @@
         <w:t xml:space="preserve">jmp</w:t>
       </w:r>
       <w:r>
-        <w:t xml:space="preserve">).</w:t>
+        <w:t xml:space="preserve">). This is what you see when you open a binary file.</w:t>
+      </w:r>
+    </w:p>
+    <w:bookmarkEnd w:id="37"/>
+    <w:bookmarkStart w:id="38" w:name="reverse-engineering-and-the-decompiler"/>
+    <w:p>
+      <w:pPr>
+        <w:pStyle w:val="Heading4"/>
+      </w:pPr>
+      <w:r>
+        <w:t xml:space="preserve">Reverse engineering and the decompiler</w:t>
       </w:r>
     </w:p>
     <w:p>
@@ -2022,17 +3035,182 @@
         <w:pStyle w:val="FirstParagraph"/>
       </w:pPr>
       <w:r>
-        <w:t xml:space="preserve">This is what you see when you open a binary file.</w:t>
-      </w:r>
-    </w:p>
-    <w:bookmarkEnd w:id="27"/>
-    <w:bookmarkStart w:id="28" w:name="what-is-reverse-engineering"/>
-    <w:p>
-      <w:pPr>
-        <w:pStyle w:val="Heading3"/>
-      </w:pPr>
-      <w:r>
-        <w:t xml:space="preserve">What is reverse engineering?</w:t>
+        <w:rPr>
+          <w:b/>
+          <w:bCs/>
+        </w:rPr>
+        <w:t xml:space="preserve">Reverse engineering</w:t>
+      </w:r>
+      <w:r>
+        <w:t xml:space="preserve"> </w:t>
+      </w:r>
+      <w:r>
+        <w:t xml:space="preserve">is looking at a binary file and trying to work out what the program does — this is the</w:t>
+      </w:r>
+      <w:r>
+        <w:t xml:space="preserve"> </w:t>
+      </w:r>
+      <w:r>
+        <w:t xml:space="preserve">attacker’s basic job. A</w:t>
+      </w:r>
+      <w:r>
+        <w:t xml:space="preserve"> </w:t>
+      </w:r>
+      <w:r>
+        <w:rPr>
+          <w:b/>
+          <w:bCs/>
+        </w:rPr>
+        <w:t xml:space="preserve">decompiler</w:t>
+      </w:r>
+      <w:r>
+        <w:t xml:space="preserve"> </w:t>
+      </w:r>
+      <w:r>
+        <w:t xml:space="preserve">is a tool that turns a binary file back into a form close to readable code</w:t>
+      </w:r>
+      <w:r>
+        <w:t xml:space="preserve"> </w:t>
+      </w:r>
+      <w:r>
+        <w:t xml:space="preserve">(examples: Ghidra, IDA); its goal is to let someone with no access to the source infer the logic just by looking</w:t>
+      </w:r>
+      <w:r>
+        <w:t xml:space="preserve"> </w:t>
+      </w:r>
+      <w:r>
+        <w:t xml:space="preserve">at the binary. (We saw the JVM-bytecode counterpart of this in week 5 — see</w:t>
+      </w:r>
+      <w:r>
+        <w:t xml:space="preserve"> </w:t>
+      </w:r>
+      <w:r>
+        <w:t xml:space="preserve">“What we bring from earlier weeks”</w:t>
+      </w:r>
+      <w:r>
+        <w:t xml:space="preserve"> </w:t>
+      </w:r>
+      <w:r>
+        <w:t xml:space="preserve">above; here we carry the same idea over to native binaries.)</w:t>
+      </w:r>
+    </w:p>
+    <w:p>
+      <w:pPr>
+        <w:pStyle w:val="BodyText"/>
+      </w:pPr>
+      <w:r>
+        <w:rPr>
+          <w:b/>
+          <w:bCs/>
+        </w:rPr>
+        <w:t xml:space="preserve">What does decompiler output look like?</w:t>
+      </w:r>
+      <w:r>
+        <w:t xml:space="preserve"> </w:t>
+      </w:r>
+      <w:r>
+        <w:t xml:space="preserve">Imagine we only have a</w:t>
+      </w:r>
+      <w:r>
+        <w:t xml:space="preserve"> </w:t>
+      </w:r>
+      <w:r>
+        <w:rPr>
+          <w:rStyle w:val="VerbatimChar"/>
+        </w:rPr>
+        <w:t xml:space="preserve">.exe</w:t>
+      </w:r>
+      <w:r>
+        <w:t xml:space="preserve">/</w:t>
+      </w:r>
+      <w:r>
+        <w:rPr>
+          <w:rStyle w:val="VerbatimChar"/>
+        </w:rPr>
+        <w:t xml:space="preserve">.so</w:t>
+      </w:r>
+      <w:r>
+        <w:t xml:space="preserve"> </w:t>
+      </w:r>
+      <w:r>
+        <w:t xml:space="preserve">file and never saw the source code.</w:t>
+      </w:r>
+      <w:r>
+        <w:t xml:space="preserve"> </w:t>
+      </w:r>
+      <w:r>
+        <w:t xml:space="preserve">When we open the function</w:t>
+      </w:r>
+      <w:r>
+        <w:t xml:space="preserve"> </w:t>
+      </w:r>
+      <w:r>
+        <w:rPr>
+          <w:rStyle w:val="VerbatimChar"/>
+        </w:rPr>
+        <w:t xml:space="preserve">int topla(int a, int b) { return a + b; }</w:t>
+      </w:r>
+      <w:r>
+        <w:t xml:space="preserve"> </w:t>
+      </w:r>
+      <w:r>
+        <w:t xml:space="preserve">in a decompiler, the typical output looks</w:t>
+      </w:r>
+      <w:r>
+        <w:t xml:space="preserve"> </w:t>
+      </w:r>
+      <w:r>
+        <w:t xml:space="preserve">like this (the exact format varies from tool to tool, but the idea is the same):</w:t>
+      </w:r>
+    </w:p>
+    <w:p>
+      <w:pPr>
+        <w:pStyle w:val="BodyText"/>
+      </w:pPr>
+      <w:r>
+        <w:rPr>
+          <w:b/>
+          <w:bCs/>
+        </w:rPr>
+        <w:t xml:space="preserve">Decompiler output (conceptual example — Ghidra/IDA-like)</w:t>
+      </w:r>
+    </w:p>
+    <w:p>
+      <w:pPr>
+        <w:pStyle w:val="SourceCode"/>
+      </w:pPr>
+      <w:r>
+        <w:rPr>
+          <w:rStyle w:val="VerbatimChar"/>
+        </w:rPr>
+        <w:t xml:space="preserve">undefined4 FUN_00401020(int param_1, int param_2)</w:t>
+      </w:r>
+      <w:r>
+        <w:br/>
+      </w:r>
+      <w:r>
+        <w:rPr>
+          <w:rStyle w:val="VerbatimChar"/>
+        </w:rPr>
+        <w:t xml:space="preserve">{</w:t>
+      </w:r>
+      <w:r>
+        <w:br/>
+      </w:r>
+      <w:r>
+        <w:rPr>
+          <w:rStyle w:val="VerbatimChar"/>
+        </w:rPr>
+        <w:t xml:space="preserve">    return param_1 + param_2;</w:t>
+      </w:r>
+      <w:r>
+        <w:br/>
+      </w:r>
+      <w:r>
+        <w:rPr>
+          <w:rStyle w:val="VerbatimChar"/>
+        </w:rPr>
+        <w:t xml:space="preserve">}</w:t>
       </w:r>
     </w:p>
     <w:p>
@@ -2040,82 +3218,184 @@
         <w:pStyle w:val="FirstParagraph"/>
       </w:pPr>
       <w:r>
-        <w:rPr>
-          <w:b/>
-          <w:bCs/>
-        </w:rPr>
-        <w:t xml:space="preserve">Reverse engineering:</w:t>
-      </w:r>
-      <w:r>
-        <w:t xml:space="preserve"> </w:t>
-      </w:r>
-      <w:r>
-        <w:t xml:space="preserve">looking at a binary file and trying to work out</w:t>
-      </w:r>
-      <w:r>
-        <w:t xml:space="preserve"> </w:t>
-      </w:r>
-      <w:r>
-        <w:rPr>
-          <w:b/>
-          <w:bCs/>
-        </w:rPr>
-        <w:t xml:space="preserve">what the program does</w:t>
-      </w:r>
-      <w:r>
-        <w:t xml:space="preserve">.</w:t>
-      </w:r>
-    </w:p>
-    <w:p>
-      <w:pPr>
-        <w:pStyle w:val="BodyText"/>
-      </w:pPr>
-      <w:r>
-        <w:t xml:space="preserve">This is the attacker’s basic job.</w:t>
-      </w:r>
-    </w:p>
-    <w:bookmarkEnd w:id="28"/>
-    <w:bookmarkStart w:id="29" w:name="decompiler"/>
-    <w:p>
-      <w:pPr>
-        <w:pStyle w:val="Heading3"/>
-      </w:pPr>
-      <w:r>
-        <w:t xml:space="preserve">Decompiler</w:t>
-      </w:r>
-    </w:p>
-    <w:p>
-      <w:pPr>
-        <w:pStyle w:val="Compact"/>
-        <w:numPr>
-          <w:ilvl w:val="0"/>
-          <w:numId w:val="1005"/>
-        </w:numPr>
-      </w:pPr>
-      <w:r>
-        <w:rPr>
-          <w:b/>
-          <w:bCs/>
-        </w:rPr>
-        <w:t xml:space="preserve">Decompiler:</w:t>
-      </w:r>
-      <w:r>
-        <w:t xml:space="preserve"> </w:t>
-      </w:r>
-      <w:r>
-        <w:t xml:space="preserve">a tool that turns a binary file back into a form close to readable code.</w:t>
-      </w:r>
-    </w:p>
-    <w:p>
-      <w:pPr>
-        <w:pStyle w:val="Compact"/>
-        <w:numPr>
-          <w:ilvl w:val="0"/>
-          <w:numId w:val="1005"/>
-        </w:numPr>
-      </w:pPr>
-      <w:r>
-        <w:t xml:space="preserve">Examples: Ghidra, IDA.</w:t>
+        <w:t xml:space="preserve">Notice: meaningful names such as</w:t>
+      </w:r>
+      <w:r>
+        <w:t xml:space="preserve"> </w:t>
+      </w:r>
+      <w:r>
+        <w:rPr>
+          <w:rStyle w:val="VerbatimChar"/>
+        </w:rPr>
+        <w:t xml:space="preserve">topla</w:t>
+      </w:r>
+      <w:r>
+        <w:t xml:space="preserve">,</w:t>
+      </w:r>
+      <w:r>
+        <w:t xml:space="preserve"> </w:t>
+      </w:r>
+      <w:r>
+        <w:rPr>
+          <w:rStyle w:val="VerbatimChar"/>
+        </w:rPr>
+        <w:t xml:space="preserve">a</w:t>
+      </w:r>
+      <w:r>
+        <w:t xml:space="preserve">,</w:t>
+      </w:r>
+      <w:r>
+        <w:t xml:space="preserve"> </w:t>
+      </w:r>
+      <w:r>
+        <w:rPr>
+          <w:rStyle w:val="VerbatimChar"/>
+        </w:rPr>
+        <w:t xml:space="preserve">b</w:t>
+      </w:r>
+      <w:r>
+        <w:t xml:space="preserve"> </w:t>
+      </w:r>
+      <w:r>
+        <w:rPr>
+          <w:b/>
+          <w:bCs/>
+        </w:rPr>
+        <w:t xml:space="preserve">have been lost</w:t>
+      </w:r>
+      <w:r>
+        <w:t xml:space="preserve"> </w:t>
+      </w:r>
+      <w:r>
+        <w:t xml:space="preserve">(they were in the source file, but simply</w:t>
+      </w:r>
+      <w:r>
+        <w:t xml:space="preserve"> </w:t>
+      </w:r>
+      <w:r>
+        <w:t xml:space="preserve">weren’t stored in the binary the compiler produced); the tool falls back on its own generated names,</w:t>
+      </w:r>
+      <w:r>
+        <w:t xml:space="preserve"> </w:t>
+      </w:r>
+      <w:r>
+        <w:rPr>
+          <w:b/>
+          <w:bCs/>
+        </w:rPr>
+        <w:t xml:space="preserve">generic</w:t>
+      </w:r>
+      <w:r>
+        <w:t xml:space="preserve"> </w:t>
+      </w:r>
+      <w:r>
+        <w:t xml:space="preserve">ones such as</w:t>
+      </w:r>
+      <w:r>
+        <w:t xml:space="preserve"> </w:t>
+      </w:r>
+      <w:r>
+        <w:rPr>
+          <w:rStyle w:val="VerbatimChar"/>
+        </w:rPr>
+        <w:t xml:space="preserve">FUN_00401020</w:t>
+      </w:r>
+      <w:r>
+        <w:t xml:space="preserve"> </w:t>
+      </w:r>
+      <w:r>
+        <w:t xml:space="preserve">(address-based) and</w:t>
+      </w:r>
+      <w:r>
+        <w:t xml:space="preserve"> </w:t>
+      </w:r>
+      <w:r>
+        <w:rPr>
+          <w:rStyle w:val="VerbatimChar"/>
+        </w:rPr>
+        <w:t xml:space="preserve">param_1</w:t>
+      </w:r>
+      <w:r>
+        <w:t xml:space="preserve">,</w:t>
+      </w:r>
+      <w:r>
+        <w:t xml:space="preserve"> </w:t>
+      </w:r>
+      <w:r>
+        <w:rPr>
+          <w:rStyle w:val="VerbatimChar"/>
+        </w:rPr>
+        <w:t xml:space="preserve">param_2</w:t>
+      </w:r>
+      <w:r>
+        <w:t xml:space="preserve">. But</w:t>
+      </w:r>
+      <w:r>
+        <w:t xml:space="preserve"> </w:t>
+      </w:r>
+      <w:r>
+        <w:rPr>
+          <w:b/>
+          <w:bCs/>
+        </w:rPr>
+        <w:t xml:space="preserve">the logic is preserved</w:t>
+      </w:r>
+      <w:r>
+        <w:t xml:space="preserve">: the addition</w:t>
+      </w:r>
+      <w:r>
+        <w:t xml:space="preserve"> </w:t>
+      </w:r>
+      <w:r>
+        <w:t xml:space="preserve">is still plainly visible. This is concrete proof of why changing only</w:t>
+      </w:r>
+      <w:r>
+        <w:t xml:space="preserve"> </w:t>
+      </w:r>
+      <w:r>
+        <w:rPr>
+          <w:b/>
+          <w:bCs/>
+        </w:rPr>
+        <w:t xml:space="preserve">names</w:t>
+      </w:r>
+      <w:r>
+        <w:t xml:space="preserve"> </w:t>
+      </w:r>
+      <w:r>
+        <w:t xml:space="preserve">(the layout family) is not enough</w:t>
+      </w:r>
+      <w:r>
+        <w:t xml:space="preserve"> </w:t>
+      </w:r>
+      <w:r>
+        <w:t xml:space="preserve">for obfuscation — a decompiler already operates having lost the names; the real fight is over making the</w:t>
+      </w:r>
+      <w:r>
+        <w:t xml:space="preserve"> </w:t>
+      </w:r>
+      <w:r>
+        <w:rPr>
+          <w:b/>
+          <w:bCs/>
+        </w:rPr>
+        <w:t xml:space="preserve">logic</w:t>
+      </w:r>
+      <w:r>
+        <w:t xml:space="preserve"> </w:t>
+      </w:r>
+      <w:r>
+        <w:t xml:space="preserve">(control flow and data) unreadable, which is what sections 5 and 6 are about.</w:t>
+      </w:r>
+    </w:p>
+    <w:bookmarkEnd w:id="38"/>
+    <w:bookmarkStart w:id="39" w:name="bit-byte-hexadecimal"/>
+    <w:p>
+      <w:pPr>
+        <w:pStyle w:val="Heading4"/>
+      </w:pPr>
+      <w:r>
+        <w:t xml:space="preserve">Bit, byte, hexadecimal</w:t>
       </w:r>
     </w:p>
     <w:p>
@@ -2123,679 +3403,55 @@
         <w:pStyle w:val="FirstParagraph"/>
       </w:pPr>
       <w:r>
-        <w:t xml:space="preserve">Goal: someone with no access to the source can infer the logic just by looking at the binary.</w:t>
-      </w:r>
-    </w:p>
-    <w:p>
-      <w:pPr>
-        <w:pStyle w:val="BodyText"/>
-      </w:pPr>
-      <w:r>
-        <w:rPr>
-          <w:b/>
-          <w:bCs/>
-        </w:rPr>
-        <w:t xml:space="preserve">What does decompiler output look like?</w:t>
-      </w:r>
-      <w:r>
-        <w:t xml:space="preserve"> </w:t>
-      </w:r>
-      <w:r>
-        <w:t xml:space="preserve">Imagine we only have a</w:t>
-      </w:r>
-      <w:r>
-        <w:t xml:space="preserve"> </w:t>
-      </w:r>
-      <w:r>
-        <w:rPr>
-          <w:rStyle w:val="VerbatimChar"/>
-        </w:rPr>
-        <w:t xml:space="preserve">.exe</w:t>
-      </w:r>
-      <w:r>
-        <w:t xml:space="preserve">/</w:t>
-      </w:r>
-      <w:r>
-        <w:rPr>
-          <w:rStyle w:val="VerbatimChar"/>
-        </w:rPr>
-        <w:t xml:space="preserve">.so</w:t>
-      </w:r>
-      <w:r>
-        <w:t xml:space="preserve"> </w:t>
-      </w:r>
-      <w:r>
-        <w:t xml:space="preserve">file and never saw the source code.</w:t>
-      </w:r>
-      <w:r>
-        <w:t xml:space="preserve"> </w:t>
-      </w:r>
-      <w:r>
-        <w:t xml:space="preserve">When we open the function</w:t>
-      </w:r>
-      <w:r>
-        <w:t xml:space="preserve"> </w:t>
-      </w:r>
-      <w:r>
-        <w:rPr>
-          <w:rStyle w:val="VerbatimChar"/>
-        </w:rPr>
-        <w:t xml:space="preserve">int topla(int a, int b) { return a + b; }</w:t>
-      </w:r>
-      <w:r>
-        <w:t xml:space="preserve"> </w:t>
-      </w:r>
-      <w:r>
-        <w:t xml:space="preserve">in a decompiler, the typical output looks</w:t>
-      </w:r>
-      <w:r>
-        <w:t xml:space="preserve"> </w:t>
-      </w:r>
-      <w:r>
-        <w:t xml:space="preserve">like this (the exact format varies from tool to tool, but the idea is the same):</w:t>
-      </w:r>
-    </w:p>
-    <w:p>
-      <w:pPr>
-        <w:pStyle w:val="BodyText"/>
-      </w:pPr>
-      <w:r>
-        <w:rPr>
-          <w:b/>
-          <w:bCs/>
-        </w:rPr>
-        <w:t xml:space="preserve">Decompiler output (conceptual example — Ghidra/IDA-like)</w:t>
-      </w:r>
-    </w:p>
-    <w:p>
-      <w:pPr>
-        <w:pStyle w:val="SourceCode"/>
-      </w:pPr>
-      <w:r>
-        <w:rPr>
-          <w:rStyle w:val="VerbatimChar"/>
-        </w:rPr>
-        <w:t xml:space="preserve">undefined4 FUN_00401020(int param_1, int param_2)</w:t>
-      </w:r>
-      <w:r>
-        <w:br/>
-      </w:r>
-      <w:r>
-        <w:rPr>
-          <w:rStyle w:val="VerbatimChar"/>
-        </w:rPr>
-        <w:t xml:space="preserve">{</w:t>
-      </w:r>
-      <w:r>
-        <w:br/>
-      </w:r>
-      <w:r>
-        <w:rPr>
-          <w:rStyle w:val="VerbatimChar"/>
-        </w:rPr>
-        <w:t xml:space="preserve">    return param_1 + param_2;</w:t>
-      </w:r>
-      <w:r>
-        <w:br/>
-      </w:r>
-      <w:r>
-        <w:rPr>
-          <w:rStyle w:val="VerbatimChar"/>
-        </w:rPr>
-        <w:t xml:space="preserve">}</w:t>
-      </w:r>
-    </w:p>
-    <w:p>
-      <w:pPr>
-        <w:pStyle w:val="FirstParagraph"/>
-      </w:pPr>
-      <w:r>
-        <w:t xml:space="preserve">Notice: meaningful names such as</w:t>
-      </w:r>
-      <w:r>
-        <w:t xml:space="preserve"> </w:t>
-      </w:r>
-      <w:r>
-        <w:rPr>
-          <w:rStyle w:val="VerbatimChar"/>
-        </w:rPr>
-        <w:t xml:space="preserve">topla</w:t>
-      </w:r>
-      <w:r>
-        <w:t xml:space="preserve">,</w:t>
-      </w:r>
-      <w:r>
-        <w:t xml:space="preserve"> </w:t>
-      </w:r>
-      <w:r>
-        <w:rPr>
-          <w:rStyle w:val="VerbatimChar"/>
-        </w:rPr>
-        <w:t xml:space="preserve">a</w:t>
-      </w:r>
-      <w:r>
-        <w:t xml:space="preserve">,</w:t>
-      </w:r>
-      <w:r>
-        <w:t xml:space="preserve"> </w:t>
-      </w:r>
-      <w:r>
-        <w:rPr>
-          <w:rStyle w:val="VerbatimChar"/>
-        </w:rPr>
-        <w:t xml:space="preserve">b</w:t>
-      </w:r>
-      <w:r>
-        <w:t xml:space="preserve"> </w:t>
-      </w:r>
-      <w:r>
-        <w:rPr>
-          <w:b/>
-          <w:bCs/>
-        </w:rPr>
-        <w:t xml:space="preserve">have been lost</w:t>
-      </w:r>
-      <w:r>
-        <w:t xml:space="preserve"> </w:t>
-      </w:r>
-      <w:r>
-        <w:t xml:space="preserve">(they were never in the binary the compiler</w:t>
-      </w:r>
-      <w:r>
-        <w:t xml:space="preserve"> </w:t>
-      </w:r>
-      <w:r>
-        <w:t xml:space="preserve">produced — the source-level names simply aren’t stored there); the tool falls back on its own generated names,</w:t>
-      </w:r>
-      <w:r>
-        <w:t xml:space="preserve"> </w:t>
-      </w:r>
-      <w:r>
-        <w:rPr>
-          <w:b/>
-          <w:bCs/>
-        </w:rPr>
-        <w:t xml:space="preserve">generic</w:t>
-      </w:r>
-      <w:r>
-        <w:t xml:space="preserve"> </w:t>
-      </w:r>
-      <w:r>
-        <w:t xml:space="preserve">ones such as</w:t>
-      </w:r>
-      <w:r>
-        <w:t xml:space="preserve"> </w:t>
-      </w:r>
-      <w:r>
-        <w:rPr>
-          <w:rStyle w:val="VerbatimChar"/>
-        </w:rPr>
-        <w:t xml:space="preserve">FUN_00401020</w:t>
-      </w:r>
-      <w:r>
-        <w:t xml:space="preserve"> </w:t>
-      </w:r>
-      <w:r>
-        <w:t xml:space="preserve">(address-based) and</w:t>
-      </w:r>
-      <w:r>
-        <w:t xml:space="preserve"> </w:t>
-      </w:r>
-      <w:r>
-        <w:rPr>
-          <w:rStyle w:val="VerbatimChar"/>
-        </w:rPr>
-        <w:t xml:space="preserve">param_1</w:t>
-      </w:r>
-      <w:r>
-        <w:t xml:space="preserve">,</w:t>
-      </w:r>
-      <w:r>
-        <w:t xml:space="preserve"> </w:t>
-      </w:r>
-      <w:r>
-        <w:rPr>
-          <w:rStyle w:val="VerbatimChar"/>
-        </w:rPr>
-        <w:t xml:space="preserve">param_2</w:t>
-      </w:r>
-      <w:r>
-        <w:t xml:space="preserve">. But</w:t>
-      </w:r>
-      <w:r>
-        <w:t xml:space="preserve"> </w:t>
-      </w:r>
-      <w:r>
-        <w:rPr>
-          <w:b/>
-          <w:bCs/>
-        </w:rPr>
-        <w:t xml:space="preserve">the logic is preserved</w:t>
-      </w:r>
-      <w:r>
-        <w:t xml:space="preserve">:</w:t>
-      </w:r>
-      <w:r>
-        <w:t xml:space="preserve"> </w:t>
-      </w:r>
-      <w:r>
-        <w:t xml:space="preserve">the addition is still plainly visible. This is concrete proof of why changing only</w:t>
-      </w:r>
-      <w:r>
-        <w:t xml:space="preserve"> </w:t>
-      </w:r>
-      <w:r>
-        <w:rPr>
-          <w:b/>
-          <w:bCs/>
-        </w:rPr>
-        <w:t xml:space="preserve">names</w:t>
-      </w:r>
-      <w:r>
-        <w:t xml:space="preserve"> </w:t>
-      </w:r>
-      <w:r>
-        <w:t xml:space="preserve">(the layout family) is</w:t>
-      </w:r>
-      <w:r>
-        <w:t xml:space="preserve"> </w:t>
-      </w:r>
-      <w:r>
-        <w:t xml:space="preserve">not enough for obfuscation — a decompiler already operates having lost the names; the real fight is over making the</w:t>
-      </w:r>
-      <w:r>
-        <w:t xml:space="preserve"> </w:t>
-      </w:r>
-      <w:r>
-        <w:rPr>
-          <w:b/>
-          <w:bCs/>
-        </w:rPr>
-        <w:t xml:space="preserve">logic</w:t>
-      </w:r>
-      <w:r>
-        <w:t xml:space="preserve"> </w:t>
-      </w:r>
-      <w:r>
-        <w:t xml:space="preserve">(control flow and data) unreadable, which is what sections 5 and 6 are about.</w:t>
-      </w:r>
-    </w:p>
-    <w:bookmarkEnd w:id="29"/>
-    <w:bookmarkStart w:id="30" w:name="the-strings-command"/>
-    <w:p>
-      <w:pPr>
-        <w:pStyle w:val="Heading3"/>
-      </w:pPr>
-      <w:r>
-        <w:t xml:space="preserve">The</w:t>
-      </w:r>
-      <w:r>
-        <w:t xml:space="preserve"> </w:t>
-      </w:r>
-      <w:r>
-        <w:rPr>
-          <w:rStyle w:val="VerbatimChar"/>
-        </w:rPr>
-        <w:t xml:space="preserve">strings</w:t>
-      </w:r>
-      <w:r>
-        <w:t xml:space="preserve"> </w:t>
-      </w:r>
-      <w:r>
-        <w:t xml:space="preserve">command</w:t>
-      </w:r>
-    </w:p>
-    <w:p>
-      <w:pPr>
-        <w:pStyle w:val="Compact"/>
-        <w:numPr>
-          <w:ilvl w:val="0"/>
-          <w:numId w:val="1006"/>
-        </w:numPr>
-      </w:pPr>
-      <w:r>
-        <w:rPr>
-          <w:rStyle w:val="VerbatimChar"/>
-          <w:b/>
-          <w:bCs/>
-        </w:rPr>
-        <w:t xml:space="preserve">strings</w:t>
-      </w:r>
-      <w:r>
-        <w:rPr>
-          <w:b/>
-          <w:bCs/>
-        </w:rPr>
-        <w:t xml:space="preserve">:</w:t>
-      </w:r>
-      <w:r>
-        <w:t xml:space="preserve"> </w:t>
-      </w:r>
-      <w:r>
-        <w:t xml:space="preserve">a simple tool that lists the</w:t>
-      </w:r>
-      <w:r>
-        <w:t xml:space="preserve"> </w:t>
-      </w:r>
-      <w:r>
-        <w:rPr>
-          <w:b/>
-          <w:bCs/>
-        </w:rPr>
-        <w:t xml:space="preserve">readable text</w:t>
-      </w:r>
-      <w:r>
-        <w:t xml:space="preserve"> </w:t>
-      </w:r>
-      <w:r>
-        <w:t xml:space="preserve">inside a binary file.</w:t>
-      </w:r>
-    </w:p>
-    <w:p>
-      <w:pPr>
-        <w:pStyle w:val="Compact"/>
-        <w:numPr>
-          <w:ilvl w:val="0"/>
-          <w:numId w:val="1006"/>
-        </w:numPr>
-      </w:pPr>
-      <w:r>
-        <w:rPr>
-          <w:rStyle w:val="VerbatimChar"/>
-        </w:rPr>
-        <w:t xml:space="preserve">strings program</w:t>
-      </w:r>
-      <w:r>
-        <w:t xml:space="preserve"> </w:t>
-      </w:r>
-      <w:r>
-        <w:t xml:space="preserve">→ text such as</w:t>
-      </w:r>
-      <w:r>
-        <w:t xml:space="preserve"> </w:t>
-      </w:r>
-      <w:r>
-        <w:rPr>
-          <w:rStyle w:val="VerbatimChar"/>
-        </w:rPr>
-        <w:t xml:space="preserve">"Lisans gecersiz"</w:t>
-      </w:r>
-      <w:r>
-        <w:t xml:space="preserve">,</w:t>
-      </w:r>
-      <w:r>
-        <w:t xml:space="preserve"> </w:t>
-      </w:r>
-      <w:r>
-        <w:rPr>
-          <w:rStyle w:val="VerbatimChar"/>
-        </w:rPr>
-        <w:t xml:space="preserve">"http://..."</w:t>
-      </w:r>
-      <w:r>
-        <w:t xml:space="preserve">.</w:t>
-      </w:r>
-    </w:p>
-    <w:p>
-      <w:pPr>
-        <w:pStyle w:val="FirstParagraph"/>
-      </w:pPr>
-      <w:r>
-        <w:t xml:space="preserve">This is usually the attacker’s</w:t>
-      </w:r>
-      <w:r>
-        <w:t xml:space="preserve"> </w:t>
-      </w:r>
-      <w:r>
-        <w:rPr>
-          <w:b/>
-          <w:bCs/>
-        </w:rPr>
-        <w:t xml:space="preserve">first step</w:t>
-      </w:r>
-      <w:r>
-        <w:t xml:space="preserve">.</w:t>
-      </w:r>
-    </w:p>
-    <w:bookmarkEnd w:id="30"/>
-    <w:bookmarkStart w:id="31" w:name="symbol-and-symbol-table"/>
-    <w:p>
-      <w:pPr>
-        <w:pStyle w:val="Heading3"/>
-      </w:pPr>
-      <w:r>
-        <w:t xml:space="preserve">Symbol and symbol table</w:t>
-      </w:r>
-    </w:p>
-    <w:p>
-      <w:pPr>
-        <w:pStyle w:val="Compact"/>
-        <w:numPr>
-          <w:ilvl w:val="0"/>
-          <w:numId w:val="1007"/>
-        </w:numPr>
-      </w:pPr>
-      <w:r>
-        <w:rPr>
-          <w:b/>
-          <w:bCs/>
-        </w:rPr>
-        <w:t xml:space="preserve">Symbol:</w:t>
-      </w:r>
-      <w:r>
-        <w:t xml:space="preserve"> </w:t>
-      </w:r>
-      <w:r>
-        <w:t xml:space="preserve">the</w:t>
-      </w:r>
-      <w:r>
-        <w:t xml:space="preserve"> </w:t>
-      </w:r>
-      <w:r>
-        <w:rPr>
-          <w:b/>
-          <w:bCs/>
-        </w:rPr>
-        <w:t xml:space="preserve">name</w:t>
-      </w:r>
-      <w:r>
-        <w:t xml:space="preserve"> </w:t>
-      </w:r>
-      <w:r>
-        <w:t xml:space="preserve">of a function or variable inside a binary file (e.g.,</w:t>
-      </w:r>
-      <w:r>
-        <w:t xml:space="preserve"> </w:t>
-      </w:r>
-      <w:r>
-        <w:rPr>
-          <w:rStyle w:val="VerbatimChar"/>
-        </w:rPr>
-        <w:t xml:space="preserve">lisans_dogrula</w:t>
-      </w:r>
-      <w:r>
-        <w:t xml:space="preserve">).</w:t>
-      </w:r>
-    </w:p>
-    <w:p>
-      <w:pPr>
-        <w:pStyle w:val="Compact"/>
-        <w:numPr>
-          <w:ilvl w:val="0"/>
-          <w:numId w:val="1007"/>
-        </w:numPr>
-      </w:pPr>
-      <w:r>
-        <w:rPr>
-          <w:b/>
-          <w:bCs/>
-        </w:rPr>
-        <w:t xml:space="preserve">Symbol table:</w:t>
-      </w:r>
-      <w:r>
-        <w:t xml:space="preserve"> </w:t>
-      </w:r>
-      <w:r>
-        <w:t xml:space="preserve">the list of these names.</w:t>
-      </w:r>
-    </w:p>
-    <w:p>
-      <w:pPr>
-        <w:pStyle w:val="FirstParagraph"/>
-      </w:pPr>
-      <w:r>
-        <w:t xml:space="preserve">If the name</w:t>
-      </w:r>
-      <w:r>
-        <w:t xml:space="preserve"> </w:t>
-      </w:r>
-      <w:r>
-        <w:rPr>
-          <w:rStyle w:val="VerbatimChar"/>
-        </w:rPr>
-        <w:t xml:space="preserve">lisans_dogrula</w:t>
-      </w:r>
-      <w:r>
-        <w:t xml:space="preserve"> </w:t>
-      </w:r>
-      <w:r>
-        <w:t xml:space="preserve">is visible, the attacker knows where to look.</w:t>
-      </w:r>
-    </w:p>
-    <w:bookmarkEnd w:id="31"/>
-    <w:bookmarkStart w:id="32" w:name="debugger"/>
-    <w:p>
-      <w:pPr>
-        <w:pStyle w:val="Heading3"/>
-      </w:pPr>
-      <w:r>
-        <w:t xml:space="preserve">Debugger</w:t>
-      </w:r>
-    </w:p>
-    <w:p>
-      <w:pPr>
-        <w:pStyle w:val="Compact"/>
-        <w:numPr>
-          <w:ilvl w:val="0"/>
-          <w:numId w:val="1008"/>
-        </w:numPr>
-      </w:pPr>
-      <w:r>
-        <w:rPr>
-          <w:b/>
-          <w:bCs/>
-        </w:rPr>
-        <w:t xml:space="preserve">Debugger:</w:t>
-      </w:r>
-      <w:r>
-        <w:t xml:space="preserve"> </w:t>
-      </w:r>
-      <w:r>
-        <w:t xml:space="preserve">a tool that runs a program</w:t>
-      </w:r>
-      <w:r>
-        <w:t xml:space="preserve"> </w:t>
-      </w:r>
-      <w:r>
-        <w:rPr>
-          <w:b/>
-          <w:bCs/>
-        </w:rPr>
-        <w:t xml:space="preserve">step by step</w:t>
-      </w:r>
-      <w:r>
-        <w:t xml:space="preserve"> </w:t>
-      </w:r>
-      <w:r>
-        <w:t xml:space="preserve">and shows its variables (gdb, lldb).</w:t>
-      </w:r>
-    </w:p>
-    <w:p>
-      <w:pPr>
-        <w:pStyle w:val="Compact"/>
-        <w:numPr>
-          <w:ilvl w:val="0"/>
-          <w:numId w:val="1008"/>
-        </w:numPr>
-      </w:pPr>
-      <w:r>
-        <w:t xml:space="preserve">An attacker can stop the program, read memory, and change values.</w:t>
-      </w:r>
-    </w:p>
-    <w:bookmarkEnd w:id="32"/>
-    <w:bookmarkStart w:id="33" w:name="bit-byte-hexadecimal"/>
-    <w:p>
-      <w:pPr>
-        <w:pStyle w:val="Heading3"/>
-      </w:pPr>
-      <w:r>
-        <w:t xml:space="preserve">Bit, byte, hexadecimal</w:t>
-      </w:r>
-    </w:p>
-    <w:p>
-      <w:pPr>
-        <w:pStyle w:val="Compact"/>
-        <w:numPr>
-          <w:ilvl w:val="0"/>
-          <w:numId w:val="1009"/>
-        </w:numPr>
-      </w:pPr>
-      <w:r>
-        <w:rPr>
-          <w:b/>
-          <w:bCs/>
-        </w:rPr>
-        <w:t xml:space="preserve">Bit:</w:t>
-      </w:r>
-      <w:r>
-        <w:t xml:space="preserve"> </w:t>
-      </w:r>
-      <w:r>
-        <w:t xml:space="preserve">0 or 1.</w:t>
-      </w:r>
-    </w:p>
-    <w:p>
-      <w:pPr>
-        <w:pStyle w:val="Compact"/>
-        <w:numPr>
-          <w:ilvl w:val="0"/>
-          <w:numId w:val="1009"/>
-        </w:numPr>
-      </w:pPr>
-      <w:r>
-        <w:rPr>
-          <w:b/>
-          <w:bCs/>
-        </w:rPr>
-        <w:t xml:space="preserve">Byte:</w:t>
-      </w:r>
-      <w:r>
-        <w:t xml:space="preserve"> </w:t>
-      </w:r>
-      <w:r>
-        <w:t xml:space="preserve">8 bits.</w:t>
-      </w:r>
-    </w:p>
-    <w:p>
-      <w:pPr>
-        <w:pStyle w:val="Compact"/>
-        <w:numPr>
-          <w:ilvl w:val="0"/>
-          <w:numId w:val="1009"/>
-        </w:numPr>
-      </w:pPr>
-      <w:r>
-        <w:rPr>
-          <w:b/>
-          <w:bCs/>
-        </w:rPr>
-        <w:t xml:space="preserve">Hexadecimal (hex):</w:t>
-      </w:r>
-      <w:r>
-        <w:t xml:space="preserve"> </w:t>
-      </w:r>
-      <w:r>
-        <w:t xml:space="preserve">written with a</w:t>
+        <w:t xml:space="preserve">A</w:t>
+      </w:r>
+      <w:r>
+        <w:t xml:space="preserve"> </w:t>
+      </w:r>
+      <w:r>
+        <w:rPr>
+          <w:b/>
+          <w:bCs/>
+        </w:rPr>
+        <w:t xml:space="preserve">bit</w:t>
+      </w:r>
+      <w:r>
+        <w:t xml:space="preserve"> </w:t>
+      </w:r>
+      <w:r>
+        <w:t xml:space="preserve">is 0 or 1. A</w:t>
+      </w:r>
+      <w:r>
+        <w:t xml:space="preserve"> </w:t>
+      </w:r>
+      <w:r>
+        <w:rPr>
+          <w:b/>
+          <w:bCs/>
+        </w:rPr>
+        <w:t xml:space="preserve">byte</w:t>
+      </w:r>
+      <w:r>
+        <w:t xml:space="preserve"> </w:t>
+      </w:r>
+      <w:r>
+        <w:t xml:space="preserve">is 8 bits.</w:t>
+      </w:r>
+      <w:r>
+        <w:t xml:space="preserve"> </w:t>
+      </w:r>
+      <w:r>
+        <w:rPr>
+          <w:b/>
+          <w:bCs/>
+        </w:rPr>
+        <w:t xml:space="preserve">Hexadecimal (hex)</w:t>
+      </w:r>
+      <w:r>
+        <w:t xml:space="preserve"> </w:t>
+      </w:r>
+      <w:r>
+        <w:t xml:space="preserve">is written with a</w:t>
       </w:r>
       <w:r>
         <w:t xml:space="preserve"> </w:t>
@@ -2825,15 +3481,13 @@
         <w:t xml:space="preserve"> </w:t>
       </w:r>
       <w:r>
-        <w:t xml:space="preserve">= 42.</w:t>
-      </w:r>
-    </w:p>
-    <w:p>
-      <w:pPr>
-        <w:pStyle w:val="FirstParagraph"/>
-      </w:pPr>
-      <w:r>
-        <w:t xml:space="preserve">We will see values like</w:t>
+        <w:t xml:space="preserve">= 42. We</w:t>
+      </w:r>
+      <w:r>
+        <w:t xml:space="preserve"> </w:t>
+      </w:r>
+      <w:r>
+        <w:t xml:space="preserve">will see values like</w:t>
       </w:r>
       <w:r>
         <w:t xml:space="preserve"> </w:t>
@@ -3331,23 +3985,19 @@
         <w:t xml:space="preserve">operations explicitly).</w:t>
       </w:r>
     </w:p>
-    <w:bookmarkEnd w:id="33"/>
-    <w:bookmarkStart w:id="34" w:name="what-is-xor"/>
-    <w:p>
-      <w:pPr>
-        <w:pStyle w:val="Heading3"/>
-      </w:pPr>
-      <w:r>
-        <w:t xml:space="preserve">What is XOR?</w:t>
-      </w:r>
-    </w:p>
-    <w:p>
-      <w:pPr>
-        <w:pStyle w:val="Compact"/>
-        <w:numPr>
-          <w:ilvl w:val="0"/>
-          <w:numId w:val="1010"/>
-        </w:numPr>
+    <w:bookmarkEnd w:id="39"/>
+    <w:bookmarkStart w:id="40" w:name="Xc424e6d97c1f443164f05850a608fdf8d038a24"/>
+    <w:p>
+      <w:pPr>
+        <w:pStyle w:val="Heading4"/>
+      </w:pPr>
+      <w:r>
+        <w:t xml:space="preserve">XOR: the foundation of reversible obfuscation</w:t>
+      </w:r>
+    </w:p>
+    <w:p>
+      <w:pPr>
+        <w:pStyle w:val="FirstParagraph"/>
       </w:pPr>
       <w:r>
         <w:rPr>
@@ -3369,19 +4019,7 @@
         <w:t xml:space="preserve">^</w:t>
       </w:r>
       <w:r>
-        <w:t xml:space="preserve">): 1 if the two bits differ, 0 if they are the same.</w:t>
-      </w:r>
-    </w:p>
-    <w:p>
-      <w:pPr>
-        <w:pStyle w:val="Compact"/>
-        <w:numPr>
-          <w:ilvl w:val="0"/>
-          <w:numId w:val="1010"/>
-        </w:numPr>
-      </w:pPr>
-      <w:r>
-        <w:t xml:space="preserve">Property:</w:t>
+        <w:t xml:space="preserve">) is the operation that gives 1 if the two bits differ, 0 if they are the same. Property:</w:t>
       </w:r>
       <w:r>
         <w:t xml:space="preserve"> </w:t>
@@ -3409,238 +4047,263 @@
         <w:t xml:space="preserve">it undoes itself</w:t>
       </w:r>
       <w:r>
+        <w:t xml:space="preserve">:</w:t>
+      </w:r>
+    </w:p>
+    <w:p>
+      <w:pPr>
+        <w:pStyle w:val="SourceCode"/>
+      </w:pPr>
+      <w:r>
+        <w:rPr>
+          <w:rStyle w:val="NormalTok"/>
+        </w:rPr>
+        <w:t xml:space="preserve">c </w:t>
+      </w:r>
+      <w:r>
+        <w:rPr>
+          <w:rStyle w:val="OperatorTok"/>
+        </w:rPr>
+        <w:t xml:space="preserve">=</w:t>
+      </w:r>
+      <w:r>
+        <w:rPr>
+          <w:rStyle w:val="NormalTok"/>
+        </w:rPr>
+        <w:t xml:space="preserve"> a </w:t>
+      </w:r>
+      <w:r>
+        <w:rPr>
+          <w:rStyle w:val="OperatorTok"/>
+        </w:rPr>
+        <w:t xml:space="preserve">^</w:t>
+      </w:r>
+      <w:r>
+        <w:rPr>
+          <w:rStyle w:val="NormalTok"/>
+        </w:rPr>
+        <w:t xml:space="preserve"> </w:t>
+      </w:r>
+      <w:r>
+        <w:rPr>
+          <w:rStyle w:val="BaseNTok"/>
+        </w:rPr>
+        <w:t xml:space="preserve">0x5A</w:t>
+      </w:r>
+      <w:r>
+        <w:rPr>
+          <w:rStyle w:val="OperatorTok"/>
+        </w:rPr>
+        <w:t xml:space="preserve">;</w:t>
+      </w:r>
+      <w:r>
+        <w:rPr>
+          <w:rStyle w:val="NormalTok"/>
+        </w:rPr>
+        <w:t xml:space="preserve">   </w:t>
+      </w:r>
+      <w:r>
+        <w:rPr>
+          <w:rStyle w:val="CommentTok"/>
+        </w:rPr>
+        <w:t xml:space="preserve">/* encode */</w:t>
+      </w:r>
+      <w:r>
+        <w:br/>
+      </w:r>
+      <w:r>
+        <w:rPr>
+          <w:rStyle w:val="NormalTok"/>
+        </w:rPr>
+        <w:t xml:space="preserve">a </w:t>
+      </w:r>
+      <w:r>
+        <w:rPr>
+          <w:rStyle w:val="OperatorTok"/>
+        </w:rPr>
+        <w:t xml:space="preserve">=</w:t>
+      </w:r>
+      <w:r>
+        <w:rPr>
+          <w:rStyle w:val="NormalTok"/>
+        </w:rPr>
+        <w:t xml:space="preserve"> c </w:t>
+      </w:r>
+      <w:r>
+        <w:rPr>
+          <w:rStyle w:val="OperatorTok"/>
+        </w:rPr>
+        <w:t xml:space="preserve">^</w:t>
+      </w:r>
+      <w:r>
+        <w:rPr>
+          <w:rStyle w:val="NormalTok"/>
+        </w:rPr>
+        <w:t xml:space="preserve"> </w:t>
+      </w:r>
+      <w:r>
+        <w:rPr>
+          <w:rStyle w:val="BaseNTok"/>
+        </w:rPr>
+        <w:t xml:space="preserve">0x5A</w:t>
+      </w:r>
+      <w:r>
+        <w:rPr>
+          <w:rStyle w:val="OperatorTok"/>
+        </w:rPr>
+        <w:t xml:space="preserve">;</w:t>
+      </w:r>
+      <w:r>
+        <w:rPr>
+          <w:rStyle w:val="NormalTok"/>
+        </w:rPr>
+        <w:t xml:space="preserve">   </w:t>
+      </w:r>
+      <w:r>
+        <w:rPr>
+          <w:rStyle w:val="CommentTok"/>
+        </w:rPr>
+        <w:t xml:space="preserve">/* decode */</w:t>
+      </w:r>
+    </w:p>
+    <w:p>
+      <w:pPr>
+        <w:pStyle w:val="FirstParagraph"/>
+      </w:pPr>
+      <w:r>
+        <w:t xml:space="preserve">It is heavily used in obfuscation because it is reversible (we decoded XOR obfuscation for a Java string by hand</w:t>
+      </w:r>
+      <w:r>
+        <w:t xml:space="preserve"> </w:t>
+      </w:r>
+      <w:r>
+        <w:t xml:space="preserve">in week 5 — see</w:t>
+      </w:r>
+      <w:r>
+        <w:t xml:space="preserve"> </w:t>
+      </w:r>
+      <w:r>
+        <w:t xml:space="preserve">“What we bring from earlier weeks”</w:t>
+      </w:r>
+      <w:r>
+        <w:t xml:space="preserve"> </w:t>
+      </w:r>
+      <w:r>
+        <w:t xml:space="preserve">above; here we trace the same operation bit by bit).</w:t>
+      </w:r>
+    </w:p>
+    <w:p>
+      <w:pPr>
+        <w:pStyle w:val="BodyText"/>
+      </w:pPr>
+      <w:r>
+        <w:rPr>
+          <w:b/>
+          <w:bCs/>
+        </w:rPr>
+        <w:t xml:space="preserve">Let’s trace XOR step by step: hiding and recovering the byte</w:t>
+      </w:r>
+      <w:r>
+        <w:rPr>
+          <w:b/>
+          <w:bCs/>
+        </w:rPr>
+        <w:t xml:space="preserve"> </w:t>
+      </w:r>
+      <w:r>
+        <w:rPr>
+          <w:rStyle w:val="VerbatimChar"/>
+          <w:b/>
+          <w:bCs/>
+        </w:rPr>
+        <w:t xml:space="preserve">0x41</w:t>
+      </w:r>
+      <w:r>
+        <w:rPr>
+          <w:b/>
+          <w:bCs/>
+        </w:rPr>
         <w:t xml:space="preserve">.</w:t>
       </w:r>
-    </w:p>
-    <w:p>
-      <w:pPr>
-        <w:pStyle w:val="SourceCode"/>
-      </w:pPr>
-      <w:r>
-        <w:rPr>
-          <w:rStyle w:val="NormalTok"/>
-        </w:rPr>
-        <w:t xml:space="preserve">c </w:t>
-      </w:r>
-      <w:r>
-        <w:rPr>
-          <w:rStyle w:val="OperatorTok"/>
-        </w:rPr>
+      <w:r>
+        <w:t xml:space="preserve"> </w:t>
+      </w:r>
+      <w:r>
+        <w:t xml:space="preserve">Let’s not leave XOR’s</w:t>
+      </w:r>
+      <w:r>
+        <w:t xml:space="preserve"> </w:t>
+      </w:r>
+      <w:r>
+        <w:t xml:space="preserve">“self-undoing”</w:t>
+      </w:r>
+      <w:r>
+        <w:t xml:space="preserve"> </w:t>
+      </w:r>
+      <w:r>
+        <w:t xml:space="preserve">property abstract; let’s trace a single byte bit by bit. The letter</w:t>
+      </w:r>
+      <w:r>
+        <w:t xml:space="preserve"> </w:t>
+      </w:r>
+      <w:r>
+        <w:rPr>
+          <w:rStyle w:val="VerbatimChar"/>
+        </w:rPr>
+        <w:t xml:space="preserve">'A'</w:t>
+      </w:r>
+      <w:r>
+        <w:t xml:space="preserve"> </w:t>
+      </w:r>
+      <w:r>
+        <w:t xml:space="preserve">has the binary (ASCII) value</w:t>
+      </w:r>
+      <w:r>
+        <w:t xml:space="preserve"> </w:t>
+      </w:r>
+      <w:r>
+        <w:rPr>
+          <w:rStyle w:val="VerbatimChar"/>
+        </w:rPr>
+        <w:t xml:space="preserve">0x41</w:t>
+      </w:r>
+      <w:r>
+        <w:t xml:space="preserve"> </w:t>
+      </w:r>
+      <w:r>
+        <w:t xml:space="preserve">(hex) = 65 (decimal) =</w:t>
+      </w:r>
+      <w:r>
+        <w:t xml:space="preserve"> </w:t>
+      </w:r>
+      <w:r>
+        <w:rPr>
+          <w:rStyle w:val="VerbatimChar"/>
+        </w:rPr>
+        <w:t xml:space="preserve">0100 0001</w:t>
+      </w:r>
+      <w:r>
+        <w:t xml:space="preserve"> </w:t>
+      </w:r>
+      <w:r>
+        <w:t xml:space="preserve">(binary). Let’s use</w:t>
+      </w:r>
+      <w:r>
+        <w:t xml:space="preserve"> </w:t>
+      </w:r>
+      <w:r>
+        <w:rPr>
+          <w:rStyle w:val="VerbatimChar"/>
+        </w:rPr>
+        <w:t xml:space="preserve">0x5A</w:t>
+      </w:r>
+      <w:r>
+        <w:t xml:space="preserve"> </w:t>
+      </w:r>
+      <w:r>
         <w:t xml:space="preserve">=</w:t>
       </w:r>
       <w:r>
-        <w:rPr>
-          <w:rStyle w:val="NormalTok"/>
-        </w:rPr>
-        <w:t xml:space="preserve"> a </w:t>
-      </w:r>
-      <w:r>
-        <w:rPr>
-          <w:rStyle w:val="OperatorTok"/>
-        </w:rPr>
-        <w:t xml:space="preserve">^</w:t>
-      </w:r>
-      <w:r>
-        <w:rPr>
-          <w:rStyle w:val="NormalTok"/>
-        </w:rPr>
-        <w:t xml:space="preserve"> </w:t>
-      </w:r>
-      <w:r>
-        <w:rPr>
-          <w:rStyle w:val="BaseNTok"/>
-        </w:rPr>
-        <w:t xml:space="preserve">0x5A</w:t>
-      </w:r>
-      <w:r>
-        <w:rPr>
-          <w:rStyle w:val="OperatorTok"/>
-        </w:rPr>
-        <w:t xml:space="preserve">;</w:t>
-      </w:r>
-      <w:r>
-        <w:rPr>
-          <w:rStyle w:val="NormalTok"/>
-        </w:rPr>
-        <w:t xml:space="preserve">   </w:t>
-      </w:r>
-      <w:r>
-        <w:rPr>
-          <w:rStyle w:val="CommentTok"/>
-        </w:rPr>
-        <w:t xml:space="preserve">/* encode */</w:t>
-      </w:r>
-      <w:r>
-        <w:br/>
-      </w:r>
-      <w:r>
-        <w:rPr>
-          <w:rStyle w:val="NormalTok"/>
-        </w:rPr>
-        <w:t xml:space="preserve">a </w:t>
-      </w:r>
-      <w:r>
-        <w:rPr>
-          <w:rStyle w:val="OperatorTok"/>
-        </w:rPr>
-        <w:t xml:space="preserve">=</w:t>
-      </w:r>
-      <w:r>
-        <w:rPr>
-          <w:rStyle w:val="NormalTok"/>
-        </w:rPr>
-        <w:t xml:space="preserve"> c </w:t>
-      </w:r>
-      <w:r>
-        <w:rPr>
-          <w:rStyle w:val="OperatorTok"/>
-        </w:rPr>
-        <w:t xml:space="preserve">^</w:t>
-      </w:r>
-      <w:r>
-        <w:rPr>
-          <w:rStyle w:val="NormalTok"/>
-        </w:rPr>
-        <w:t xml:space="preserve"> </w:t>
-      </w:r>
-      <w:r>
-        <w:rPr>
-          <w:rStyle w:val="BaseNTok"/>
-        </w:rPr>
-        <w:t xml:space="preserve">0x5A</w:t>
-      </w:r>
-      <w:r>
-        <w:rPr>
-          <w:rStyle w:val="OperatorTok"/>
-        </w:rPr>
-        <w:t xml:space="preserve">;</w:t>
-      </w:r>
-      <w:r>
-        <w:rPr>
-          <w:rStyle w:val="NormalTok"/>
-        </w:rPr>
-        <w:t xml:space="preserve">   </w:t>
-      </w:r>
-      <w:r>
-        <w:rPr>
-          <w:rStyle w:val="CommentTok"/>
-        </w:rPr>
-        <w:t xml:space="preserve">/* decode */</w:t>
-      </w:r>
-    </w:p>
-    <w:p>
-      <w:pPr>
-        <w:pStyle w:val="FirstParagraph"/>
-      </w:pPr>
-      <w:r>
-        <w:t xml:space="preserve">It is heavily used in obfuscation because it is reversible.</w:t>
-      </w:r>
-    </w:p>
-    <w:bookmarkEnd w:id="34"/>
-    <w:bookmarkStart w:id="35" w:name="Xd1611d4ef6777c4657c526c58a73cddf92d2c34"/>
-    <w:p>
-      <w:pPr>
-        <w:pStyle w:val="Heading3"/>
-      </w:pPr>
-      <w:r>
-        <w:t xml:space="preserve">Let’s trace XOR step by step: hiding and recovering the byte</w:t>
-      </w:r>
-      <w:r>
-        <w:t xml:space="preserve"> </w:t>
-      </w:r>
-      <w:r>
-        <w:rPr>
-          <w:rStyle w:val="VerbatimChar"/>
-        </w:rPr>
-        <w:t xml:space="preserve">0x41</w:t>
-      </w:r>
-    </w:p>
-    <w:p>
-      <w:pPr>
-        <w:pStyle w:val="FirstParagraph"/>
-      </w:pPr>
-      <w:r>
-        <w:t xml:space="preserve">Let’s not leave XOR’s</w:t>
-      </w:r>
-      <w:r>
-        <w:t xml:space="preserve"> </w:t>
-      </w:r>
-      <w:r>
-        <w:t xml:space="preserve">“self-undoing”</w:t>
-      </w:r>
-      <w:r>
-        <w:t xml:space="preserve"> </w:t>
-      </w:r>
-      <w:r>
-        <w:t xml:space="preserve">property abstract; let’s trace a single byte bit by bit. The letter</w:t>
-      </w:r>
-      <w:r>
-        <w:t xml:space="preserve"> </w:t>
-      </w:r>
-      <w:r>
-        <w:rPr>
-          <w:rStyle w:val="VerbatimChar"/>
-        </w:rPr>
-        <w:t xml:space="preserve">'A'</w:t>
-      </w:r>
-      <w:r>
-        <w:t xml:space="preserve"> </w:t>
-      </w:r>
-      <w:r>
-        <w:t xml:space="preserve">has</w:t>
-      </w:r>
-      <w:r>
-        <w:t xml:space="preserve"> </w:t>
-      </w:r>
-      <w:r>
-        <w:t xml:space="preserve">the binary (ASCII) value</w:t>
-      </w:r>
-      <w:r>
-        <w:t xml:space="preserve"> </w:t>
-      </w:r>
-      <w:r>
-        <w:rPr>
-          <w:rStyle w:val="VerbatimChar"/>
-        </w:rPr>
-        <w:t xml:space="preserve">0x41</w:t>
-      </w:r>
-      <w:r>
-        <w:t xml:space="preserve"> </w:t>
-      </w:r>
-      <w:r>
-        <w:t xml:space="preserve">(hex) = 65 (decimal) =</w:t>
-      </w:r>
-      <w:r>
-        <w:t xml:space="preserve"> </w:t>
-      </w:r>
-      <w:r>
-        <w:rPr>
-          <w:rStyle w:val="VerbatimChar"/>
-        </w:rPr>
-        <w:t xml:space="preserve">0100 0001</w:t>
-      </w:r>
-      <w:r>
-        <w:t xml:space="preserve"> </w:t>
-      </w:r>
-      <w:r>
-        <w:t xml:space="preserve">(binary). Let’s use</w:t>
-      </w:r>
-      <w:r>
-        <w:t xml:space="preserve"> </w:t>
-      </w:r>
-      <w:r>
-        <w:rPr>
-          <w:rStyle w:val="VerbatimChar"/>
-        </w:rPr>
-        <w:t xml:space="preserve">0x5A</w:t>
-      </w:r>
-      <w:r>
-        <w:t xml:space="preserve"> </w:t>
-      </w:r>
-      <w:r>
-        <w:t xml:space="preserve">=</w:t>
-      </w:r>
-      <w:r>
         <w:t xml:space="preserve"> </w:t>
       </w:r>
       <w:r>
@@ -3653,13 +4316,7 @@
         <w:t xml:space="preserve"> </w:t>
       </w:r>
       <w:r>
-        <w:t xml:space="preserve">as the</w:t>
-      </w:r>
-      <w:r>
-        <w:t xml:space="preserve"> </w:t>
-      </w:r>
-      <w:r>
-        <w:t xml:space="preserve">key.</w:t>
+        <w:t xml:space="preserve">as the key.</w:t>
       </w:r>
     </w:p>
     <w:p>
@@ -4200,7 +4857,7 @@
         <w:t xml:space="preserve"> </w:t>
       </w:r>
       <w:r>
-        <w:t xml:space="preserve">“What is XOR?”</w:t>
+        <w:t xml:space="preserve">“XOR”</w:t>
       </w:r>
       <w:r>
         <w:t xml:space="preserve"> </w:t>
@@ -4732,14 +5389,26 @@
         <w:t xml:space="preserve">same bit table, only for an array of bytes instead of a single byte.</w:t>
       </w:r>
     </w:p>
-    <w:bookmarkEnd w:id="35"/>
-    <w:bookmarkStart w:id="36" w:name="a-numeric-entropy-example"/>
-    <w:p>
-      <w:pPr>
-        <w:pStyle w:val="Heading3"/>
-      </w:pPr>
-      <w:r>
-        <w:t xml:space="preserve">A numeric entropy example</w:t>
+    <w:bookmarkEnd w:id="40"/>
+    <w:bookmarkStart w:id="41" w:name="entropy-how-random-a-piece-of-data-looks"/>
+    <w:p>
+      <w:pPr>
+        <w:pStyle w:val="Heading4"/>
+      </w:pPr>
+      <w:r>
+        <w:t xml:space="preserve">Entropy: how</w:t>
+      </w:r>
+      <w:r>
+        <w:t xml:space="preserve"> </w:t>
+      </w:r>
+      <w:r>
+        <w:t xml:space="preserve">“random”</w:t>
+      </w:r>
+      <w:r>
+        <w:t xml:space="preserve"> </w:t>
+      </w:r>
+      <w:r>
+        <w:t xml:space="preserve">a piece of data looks</w:t>
       </w:r>
     </w:p>
     <w:p>
@@ -4747,19 +5416,111 @@
         <w:pStyle w:val="FirstParagraph"/>
       </w:pPr>
       <w:r>
-        <w:t xml:space="preserve">Let’s make</w:t>
-      </w:r>
-      <w:r>
-        <w:t xml:space="preserve"> </w:t>
-      </w:r>
-      <w:r>
-        <w:t xml:space="preserve">“entropy”</w:t>
-      </w:r>
-      <w:r>
-        <w:t xml:space="preserve"> </w:t>
-      </w:r>
-      <w:r>
-        <w:t xml:space="preserve">concrete. Shannon entropy, a simple metric, looks at the</w:t>
+        <w:rPr>
+          <w:b/>
+          <w:bCs/>
+        </w:rPr>
+        <w:t xml:space="preserve">Entropy</w:t>
+      </w:r>
+      <w:r>
+        <w:t xml:space="preserve"> </w:t>
+      </w:r>
+      <w:r>
+        <w:t xml:space="preserve">is a measure of how</w:t>
+      </w:r>
+      <w:r>
+        <w:t xml:space="preserve"> </w:t>
+      </w:r>
+      <w:r>
+        <w:t xml:space="preserve">“random”</w:t>
+      </w:r>
+      <w:r>
+        <w:t xml:space="preserve"> </w:t>
+      </w:r>
+      <w:r>
+        <w:t xml:space="preserve">a piece of data looks; cryptographic keys look</w:t>
+      </w:r>
+      <w:r>
+        <w:t xml:space="preserve"> </w:t>
+      </w:r>
+      <w:r>
+        <w:rPr>
+          <w:b/>
+          <w:bCs/>
+        </w:rPr>
+        <w:t xml:space="preserve">high-entropy</w:t>
+      </w:r>
+      <w:r>
+        <w:t xml:space="preserve"> </w:t>
+      </w:r>
+      <w:r>
+        <w:t xml:space="preserve">(irregular</w:t>
+      </w:r>
+      <w:r>
+        <w:t xml:space="preserve"> </w:t>
+      </w:r>
+      <w:r>
+        <w:t xml:space="preserve">bytes). If an attacker sees a high-entropy block in a binary, they say</w:t>
+      </w:r>
+      <w:r>
+        <w:t xml:space="preserve"> </w:t>
+      </w:r>
+      <w:r>
+        <w:t xml:space="preserve">“there might be a key here.”</w:t>
+      </w:r>
+      <w:r>
+        <w:t xml:space="preserve"> </w:t>
+      </w:r>
+      <w:r>
+        <w:t xml:space="preserve">(This is the</w:t>
+      </w:r>
+      <w:r>
+        <w:t xml:space="preserve"> </w:t>
+      </w:r>
+      <w:r>
+        <w:t xml:space="preserve">same metric we met in week 2 for recognising encrypted/packed content and in week 3 for random-number generation —</w:t>
+      </w:r>
+      <w:r>
+        <w:t xml:space="preserve"> </w:t>
+      </w:r>
+      <w:r>
+        <w:t xml:space="preserve">see</w:t>
+      </w:r>
+      <w:r>
+        <w:t xml:space="preserve"> </w:t>
+      </w:r>
+      <w:r>
+        <w:t xml:space="preserve">“What we bring from earlier weeks”</w:t>
+      </w:r>
+      <w:r>
+        <w:t xml:space="preserve"> </w:t>
+      </w:r>
+      <w:r>
+        <w:t xml:space="preserve">above; here we deepen it with a numeric example.)</w:t>
+      </w:r>
+    </w:p>
+    <w:p>
+      <w:pPr>
+        <w:pStyle w:val="BodyText"/>
+      </w:pPr>
+      <w:r>
+        <w:rPr>
+          <w:b/>
+          <w:bCs/>
+        </w:rPr>
+        <w:t xml:space="preserve">A numeric entropy example.</w:t>
+      </w:r>
+      <w:r>
+        <w:t xml:space="preserve"> </w:t>
+      </w:r>
+      <w:r>
+        <w:t xml:space="preserve">Let’s make the definition above concrete. Shannon entropy, a simple metric, looks</w:t>
+      </w:r>
+      <w:r>
+        <w:t xml:space="preserve"> </w:t>
+      </w:r>
+      <w:r>
+        <w:t xml:space="preserve">at the</w:t>
       </w:r>
       <w:r>
         <w:t xml:space="preserve"> </w:t>
@@ -4775,13 +5536,7 @@
         <w:t xml:space="preserve"> </w:t>
       </w:r>
       <w:r>
-        <w:t xml:space="preserve">of</w:t>
-      </w:r>
-      <w:r>
-        <w:t xml:space="preserve"> </w:t>
-      </w:r>
-      <w:r>
-        <w:t xml:space="preserve">each distinct byte value in a sequence:</w:t>
+        <w:t xml:space="preserve">of each distinct byte value in a sequence:</w:t>
       </w:r>
       <w:r>
         <w:t xml:space="preserve"> </w:t>
@@ -4793,7 +5548,13 @@
         <w:t xml:space="preserve">H = -Σ p(x) · log2 p(x)</w:t>
       </w:r>
       <w:r>
-        <w:t xml:space="preserve">. Let’s work through two small examples by hand:</w:t>
+        <w:t xml:space="preserve">. Let’s</w:t>
+      </w:r>
+      <w:r>
+        <w:t xml:space="preserve"> </w:t>
+      </w:r>
+      <w:r>
+        <w:t xml:space="preserve">work through two small examples by hand:</w:t>
       </w:r>
     </w:p>
     <w:p>
@@ -4801,7 +5562,7 @@
         <w:pStyle w:val="Compact"/>
         <w:numPr>
           <w:ilvl w:val="0"/>
-          <w:numId w:val="1011"/>
+          <w:numId w:val="1003"/>
         </w:numPr>
       </w:pPr>
       <w:r>
@@ -4890,7 +5651,7 @@
         <w:pStyle w:val="Compact"/>
         <w:numPr>
           <w:ilvl w:val="0"/>
-          <w:numId w:val="1011"/>
+          <w:numId w:val="1003"/>
         </w:numPr>
       </w:pPr>
       <w:r>
@@ -5027,103 +5788,29 @@
         <w:t xml:space="preserve"> </w:t>
       </w:r>
       <w:r>
-        <w:t xml:space="preserve">is precisely the numeric counterpart of the sentence in the</w:t>
-      </w:r>
-      <w:r>
-        <w:t xml:space="preserve"> </w:t>
-      </w:r>
-      <w:r>
-        <w:t xml:space="preserve">“What is entropy (randomness)?”</w:t>
-      </w:r>
-      <w:r>
-        <w:t xml:space="preserve"> </w:t>
-      </w:r>
-      <w:r>
-        <w:t xml:space="preserve">definition below:</w:t>
-      </w:r>
-      <w:r>
-        <w:t xml:space="preserve"> </w:t>
-      </w:r>
-      <w:r>
-        <w:t xml:space="preserve">“if</w:t>
-      </w:r>
-      <w:r>
-        <w:t xml:space="preserve"> </w:t>
-      </w:r>
-      <w:r>
-        <w:t xml:space="preserve">the attacker sees a high-entropy block, they say there might be a key here.”</w:t>
-      </w:r>
-    </w:p>
-    <w:bookmarkEnd w:id="36"/>
-    <w:bookmarkStart w:id="37" w:name="what-is-entropy-randomness"/>
-    <w:p>
-      <w:pPr>
-        <w:pStyle w:val="Heading3"/>
-      </w:pPr>
-      <w:r>
-        <w:t xml:space="preserve">What is entropy (randomness)?</w:t>
-      </w:r>
-    </w:p>
-    <w:p>
-      <w:pPr>
-        <w:pStyle w:val="Compact"/>
-        <w:numPr>
-          <w:ilvl w:val="0"/>
-          <w:numId w:val="1012"/>
-        </w:numPr>
-      </w:pPr>
-      <w:r>
-        <w:rPr>
-          <w:b/>
-          <w:bCs/>
-        </w:rPr>
-        <w:t xml:space="preserve">Entropy:</w:t>
-      </w:r>
-      <w:r>
-        <w:t xml:space="preserve"> </w:t>
-      </w:r>
-      <w:r>
-        <w:t xml:space="preserve">how</w:t>
-      </w:r>
-      <w:r>
-        <w:t xml:space="preserve"> </w:t>
-      </w:r>
-      <w:r>
-        <w:t xml:space="preserve">“random”</w:t>
-      </w:r>
-      <w:r>
-        <w:t xml:space="preserve"> </w:t>
-      </w:r>
-      <w:r>
-        <w:t xml:space="preserve">a piece of data looks.</w:t>
-      </w:r>
-    </w:p>
-    <w:p>
-      <w:pPr>
-        <w:pStyle w:val="Compact"/>
-        <w:numPr>
-          <w:ilvl w:val="0"/>
-          <w:numId w:val="1012"/>
-        </w:numPr>
-      </w:pPr>
-      <w:r>
-        <w:t xml:space="preserve">Cryptographic keys look</w:t>
-      </w:r>
-      <w:r>
-        <w:t xml:space="preserve"> </w:t>
-      </w:r>
-      <w:r>
-        <w:rPr>
-          <w:b/>
-          <w:bCs/>
-        </w:rPr>
-        <w:t xml:space="preserve">high-entropy</w:t>
-      </w:r>
-      <w:r>
-        <w:t xml:space="preserve"> </w:t>
-      </w:r>
-      <w:r>
-        <w:t xml:space="preserve">(irregular bytes).</w:t>
+        <w:t xml:space="preserve">is precisely the numeric counterpart of the sentence we just met:</w:t>
+      </w:r>
+      <w:r>
+        <w:t xml:space="preserve"> </w:t>
+      </w:r>
+      <w:r>
+        <w:t xml:space="preserve">“if the attacker sees a high-entropy block, they</w:t>
+      </w:r>
+      <w:r>
+        <w:t xml:space="preserve"> </w:t>
+      </w:r>
+      <w:r>
+        <w:t xml:space="preserve">say there might be a key here.”</w:t>
+      </w:r>
+    </w:p>
+    <w:bookmarkEnd w:id="41"/>
+    <w:bookmarkStart w:id="45" w:name="Xf779c38677cce913856915e73cffc72c23aa100"/>
+    <w:p>
+      <w:pPr>
+        <w:pStyle w:val="Heading4"/>
+      </w:pPr>
+      <w:r>
+        <w:t xml:space="preserve">Function, branch, basic block, and the control flow graph (CFG)</w:t>
       </w:r>
     </w:p>
     <w:p>
@@ -5131,45 +5818,23 @@
         <w:pStyle w:val="FirstParagraph"/>
       </w:pPr>
       <w:r>
-        <w:t xml:space="preserve">If an attacker sees a high-entropy block in a binary, they say</w:t>
-      </w:r>
-      <w:r>
-        <w:t xml:space="preserve"> </w:t>
-      </w:r>
-      <w:r>
-        <w:t xml:space="preserve">“there might be a key here.”</w:t>
-      </w:r>
-    </w:p>
-    <w:bookmarkEnd w:id="37"/>
-    <w:bookmarkStart w:id="38" w:name="function-branch-condition"/>
-    <w:p>
-      <w:pPr>
-        <w:pStyle w:val="Heading3"/>
-      </w:pPr>
-      <w:r>
-        <w:t xml:space="preserve">Function, branch, condition</w:t>
-      </w:r>
-    </w:p>
-    <w:p>
-      <w:pPr>
-        <w:pStyle w:val="Compact"/>
-        <w:numPr>
-          <w:ilvl w:val="0"/>
-          <w:numId w:val="1013"/>
-        </w:numPr>
-      </w:pPr>
-      <w:r>
-        <w:rPr>
-          <w:b/>
-          <w:bCs/>
-        </w:rPr>
-        <w:t xml:space="preserve">Function:</w:t>
-      </w:r>
-      <w:r>
-        <w:t xml:space="preserve"> </w:t>
-      </w:r>
-      <w:r>
-        <w:t xml:space="preserve">a block of code that does one job (</w:t>
+        <w:t xml:space="preserve">A</w:t>
+      </w:r>
+      <w:r>
+        <w:t xml:space="preserve"> </w:t>
+      </w:r>
+      <w:r>
+        <w:rPr>
+          <w:b/>
+          <w:bCs/>
+        </w:rPr>
+        <w:t xml:space="preserve">function</w:t>
+      </w:r>
+      <w:r>
+        <w:t xml:space="preserve"> </w:t>
+      </w:r>
+      <w:r>
+        <w:t xml:space="preserve">is a block of code that does one job (</w:t>
       </w:r>
       <w:r>
         <w:rPr>
@@ -5178,29 +5843,23 @@
         <w:t xml:space="preserve">erisim_ver</w:t>
       </w:r>
       <w:r>
-        <w:t xml:space="preserve">).</w:t>
-      </w:r>
-    </w:p>
-    <w:p>
-      <w:pPr>
-        <w:pStyle w:val="Compact"/>
-        <w:numPr>
-          <w:ilvl w:val="0"/>
-          <w:numId w:val="1013"/>
-        </w:numPr>
-      </w:pPr>
-      <w:r>
-        <w:rPr>
-          <w:b/>
-          <w:bCs/>
-        </w:rPr>
-        <w:t xml:space="preserve">Branch:</w:t>
-      </w:r>
-      <w:r>
-        <w:t xml:space="preserve"> </w:t>
-      </w:r>
-      <w:r>
-        <w:t xml:space="preserve">a fork in the road, like an</w:t>
+        <w:t xml:space="preserve">); a</w:t>
+      </w:r>
+      <w:r>
+        <w:t xml:space="preserve"> </w:t>
+      </w:r>
+      <w:r>
+        <w:rPr>
+          <w:b/>
+          <w:bCs/>
+        </w:rPr>
+        <w:t xml:space="preserve">branch</w:t>
+      </w:r>
+      <w:r>
+        <w:t xml:space="preserve"> </w:t>
+      </w:r>
+      <w:r>
+        <w:t xml:space="preserve">is a fork in the road, like an</w:t>
       </w:r>
       <w:r>
         <w:t xml:space="preserve"> </w:t>
@@ -5212,73 +5871,45 @@
         <w:t xml:space="preserve">if</w:t>
       </w:r>
       <w:r>
-        <w:t xml:space="preserve">.</w:t>
-      </w:r>
-    </w:p>
-    <w:p>
-      <w:pPr>
-        <w:pStyle w:val="Compact"/>
-        <w:numPr>
-          <w:ilvl w:val="0"/>
-          <w:numId w:val="1013"/>
-        </w:numPr>
-      </w:pPr>
-      <w:r>
-        <w:rPr>
-          <w:b/>
-          <w:bCs/>
-        </w:rPr>
-        <w:t xml:space="preserve">Condition:</w:t>
-      </w:r>
-      <w:r>
-        <w:t xml:space="preserve"> </w:t>
-      </w:r>
-      <w:r>
-        <w:t xml:space="preserve">the expression that decides which way the branch goes.</w:t>
-      </w:r>
-    </w:p>
-    <w:bookmarkEnd w:id="38"/>
-    <w:bookmarkStart w:id="39" w:name="basic-block"/>
-    <w:p>
-      <w:pPr>
-        <w:pStyle w:val="Heading3"/>
-      </w:pPr>
-      <w:r>
-        <w:t xml:space="preserve">Basic block</w:t>
-      </w:r>
-    </w:p>
-    <w:p>
-      <w:pPr>
-        <w:pStyle w:val="Compact"/>
-        <w:numPr>
-          <w:ilvl w:val="0"/>
-          <w:numId w:val="1014"/>
-        </w:numPr>
-      </w:pPr>
-      <w:r>
-        <w:rPr>
-          <w:b/>
-          <w:bCs/>
-        </w:rPr>
-        <w:t xml:space="preserve">Basic block:</w:t>
-      </w:r>
-      <w:r>
-        <w:t xml:space="preserve"> </w:t>
-      </w:r>
-      <w:r>
-        <w:t xml:space="preserve">a sequence of instructions that runs straight through, with no branch.</w:t>
-      </w:r>
-    </w:p>
-    <w:p>
-      <w:pPr>
-        <w:pStyle w:val="Compact"/>
-        <w:numPr>
-          <w:ilvl w:val="0"/>
-          <w:numId w:val="1014"/>
-        </w:numPr>
-      </w:pPr>
-      <w:r>
-        <w:t xml:space="preserve">When an</w:t>
+        <w:t xml:space="preserve">; a</w:t>
+      </w:r>
+      <w:r>
+        <w:t xml:space="preserve"> </w:t>
+      </w:r>
+      <w:r>
+        <w:rPr>
+          <w:b/>
+          <w:bCs/>
+        </w:rPr>
+        <w:t xml:space="preserve">condition</w:t>
+      </w:r>
+      <w:r>
+        <w:t xml:space="preserve"> </w:t>
+      </w:r>
+      <w:r>
+        <w:t xml:space="preserve">is the expression that decides which way the branch goes. A</w:t>
+      </w:r>
+      <w:r>
+        <w:t xml:space="preserve"> </w:t>
+      </w:r>
+      <w:r>
+        <w:rPr>
+          <w:b/>
+          <w:bCs/>
+        </w:rPr>
+        <w:t xml:space="preserve">basic block</w:t>
+      </w:r>
+      <w:r>
+        <w:t xml:space="preserve"> </w:t>
+      </w:r>
+      <w:r>
+        <w:t xml:space="preserve">is a sequence of</w:t>
+      </w:r>
+      <w:r>
+        <w:t xml:space="preserve"> </w:t>
+      </w:r>
+      <w:r>
+        <w:t xml:space="preserve">instructions that runs straight through, with no branch — when an</w:t>
       </w:r>
       <w:r>
         <w:t xml:space="preserve"> </w:t>
@@ -5293,35 +5924,17 @@
         <w:t xml:space="preserve"> </w:t>
       </w:r>
       <w:r>
-        <w:t xml:space="preserve">is reached the block ends, and two new blocks begin.</w:t>
-      </w:r>
-    </w:p>
-    <w:p>
-      <w:pPr>
-        <w:pStyle w:val="FirstParagraph"/>
-      </w:pPr>
-      <w:r>
-        <w:t xml:space="preserve">Program = basic blocks wired together.</w:t>
-      </w:r>
-    </w:p>
-    <w:bookmarkEnd w:id="39"/>
-    <w:bookmarkStart w:id="43" w:name="control-flow-graph-cfg"/>
-    <w:p>
-      <w:pPr>
-        <w:pStyle w:val="Heading3"/>
-      </w:pPr>
-      <w:r>
-        <w:t xml:space="preserve">Control flow graph (CFG)</w:t>
-      </w:r>
-    </w:p>
-    <w:p>
-      <w:pPr>
-        <w:pStyle w:val="Compact"/>
-        <w:numPr>
-          <w:ilvl w:val="0"/>
-          <w:numId w:val="1015"/>
-        </w:numPr>
-      </w:pPr>
+        <w:t xml:space="preserve">is reached the block ends and two new</w:t>
+      </w:r>
+      <w:r>
+        <w:t xml:space="preserve"> </w:t>
+      </w:r>
+      <w:r>
+        <w:t xml:space="preserve">blocks begin; a program is basic blocks wired together. The</w:t>
+      </w:r>
+      <w:r>
+        <w:t xml:space="preserve"> </w:t>
+      </w:r>
       <w:r>
         <w:rPr>
           <w:b/>
@@ -5333,7 +5946,13 @@
         <w:t xml:space="preserve"> </w:t>
       </w:r>
       <w:r>
-        <w:t xml:space="preserve">(Control Flow Graph): a diagram that makes basic blocks its</w:t>
+        <w:t xml:space="preserve">(Control Flow Graph) is a diagram that makes</w:t>
+      </w:r>
+      <w:r>
+        <w:t xml:space="preserve"> </w:t>
+      </w:r>
+      <w:r>
+        <w:t xml:space="preserve">basic blocks its</w:t>
       </w:r>
       <w:r>
         <w:t xml:space="preserve"> </w:t>
@@ -5349,13 +5968,7 @@
         <w:t xml:space="preserve"> </w:t>
       </w:r>
       <w:r>
-        <w:t xml:space="preserve">and the transitions between them</w:t>
-      </w:r>
-      <w:r>
-        <w:t xml:space="preserve"> </w:t>
-      </w:r>
-      <w:r>
-        <w:t xml:space="preserve">its</w:t>
+        <w:t xml:space="preserve">and the transitions between them its</w:t>
       </w:r>
       <w:r>
         <w:t xml:space="preserve"> </w:t>
@@ -5368,19 +5981,10 @@
         <w:t xml:space="preserve">edges</w:t>
       </w:r>
       <w:r>
-        <w:t xml:space="preserve">.</w:t>
-      </w:r>
-    </w:p>
-    <w:p>
-      <w:pPr>
-        <w:pStyle w:val="Compact"/>
-        <w:numPr>
-          <w:ilvl w:val="0"/>
-          <w:numId w:val="1015"/>
-        </w:numPr>
-      </w:pPr>
-      <w:r>
-        <w:t xml:space="preserve">It is the program’s</w:t>
+        <w:t xml:space="preserve"> </w:t>
+      </w:r>
+      <w:r>
+        <w:t xml:space="preserve">— it is the program’s</w:t>
       </w:r>
       <w:r>
         <w:t xml:space="preserve"> </w:t>
@@ -5391,25 +5995,25 @@
     </w:p>
     <w:p>
       <w:pPr>
-        <w:pStyle w:val="FirstParagraph"/>
+        <w:pStyle w:val="BodyText"/>
       </w:pPr>
       <w:r>
         <w:drawing>
           <wp:inline>
-            <wp:extent cx="5759999" cy="2281967"/>
+            <wp:extent cx="5759999" cy="2570378"/>
             <wp:effectExtent b="0" l="0" r="0" t="0"/>
-            <wp:docPr descr="Basic structure of a control flow graph" title="" id="41" name="Picture"/>
+            <wp:docPr descr="Basic structure of a control flow graph" title="" id="43" name="Picture"/>
             <a:graphic>
               <a:graphicData uri="http://schemas.openxmlformats.org/drawingml/2006/picture">
                 <pic:pic>
                   <pic:nvPicPr>
-                    <pic:cNvPr descr="h09-12-cfg.png" id="42" name="Picture"/>
+                    <pic:cNvPr descr="h09-12-cfg.png" id="44" name="Picture"/>
                     <pic:cNvPicPr>
                       <a:picLocks noChangeArrowheads="1" noChangeAspect="1"/>
                     </pic:cNvPicPr>
                   </pic:nvPicPr>
                   <pic:blipFill>
-                    <a:blip r:embed="rId40"/>
+                    <a:blip r:embed="rId42"/>
                     <a:stretch>
                       <a:fillRect/>
                     </a:stretch>
@@ -5417,7 +6021,7 @@
                   <pic:spPr bwMode="auto">
                     <a:xfrm>
                       <a:off x="0" y="0"/>
-                      <a:ext cx="5759999" cy="2281967"/>
+                      <a:ext cx="5759999" cy="2570378"/>
                     </a:xfrm>
                     <a:prstGeom prst="rect">
                       <a:avLst/>
@@ -6254,14 +6858,63 @@
         <w:t xml:space="preserve">“why it exhausts the attacker.”</w:t>
       </w:r>
     </w:p>
-    <w:bookmarkEnd w:id="43"/>
-    <w:bookmarkStart w:id="44" w:name="compiler-flag"/>
+    <w:bookmarkEnd w:id="45"/>
+    <w:bookmarkEnd w:id="46"/>
+    <w:bookmarkStart w:id="47" w:name="Xa7c931952b8a5e195ea3227dc6786f5d89863aa"/>
     <w:p>
       <w:pPr>
         <w:pStyle w:val="Heading3"/>
       </w:pPr>
       <w:r>
-        <w:t xml:space="preserve">Compiler flag</w:t>
+        <w:t xml:space="preserve">Three frequently confused terms:</w:t>
+      </w:r>
+      <w:r>
+        <w:t xml:space="preserve"> </w:t>
+      </w:r>
+      <w:r>
+        <w:t xml:space="preserve">“encoding,”</w:t>
+      </w:r>
+      <w:r>
+        <w:t xml:space="preserve"> </w:t>
+      </w:r>
+      <w:r>
+        <w:t xml:space="preserve">“encryption,”</w:t>
+      </w:r>
+      <w:r>
+        <w:t xml:space="preserve"> </w:t>
+      </w:r>
+      <w:r>
+        <w:t xml:space="preserve">“obfuscation”</w:t>
+      </w:r>
+    </w:p>
+    <w:p>
+      <w:pPr>
+        <w:pStyle w:val="FirstParagraph"/>
+      </w:pPr>
+      <w:r>
+        <w:t xml:space="preserve">These three are used interchangeably in everyday speech, but they are</w:t>
+      </w:r>
+      <w:r>
+        <w:t xml:space="preserve"> </w:t>
+      </w:r>
+      <w:r>
+        <w:rPr>
+          <w:b/>
+          <w:bCs/>
+        </w:rPr>
+        <w:t xml:space="preserve">technically different</w:t>
+      </w:r>
+      <w:r>
+        <w:t xml:space="preserve"> </w:t>
+      </w:r>
+      <w:r>
+        <w:t xml:space="preserve">things; mixing</w:t>
+      </w:r>
+      <w:r>
+        <w:t xml:space="preserve"> </w:t>
+      </w:r>
+      <w:r>
+        <w:t xml:space="preserve">them up is one of the most common conceptual mistakes on the exam and in the project:</w:t>
       </w:r>
     </w:p>
     <w:p>
@@ -6269,7 +6922,7 @@
         <w:pStyle w:val="Compact"/>
         <w:numPr>
           <w:ilvl w:val="0"/>
-          <w:numId w:val="1016"/>
+          <w:numId w:val="1004"/>
         </w:numPr>
       </w:pPr>
       <w:r>
@@ -6277,37 +6930,57 @@
           <w:b/>
           <w:bCs/>
         </w:rPr>
-        <w:t xml:space="preserve">Compiler flag:</w:t>
-      </w:r>
-      <w:r>
-        <w:t xml:space="preserve"> </w:t>
-      </w:r>
-      <w:r>
-        <w:t xml:space="preserve">an option passed to the compiler (e.g.,</w:t>
-      </w:r>
-      <w:r>
-        <w:t xml:space="preserve"> </w:t>
-      </w:r>
-      <w:r>
-        <w:rPr>
-          <w:rStyle w:val="VerbatimChar"/>
-        </w:rPr>
-        <w:t xml:space="preserve">-O2</w:t>
-      </w:r>
-      <w:r>
-        <w:t xml:space="preserve">,</w:t>
-      </w:r>
-      <w:r>
-        <w:t xml:space="preserve"> </w:t>
-      </w:r>
-      <w:r>
-        <w:rPr>
-          <w:rStyle w:val="VerbatimChar"/>
-        </w:rPr>
-        <w:t xml:space="preserve">-DGUNLUK_ACIK</w:t>
-      </w:r>
-      <w:r>
-        <w:t xml:space="preserve">).</w:t>
+        <w:t xml:space="preserve">Encoding:</w:t>
+      </w:r>
+      <w:r>
+        <w:t xml:space="preserve"> </w:t>
+      </w:r>
+      <w:r>
+        <w:t xml:space="preserve">turning data into another representation (e.g., a simple XOR transform, Base64). The goal is</w:t>
+      </w:r>
+      <w:r>
+        <w:t xml:space="preserve"> </w:t>
+      </w:r>
+      <w:r>
+        <w:rPr>
+          <w:b/>
+          <w:bCs/>
+        </w:rPr>
+        <w:t xml:space="preserve">representation, not secrecy</w:t>
+      </w:r>
+      <w:r>
+        <w:t xml:space="preserve">; there is no mathematical security claim. If the key (e.g.,</w:t>
+      </w:r>
+      <w:r>
+        <w:t xml:space="preserve"> </w:t>
+      </w:r>
+      <w:r>
+        <w:rPr>
+          <w:rStyle w:val="VerbatimChar"/>
+        </w:rPr>
+        <w:t xml:space="preserve">0x5A</w:t>
+      </w:r>
+      <w:r>
+        <w:t xml:space="preserve">) is found, it</w:t>
+      </w:r>
+      <w:r>
+        <w:t xml:space="preserve"> </w:t>
+      </w:r>
+      <w:r>
+        <w:t xml:space="preserve">is reversed</w:t>
+      </w:r>
+      <w:r>
+        <w:t xml:space="preserve"> </w:t>
+      </w:r>
+      <w:r>
+        <w:rPr>
+          <w:b/>
+          <w:bCs/>
+        </w:rPr>
+        <w:t xml:space="preserve">instantly</w:t>
+      </w:r>
+      <w:r>
+        <w:t xml:space="preserve">.</w:t>
       </w:r>
     </w:p>
     <w:p>
@@ -6315,21 +6988,49 @@
         <w:pStyle w:val="Compact"/>
         <w:numPr>
           <w:ilvl w:val="0"/>
-          <w:numId w:val="1016"/>
+          <w:numId w:val="1004"/>
         </w:numPr>
       </w:pPr>
       <w:r>
-        <w:t xml:space="preserve">The same source can be compiled differently with different flags (e.g., with logging / without logging).</w:t>
-      </w:r>
-    </w:p>
-    <w:bookmarkEnd w:id="44"/>
-    <w:bookmarkStart w:id="45" w:name="what-is-a-log"/>
-    <w:p>
-      <w:pPr>
-        <w:pStyle w:val="Heading3"/>
-      </w:pPr>
-      <w:r>
-        <w:t xml:space="preserve">What is a log?</w:t>
+        <w:rPr>
+          <w:b/>
+          <w:bCs/>
+        </w:rPr>
+        <w:t xml:space="preserve">Encryption:</w:t>
+      </w:r>
+      <w:r>
+        <w:t xml:space="preserve"> </w:t>
+      </w:r>
+      <w:r>
+        <w:t xml:space="preserve">a mathematically studied, key-based transformation providing provable security (e.g., the</w:t>
+      </w:r>
+      <w:r>
+        <w:t xml:space="preserve"> </w:t>
+      </w:r>
+      <w:r>
+        <w:t xml:space="preserve">AES-GCM from week 3). Without the correct key it</w:t>
+      </w:r>
+      <w:r>
+        <w:t xml:space="preserve"> </w:t>
+      </w:r>
+      <w:r>
+        <w:rPr>
+          <w:b/>
+          <w:bCs/>
+        </w:rPr>
+        <w:t xml:space="preserve">cannot be broken</w:t>
+      </w:r>
+      <w:r>
+        <w:t xml:space="preserve"> </w:t>
+      </w:r>
+      <w:r>
+        <w:t xml:space="preserve">in a reasonable time with today’s</w:t>
+      </w:r>
+      <w:r>
+        <w:t xml:space="preserve"> </w:t>
+      </w:r>
+      <w:r>
+        <w:t xml:space="preserve">computers.</w:t>
       </w:r>
     </w:p>
     <w:p>
@@ -6337,295 +7038,7 @@
         <w:pStyle w:val="Compact"/>
         <w:numPr>
           <w:ilvl w:val="0"/>
-          <w:numId w:val="1017"/>
-        </w:numPr>
-      </w:pPr>
-      <w:r>
-        <w:rPr>
-          <w:b/>
-          <w:bCs/>
-        </w:rPr>
-        <w:t xml:space="preserve">Log:</w:t>
-      </w:r>
-      <w:r>
-        <w:t xml:space="preserve"> </w:t>
-      </w:r>
-      <w:r>
-        <w:t xml:space="preserve">the informational messages a program writes while it runs (</w:t>
-      </w:r>
-      <w:r>
-        <w:rPr>
-          <w:rStyle w:val="VerbatimChar"/>
-        </w:rPr>
-        <w:t xml:space="preserve">printf("...")</w:t>
-      </w:r>
-      <w:r>
-        <w:t xml:space="preserve">).</w:t>
-      </w:r>
-    </w:p>
-    <w:p>
-      <w:pPr>
-        <w:pStyle w:val="Compact"/>
-        <w:numPr>
-          <w:ilvl w:val="0"/>
-          <w:numId w:val="1017"/>
-        </w:numPr>
-      </w:pPr>
-      <w:r>
-        <w:t xml:space="preserve">Problem: if sensitive information or internal state ends up in the log, the attacker reads it.</w:t>
-      </w:r>
-    </w:p>
-    <w:bookmarkEnd w:id="45"/>
-    <w:bookmarkStart w:id="46" w:name="now-were-ready"/>
-    <w:p>
-      <w:pPr>
-        <w:pStyle w:val="Heading3"/>
-      </w:pPr>
-      <w:r>
-        <w:t xml:space="preserve">Now we’re ready</w:t>
-      </w:r>
-    </w:p>
-    <w:p>
-      <w:pPr>
-        <w:pStyle w:val="FirstParagraph"/>
-      </w:pPr>
-      <w:r>
-        <w:t xml:space="preserve">We now know the following terms:</w:t>
-      </w:r>
-    </w:p>
-    <w:p>
-      <w:pPr>
-        <w:pStyle w:val="BodyText"/>
-      </w:pPr>
-      <w:r>
-        <w:t xml:space="preserve">source · compiler · binary · decompilation ·</w:t>
-      </w:r>
-      <w:r>
-        <w:t xml:space="preserve"> </w:t>
-      </w:r>
-      <w:r>
-        <w:rPr>
-          <w:rStyle w:val="VerbatimChar"/>
-        </w:rPr>
-        <w:t xml:space="preserve">strings</w:t>
-      </w:r>
-      <w:r>
-        <w:t xml:space="preserve"> </w:t>
-      </w:r>
-      <w:r>
-        <w:t xml:space="preserve">· symbol · debugger · XOR · entropy · branch · basic block ·</w:t>
-      </w:r>
-      <w:r>
-        <w:t xml:space="preserve"> </w:t>
-      </w:r>
-      <w:r>
-        <w:t xml:space="preserve">CFG · log</w:t>
-      </w:r>
-    </w:p>
-    <w:p>
-      <w:pPr>
-        <w:pStyle w:val="BodyText"/>
-      </w:pPr>
-      <w:r>
-        <w:t xml:space="preserve">We will use these</w:t>
-      </w:r>
-      <w:r>
-        <w:t xml:space="preserve"> </w:t>
-      </w:r>
-      <w:r>
-        <w:rPr>
-          <w:b/>
-          <w:bCs/>
-        </w:rPr>
-        <w:t xml:space="preserve">constantly</w:t>
-      </w:r>
-      <w:r>
-        <w:t xml:space="preserve"> </w:t>
-      </w:r>
-      <w:r>
-        <w:t xml:space="preserve">for the rest of the week. Come back to this section whenever you get stuck.</w:t>
-      </w:r>
-    </w:p>
-    <w:bookmarkEnd w:id="46"/>
-    <w:bookmarkStart w:id="47" w:name="Xa7c931952b8a5e195ea3227dc6786f5d89863aa"/>
-    <w:p>
-      <w:pPr>
-        <w:pStyle w:val="Heading3"/>
-      </w:pPr>
-      <w:r>
-        <w:t xml:space="preserve">Three frequently confused terms:</w:t>
-      </w:r>
-      <w:r>
-        <w:t xml:space="preserve"> </w:t>
-      </w:r>
-      <w:r>
-        <w:t xml:space="preserve">“encoding,”</w:t>
-      </w:r>
-      <w:r>
-        <w:t xml:space="preserve"> </w:t>
-      </w:r>
-      <w:r>
-        <w:t xml:space="preserve">“encryption,”</w:t>
-      </w:r>
-      <w:r>
-        <w:t xml:space="preserve"> </w:t>
-      </w:r>
-      <w:r>
-        <w:t xml:space="preserve">“obfuscation”</w:t>
-      </w:r>
-    </w:p>
-    <w:p>
-      <w:pPr>
-        <w:pStyle w:val="FirstParagraph"/>
-      </w:pPr>
-      <w:r>
-        <w:t xml:space="preserve">These three are used interchangeably in everyday speech, but they are</w:t>
-      </w:r>
-      <w:r>
-        <w:t xml:space="preserve"> </w:t>
-      </w:r>
-      <w:r>
-        <w:rPr>
-          <w:b/>
-          <w:bCs/>
-        </w:rPr>
-        <w:t xml:space="preserve">technically different</w:t>
-      </w:r>
-      <w:r>
-        <w:t xml:space="preserve"> </w:t>
-      </w:r>
-      <w:r>
-        <w:t xml:space="preserve">things; mixing</w:t>
-      </w:r>
-      <w:r>
-        <w:t xml:space="preserve"> </w:t>
-      </w:r>
-      <w:r>
-        <w:t xml:space="preserve">them up is one of the most common conceptual mistakes on the exam and in the project:</w:t>
-      </w:r>
-    </w:p>
-    <w:p>
-      <w:pPr>
-        <w:pStyle w:val="Compact"/>
-        <w:numPr>
-          <w:ilvl w:val="0"/>
-          <w:numId w:val="1018"/>
-        </w:numPr>
-      </w:pPr>
-      <w:r>
-        <w:rPr>
-          <w:b/>
-          <w:bCs/>
-        </w:rPr>
-        <w:t xml:space="preserve">Encoding:</w:t>
-      </w:r>
-      <w:r>
-        <w:t xml:space="preserve"> </w:t>
-      </w:r>
-      <w:r>
-        <w:t xml:space="preserve">turning data into another representation (e.g., a simple XOR transform, Base64). The goal is</w:t>
-      </w:r>
-      <w:r>
-        <w:t xml:space="preserve"> </w:t>
-      </w:r>
-      <w:r>
-        <w:rPr>
-          <w:b/>
-          <w:bCs/>
-        </w:rPr>
-        <w:t xml:space="preserve">representation, not secrecy</w:t>
-      </w:r>
-      <w:r>
-        <w:t xml:space="preserve">; there is no mathematical security claim. If the key (e.g.,</w:t>
-      </w:r>
-      <w:r>
-        <w:t xml:space="preserve"> </w:t>
-      </w:r>
-      <w:r>
-        <w:rPr>
-          <w:rStyle w:val="VerbatimChar"/>
-        </w:rPr>
-        <w:t xml:space="preserve">0x5A</w:t>
-      </w:r>
-      <w:r>
-        <w:t xml:space="preserve">) is found, it</w:t>
-      </w:r>
-      <w:r>
-        <w:t xml:space="preserve"> </w:t>
-      </w:r>
-      <w:r>
-        <w:t xml:space="preserve">is reversed</w:t>
-      </w:r>
-      <w:r>
-        <w:t xml:space="preserve"> </w:t>
-      </w:r>
-      <w:r>
-        <w:rPr>
-          <w:b/>
-          <w:bCs/>
-        </w:rPr>
-        <w:t xml:space="preserve">instantly</w:t>
-      </w:r>
-      <w:r>
-        <w:t xml:space="preserve">.</w:t>
-      </w:r>
-    </w:p>
-    <w:p>
-      <w:pPr>
-        <w:pStyle w:val="Compact"/>
-        <w:numPr>
-          <w:ilvl w:val="0"/>
-          <w:numId w:val="1018"/>
-        </w:numPr>
-      </w:pPr>
-      <w:r>
-        <w:rPr>
-          <w:b/>
-          <w:bCs/>
-        </w:rPr>
-        <w:t xml:space="preserve">Encryption:</w:t>
-      </w:r>
-      <w:r>
-        <w:t xml:space="preserve"> </w:t>
-      </w:r>
-      <w:r>
-        <w:t xml:space="preserve">a mathematically studied, key-based transformation providing provable security (e.g., the</w:t>
-      </w:r>
-      <w:r>
-        <w:t xml:space="preserve"> </w:t>
-      </w:r>
-      <w:r>
-        <w:t xml:space="preserve">AES-GCM from week 3). Without the correct key it</w:t>
-      </w:r>
-      <w:r>
-        <w:t xml:space="preserve"> </w:t>
-      </w:r>
-      <w:r>
-        <w:rPr>
-          <w:b/>
-          <w:bCs/>
-        </w:rPr>
-        <w:t xml:space="preserve">cannot be broken</w:t>
-      </w:r>
-      <w:r>
-        <w:t xml:space="preserve"> </w:t>
-      </w:r>
-      <w:r>
-        <w:t xml:space="preserve">in a reasonable time with today’s</w:t>
-      </w:r>
-      <w:r>
-        <w:t xml:space="preserve"> </w:t>
-      </w:r>
-      <w:r>
-        <w:t xml:space="preserve">computers.</w:t>
-      </w:r>
-    </w:p>
-    <w:p>
-      <w:pPr>
-        <w:pStyle w:val="Compact"/>
-        <w:numPr>
-          <w:ilvl w:val="0"/>
-          <w:numId w:val="1018"/>
+          <w:numId w:val="1004"/>
         </w:numPr>
       </w:pPr>
       <w:r>
@@ -7279,7 +7692,7 @@
     </w:p>
     <w:bookmarkEnd w:id="49"/>
     <w:bookmarkEnd w:id="50"/>
-    <w:bookmarkStart w:id="56" w:name="why-is-obfuscation-a-security-rule"/>
+    <w:bookmarkStart w:id="59" w:name="why-is-obfuscation-a-security-rule"/>
     <w:p>
       <w:pPr>
         <w:pStyle w:val="Heading2"/>
@@ -7293,7 +7706,30 @@
         <w:pStyle w:val="FirstParagraph"/>
       </w:pPr>
       <w:r>
-        <w:t xml:space="preserve">In the first week of the course we drew a line between attacker models. Against an attacker who sends input over</w:t>
+        <w:t xml:space="preserve">In the first week of the course</w:t>
+      </w:r>
+      <w:r>
+        <w:t xml:space="preserve"> </w:t>
+      </w:r>
+      <w:r>
+        <w:t xml:space="preserve">(</w:t>
+      </w:r>
+      <w:hyperlink r:id="rId24">
+        <w:r>
+          <w:rPr>
+            <w:rStyle w:val="Hyperlink"/>
+          </w:rPr>
+          <w:t xml:space="preserve">Week 1, §3</w:t>
+        </w:r>
+      </w:hyperlink>
+      <w:r>
+        <w:t xml:space="preserve">) we drew a line between</w:t>
+      </w:r>
+      <w:r>
+        <w:t xml:space="preserve"> </w:t>
+      </w:r>
+      <w:r>
+        <w:t xml:space="preserve">attacker models. Against an attacker who sends input over</w:t>
       </w:r>
       <w:r>
         <w:t xml:space="preserve"> </w:t>
@@ -7381,7 +7817,7 @@
       <w:r>
         <w:drawing>
           <wp:inline>
-            <wp:extent cx="5759999" cy="2470728"/>
+            <wp:extent cx="5759999" cy="1666415"/>
             <wp:effectExtent b="0" l="0" r="0" t="0"/>
             <wp:docPr descr="Comparison of a network attacker and a MATE attacker" title="" id="52" name="Picture"/>
             <a:graphic>
@@ -7402,7 +7838,7 @@
                   <pic:spPr bwMode="auto">
                     <a:xfrm>
                       <a:off x="0" y="0"/>
-                      <a:ext cx="5759999" cy="2470728"/>
+                      <a:ext cx="5759999" cy="1666415"/>
                     </a:xfrm>
                     <a:prstGeom prst="rect">
                       <a:avLst/>
@@ -7438,7 +7874,7 @@
         <w:pStyle w:val="Compact"/>
         <w:numPr>
           <w:ilvl w:val="0"/>
-          <w:numId w:val="1019"/>
+          <w:numId w:val="1005"/>
         </w:numPr>
       </w:pPr>
       <w:r>
@@ -7485,7 +7921,7 @@
         <w:pStyle w:val="Compact"/>
         <w:numPr>
           <w:ilvl w:val="0"/>
-          <w:numId w:val="1019"/>
+          <w:numId w:val="1005"/>
         </w:numPr>
       </w:pPr>
       <w:r>
@@ -7555,7 +7991,7 @@
         <w:pStyle w:val="Compact"/>
         <w:numPr>
           <w:ilvl w:val="0"/>
-          <w:numId w:val="1019"/>
+          <w:numId w:val="1005"/>
         </w:numPr>
       </w:pPr>
       <w:r>
@@ -7630,7 +8066,7 @@
         <w:pStyle w:val="Compact"/>
         <w:numPr>
           <w:ilvl w:val="0"/>
-          <w:numId w:val="1019"/>
+          <w:numId w:val="1005"/>
         </w:numPr>
       </w:pPr>
       <w:r>
@@ -7660,7 +8096,18 @@
         <w:t xml:space="preserve"> </w:t>
       </w:r>
       <w:r>
-        <w:t xml:space="preserve">(week 11).</w:t>
+        <w:t xml:space="preserve">(</w:t>
+      </w:r>
+      <w:hyperlink r:id="rId54">
+        <w:r>
+          <w:rPr>
+            <w:rStyle w:val="Hyperlink"/>
+          </w:rPr>
+          <w:t xml:space="preserve">week 11</w:t>
+        </w:r>
+      </w:hyperlink>
+      <w:r>
+        <w:t xml:space="preserve">).</w:t>
       </w:r>
     </w:p>
     <w:p>
@@ -7668,7 +8115,7 @@
         <w:pStyle w:val="Compact"/>
         <w:numPr>
           <w:ilvl w:val="0"/>
-          <w:numId w:val="1019"/>
+          <w:numId w:val="1005"/>
         </w:numPr>
       </w:pPr>
       <w:r>
@@ -7714,7 +8161,18 @@
         <w:t xml:space="preserve"> </w:t>
       </w:r>
       <w:r>
-        <w:t xml:space="preserve">turn it into tooling (week 14).</w:t>
+        <w:t xml:space="preserve">turn it into tooling (</w:t>
+      </w:r>
+      <w:hyperlink r:id="rId23">
+        <w:r>
+          <w:rPr>
+            <w:rStyle w:val="Hyperlink"/>
+          </w:rPr>
+          <w:t xml:space="preserve">week 14</w:t>
+        </w:r>
+      </w:hyperlink>
+      <w:r>
+        <w:t xml:space="preserve">).</w:t>
       </w:r>
     </w:p>
     <w:p>
@@ -7757,7 +8215,7 @@
         <w:t xml:space="preserve">result.</w:t>
       </w:r>
     </w:p>
-    <w:bookmarkStart w:id="54" w:name="Xaa29eb1816c51c3f02ddb986c327d7d7ab13a45"/>
+    <w:bookmarkStart w:id="56" w:name="Xaa29eb1816c51c3f02ddb986c327d7d7ab13a45"/>
     <w:p>
       <w:pPr>
         <w:pStyle w:val="Heading3"/>
@@ -7919,7 +8377,7 @@
         <w:pStyle w:val="Compact"/>
         <w:numPr>
           <w:ilvl w:val="0"/>
-          <w:numId w:val="1020"/>
+          <w:numId w:val="1006"/>
         </w:numPr>
       </w:pPr>
       <w:r>
@@ -7959,7 +8417,7 @@
         <w:pStyle w:val="Compact"/>
         <w:numPr>
           <w:ilvl w:val="0"/>
-          <w:numId w:val="1020"/>
+          <w:numId w:val="1006"/>
         </w:numPr>
       </w:pPr>
       <w:r>
@@ -8217,7 +8675,7 @@
         <w:pStyle w:val="Compact"/>
         <w:numPr>
           <w:ilvl w:val="0"/>
-          <w:numId w:val="1021"/>
+          <w:numId w:val="1007"/>
         </w:numPr>
       </w:pPr>
       <w:r>
@@ -8245,7 +8703,7 @@
         <w:pStyle w:val="Compact"/>
         <w:numPr>
           <w:ilvl w:val="0"/>
-          <w:numId w:val="1021"/>
+          <w:numId w:val="1007"/>
         </w:numPr>
       </w:pPr>
       <w:r>
@@ -8289,7 +8747,7 @@
         <w:pStyle w:val="Compact"/>
         <w:numPr>
           <w:ilvl w:val="0"/>
-          <w:numId w:val="1021"/>
+          <w:numId w:val="1007"/>
         </w:numPr>
       </w:pPr>
       <w:r>
@@ -8333,7 +8791,18 @@
         <w:t xml:space="preserve"> </w:t>
       </w:r>
       <w:r>
-        <w:t xml:space="preserve">for RASP (week 6), integrity checks, server-side checks, and key rotation. It only has to hold until the</w:t>
+        <w:t xml:space="preserve">for RASP (</w:t>
+      </w:r>
+      <w:hyperlink r:id="rId55">
+        <w:r>
+          <w:rPr>
+            <w:rStyle w:val="Hyperlink"/>
+          </w:rPr>
+          <w:t xml:space="preserve">week 6</w:t>
+        </w:r>
+      </w:hyperlink>
+      <w:r>
+        <w:t xml:space="preserve">), integrity checks, server-side checks, and key rotation. It only has to hold until the</w:t>
       </w:r>
       <w:r>
         <w:t xml:space="preserve"> </w:t>
@@ -8484,8 +8953,8 @@
         <w:t xml:space="preserve">.</w:t>
       </w:r>
     </w:p>
-    <w:bookmarkEnd w:id="54"/>
-    <w:bookmarkStart w:id="55" w:name="Xcd23286d00863a7147744b0e5ec77f00f3a29ff"/>
+    <w:bookmarkEnd w:id="56"/>
+    <w:bookmarkStart w:id="58" w:name="Xcd23286d00863a7147744b0e5ec77f00f3a29ff"/>
     <w:p>
       <w:pPr>
         <w:pStyle w:val="Heading3"/>
@@ -8547,7 +9016,7 @@
         <w:pStyle w:val="Compact"/>
         <w:numPr>
           <w:ilvl w:val="0"/>
-          <w:numId w:val="1022"/>
+          <w:numId w:val="1008"/>
         </w:numPr>
       </w:pPr>
       <w:r>
@@ -8584,7 +9053,7 @@
         <w:pStyle w:val="Compact"/>
         <w:numPr>
           <w:ilvl w:val="0"/>
-          <w:numId w:val="1022"/>
+          <w:numId w:val="1008"/>
         </w:numPr>
       </w:pPr>
       <w:r>
@@ -8636,7 +9105,7 @@
         <w:pStyle w:val="Compact"/>
         <w:numPr>
           <w:ilvl w:val="0"/>
-          <w:numId w:val="1022"/>
+          <w:numId w:val="1008"/>
         </w:numPr>
       </w:pPr>
       <w:r>
@@ -8704,7 +9173,7 @@
         <w:pStyle w:val="Compact"/>
         <w:numPr>
           <w:ilvl w:val="0"/>
-          <w:numId w:val="1022"/>
+          <w:numId w:val="1008"/>
         </w:numPr>
       </w:pPr>
       <w:r>
@@ -8716,7 +9185,7 @@
         <w:pStyle w:val="Compact"/>
         <w:numPr>
           <w:ilvl w:val="1"/>
-          <w:numId w:val="1023"/>
+          <w:numId w:val="1009"/>
         </w:numPr>
       </w:pPr>
       <w:r>
@@ -8775,7 +9244,7 @@
         <w:pStyle w:val="Compact"/>
         <w:numPr>
           <w:ilvl w:val="1"/>
-          <w:numId w:val="1023"/>
+          <w:numId w:val="1009"/>
         </w:numPr>
       </w:pPr>
       <w:r>
@@ -8920,7 +9389,21 @@
         <w:t xml:space="preserve"> </w:t>
       </w:r>
       <w:r>
-        <w:t xml:space="preserve">never present it as a firm security guarantee. Week 13’s attack-potential scoring turns this kind of estimate</w:t>
+        <w:t xml:space="preserve">never present it as a firm security guarantee.</w:t>
+      </w:r>
+      <w:r>
+        <w:t xml:space="preserve"> </w:t>
+      </w:r>
+      <w:hyperlink r:id="rId57">
+        <w:r>
+          <w:rPr>
+            <w:rStyle w:val="Hyperlink"/>
+          </w:rPr>
+          <w:t xml:space="preserve">Week 13</w:t>
+        </w:r>
+      </w:hyperlink>
+      <w:r>
+        <w:t xml:space="preserve">’s attack-potential scoring turns this kind of estimate</w:t>
       </w:r>
       <w:r>
         <w:t xml:space="preserve"> </w:t>
@@ -8987,9 +9470,9 @@
         <w:t xml:space="preserve">— the likelihood that a rational attacker bothers to try.</w:t>
       </w:r>
     </w:p>
-    <w:bookmarkEnd w:id="55"/>
-    <w:bookmarkEnd w:id="56"/>
-    <w:bookmarkStart w:id="62" w:name="obfuscation-taxonomy-five-families"/>
+    <w:bookmarkEnd w:id="58"/>
+    <w:bookmarkEnd w:id="59"/>
+    <w:bookmarkStart w:id="66" w:name="obfuscation-taxonomy-five-families"/>
     <w:p>
       <w:pPr>
         <w:pStyle w:val="Heading2"/>
@@ -9022,13 +9505,27 @@
         <w:t xml:space="preserve">what it hides</w:t>
       </w:r>
       <w:r>
-        <w:t xml:space="preserve">. This map was introduced in week 4; here we make clear</w:t>
-      </w:r>
-      <w:r>
-        <w:t xml:space="preserve"> </w:t>
-      </w:r>
-      <w:r>
-        <w:t xml:space="preserve">when each family</w:t>
+        <w:t xml:space="preserve">. This map was introduced in</w:t>
+      </w:r>
+      <w:r>
+        <w:t xml:space="preserve"> </w:t>
+      </w:r>
+      <w:hyperlink r:id="rId60">
+        <w:r>
+          <w:rPr>
+            <w:rStyle w:val="Hyperlink"/>
+          </w:rPr>
+          <w:t xml:space="preserve">week 4</w:t>
+        </w:r>
+      </w:hyperlink>
+      <w:r>
+        <w:t xml:space="preserve">; here we make clear when</w:t>
+      </w:r>
+      <w:r>
+        <w:t xml:space="preserve"> </w:t>
+      </w:r>
+      <w:r>
+        <w:t xml:space="preserve">each family</w:t>
       </w:r>
       <w:r>
         <w:t xml:space="preserve"> </w:t>
@@ -9044,20 +9541,20 @@
       <w:r>
         <w:drawing>
           <wp:inline>
-            <wp:extent cx="5759999" cy="3120125"/>
+            <wp:extent cx="5759999" cy="2723598"/>
             <wp:effectExtent b="0" l="0" r="0" t="0"/>
-            <wp:docPr descr="The five families of obfuscation: layout, data, control flow, anti-analysis, virtualisation; potency and cost rise from bottom to top" title="" id="58" name="Picture"/>
+            <wp:docPr descr="The five families of obfuscation: layout, data, control flow, anti-analysis, virtualisation; potency and cost rise from bottom to top" title="" id="62" name="Picture"/>
             <a:graphic>
               <a:graphicData uri="http://schemas.openxmlformats.org/drawingml/2006/picture">
                 <pic:pic>
                   <pic:nvPicPr>
-                    <pic:cNvPr descr="h09-01-bes-aile.png" id="59" name="Picture"/>
+                    <pic:cNvPr descr="h09-01-bes-aile.png" id="63" name="Picture"/>
                     <pic:cNvPicPr>
                       <a:picLocks noChangeArrowheads="1" noChangeAspect="1"/>
                     </pic:cNvPicPr>
                   </pic:nvPicPr>
                   <pic:blipFill>
-                    <a:blip r:embed="rId57"/>
+                    <a:blip r:embed="rId61"/>
                     <a:stretch>
                       <a:fillRect/>
                     </a:stretch>
@@ -9065,7 +9562,7 @@
                   <pic:spPr bwMode="auto">
                     <a:xfrm>
                       <a:off x="0" y="0"/>
-                      <a:ext cx="5759999" cy="3120125"/>
+                      <a:ext cx="5759999" cy="2723598"/>
                     </a:xfrm>
                     <a:prstGeom prst="rect">
                       <a:avLst/>
@@ -9341,7 +9838,24 @@
               <w:pStyle w:val="Compact"/>
             </w:pPr>
             <w:r>
-              <w:t xml:space="preserve">This week (concept), week 6 (RASP)</w:t>
+              <w:t xml:space="preserve">This week (concept),</w:t>
+            </w:r>
+            <w:r>
+              <w:t xml:space="preserve"> </w:t>
+            </w:r>
+            <w:hyperlink r:id="rId55">
+              <w:r>
+                <w:rPr>
+                  <w:rStyle w:val="Hyperlink"/>
+                </w:rPr>
+                <w:t xml:space="preserve">week 6</w:t>
+              </w:r>
+            </w:hyperlink>
+            <w:r>
+              <w:t xml:space="preserve"> </w:t>
+            </w:r>
+            <w:r>
+              <w:t xml:space="preserve">(RASP)</w:t>
             </w:r>
           </w:p>
         </w:tc>
@@ -9391,7 +9905,24 @@
               <w:pStyle w:val="Compact"/>
             </w:pPr>
             <w:r>
-              <w:t xml:space="preserve">This week (concept), week 14 (Tigress)</w:t>
+              <w:t xml:space="preserve">This week (concept),</w:t>
+            </w:r>
+            <w:r>
+              <w:t xml:space="preserve"> </w:t>
+            </w:r>
+            <w:hyperlink r:id="rId23">
+              <w:r>
+                <w:rPr>
+                  <w:rStyle w:val="Hyperlink"/>
+                </w:rPr>
+                <w:t xml:space="preserve">week 14</w:t>
+              </w:r>
+            </w:hyperlink>
+            <w:r>
+              <w:t xml:space="preserve"> </w:t>
+            </w:r>
+            <w:r>
+              <w:t xml:space="preserve">(Tigress)</w:t>
             </w:r>
           </w:p>
         </w:tc>
@@ -9525,7 +10056,7 @@
         <w:t xml:space="preserve">data hiding.</w:t>
       </w:r>
     </w:p>
-    <w:bookmarkStart w:id="60" w:name="X54718da250cea9120fa7ac51e6b54cb5de006c9"/>
+    <w:bookmarkStart w:id="64" w:name="X54718da250cea9120fa7ac51e6b54cb5de006c9"/>
     <w:p>
       <w:pPr>
         <w:pStyle w:val="Heading3"/>
@@ -10323,8 +10854,8 @@
         <w:t xml:space="preserve">on its own.</w:t>
       </w:r>
     </w:p>
-    <w:bookmarkEnd w:id="60"/>
-    <w:bookmarkStart w:id="61" w:name="X9f2d5662df24147f60aac1f3c12342b228975ab"/>
+    <w:bookmarkEnd w:id="64"/>
+    <w:bookmarkStart w:id="65" w:name="X9f2d5662df24147f60aac1f3c12342b228975ab"/>
     <w:p>
       <w:pPr>
         <w:pStyle w:val="Heading3"/>
@@ -10377,7 +10908,7 @@
         <w:pStyle w:val="Compact"/>
         <w:numPr>
           <w:ilvl w:val="0"/>
-          <w:numId w:val="1024"/>
+          <w:numId w:val="1010"/>
         </w:numPr>
       </w:pPr>
       <w:r>
@@ -10437,7 +10968,7 @@
         <w:pStyle w:val="Compact"/>
         <w:numPr>
           <w:ilvl w:val="0"/>
-          <w:numId w:val="1024"/>
+          <w:numId w:val="1010"/>
         </w:numPr>
       </w:pPr>
       <w:r>
@@ -10516,7 +11047,7 @@
         <w:pStyle w:val="Compact"/>
         <w:numPr>
           <w:ilvl w:val="0"/>
-          <w:numId w:val="1024"/>
+          <w:numId w:val="1010"/>
         </w:numPr>
       </w:pPr>
       <w:r>
@@ -10571,7 +11102,7 @@
         <w:pStyle w:val="Compact"/>
         <w:numPr>
           <w:ilvl w:val="0"/>
-          <w:numId w:val="1024"/>
+          <w:numId w:val="1010"/>
         </w:numPr>
       </w:pPr>
       <w:r>
@@ -10668,9 +11199,9 @@
         <w:t xml:space="preserve">.</w:t>
       </w:r>
     </w:p>
-    <w:bookmarkEnd w:id="61"/>
-    <w:bookmarkEnd w:id="62"/>
-    <w:bookmarkStart w:id="67" w:name="X231a84b24ae378e26c9d6c09d68f7514120ac1e"/>
+    <w:bookmarkEnd w:id="65"/>
+    <w:bookmarkEnd w:id="66"/>
+    <w:bookmarkStart w:id="71" w:name="X231a84b24ae378e26c9d6c09d68f7514120ac1e"/>
     <w:p>
       <w:pPr>
         <w:pStyle w:val="Heading2"/>
@@ -10684,7 +11215,36 @@
         <w:pStyle w:val="FirstParagraph"/>
       </w:pPr>
       <w:r>
-        <w:t xml:space="preserve">Applying a rule correctly requires knowing its limits. Here is what obfuscation gives, and what it does</w:t>
+        <w:t xml:space="preserve">Applying a rule correctly requires knowing its limits.</w:t>
+      </w:r>
+      <w:r>
+        <w:t xml:space="preserve"> </w:t>
+      </w:r>
+      <w:hyperlink r:id="rId60">
+        <w:r>
+          <w:rPr>
+            <w:rStyle w:val="Hyperlink"/>
+          </w:rPr>
+          <w:t xml:space="preserve">Week 4</w:t>
+        </w:r>
+      </w:hyperlink>
+      <w:r>
+        <w:t xml:space="preserve"> </w:t>
+      </w:r>
+      <w:r>
+        <w:t xml:space="preserve">touched on this briefly;</w:t>
+      </w:r>
+      <w:r>
+        <w:t xml:space="preserve"> </w:t>
+      </w:r>
+      <w:r>
+        <w:t xml:space="preserve">here we deepen it with the table and a timeline of an attacker’s first ten minutes. Here is what obfuscation</w:t>
+      </w:r>
+      <w:r>
+        <w:t xml:space="preserve"> </w:t>
+      </w:r>
+      <w:r>
+        <w:t xml:space="preserve">gives, and what it does</w:t>
       </w:r>
       <w:r>
         <w:t xml:space="preserve"> </w:t>
@@ -10710,20 +11270,20 @@
       <w:r>
         <w:drawing>
           <wp:inline>
-            <wp:extent cx="5759999" cy="2574688"/>
+            <wp:extent cx="5759999" cy="1593962"/>
             <wp:effectExtent b="0" l="0" r="0" t="0"/>
-            <wp:docPr descr="What obfuscation gives, and what it does not give" title="" id="64" name="Picture"/>
+            <wp:docPr descr="What obfuscation gives, and what it does not give" title="" id="68" name="Picture"/>
             <a:graphic>
               <a:graphicData uri="http://schemas.openxmlformats.org/drawingml/2006/picture">
                 <pic:pic>
                   <pic:nvPicPr>
-                    <pic:cNvPr descr="h09-14-ne-verir-ne-vermez.png" id="65" name="Picture"/>
+                    <pic:cNvPr descr="h09-14-ne-verir-ne-vermez.png" id="69" name="Picture"/>
                     <pic:cNvPicPr>
                       <a:picLocks noChangeArrowheads="1" noChangeAspect="1"/>
                     </pic:cNvPicPr>
                   </pic:nvPicPr>
                   <pic:blipFill>
-                    <a:blip r:embed="rId63"/>
+                    <a:blip r:embed="rId67"/>
                     <a:stretch>
                       <a:fillRect/>
                     </a:stretch>
@@ -10731,7 +11291,7 @@
                   <pic:spPr bwMode="auto">
                     <a:xfrm>
                       <a:off x="0" y="0"/>
-                      <a:ext cx="5759999" cy="2574688"/>
+                      <a:ext cx="5759999" cy="1593962"/>
                     </a:xfrm>
                     <a:prstGeom prst="rect">
                       <a:avLst/>
@@ -10902,7 +11462,18 @@
               <w:t xml:space="preserve"> </w:t>
             </w:r>
             <w:r>
-              <w:t xml:space="preserve">(week 11)</w:t>
+              <w:t xml:space="preserve">(</w:t>
+            </w:r>
+            <w:hyperlink r:id="rId54">
+              <w:r>
+                <w:rPr>
+                  <w:rStyle w:val="Hyperlink"/>
+                </w:rPr>
+                <w:t xml:space="preserve">week 11</w:t>
+              </w:r>
+            </w:hyperlink>
+            <w:r>
+              <w:t xml:space="preserve">)</w:t>
             </w:r>
           </w:p>
         </w:tc>
@@ -11109,7 +11680,7 @@
         <w:t xml:space="preserve">cryptography’s job, not obfuscation’s.</w:t>
       </w:r>
     </w:p>
-    <w:bookmarkStart w:id="66" w:name="Xeddd5f27750e5ac5134aeea37afdeacb2d6ec7c"/>
+    <w:bookmarkStart w:id="70" w:name="Xeddd5f27750e5ac5134aeea37afdeacb2d6ec7c"/>
     <w:p>
       <w:pPr>
         <w:pStyle w:val="Heading3"/>
@@ -11184,7 +11755,7 @@
         <w:pStyle w:val="Compact"/>
         <w:numPr>
           <w:ilvl w:val="0"/>
-          <w:numId w:val="1025"/>
+          <w:numId w:val="1011"/>
         </w:numPr>
       </w:pPr>
       <w:r>
@@ -11244,7 +11815,7 @@
         <w:pStyle w:val="Compact"/>
         <w:numPr>
           <w:ilvl w:val="0"/>
-          <w:numId w:val="1025"/>
+          <w:numId w:val="1011"/>
         </w:numPr>
       </w:pPr>
       <w:r>
@@ -11283,7 +11854,7 @@
         <w:pStyle w:val="Compact"/>
         <w:numPr>
           <w:ilvl w:val="0"/>
-          <w:numId w:val="1025"/>
+          <w:numId w:val="1011"/>
         </w:numPr>
       </w:pPr>
       <w:r>
@@ -11337,7 +11908,7 @@
         <w:pStyle w:val="Compact"/>
         <w:numPr>
           <w:ilvl w:val="0"/>
-          <w:numId w:val="1025"/>
+          <w:numId w:val="1011"/>
         </w:numPr>
       </w:pPr>
       <w:r>
@@ -11394,7 +11965,7 @@
         <w:pStyle w:val="Compact"/>
         <w:numPr>
           <w:ilvl w:val="0"/>
-          <w:numId w:val="1026"/>
+          <w:numId w:val="1012"/>
         </w:numPr>
       </w:pPr>
       <w:r>
@@ -11421,7 +11992,7 @@
         <w:pStyle w:val="Compact"/>
         <w:numPr>
           <w:ilvl w:val="0"/>
-          <w:numId w:val="1026"/>
+          <w:numId w:val="1012"/>
         </w:numPr>
       </w:pPr>
       <w:r>
@@ -11433,7 +12004,7 @@
         <w:pStyle w:val="Compact"/>
         <w:numPr>
           <w:ilvl w:val="0"/>
-          <w:numId w:val="1026"/>
+          <w:numId w:val="1012"/>
         </w:numPr>
       </w:pPr>
       <w:r>
@@ -11511,7 +12082,7 @@
         <w:pStyle w:val="Compact"/>
         <w:numPr>
           <w:ilvl w:val="0"/>
-          <w:numId w:val="1026"/>
+          <w:numId w:val="1012"/>
         </w:numPr>
       </w:pPr>
       <w:r>
@@ -11742,9 +12313,9 @@
         <w:t xml:space="preserve">.</w:t>
       </w:r>
     </w:p>
-    <w:bookmarkEnd w:id="66"/>
-    <w:bookmarkEnd w:id="67"/>
-    <w:bookmarkStart w:id="73" w:name="the-protection-rule-template"/>
+    <w:bookmarkEnd w:id="70"/>
+    <w:bookmarkEnd w:id="71"/>
+    <w:bookmarkStart w:id="77" w:name="the-protection-rule-template"/>
     <w:p>
       <w:pPr>
         <w:pStyle w:val="Heading2"/>
@@ -11786,20 +12357,20 @@
       <w:r>
         <w:drawing>
           <wp:inline>
-            <wp:extent cx="5759999" cy="2748610"/>
+            <wp:extent cx="5759999" cy="2171803"/>
             <wp:effectExtent b="0" l="0" r="0" t="0"/>
-            <wp:docPr descr="The six lines of the protection rule template" title="" id="69" name="Picture"/>
+            <wp:docPr descr="The six lines of the protection rule template" title="" id="73" name="Picture"/>
             <a:graphic>
               <a:graphicData uri="http://schemas.openxmlformats.org/drawingml/2006/picture">
                 <pic:pic>
                   <pic:nvPicPr>
-                    <pic:cNvPr descr="h09-10-koruma-kurali.png" id="70" name="Picture"/>
+                    <pic:cNvPr descr="h09-10-koruma-kurali.png" id="74" name="Picture"/>
                     <pic:cNvPicPr>
                       <a:picLocks noChangeArrowheads="1" noChangeAspect="1"/>
                     </pic:cNvPicPr>
                   </pic:nvPicPr>
                   <pic:blipFill>
-                    <a:blip r:embed="rId68"/>
+                    <a:blip r:embed="rId72"/>
                     <a:stretch>
                       <a:fillRect/>
                     </a:stretch>
@@ -11807,7 +12378,7 @@
                   <pic:spPr bwMode="auto">
                     <a:xfrm>
                       <a:off x="0" y="0"/>
-                      <a:ext cx="5759999" cy="2748610"/>
+                      <a:ext cx="5759999" cy="2171803"/>
                     </a:xfrm>
                     <a:prstGeom prst="rect">
                       <a:avLst/>
@@ -11908,7 +12479,18 @@
         <w:t xml:space="preserve"> </w:t>
       </w:r>
       <w:r>
-        <w:t xml:space="preserve">attribute. An evaluator (week 13, attack</w:t>
+        <w:t xml:space="preserve">attribute. An evaluator (</w:t>
+      </w:r>
+      <w:hyperlink r:id="rId57">
+        <w:r>
+          <w:rPr>
+            <w:rStyle w:val="Hyperlink"/>
+          </w:rPr>
+          <w:t xml:space="preserve">week 13</w:t>
+        </w:r>
+      </w:hyperlink>
+      <w:r>
+        <w:t xml:space="preserve">, attack</w:t>
       </w:r>
       <w:r>
         <w:t xml:space="preserve"> </w:t>
@@ -11951,7 +12533,7 @@
         <w:t xml:space="preserve">cannot defend a protection decision.</w:t>
       </w:r>
     </w:p>
-    <w:bookmarkStart w:id="71" w:name="X876ba01e5003b0ab660d4ab3c02cb871f296e33"/>
+    <w:bookmarkStart w:id="75" w:name="X876ba01e5003b0ab660d4ab3c02cb871f296e33"/>
     <w:p>
       <w:pPr>
         <w:pStyle w:val="Heading3"/>
@@ -12348,8 +12930,8 @@
         <w:t xml:space="preserve">).</w:t>
       </w:r>
     </w:p>
-    <w:bookmarkEnd w:id="71"/>
-    <w:bookmarkStart w:id="72" w:name="Xaa9736362e1476ae6ed0f0bb575163fed40f789"/>
+    <w:bookmarkEnd w:id="75"/>
+    <w:bookmarkStart w:id="76" w:name="Xaa9736362e1476ae6ed0f0bb575163fed40f789"/>
     <w:p>
       <w:pPr>
         <w:pStyle w:val="Heading3"/>
@@ -12549,9 +13131,9 @@
         </w:pict>
       </w:r>
     </w:p>
-    <w:bookmarkEnd w:id="72"/>
-    <w:bookmarkEnd w:id="73"/>
-    <w:bookmarkStart w:id="86" w:name="control-flow-rules-advanced"/>
+    <w:bookmarkEnd w:id="76"/>
+    <w:bookmarkEnd w:id="77"/>
+    <w:bookmarkStart w:id="92" w:name="control-flow-rules-advanced"/>
     <w:p>
       <w:pPr>
         <w:pStyle w:val="Heading2"/>
@@ -12634,20 +13216,20 @@
       <w:r>
         <w:drawing>
           <wp:inline>
-            <wp:extent cx="5759999" cy="2470728"/>
+            <wp:extent cx="5759999" cy="1663396"/>
             <wp:effectExtent b="0" l="0" r="0" t="0"/>
-            <wp:docPr descr="Control-flow flattening, before and after" title="" id="75" name="Picture"/>
+            <wp:docPr descr="Control-flow flattening, before and after" title="" id="79" name="Picture"/>
             <a:graphic>
               <a:graphicData uri="http://schemas.openxmlformats.org/drawingml/2006/picture">
                 <pic:pic>
                   <pic:nvPicPr>
-                    <pic:cNvPr descr="h09-04-duzlestirme.png" id="76" name="Picture"/>
+                    <pic:cNvPr descr="h09-04-duzlestirme.png" id="80" name="Picture"/>
                     <pic:cNvPicPr>
                       <a:picLocks noChangeArrowheads="1" noChangeAspect="1"/>
                     </pic:cNvPicPr>
                   </pic:nvPicPr>
                   <pic:blipFill>
-                    <a:blip r:embed="rId74"/>
+                    <a:blip r:embed="rId78"/>
                     <a:stretch>
                       <a:fillRect/>
                     </a:stretch>
@@ -12655,7 +13237,7 @@
                   <pic:spPr bwMode="auto">
                     <a:xfrm>
                       <a:off x="0" y="0"/>
-                      <a:ext cx="5759999" cy="2470728"/>
+                      <a:ext cx="5759999" cy="1663396"/>
                     </a:xfrm>
                     <a:prstGeom prst="rect">
                       <a:avLst/>
@@ -12674,7 +13256,7 @@
         </w:drawing>
       </w:r>
     </w:p>
-    <w:bookmarkStart w:id="77" w:name="Xce92c8e940a240fa1796d7366ec09c2dc3db987"/>
+    <w:bookmarkStart w:id="81" w:name="Xce92c8e940a240fa1796d7366ec09c2dc3db987"/>
     <w:p>
       <w:pPr>
         <w:pStyle w:val="Heading3"/>
@@ -13858,7 +14440,24 @@
         <w:t xml:space="preserve"> </w:t>
       </w:r>
       <w:r>
-        <w:t xml:space="preserve">pattern; modern tools recognise it in their libraries. That’s why in week 14 we</w:t>
+        <w:t xml:space="preserve">pattern; modern tools recognise it in their libraries. That’s why in</w:t>
+      </w:r>
+      <w:r>
+        <w:t xml:space="preserve"> </w:t>
+      </w:r>
+      <w:hyperlink r:id="rId23">
+        <w:r>
+          <w:rPr>
+            <w:rStyle w:val="Hyperlink"/>
+          </w:rPr>
+          <w:t xml:space="preserve">week 14</w:t>
+        </w:r>
+      </w:hyperlink>
+      <w:r>
+        <w:t xml:space="preserve"> </w:t>
+      </w:r>
+      <w:r>
+        <w:t xml:space="preserve">we</w:t>
       </w:r>
       <w:r>
         <w:t xml:space="preserve"> </w:t>
@@ -15194,8 +15793,8 @@
         <w:t xml:space="preserve">identity above. Two separate analysis burdens land on the same line.</w:t>
       </w:r>
     </w:p>
-    <w:bookmarkEnd w:id="77"/>
-    <w:bookmarkStart w:id="78" w:name="X25b5f0cef7848a1ec1e4422def1bff6e20f5a14"/>
+    <w:bookmarkEnd w:id="81"/>
+    <w:bookmarkStart w:id="82" w:name="X25b5f0cef7848a1ec1e4422def1bff6e20f5a14"/>
     <w:p>
       <w:pPr>
         <w:pStyle w:val="Heading3"/>
@@ -16597,8 +17196,8 @@
         <w:t xml:space="preserve">distinction from section 0 applies here too — test with optimisation turned on.</w:t>
       </w:r>
     </w:p>
-    <w:bookmarkEnd w:id="78"/>
-    <w:bookmarkStart w:id="82" w:name="Xa03a589568eaaa4b3914cbc49e0c3f638562d70"/>
+    <w:bookmarkEnd w:id="82"/>
+    <w:bookmarkStart w:id="86" w:name="Xa03a589568eaaa4b3914cbc49e0c3f638562d70"/>
     <w:p>
       <w:pPr>
         <w:pStyle w:val="Heading3"/>
@@ -16638,20 +17237,20 @@
       <w:r>
         <w:drawing>
           <wp:inline>
-            <wp:extent cx="5759999" cy="2470728"/>
+            <wp:extent cx="5759999" cy="1672452"/>
             <wp:effectExtent b="0" l="0" r="0" t="0"/>
-            <wp:docPr descr="The difference between a bogus operation and a dead branch" title="" id="80" name="Picture"/>
+            <wp:docPr descr="The difference between a bogus operation and a dead branch" title="" id="84" name="Picture"/>
             <a:graphic>
               <a:graphicData uri="http://schemas.openxmlformats.org/drawingml/2006/picture">
                 <pic:pic>
                   <pic:nvPicPr>
-                    <pic:cNvPr descr="h09-05-sahte-olu.png" id="81" name="Picture"/>
+                    <pic:cNvPr descr="h09-05-sahte-olu.png" id="85" name="Picture"/>
                     <pic:cNvPicPr>
                       <a:picLocks noChangeArrowheads="1" noChangeAspect="1"/>
                     </pic:cNvPicPr>
                   </pic:nvPicPr>
                   <pic:blipFill>
-                    <a:blip r:embed="rId79"/>
+                    <a:blip r:embed="rId83"/>
                     <a:stretch>
                       <a:fillRect/>
                     </a:stretch>
@@ -16659,7 +17258,7 @@
                   <pic:spPr bwMode="auto">
                     <a:xfrm>
                       <a:off x="0" y="0"/>
-                      <a:ext cx="5759999" cy="2470728"/>
+                      <a:ext cx="5759999" cy="1672452"/>
                     </a:xfrm>
                     <a:prstGeom prst="rect">
                       <a:avLst/>
@@ -17458,8 +18057,8 @@
         <w:t xml:space="preserve">is a common surprise.</w:t>
       </w:r>
     </w:p>
-    <w:bookmarkEnd w:id="82"/>
-    <w:bookmarkStart w:id="83" w:name="X117ae630a7072b8264d26bbbcf54f737ca2fdd1"/>
+    <w:bookmarkEnd w:id="86"/>
+    <w:bookmarkStart w:id="88" w:name="X117ae630a7072b8264d26bbbcf54f737ca2fdd1"/>
     <w:p>
       <w:pPr>
         <w:pStyle w:val="Heading3"/>
@@ -18154,7 +18753,30 @@
         <w:pStyle w:val="FirstParagraph"/>
       </w:pPr>
       <w:r>
-        <w:t xml:space="preserve">We said back in week 4 that this template alone can be worked out fairly quickly by an experienced analyst. The</w:t>
+        <w:t xml:space="preserve">We said back in</w:t>
+      </w:r>
+      <w:r>
+        <w:t xml:space="preserve"> </w:t>
+      </w:r>
+      <w:hyperlink r:id="rId87">
+        <w:r>
+          <w:rPr>
+            <w:rStyle w:val="Hyperlink"/>
+          </w:rPr>
+          <w:t xml:space="preserve">week 4</w:t>
+        </w:r>
+      </w:hyperlink>
+      <w:r>
+        <w:t xml:space="preserve"> </w:t>
+      </w:r>
+      <w:r>
+        <w:t xml:space="preserve">that this</w:t>
+      </w:r>
+      <w:r>
+        <w:t xml:space="preserve"> </w:t>
+      </w:r>
+      <w:r>
+        <w:t xml:space="preserve">template alone can be worked out fairly quickly by an experienced analyst. The</w:t>
       </w:r>
       <w:r>
         <w:t xml:space="preserve"> </w:t>
@@ -18180,7 +18802,7 @@
         <w:pStyle w:val="Compact"/>
         <w:numPr>
           <w:ilvl w:val="0"/>
-          <w:numId w:val="1027"/>
+          <w:numId w:val="1013"/>
         </w:numPr>
       </w:pPr>
       <w:r>
@@ -18220,7 +18842,7 @@
         <w:pStyle w:val="Compact"/>
         <w:numPr>
           <w:ilvl w:val="0"/>
-          <w:numId w:val="1027"/>
+          <w:numId w:val="1013"/>
         </w:numPr>
       </w:pPr>
       <w:r>
@@ -18257,7 +18879,7 @@
         <w:pStyle w:val="Compact"/>
         <w:numPr>
           <w:ilvl w:val="0"/>
-          <w:numId w:val="1027"/>
+          <w:numId w:val="1013"/>
         </w:numPr>
       </w:pPr>
       <w:r>
@@ -18294,7 +18916,7 @@
         <w:pStyle w:val="Compact"/>
         <w:numPr>
           <w:ilvl w:val="0"/>
-          <w:numId w:val="1027"/>
+          <w:numId w:val="1013"/>
         </w:numPr>
       </w:pPr>
       <w:r>
@@ -19807,8 +20429,8 @@
         <w:t xml:space="preserve">, not real protection.</w:t>
       </w:r>
     </w:p>
-    <w:bookmarkEnd w:id="83"/>
-    <w:bookmarkStart w:id="84" w:name="rule-k-05-random-exit-from-control-flow"/>
+    <w:bookmarkEnd w:id="88"/>
+    <w:bookmarkStart w:id="89" w:name="rule-k-05-random-exit-from-control-flow"/>
     <w:p>
       <w:pPr>
         <w:pStyle w:val="Heading3"/>
@@ -20330,8 +20952,8 @@
         <w:t xml:space="preserve">, violating the diversification principle from section 8.</w:t>
       </w:r>
     </w:p>
-    <w:bookmarkEnd w:id="84"/>
-    <w:bookmarkStart w:id="85" w:name="Xcf38abe51eeadf769d805b873dbf8c56b21211b"/>
+    <w:bookmarkEnd w:id="89"/>
+    <w:bookmarkStart w:id="91" w:name="Xcf38abe51eeadf769d805b873dbf8c56b21211b"/>
     <w:p>
       <w:pPr>
         <w:pStyle w:val="Heading3"/>
@@ -20344,6 +20966,37 @@
       <w:pPr>
         <w:pStyle w:val="FirstParagraph"/>
       </w:pPr>
+      <w:hyperlink r:id="rId87">
+        <w:r>
+          <w:rPr>
+            <w:rStyle w:val="Hyperlink"/>
+          </w:rPr>
+          <w:t xml:space="preserve">Week 4</w:t>
+        </w:r>
+      </w:hyperlink>
+      <w:r>
+        <w:t xml:space="preserve"> </w:t>
+      </w:r>
+      <w:r>
+        <w:t xml:space="preserve">briefly touched on</w:t>
+      </w:r>
+      <w:r>
+        <w:t xml:space="preserve"> </w:t>
+      </w:r>
+      <w:r>
+        <w:t xml:space="preserve">hiding function names and memory-allocation hiding; here we deepen it with external library dependencies and bogus</w:t>
+      </w:r>
+      <w:r>
+        <w:t xml:space="preserve"> </w:t>
+      </w:r>
+      <w:r>
+        <w:t xml:space="preserve">parameters.</w:t>
+      </w:r>
+    </w:p>
+    <w:p>
+      <w:pPr>
+        <w:pStyle w:val="BodyText"/>
+      </w:pPr>
       <w:r>
         <w:rPr>
           <w:b/>
@@ -20629,7 +21282,21 @@
         <w:t xml:space="preserve"> </w:t>
       </w:r>
       <w:r>
-        <w:t xml:space="preserve">because it is recognisable; but the real payoff is closing a familiar side channel from week 3:</w:t>
+        <w:t xml:space="preserve">because it is recognisable; but the real payoff is closing a familiar side channel from</w:t>
+      </w:r>
+      <w:r>
+        <w:t xml:space="preserve"> </w:t>
+      </w:r>
+      <w:hyperlink r:id="rId90">
+        <w:r>
+          <w:rPr>
+            <w:rStyle w:val="Hyperlink"/>
+          </w:rPr>
+          <w:t xml:space="preserve">week 3</w:t>
+        </w:r>
+      </w:hyperlink>
+      <w:r>
+        <w:t xml:space="preserve">:</w:t>
       </w:r>
     </w:p>
     <w:p>
@@ -21996,9 +22663,9 @@
         </w:pict>
       </w:r>
     </w:p>
-    <w:bookmarkEnd w:id="85"/>
-    <w:bookmarkEnd w:id="86"/>
-    <w:bookmarkStart w:id="93" w:name="data-obfuscation-rules"/>
+    <w:bookmarkEnd w:id="91"/>
+    <w:bookmarkEnd w:id="92"/>
+    <w:bookmarkStart w:id="99" w:name="data-obfuscation-rules"/>
     <w:p>
       <w:pPr>
         <w:pStyle w:val="Heading2"/>
@@ -22066,20 +22733,20 @@
       <w:r>
         <w:drawing>
           <wp:inline>
-            <wp:extent cx="5759999" cy="2379540"/>
+            <wp:extent cx="5759999" cy="2337337"/>
             <wp:effectExtent b="0" l="0" r="0" t="0"/>
-            <wp:docPr descr="Data obfuscation rules K-07 – K-09" title="" id="88" name="Picture"/>
+            <wp:docPr descr="Data obfuscation rules K-07 – K-09" title="" id="94" name="Picture"/>
             <a:graphic>
               <a:graphicData uri="http://schemas.openxmlformats.org/drawingml/2006/picture">
                 <pic:pic>
                   <pic:nvPicPr>
-                    <pic:cNvPr descr="h09-15-veri-gizleme-kurallari.png" id="89" name="Picture"/>
+                    <pic:cNvPr descr="h09-15-veri-gizleme-kurallari.png" id="95" name="Picture"/>
                     <pic:cNvPicPr>
                       <a:picLocks noChangeArrowheads="1" noChangeAspect="1"/>
                     </pic:cNvPicPr>
                   </pic:nvPicPr>
                   <pic:blipFill>
-                    <a:blip r:embed="rId87"/>
+                    <a:blip r:embed="rId93"/>
                     <a:stretch>
                       <a:fillRect/>
                     </a:stretch>
@@ -22087,7 +22754,7 @@
                   <pic:spPr bwMode="auto">
                     <a:xfrm>
                       <a:off x="0" y="0"/>
-                      <a:ext cx="5759999" cy="2379540"/>
+                      <a:ext cx="5759999" cy="2337337"/>
                     </a:xfrm>
                     <a:prstGeom prst="rect">
                       <a:avLst/>
@@ -22106,7 +22773,7 @@
         </w:drawing>
       </w:r>
     </w:p>
-    <w:bookmarkStart w:id="90" w:name="rule-k-07-encoding-static-strings"/>
+    <w:bookmarkStart w:id="96" w:name="rule-k-07-encoding-static-strings"/>
     <w:p>
       <w:pPr>
         <w:pStyle w:val="Heading3"/>
@@ -22118,6 +22785,48 @@
     <w:p>
       <w:pPr>
         <w:pStyle w:val="FirstParagraph"/>
+      </w:pPr>
+      <w:hyperlink r:id="rId28">
+        <w:r>
+          <w:rPr>
+            <w:rStyle w:val="Hyperlink"/>
+          </w:rPr>
+          <w:t xml:space="preserve">Week 4</w:t>
+        </w:r>
+      </w:hyperlink>
+      <w:r>
+        <w:t xml:space="preserve"> </w:t>
+      </w:r>
+      <w:r>
+        <w:t xml:space="preserve">introduced string hiding, and</w:t>
+      </w:r>
+      <w:r>
+        <w:t xml:space="preserve"> </w:t>
+      </w:r>
+      <w:hyperlink r:id="rId30">
+        <w:r>
+          <w:rPr>
+            <w:rStyle w:val="Hyperlink"/>
+          </w:rPr>
+          <w:t xml:space="preserve">week 5</w:t>
+        </w:r>
+      </w:hyperlink>
+      <w:r>
+        <w:t xml:space="preserve"> </w:t>
+      </w:r>
+      <w:r>
+        <w:t xml:space="preserve">decoded it by hand with</w:t>
+      </w:r>
+      <w:r>
+        <w:t xml:space="preserve"> </w:t>
+      </w:r>
+      <w:r>
+        <w:t xml:space="preserve">XOR on the Java side; here we deepen the same idea on the C/C++ side.</w:t>
+      </w:r>
+    </w:p>
+    <w:p>
+      <w:pPr>
+        <w:pStyle w:val="BodyText"/>
       </w:pPr>
       <w:r>
         <w:rPr>
@@ -24068,11 +24777,22 @@
         <w:t xml:space="preserve"> </w:t>
       </w:r>
       <w:r>
-        <w:t xml:space="preserve">(week 11) or hardware.</w:t>
-      </w:r>
-    </w:p>
-    <w:bookmarkEnd w:id="90"/>
-    <w:bookmarkStart w:id="91" w:name="X47b83916b5192cf0bfbde59c246c2c3cdd16014"/>
+        <w:t xml:space="preserve">(</w:t>
+      </w:r>
+      <w:hyperlink r:id="rId54">
+        <w:r>
+          <w:rPr>
+            <w:rStyle w:val="Hyperlink"/>
+          </w:rPr>
+          <w:t xml:space="preserve">week 11</w:t>
+        </w:r>
+      </w:hyperlink>
+      <w:r>
+        <w:t xml:space="preserve">) or hardware.</w:t>
+      </w:r>
+    </w:p>
+    <w:bookmarkEnd w:id="96"/>
+    <w:bookmarkStart w:id="97" w:name="X47b83916b5192cf0bfbde59c246c2c3cdd16014"/>
     <w:p>
       <w:pPr>
         <w:pStyle w:val="Heading3"/>
@@ -26228,8 +26948,8 @@
         <w:t xml:space="preserve">constant itself can also be encoded with K-02.</w:t>
       </w:r>
     </w:p>
-    <w:bookmarkEnd w:id="91"/>
-    <w:bookmarkStart w:id="92" w:name="X2af5800807dc1243b01eda639ca148334c40367"/>
+    <w:bookmarkEnd w:id="97"/>
+    <w:bookmarkStart w:id="98" w:name="X2af5800807dc1243b01eda639ca148334c40367"/>
     <w:p>
       <w:pPr>
         <w:pStyle w:val="Heading3"/>
@@ -27022,9 +27742,9 @@
         <w:t xml:space="preserve">around.</w:t>
       </w:r>
     </w:p>
-    <w:bookmarkEnd w:id="92"/>
-    <w:bookmarkEnd w:id="93"/>
-    <w:bookmarkStart w:id="101" w:name="whole-program-level-rules"/>
+    <w:bookmarkEnd w:id="98"/>
+    <w:bookmarkEnd w:id="99"/>
+    <w:bookmarkStart w:id="108" w:name="whole-program-level-rules"/>
     <w:p>
       <w:pPr>
         <w:pStyle w:val="Heading2"/>
@@ -27033,7 +27753,7 @@
         <w:t xml:space="preserve">7. Whole-program-level rules</w:t>
       </w:r>
     </w:p>
-    <w:bookmarkStart w:id="97" w:name="X86ad32bed7436e779a7e64f88ea6c2ae644c786"/>
+    <w:bookmarkStart w:id="104" w:name="X86ad32bed7436e779a7e64f88ea6c2ae644c786"/>
     <w:p>
       <w:pPr>
         <w:pStyle w:val="Heading3"/>
@@ -27049,20 +27769,20 @@
       <w:r>
         <w:drawing>
           <wp:inline>
-            <wp:extent cx="5759999" cy="2283460"/>
+            <wp:extent cx="5759999" cy="1414971"/>
             <wp:effectExtent b="0" l="0" r="0" t="0"/>
-            <wp:docPr descr="Virtualisation: bytecode and interpreter" title="" id="95" name="Picture"/>
+            <wp:docPr descr="Virtualisation: bytecode and interpreter" title="" id="101" name="Picture"/>
             <a:graphic>
               <a:graphicData uri="http://schemas.openxmlformats.org/drawingml/2006/picture">
                 <pic:pic>
                   <pic:nvPicPr>
-                    <pic:cNvPr descr="h09-06-sanallastirma.png" id="96" name="Picture"/>
+                    <pic:cNvPr descr="h09-06-sanallastirma.png" id="102" name="Picture"/>
                     <pic:cNvPicPr>
                       <a:picLocks noChangeArrowheads="1" noChangeAspect="1"/>
                     </pic:cNvPicPr>
                   </pic:nvPicPr>
                   <pic:blipFill>
-                    <a:blip r:embed="rId94"/>
+                    <a:blip r:embed="rId100"/>
                     <a:stretch>
                       <a:fillRect/>
                     </a:stretch>
@@ -27070,7 +27790,7 @@
                   <pic:spPr bwMode="auto">
                     <a:xfrm>
                       <a:off x="0" y="0"/>
-                      <a:ext cx="5759999" cy="2283460"/>
+                      <a:ext cx="5759999" cy="1414971"/>
                     </a:xfrm>
                     <a:prstGeom prst="rect">
                       <a:avLst/>
@@ -27269,7 +27989,24 @@
         <w:t xml:space="preserve"> </w:t>
       </w:r>
       <w:r>
-        <w:t xml:space="preserve">out the VM’s instruction set. We’ll see this conceptually in week 14 with Tigress’s</w:t>
+        <w:t xml:space="preserve">out the VM’s instruction set. We’ll see this conceptually in</w:t>
+      </w:r>
+      <w:r>
+        <w:t xml:space="preserve"> </w:t>
+      </w:r>
+      <w:hyperlink r:id="rId23">
+        <w:r>
+          <w:rPr>
+            <w:rStyle w:val="Hyperlink"/>
+          </w:rPr>
+          <w:t xml:space="preserve">week 14</w:t>
+        </w:r>
+      </w:hyperlink>
+      <w:r>
+        <w:t xml:space="preserve"> </w:t>
+      </w:r>
+      <w:r>
+        <w:t xml:space="preserve">with Tigress’s</w:t>
       </w:r>
       <w:r>
         <w:t xml:space="preserve"> </w:t>
@@ -29258,7 +29995,24 @@
         <w:pStyle w:val="BlockText"/>
       </w:pPr>
       <w:r>
-        <w:t xml:space="preserve">In week 5 you saw that Java/Kotlin applications run on a</w:t>
+        <w:t xml:space="preserve">In</w:t>
+      </w:r>
+      <w:r>
+        <w:t xml:space="preserve"> </w:t>
+      </w:r>
+      <w:hyperlink r:id="rId103">
+        <w:r>
+          <w:rPr>
+            <w:rStyle w:val="Hyperlink"/>
+          </w:rPr>
+          <w:t xml:space="preserve">week 5</w:t>
+        </w:r>
+      </w:hyperlink>
+      <w:r>
+        <w:t xml:space="preserve"> </w:t>
+      </w:r>
+      <w:r>
+        <w:t xml:space="preserve">you saw that Java/Kotlin applications run on a</w:t>
       </w:r>
       <w:r>
         <w:t xml:space="preserve"> </w:t>
@@ -29516,8 +30270,8 @@
         <w:t xml:space="preserve">.</w:t>
       </w:r>
     </w:p>
-    <w:bookmarkEnd w:id="97"/>
-    <w:bookmarkStart w:id="98" w:name="Xc5bbc51a9d27a82efebf2de8b783f085fb44dcc"/>
+    <w:bookmarkEnd w:id="104"/>
+    <w:bookmarkStart w:id="105" w:name="Xc5bbc51a9d27a82efebf2de8b783f085fb44dcc"/>
     <w:p>
       <w:pPr>
         <w:pStyle w:val="Heading3"/>
@@ -30213,8 +30967,8 @@
         <w:t xml:space="preserve">is not evidence.</w:t>
       </w:r>
     </w:p>
-    <w:bookmarkEnd w:id="98"/>
-    <w:bookmarkStart w:id="99" w:name="X7bc0deee5493ad01b3fc606bb501ca3d8b957b6"/>
+    <w:bookmarkEnd w:id="105"/>
+    <w:bookmarkStart w:id="106" w:name="X7bc0deee5493ad01b3fc606bb501ca3d8b957b6"/>
     <w:p>
       <w:pPr>
         <w:pStyle w:val="Heading3"/>
@@ -30381,7 +31135,7 @@
         <w:pStyle w:val="Compact"/>
         <w:numPr>
           <w:ilvl w:val="0"/>
-          <w:numId w:val="1028"/>
+          <w:numId w:val="1014"/>
         </w:numPr>
       </w:pPr>
       <w:r>
@@ -30403,7 +31157,7 @@
         <w:pStyle w:val="Compact"/>
         <w:numPr>
           <w:ilvl w:val="0"/>
-          <w:numId w:val="1028"/>
+          <w:numId w:val="1014"/>
         </w:numPr>
       </w:pPr>
       <w:r>
@@ -30438,7 +31192,7 @@
         <w:pStyle w:val="Compact"/>
         <w:numPr>
           <w:ilvl w:val="0"/>
-          <w:numId w:val="1028"/>
+          <w:numId w:val="1014"/>
         </w:numPr>
       </w:pPr>
       <w:r>
@@ -30479,7 +31233,7 @@
         <w:pStyle w:val="Compact"/>
         <w:numPr>
           <w:ilvl w:val="0"/>
-          <w:numId w:val="1028"/>
+          <w:numId w:val="1014"/>
         </w:numPr>
       </w:pPr>
       <w:r>
@@ -30797,7 +31551,21 @@
         <w:t xml:space="preserve"> </w:t>
       </w:r>
       <w:r>
-        <w:t xml:space="preserve">from week 4. If adding one protection means turning off another, measure the net gain and record the</w:t>
+        <w:t xml:space="preserve">from</w:t>
+      </w:r>
+      <w:r>
+        <w:t xml:space="preserve"> </w:t>
+      </w:r>
+      <w:hyperlink r:id="rId21">
+        <w:r>
+          <w:rPr>
+            <w:rStyle w:val="Hyperlink"/>
+          </w:rPr>
+          <w:t xml:space="preserve">week 4</w:t>
+        </w:r>
+      </w:hyperlink>
+      <w:r>
+        <w:t xml:space="preserve">. If adding one protection means turning off another, measure the net gain and record the</w:t>
       </w:r>
       <w:r>
         <w:t xml:space="preserve"> </w:t>
@@ -30875,11 +31643,25 @@
         <w:t xml:space="preserve"> </w:t>
       </w:r>
       <w:r>
-        <w:t xml:space="preserve">the native library’s (cross-checking — week 6, RASP).</w:t>
-      </w:r>
-    </w:p>
-    <w:bookmarkEnd w:id="99"/>
-    <w:bookmarkStart w:id="100" w:name="X233a9ee38aa74a3ba1b40c59bc7ff05de605871"/>
+        <w:t xml:space="preserve">the native library’s (cross-checking —</w:t>
+      </w:r>
+      <w:r>
+        <w:t xml:space="preserve"> </w:t>
+      </w:r>
+      <w:hyperlink r:id="rId55">
+        <w:r>
+          <w:rPr>
+            <w:rStyle w:val="Hyperlink"/>
+          </w:rPr>
+          <w:t xml:space="preserve">week 6</w:t>
+        </w:r>
+      </w:hyperlink>
+      <w:r>
+        <w:t xml:space="preserve">, RASP).</w:t>
+      </w:r>
+    </w:p>
+    <w:bookmarkEnd w:id="106"/>
+    <w:bookmarkStart w:id="107" w:name="X233a9ee38aa74a3ba1b40c59bc7ff05de605871"/>
     <w:p>
       <w:pPr>
         <w:pStyle w:val="Heading3"/>
@@ -31773,9 +32555,9 @@
         </w:pict>
       </w:r>
     </w:p>
-    <w:bookmarkEnd w:id="100"/>
-    <w:bookmarkEnd w:id="101"/>
-    <w:bookmarkStart w:id="105" w:name="X491932b58840b539590b00467f3ea399cda80fb"/>
+    <w:bookmarkEnd w:id="107"/>
+    <w:bookmarkEnd w:id="108"/>
+    <w:bookmarkStart w:id="113" w:name="X491932b58840b539590b00467f3ea399cda80fb"/>
     <w:p>
       <w:pPr>
         <w:pStyle w:val="Heading2"/>
@@ -31865,20 +32647,20 @@
       <w:r>
         <w:drawing>
           <wp:inline>
-            <wp:extent cx="5759999" cy="2477114"/>
+            <wp:extent cx="5759999" cy="2612329"/>
             <wp:effectExtent b="0" l="0" r="0" t="0"/>
-            <wp:docPr descr="Different binaries from the same source with different seeds" title="" id="103" name="Picture"/>
+            <wp:docPr descr="Different binaries from the same source with different seeds" title="" id="110" name="Picture"/>
             <a:graphic>
               <a:graphicData uri="http://schemas.openxmlformats.org/drawingml/2006/picture">
                 <pic:pic>
                   <pic:nvPicPr>
-                    <pic:cNvPr descr="h09-07-cesitlendirme.png" id="104" name="Picture"/>
+                    <pic:cNvPr descr="h09-07-cesitlendirme.png" id="111" name="Picture"/>
                     <pic:cNvPicPr>
                       <a:picLocks noChangeArrowheads="1" noChangeAspect="1"/>
                     </pic:cNvPicPr>
                   </pic:nvPicPr>
                   <pic:blipFill>
-                    <a:blip r:embed="rId102"/>
+                    <a:blip r:embed="rId109"/>
                     <a:stretch>
                       <a:fillRect/>
                     </a:stretch>
@@ -31886,7 +32668,7 @@
                   <pic:spPr bwMode="auto">
                     <a:xfrm>
                       <a:off x="0" y="0"/>
-                      <a:ext cx="5759999" cy="2477114"/>
+                      <a:ext cx="5759999" cy="2612329"/>
                     </a:xfrm>
                     <a:prstGeom prst="rect">
                       <a:avLst/>
@@ -31910,7 +32692,7 @@
         <w:pStyle w:val="Compact"/>
         <w:numPr>
           <w:ilvl w:val="0"/>
-          <w:numId w:val="1029"/>
+          <w:numId w:val="1015"/>
         </w:numPr>
       </w:pPr>
       <w:r>
@@ -31951,7 +32733,7 @@
         <w:pStyle w:val="Compact"/>
         <w:numPr>
           <w:ilvl w:val="0"/>
-          <w:numId w:val="1029"/>
+          <w:numId w:val="1015"/>
         </w:numPr>
       </w:pPr>
       <w:r>
@@ -31971,7 +32753,18 @@
         <w:t xml:space="preserve"> </w:t>
       </w:r>
       <w:r>
-        <w:t xml:space="preserve">breaks in the new one. This works together with your key/version renewal policy (week 10).</w:t>
+        <w:t xml:space="preserve">breaks in the new one. This works together with your key/version renewal policy (</w:t>
+      </w:r>
+      <w:hyperlink r:id="rId112">
+        <w:r>
+          <w:rPr>
+            <w:rStyle w:val="Hyperlink"/>
+          </w:rPr>
+          <w:t xml:space="preserve">week 10</w:t>
+        </w:r>
+      </w:hyperlink>
+      <w:r>
+        <w:t xml:space="preserve">).</w:t>
       </w:r>
     </w:p>
     <w:p>
@@ -32008,7 +32801,24 @@
         <w:t xml:space="preserve">scaling</w:t>
       </w:r>
       <w:r>
-        <w:t xml:space="preserve">. In week 14 we’ll produce this with tooling using Tigress’s</w:t>
+        <w:t xml:space="preserve">. In</w:t>
+      </w:r>
+      <w:r>
+        <w:t xml:space="preserve"> </w:t>
+      </w:r>
+      <w:hyperlink r:id="rId23">
+        <w:r>
+          <w:rPr>
+            <w:rStyle w:val="Hyperlink"/>
+          </w:rPr>
+          <w:t xml:space="preserve">week 14</w:t>
+        </w:r>
+      </w:hyperlink>
+      <w:r>
+        <w:t xml:space="preserve"> </w:t>
+      </w:r>
+      <w:r>
+        <w:t xml:space="preserve">we’ll produce this with tooling using Tigress’s</w:t>
       </w:r>
       <w:r>
         <w:t xml:space="preserve"> </w:t>
@@ -32524,7 +33334,18 @@
         <w:pStyle w:val="FirstParagraph"/>
       </w:pPr>
       <w:r>
-        <w:t xml:space="preserve">The diversification decision is thought about together with RASP (week 6) and key/version renewal (week 10): even</w:t>
+        <w:t xml:space="preserve">The diversification decision is thought about together with RASP (</w:t>
+      </w:r>
+      <w:hyperlink r:id="rId55">
+        <w:r>
+          <w:rPr>
+            <w:rStyle w:val="Hyperlink"/>
+          </w:rPr>
+          <w:t xml:space="preserve">week 6</w:t>
+        </w:r>
+      </w:hyperlink>
+      <w:r>
+        <w:t xml:space="preserve">) and key/version renewal (week 10): even</w:t>
       </w:r>
       <w:r>
         <w:t xml:space="preserve"> </w:t>
@@ -32688,8 +33509,8 @@
         <w:t xml:space="preserve">“a process reapplied in every release.”</w:t>
       </w:r>
     </w:p>
-    <w:bookmarkEnd w:id="105"/>
-    <w:bookmarkStart w:id="110" w:name="measuring-obfuscation"/>
+    <w:bookmarkEnd w:id="113"/>
+    <w:bookmarkStart w:id="118" w:name="measuring-obfuscation"/>
     <w:p>
       <w:pPr>
         <w:pStyle w:val="Heading2"/>
@@ -32725,7 +33546,21 @@
         <w:t xml:space="preserve"> </w:t>
       </w:r>
       <w:r>
-        <w:t xml:space="preserve">dimensions; these same four metrics are also the foundation of week 13’s</w:t>
+        <w:t xml:space="preserve">dimensions; these same four metrics are also the foundation of</w:t>
+      </w:r>
+      <w:r>
+        <w:t xml:space="preserve"> </w:t>
+      </w:r>
+      <w:hyperlink r:id="rId57">
+        <w:r>
+          <w:rPr>
+            <w:rStyle w:val="Hyperlink"/>
+          </w:rPr>
+          <w:t xml:space="preserve">week 13</w:t>
+        </w:r>
+      </w:hyperlink>
+      <w:r>
+        <w:t xml:space="preserve">’s</w:t>
       </w:r>
       <w:r>
         <w:t xml:space="preserve"> </w:t>
@@ -32769,20 +33604,20 @@
       <w:r>
         <w:drawing>
           <wp:inline>
-            <wp:extent cx="5759999" cy="2585921"/>
+            <wp:extent cx="5759999" cy="2789130"/>
             <wp:effectExtent b="0" l="0" r="0" t="0"/>
-            <wp:docPr descr="The four dimensions that measure obfuscation" title="" id="107" name="Picture"/>
+            <wp:docPr descr="The four dimensions that measure obfuscation" title="" id="115" name="Picture"/>
             <a:graphic>
               <a:graphicData uri="http://schemas.openxmlformats.org/drawingml/2006/picture">
                 <pic:pic>
                   <pic:nvPicPr>
-                    <pic:cNvPr descr="h09-08-dort-olcut.png" id="108" name="Picture"/>
+                    <pic:cNvPr descr="h09-08-dort-olcut.png" id="116" name="Picture"/>
                     <pic:cNvPicPr>
                       <a:picLocks noChangeArrowheads="1" noChangeAspect="1"/>
                     </pic:cNvPicPr>
                   </pic:nvPicPr>
                   <pic:blipFill>
-                    <a:blip r:embed="rId106"/>
+                    <a:blip r:embed="rId114"/>
                     <a:stretch>
                       <a:fillRect/>
                     </a:stretch>
@@ -32790,7 +33625,7 @@
                   <pic:spPr bwMode="auto">
                     <a:xfrm>
                       <a:off x="0" y="0"/>
-                      <a:ext cx="5759999" cy="2585921"/>
+                      <a:ext cx="5759999" cy="2789130"/>
                     </a:xfrm>
                     <a:prstGeom prst="rect">
                       <a:avLst/>
@@ -33070,7 +33905,7 @@
         <w:t xml:space="preserve">.</w:t>
       </w:r>
     </w:p>
-    <w:bookmarkStart w:id="109" w:name="X14bd979fd8b0ba359bc50b4cb9eeb2d717e264e"/>
+    <w:bookmarkStart w:id="117" w:name="X14bd979fd8b0ba359bc50b4cb9eeb2d717e264e"/>
     <w:p>
       <w:pPr>
         <w:pStyle w:val="Heading3"/>
@@ -33539,7 +34374,7 @@
         <w:pStyle w:val="Compact"/>
         <w:numPr>
           <w:ilvl w:val="0"/>
-          <w:numId w:val="1030"/>
+          <w:numId w:val="1016"/>
         </w:numPr>
       </w:pPr>
       <w:r>
@@ -33567,7 +34402,7 @@
         <w:pStyle w:val="Compact"/>
         <w:numPr>
           <w:ilvl w:val="0"/>
-          <w:numId w:val="1030"/>
+          <w:numId w:val="1016"/>
         </w:numPr>
       </w:pPr>
       <w:r>
@@ -33595,7 +34430,7 @@
         <w:pStyle w:val="Compact"/>
         <w:numPr>
           <w:ilvl w:val="0"/>
-          <w:numId w:val="1030"/>
+          <w:numId w:val="1016"/>
         </w:numPr>
       </w:pPr>
       <w:r>
@@ -33631,7 +34466,7 @@
         <w:pStyle w:val="Compact"/>
         <w:numPr>
           <w:ilvl w:val="0"/>
-          <w:numId w:val="1031"/>
+          <w:numId w:val="1017"/>
         </w:numPr>
       </w:pPr>
       <w:r>
@@ -33721,7 +34556,7 @@
         <w:pStyle w:val="Compact"/>
         <w:numPr>
           <w:ilvl w:val="0"/>
-          <w:numId w:val="1031"/>
+          <w:numId w:val="1017"/>
         </w:numPr>
       </w:pPr>
       <w:r>
@@ -33870,9 +34705,9 @@
         <w:t xml:space="preserve">decision for each code section in your S9.</w:t>
       </w:r>
     </w:p>
-    <w:bookmarkEnd w:id="109"/>
-    <w:bookmarkEnd w:id="110"/>
-    <w:bookmarkStart w:id="118" w:name="X8dc37a59479270fb11b49e72c7f6b91c025e646"/>
+    <w:bookmarkEnd w:id="117"/>
+    <w:bookmarkEnd w:id="118"/>
+    <w:bookmarkStart w:id="126" w:name="X8dc37a59479270fb11b49e72c7f6b91c025e646"/>
     <w:p>
       <w:pPr>
         <w:pStyle w:val="Heading2"/>
@@ -33915,20 +34750,20 @@
       <w:r>
         <w:drawing>
           <wp:inline>
-            <wp:extent cx="5759999" cy="2283460"/>
+            <wp:extent cx="5759999" cy="1409648"/>
             <wp:effectExtent b="0" l="0" r="0" t="0"/>
-            <wp:docPr descr="Deobfuscation tools and resilience" title="" id="112" name="Picture"/>
+            <wp:docPr descr="Deobfuscation tools and resilience" title="" id="120" name="Picture"/>
             <a:graphic>
               <a:graphicData uri="http://schemas.openxmlformats.org/drawingml/2006/picture">
                 <pic:pic>
                   <pic:nvPicPr>
-                    <pic:cNvPr descr="h09-09-deobfuscation.png" id="113" name="Picture"/>
+                    <pic:cNvPr descr="h09-09-deobfuscation.png" id="121" name="Picture"/>
                     <pic:cNvPicPr>
                       <a:picLocks noChangeArrowheads="1" noChangeAspect="1"/>
                     </pic:cNvPicPr>
                   </pic:nvPicPr>
                   <pic:blipFill>
-                    <a:blip r:embed="rId111"/>
+                    <a:blip r:embed="rId119"/>
                     <a:stretch>
                       <a:fillRect/>
                     </a:stretch>
@@ -33936,7 +34771,7 @@
                   <pic:spPr bwMode="auto">
                     <a:xfrm>
                       <a:off x="0" y="0"/>
-                      <a:ext cx="5759999" cy="2283460"/>
+                      <a:ext cx="5759999" cy="1409648"/>
                     </a:xfrm>
                     <a:prstGeom prst="rect">
                       <a:avLst/>
@@ -33960,7 +34795,7 @@
         <w:pStyle w:val="Compact"/>
         <w:numPr>
           <w:ilvl w:val="0"/>
-          <w:numId w:val="1032"/>
+          <w:numId w:val="1018"/>
         </w:numPr>
       </w:pPr>
       <w:r>
@@ -34016,7 +34851,7 @@
         <w:pStyle w:val="Compact"/>
         <w:numPr>
           <w:ilvl w:val="0"/>
-          <w:numId w:val="1032"/>
+          <w:numId w:val="1018"/>
         </w:numPr>
       </w:pPr>
       <w:r>
@@ -34060,7 +34895,7 @@
         <w:pStyle w:val="Compact"/>
         <w:numPr>
           <w:ilvl w:val="0"/>
-          <w:numId w:val="1032"/>
+          <w:numId w:val="1018"/>
         </w:numPr>
       </w:pPr>
       <w:r>
@@ -34147,7 +34982,7 @@
         <w:t xml:space="preserve">“it withstood this much against this tool.”</w:t>
       </w:r>
     </w:p>
-    <w:bookmarkStart w:id="114" w:name="X5fb565aa5018731f7d85272192a692308ab8085"/>
+    <w:bookmarkStart w:id="122" w:name="X5fb565aa5018731f7d85272192a692308ab8085"/>
     <w:p>
       <w:pPr>
         <w:pStyle w:val="Heading3"/>
@@ -34402,7 +35237,7 @@
         <w:pStyle w:val="Compact"/>
         <w:numPr>
           <w:ilvl w:val="0"/>
-          <w:numId w:val="1033"/>
+          <w:numId w:val="1019"/>
         </w:numPr>
       </w:pPr>
       <w:r>
@@ -34486,7 +35321,7 @@
         <w:pStyle w:val="Compact"/>
         <w:numPr>
           <w:ilvl w:val="0"/>
-          <w:numId w:val="1033"/>
+          <w:numId w:val="1019"/>
         </w:numPr>
       </w:pPr>
       <w:r>
@@ -34656,7 +35491,24 @@
         <w:t xml:space="preserve"> </w:t>
       </w:r>
       <w:r>
-        <w:t xml:space="preserve">seed-diversified predicates in week 14 that tire the solver out more (e.g., based on factorization or on inverting</w:t>
+        <w:t xml:space="preserve">seed-diversified predicates in</w:t>
+      </w:r>
+      <w:r>
+        <w:t xml:space="preserve"> </w:t>
+      </w:r>
+      <w:hyperlink r:id="rId23">
+        <w:r>
+          <w:rPr>
+            <w:rStyle w:val="Hyperlink"/>
+          </w:rPr>
+          <w:t xml:space="preserve">week 14</w:t>
+        </w:r>
+      </w:hyperlink>
+      <w:r>
+        <w:t xml:space="preserve"> </w:t>
+      </w:r>
+      <w:r>
+        <w:t xml:space="preserve">that tire the solver out more (e.g., based on factorization or on inverting</w:t>
       </w:r>
       <w:r>
         <w:t xml:space="preserve"> </w:t>
@@ -34681,8 +35533,8 @@
         <w:t xml:space="preserve">that recommendation makes sense.</w:t>
       </w:r>
     </w:p>
-    <w:bookmarkEnd w:id="114"/>
-    <w:bookmarkStart w:id="115" w:name="how-do-mba-simplifiers-undo-k-02"/>
+    <w:bookmarkEnd w:id="122"/>
+    <w:bookmarkStart w:id="123" w:name="how-do-mba-simplifiers-undo-k-02"/>
     <w:p>
       <w:pPr>
         <w:pStyle w:val="Heading3"/>
@@ -34920,8 +35772,8 @@
         <w:t xml:space="preserve">weak layers together are stronger than one.</w:t>
       </w:r>
     </w:p>
-    <w:bookmarkEnd w:id="115"/>
-    <w:bookmarkStart w:id="116" w:name="Xdcfcceaf65e912190166ccc95984e8218643ff2"/>
+    <w:bookmarkEnd w:id="123"/>
+    <w:bookmarkStart w:id="124" w:name="Xdcfcceaf65e912190166ccc95984e8218643ff2"/>
     <w:p>
       <w:pPr>
         <w:pStyle w:val="Heading3"/>
@@ -35333,8 +36185,8 @@
         <w:t xml:space="preserve">against any tool.</w:t>
       </w:r>
     </w:p>
-    <w:bookmarkEnd w:id="116"/>
-    <w:bookmarkStart w:id="117" w:name="Xf004e4b0aa4e3fc57f260b6fa0bc034fd177d09"/>
+    <w:bookmarkEnd w:id="124"/>
+    <w:bookmarkStart w:id="125" w:name="Xf004e4b0aa4e3fc57f260b6fa0bc034fd177d09"/>
     <w:p>
       <w:pPr>
         <w:pStyle w:val="Heading3"/>
@@ -35563,9 +36415,9 @@
         <w:t xml:space="preserve">, in your S9.</w:t>
       </w:r>
     </w:p>
-    <w:bookmarkEnd w:id="117"/>
-    <w:bookmarkEnd w:id="118"/>
-    <w:bookmarkStart w:id="125" w:name="obfuscations-place-in-layered-defence"/>
+    <w:bookmarkEnd w:id="125"/>
+    <w:bookmarkEnd w:id="126"/>
+    <w:bookmarkStart w:id="133" w:name="obfuscations-place-in-layered-defence"/>
     <w:p>
       <w:pPr>
         <w:pStyle w:val="Heading2"/>
@@ -35608,20 +36460,20 @@
       <w:r>
         <w:drawing>
           <wp:inline>
-            <wp:extent cx="5759999" cy="3193793"/>
+            <wp:extent cx="5759999" cy="3627353"/>
             <wp:effectExtent b="0" l="0" r="0" t="0"/>
-            <wp:docPr descr="Obfuscation’s place in layered defence" title="" id="120" name="Picture"/>
+            <wp:docPr descr="Obfuscation’s place in layered defence" title="" id="128" name="Picture"/>
             <a:graphic>
               <a:graphicData uri="http://schemas.openxmlformats.org/drawingml/2006/picture">
                 <pic:pic>
                   <pic:nvPicPr>
-                    <pic:cNvPr descr="h09-16-katmanli-savunmada-yer.png" id="121" name="Picture"/>
+                    <pic:cNvPr descr="h09-16-katmanli-savunmada-yer.png" id="129" name="Picture"/>
                     <pic:cNvPicPr>
                       <a:picLocks noChangeArrowheads="1" noChangeAspect="1"/>
                     </pic:cNvPicPr>
                   </pic:nvPicPr>
                   <pic:blipFill>
-                    <a:blip r:embed="rId119"/>
+                    <a:blip r:embed="rId127"/>
                     <a:stretch>
                       <a:fillRect/>
                     </a:stretch>
@@ -35629,7 +36481,7 @@
                   <pic:spPr bwMode="auto">
                     <a:xfrm>
                       <a:off x="0" y="0"/>
-                      <a:ext cx="5759999" cy="3193793"/>
+                      <a:ext cx="5759999" cy="3627353"/>
                     </a:xfrm>
                     <a:prstGeom prst="rect">
                       <a:avLst/>
@@ -35892,7 +36744,7 @@
         </w:tc>
       </w:tr>
     </w:tbl>
-    <w:bookmarkStart w:id="122" w:name="X39a81b479c485484b5c280ca55e976a3ea9b5e8"/>
+    <w:bookmarkStart w:id="130" w:name="X39a81b479c485484b5c280ca55e976a3ea9b5e8"/>
     <w:p>
       <w:pPr>
         <w:pStyle w:val="Heading3"/>
@@ -35929,15 +36781,25 @@
         <w:pStyle w:val="Compact"/>
         <w:numPr>
           <w:ilvl w:val="0"/>
-          <w:numId w:val="1034"/>
+          <w:numId w:val="1020"/>
         </w:numPr>
       </w:pPr>
-      <w:r>
-        <w:rPr>
-          <w:b/>
-          <w:bCs/>
-        </w:rPr>
-        <w:t xml:space="preserve">Week 1:</w:t>
+      <w:hyperlink r:id="rId20">
+        <w:r>
+          <w:rPr>
+            <w:rStyle w:val="Hyperlink"/>
+            <w:b/>
+            <w:bCs/>
+          </w:rPr>
+          <w:t xml:space="preserve">Week 1</w:t>
+        </w:r>
+      </w:hyperlink>
+      <w:r>
+        <w:rPr>
+          <w:b/>
+          <w:bCs/>
+        </w:rPr>
+        <w:t xml:space="preserve">:</w:t>
       </w:r>
       <w:r>
         <w:t xml:space="preserve"> </w:t>
@@ -35982,15 +36844,25 @@
         <w:pStyle w:val="Compact"/>
         <w:numPr>
           <w:ilvl w:val="0"/>
-          <w:numId w:val="1034"/>
+          <w:numId w:val="1020"/>
         </w:numPr>
       </w:pPr>
-      <w:r>
-        <w:rPr>
-          <w:b/>
-          <w:bCs/>
-        </w:rPr>
-        <w:t xml:space="preserve">Week 3:</w:t>
+      <w:hyperlink r:id="rId90">
+        <w:r>
+          <w:rPr>
+            <w:rStyle w:val="Hyperlink"/>
+            <w:b/>
+            <w:bCs/>
+          </w:rPr>
+          <w:t xml:space="preserve">Week 3</w:t>
+        </w:r>
+      </w:hyperlink>
+      <w:r>
+        <w:rPr>
+          <w:b/>
+          <w:bCs/>
+        </w:rPr>
+        <w:t xml:space="preserve">:</w:t>
       </w:r>
       <w:r>
         <w:t xml:space="preserve"> </w:t>
@@ -36068,15 +36940,25 @@
         <w:pStyle w:val="Compact"/>
         <w:numPr>
           <w:ilvl w:val="0"/>
-          <w:numId w:val="1034"/>
+          <w:numId w:val="1020"/>
         </w:numPr>
       </w:pPr>
-      <w:r>
-        <w:rPr>
-          <w:b/>
-          <w:bCs/>
-        </w:rPr>
-        <w:t xml:space="preserve">Week 4:</w:t>
+      <w:hyperlink r:id="rId21">
+        <w:r>
+          <w:rPr>
+            <w:rStyle w:val="Hyperlink"/>
+            <w:b/>
+            <w:bCs/>
+          </w:rPr>
+          <w:t xml:space="preserve">Week 4</w:t>
+        </w:r>
+      </w:hyperlink>
+      <w:r>
+        <w:rPr>
+          <w:b/>
+          <w:bCs/>
+        </w:rPr>
+        <w:t xml:space="preserve">:</w:t>
       </w:r>
       <w:r>
         <w:t xml:space="preserve"> </w:t>
@@ -36090,15 +36972,25 @@
         <w:pStyle w:val="Compact"/>
         <w:numPr>
           <w:ilvl w:val="0"/>
-          <w:numId w:val="1034"/>
+          <w:numId w:val="1020"/>
         </w:numPr>
       </w:pPr>
-      <w:r>
-        <w:rPr>
-          <w:b/>
-          <w:bCs/>
-        </w:rPr>
-        <w:t xml:space="preserve">Week 6:</w:t>
+      <w:hyperlink r:id="rId55">
+        <w:r>
+          <w:rPr>
+            <w:rStyle w:val="Hyperlink"/>
+            <w:b/>
+            <w:bCs/>
+          </w:rPr>
+          <w:t xml:space="preserve">Week 6</w:t>
+        </w:r>
+      </w:hyperlink>
+      <w:r>
+        <w:rPr>
+          <w:b/>
+          <w:bCs/>
+        </w:rPr>
+        <w:t xml:space="preserve">:</w:t>
       </w:r>
       <w:r>
         <w:t xml:space="preserve"> </w:t>
@@ -36112,7 +37004,7 @@
         <w:pStyle w:val="Compact"/>
         <w:numPr>
           <w:ilvl w:val="0"/>
-          <w:numId w:val="1034"/>
+          <w:numId w:val="1020"/>
         </w:numPr>
       </w:pPr>
       <w:r>
@@ -36140,15 +37032,25 @@
         <w:pStyle w:val="Compact"/>
         <w:numPr>
           <w:ilvl w:val="0"/>
-          <w:numId w:val="1034"/>
+          <w:numId w:val="1020"/>
         </w:numPr>
       </w:pPr>
-      <w:r>
-        <w:rPr>
-          <w:b/>
-          <w:bCs/>
-        </w:rPr>
-        <w:t xml:space="preserve">Week 10:</w:t>
+      <w:hyperlink r:id="rId112">
+        <w:r>
+          <w:rPr>
+            <w:rStyle w:val="Hyperlink"/>
+            <w:b/>
+            <w:bCs/>
+          </w:rPr>
+          <w:t xml:space="preserve">Week 10</w:t>
+        </w:r>
+      </w:hyperlink>
+      <w:r>
+        <w:rPr>
+          <w:b/>
+          <w:bCs/>
+        </w:rPr>
+        <w:t xml:space="preserve">:</w:t>
       </w:r>
       <w:r>
         <w:t xml:space="preserve"> </w:t>
@@ -36200,15 +37102,25 @@
         <w:pStyle w:val="Compact"/>
         <w:numPr>
           <w:ilvl w:val="0"/>
-          <w:numId w:val="1034"/>
+          <w:numId w:val="1020"/>
         </w:numPr>
       </w:pPr>
-      <w:r>
-        <w:rPr>
-          <w:b/>
-          <w:bCs/>
-        </w:rPr>
-        <w:t xml:space="preserve">Week 11:</w:t>
+      <w:hyperlink r:id="rId54">
+        <w:r>
+          <w:rPr>
+            <w:rStyle w:val="Hyperlink"/>
+            <w:b/>
+            <w:bCs/>
+          </w:rPr>
+          <w:t xml:space="preserve">Week 11</w:t>
+        </w:r>
+      </w:hyperlink>
+      <w:r>
+        <w:rPr>
+          <w:b/>
+          <w:bCs/>
+        </w:rPr>
+        <w:t xml:space="preserve">:</w:t>
       </w:r>
       <w:r>
         <w:t xml:space="preserve"> </w:t>
@@ -36256,7 +37168,7 @@
         <w:pStyle w:val="Compact"/>
         <w:numPr>
           <w:ilvl w:val="0"/>
-          <w:numId w:val="1034"/>
+          <w:numId w:val="1020"/>
         </w:numPr>
       </w:pPr>
       <w:r>
@@ -36290,15 +37202,25 @@
         <w:pStyle w:val="Compact"/>
         <w:numPr>
           <w:ilvl w:val="0"/>
-          <w:numId w:val="1034"/>
+          <w:numId w:val="1020"/>
         </w:numPr>
       </w:pPr>
-      <w:r>
-        <w:rPr>
-          <w:b/>
-          <w:bCs/>
-        </w:rPr>
-        <w:t xml:space="preserve">Week 14:</w:t>
+      <w:hyperlink r:id="rId23">
+        <w:r>
+          <w:rPr>
+            <w:rStyle w:val="Hyperlink"/>
+            <w:b/>
+            <w:bCs/>
+          </w:rPr>
+          <w:t xml:space="preserve">Week 14</w:t>
+        </w:r>
+      </w:hyperlink>
+      <w:r>
+        <w:rPr>
+          <w:b/>
+          <w:bCs/>
+        </w:rPr>
+        <w:t xml:space="preserve">:</w:t>
       </w:r>
       <w:r>
         <w:t xml:space="preserve"> </w:t>
@@ -36455,8 +37377,8 @@
         <w:t xml:space="preserve">delay value.</w:t>
       </w:r>
     </w:p>
-    <w:bookmarkEnd w:id="122"/>
-    <w:bookmarkStart w:id="123" w:name="X48a04c27735097cc28a294593fd307eaa2e660b"/>
+    <w:bookmarkEnd w:id="130"/>
+    <w:bookmarkStart w:id="131" w:name="X48a04c27735097cc28a294593fd307eaa2e660b"/>
     <w:p>
       <w:pPr>
         <w:pStyle w:val="Heading3"/>
@@ -36904,8 +37826,8 @@
         <w:t xml:space="preserve">rule, score higher in an assessment.</w:t>
       </w:r>
     </w:p>
-    <w:bookmarkEnd w:id="123"/>
-    <w:bookmarkStart w:id="124" w:name="short-summary-of-this-section"/>
+    <w:bookmarkEnd w:id="131"/>
+    <w:bookmarkStart w:id="132" w:name="short-summary-of-this-section"/>
     <w:p>
       <w:pPr>
         <w:pStyle w:val="Heading3"/>
@@ -37002,9 +37924,9 @@
         <w:t xml:space="preserve">that protection has probably ended up isolated and insufficient.</w:t>
       </w:r>
     </w:p>
-    <w:bookmarkEnd w:id="124"/>
-    <w:bookmarkEnd w:id="125"/>
-    <w:bookmarkStart w:id="127" w:name="Xb1c63874ac3c1c389a5f1837ae729800eccc2bf"/>
+    <w:bookmarkEnd w:id="132"/>
+    <w:bookmarkEnd w:id="133"/>
+    <w:bookmarkStart w:id="135" w:name="Xb1c63874ac3c1c389a5f1837ae729800eccc2bf"/>
     <w:p>
       <w:pPr>
         <w:pStyle w:val="Heading2"/>
@@ -37042,7 +37964,7 @@
         <w:pStyle w:val="Compact"/>
         <w:numPr>
           <w:ilvl w:val="0"/>
-          <w:numId w:val="1035"/>
+          <w:numId w:val="1021"/>
         </w:numPr>
       </w:pPr>
       <w:r>
@@ -37106,7 +38028,7 @@
         <w:pStyle w:val="Compact"/>
         <w:numPr>
           <w:ilvl w:val="0"/>
-          <w:numId w:val="1035"/>
+          <w:numId w:val="1021"/>
         </w:numPr>
       </w:pPr>
       <w:r>
@@ -37149,7 +38071,7 @@
         <w:pStyle w:val="Compact"/>
         <w:numPr>
           <w:ilvl w:val="0"/>
-          <w:numId w:val="1035"/>
+          <w:numId w:val="1021"/>
         </w:numPr>
       </w:pPr>
       <w:r>
@@ -37193,7 +38115,7 @@
         <w:pStyle w:val="Compact"/>
         <w:numPr>
           <w:ilvl w:val="0"/>
-          <w:numId w:val="1035"/>
+          <w:numId w:val="1021"/>
         </w:numPr>
       </w:pPr>
       <w:r>
@@ -37238,7 +38160,7 @@
         <w:t xml:space="preserve">“this string obfuscation does not protect the key; the key uses the whitebox/hardware from S8.”</w:t>
       </w:r>
     </w:p>
-    <w:bookmarkStart w:id="126" w:name="X7116abffae11d97dee82d25f9afb8453f896a36"/>
+    <w:bookmarkStart w:id="134" w:name="X7116abffae11d97dee82d25f9afb8453f896a36"/>
     <w:p>
       <w:pPr>
         <w:pStyle w:val="Heading3"/>
@@ -37520,7 +38442,7 @@
         <w:pStyle w:val="Compact"/>
         <w:numPr>
           <w:ilvl w:val="0"/>
-          <w:numId w:val="1036"/>
+          <w:numId w:val="1022"/>
         </w:numPr>
       </w:pPr>
       <w:r>
@@ -37551,7 +38473,7 @@
         <w:pStyle w:val="Compact"/>
         <w:numPr>
           <w:ilvl w:val="0"/>
-          <w:numId w:val="1037"/>
+          <w:numId w:val="1023"/>
         </w:numPr>
       </w:pPr>
       <w:r>
@@ -37584,7 +38506,7 @@
         <w:pStyle w:val="Compact"/>
         <w:numPr>
           <w:ilvl w:val="0"/>
-          <w:numId w:val="1038"/>
+          <w:numId w:val="1024"/>
         </w:numPr>
       </w:pPr>
       <w:r>
@@ -37630,7 +38552,7 @@
         <w:pStyle w:val="Compact"/>
         <w:numPr>
           <w:ilvl w:val="0"/>
-          <w:numId w:val="1039"/>
+          <w:numId w:val="1025"/>
         </w:numPr>
       </w:pPr>
       <w:r>
@@ -37648,7 +38570,7 @@
         <w:pStyle w:val="Compact"/>
         <w:numPr>
           <w:ilvl w:val="0"/>
-          <w:numId w:val="1040"/>
+          <w:numId w:val="1026"/>
         </w:numPr>
       </w:pPr>
       <w:r>
@@ -37706,7 +38628,7 @@
         <w:pStyle w:val="Compact"/>
         <w:numPr>
           <w:ilvl w:val="0"/>
-          <w:numId w:val="1041"/>
+          <w:numId w:val="1027"/>
         </w:numPr>
       </w:pPr>
       <w:r>
@@ -37764,7 +38686,7 @@
         <w:pStyle w:val="Compact"/>
         <w:numPr>
           <w:ilvl w:val="0"/>
-          <w:numId w:val="1042"/>
+          <w:numId w:val="1028"/>
         </w:numPr>
       </w:pPr>
       <w:r>
@@ -37878,9 +38800,9 @@
         <w:t xml:space="preserve">not as evidence.</w:t>
       </w:r>
     </w:p>
-    <w:bookmarkEnd w:id="126"/>
-    <w:bookmarkEnd w:id="127"/>
-    <w:bookmarkStart w:id="128" w:name="self-check"/>
+    <w:bookmarkEnd w:id="134"/>
+    <w:bookmarkEnd w:id="135"/>
+    <w:bookmarkStart w:id="136" w:name="self-check"/>
     <w:p>
       <w:pPr>
         <w:pStyle w:val="Heading2"/>
@@ -38175,7 +39097,41 @@
         <w:t xml:space="preserve">in memory while running</w:t>
       </w:r>
       <w:r>
-        <w:t xml:space="preserve">. Real key protection requires the methods from week 10 (PKI, HSM/PKCS#11) and week 11 (whitebox cryptography).</w:t>
+        <w:t xml:space="preserve">. Real key protection requires the methods from</w:t>
+      </w:r>
+      <w:r>
+        <w:t xml:space="preserve"> </w:t>
+      </w:r>
+      <w:hyperlink r:id="rId112">
+        <w:r>
+          <w:rPr>
+            <w:rStyle w:val="Hyperlink"/>
+          </w:rPr>
+          <w:t xml:space="preserve">week 10</w:t>
+        </w:r>
+      </w:hyperlink>
+      <w:r>
+        <w:t xml:space="preserve"> </w:t>
+      </w:r>
+      <w:r>
+        <w:t xml:space="preserve">(PKI, HSM/PKCS#11) and</w:t>
+      </w:r>
+      <w:r>
+        <w:t xml:space="preserve"> </w:t>
+      </w:r>
+      <w:hyperlink r:id="rId54">
+        <w:r>
+          <w:rPr>
+            <w:rStyle w:val="Hyperlink"/>
+          </w:rPr>
+          <w:t xml:space="preserve">week 11</w:t>
+        </w:r>
+      </w:hyperlink>
+      <w:r>
+        <w:t xml:space="preserve"> </w:t>
+      </w:r>
+      <w:r>
+        <w:t xml:space="preserve">(whitebox cryptography).</w:t>
       </w:r>
     </w:p>
     <w:p>
@@ -40473,7 +41429,24 @@
         <w:t xml:space="preserve">&amp;1=0</w:t>
       </w:r>
       <w:r>
-        <w:t xml:space="preserve">. Because the proof takes seconds, the dead branch is eliminated automatically; that’s why week 14 recommends predicates more resistant to solvers (based on factorization/hash values).</w:t>
+        <w:t xml:space="preserve">. Because the proof takes seconds, the dead branch is eliminated automatically; that’s why</w:t>
+      </w:r>
+      <w:r>
+        <w:t xml:space="preserve"> </w:t>
+      </w:r>
+      <w:hyperlink r:id="rId23">
+        <w:r>
+          <w:rPr>
+            <w:rStyle w:val="Hyperlink"/>
+          </w:rPr>
+          <w:t xml:space="preserve">week 14</w:t>
+        </w:r>
+      </w:hyperlink>
+      <w:r>
+        <w:t xml:space="preserve"> </w:t>
+      </w:r>
+      <w:r>
+        <w:t xml:space="preserve">recommends predicates more resistant to solvers (based on factorization/hash values).</w:t>
       </w:r>
     </w:p>
     <w:p>
@@ -40787,7 +41760,21 @@
         <w:t xml:space="preserve"> </w:t>
       </w:r>
       <w:r>
-        <w:t xml:space="preserve">key-based, provides provable security (e.g., AES-GCM, week 3); cannot be broken without the correct key.</w:t>
+        <w:t xml:space="preserve">key-based, provides provable security (e.g., AES-GCM,</w:t>
+      </w:r>
+      <w:r>
+        <w:t xml:space="preserve"> </w:t>
+      </w:r>
+      <w:hyperlink r:id="rId90">
+        <w:r>
+          <w:rPr>
+            <w:rStyle w:val="Hyperlink"/>
+          </w:rPr>
+          <w:t xml:space="preserve">week 3</w:t>
+        </w:r>
+      </w:hyperlink>
+      <w:r>
+        <w:t xml:space="preserve">); cannot be broken without the correct key.</w:t>
       </w:r>
       <w:r>
         <w:t xml:space="preserve"> </w:t>
@@ -41424,8 +42411,8 @@
         <w:t xml:space="preserve">unused (a design choice, not a bug); this way the bogus parameter escapes notice even under real code review.</w:t>
       </w:r>
     </w:p>
-    <w:bookmarkEnd w:id="128"/>
-    <w:bookmarkStart w:id="130" w:name="sources-and-further-reading"/>
+    <w:bookmarkEnd w:id="136"/>
+    <w:bookmarkStart w:id="138" w:name="sources-and-further-reading"/>
     <w:p>
       <w:pPr>
         <w:pStyle w:val="Heading2"/>
@@ -41439,7 +42426,7 @@
         <w:pStyle w:val="Compact"/>
         <w:numPr>
           <w:ilvl w:val="0"/>
-          <w:numId w:val="1043"/>
+          <w:numId w:val="1029"/>
         </w:numPr>
       </w:pPr>
       <w:r>
@@ -41467,7 +42454,7 @@
         <w:pStyle w:val="Compact"/>
         <w:numPr>
           <w:ilvl w:val="0"/>
-          <w:numId w:val="1043"/>
+          <w:numId w:val="1029"/>
         </w:numPr>
       </w:pPr>
       <w:r>
@@ -41501,7 +42488,7 @@
         <w:pStyle w:val="Compact"/>
         <w:numPr>
           <w:ilvl w:val="0"/>
-          <w:numId w:val="1043"/>
+          <w:numId w:val="1029"/>
         </w:numPr>
       </w:pPr>
       <w:r>
@@ -41535,7 +42522,7 @@
         <w:pStyle w:val="Compact"/>
         <w:numPr>
           <w:ilvl w:val="0"/>
-          <w:numId w:val="1043"/>
+          <w:numId w:val="1029"/>
         </w:numPr>
       </w:pPr>
       <w:r>
@@ -41565,11 +42552,25 @@
         <w:pStyle w:val="Compact"/>
         <w:numPr>
           <w:ilvl w:val="0"/>
-          <w:numId w:val="1043"/>
+          <w:numId w:val="1029"/>
         </w:numPr>
       </w:pPr>
       <w:r>
-        <w:t xml:space="preserve">S. Banescu et al., measuring transform resilience with Tigress + KLEE — a bridge to week 14.</w:t>
+        <w:t xml:space="preserve">S. Banescu et al., measuring transform resilience with Tigress + KLEE — a bridge to</w:t>
+      </w:r>
+      <w:r>
+        <w:t xml:space="preserve"> </w:t>
+      </w:r>
+      <w:hyperlink r:id="rId23">
+        <w:r>
+          <w:rPr>
+            <w:rStyle w:val="Hyperlink"/>
+          </w:rPr>
+          <w:t xml:space="preserve">week 14</w:t>
+        </w:r>
+      </w:hyperlink>
+      <w:r>
+        <w:t xml:space="preserve">.</w:t>
       </w:r>
     </w:p>
     <w:p>
@@ -41577,14 +42578,14 @@
         <w:pStyle w:val="Compact"/>
         <w:numPr>
           <w:ilvl w:val="0"/>
-          <w:numId w:val="1043"/>
+          <w:numId w:val="1029"/>
         </w:numPr>
       </w:pPr>
       <w:r>
         <w:t xml:space="preserve">Obfuscator-LLVM (O-LLVM) — an example of compiler-based obfuscation.</w:t>
       </w:r>
     </w:p>
-    <w:bookmarkStart w:id="129" w:name="which-source-should-you-open-and-when"/>
+    <w:bookmarkStart w:id="137" w:name="which-source-should-you-open-and-when"/>
     <w:p>
       <w:pPr>
         <w:pStyle w:val="Heading3"/>
@@ -41606,7 +42607,7 @@
         <w:pStyle w:val="Compact"/>
         <w:numPr>
           <w:ilvl w:val="0"/>
-          <w:numId w:val="1044"/>
+          <w:numId w:val="1030"/>
         </w:numPr>
       </w:pPr>
       <w:r>
@@ -41666,7 +42667,7 @@
         <w:pStyle w:val="Compact"/>
         <w:numPr>
           <w:ilvl w:val="0"/>
-          <w:numId w:val="1044"/>
+          <w:numId w:val="1030"/>
         </w:numPr>
       </w:pPr>
       <w:r>
@@ -41710,7 +42711,7 @@
         <w:pStyle w:val="Compact"/>
         <w:numPr>
           <w:ilvl w:val="0"/>
-          <w:numId w:val="1044"/>
+          <w:numId w:val="1030"/>
         </w:numPr>
       </w:pPr>
       <w:r>
@@ -41770,7 +42771,7 @@
         <w:pStyle w:val="Compact"/>
         <w:numPr>
           <w:ilvl w:val="0"/>
-          <w:numId w:val="1044"/>
+          <w:numId w:val="1030"/>
         </w:numPr>
       </w:pPr>
       <w:r>
@@ -41825,12 +42826,29 @@
       <w:pPr>
         <w:pStyle w:val="BlockText"/>
       </w:pPr>
-      <w:r>
-        <w:rPr>
-          <w:b/>
-          <w:bCs/>
-        </w:rPr>
-        <w:t xml:space="preserve">Week 10 — Certificates and cryptographic methods.</w:t>
+      <w:hyperlink r:id="rId112">
+        <w:r>
+          <w:rPr>
+            <w:rStyle w:val="Hyperlink"/>
+            <w:b/>
+            <w:bCs/>
+          </w:rPr>
+          <w:t xml:space="preserve">Week 10</w:t>
+        </w:r>
+      </w:hyperlink>
+      <w:r>
+        <w:rPr>
+          <w:b/>
+          <w:bCs/>
+        </w:rPr>
+        <w:t xml:space="preserve"> </w:t>
+      </w:r>
+      <w:r>
+        <w:rPr>
+          <w:b/>
+          <w:bCs/>
+        </w:rPr>
+        <w:t xml:space="preserve">— Certificates and cryptographic methods.</w:t>
       </w:r>
       <w:r>
         <w:t xml:space="preserve"> </w:t>
@@ -41851,7 +42869,24 @@
         <w:t xml:space="preserve">key”</w:t>
       </w:r>
       <w:r>
-        <w:t xml:space="preserve">; week 10 covers choosing keys correctly, their lifecycle, and protecting them with PKI. Week 11 covers</w:t>
+        <w:t xml:space="preserve">; week 10 covers choosing keys correctly, their lifecycle, and protecting them with PKI.</w:t>
+      </w:r>
+      <w:r>
+        <w:t xml:space="preserve"> </w:t>
+      </w:r>
+      <w:hyperlink r:id="rId54">
+        <w:r>
+          <w:rPr>
+            <w:rStyle w:val="Hyperlink"/>
+          </w:rPr>
+          <w:t xml:space="preserve">Week 11</w:t>
+        </w:r>
+      </w:hyperlink>
+      <w:r>
+        <w:t xml:space="preserve"> </w:t>
+      </w:r>
+      <w:r>
+        <w:t xml:space="preserve">covers</w:t>
       </w:r>
       <w:r>
         <w:t xml:space="preserve"> </w:t>
@@ -41860,9 +42895,9 @@
         <w:t xml:space="preserve">whitebox cryptography, and week 14 covers this week’s rules’ automated counterpart (Tigress).</w:t>
       </w:r>
     </w:p>
-    <w:bookmarkEnd w:id="129"/>
-    <w:bookmarkEnd w:id="130"/>
-    <w:bookmarkEnd w:id="131"/>
+    <w:bookmarkEnd w:id="137"/>
+    <w:bookmarkEnd w:id="138"/>
+    <w:bookmarkEnd w:id="139"/>
     <w:sectPr>
       <w:headerReference r:id="rId9" w:type="default"/>
       <w:footerReference r:id="rId10" w:type="default"/>
@@ -42390,48 +43425,6 @@
     <w:abstractNumId w:val="991"/>
   </w:num>
   <w:num w:numId="1006">
-    <w:abstractNumId w:val="991"/>
-  </w:num>
-  <w:num w:numId="1007">
-    <w:abstractNumId w:val="991"/>
-  </w:num>
-  <w:num w:numId="1008">
-    <w:abstractNumId w:val="991"/>
-  </w:num>
-  <w:num w:numId="1009">
-    <w:abstractNumId w:val="991"/>
-  </w:num>
-  <w:num w:numId="1010">
-    <w:abstractNumId w:val="991"/>
-  </w:num>
-  <w:num w:numId="1011">
-    <w:abstractNumId w:val="991"/>
-  </w:num>
-  <w:num w:numId="1012">
-    <w:abstractNumId w:val="991"/>
-  </w:num>
-  <w:num w:numId="1013">
-    <w:abstractNumId w:val="991"/>
-  </w:num>
-  <w:num w:numId="1014">
-    <w:abstractNumId w:val="991"/>
-  </w:num>
-  <w:num w:numId="1015">
-    <w:abstractNumId w:val="991"/>
-  </w:num>
-  <w:num w:numId="1016">
-    <w:abstractNumId w:val="991"/>
-  </w:num>
-  <w:num w:numId="1017">
-    <w:abstractNumId w:val="991"/>
-  </w:num>
-  <w:num w:numId="1018">
-    <w:abstractNumId w:val="991"/>
-  </w:num>
-  <w:num w:numId="1019">
-    <w:abstractNumId w:val="991"/>
-  </w:num>
-  <w:num w:numId="1020">
     <w:abstractNumId w:val="99411"/>
     <w:lvlOverride w:ilvl="0">
       <w:startOverride w:val="1"/>
@@ -42461,10 +43454,10 @@
       <w:startOverride w:val="1"/>
     </w:lvlOverride>
   </w:num>
-  <w:num w:numId="1021">
+  <w:num w:numId="1007">
     <w:abstractNumId w:val="991"/>
   </w:num>
-  <w:num w:numId="1022">
+  <w:num w:numId="1008">
     <w:abstractNumId w:val="99411"/>
     <w:lvlOverride w:ilvl="0">
       <w:startOverride w:val="1"/>
@@ -42494,13 +43487,13 @@
       <w:startOverride w:val="1"/>
     </w:lvlOverride>
   </w:num>
-  <w:num w:numId="1023">
+  <w:num w:numId="1009">
     <w:abstractNumId w:val="991"/>
   </w:num>
-  <w:num w:numId="1024">
+  <w:num w:numId="1010">
     <w:abstractNumId w:val="991"/>
   </w:num>
-  <w:num w:numId="1025">
+  <w:num w:numId="1011">
     <w:abstractNumId w:val="99411"/>
     <w:lvlOverride w:ilvl="0">
       <w:startOverride w:val="1"/>
@@ -42530,7 +43523,7 @@
       <w:startOverride w:val="1"/>
     </w:lvlOverride>
   </w:num>
-  <w:num w:numId="1026">
+  <w:num w:numId="1012">
     <w:abstractNumId w:val="99411"/>
     <w:lvlOverride w:ilvl="0">
       <w:startOverride w:val="1"/>
@@ -42560,10 +43553,10 @@
       <w:startOverride w:val="1"/>
     </w:lvlOverride>
   </w:num>
-  <w:num w:numId="1027">
+  <w:num w:numId="1013">
     <w:abstractNumId w:val="991"/>
   </w:num>
-  <w:num w:numId="1028">
+  <w:num w:numId="1014">
     <w:abstractNumId w:val="99411"/>
     <w:lvlOverride w:ilvl="0">
       <w:startOverride w:val="1"/>
@@ -42593,25 +43586,25 @@
       <w:startOverride w:val="1"/>
     </w:lvlOverride>
   </w:num>
-  <w:num w:numId="1029">
+  <w:num w:numId="1015">
     <w:abstractNumId w:val="991"/>
   </w:num>
-  <w:num w:numId="1030">
+  <w:num w:numId="1016">
     <w:abstractNumId w:val="991"/>
   </w:num>
-  <w:num w:numId="1031">
+  <w:num w:numId="1017">
     <w:abstractNumId w:val="991"/>
   </w:num>
-  <w:num w:numId="1032">
+  <w:num w:numId="1018">
     <w:abstractNumId w:val="991"/>
   </w:num>
-  <w:num w:numId="1033">
+  <w:num w:numId="1019">
     <w:abstractNumId w:val="991"/>
   </w:num>
-  <w:num w:numId="1034">
+  <w:num w:numId="1020">
     <w:abstractNumId w:val="991"/>
   </w:num>
-  <w:num w:numId="1035">
+  <w:num w:numId="1021">
     <w:abstractNumId w:val="99411"/>
     <w:lvlOverride w:ilvl="0">
       <w:startOverride w:val="1"/>
@@ -42641,31 +43634,31 @@
       <w:startOverride w:val="1"/>
     </w:lvlOverride>
   </w:num>
-  <w:num w:numId="1036">
+  <w:num w:numId="1022">
     <w:abstractNumId w:val="992"/>
   </w:num>
-  <w:num w:numId="1037">
+  <w:num w:numId="1023">
     <w:abstractNumId w:val="992"/>
   </w:num>
-  <w:num w:numId="1038">
+  <w:num w:numId="1024">
     <w:abstractNumId w:val="992"/>
   </w:num>
-  <w:num w:numId="1039">
+  <w:num w:numId="1025">
     <w:abstractNumId w:val="992"/>
   </w:num>
-  <w:num w:numId="1040">
+  <w:num w:numId="1026">
     <w:abstractNumId w:val="992"/>
   </w:num>
-  <w:num w:numId="1041">
+  <w:num w:numId="1027">
     <w:abstractNumId w:val="992"/>
   </w:num>
-  <w:num w:numId="1042">
+  <w:num w:numId="1028">
     <w:abstractNumId w:val="992"/>
   </w:num>
-  <w:num w:numId="1043">
+  <w:num w:numId="1029">
     <w:abstractNumId w:val="991"/>
   </w:num>
-  <w:num w:numId="1044">
+  <w:num w:numId="1030">
     <w:abstractNumId w:val="991"/>
   </w:num>
 </w:numbering>

--- a/docs/week-9/cen429-week-9-ders-notu.en.docx
+++ b/docs/week-9/cen429-week-9-ders-notu.en.docx
@@ -2,7 +2,7 @@
 <file path=word/document.xml><?xml version="1.0" encoding="utf-8"?>
 <w:document xmlns:w="http://schemas.openxmlformats.org/wordprocessingml/2006/main" xmlns:m="http://schemas.openxmlformats.org/officeDocument/2006/math" xmlns:r="http://schemas.openxmlformats.org/officeDocument/2006/relationships" xmlns:o="urn:schemas-microsoft-com:office:office" xmlns:v="urn:schemas-microsoft-com:vml" xmlns:w10="urn:schemas-microsoft-com:office:word" xmlns:a="http://schemas.openxmlformats.org/drawingml/2006/main" xmlns:pic="http://schemas.openxmlformats.org/drawingml/2006/picture" xmlns:wp="http://schemas.openxmlformats.org/drawingml/2006/wordprocessingDrawing">
   <w:body>
-    <w:bookmarkStart w:id="139" w:name="X6a2282df0aba016c112cde1910975ebf0b5ae6a"/>
+    <w:bookmarkStart w:id="167" w:name="X6a2282df0aba016c112cde1910975ebf0b5ae6a"/>
     <w:p>
       <w:pPr>
         <w:pStyle w:val="Heading1"/>
@@ -300,7 +300,7 @@
         <w:rPr>
           <w:rStyle w:val="VerbatimChar"/>
         </w:rPr>
-        <w:t xml:space="preserve">code/week-09/01-manuel-gizleme</w:t>
+        <w:t xml:space="preserve">code/week-09/01-manual-obfuscation</w:t>
       </w:r>
       <w:r>
         <w:t xml:space="preserve"> </w:t>
@@ -333,7 +333,7 @@
         <w:rPr>
           <w:rStyle w:val="VerbatimChar"/>
         </w:rPr>
-        <w:t xml:space="preserve">code/week-09/02-cesitlendirme</w:t>
+        <w:t xml:space="preserve">code/week-09/02-diversification</w:t>
       </w:r>
       <w:r>
         <w:t xml:space="preserve"> </w:t>
@@ -374,7 +374,7 @@
         <w:t xml:space="preserve">bin/</w:t>
       </w:r>
       <w:r>
-        <w:t xml:space="preserve">. Fully synthetic and safe; it does not harm the student’s computer.</w:t>
+        <w:t xml:space="preserve">.</w:t>
       </w:r>
     </w:p>
     <w:p>
@@ -509,7 +509,7 @@
         <w:rPr>
           <w:rStyle w:val="NormalTok"/>
         </w:rPr>
-        <w:t xml:space="preserve">manuel-gizleme</w:t>
+        <w:t xml:space="preserve">manual-obfuscation</w:t>
       </w:r>
       <w:r>
         <w:br/>
@@ -524,7 +524,7 @@
         <w:rPr>
           <w:rStyle w:val="NormalTok"/>
         </w:rPr>
-        <w:t xml:space="preserve">\bin\windows\erisim_temiz</w:t>
+        <w:t xml:space="preserve">\bin\windows\access_clean</w:t>
       </w:r>
       <w:r>
         <w:rPr>
@@ -563,7 +563,7 @@
         <w:rPr>
           <w:rStyle w:val="NormalTok"/>
         </w:rPr>
-        <w:t xml:space="preserve">\bin\windows\erisim_gizli</w:t>
+        <w:t xml:space="preserve">\bin\windows\access_obfuscated</w:t>
       </w:r>
       <w:r>
         <w:rPr>
@@ -622,7 +622,7 @@
         <w:rPr>
           <w:rStyle w:val="NormalTok"/>
         </w:rPr>
-        <w:t xml:space="preserve"> week-09/01-manuel-gizleme</w:t>
+        <w:t xml:space="preserve"> week-09/01-manual-obfuscation</w:t>
       </w:r>
       <w:r>
         <w:br/>
@@ -762,7 +762,7 @@
         <w:rPr>
           <w:rStyle w:val="VerbatimChar"/>
         </w:rPr>
-        <w:t xml:space="preserve">erisim_ver</w:t>
+        <w:t xml:space="preserve">grant_access</w:t>
       </w:r>
       <w:r>
         <w:t xml:space="preserve"> </w:t>
@@ -778,7 +778,7 @@
           <w:b/>
           <w:bCs/>
         </w:rPr>
-        <w:t xml:space="preserve">~28 instructions / 3 branches → ~51 instructions / 6 branches</w:t>
+        <w:t xml:space="preserve">27 instructions / 4 branches-calls → 49 instructions / 9 branches-calls</w:t>
       </w:r>
       <w:r>
         <w:t xml:space="preserve"> </w:t>
@@ -790,7 +790,7 @@
         <w:rPr>
           <w:rStyle w:val="VerbatimChar"/>
         </w:rPr>
-        <w:t xml:space="preserve">02-cesitlendirme</w:t>
+        <w:t xml:space="preserve">02-diversification</w:t>
       </w:r>
       <w:r>
         <w:t xml:space="preserve">) compiles the same source with two seeds →</w:t>
@@ -5840,7 +5840,7 @@
         <w:rPr>
           <w:rStyle w:val="VerbatimChar"/>
         </w:rPr>
-        <w:t xml:space="preserve">erisim_ver</w:t>
+        <w:t xml:space="preserve">grant_access</w:t>
       </w:r>
       <w:r>
         <w:t xml:space="preserve">); a</w:t>
@@ -6129,7 +6129,7 @@
           <w:b/>
           <w:bCs/>
         </w:rPr>
-        <w:t xml:space="preserve">denetim: a small function with three basic blocks</w:t>
+        <w:t xml:space="preserve">check: a small function with three basic blocks</w:t>
       </w:r>
     </w:p>
     <w:p>
@@ -6146,7 +6146,7 @@
         <w:rPr>
           <w:rStyle w:val="NormalTok"/>
         </w:rPr>
-        <w:t xml:space="preserve"> denetim</w:t>
+        <w:t xml:space="preserve"> check</w:t>
       </w:r>
       <w:r>
         <w:rPr>
@@ -6164,7 +6164,7 @@
         <w:rPr>
           <w:rStyle w:val="NormalTok"/>
         </w:rPr>
-        <w:t xml:space="preserve"> girdi</w:t>
+        <w:t xml:space="preserve"> input</w:t>
       </w:r>
       <w:r>
         <w:rPr>
@@ -6215,7 +6215,7 @@
         <w:rPr>
           <w:rStyle w:val="NormalTok"/>
         </w:rPr>
-        <w:t xml:space="preserve"> girdi </w:t>
+        <w:t xml:space="preserve"> input </w:t>
       </w:r>
       <w:r>
         <w:rPr>
@@ -6353,7 +6353,7 @@
         <w:rPr>
           <w:rStyle w:val="NormalTok"/>
         </w:rPr>
-        <w:t xml:space="preserve"> HATA</w:t>
+        <w:t xml:space="preserve"> FAIL</w:t>
       </w:r>
       <w:r>
         <w:rPr>
@@ -6470,7 +6470,7 @@
         <w:rPr>
           <w:rStyle w:val="VerbatimChar"/>
         </w:rPr>
-        <w:t xml:space="preserve">a = girdi + 1</w:t>
+        <w:t xml:space="preserve">a = input + 1</w:t>
       </w:r>
       <w:r>
         <w:t xml:space="preserve"> </w:t>
@@ -6543,7 +6543,7 @@
         <w:rPr>
           <w:rStyle w:val="VerbatimChar"/>
         </w:rPr>
-        <w:t xml:space="preserve">return HATA</w:t>
+        <w:t xml:space="preserve">return FAIL</w:t>
       </w:r>
       <w:r>
         <w:t xml:space="preserve"> </w:t>
@@ -6677,7 +6677,7 @@
               <w:rPr>
                 <w:rStyle w:val="VerbatimChar"/>
               </w:rPr>
-              <w:t xml:space="preserve">a = girdi+1</w:t>
+              <w:t xml:space="preserve">a = input+1</w:t>
             </w:r>
             <w:r>
               <w:t xml:space="preserve">; evaluate</w:t>
@@ -6727,7 +6727,7 @@
               <w:rPr>
                 <w:rStyle w:val="VerbatimChar"/>
               </w:rPr>
-              <w:t xml:space="preserve">return HATA</w:t>
+              <w:t xml:space="preserve">return FAIL</w:t>
             </w:r>
           </w:p>
         </w:tc>
@@ -7999,6 +7999,85 @@
           <w:b/>
           <w:bCs/>
         </w:rPr>
+        <w:t xml:space="preserve">2000</w:t>
+      </w:r>
+      <w:r>
+        <w:t xml:space="preserve"> </w:t>
+      </w:r>
+      <w:r>
+        <w:t xml:space="preserve">— Wang, Hill, Knight, and Davidson, in</w:t>
+      </w:r>
+      <w:r>
+        <w:t xml:space="preserve"> </w:t>
+      </w:r>
+      <w:r>
+        <w:t xml:space="preserve">“Software Tamper Resistance: Obstructing Static Analysis of Programs,”</w:t>
+      </w:r>
+      <w:r>
+        <w:t xml:space="preserve"> </w:t>
+      </w:r>
+      <w:r>
+        <w:t xml:space="preserve">introduce</w:t>
+      </w:r>
+      <w:r>
+        <w:t xml:space="preserve"> </w:t>
+      </w:r>
+      <w:r>
+        <w:rPr>
+          <w:b/>
+          <w:bCs/>
+        </w:rPr>
+        <w:t xml:space="preserve">control-flow flattening</w:t>
+      </w:r>
+      <w:r>
+        <w:t xml:space="preserve">: they prove that precisely analyzing a program transformed with flattening combined with aliased-pointer indirect addressing is</w:t>
+      </w:r>
+      <w:r>
+        <w:t xml:space="preserve"> </w:t>
+      </w:r>
+      <w:r>
+        <w:rPr>
+          <w:b/>
+          <w:bCs/>
+        </w:rPr>
+        <w:t xml:space="preserve">NP-hard</w:t>
+      </w:r>
+      <w:r>
+        <w:t xml:space="preserve"> </w:t>
+      </w:r>
+      <w:r>
+        <w:t xml:space="preserve">in the general case. This week’s</w:t>
+      </w:r>
+      <w:r>
+        <w:t xml:space="preserve"> </w:t>
+      </w:r>
+      <w:r>
+        <w:rPr>
+          <w:b/>
+          <w:bCs/>
+        </w:rPr>
+        <w:t xml:space="preserve">K-04</w:t>
+      </w:r>
+      <w:r>
+        <w:t xml:space="preserve"> </w:t>
+      </w:r>
+      <w:r>
+        <w:t xml:space="preserve">comes from here (section 5).</w:t>
+      </w:r>
+    </w:p>
+    <w:p>
+      <w:pPr>
+        <w:pStyle w:val="Compact"/>
+        <w:numPr>
+          <w:ilvl w:val="0"/>
+          <w:numId w:val="1005"/>
+        </w:numPr>
+      </w:pPr>
+      <w:r>
+        <w:rPr>
+          <w:b/>
+          <w:bCs/>
+        </w:rPr>
         <w:t xml:space="preserve">2001</w:t>
       </w:r>
       <w:r>
@@ -8161,7 +8240,20 @@
         <w:t xml:space="preserve"> </w:t>
       </w:r>
       <w:r>
-        <w:t xml:space="preserve">turn it into tooling (</w:t>
+        <w:t xml:space="preserve">(Junod, Rinaldini, Wehrli, and Michielin,</w:t>
+      </w:r>
+      <w:r>
+        <w:t xml:space="preserve"> </w:t>
+      </w:r>
+      <w:r>
+        <w:rPr>
+          <w:b/>
+          <w:bCs/>
+        </w:rPr>
+        <w:t xml:space="preserve">2015</w:t>
+      </w:r>
+      <w:r>
+        <w:t xml:space="preserve">, SPRO workshop — see section 7, K-11) turn it into tooling (</w:t>
       </w:r>
       <w:hyperlink r:id="rId23">
         <w:r>
@@ -9472,7 +9564,7 @@
     </w:p>
     <w:bookmarkEnd w:id="58"/>
     <w:bookmarkEnd w:id="59"/>
-    <w:bookmarkStart w:id="66" w:name="obfuscation-taxonomy-five-families"/>
+    <w:bookmarkStart w:id="69" w:name="obfuscation-taxonomy-five-families"/>
     <w:p>
       <w:pPr>
         <w:pStyle w:val="Heading2"/>
@@ -10056,7 +10148,7 @@
         <w:t xml:space="preserve">data hiding.</w:t>
       </w:r>
     </w:p>
-    <w:bookmarkStart w:id="64" w:name="X54718da250cea9120fa7ac51e6b54cb5de006c9"/>
+    <w:bookmarkStart w:id="67" w:name="X54718da250cea9120fa7ac51e6b54cb5de006c9"/>
     <w:p>
       <w:pPr>
         <w:pStyle w:val="Heading3"/>
@@ -10109,7 +10201,7 @@
         <w:rPr>
           <w:rStyle w:val="CommentTok"/>
         </w:rPr>
-        <w:t xml:space="preserve">/* LAYOUT: the function name isn't 'esik_hesapla' but the meaningless 'f7' */</w:t>
+        <w:t xml:space="preserve">/* LAYOUT: the function name isn't 'threshold_compute' but the meaningless 'f7' */</w:t>
       </w:r>
       <w:r>
         <w:br/>
@@ -10196,7 +10288,7 @@
         <w:rPr>
           <w:rStyle w:val="NormalTok"/>
         </w:rPr>
-        <w:t xml:space="preserve"> esik </w:t>
+        <w:t xml:space="preserve"> threshold </w:t>
       </w:r>
       <w:r>
         <w:rPr>
@@ -10466,7 +10558,7 @@
         <w:rPr>
           <w:rStyle w:val="NormalTok"/>
         </w:rPr>
-        <w:t xml:space="preserve"> esik</w:t>
+        <w:t xml:space="preserve"> threshold</w:t>
       </w:r>
       <w:r>
         <w:rPr>
@@ -10478,7 +10570,7 @@
         <w:rPr>
           <w:rStyle w:val="NormalTok"/>
         </w:rPr>
-        <w:t xml:space="preserve">          </w:t>
+        <w:t xml:space="preserve">     </w:t>
       </w:r>
       <w:r>
         <w:rPr>
@@ -10653,6 +10745,154 @@
     </w:p>
     <w:p>
       <w:pPr>
+        <w:pStyle w:val="BodyText"/>
+      </w:pPr>
+      <w:r>
+        <w:t xml:space="preserve">Let’s now see these four families not in the conceptual</w:t>
+      </w:r>
+      <w:r>
+        <w:t xml:space="preserve"> </w:t>
+      </w:r>
+      <w:r>
+        <w:rPr>
+          <w:rStyle w:val="VerbatimChar"/>
+        </w:rPr>
+        <w:t xml:space="preserve">f7</w:t>
+      </w:r>
+      <w:r>
+        <w:t xml:space="preserve"> </w:t>
+      </w:r>
+      <w:r>
+        <w:t xml:space="preserve">example but in this week’s</w:t>
+      </w:r>
+      <w:r>
+        <w:t xml:space="preserve"> </w:t>
+      </w:r>
+      <w:r>
+        <w:rPr>
+          <w:b/>
+          <w:bCs/>
+        </w:rPr>
+        <w:t xml:space="preserve">real</w:t>
+      </w:r>
+      <w:r>
+        <w:t xml:space="preserve"> </w:t>
+      </w:r>
+      <w:r>
+        <w:rPr>
+          <w:rStyle w:val="VerbatimChar"/>
+        </w:rPr>
+        <w:t xml:space="preserve">grant_access</w:t>
+      </w:r>
+      <w:r>
+        <w:t xml:space="preserve"> </w:t>
+      </w:r>
+      <w:r>
+        <w:t xml:space="preserve">function, on real line numbers — then run that same function against 10 tokens to confirm behaviour is preserved:</w:t>
+      </w:r>
+    </w:p>
+    <w:p>
+      <w:pPr>
+        <w:pStyle w:val="BodyText"/>
+      </w:pPr>
+      <w:r>
+        <w:drawing>
+          <wp:inline>
+            <wp:extent cx="5111999" cy="8950750"/>
+            <wp:effectExtent b="0" l="0" r="0" t="0"/>
+            <wp:docPr descr="The five obfuscation families — step by step" title="" id="65" name="Picture"/>
+            <a:graphic>
+              <a:graphicData uri="http://schemas.openxmlformats.org/drawingml/2006/picture">
+                <pic:pic>
+                  <pic:nvPicPr>
+                    <pic:cNvPr descr="five-obfuscation-families.en.png" id="66" name="Picture"/>
+                    <pic:cNvPicPr>
+                      <a:picLocks noChangeArrowheads="1" noChangeAspect="1"/>
+                    </pic:cNvPicPr>
+                  </pic:nvPicPr>
+                  <pic:blipFill>
+                    <a:blip r:embed="rId64"/>
+                    <a:stretch>
+                      <a:fillRect/>
+                    </a:stretch>
+                  </pic:blipFill>
+                  <pic:spPr bwMode="auto">
+                    <a:xfrm>
+                      <a:off x="0" y="0"/>
+                      <a:ext cx="5111999" cy="8950750"/>
+                    </a:xfrm>
+                    <a:prstGeom prst="rect">
+                      <a:avLst/>
+                    </a:prstGeom>
+                    <a:noFill/>
+                    <a:ln w="9525">
+                      <a:noFill/>
+                      <a:headEnd/>
+                      <a:tailEnd/>
+                    </a:ln>
+                  </pic:spPr>
+                </pic:pic>
+              </a:graphicData>
+            </a:graphic>
+          </wp:inline>
+        </w:drawing>
+      </w:r>
+    </w:p>
+    <w:p>
+      <w:pPr>
+        <w:pStyle w:val="BodyText"/>
+      </w:pPr>
+      <w:r>
+        <w:t xml:space="preserve">Try the</w:t>
+      </w:r>
+      <w:r>
+        <w:t xml:space="preserve"> </w:t>
+      </w:r>
+      <w:r>
+        <w:rPr>
+          <w:b/>
+          <w:bCs/>
+        </w:rPr>
+        <w:t xml:space="preserve">normal</w:t>
+      </w:r>
+      <w:r>
+        <w:t xml:space="preserve">,</w:t>
+      </w:r>
+      <w:r>
+        <w:t xml:space="preserve"> </w:t>
+      </w:r>
+      <w:r>
+        <w:rPr>
+          <w:b/>
+          <w:bCs/>
+        </w:rPr>
+        <w:t xml:space="preserve">hard</w:t>
+      </w:r>
+      <w:r>
+        <w:t xml:space="preserve"> </w:t>
+      </w:r>
+      <w:r>
+        <w:t xml:space="preserve">and two</w:t>
+      </w:r>
+      <w:r>
+        <w:t xml:space="preserve"> </w:t>
+      </w:r>
+      <w:r>
+        <w:rPr>
+          <w:b/>
+          <w:bCs/>
+        </w:rPr>
+        <w:t xml:space="preserve">edge-case</w:t>
+      </w:r>
+      <w:r>
+        <w:t xml:space="preserve"> </w:t>
+      </w:r>
+      <w:r>
+        <w:t xml:space="preserve">presets, generate a random token set with 🎲, or type your own.</w:t>
+      </w:r>
+    </w:p>
+    <w:p>
+      <w:pPr>
         <w:pStyle w:val="BlockText"/>
       </w:pPr>
       <w:r>
@@ -10854,8 +11094,8 @@
         <w:t xml:space="preserve">on its own.</w:t>
       </w:r>
     </w:p>
-    <w:bookmarkEnd w:id="64"/>
-    <w:bookmarkStart w:id="65" w:name="X9f2d5662df24147f60aac1f3c12342b228975ab"/>
+    <w:bookmarkEnd w:id="67"/>
+    <w:bookmarkStart w:id="68" w:name="X9f2d5662df24147f60aac1f3c12342b228975ab"/>
     <w:p>
       <w:pPr>
         <w:pStyle w:val="Heading3"/>
@@ -11199,9 +11439,9 @@
         <w:t xml:space="preserve">.</w:t>
       </w:r>
     </w:p>
-    <w:bookmarkEnd w:id="65"/>
-    <w:bookmarkEnd w:id="66"/>
-    <w:bookmarkStart w:id="71" w:name="X231a84b24ae378e26c9d6c09d68f7514120ac1e"/>
+    <w:bookmarkEnd w:id="68"/>
+    <w:bookmarkEnd w:id="69"/>
+    <w:bookmarkStart w:id="74" w:name="X231a84b24ae378e26c9d6c09d68f7514120ac1e"/>
     <w:p>
       <w:pPr>
         <w:pStyle w:val="Heading2"/>
@@ -11272,18 +11512,18 @@
           <wp:inline>
             <wp:extent cx="5759999" cy="1593962"/>
             <wp:effectExtent b="0" l="0" r="0" t="0"/>
-            <wp:docPr descr="What obfuscation gives, and what it does not give" title="" id="68" name="Picture"/>
+            <wp:docPr descr="What obfuscation gives, and what it does not give" title="" id="71" name="Picture"/>
             <a:graphic>
               <a:graphicData uri="http://schemas.openxmlformats.org/drawingml/2006/picture">
                 <pic:pic>
                   <pic:nvPicPr>
-                    <pic:cNvPr descr="h09-14-ne-verir-ne-vermez.png" id="69" name="Picture"/>
+                    <pic:cNvPr descr="h09-14-ne-verir-ne-vermez.png" id="72" name="Picture"/>
                     <pic:cNvPicPr>
                       <a:picLocks noChangeArrowheads="1" noChangeAspect="1"/>
                     </pic:cNvPicPr>
                   </pic:nvPicPr>
                   <pic:blipFill>
-                    <a:blip r:embed="rId67"/>
+                    <a:blip r:embed="rId70"/>
                     <a:stretch>
                       <a:fillRect/>
                     </a:stretch>
@@ -11680,7 +11920,7 @@
         <w:t xml:space="preserve">cryptography’s job, not obfuscation’s.</w:t>
       </w:r>
     </w:p>
-    <w:bookmarkStart w:id="70" w:name="Xeddd5f27750e5ac5134aeea37afdeacb2d6ec7c"/>
+    <w:bookmarkStart w:id="73" w:name="Xeddd5f27750e5ac5134aeea37afdeacb2d6ec7c"/>
     <w:p>
       <w:pPr>
         <w:pStyle w:val="Heading3"/>
@@ -11828,7 +12068,7 @@
         <w:rPr>
           <w:rStyle w:val="VerbatimChar"/>
         </w:rPr>
-        <w:t xml:space="preserve">erisim_ver</w:t>
+        <w:t xml:space="preserve">grant_access</w:t>
       </w:r>
       <w:r>
         <w:t xml:space="preserve">,</w:t>
@@ -12313,9 +12553,9 @@
         <w:t xml:space="preserve">.</w:t>
       </w:r>
     </w:p>
-    <w:bookmarkEnd w:id="70"/>
-    <w:bookmarkEnd w:id="71"/>
-    <w:bookmarkStart w:id="77" w:name="the-protection-rule-template"/>
+    <w:bookmarkEnd w:id="73"/>
+    <w:bookmarkEnd w:id="74"/>
+    <w:bookmarkStart w:id="83" w:name="the-protection-rule-template"/>
     <w:p>
       <w:pPr>
         <w:pStyle w:val="Heading2"/>
@@ -12359,18 +12599,18 @@
           <wp:inline>
             <wp:extent cx="5759999" cy="2171803"/>
             <wp:effectExtent b="0" l="0" r="0" t="0"/>
-            <wp:docPr descr="The six lines of the protection rule template" title="" id="73" name="Picture"/>
+            <wp:docPr descr="The six lines of the protection rule template" title="" id="76" name="Picture"/>
             <a:graphic>
               <a:graphicData uri="http://schemas.openxmlformats.org/drawingml/2006/picture">
                 <pic:pic>
                   <pic:nvPicPr>
-                    <pic:cNvPr descr="h09-10-koruma-kurali.png" id="74" name="Picture"/>
+                    <pic:cNvPr descr="h09-10-koruma-kurali.png" id="77" name="Picture"/>
                     <pic:cNvPicPr>
                       <a:picLocks noChangeArrowheads="1" noChangeAspect="1"/>
                     </pic:cNvPicPr>
                   </pic:nvPicPr>
                   <pic:blipFill>
-                    <a:blip r:embed="rId72"/>
+                    <a:blip r:embed="rId75"/>
                     <a:stretch>
                       <a:fillRect/>
                     </a:stretch>
@@ -12533,7 +12773,7 @@
         <w:t xml:space="preserve">cannot defend a protection decision.</w:t>
       </w:r>
     </w:p>
-    <w:bookmarkStart w:id="75" w:name="X876ba01e5003b0ab660d4ab3c02cb871f296e33"/>
+    <w:bookmarkStart w:id="78" w:name="X876ba01e5003b0ab660d4ab3c02cb871f296e33"/>
     <w:p>
       <w:pPr>
         <w:pStyle w:val="Heading3"/>
@@ -12592,7 +12832,7 @@
         <w:rPr>
           <w:rStyle w:val="VerbatimChar"/>
         </w:rPr>
-        <w:t xml:space="preserve">RULE K-04-applied: control-flow flattening applied to the erisim_ver function</w:t>
+        <w:t xml:space="preserve">RULE K-04-applied: control-flow flattening applied to the grant_access function</w:t>
       </w:r>
       <w:r>
         <w:br/>
@@ -12628,7 +12868,7 @@
         <w:rPr>
           <w:rStyle w:val="VerbatimChar"/>
         </w:rPr>
-        <w:t xml:space="preserve">  Cost                  : instruction count 28 → 51 (+82%), branch count 3 → 6 (+100%) — measured with objdump</w:t>
+        <w:t xml:space="preserve">  Cost                  : instruction count 27 → 49 (+81.5%), branch/call count 4 → 9 (+125%) — measured with objdump</w:t>
       </w:r>
       <w:r>
         <w:br/>
@@ -12663,31 +12903,31 @@
         <w:rPr>
           <w:rStyle w:val="VerbatimChar"/>
         </w:rPr>
-        <w:t xml:space="preserve">(51 − 28) / 28 × 100 ≈ 82.1%</w:t>
-      </w:r>
-      <w:r>
-        <w:t xml:space="preserve">; the increase in branch count is</w:t>
-      </w:r>
-      <w:r>
-        <w:t xml:space="preserve"> </w:t>
-      </w:r>
-      <w:r>
-        <w:rPr>
-          <w:rStyle w:val="VerbatimChar"/>
-        </w:rPr>
-        <w:t xml:space="preserve">(6 − 3) / 3 × 100 = 100%</w:t>
-      </w:r>
-      <w:r>
-        <w:t xml:space="preserve"> </w:t>
-      </w:r>
-      <w:r>
-        <w:t xml:space="preserve">(exactly doubled). This is concrete proof that</w:t>
-      </w:r>
-      <w:r>
-        <w:t xml:space="preserve"> </w:t>
-      </w:r>
-      <w:r>
-        <w:t xml:space="preserve">the</w:t>
+        <w:t xml:space="preserve">(49 − 27) / 27 × 100 ≈ 81.5%</w:t>
+      </w:r>
+      <w:r>
+        <w:t xml:space="preserve">; the increase in branch/call count is</w:t>
+      </w:r>
+      <w:r>
+        <w:t xml:space="preserve"> </w:t>
+      </w:r>
+      <w:r>
+        <w:rPr>
+          <w:rStyle w:val="VerbatimChar"/>
+        </w:rPr>
+        <w:t xml:space="preserve">(9 − 4) / 4 × 100 = 125%</w:t>
+      </w:r>
+      <w:r>
+        <w:t xml:space="preserve"> </w:t>
+      </w:r>
+      <w:r>
+        <w:t xml:space="preserve">(more than doubled). This is concrete</w:t>
+      </w:r>
+      <w:r>
+        <w:t xml:space="preserve"> </w:t>
+      </w:r>
+      <w:r>
+        <w:t xml:space="preserve">proof that the</w:t>
       </w:r>
       <w:r>
         <w:t xml:space="preserve"> </w:t>
@@ -12715,7 +12955,13 @@
         <w:t xml:space="preserve"> </w:t>
       </w:r>
       <w:r>
-        <w:t xml:space="preserve">— we will reuse these figures again in section 9.</w:t>
+        <w:t xml:space="preserve">— we will reuse these figures again in</w:t>
+      </w:r>
+      <w:r>
+        <w:t xml:space="preserve"> </w:t>
+      </w:r>
+      <w:r>
+        <w:t xml:space="preserve">section 9.</w:t>
       </w:r>
     </w:p>
     <w:p>
@@ -12930,8 +13176,8 @@
         <w:t xml:space="preserve">).</w:t>
       </w:r>
     </w:p>
-    <w:bookmarkEnd w:id="75"/>
-    <w:bookmarkStart w:id="76" w:name="Xaa9736362e1476ae6ed0f0bb575163fed40f789"/>
+    <w:bookmarkEnd w:id="78"/>
+    <w:bookmarkStart w:id="82" w:name="Xaa9736362e1476ae6ed0f0bb575163fed40f789"/>
     <w:p>
       <w:pPr>
         <w:pStyle w:val="Heading3"/>
@@ -13125,88 +13371,44 @@
       </w:r>
     </w:p>
     <w:p>
-      <w:r>
-        <w:pict>
-          <v:rect style="width:0;height:1.5pt" o:hralign="center" o:hrstd="t" o:hr="t"/>
-        </w:pict>
-      </w:r>
-    </w:p>
-    <w:bookmarkEnd w:id="76"/>
-    <w:bookmarkEnd w:id="77"/>
-    <w:bookmarkStart w:id="92" w:name="control-flow-rules-advanced"/>
-    <w:p>
-      <w:pPr>
-        <w:pStyle w:val="Heading2"/>
-      </w:pPr>
-      <w:r>
-        <w:t xml:space="preserve">5. Control-flow rules (advanced)</w:t>
-      </w:r>
-    </w:p>
-    <w:p>
-      <w:pPr>
-        <w:pStyle w:val="FirstParagraph"/>
-      </w:pPr>
-      <w:r>
-        <w:t xml:space="preserve">A compiled function’s</w:t>
-      </w:r>
-      <w:r>
-        <w:t xml:space="preserve"> </w:t>
-      </w:r>
-      <w:r>
-        <w:rPr>
-          <w:b/>
-          <w:bCs/>
-        </w:rPr>
-        <w:t xml:space="preserve">control flow graph</w:t>
-      </w:r>
-      <w:r>
-        <w:t xml:space="preserve"> </w:t>
-      </w:r>
-      <w:r>
-        <w:t xml:space="preserve">(CFG) shows the skeleton of the algorithm: which check happens in</w:t>
-      </w:r>
-      <w:r>
-        <w:t xml:space="preserve"> </w:t>
-      </w:r>
-      <w:r>
-        <w:t xml:space="preserve">what order, which branch leads to success. The white-box attacker’s first job is to extract this skeleton.</w:t>
-      </w:r>
-      <w:r>
-        <w:t xml:space="preserve"> </w:t>
-      </w:r>
-      <w:r>
-        <w:t xml:space="preserve">Control-flow obfuscation rules make this skeleton unreadable. Week 4 introduced flattening; here we add the rules</w:t>
-      </w:r>
-      <w:r>
-        <w:t xml:space="preserve"> </w:t>
-      </w:r>
-      <w:r>
-        <w:t xml:space="preserve">that</w:t>
-      </w:r>
-      <w:r>
-        <w:t xml:space="preserve"> </w:t>
-      </w:r>
-      <w:r>
-        <w:rPr>
-          <w:b/>
-          <w:bCs/>
-        </w:rPr>
-        <w:t xml:space="preserve">strengthen</w:t>
-      </w:r>
-      <w:r>
-        <w:t xml:space="preserve"> </w:t>
-      </w:r>
-      <w:r>
-        <w:t xml:space="preserve">it. All examples are synthetic and are told through a single small check (</w:t>
-      </w:r>
-      <w:r>
-        <w:rPr>
-          <w:rStyle w:val="VerbatimChar"/>
-        </w:rPr>
-        <w:t xml:space="preserve">erisim_ver</w:t>
-      </w:r>
-      <w:r>
-        <w:t xml:space="preserve">).</w:t>
+      <w:pPr>
+        <w:pStyle w:val="BodyText"/>
+      </w:pPr>
+      <w:r>
+        <w:t xml:space="preserve">Let’s now see the template filled for all 5 real rules (R-01, R-04, R-05, R-07, R-08), on two different assets —</w:t>
+      </w:r>
+      <w:r>
+        <w:t xml:space="preserve"> </w:t>
+      </w:r>
+      <w:r>
+        <w:t xml:space="preserve">this week’s MEASURED</w:t>
+      </w:r>
+      <w:r>
+        <w:t xml:space="preserve"> </w:t>
+      </w:r>
+      <w:r>
+        <w:rPr>
+          <w:rStyle w:val="VerbatimChar"/>
+        </w:rPr>
+        <w:t xml:space="preserve">grant_access</w:t>
+      </w:r>
+      <w:r>
+        <w:t xml:space="preserve">, and section 9’s conceptual</w:t>
+      </w:r>
+      <w:r>
+        <w:t xml:space="preserve"> </w:t>
+      </w:r>
+      <w:r>
+        <w:rPr>
+          <w:rStyle w:val="VerbatimChar"/>
+        </w:rPr>
+        <w:t xml:space="preserve">lisans_dogrula</w:t>
+      </w:r>
+      <w:r>
+        <w:t xml:space="preserve"> </w:t>
+      </w:r>
+      <w:r>
+        <w:t xml:space="preserve">example — kept carefully apart:</w:t>
       </w:r>
     </w:p>
     <w:p>
@@ -13216,20 +13418,220 @@
       <w:r>
         <w:drawing>
           <wp:inline>
-            <wp:extent cx="5759999" cy="1663396"/>
+            <wp:extent cx="5111999" cy="11003152"/>
             <wp:effectExtent b="0" l="0" r="0" t="0"/>
-            <wp:docPr descr="Control-flow flattening, before and after" title="" id="79" name="Picture"/>
+            <wp:docPr descr="Protection rule template — step by step" title="" id="80" name="Picture"/>
             <a:graphic>
               <a:graphicData uri="http://schemas.openxmlformats.org/drawingml/2006/picture">
                 <pic:pic>
                   <pic:nvPicPr>
-                    <pic:cNvPr descr="h09-04-duzlestirme.png" id="80" name="Picture"/>
+                    <pic:cNvPr descr="protection-rule-template.en.png" id="81" name="Picture"/>
                     <pic:cNvPicPr>
                       <a:picLocks noChangeArrowheads="1" noChangeAspect="1"/>
                     </pic:cNvPicPr>
                   </pic:nvPicPr>
                   <pic:blipFill>
-                    <a:blip r:embed="rId78"/>
+                    <a:blip r:embed="rId79"/>
+                    <a:stretch>
+                      <a:fillRect/>
+                    </a:stretch>
+                  </pic:blipFill>
+                  <pic:spPr bwMode="auto">
+                    <a:xfrm>
+                      <a:off x="0" y="0"/>
+                      <a:ext cx="5111999" cy="11003152"/>
+                    </a:xfrm>
+                    <a:prstGeom prst="rect">
+                      <a:avLst/>
+                    </a:prstGeom>
+                    <a:noFill/>
+                    <a:ln w="9525">
+                      <a:noFill/>
+                      <a:headEnd/>
+                      <a:tailEnd/>
+                    </a:ln>
+                  </pic:spPr>
+                </pic:pic>
+              </a:graphicData>
+            </a:graphic>
+          </wp:inline>
+        </w:drawing>
+      </w:r>
+    </w:p>
+    <w:p>
+      <w:pPr>
+        <w:pStyle w:val="BodyText"/>
+      </w:pPr>
+      <w:r>
+        <w:t xml:space="preserve">Try the</w:t>
+      </w:r>
+      <w:r>
+        <w:t xml:space="preserve"> </w:t>
+      </w:r>
+      <w:r>
+        <w:rPr>
+          <w:b/>
+          <w:bCs/>
+        </w:rPr>
+        <w:t xml:space="preserve">normal</w:t>
+      </w:r>
+      <w:r>
+        <w:t xml:space="preserve"> </w:t>
+      </w:r>
+      <w:r>
+        <w:t xml:space="preserve">(all 10 rows),</w:t>
+      </w:r>
+      <w:r>
+        <w:t xml:space="preserve"> </w:t>
+      </w:r>
+      <w:r>
+        <w:rPr>
+          <w:b/>
+          <w:bCs/>
+        </w:rPr>
+        <w:t xml:space="preserve">hard</w:t>
+      </w:r>
+      <w:r>
+        <w:t xml:space="preserve"> </w:t>
+      </w:r>
+      <w:r>
+        <w:t xml:space="preserve">(only the measured</w:t>
+      </w:r>
+      <w:r>
+        <w:t xml:space="preserve"> </w:t>
+      </w:r>
+      <w:r>
+        <w:rPr>
+          <w:rStyle w:val="VerbatimChar"/>
+        </w:rPr>
+        <w:t xml:space="preserve">grant_access</w:t>
+      </w:r>
+      <w:r>
+        <w:t xml:space="preserve">, repeated) and two</w:t>
+      </w:r>
+      <w:r>
+        <w:t xml:space="preserve"> </w:t>
+      </w:r>
+      <w:r>
+        <w:rPr>
+          <w:b/>
+          <w:bCs/>
+        </w:rPr>
+        <w:t xml:space="preserve">edge-case</w:t>
+      </w:r>
+      <w:r>
+        <w:t xml:space="preserve"> </w:t>
+      </w:r>
+      <w:r>
+        <w:t xml:space="preserve">presets.</w:t>
+      </w:r>
+    </w:p>
+    <w:p>
+      <w:r>
+        <w:pict>
+          <v:rect style="width:0;height:1.5pt" o:hralign="center" o:hrstd="t" o:hr="t"/>
+        </w:pict>
+      </w:r>
+    </w:p>
+    <w:bookmarkEnd w:id="82"/>
+    <w:bookmarkEnd w:id="83"/>
+    <w:bookmarkStart w:id="104" w:name="control-flow-rules-advanced"/>
+    <w:p>
+      <w:pPr>
+        <w:pStyle w:val="Heading2"/>
+      </w:pPr>
+      <w:r>
+        <w:t xml:space="preserve">5. Control-flow rules (advanced)</w:t>
+      </w:r>
+    </w:p>
+    <w:p>
+      <w:pPr>
+        <w:pStyle w:val="FirstParagraph"/>
+      </w:pPr>
+      <w:r>
+        <w:t xml:space="preserve">A compiled function’s</w:t>
+      </w:r>
+      <w:r>
+        <w:t xml:space="preserve"> </w:t>
+      </w:r>
+      <w:r>
+        <w:rPr>
+          <w:b/>
+          <w:bCs/>
+        </w:rPr>
+        <w:t xml:space="preserve">control flow graph</w:t>
+      </w:r>
+      <w:r>
+        <w:t xml:space="preserve"> </w:t>
+      </w:r>
+      <w:r>
+        <w:t xml:space="preserve">(CFG) shows the skeleton of the algorithm: which check happens in</w:t>
+      </w:r>
+      <w:r>
+        <w:t xml:space="preserve"> </w:t>
+      </w:r>
+      <w:r>
+        <w:t xml:space="preserve">what order, which branch leads to success. The white-box attacker’s first job is to extract this skeleton.</w:t>
+      </w:r>
+      <w:r>
+        <w:t xml:space="preserve"> </w:t>
+      </w:r>
+      <w:r>
+        <w:t xml:space="preserve">Control-flow obfuscation rules make this skeleton unreadable. Week 4 introduced flattening; here we add the rules</w:t>
+      </w:r>
+      <w:r>
+        <w:t xml:space="preserve"> </w:t>
+      </w:r>
+      <w:r>
+        <w:t xml:space="preserve">that</w:t>
+      </w:r>
+      <w:r>
+        <w:t xml:space="preserve"> </w:t>
+      </w:r>
+      <w:r>
+        <w:rPr>
+          <w:b/>
+          <w:bCs/>
+        </w:rPr>
+        <w:t xml:space="preserve">strengthen</w:t>
+      </w:r>
+      <w:r>
+        <w:t xml:space="preserve"> </w:t>
+      </w:r>
+      <w:r>
+        <w:t xml:space="preserve">it. All examples are synthetic and are told through a single small check (</w:t>
+      </w:r>
+      <w:r>
+        <w:rPr>
+          <w:rStyle w:val="VerbatimChar"/>
+        </w:rPr>
+        <w:t xml:space="preserve">grant_access</w:t>
+      </w:r>
+      <w:r>
+        <w:t xml:space="preserve">).</w:t>
+      </w:r>
+    </w:p>
+    <w:p>
+      <w:pPr>
+        <w:pStyle w:val="BodyText"/>
+      </w:pPr>
+      <w:r>
+        <w:drawing>
+          <wp:inline>
+            <wp:extent cx="5759999" cy="1663396"/>
+            <wp:effectExtent b="0" l="0" r="0" t="0"/>
+            <wp:docPr descr="Control-flow flattening, before and after" title="" id="85" name="Picture"/>
+            <a:graphic>
+              <a:graphicData uri="http://schemas.openxmlformats.org/drawingml/2006/picture">
+                <pic:pic>
+                  <pic:nvPicPr>
+                    <pic:cNvPr descr="h09-04-duzlestirme.png" id="86" name="Picture"/>
+                    <pic:cNvPicPr>
+                      <a:picLocks noChangeArrowheads="1" noChangeAspect="1"/>
+                    </pic:cNvPicPr>
+                  </pic:nvPicPr>
+                  <pic:blipFill>
+                    <a:blip r:embed="rId84"/>
                     <a:stretch>
                       <a:fillRect/>
                     </a:stretch>
@@ -13256,7 +13658,7 @@
         </w:drawing>
       </w:r>
     </w:p>
-    <w:bookmarkStart w:id="81" w:name="Xce92c8e940a240fa1796d7366ec09c2dc3db987"/>
+    <w:bookmarkStart w:id="90" w:name="Xce92c8e940a240fa1796d7366ec09c2dc3db987"/>
     <w:p>
       <w:pPr>
         <w:pStyle w:val="Heading3"/>
@@ -13379,7 +13781,7 @@
         <w:rPr>
           <w:rStyle w:val="NormalTok"/>
         </w:rPr>
-        <w:t xml:space="preserve"> opak_dogru</w:t>
+        <w:t xml:space="preserve"> opaque_true</w:t>
       </w:r>
       <w:r>
         <w:rPr>
@@ -13601,7 +14003,7 @@
         <w:rPr>
           <w:rStyle w:val="NormalTok"/>
         </w:rPr>
-        <w:t xml:space="preserve">opak_dogru</w:t>
+        <w:t xml:space="preserve">opaque_true</w:t>
       </w:r>
       <w:r>
         <w:rPr>
@@ -13613,7 +14015,7 @@
         <w:rPr>
           <w:rStyle w:val="NormalTok"/>
         </w:rPr>
-        <w:t xml:space="preserve">sayac</w:t>
+        <w:t xml:space="preserve">counter</w:t>
       </w:r>
       <w:r>
         <w:rPr>
@@ -13652,7 +14054,7 @@
         <w:rPr>
           <w:rStyle w:val="NormalTok"/>
         </w:rPr>
-        <w:t xml:space="preserve">    durum </w:t>
+        <w:t xml:space="preserve">    state </w:t>
       </w:r>
       <w:r>
         <w:rPr>
@@ -13664,7 +14066,7 @@
         <w:rPr>
           <w:rStyle w:val="NormalTok"/>
         </w:rPr>
-        <w:t xml:space="preserve"> gercek_adim</w:t>
+        <w:t xml:space="preserve"> real_step</w:t>
       </w:r>
       <w:r>
         <w:rPr>
@@ -13676,7 +14078,7 @@
         <w:rPr>
           <w:rStyle w:val="NormalTok"/>
         </w:rPr>
-        <w:t xml:space="preserve">durum</w:t>
+        <w:t xml:space="preserve">state</w:t>
       </w:r>
       <w:r>
         <w:rPr>
@@ -13724,7 +14126,7 @@
         <w:rPr>
           <w:rStyle w:val="NormalTok"/>
         </w:rPr>
-        <w:t xml:space="preserve">    durum </w:t>
+        <w:t xml:space="preserve">    state </w:t>
       </w:r>
       <w:r>
         <w:rPr>
@@ -13736,7 +14138,7 @@
         <w:rPr>
           <w:rStyle w:val="NormalTok"/>
         </w:rPr>
-        <w:t xml:space="preserve"> sahte_adim</w:t>
+        <w:t xml:space="preserve"> fake_step</w:t>
       </w:r>
       <w:r>
         <w:rPr>
@@ -13748,7 +14150,7 @@
         <w:rPr>
           <w:rStyle w:val="NormalTok"/>
         </w:rPr>
-        <w:t xml:space="preserve">durum</w:t>
+        <w:t xml:space="preserve">state</w:t>
       </w:r>
       <w:r>
         <w:rPr>
@@ -14235,7 +14637,7 @@
         <w:rPr>
           <w:rStyle w:val="VerbatimChar"/>
         </w:rPr>
-        <w:t xml:space="preserve">opak_dogru(x)</w:t>
+        <w:t xml:space="preserve">opaque_true(x)</w:t>
       </w:r>
       <w:r>
         <w:t xml:space="preserve"> </w:t>
@@ -14608,6 +15010,232 @@
         <w:pStyle w:val="BodyText"/>
       </w:pPr>
       <w:r>
+        <w:t xml:space="preserve">This week’s demo uses the same idea in</w:t>
+      </w:r>
+      <w:r>
+        <w:t xml:space="preserve"> </w:t>
+      </w:r>
+      <w:r>
+        <w:rPr>
+          <w:rStyle w:val="VerbatimChar"/>
+        </w:rPr>
+        <w:t xml:space="preserve">grant_access</w:t>
+      </w:r>
+      <w:r>
+        <w:t xml:space="preserve">’s</w:t>
+      </w:r>
+      <w:r>
+        <w:t xml:space="preserve"> </w:t>
+      </w:r>
+      <w:r>
+        <w:rPr>
+          <w:rStyle w:val="VerbatimChar"/>
+        </w:rPr>
+        <w:t xml:space="preserve">opaque_zero(x) = (x*(x+1)) &amp; 1</w:t>
+      </w:r>
+      <w:r>
+        <w:t xml:space="preserve"> </w:t>
+      </w:r>
+      <w:r>
+        <w:t xml:space="preserve">— not an</w:t>
+      </w:r>
+      <w:r>
+        <w:t xml:space="preserve"> </w:t>
+      </w:r>
+      <w:r>
+        <w:rPr>
+          <w:rStyle w:val="VerbatimChar"/>
+        </w:rPr>
+        <w:t xml:space="preserve">if</w:t>
+      </w:r>
+      <w:r>
+        <w:t xml:space="preserve">, but an</w:t>
+      </w:r>
+      <w:r>
+        <w:t xml:space="preserve"> </w:t>
+      </w:r>
+      <w:r>
+        <w:rPr>
+          <w:b/>
+          <w:bCs/>
+        </w:rPr>
+        <w:t xml:space="preserve">opaque constant</w:t>
+      </w:r>
+      <w:r>
+        <w:t xml:space="preserve"> </w:t>
+      </w:r>
+      <w:r>
+        <w:t xml:space="preserve">folded straight into the</w:t>
+      </w:r>
+      <w:r>
+        <w:t xml:space="preserve"> </w:t>
+      </w:r>
+      <w:r>
+        <w:rPr>
+          <w:rStyle w:val="VerbatimChar"/>
+        </w:rPr>
+        <w:t xml:space="preserve">state</w:t>
+      </w:r>
+      <w:r>
+        <w:t xml:space="preserve"> </w:t>
+      </w:r>
+      <w:r>
+        <w:t xml:space="preserve">computation. Let’s sweep it over many</w:t>
+      </w:r>
+      <w:r>
+        <w:t xml:space="preserve"> </w:t>
+      </w:r>
+      <w:r>
+        <w:rPr>
+          <w:rStyle w:val="VerbatimChar"/>
+        </w:rPr>
+        <w:t xml:space="preserve">x</w:t>
+      </w:r>
+      <w:r>
+        <w:t xml:space="preserve"> </w:t>
+      </w:r>
+      <w:r>
+        <w:t xml:space="preserve">values to confirm</w:t>
+      </w:r>
+      <w:r>
+        <w:t xml:space="preserve"> </w:t>
+      </w:r>
+      <w:r>
+        <w:t xml:space="preserve">it is really always</w:t>
+      </w:r>
+      <w:r>
+        <w:t xml:space="preserve"> </w:t>
+      </w:r>
+      <w:r>
+        <w:rPr>
+          <w:rStyle w:val="VerbatimChar"/>
+        </w:rPr>
+        <w:t xml:space="preserve">0</w:t>
+      </w:r>
+      <w:r>
+        <w:t xml:space="preserve">, then look at the real line that uses it:</w:t>
+      </w:r>
+    </w:p>
+    <w:p>
+      <w:pPr>
+        <w:pStyle w:val="BodyText"/>
+      </w:pPr>
+      <w:r>
+        <w:drawing>
+          <wp:inline>
+            <wp:extent cx="5111999" cy="10300014"/>
+            <wp:effectExtent b="0" l="0" r="0" t="0"/>
+            <wp:docPr descr="Opaque predicate insertion — step by step" title="" id="88" name="Picture"/>
+            <a:graphic>
+              <a:graphicData uri="http://schemas.openxmlformats.org/drawingml/2006/picture">
+                <pic:pic>
+                  <pic:nvPicPr>
+                    <pic:cNvPr descr="opaque-predicate-insertion.en.png" id="89" name="Picture"/>
+                    <pic:cNvPicPr>
+                      <a:picLocks noChangeArrowheads="1" noChangeAspect="1"/>
+                    </pic:cNvPicPr>
+                  </pic:nvPicPr>
+                  <pic:blipFill>
+                    <a:blip r:embed="rId87"/>
+                    <a:stretch>
+                      <a:fillRect/>
+                    </a:stretch>
+                  </pic:blipFill>
+                  <pic:spPr bwMode="auto">
+                    <a:xfrm>
+                      <a:off x="0" y="0"/>
+                      <a:ext cx="5111999" cy="10300014"/>
+                    </a:xfrm>
+                    <a:prstGeom prst="rect">
+                      <a:avLst/>
+                    </a:prstGeom>
+                    <a:noFill/>
+                    <a:ln w="9525">
+                      <a:noFill/>
+                      <a:headEnd/>
+                      <a:tailEnd/>
+                    </a:ln>
+                  </pic:spPr>
+                </pic:pic>
+              </a:graphicData>
+            </a:graphic>
+          </wp:inline>
+        </w:drawing>
+      </w:r>
+    </w:p>
+    <w:p>
+      <w:pPr>
+        <w:pStyle w:val="BodyText"/>
+      </w:pPr>
+      <w:r>
+        <w:t xml:space="preserve">Try the</w:t>
+      </w:r>
+      <w:r>
+        <w:t xml:space="preserve"> </w:t>
+      </w:r>
+      <w:r>
+        <w:rPr>
+          <w:b/>
+          <w:bCs/>
+        </w:rPr>
+        <w:t xml:space="preserve">normal</w:t>
+      </w:r>
+      <w:r>
+        <w:t xml:space="preserve">,</w:t>
+      </w:r>
+      <w:r>
+        <w:t xml:space="preserve"> </w:t>
+      </w:r>
+      <w:r>
+        <w:rPr>
+          <w:b/>
+          <w:bCs/>
+        </w:rPr>
+        <w:t xml:space="preserve">hard</w:t>
+      </w:r>
+      <w:r>
+        <w:t xml:space="preserve"> </w:t>
+      </w:r>
+      <w:r>
+        <w:t xml:space="preserve">and two</w:t>
+      </w:r>
+      <w:r>
+        <w:t xml:space="preserve"> </w:t>
+      </w:r>
+      <w:r>
+        <w:rPr>
+          <w:b/>
+          <w:bCs/>
+        </w:rPr>
+        <w:t xml:space="preserve">edge-case</w:t>
+      </w:r>
+      <w:r>
+        <w:t xml:space="preserve"> </w:t>
+      </w:r>
+      <w:r>
+        <w:t xml:space="preserve">presets, or generate your own set of</w:t>
+      </w:r>
+      <w:r>
+        <w:t xml:space="preserve"> </w:t>
+      </w:r>
+      <w:r>
+        <w:rPr>
+          <w:rStyle w:val="VerbatimChar"/>
+        </w:rPr>
+        <w:t xml:space="preserve">x</w:t>
+      </w:r>
+      <w:r>
+        <w:t xml:space="preserve"> </w:t>
+      </w:r>
+      <w:r>
+        <w:t xml:space="preserve">values with 🎲.</w:t>
+      </w:r>
+    </w:p>
+    <w:p>
+      <w:pPr>
+        <w:pStyle w:val="BodyText"/>
+      </w:pPr>
+      <w:r>
         <w:rPr>
           <w:b/>
           <w:bCs/>
@@ -14711,7 +15339,7 @@
         <w:rPr>
           <w:rStyle w:val="NormalTok"/>
         </w:rPr>
-        <w:t xml:space="preserve"> hep_dogru</w:t>
+        <w:t xml:space="preserve"> always_true</w:t>
       </w:r>
       <w:r>
         <w:rPr>
@@ -14972,7 +15600,7 @@
         <w:rPr>
           <w:rStyle w:val="NormalTok"/>
         </w:rPr>
-        <w:t xml:space="preserve">hep_dogru</w:t>
+        <w:t xml:space="preserve">always_true</w:t>
       </w:r>
       <w:r>
         <w:rPr>
@@ -15020,7 +15648,7 @@
         <w:rPr>
           <w:rStyle w:val="NormalTok"/>
         </w:rPr>
-        <w:t xml:space="preserve"> GERCEK_SINIR</w:t>
+        <w:t xml:space="preserve"> REAL_LIMIT</w:t>
       </w:r>
       <w:r>
         <w:rPr>
@@ -15050,7 +15678,7 @@
         <w:rPr>
           <w:rStyle w:val="CommentTok"/>
         </w:rPr>
-        <w:t xml:space="preserve">/* GERCEK_SINIR = 3, defined in a separate constant (can be encoded with K-02) */</w:t>
+        <w:t xml:space="preserve">/* REAL_LIMIT = 3, defined in a separate constant (can be encoded with K-02) */</w:t>
       </w:r>
       <w:r>
         <w:br/>
@@ -15059,7 +15687,7 @@
         <w:rPr>
           <w:rStyle w:val="NormalTok"/>
         </w:rPr>
-        <w:t xml:space="preserve">    isle</w:t>
+        <w:t xml:space="preserve">    process</w:t>
       </w:r>
       <w:r>
         <w:rPr>
@@ -15115,7 +15743,7 @@
         <w:rPr>
           <w:rStyle w:val="VerbatimChar"/>
         </w:rPr>
-        <w:t xml:space="preserve">GERCEK_SINIR = 3</w:t>
+        <w:t xml:space="preserve">REAL_LIMIT = 3</w:t>
       </w:r>
       <w:r>
         <w:t xml:space="preserve">):</w:t>
@@ -15175,7 +15803,7 @@
               <w:rPr>
                 <w:rStyle w:val="VerbatimChar"/>
               </w:rPr>
-              <w:t xml:space="preserve">hep_dogru(i)</w:t>
+              <w:t xml:space="preserve">always_true(i)</w:t>
             </w:r>
             <w:r>
               <w:t xml:space="preserve"> </w:t>
@@ -15312,7 +15940,7 @@
               <w:rPr>
                 <w:rStyle w:val="VerbatimChar"/>
               </w:rPr>
-              <w:t xml:space="preserve">isle(0)</w:t>
+              <w:t xml:space="preserve">process(0)</w:t>
             </w:r>
             <w:r>
               <w:t xml:space="preserve">,</w:t>
@@ -15416,7 +16044,7 @@
               <w:rPr>
                 <w:rStyle w:val="VerbatimChar"/>
               </w:rPr>
-              <w:t xml:space="preserve">isle(1)</w:t>
+              <w:t xml:space="preserve">process(1)</w:t>
             </w:r>
             <w:r>
               <w:t xml:space="preserve">,</w:t>
@@ -15520,7 +16148,7 @@
               <w:rPr>
                 <w:rStyle w:val="VerbatimChar"/>
               </w:rPr>
-              <w:t xml:space="preserve">isle(2)</w:t>
+              <w:t xml:space="preserve">process(2)</w:t>
             </w:r>
             <w:r>
               <w:t xml:space="preserve">,</w:t>
@@ -15689,7 +16317,7 @@
         <w:rPr>
           <w:rStyle w:val="VerbatimChar"/>
         </w:rPr>
-        <w:t xml:space="preserve">hep_dogru(i)</w:t>
+        <w:t xml:space="preserve">always_true(i)</w:t>
       </w:r>
       <w:r>
         <w:t xml:space="preserve"> </w:t>
@@ -15729,7 +16357,7 @@
         <w:rPr>
           <w:rStyle w:val="VerbatimChar"/>
         </w:rPr>
-        <w:t xml:space="preserve">hep_dogru</w:t>
+        <w:t xml:space="preserve">always_true</w:t>
       </w:r>
       <w:r>
         <w:t xml:space="preserve"> </w:t>
@@ -15750,7 +16378,7 @@
         <w:rPr>
           <w:rStyle w:val="VerbatimChar"/>
         </w:rPr>
-        <w:t xml:space="preserve">i &lt; GERCEK_SINIR</w:t>
+        <w:t xml:space="preserve">i &lt; REAL_LIMIT</w:t>
       </w:r>
       <w:r>
         <w:t xml:space="preserve">; and to</w:t>
@@ -15778,7 +16406,7 @@
         <w:rPr>
           <w:rStyle w:val="VerbatimChar"/>
         </w:rPr>
-        <w:t xml:space="preserve">hep_dogru</w:t>
+        <w:t xml:space="preserve">always_true</w:t>
       </w:r>
       <w:r>
         <w:t xml:space="preserve"> </w:t>
@@ -15793,8 +16421,8 @@
         <w:t xml:space="preserve">identity above. Two separate analysis burdens land on the same line.</w:t>
       </w:r>
     </w:p>
-    <w:bookmarkEnd w:id="81"/>
-    <w:bookmarkStart w:id="82" w:name="X25b5f0cef7848a1ec1e4422def1bff6e20f5a14"/>
+    <w:bookmarkEnd w:id="90"/>
+    <w:bookmarkStart w:id="91" w:name="X25b5f0cef7848a1ec1e4422def1bff6e20f5a14"/>
     <w:p>
       <w:pPr>
         <w:pStyle w:val="Heading3"/>
@@ -15965,7 +16593,7 @@
         <w:rPr>
           <w:rStyle w:val="NormalTok"/>
         </w:rPr>
-        <w:t xml:space="preserve"> esik</w:t>
+        <w:t xml:space="preserve"> threshold</w:t>
       </w:r>
       <w:r>
         <w:rPr>
@@ -16669,7 +17297,7 @@
         <w:rPr>
           <w:rStyle w:val="VerbatimChar"/>
         </w:rPr>
-        <w:t xml:space="preserve">esik()</w:t>
+        <w:t xml:space="preserve">threshold()</w:t>
       </w:r>
       <w:r>
         <w:t xml:space="preserve"> </w:t>
@@ -17048,7 +17676,7 @@
         <w:rPr>
           <w:rStyle w:val="VerbatimChar"/>
         </w:rPr>
-        <w:t xml:space="preserve">esik()</w:t>
+        <w:t xml:space="preserve">threshold()</w:t>
       </w:r>
       <w:r>
         <w:t xml:space="preserve"> </w:t>
@@ -17063,7 +17691,7 @@
         <w:rPr>
           <w:rStyle w:val="VerbatimChar"/>
         </w:rPr>
-        <w:t xml:space="preserve">#define ESIK ((0x37) ^ (0x1D))</w:t>
+        <w:t xml:space="preserve">#define THRESHOLD ((0x37) ^ (0x1D))</w:t>
       </w:r>
       <w:r>
         <w:t xml:space="preserve">, the compiler</w:t>
@@ -17196,8 +17824,8 @@
         <w:t xml:space="preserve">distinction from section 0 applies here too — test with optimisation turned on.</w:t>
       </w:r>
     </w:p>
-    <w:bookmarkEnd w:id="82"/>
-    <w:bookmarkStart w:id="86" w:name="Xa03a589568eaaa4b3914cbc49e0c3f638562d70"/>
+    <w:bookmarkEnd w:id="91"/>
+    <w:bookmarkStart w:id="95" w:name="Xa03a589568eaaa4b3914cbc49e0c3f638562d70"/>
     <w:p>
       <w:pPr>
         <w:pStyle w:val="Heading3"/>
@@ -17239,18 +17867,18 @@
           <wp:inline>
             <wp:extent cx="5759999" cy="1672452"/>
             <wp:effectExtent b="0" l="0" r="0" t="0"/>
-            <wp:docPr descr="The difference between a bogus operation and a dead branch" title="" id="84" name="Picture"/>
+            <wp:docPr descr="The difference between a bogus operation and a dead branch" title="" id="93" name="Picture"/>
             <a:graphic>
               <a:graphicData uri="http://schemas.openxmlformats.org/drawingml/2006/picture">
                 <pic:pic>
                   <pic:nvPicPr>
-                    <pic:cNvPr descr="h09-05-sahte-olu.png" id="85" name="Picture"/>
+                    <pic:cNvPr descr="h09-05-sahte-olu.png" id="94" name="Picture"/>
                     <pic:cNvPicPr>
                       <a:picLocks noChangeArrowheads="1" noChangeAspect="1"/>
                     </pic:cNvPicPr>
                   </pic:nvPicPr>
                   <pic:blipFill>
-                    <a:blip r:embed="rId83"/>
+                    <a:blip r:embed="rId92"/>
                     <a:stretch>
                       <a:fillRect/>
                     </a:stretch>
@@ -17470,7 +18098,7 @@
               <w:rPr>
                 <w:rStyle w:val="VerbatimChar"/>
               </w:rPr>
-              <w:t xml:space="preserve">if (opak_yanlis()) { ... }</w:t>
+              <w:t xml:space="preserve">if (opaque_false()) { ... }</w:t>
             </w:r>
           </w:p>
         </w:tc>
@@ -17508,7 +18136,7 @@
         <w:rPr>
           <w:rStyle w:val="NormalTok"/>
         </w:rPr>
-        <w:t xml:space="preserve"> crc32_guncelle</w:t>
+        <w:t xml:space="preserve"> crc32_update</w:t>
       </w:r>
       <w:r>
         <w:rPr>
@@ -17532,7 +18160,7 @@
         <w:rPr>
           <w:rStyle w:val="NormalTok"/>
         </w:rPr>
-        <w:t xml:space="preserve"> veri</w:t>
+        <w:t xml:space="preserve"> data</w:t>
       </w:r>
       <w:r>
         <w:rPr>
@@ -17583,7 +18211,7 @@
         <w:rPr>
           <w:rStyle w:val="NormalTok"/>
         </w:rPr>
-        <w:t xml:space="preserve">sabit </w:t>
+        <w:t xml:space="preserve">constant </w:t>
       </w:r>
       <w:r>
         <w:rPr>
@@ -17595,7 +18223,7 @@
         <w:rPr>
           <w:rStyle w:val="NormalTok"/>
         </w:rPr>
-        <w:t xml:space="preserve"> sabit</w:t>
+        <w:t xml:space="preserve"> constant</w:t>
       </w:r>
       <w:r>
         <w:rPr>
@@ -17718,7 +18346,7 @@
         <w:rPr>
           <w:rStyle w:val="VerbatimChar"/>
         </w:rPr>
-        <w:t xml:space="preserve">crc ^= (sabit ^ sabit)</w:t>
+        <w:t xml:space="preserve">crc ^= (constant ^ constant)</w:t>
       </w:r>
       <w:r>
         <w:t xml:space="preserve"> </w:t>
@@ -17733,7 +18361,7 @@
         <w:rPr>
           <w:rStyle w:val="VerbatimChar"/>
         </w:rPr>
-        <w:t xml:space="preserve">sabit = 0x11</w:t>
+        <w:t xml:space="preserve">constant = 0x11</w:t>
       </w:r>
       <w:r>
         <w:t xml:space="preserve">):</w:t>
@@ -17745,7 +18373,7 @@
         <w:rPr>
           <w:rStyle w:val="VerbatimChar"/>
         </w:rPr>
-        <w:t xml:space="preserve">sabit ^ sabit = 0x11 ^ 0x11 = 0x00</w:t>
+        <w:t xml:space="preserve">constant ^ constant = 0x11 ^ 0x11 = 0x00</w:t>
       </w:r>
       <w:r>
         <w:t xml:space="preserve"> </w:t>
@@ -17830,7 +18458,7 @@
         <w:rPr>
           <w:rStyle w:val="VerbatimChar"/>
         </w:rPr>
-        <w:t xml:space="preserve">sabit</w:t>
+        <w:t xml:space="preserve">constant</w:t>
       </w:r>
       <w:r>
         <w:t xml:space="preserve"> </w:t>
@@ -17952,7 +18580,7 @@
         <w:rPr>
           <w:rStyle w:val="VerbatimChar"/>
         </w:rPr>
-        <w:t xml:space="preserve">crc ^= (sabit ^ sabit)</w:t>
+        <w:t xml:space="preserve">crc ^= (constant ^ constant)</w:t>
       </w:r>
       <w:r>
         <w:t xml:space="preserve"> </w:t>
@@ -18057,8 +18685,8 @@
         <w:t xml:space="preserve">is a common surprise.</w:t>
       </w:r>
     </w:p>
-    <w:bookmarkEnd w:id="86"/>
-    <w:bookmarkStart w:id="88" w:name="X117ae630a7072b8264d26bbbcf54f737ca2fdd1"/>
+    <w:bookmarkEnd w:id="95"/>
+    <w:bookmarkStart w:id="100" w:name="X117ae630a7072b8264d26bbbcf54f737ca2fdd1"/>
     <w:p>
       <w:pPr>
         <w:pStyle w:val="Heading3"/>
@@ -18212,6 +18840,80 @@
           <w:b/>
           <w:bCs/>
         </w:rPr>
+        <w:t xml:space="preserve">Origin:</w:t>
+      </w:r>
+      <w:r>
+        <w:t xml:space="preserve"> </w:t>
+      </w:r>
+      <w:r>
+        <w:t xml:space="preserve">this technique traces back academically to Wang, Hill, Knight, and Davidson’s</w:t>
+      </w:r>
+      <w:r>
+        <w:t xml:space="preserve"> </w:t>
+      </w:r>
+      <w:r>
+        <w:rPr>
+          <w:b/>
+          <w:bCs/>
+        </w:rPr>
+        <w:t xml:space="preserve">2000</w:t>
+      </w:r>
+      <w:r>
+        <w:t xml:space="preserve"> </w:t>
+      </w:r>
+      <w:r>
+        <w:t xml:space="preserve">report</w:t>
+      </w:r>
+      <w:r>
+        <w:t xml:space="preserve"> </w:t>
+      </w:r>
+      <w:r>
+        <w:t xml:space="preserve">“Software Tamper Resistance: Obstructing Static Analysis of Programs”</w:t>
+      </w:r>
+      <w:r>
+        <w:t xml:space="preserve"> </w:t>
+      </w:r>
+      <w:r>
+        <w:t xml:space="preserve">— they proved that flattening combined</w:t>
+      </w:r>
+      <w:r>
+        <w:t xml:space="preserve"> </w:t>
+      </w:r>
+      <w:r>
+        <w:t xml:space="preserve">with aliased-pointer indirect addressing makes precise static analysis</w:t>
+      </w:r>
+      <w:r>
+        <w:t xml:space="preserve"> </w:t>
+      </w:r>
+      <w:r>
+        <w:rPr>
+          <w:b/>
+          <w:bCs/>
+        </w:rPr>
+        <w:t xml:space="preserve">NP-hard</w:t>
+      </w:r>
+      <w:r>
+        <w:t xml:space="preserve"> </w:t>
+      </w:r>
+      <w:r>
+        <w:t xml:space="preserve">in the general case (see the</w:t>
+      </w:r>
+      <w:r>
+        <w:t xml:space="preserve"> </w:t>
+      </w:r>
+      <w:r>
+        <w:t xml:space="preserve">history box in section 1).</w:t>
+      </w:r>
+    </w:p>
+    <w:p>
+      <w:pPr>
+        <w:pStyle w:val="BodyText"/>
+      </w:pPr>
+      <w:r>
+        <w:rPr>
+          <w:b/>
+          <w:bCs/>
+        </w:rPr>
         <w:t xml:space="preserve">Flattening template (from week 4; here we strengthen it)</w:t>
       </w:r>
     </w:p>
@@ -18229,7 +18931,7 @@
         <w:rPr>
           <w:rStyle w:val="NormalTok"/>
         </w:rPr>
-        <w:t xml:space="preserve"> durum </w:t>
+        <w:t xml:space="preserve"> state </w:t>
       </w:r>
       <w:r>
         <w:rPr>
@@ -18241,7 +18943,7 @@
         <w:rPr>
           <w:rStyle w:val="NormalTok"/>
         </w:rPr>
-        <w:t xml:space="preserve"> BASLA</w:t>
+        <w:t xml:space="preserve"> START</w:t>
       </w:r>
       <w:r>
         <w:rPr>
@@ -18313,7 +19015,7 @@
         <w:rPr>
           <w:rStyle w:val="NormalTok"/>
         </w:rPr>
-        <w:t xml:space="preserve">durum</w:t>
+        <w:t xml:space="preserve">state</w:t>
       </w:r>
       <w:r>
         <w:rPr>
@@ -18352,7 +19054,7 @@
         <w:rPr>
           <w:rStyle w:val="NormalTok"/>
         </w:rPr>
-        <w:t xml:space="preserve"> BASLA</w:t>
+        <w:t xml:space="preserve"> START</w:t>
       </w:r>
       <w:r>
         <w:rPr>
@@ -18364,7 +19066,7 @@
         <w:rPr>
           <w:rStyle w:val="NormalTok"/>
         </w:rPr>
-        <w:t xml:space="preserve">  durum </w:t>
+        <w:t xml:space="preserve">  state </w:t>
       </w:r>
       <w:r>
         <w:rPr>
@@ -18376,7 +19078,7 @@
         <w:rPr>
           <w:rStyle w:val="NormalTok"/>
         </w:rPr>
-        <w:t xml:space="preserve"> ADIM1</w:t>
+        <w:t xml:space="preserve"> STEP1</w:t>
       </w:r>
       <w:r>
         <w:rPr>
@@ -18421,7 +19123,7 @@
         <w:rPr>
           <w:rStyle w:val="NormalTok"/>
         </w:rPr>
-        <w:t xml:space="preserve"> ADIM1</w:t>
+        <w:t xml:space="preserve"> STEP1</w:t>
       </w:r>
       <w:r>
         <w:rPr>
@@ -18433,7 +19135,7 @@
         <w:rPr>
           <w:rStyle w:val="NormalTok"/>
         </w:rPr>
-        <w:t xml:space="preserve">  durum </w:t>
+        <w:t xml:space="preserve">  state </w:t>
       </w:r>
       <w:r>
         <w:rPr>
@@ -18445,7 +19147,7 @@
         <w:rPr>
           <w:rStyle w:val="NormalTok"/>
         </w:rPr>
-        <w:t xml:space="preserve"> kosul </w:t>
+        <w:t xml:space="preserve"> condition </w:t>
       </w:r>
       <w:r>
         <w:rPr>
@@ -18457,7 +19159,7 @@
         <w:rPr>
           <w:rStyle w:val="NormalTok"/>
         </w:rPr>
-        <w:t xml:space="preserve"> ADIM2 </w:t>
+        <w:t xml:space="preserve"> STEP2 </w:t>
       </w:r>
       <w:r>
         <w:rPr>
@@ -18469,7 +19171,7 @@
         <w:rPr>
           <w:rStyle w:val="NormalTok"/>
         </w:rPr>
-        <w:t xml:space="preserve"> HATA</w:t>
+        <w:t xml:space="preserve"> FAIL</w:t>
       </w:r>
       <w:r>
         <w:rPr>
@@ -18514,7 +19216,7 @@
         <w:rPr>
           <w:rStyle w:val="NormalTok"/>
         </w:rPr>
-        <w:t xml:space="preserve"> ADIM2</w:t>
+        <w:t xml:space="preserve"> STEP2</w:t>
       </w:r>
       <w:r>
         <w:rPr>
@@ -18526,7 +19228,7 @@
         <w:rPr>
           <w:rStyle w:val="NormalTok"/>
         </w:rPr>
-        <w:t xml:space="preserve">  durum </w:t>
+        <w:t xml:space="preserve">  state </w:t>
       </w:r>
       <w:r>
         <w:rPr>
@@ -18538,7 +19240,7 @@
         <w:rPr>
           <w:rStyle w:val="NormalTok"/>
         </w:rPr>
-        <w:t xml:space="preserve"> BITIR</w:t>
+        <w:t xml:space="preserve"> DONE</w:t>
       </w:r>
       <w:r>
         <w:rPr>
@@ -18583,7 +19285,7 @@
         <w:rPr>
           <w:rStyle w:val="NormalTok"/>
         </w:rPr>
-        <w:t xml:space="preserve"> HATA</w:t>
+        <w:t xml:space="preserve"> FAIL</w:t>
       </w:r>
       <w:r>
         <w:rPr>
@@ -18607,7 +19309,7 @@
         <w:rPr>
           <w:rStyle w:val="NormalTok"/>
         </w:rPr>
-        <w:t xml:space="preserve"> RED</w:t>
+        <w:t xml:space="preserve"> DENIED</w:t>
       </w:r>
       <w:r>
         <w:rPr>
@@ -18634,7 +19336,7 @@
         <w:rPr>
           <w:rStyle w:val="NormalTok"/>
         </w:rPr>
-        <w:t xml:space="preserve"> BITIR</w:t>
+        <w:t xml:space="preserve"> DONE</w:t>
       </w:r>
       <w:r>
         <w:rPr>
@@ -18646,7 +19348,7 @@
         <w:rPr>
           <w:rStyle w:val="NormalTok"/>
         </w:rPr>
-        <w:t xml:space="preserve">  </w:t>
+        <w:t xml:space="preserve">   </w:t>
       </w:r>
       <w:r>
         <w:rPr>
@@ -18658,7 +19360,7 @@
         <w:rPr>
           <w:rStyle w:val="NormalTok"/>
         </w:rPr>
-        <w:t xml:space="preserve"> IZIN</w:t>
+        <w:t xml:space="preserve"> GRANTED</w:t>
       </w:r>
       <w:r>
         <w:rPr>
@@ -18703,7 +19405,7 @@
         <w:rPr>
           <w:rStyle w:val="NormalTok"/>
         </w:rPr>
-        <w:t xml:space="preserve"> RED</w:t>
+        <w:t xml:space="preserve"> DENIED</w:t>
       </w:r>
       <w:r>
         <w:rPr>
@@ -18758,7 +19460,7 @@
       <w:r>
         <w:t xml:space="preserve"> </w:t>
       </w:r>
-      <w:hyperlink r:id="rId87">
+      <w:hyperlink r:id="rId96">
         <w:r>
           <w:rPr>
             <w:rStyle w:val="Hyperlink"/>
@@ -19060,7 +19762,7 @@
         <w:rPr>
           <w:rStyle w:val="NormalTok"/>
         </w:rPr>
-        <w:t xml:space="preserve"> denetim</w:t>
+        <w:t xml:space="preserve"> check</w:t>
       </w:r>
       <w:r>
         <w:rPr>
@@ -19078,7 +19780,7 @@
         <w:rPr>
           <w:rStyle w:val="NormalTok"/>
         </w:rPr>
-        <w:t xml:space="preserve"> girdi</w:t>
+        <w:t xml:space="preserve"> input</w:t>
       </w:r>
       <w:r>
         <w:rPr>
@@ -19129,7 +19831,7 @@
         <w:rPr>
           <w:rStyle w:val="NormalTok"/>
         </w:rPr>
-        <w:t xml:space="preserve"> girdi </w:t>
+        <w:t xml:space="preserve"> input </w:t>
       </w:r>
       <w:r>
         <w:rPr>
@@ -19267,7 +19969,7 @@
         <w:rPr>
           <w:rStyle w:val="NormalTok"/>
         </w:rPr>
-        <w:t xml:space="preserve"> HATA</w:t>
+        <w:t xml:space="preserve"> FAIL</w:t>
       </w:r>
       <w:r>
         <w:rPr>
@@ -19391,7 +20093,7 @@
         <w:rPr>
           <w:rStyle w:val="NormalTok"/>
         </w:rPr>
-        <w:t xml:space="preserve"> denetim</w:t>
+        <w:t xml:space="preserve"> check</w:t>
       </w:r>
       <w:r>
         <w:rPr>
@@ -19409,7 +20111,7 @@
         <w:rPr>
           <w:rStyle w:val="NormalTok"/>
         </w:rPr>
-        <w:t xml:space="preserve"> girdi</w:t>
+        <w:t xml:space="preserve"> input</w:t>
       </w:r>
       <w:r>
         <w:rPr>
@@ -19448,7 +20150,7 @@
         <w:rPr>
           <w:rStyle w:val="NormalTok"/>
         </w:rPr>
-        <w:t xml:space="preserve"> durum </w:t>
+        <w:t xml:space="preserve"> state </w:t>
       </w:r>
       <w:r>
         <w:rPr>
@@ -19460,7 +20162,7 @@
         <w:rPr>
           <w:rStyle w:val="NormalTok"/>
         </w:rPr>
-        <w:t xml:space="preserve"> B1</w:t>
+        <w:t xml:space="preserve"> S1</w:t>
       </w:r>
       <w:r>
         <w:rPr>
@@ -19568,7 +20270,7 @@
         <w:rPr>
           <w:rStyle w:val="NormalTok"/>
         </w:rPr>
-        <w:t xml:space="preserve">durum</w:t>
+        <w:t xml:space="preserve">state</w:t>
       </w:r>
       <w:r>
         <w:rPr>
@@ -19607,7 +20309,7 @@
         <w:rPr>
           <w:rStyle w:val="NormalTok"/>
         </w:rPr>
-        <w:t xml:space="preserve"> B1</w:t>
+        <w:t xml:space="preserve"> S1</w:t>
       </w:r>
       <w:r>
         <w:rPr>
@@ -19631,7 +20333,7 @@
         <w:rPr>
           <w:rStyle w:val="NormalTok"/>
         </w:rPr>
-        <w:t xml:space="preserve"> girdi </w:t>
+        <w:t xml:space="preserve"> input </w:t>
       </w:r>
       <w:r>
         <w:rPr>
@@ -19661,7 +20363,7 @@
         <w:rPr>
           <w:rStyle w:val="NormalTok"/>
         </w:rPr>
-        <w:t xml:space="preserve"> durum </w:t>
+        <w:t xml:space="preserve"> state </w:t>
       </w:r>
       <w:r>
         <w:rPr>
@@ -19673,7 +20375,7 @@
         <w:rPr>
           <w:rStyle w:val="NormalTok"/>
         </w:rPr>
-        <w:t xml:space="preserve"> B2</w:t>
+        <w:t xml:space="preserve"> S2</w:t>
       </w:r>
       <w:r>
         <w:rPr>
@@ -19718,7 +20420,7 @@
         <w:rPr>
           <w:rStyle w:val="NormalTok"/>
         </w:rPr>
-        <w:t xml:space="preserve"> B2</w:t>
+        <w:t xml:space="preserve"> S2</w:t>
       </w:r>
       <w:r>
         <w:rPr>
@@ -19730,7 +20432,7 @@
         <w:rPr>
           <w:rStyle w:val="NormalTok"/>
         </w:rPr>
-        <w:t xml:space="preserve"> durum </w:t>
+        <w:t xml:space="preserve"> state </w:t>
       </w:r>
       <w:r>
         <w:rPr>
@@ -19796,7 +20498,7 @@
         <w:rPr>
           <w:rStyle w:val="NormalTok"/>
         </w:rPr>
-        <w:t xml:space="preserve"> B_HATA </w:t>
+        <w:t xml:space="preserve"> S_FAIL </w:t>
       </w:r>
       <w:r>
         <w:rPr>
@@ -19808,7 +20510,7 @@
         <w:rPr>
           <w:rStyle w:val="NormalTok"/>
         </w:rPr>
-        <w:t xml:space="preserve"> B3</w:t>
+        <w:t xml:space="preserve"> S3</w:t>
       </w:r>
       <w:r>
         <w:rPr>
@@ -19853,7 +20555,7 @@
         <w:rPr>
           <w:rStyle w:val="NormalTok"/>
         </w:rPr>
-        <w:t xml:space="preserve"> B3</w:t>
+        <w:t xml:space="preserve"> S3</w:t>
       </w:r>
       <w:r>
         <w:rPr>
@@ -19922,7 +20624,7 @@
         <w:rPr>
           <w:rStyle w:val="NormalTok"/>
         </w:rPr>
-        <w:t xml:space="preserve"> B_HATA</w:t>
+        <w:t xml:space="preserve"> S_FAIL</w:t>
       </w:r>
       <w:r>
         <w:rPr>
@@ -19946,7 +20648,7 @@
         <w:rPr>
           <w:rStyle w:val="NormalTok"/>
         </w:rPr>
-        <w:t xml:space="preserve"> HATA</w:t>
+        <w:t xml:space="preserve"> FAIL</w:t>
       </w:r>
       <w:r>
         <w:rPr>
@@ -19991,7 +20693,7 @@
         <w:rPr>
           <w:rStyle w:val="NormalTok"/>
         </w:rPr>
-        <w:t xml:space="preserve"> HATA</w:t>
+        <w:t xml:space="preserve"> FAIL</w:t>
       </w:r>
       <w:r>
         <w:rPr>
@@ -20065,7 +20767,7 @@
         <w:rPr>
           <w:rStyle w:val="VerbatimChar"/>
         </w:rPr>
-        <w:t xml:space="preserve">girdi = 4</w:t>
+        <w:t xml:space="preserve">input = 4</w:t>
       </w:r>
       <w:r>
         <w:t xml:space="preserve"> </w:t>
@@ -20080,7 +20782,7 @@
         <w:rPr>
           <w:rStyle w:val="VerbatimChar"/>
         </w:rPr>
-        <w:t xml:space="preserve">durum=B1</w:t>
+        <w:t xml:space="preserve">state=S1</w:t>
       </w:r>
       <w:r>
         <w:t xml:space="preserve"> </w:t>
@@ -20107,7 +20809,7 @@
         <w:rPr>
           <w:rStyle w:val="VerbatimChar"/>
         </w:rPr>
-        <w:t xml:space="preserve">durum=B2</w:t>
+        <w:t xml:space="preserve">state=S2</w:t>
       </w:r>
       <w:r>
         <w:t xml:space="preserve">.</w:t>
@@ -20119,7 +20821,7 @@
         <w:rPr>
           <w:rStyle w:val="VerbatimChar"/>
         </w:rPr>
-        <w:t xml:space="preserve">durum=B2</w:t>
+        <w:t xml:space="preserve">state=S2</w:t>
       </w:r>
       <w:r>
         <w:t xml:space="preserve"> </w:t>
@@ -20149,7 +20851,7 @@
         <w:rPr>
           <w:rStyle w:val="VerbatimChar"/>
         </w:rPr>
-        <w:t xml:space="preserve">durum=B3</w:t>
+        <w:t xml:space="preserve">state=S3</w:t>
       </w:r>
       <w:r>
         <w:t xml:space="preserve">.</w:t>
@@ -20161,7 +20863,7 @@
         <w:rPr>
           <w:rStyle w:val="VerbatimChar"/>
         </w:rPr>
-        <w:t xml:space="preserve">durum=B3</w:t>
+        <w:t xml:space="preserve">state=S3</w:t>
       </w:r>
       <w:r>
         <w:t xml:space="preserve"> </w:t>
@@ -20233,7 +20935,7 @@
           <w:b/>
           <w:bCs/>
         </w:rPr>
-        <w:t xml:space="preserve">girdi</w:t>
+        <w:t xml:space="preserve">input</w:t>
       </w:r>
       <w:r>
         <w:t xml:space="preserve"> </w:t>
@@ -20295,7 +20997,7 @@
         <w:t xml:space="preserve"> </w:t>
       </w:r>
       <w:r>
-        <w:t xml:space="preserve">information between them (B1 is always followed by B2) has been erased</w:t>
+        <w:t xml:space="preserve">information between them (S1 is always followed by S2) has been erased</w:t>
       </w:r>
       <w:r>
         <w:t xml:space="preserve"> </w:t>
@@ -20310,7 +21012,7 @@
         <w:rPr>
           <w:rStyle w:val="VerbatimChar"/>
         </w:rPr>
-        <w:t xml:space="preserve">durum</w:t>
+        <w:t xml:space="preserve">state</w:t>
       </w:r>
       <w:r>
         <w:t xml:space="preserve">’s value at runtime.</w:t>
@@ -20342,7 +21044,7 @@
         <w:rPr>
           <w:rStyle w:val="VerbatimChar"/>
         </w:rPr>
-        <w:t xml:space="preserve">B1=1, B2=2, B3=3, B_HATA=4</w:t>
+        <w:t xml:space="preserve">S1=1, S2=2, S3=3, S_FAIL=4</w:t>
       </w:r>
       <w:r>
         <w:t xml:space="preserve"> </w:t>
@@ -20429,8 +21131,209 @@
         <w:t xml:space="preserve">, not real protection.</w:t>
       </w:r>
     </w:p>
-    <w:bookmarkEnd w:id="88"/>
-    <w:bookmarkStart w:id="89" w:name="rule-k-05-random-exit-from-control-flow"/>
+    <w:p>
+      <w:pPr>
+        <w:pStyle w:val="FirstParagraph"/>
+      </w:pPr>
+      <w:r>
+        <w:t xml:space="preserve">Let’s now see this in this week’s</w:t>
+      </w:r>
+      <w:r>
+        <w:t xml:space="preserve"> </w:t>
+      </w:r>
+      <w:r>
+        <w:rPr>
+          <w:b/>
+          <w:bCs/>
+        </w:rPr>
+        <w:t xml:space="preserve">real</w:t>
+      </w:r>
+      <w:r>
+        <w:t xml:space="preserve"> </w:t>
+      </w:r>
+      <w:r>
+        <w:t xml:space="preserve">demo instead of the conceptual</w:t>
+      </w:r>
+      <w:r>
+        <w:t xml:space="preserve"> </w:t>
+      </w:r>
+      <w:r>
+        <w:rPr>
+          <w:rStyle w:val="VerbatimChar"/>
+        </w:rPr>
+        <w:t xml:space="preserve">check</w:t>
+      </w:r>
+      <w:r>
+        <w:t xml:space="preserve"> </w:t>
+      </w:r>
+      <w:r>
+        <w:t xml:space="preserve">example:</w:t>
+      </w:r>
+      <w:r>
+        <w:t xml:space="preserve"> </w:t>
+      </w:r>
+      <w:r>
+        <w:rPr>
+          <w:rStyle w:val="VerbatimChar"/>
+        </w:rPr>
+        <w:t xml:space="preserve">clean.c</w:t>
+      </w:r>
+      <w:r>
+        <w:t xml:space="preserve">’s natural</w:t>
+      </w:r>
+      <w:r>
+        <w:t xml:space="preserve"> </w:t>
+      </w:r>
+      <w:r>
+        <w:t xml:space="preserve">if-chain versus</w:t>
+      </w:r>
+      <w:r>
+        <w:t xml:space="preserve"> </w:t>
+      </w:r>
+      <w:r>
+        <w:rPr>
+          <w:rStyle w:val="VerbatimChar"/>
+        </w:rPr>
+        <w:t xml:space="preserve">obfuscated.c</w:t>
+      </w:r>
+      <w:r>
+        <w:t xml:space="preserve">’s</w:t>
+      </w:r>
+      <w:r>
+        <w:t xml:space="preserve"> </w:t>
+      </w:r>
+      <w:r>
+        <w:rPr>
+          <w:rStyle w:val="VerbatimChar"/>
+        </w:rPr>
+        <w:t xml:space="preserve">switch</w:t>
+      </w:r>
+      <w:r>
+        <w:t xml:space="preserve"> </w:t>
+      </w:r>
+      <w:r>
+        <w:t xml:space="preserve">dispatcher, side by side, for the same 10 tokens.</w:t>
+      </w:r>
+    </w:p>
+    <w:p>
+      <w:pPr>
+        <w:pStyle w:val="BodyText"/>
+      </w:pPr>
+      <w:r>
+        <w:drawing>
+          <wp:inline>
+            <wp:extent cx="5111999" cy="7839033"/>
+            <wp:effectExtent b="0" l="0" r="0" t="0"/>
+            <wp:docPr descr="Control-flow flattening — step by step" title="" id="98" name="Picture"/>
+            <a:graphic>
+              <a:graphicData uri="http://schemas.openxmlformats.org/drawingml/2006/picture">
+                <pic:pic>
+                  <pic:nvPicPr>
+                    <pic:cNvPr descr="flow-flattening-dispatcher.en.png" id="99" name="Picture"/>
+                    <pic:cNvPicPr>
+                      <a:picLocks noChangeArrowheads="1" noChangeAspect="1"/>
+                    </pic:cNvPicPr>
+                  </pic:nvPicPr>
+                  <pic:blipFill>
+                    <a:blip r:embed="rId97"/>
+                    <a:stretch>
+                      <a:fillRect/>
+                    </a:stretch>
+                  </pic:blipFill>
+                  <pic:spPr bwMode="auto">
+                    <a:xfrm>
+                      <a:off x="0" y="0"/>
+                      <a:ext cx="5111999" cy="7839033"/>
+                    </a:xfrm>
+                    <a:prstGeom prst="rect">
+                      <a:avLst/>
+                    </a:prstGeom>
+                    <a:noFill/>
+                    <a:ln w="9525">
+                      <a:noFill/>
+                      <a:headEnd/>
+                      <a:tailEnd/>
+                    </a:ln>
+                  </pic:spPr>
+                </pic:pic>
+              </a:graphicData>
+            </a:graphic>
+          </wp:inline>
+        </w:drawing>
+      </w:r>
+    </w:p>
+    <w:p>
+      <w:pPr>
+        <w:pStyle w:val="BodyText"/>
+      </w:pPr>
+      <w:r>
+        <w:t xml:space="preserve">Compare the</w:t>
+      </w:r>
+      <w:r>
+        <w:t xml:space="preserve"> </w:t>
+      </w:r>
+      <w:r>
+        <w:rPr>
+          <w:b/>
+          <w:bCs/>
+        </w:rPr>
+        <w:t xml:space="preserve">normal</w:t>
+      </w:r>
+      <w:r>
+        <w:t xml:space="preserve"> </w:t>
+      </w:r>
+      <w:r>
+        <w:t xml:space="preserve">(plain version) and</w:t>
+      </w:r>
+      <w:r>
+        <w:t xml:space="preserve"> </w:t>
+      </w:r>
+      <w:r>
+        <w:rPr>
+          <w:b/>
+          <w:bCs/>
+        </w:rPr>
+        <w:t xml:space="preserve">hard</w:t>
+      </w:r>
+      <w:r>
+        <w:t xml:space="preserve"> </w:t>
+      </w:r>
+      <w:r>
+        <w:t xml:space="preserve">(flattened version, same tokens) presets; the two</w:t>
+      </w:r>
+      <w:r>
+        <w:t xml:space="preserve"> </w:t>
+      </w:r>
+      <w:r>
+        <w:rPr>
+          <w:b/>
+          <w:bCs/>
+        </w:rPr>
+        <w:t xml:space="preserve">edge</w:t>
+      </w:r>
+      <w:r>
+        <w:rPr>
+          <w:b/>
+          <w:bCs/>
+        </w:rPr>
+        <w:t xml:space="preserve"> </w:t>
+      </w:r>
+      <w:r>
+        <w:rPr>
+          <w:b/>
+          <w:bCs/>
+        </w:rPr>
+        <w:t xml:space="preserve">cases</w:t>
+      </w:r>
+      <w:r>
+        <w:t xml:space="preserve"> </w:t>
+      </w:r>
+      <w:r>
+        <w:t xml:space="preserve">(all valid, all wrong length) show the dispatcher’s shortest and longest paths.</w:t>
+      </w:r>
+    </w:p>
+    <w:bookmarkEnd w:id="100"/>
+    <w:bookmarkStart w:id="101" w:name="rule-k-05-random-exit-from-control-flow"/>
     <w:p>
       <w:pPr>
         <w:pStyle w:val="Heading3"/>
@@ -20519,7 +21422,7 @@
         <w:rPr>
           <w:rStyle w:val="VerbatimChar"/>
         </w:rPr>
-        <w:t xml:space="preserve">return RED</w:t>
+        <w:t xml:space="preserve">return DENIED</w:t>
       </w:r>
       <w:r>
         <w:t xml:space="preserve"> </w:t>
@@ -20609,7 +21512,7 @@
         <w:rPr>
           <w:rStyle w:val="NormalTok"/>
         </w:rPr>
-        <w:t xml:space="preserve">imza_gecerli</w:t>
+        <w:t xml:space="preserve">signature_valid</w:t>
       </w:r>
       <w:r>
         <w:rPr>
@@ -20648,7 +21551,7 @@
         <w:rPr>
           <w:rStyle w:val="NormalTok"/>
         </w:rPr>
-        <w:t xml:space="preserve">    durum </w:t>
+        <w:t xml:space="preserve">    state </w:t>
       </w:r>
       <w:r>
         <w:rPr>
@@ -20660,7 +21563,7 @@
         <w:rPr>
           <w:rStyle w:val="NormalTok"/>
         </w:rPr>
-        <w:t xml:space="preserve"> kararsiz_deger</w:t>
+        <w:t xml:space="preserve"> unpredictable_value</w:t>
       </w:r>
       <w:r>
         <w:rPr>
@@ -20811,7 +21714,7 @@
         <w:rPr>
           <w:rStyle w:val="VerbatimChar"/>
         </w:rPr>
-        <w:t xml:space="preserve">kararsiz_deger()</w:t>
+        <w:t xml:space="preserve">unpredictable_value()</w:t>
       </w:r>
       <w:r>
         <w:t xml:space="preserve"> </w:t>
@@ -20952,8 +21855,8 @@
         <w:t xml:space="preserve">, violating the diversification principle from section 8.</w:t>
       </w:r>
     </w:p>
-    <w:bookmarkEnd w:id="89"/>
-    <w:bookmarkStart w:id="91" w:name="Xcf38abe51eeadf769d805b873dbf8c56b21211b"/>
+    <w:bookmarkEnd w:id="101"/>
+    <w:bookmarkStart w:id="103" w:name="Xcf38abe51eeadf769d805b873dbf8c56b21211b"/>
     <w:p>
       <w:pPr>
         <w:pStyle w:val="Heading3"/>
@@ -20966,7 +21869,7 @@
       <w:pPr>
         <w:pStyle w:val="FirstParagraph"/>
       </w:pPr>
-      <w:hyperlink r:id="rId87">
+      <w:hyperlink r:id="rId96">
         <w:r>
           <w:rPr>
             <w:rStyle w:val="Hyperlink"/>
@@ -21085,7 +21988,7 @@
         <w:rPr>
           <w:rStyle w:val="VerbatimChar"/>
         </w:rPr>
-        <w:t xml:space="preserve">esit_mi</w:t>
+        <w:t xml:space="preserve">is_equal</w:t>
       </w:r>
       <w:r>
         <w:t xml:space="preserve"> </w:t>
@@ -21287,7 +22190,7 @@
       <w:r>
         <w:t xml:space="preserve"> </w:t>
       </w:r>
-      <w:hyperlink r:id="rId90">
+      <w:hyperlink r:id="rId102">
         <w:r>
           <w:rPr>
             <w:rStyle w:val="Hyperlink"/>
@@ -21337,7 +22240,7 @@
         <w:rPr>
           <w:rStyle w:val="NormalTok"/>
         </w:rPr>
-        <w:t xml:space="preserve"> sabit_zamanli_esit_mi</w:t>
+        <w:t xml:space="preserve"> constant_time_equals</w:t>
       </w:r>
       <w:r>
         <w:rPr>
@@ -21490,7 +22393,7 @@
         <w:rPr>
           <w:rStyle w:val="NormalTok"/>
         </w:rPr>
-        <w:t xml:space="preserve"> fark </w:t>
+        <w:t xml:space="preserve"> diff </w:t>
       </w:r>
       <w:r>
         <w:rPr>
@@ -21634,7 +22537,7 @@
         <w:rPr>
           <w:rStyle w:val="NormalTok"/>
         </w:rPr>
-        <w:t xml:space="preserve">        fark </w:t>
+        <w:t xml:space="preserve">        diff </w:t>
       </w:r>
       <w:r>
         <w:rPr>
@@ -21772,7 +22675,7 @@
         <w:rPr>
           <w:rStyle w:val="NormalTok"/>
         </w:rPr>
-        <w:t xml:space="preserve"> fark </w:t>
+        <w:t xml:space="preserve"> diff </w:t>
       </w:r>
       <w:r>
         <w:rPr>
@@ -21882,7 +22785,7 @@
         <w:rPr>
           <w:rStyle w:val="VerbatimChar"/>
         </w:rPr>
-        <w:t xml:space="preserve">fark = 0x00</w:t>
+        <w:t xml:space="preserve">diff = 0x00</w:t>
       </w:r>
       <w:r>
         <w:t xml:space="preserve">.</w:t>
@@ -21918,7 +22821,7 @@
         <w:rPr>
           <w:rStyle w:val="VerbatimChar"/>
         </w:rPr>
-        <w:t xml:space="preserve">fark = 0x00 | 0x42 = 0x42</w:t>
+        <w:t xml:space="preserve">diff = 0x00 | 0x42 = 0x42</w:t>
       </w:r>
       <w:r>
         <w:t xml:space="preserve">.</w:t>
@@ -21954,7 +22857,7 @@
         <w:rPr>
           <w:rStyle w:val="VerbatimChar"/>
         </w:rPr>
-        <w:t xml:space="preserve">fark = 0x42 | 0x00 = 0x42</w:t>
+        <w:t xml:space="preserve">diff = 0x42 | 0x00 = 0x42</w:t>
       </w:r>
       <w:r>
         <w:t xml:space="preserve">. The loop</w:t>
@@ -21991,7 +22894,7 @@
         <w:rPr>
           <w:rStyle w:val="VerbatimChar"/>
         </w:rPr>
-        <w:t xml:space="preserve">fark = 0x42 ≠ 0</w:t>
+        <w:t xml:space="preserve">diff = 0x42 ≠ 0</w:t>
       </w:r>
       <w:r>
         <w:t xml:space="preserve">, and</w:t>
@@ -22003,7 +22906,7 @@
         <w:rPr>
           <w:rStyle w:val="VerbatimChar"/>
         </w:rPr>
-        <w:t xml:space="preserve">esit_mi</w:t>
+        <w:t xml:space="preserve">constant_time_equals</w:t>
       </w:r>
       <w:r>
         <w:t xml:space="preserve"> </w:t>
@@ -22178,7 +23081,7 @@
         <w:rPr>
           <w:rStyle w:val="CommentTok"/>
         </w:rPr>
-        <w:t xml:space="preserve">/* Real signature: int erisim_kontrol(const char *kod); */</w:t>
+        <w:t xml:space="preserve">/* Real signature: int access_check(const char *code); */</w:t>
       </w:r>
       <w:r>
         <w:br/>
@@ -22193,7 +23096,7 @@
         <w:rPr>
           <w:rStyle w:val="NormalTok"/>
         </w:rPr>
-        <w:t xml:space="preserve"> erisim_kontrol</w:t>
+        <w:t xml:space="preserve"> access_check</w:t>
       </w:r>
       <w:r>
         <w:rPr>
@@ -22235,7 +23138,7 @@
         <w:rPr>
           <w:rStyle w:val="NormalTok"/>
         </w:rPr>
-        <w:t xml:space="preserve">kod</w:t>
+        <w:t xml:space="preserve">code</w:t>
       </w:r>
       <w:r>
         <w:rPr>
@@ -22259,7 +23162,7 @@
         <w:rPr>
           <w:rStyle w:val="NormalTok"/>
         </w:rPr>
-        <w:t xml:space="preserve"> gunluk_seviyesi</w:t>
+        <w:t xml:space="preserve"> log_level</w:t>
       </w:r>
       <w:r>
         <w:rPr>
@@ -22295,7 +23198,7 @@
         <w:rPr>
           <w:rStyle w:val="NormalTok"/>
         </w:rPr>
-        <w:t xml:space="preserve">ayarlar</w:t>
+        <w:t xml:space="preserve">settings</w:t>
       </w:r>
       <w:r>
         <w:rPr>
@@ -22346,7 +23249,7 @@
         <w:rPr>
           <w:rStyle w:val="NormalTok"/>
         </w:rPr>
-        <w:t xml:space="preserve">gunluk_seviyesi</w:t>
+        <w:t xml:space="preserve">log_level</w:t>
       </w:r>
       <w:r>
         <w:rPr>
@@ -22397,7 +23300,7 @@
         <w:rPr>
           <w:rStyle w:val="NormalTok"/>
         </w:rPr>
-        <w:t xml:space="preserve">ayarlar</w:t>
+        <w:t xml:space="preserve">settings</w:t>
       </w:r>
       <w:r>
         <w:rPr>
@@ -22436,7 +23339,7 @@
         <w:rPr>
           <w:rStyle w:val="NormalTok"/>
         </w:rPr>
-        <w:t xml:space="preserve"> sabit_zamanli_esit_mi</w:t>
+        <w:t xml:space="preserve"> constant_time_equals</w:t>
       </w:r>
       <w:r>
         <w:rPr>
@@ -22478,7 +23381,7 @@
         <w:rPr>
           <w:rStyle w:val="NormalTok"/>
         </w:rPr>
-        <w:t xml:space="preserve">kod</w:t>
+        <w:t xml:space="preserve">code</w:t>
       </w:r>
       <w:r>
         <w:rPr>
@@ -22490,7 +23393,7 @@
         <w:rPr>
           <w:rStyle w:val="NormalTok"/>
         </w:rPr>
-        <w:t xml:space="preserve"> GERCEK_KOD</w:t>
+        <w:t xml:space="preserve"> REAL_CODE</w:t>
       </w:r>
       <w:r>
         <w:rPr>
@@ -22502,7 +23405,7 @@
         <w:rPr>
           <w:rStyle w:val="NormalTok"/>
         </w:rPr>
-        <w:t xml:space="preserve"> GERCEK_KOD_UZUNLUK</w:t>
+        <w:t xml:space="preserve"> REAL_CODE_LENGTH</w:t>
       </w:r>
       <w:r>
         <w:rPr>
@@ -22663,9 +23566,9 @@
         </w:pict>
       </w:r>
     </w:p>
-    <w:bookmarkEnd w:id="91"/>
-    <w:bookmarkEnd w:id="92"/>
-    <w:bookmarkStart w:id="99" w:name="data-obfuscation-rules"/>
+    <w:bookmarkEnd w:id="103"/>
+    <w:bookmarkEnd w:id="104"/>
+    <w:bookmarkStart w:id="117" w:name="data-obfuscation-rules"/>
     <w:p>
       <w:pPr>
         <w:pStyle w:val="Heading2"/>
@@ -22735,18 +23638,18 @@
           <wp:inline>
             <wp:extent cx="5759999" cy="2337337"/>
             <wp:effectExtent b="0" l="0" r="0" t="0"/>
-            <wp:docPr descr="Data obfuscation rules K-07 – K-09" title="" id="94" name="Picture"/>
+            <wp:docPr descr="Data obfuscation rules K-07 – K-09" title="" id="106" name="Picture"/>
             <a:graphic>
               <a:graphicData uri="http://schemas.openxmlformats.org/drawingml/2006/picture">
                 <pic:pic>
                   <pic:nvPicPr>
-                    <pic:cNvPr descr="h09-15-veri-gizleme-kurallari.png" id="95" name="Picture"/>
+                    <pic:cNvPr descr="h09-15-veri-gizleme-kurallari.png" id="107" name="Picture"/>
                     <pic:cNvPicPr>
                       <a:picLocks noChangeArrowheads="1" noChangeAspect="1"/>
                     </pic:cNvPicPr>
                   </pic:nvPicPr>
                   <pic:blipFill>
-                    <a:blip r:embed="rId93"/>
+                    <a:blip r:embed="rId105"/>
                     <a:stretch>
                       <a:fillRect/>
                     </a:stretch>
@@ -22773,7 +23676,7 @@
         </w:drawing>
       </w:r>
     </w:p>
-    <w:bookmarkStart w:id="96" w:name="rule-k-07-encoding-static-strings"/>
+    <w:bookmarkStart w:id="111" w:name="rule-k-07-encoding-static-strings"/>
     <w:p>
       <w:pPr>
         <w:pStyle w:val="Heading3"/>
@@ -22998,7 +23901,7 @@
         <w:rPr>
           <w:rStyle w:val="NormalTok"/>
         </w:rPr>
-        <w:t xml:space="preserve"> GIZLI</w:t>
+        <w:t xml:space="preserve"> HIDDEN</w:t>
       </w:r>
       <w:r>
         <w:rPr>
@@ -23127,7 +24030,7 @@
         <w:rPr>
           <w:rStyle w:val="NormalTok"/>
         </w:rPr>
-        <w:t xml:space="preserve"> kullan</w:t>
+        <w:t xml:space="preserve"> use</w:t>
       </w:r>
       <w:r>
         <w:rPr>
@@ -23196,7 +24099,7 @@
         <w:rPr>
           <w:rStyle w:val="NormalTok"/>
         </w:rPr>
-        <w:t xml:space="preserve"> GIZLI</w:t>
+        <w:t xml:space="preserve"> HIDDEN</w:t>
       </w:r>
       <w:r>
         <w:rPr>
@@ -23295,7 +24198,7 @@
         <w:rPr>
           <w:rStyle w:val="NormalTok"/>
         </w:rPr>
-        <w:t xml:space="preserve"> GIZLI</w:t>
+        <w:t xml:space="preserve"> HIDDEN</w:t>
       </w:r>
       <w:r>
         <w:rPr>
@@ -23355,7 +24258,7 @@
         <w:rPr>
           <w:rStyle w:val="NormalTok"/>
         </w:rPr>
-        <w:t xml:space="preserve"> GIZLI</w:t>
+        <w:t xml:space="preserve"> HIDDEN</w:t>
       </w:r>
       <w:r>
         <w:rPr>
@@ -23424,7 +24327,7 @@
         <w:rPr>
           <w:rStyle w:val="NormalTok"/>
         </w:rPr>
-        <w:t xml:space="preserve">    isle</w:t>
+        <w:t xml:space="preserve">    process</w:t>
       </w:r>
       <w:r>
         <w:rPr>
@@ -23460,7 +24363,7 @@
         <w:rPr>
           <w:rStyle w:val="NormalTok"/>
         </w:rPr>
-        <w:t xml:space="preserve"> GIZLI</w:t>
+        <w:t xml:space="preserve"> HIDDEN</w:t>
       </w:r>
       <w:r>
         <w:rPr>
@@ -23475,7 +24378,7 @@
         <w:rPr>
           <w:rStyle w:val="NormalTok"/>
         </w:rPr>
-        <w:t xml:space="preserve">    memset_s_benzeri</w:t>
+        <w:t xml:space="preserve">    secure_wipe</w:t>
       </w:r>
       <w:r>
         <w:rPr>
@@ -23681,7 +24584,7 @@
           <w:b/>
           <w:bCs/>
         </w:rPr>
-        <w:t xml:space="preserve">GIZLI</w:t>
+        <w:t xml:space="preserve">HIDDEN</w:t>
       </w:r>
       <w:r>
         <w:rPr>
@@ -23710,7 +24613,7 @@
         <w:rPr>
           <w:rStyle w:val="VerbatimChar"/>
         </w:rPr>
-        <w:t xml:space="preserve">GIZLI = {0x3B, 0x2A, 0x2E, 0x2E, 0x2D}</w:t>
+        <w:t xml:space="preserve">HIDDEN = {0x3B, 0x2A, 0x2E, 0x2E, 0x2D}</w:t>
       </w:r>
       <w:r>
         <w:t xml:space="preserve"> </w:t>
@@ -23779,7 +24682,7 @@
               <w:rPr>
                 <w:rStyle w:val="VerbatimChar"/>
               </w:rPr>
-              <w:t xml:space="preserve">GIZLI[i]</w:t>
+              <w:t xml:space="preserve">HIDDEN[i]</w:t>
             </w:r>
           </w:p>
         </w:tc>
@@ -24503,7 +25406,7 @@
         <w:rPr>
           <w:rStyle w:val="VerbatimChar"/>
         </w:rPr>
-        <w:t xml:space="preserve">memset_s_benzeri(tmp, sizeof tmp)</w:t>
+        <w:t xml:space="preserve">secure_wipe(tmp, sizeof tmp)</w:t>
       </w:r>
       <w:r>
         <w:t xml:space="preserve"> </w:t>
@@ -24791,8 +25694,177 @@
         <w:t xml:space="preserve">) or hardware.</w:t>
       </w:r>
     </w:p>
-    <w:bookmarkEnd w:id="96"/>
-    <w:bookmarkStart w:id="97" w:name="X47b83916b5192cf0bfbde59c246c2c3cdd16014"/>
+    <w:p>
+      <w:pPr>
+        <w:pStyle w:val="FirstParagraph"/>
+      </w:pPr>
+      <w:r>
+        <w:t xml:space="preserve">Let’s now look at this week’s</w:t>
+      </w:r>
+      <w:r>
+        <w:t xml:space="preserve"> </w:t>
+      </w:r>
+      <w:r>
+        <w:rPr>
+          <w:b/>
+          <w:bCs/>
+        </w:rPr>
+        <w:t xml:space="preserve">real</w:t>
+      </w:r>
+      <w:r>
+        <w:t xml:space="preserve"> </w:t>
+      </w:r>
+      <w:r>
+        <w:rPr>
+          <w:rStyle w:val="VerbatimChar"/>
+        </w:rPr>
+        <w:t xml:space="preserve">obfuscated.c</w:t>
+      </w:r>
+      <w:r>
+        <w:t xml:space="preserve"> </w:t>
+      </w:r>
+      <w:r>
+        <w:t xml:space="preserve">code instead of the conceptual</w:t>
+      </w:r>
+      <w:r>
+        <w:t xml:space="preserve"> </w:t>
+      </w:r>
+      <w:r>
+        <w:rPr>
+          <w:rStyle w:val="VerbatimChar"/>
+        </w:rPr>
+        <w:t xml:space="preserve">HIDDEN</w:t>
+      </w:r>
+      <w:r>
+        <w:t xml:space="preserve">/</w:t>
+      </w:r>
+      <w:r>
+        <w:rPr>
+          <w:rStyle w:val="VerbatimChar"/>
+        </w:rPr>
+        <w:t xml:space="preserve">apttw</w:t>
+      </w:r>
+      <w:r>
+        <w:t xml:space="preserve"> </w:t>
+      </w:r>
+      <w:r>
+        <w:t xml:space="preserve">example —</w:t>
+      </w:r>
+      <w:r>
+        <w:t xml:space="preserve"> </w:t>
+      </w:r>
+      <w:r>
+        <w:rPr>
+          <w:rStyle w:val="VerbatimChar"/>
+        </w:rPr>
+        <w:t xml:space="preserve">ENCODED[]</w:t>
+      </w:r>
+      <w:r>
+        <w:t xml:space="preserve">’s whole lifetime: stays encoded, decoded only at use, wiped immediately:</w:t>
+      </w:r>
+    </w:p>
+    <w:p>
+      <w:pPr>
+        <w:pStyle w:val="BodyText"/>
+      </w:pPr>
+      <w:r>
+        <w:drawing>
+          <wp:inline>
+            <wp:extent cx="5111999" cy="11003152"/>
+            <wp:effectExtent b="0" l="0" r="0" t="0"/>
+            <wp:docPr descr="String encryption — step by step" title="" id="109" name="Picture"/>
+            <a:graphic>
+              <a:graphicData uri="http://schemas.openxmlformats.org/drawingml/2006/picture">
+                <pic:pic>
+                  <pic:nvPicPr>
+                    <pic:cNvPr descr="string-encryption.en.png" id="110" name="Picture"/>
+                    <pic:cNvPicPr>
+                      <a:picLocks noChangeArrowheads="1" noChangeAspect="1"/>
+                    </pic:cNvPicPr>
+                  </pic:nvPicPr>
+                  <pic:blipFill>
+                    <a:blip r:embed="rId108"/>
+                    <a:stretch>
+                      <a:fillRect/>
+                    </a:stretch>
+                  </pic:blipFill>
+                  <pic:spPr bwMode="auto">
+                    <a:xfrm>
+                      <a:off x="0" y="0"/>
+                      <a:ext cx="5111999" cy="11003152"/>
+                    </a:xfrm>
+                    <a:prstGeom prst="rect">
+                      <a:avLst/>
+                    </a:prstGeom>
+                    <a:noFill/>
+                    <a:ln w="9525">
+                      <a:noFill/>
+                      <a:headEnd/>
+                      <a:tailEnd/>
+                    </a:ln>
+                  </pic:spPr>
+                </pic:pic>
+              </a:graphicData>
+            </a:graphic>
+          </wp:inline>
+        </w:drawing>
+      </w:r>
+    </w:p>
+    <w:p>
+      <w:pPr>
+        <w:pStyle w:val="BodyText"/>
+      </w:pPr>
+      <w:r>
+        <w:t xml:space="preserve">Try the</w:t>
+      </w:r>
+      <w:r>
+        <w:t xml:space="preserve"> </w:t>
+      </w:r>
+      <w:r>
+        <w:rPr>
+          <w:b/>
+          <w:bCs/>
+        </w:rPr>
+        <w:t xml:space="preserve">normal</w:t>
+      </w:r>
+      <w:r>
+        <w:t xml:space="preserve">,</w:t>
+      </w:r>
+      <w:r>
+        <w:t xml:space="preserve"> </w:t>
+      </w:r>
+      <w:r>
+        <w:rPr>
+          <w:b/>
+          <w:bCs/>
+        </w:rPr>
+        <w:t xml:space="preserve">hard</w:t>
+      </w:r>
+      <w:r>
+        <w:t xml:space="preserve"> </w:t>
+      </w:r>
+      <w:r>
+        <w:t xml:space="preserve">(the valid token repeated — does the wipe run every time?) and two</w:t>
+      </w:r>
+      <w:r>
+        <w:t xml:space="preserve"> </w:t>
+      </w:r>
+      <w:r>
+        <w:rPr>
+          <w:b/>
+          <w:bCs/>
+        </w:rPr>
+        <w:t xml:space="preserve">edge-case</w:t>
+      </w:r>
+      <w:r>
+        <w:t xml:space="preserve"> </w:t>
+      </w:r>
+      <w:r>
+        <w:t xml:space="preserve">presets.</w:t>
+      </w:r>
+    </w:p>
+    <w:bookmarkEnd w:id="111"/>
+    <w:bookmarkStart w:id="115" w:name="X47b83916b5192cf0bfbde59c246c2c3cdd16014"/>
     <w:p>
       <w:pPr>
         <w:pStyle w:val="Heading3"/>
@@ -25018,7 +26090,7 @@
         <w:rPr>
           <w:rStyle w:val="NormalTok"/>
         </w:rPr>
-        <w:t xml:space="preserve"> Karar</w:t>
+        <w:t xml:space="preserve"> Decision</w:t>
       </w:r>
       <w:r>
         <w:rPr>
@@ -25039,7 +26111,7 @@
         <w:rPr>
           <w:rStyle w:val="NormalTok"/>
         </w:rPr>
-        <w:t xml:space="preserve"> Karar izin_ver</w:t>
+        <w:t xml:space="preserve"> Decision allow</w:t>
       </w:r>
       <w:r>
         <w:rPr>
@@ -25099,7 +26171,7 @@
         <w:rPr>
           <w:rStyle w:val="NormalTok"/>
         </w:rPr>
-        <w:t xml:space="preserve">Karar</w:t>
+        <w:t xml:space="preserve">Decision</w:t>
       </w:r>
       <w:r>
         <w:rPr>
@@ -25210,7 +26282,7 @@
         <w:rPr>
           <w:rStyle w:val="NormalTok"/>
         </w:rPr>
-        <w:t xml:space="preserve">  karar_izin_mi</w:t>
+        <w:t xml:space="preserve">  decision_grants</w:t>
       </w:r>
       <w:r>
         <w:rPr>
@@ -25222,7 +26294,7 @@
         <w:rPr>
           <w:rStyle w:val="NormalTok"/>
         </w:rPr>
-        <w:t xml:space="preserve">Karar k</w:t>
+        <w:t xml:space="preserve">Decision k</w:t>
       </w:r>
       <w:r>
         <w:rPr>
@@ -26634,7 +27706,7 @@
         <w:rPr>
           <w:rStyle w:val="VerbatimChar"/>
         </w:rPr>
-        <w:t xml:space="preserve">karar_izin_mi</w:t>
+        <w:t xml:space="preserve">decision_grants</w:t>
       </w:r>
       <w:r>
         <w:t xml:space="preserve"> </w:t>
@@ -26948,841 +28020,991 @@
         <w:t xml:space="preserve">constant itself can also be encoded with K-02.</w:t>
       </w:r>
     </w:p>
-    <w:bookmarkEnd w:id="97"/>
-    <w:bookmarkStart w:id="98" w:name="X2af5800807dc1243b01eda639ca148334c40367"/>
-    <w:p>
-      <w:pPr>
-        <w:pStyle w:val="Heading3"/>
-      </w:pPr>
-      <w:r>
-        <w:t xml:space="preserve">RULE K-09 — Variable splitting, merging, and array restructuring</w:t>
-      </w:r>
-    </w:p>
     <w:p>
       <w:pPr>
         <w:pStyle w:val="FirstParagraph"/>
       </w:pPr>
       <w:r>
-        <w:rPr>
-          <w:b/>
-          <w:bCs/>
-        </w:rPr>
-        <w:t xml:space="preserve">What does it protect?</w:t>
-      </w:r>
-      <w:r>
-        <w:t xml:space="preserve"> </w:t>
-      </w:r>
-      <w:r>
-        <w:t xml:space="preserve">The recognisable footprint of a sensitive variable in memory. Patterns like</w:t>
-      </w:r>
-      <w:r>
-        <w:t xml:space="preserve"> </w:t>
-      </w:r>
-      <w:r>
-        <w:t xml:space="preserve">“a 32-byte</w:t>
-      </w:r>
-      <w:r>
-        <w:t xml:space="preserve"> </w:t>
-      </w:r>
-      <w:r>
-        <w:t xml:space="preserve">block = an AES key”</w:t>
-      </w:r>
-      <w:r>
-        <w:t xml:space="preserve"> </w:t>
-      </w:r>
-      <w:r>
-        <w:t xml:space="preserve">point the attacker straight at it.</w:t>
-      </w:r>
-      <w:r>
-        <w:t xml:space="preserve"> </w:t>
-      </w:r>
-      <w:r>
-        <w:rPr>
-          <w:b/>
-          <w:bCs/>
-        </w:rPr>
-        <w:t xml:space="preserve">How?</w:t>
-      </w:r>
-      <w:r>
-        <w:t xml:space="preserve"> </w:t>
-      </w:r>
-      <w:r>
-        <w:t xml:space="preserve">A variable is</w:t>
-      </w:r>
-      <w:r>
-        <w:t xml:space="preserve"> </w:t>
-      </w:r>
-      <w:r>
-        <w:rPr>
-          <w:b/>
-          <w:bCs/>
-        </w:rPr>
-        <w:t xml:space="preserve">split</w:t>
-      </w:r>
-      <w:r>
-        <w:t xml:space="preserve"> </w:t>
-      </w:r>
-      <w:r>
-        <w:t xml:space="preserve">into two parts (e.g.,</w:t>
-      </w:r>
-      <w:r>
-        <w:t xml:space="preserve"> </w:t>
-      </w:r>
-      <w:r>
-        <w:t xml:space="preserve">computing a 32-bit value from two 16-bit shares), several variables are</w:t>
-      </w:r>
-      <w:r>
-        <w:t xml:space="preserve"> </w:t>
-      </w:r>
-      <w:r>
-        <w:rPr>
-          <w:b/>
-          <w:bCs/>
-        </w:rPr>
-        <w:t xml:space="preserve">merged</w:t>
-      </w:r>
-      <w:r>
-        <w:t xml:space="preserve"> </w:t>
-      </w:r>
-      <w:r>
-        <w:t xml:space="preserve">into a single word, arrays are</w:t>
-      </w:r>
-      <w:r>
-        <w:t xml:space="preserve"> </w:t>
-      </w:r>
-      <w:r>
-        <w:t xml:space="preserve">rearranged; buffer sizes, order, and layout are changed, bogus padding is inserted between them, and buffers are</w:t>
-      </w:r>
-      <w:r>
-        <w:t xml:space="preserve"> </w:t>
-      </w:r>
-      <w:r>
-        <w:t xml:space="preserve">filled with random values after use.</w:t>
+        <w:t xml:space="preserve">This week’s demo applies the same idea in</w:t>
+      </w:r>
+      <w:r>
+        <w:t xml:space="preserve"> </w:t>
+      </w:r>
+      <w:r>
+        <w:rPr>
+          <w:rStyle w:val="VerbatimChar"/>
+        </w:rPr>
+        <w:t xml:space="preserve">obfuscated.c</w:t>
+      </w:r>
+      <w:r>
+        <w:t xml:space="preserve">’s</w:t>
+      </w:r>
+      <w:r>
+        <w:t xml:space="preserve"> </w:t>
+      </w:r>
+      <w:r>
+        <w:rPr>
+          <w:rStyle w:val="VerbatimChar"/>
+        </w:rPr>
+        <w:t xml:space="preserve">Decision{a,b}</w:t>
+      </w:r>
+      <w:r>
+        <w:t xml:space="preserve"> </w:t>
+      </w:r>
+      <w:r>
+        <w:t xml:space="preserve">— compared side by side with a plain</w:t>
+      </w:r>
+      <w:r>
+        <w:t xml:space="preserve"> </w:t>
+      </w:r>
+      <w:r>
+        <w:rPr>
+          <w:rStyle w:val="VerbatimChar"/>
+        </w:rPr>
+        <w:t xml:space="preserve">int result</w:t>
+      </w:r>
+      <w:r>
+        <w:t xml:space="preserve"> </w:t>
+      </w:r>
+      <w:r>
+        <w:t xml:space="preserve">(0/1): which one gives its meaning away instantly in a memory dump?</w:t>
       </w:r>
     </w:p>
     <w:p>
       <w:pPr>
         <w:pStyle w:val="BodyText"/>
-      </w:pPr>
-      <w:r>
-        <w:rPr>
-          <w:b/>
-          <w:bCs/>
-        </w:rPr>
-        <w:t xml:space="preserve">Cost:</w:t>
-      </w:r>
-      <w:r>
-        <w:t xml:space="preserve"> </w:t>
-      </w:r>
-      <w:r>
-        <w:t xml:space="preserve">low–medium.</w:t>
-      </w:r>
-      <w:r>
-        <w:t xml:space="preserve"> </w:t>
-      </w:r>
-      <w:r>
-        <w:rPr>
-          <w:b/>
-          <w:bCs/>
-        </w:rPr>
-        <w:t xml:space="preserve">Limit:</w:t>
-      </w:r>
-      <w:r>
-        <w:t xml:space="preserve"> </w:t>
-      </w:r>
-      <w:r>
-        <w:t xml:space="preserve">it only slows down static/pattern analysis.</w:t>
-      </w:r>
-      <w:r>
-        <w:t xml:space="preserve"> </w:t>
-      </w:r>
-      <w:r>
-        <w:rPr>
-          <w:b/>
-          <w:bCs/>
-        </w:rPr>
-        <w:t xml:space="preserve">Measurement:</w:t>
-      </w:r>
-      <w:r>
-        <w:t xml:space="preserve"> </w:t>
-      </w:r>
-      <w:r>
-        <w:t xml:space="preserve">how long it takes to</w:t>
-      </w:r>
-      <w:r>
-        <w:t xml:space="preserve"> </w:t>
-      </w:r>
-      <w:r>
-        <w:t xml:space="preserve">recognise the sensitive buffer from its memory pattern.</w:t>
-      </w:r>
-    </w:p>
-    <w:p>
-      <w:pPr>
-        <w:pStyle w:val="BodyText"/>
-      </w:pPr>
-      <w:r>
-        <w:rPr>
-          <w:b/>
-          <w:bCs/>
-        </w:rPr>
-        <w:t xml:space="preserve">Worked example: let’s split a 32-bit value and merge it back.</w:t>
-      </w:r>
-      <w:r>
-        <w:t xml:space="preserve"> </w:t>
-      </w:r>
-      <w:r>
-        <w:t xml:space="preserve">Say the value we want to store is</w:t>
-      </w:r>
-      <w:r>
-        <w:t xml:space="preserve"> </w:t>
-      </w:r>
-      <w:r>
-        <w:rPr>
-          <w:rStyle w:val="VerbatimChar"/>
-        </w:rPr>
-        <w:t xml:space="preserve">0x1234ABCD</w:t>
-      </w:r>
-      <w:r>
-        <w:t xml:space="preserve"> </w:t>
-      </w:r>
-      <w:r>
-        <w:t xml:space="preserve">(32-bit). Instead of keeping it as a single 4-byte block, let’s split it into two separate 16-bit</w:t>
-      </w:r>
-      <w:r>
-        <w:t xml:space="preserve"> </w:t>
-      </w:r>
-      <w:r>
-        <w:rPr>
-          <w:b/>
-          <w:bCs/>
-        </w:rPr>
-        <w:t xml:space="preserve">shares</w:t>
-      </w:r>
-      <w:r>
-        <w:t xml:space="preserve">:</w:t>
-      </w:r>
-    </w:p>
-    <w:p>
-      <w:pPr>
-        <w:pStyle w:val="BodyText"/>
-      </w:pPr>
-      <w:r>
-        <w:rPr>
-          <w:b/>
-          <w:bCs/>
-        </w:rPr>
-        <w:t xml:space="preserve">Variable splitting and re-merging</w:t>
-      </w:r>
-    </w:p>
-    <w:p>
-      <w:pPr>
-        <w:pStyle w:val="SourceCode"/>
-      </w:pPr>
-      <w:r>
-        <w:rPr>
-          <w:rStyle w:val="DataTypeTok"/>
-        </w:rPr>
-        <w:t xml:space="preserve">uint16_t</w:t>
-      </w:r>
-      <w:r>
-        <w:rPr>
-          <w:rStyle w:val="NormalTok"/>
-        </w:rPr>
-        <w:t xml:space="preserve"> yuksek </w:t>
-      </w:r>
-      <w:r>
-        <w:rPr>
-          <w:rStyle w:val="OperatorTok"/>
-        </w:rPr>
-        <w:t xml:space="preserve">=</w:t>
-      </w:r>
-      <w:r>
-        <w:rPr>
-          <w:rStyle w:val="NormalTok"/>
-        </w:rPr>
-        <w:t xml:space="preserve"> </w:t>
-      </w:r>
-      <w:r>
-        <w:rPr>
-          <w:rStyle w:val="BaseNTok"/>
-        </w:rPr>
-        <w:t xml:space="preserve">0x1234</w:t>
-      </w:r>
-      <w:r>
-        <w:rPr>
-          <w:rStyle w:val="OperatorTok"/>
-        </w:rPr>
-        <w:t xml:space="preserve">;</w:t>
-      </w:r>
-      <w:r>
-        <w:rPr>
-          <w:rStyle w:val="NormalTok"/>
-        </w:rPr>
-        <w:t xml:space="preserve">   </w:t>
-      </w:r>
-      <w:r>
-        <w:rPr>
-          <w:rStyle w:val="CommentTok"/>
-        </w:rPr>
-        <w:t xml:space="preserve">/* upper 16 bits — in a separate variable, perhaps a separate struct */</w:t>
-      </w:r>
-      <w:r>
-        <w:br/>
-      </w:r>
-      <w:r>
-        <w:rPr>
-          <w:rStyle w:val="DataTypeTok"/>
-        </w:rPr>
-        <w:t xml:space="preserve">uint16_t</w:t>
-      </w:r>
-      <w:r>
-        <w:rPr>
-          <w:rStyle w:val="NormalTok"/>
-        </w:rPr>
-        <w:t xml:space="preserve"> dusuk  </w:t>
-      </w:r>
-      <w:r>
-        <w:rPr>
-          <w:rStyle w:val="OperatorTok"/>
-        </w:rPr>
-        <w:t xml:space="preserve">=</w:t>
-      </w:r>
-      <w:r>
-        <w:rPr>
-          <w:rStyle w:val="NormalTok"/>
-        </w:rPr>
-        <w:t xml:space="preserve"> </w:t>
-      </w:r>
-      <w:r>
-        <w:rPr>
-          <w:rStyle w:val="BaseNTok"/>
-        </w:rPr>
-        <w:t xml:space="preserve">0xABCD</w:t>
-      </w:r>
-      <w:r>
-        <w:rPr>
-          <w:rStyle w:val="OperatorTok"/>
-        </w:rPr>
-        <w:t xml:space="preserve">;</w:t>
-      </w:r>
-      <w:r>
-        <w:rPr>
-          <w:rStyle w:val="NormalTok"/>
-        </w:rPr>
-        <w:t xml:space="preserve">   </w:t>
-      </w:r>
-      <w:r>
-        <w:rPr>
-          <w:rStyle w:val="CommentTok"/>
-        </w:rPr>
-        <w:t xml:space="preserve">/* lower 16 bits — kept somewhere else in the code */</w:t>
-      </w:r>
-      <w:r>
-        <w:br/>
-      </w:r>
-      <w:r>
-        <w:br/>
-      </w:r>
-      <w:r>
-        <w:rPr>
-          <w:rStyle w:val="DataTypeTok"/>
-        </w:rPr>
-        <w:t xml:space="preserve">uint32_t</w:t>
-      </w:r>
-      <w:r>
-        <w:rPr>
-          <w:rStyle w:val="NormalTok"/>
-        </w:rPr>
-        <w:t xml:space="preserve"> deger </w:t>
-      </w:r>
-      <w:r>
-        <w:rPr>
-          <w:rStyle w:val="OperatorTok"/>
-        </w:rPr>
-        <w:t xml:space="preserve">=</w:t>
-      </w:r>
-      <w:r>
-        <w:rPr>
-          <w:rStyle w:val="NormalTok"/>
-        </w:rPr>
-        <w:t xml:space="preserve"> </w:t>
-      </w:r>
-      <w:r>
-        <w:rPr>
-          <w:rStyle w:val="OperatorTok"/>
-        </w:rPr>
-        <w:t xml:space="preserve">((</w:t>
-      </w:r>
-      <w:r>
-        <w:rPr>
-          <w:rStyle w:val="DataTypeTok"/>
-        </w:rPr>
-        <w:t xml:space="preserve">uint32_t</w:t>
-      </w:r>
-      <w:r>
-        <w:rPr>
-          <w:rStyle w:val="OperatorTok"/>
-        </w:rPr>
-        <w:t xml:space="preserve">)</w:t>
-      </w:r>
-      <w:r>
-        <w:rPr>
-          <w:rStyle w:val="NormalTok"/>
-        </w:rPr>
-        <w:t xml:space="preserve">yuksek </w:t>
-      </w:r>
-      <w:r>
-        <w:rPr>
-          <w:rStyle w:val="OperatorTok"/>
-        </w:rPr>
-        <w:t xml:space="preserve">&lt;&lt;</w:t>
-      </w:r>
-      <w:r>
-        <w:rPr>
-          <w:rStyle w:val="NormalTok"/>
-        </w:rPr>
-        <w:t xml:space="preserve"> </w:t>
-      </w:r>
-      <w:r>
-        <w:rPr>
-          <w:rStyle w:val="DecValTok"/>
-        </w:rPr>
-        <w:t xml:space="preserve">16</w:t>
-      </w:r>
-      <w:r>
-        <w:rPr>
-          <w:rStyle w:val="OperatorTok"/>
-        </w:rPr>
-        <w:t xml:space="preserve">)</w:t>
-      </w:r>
-      <w:r>
-        <w:rPr>
-          <w:rStyle w:val="NormalTok"/>
-        </w:rPr>
-        <w:t xml:space="preserve"> </w:t>
-      </w:r>
-      <w:r>
-        <w:rPr>
-          <w:rStyle w:val="OperatorTok"/>
-        </w:rPr>
-        <w:t xml:space="preserve">|</w:t>
-      </w:r>
-      <w:r>
-        <w:rPr>
-          <w:rStyle w:val="NormalTok"/>
-        </w:rPr>
-        <w:t xml:space="preserve"> dusuk</w:t>
-      </w:r>
-      <w:r>
-        <w:rPr>
-          <w:rStyle w:val="OperatorTok"/>
-        </w:rPr>
-        <w:t xml:space="preserve">;</w:t>
-      </w:r>
-      <w:r>
-        <w:rPr>
-          <w:rStyle w:val="NormalTok"/>
-        </w:rPr>
-        <w:t xml:space="preserve">   </w:t>
-      </w:r>
-      <w:r>
-        <w:rPr>
-          <w:rStyle w:val="CommentTok"/>
-        </w:rPr>
-        <w:t xml:space="preserve">/* re-merged at the moment of use */</w:t>
-      </w:r>
-    </w:p>
-    <w:p>
-      <w:pPr>
-        <w:pStyle w:val="FirstParagraph"/>
-      </w:pPr>
-      <w:r>
-        <w:t xml:space="preserve">Let’s verify:</w:t>
-      </w:r>
-      <w:r>
-        <w:t xml:space="preserve"> </w:t>
-      </w:r>
-      <w:r>
-        <w:rPr>
-          <w:rStyle w:val="VerbatimChar"/>
-        </w:rPr>
-        <w:t xml:space="preserve">yuksek &lt;&lt; 16</w:t>
-      </w:r>
-      <w:r>
-        <w:t xml:space="preserve"> </w:t>
-      </w:r>
-      <w:r>
-        <w:t xml:space="preserve">shifts</w:t>
-      </w:r>
-      <w:r>
-        <w:t xml:space="preserve"> </w:t>
-      </w:r>
-      <w:r>
-        <w:rPr>
-          <w:rStyle w:val="VerbatimChar"/>
-        </w:rPr>
-        <w:t xml:space="preserve">0x1234</w:t>
-      </w:r>
-      <w:r>
-        <w:t xml:space="preserve"> </w:t>
-      </w:r>
-      <w:r>
-        <w:t xml:space="preserve">left by 16 bits →</w:t>
-      </w:r>
-      <w:r>
-        <w:t xml:space="preserve"> </w:t>
-      </w:r>
-      <w:r>
-        <w:rPr>
-          <w:rStyle w:val="VerbatimChar"/>
-        </w:rPr>
-        <w:t xml:space="preserve">0x12340000</w:t>
-      </w:r>
-      <w:r>
-        <w:t xml:space="preserve">. OR-ing this with</w:t>
-      </w:r>
-      <w:r>
-        <w:t xml:space="preserve"> </w:t>
-      </w:r>
-      <w:r>
-        <w:rPr>
-          <w:rStyle w:val="VerbatimChar"/>
-        </w:rPr>
-        <w:t xml:space="preserve">dusuk = 0x0000ABCD</w:t>
-      </w:r>
-      <w:r>
-        <w:t xml:space="preserve"> </w:t>
-      </w:r>
-      <w:r>
-        <w:t xml:space="preserve">gives:</w:t>
-      </w:r>
-      <w:r>
-        <w:t xml:space="preserve"> </w:t>
-      </w:r>
-      <w:r>
-        <w:rPr>
-          <w:rStyle w:val="VerbatimChar"/>
-        </w:rPr>
-        <w:t xml:space="preserve">0x12340000 | 0x0000ABCD = 0x1234ABCD</w:t>
-      </w:r>
-      <w:r>
-        <w:t xml:space="preserve"> </w:t>
-      </w:r>
-      <w:r>
-        <w:t xml:space="preserve">— exactly the original value, recovered.</w:t>
-      </w:r>
-    </w:p>
-    <w:p>
-      <w:pPr>
-        <w:pStyle w:val="BodyText"/>
-      </w:pPr>
-      <w:r>
-        <w:t xml:space="preserve">Let’s think about why this works from the point of view of a memory-scanning tool: such a tool usually looks for</w:t>
-      </w:r>
-      <w:r>
-        <w:t xml:space="preserve"> </w:t>
-      </w:r>
-      <w:r>
-        <w:t xml:space="preserve">“a contiguous, high-entropy block of 4 (or 16/32) bytes”</w:t>
-      </w:r>
-      <w:r>
-        <w:t xml:space="preserve"> </w:t>
-      </w:r>
-      <w:r>
-        <w:t xml:space="preserve">— this is where the entropy definition from section 0 gets</w:t>
-      </w:r>
-      <w:r>
-        <w:t xml:space="preserve"> </w:t>
-      </w:r>
-      <w:r>
-        <w:t xml:space="preserve">used in practice (e.g., an AES key looking like</w:t>
-      </w:r>
-      <w:r>
-        <w:t xml:space="preserve"> </w:t>
-      </w:r>
-      <w:r>
-        <w:t xml:space="preserve">“sequence B”</w:t>
-      </w:r>
-      <w:r>
-        <w:t xml:space="preserve"> </w:t>
-      </w:r>
-      <w:r>
-        <w:t xml:space="preserve">in memory).</w:t>
-      </w:r>
-      <w:r>
-        <w:t xml:space="preserve"> </w:t>
-      </w:r>
-      <w:r>
-        <w:rPr>
-          <w:rStyle w:val="VerbatimChar"/>
-        </w:rPr>
-        <w:t xml:space="preserve">yuksek</w:t>
-      </w:r>
-      <w:r>
-        <w:t xml:space="preserve"> </w:t>
-      </w:r>
-      <w:r>
-        <w:t xml:space="preserve">and</w:t>
-      </w:r>
-      <w:r>
-        <w:t xml:space="preserve"> </w:t>
-      </w:r>
-      <w:r>
-        <w:rPr>
-          <w:rStyle w:val="VerbatimChar"/>
-        </w:rPr>
-        <w:t xml:space="preserve">dusuk</w:t>
-      </w:r>
-      <w:r>
-        <w:t xml:space="preserve"> </w:t>
-      </w:r>
-      <w:r>
-        <w:t xml:space="preserve">sit in separate</w:t>
-      </w:r>
-      <w:r>
-        <w:t xml:space="preserve"> </w:t>
-      </w:r>
-      <w:r>
-        <w:t xml:space="preserve">variables, and depending on the compiler’s choices may even end up at</w:t>
-      </w:r>
-      <w:r>
-        <w:t xml:space="preserve"> </w:t>
-      </w:r>
-      <w:r>
-        <w:rPr>
-          <w:b/>
-          <w:bCs/>
-        </w:rPr>
-        <w:t xml:space="preserve">non-adjacent</w:t>
-      </w:r>
-      <w:r>
-        <w:t xml:space="preserve"> </w:t>
-      </w:r>
-      <w:r>
-        <w:t xml:space="preserve">addresses in memory; the</w:t>
-      </w:r>
-      <w:r>
-        <w:t xml:space="preserve"> </w:t>
-      </w:r>
-      <w:r>
-        <w:t xml:space="preserve">scanned block is no longer 4 bytes but two separate 2-byte pieces, and the information</w:t>
-      </w:r>
-      <w:r>
-        <w:t xml:space="preserve"> </w:t>
-      </w:r>
-      <w:r>
-        <w:t xml:space="preserve">“these two combine to form</w:t>
-      </w:r>
-      <w:r>
-        <w:t xml:space="preserve"> </w:t>
-      </w:r>
-      <w:r>
-        <w:t xml:space="preserve">a key”</w:t>
-      </w:r>
-      <w:r>
-        <w:t xml:space="preserve"> </w:t>
-      </w:r>
-      <w:r>
-        <w:t xml:space="preserve">is</w:t>
-      </w:r>
-      <w:r>
-        <w:t xml:space="preserve"> </w:t>
-      </w:r>
-      <w:r>
-        <w:rPr>
-          <w:b/>
-          <w:bCs/>
-        </w:rPr>
-        <w:t xml:space="preserve">never written explicitly</w:t>
-      </w:r>
-      <w:r>
-        <w:t xml:space="preserve"> </w:t>
-      </w:r>
-      <w:r>
-        <w:t xml:space="preserve">in the code, it hides only in the merge expression.</w:t>
-      </w:r>
-    </w:p>
-    <w:p>
-      <w:pPr>
-        <w:pStyle w:val="BlockText"/>
-      </w:pPr>
-      <w:r>
-        <w:rPr>
-          <w:b/>
-          <w:bCs/>
-        </w:rPr>
-        <w:t xml:space="preserve">Common mistake: producing the merged value early and keeping it in memory for a long time</w:t>
-      </w:r>
-    </w:p>
-    <w:p>
-      <w:pPr>
-        <w:pStyle w:val="BlockText"/>
-      </w:pPr>
-      <w:r>
-        <w:t xml:space="preserve">Splitting/merging only pays off as long as merging happens</w:t>
-      </w:r>
-      <w:r>
-        <w:t xml:space="preserve"> </w:t>
-      </w:r>
-      <w:r>
-        <w:rPr>
-          <w:b/>
-          <w:bCs/>
-        </w:rPr>
-        <w:t xml:space="preserve">at the moment of use</w:t>
-      </w:r>
-      <w:r>
-        <w:t xml:space="preserve">. If the</w:t>
-      </w:r>
-      <w:r>
-        <w:t xml:space="preserve"> </w:t>
-      </w:r>
-      <w:r>
-        <w:rPr>
-          <w:rStyle w:val="VerbatimChar"/>
-        </w:rPr>
-        <w:t xml:space="preserve">deger</w:t>
-      </w:r>
-      <w:r>
-        <w:t xml:space="preserve"> </w:t>
-      </w:r>
-      <w:r>
-        <w:t xml:space="preserve">variable</w:t>
-      </w:r>
-      <w:r>
-        <w:t xml:space="preserve"> </w:t>
-      </w:r>
-      <w:r>
-        <w:t xml:space="preserve">is computed once at the start of the function and kept around for the rest of the function (or stored</w:t>
-      </w:r>
-      <w:r>
-        <w:t xml:space="preserve"> </w:t>
-      </w:r>
-      <w:r>
-        <w:t xml:space="preserve">permanently in a struct), you again end up with a single, whole, recognisable 32-bit block — K-09’s benefit is</w:t>
-      </w:r>
-      <w:r>
-        <w:t xml:space="preserve"> </w:t>
-      </w:r>
-      <w:r>
-        <w:t xml:space="preserve">lost.</w:t>
-      </w:r>
-      <w:r>
-        <w:t xml:space="preserve"> </w:t>
-      </w:r>
-      <w:r>
-        <w:rPr>
-          <w:b/>
-          <w:bCs/>
-        </w:rPr>
-        <w:t xml:space="preserve">Rule:</w:t>
-      </w:r>
-      <w:r>
-        <w:t xml:space="preserve"> </w:t>
-      </w:r>
-      <w:r>
-        <w:t xml:space="preserve">merge only at the</w:t>
-      </w:r>
-      <w:r>
-        <w:t xml:space="preserve"> </w:t>
-      </w:r>
-      <w:r>
-        <w:rPr>
-          <w:b/>
-          <w:bCs/>
-        </w:rPr>
-        <w:t xml:space="preserve">exact moment it’s needed</w:t>
-      </w:r>
-      <w:r>
-        <w:t xml:space="preserve">, then wipe it immediately after use (as in K-07,</w:t>
-      </w:r>
-      <w:r>
-        <w:t xml:space="preserve"> </w:t>
-      </w:r>
-      <w:r>
-        <w:t xml:space="preserve">with</w:t>
-      </w:r>
-      <w:r>
-        <w:t xml:space="preserve"> </w:t>
-      </w:r>
-      <w:r>
-        <w:rPr>
-          <w:rStyle w:val="VerbatimChar"/>
-        </w:rPr>
-        <w:t xml:space="preserve">memset_s</w:t>
-      </w:r>
-      <w:r>
-        <w:t xml:space="preserve">); keeping the parts (</w:t>
-      </w:r>
-      <w:r>
-        <w:rPr>
-          <w:rStyle w:val="VerbatimChar"/>
-        </w:rPr>
-        <w:t xml:space="preserve">yuksek</w:t>
-      </w:r>
-      <w:r>
-        <w:t xml:space="preserve">,</w:t>
-      </w:r>
-      <w:r>
-        <w:t xml:space="preserve"> </w:t>
-      </w:r>
-      <w:r>
-        <w:rPr>
-          <w:rStyle w:val="VerbatimChar"/>
-        </w:rPr>
-        <w:t xml:space="preserve">dusuk</w:t>
-      </w:r>
-      <w:r>
-        <w:t xml:space="preserve">) separate is always safer than keeping the merged form</w:t>
-      </w:r>
-      <w:r>
-        <w:t xml:space="preserve"> </w:t>
-      </w:r>
-      <w:r>
-        <w:t xml:space="preserve">around.</w:t>
-      </w:r>
-    </w:p>
-    <w:bookmarkEnd w:id="98"/>
-    <w:bookmarkEnd w:id="99"/>
-    <w:bookmarkStart w:id="108" w:name="whole-program-level-rules"/>
-    <w:p>
-      <w:pPr>
-        <w:pStyle w:val="Heading2"/>
-      </w:pPr>
-      <w:r>
-        <w:t xml:space="preserve">7. Whole-program-level rules</w:t>
-      </w:r>
-    </w:p>
-    <w:bookmarkStart w:id="104" w:name="X86ad32bed7436e779a7e64f88ea6c2ae644c786"/>
-    <w:p>
-      <w:pPr>
-        <w:pStyle w:val="Heading3"/>
-      </w:pPr>
-      <w:r>
-        <w:t xml:space="preserve">RULE K-10 — Virtualisation-based obfuscation (concept)</w:t>
-      </w:r>
-    </w:p>
-    <w:p>
-      <w:pPr>
-        <w:pStyle w:val="FirstParagraph"/>
       </w:pPr>
       <w:r>
         <w:drawing>
           <wp:inline>
-            <wp:extent cx="5759999" cy="1414971"/>
+            <wp:extent cx="5111999" cy="7539724"/>
             <wp:effectExtent b="0" l="0" r="0" t="0"/>
-            <wp:docPr descr="Virtualisation: bytecode and interpreter" title="" id="101" name="Picture"/>
+            <wp:docPr descr="Data encoding: opaque boolean — step by step" title="" id="113" name="Picture"/>
             <a:graphic>
               <a:graphicData uri="http://schemas.openxmlformats.org/drawingml/2006/picture">
                 <pic:pic>
                   <pic:nvPicPr>
-                    <pic:cNvPr descr="h09-06-sanallastirma.png" id="102" name="Picture"/>
+                    <pic:cNvPr descr="data-encoding.en.png" id="114" name="Picture"/>
                     <pic:cNvPicPr>
                       <a:picLocks noChangeArrowheads="1" noChangeAspect="1"/>
                     </pic:cNvPicPr>
                   </pic:nvPicPr>
                   <pic:blipFill>
-                    <a:blip r:embed="rId100"/>
+                    <a:blip r:embed="rId112"/>
+                    <a:stretch>
+                      <a:fillRect/>
+                    </a:stretch>
+                  </pic:blipFill>
+                  <pic:spPr bwMode="auto">
+                    <a:xfrm>
+                      <a:off x="0" y="0"/>
+                      <a:ext cx="5111999" cy="7539724"/>
+                    </a:xfrm>
+                    <a:prstGeom prst="rect">
+                      <a:avLst/>
+                    </a:prstGeom>
+                    <a:noFill/>
+                    <a:ln w="9525">
+                      <a:noFill/>
+                      <a:headEnd/>
+                      <a:tailEnd/>
+                    </a:ln>
+                  </pic:spPr>
+                </pic:pic>
+              </a:graphicData>
+            </a:graphic>
+          </wp:inline>
+        </w:drawing>
+      </w:r>
+    </w:p>
+    <w:p>
+      <w:pPr>
+        <w:pStyle w:val="BodyText"/>
+      </w:pPr>
+      <w:r>
+        <w:t xml:space="preserve">Try the</w:t>
+      </w:r>
+      <w:r>
+        <w:t xml:space="preserve"> </w:t>
+      </w:r>
+      <w:r>
+        <w:rPr>
+          <w:b/>
+          <w:bCs/>
+        </w:rPr>
+        <w:t xml:space="preserve">normal</w:t>
+      </w:r>
+      <w:r>
+        <w:t xml:space="preserve">,</w:t>
+      </w:r>
+      <w:r>
+        <w:t xml:space="preserve"> </w:t>
+      </w:r>
+      <w:r>
+        <w:rPr>
+          <w:b/>
+          <w:bCs/>
+        </w:rPr>
+        <w:t xml:space="preserve">hard</w:t>
+      </w:r>
+      <w:r>
+        <w:t xml:space="preserve"> </w:t>
+      </w:r>
+      <w:r>
+        <w:t xml:space="preserve">(alternating GRANTED/DENIED) and two</w:t>
+      </w:r>
+      <w:r>
+        <w:t xml:space="preserve"> </w:t>
+      </w:r>
+      <w:r>
+        <w:rPr>
+          <w:b/>
+          <w:bCs/>
+        </w:rPr>
+        <w:t xml:space="preserve">edge-case</w:t>
+      </w:r>
+      <w:r>
+        <w:t xml:space="preserve"> </w:t>
+      </w:r>
+      <w:r>
+        <w:t xml:space="preserve">presets.</w:t>
+      </w:r>
+    </w:p>
+    <w:bookmarkEnd w:id="115"/>
+    <w:bookmarkStart w:id="116" w:name="X2af5800807dc1243b01eda639ca148334c40367"/>
+    <w:p>
+      <w:pPr>
+        <w:pStyle w:val="Heading3"/>
+      </w:pPr>
+      <w:r>
+        <w:t xml:space="preserve">RULE K-09 — Variable splitting, merging, and array restructuring</w:t>
+      </w:r>
+    </w:p>
+    <w:p>
+      <w:pPr>
+        <w:pStyle w:val="FirstParagraph"/>
+      </w:pPr>
+      <w:r>
+        <w:rPr>
+          <w:b/>
+          <w:bCs/>
+        </w:rPr>
+        <w:t xml:space="preserve">What does it protect?</w:t>
+      </w:r>
+      <w:r>
+        <w:t xml:space="preserve"> </w:t>
+      </w:r>
+      <w:r>
+        <w:t xml:space="preserve">The recognisable footprint of a sensitive variable in memory. Patterns like</w:t>
+      </w:r>
+      <w:r>
+        <w:t xml:space="preserve"> </w:t>
+      </w:r>
+      <w:r>
+        <w:t xml:space="preserve">“a 32-byte</w:t>
+      </w:r>
+      <w:r>
+        <w:t xml:space="preserve"> </w:t>
+      </w:r>
+      <w:r>
+        <w:t xml:space="preserve">block = an AES key”</w:t>
+      </w:r>
+      <w:r>
+        <w:t xml:space="preserve"> </w:t>
+      </w:r>
+      <w:r>
+        <w:t xml:space="preserve">point the attacker straight at it.</w:t>
+      </w:r>
+      <w:r>
+        <w:t xml:space="preserve"> </w:t>
+      </w:r>
+      <w:r>
+        <w:rPr>
+          <w:b/>
+          <w:bCs/>
+        </w:rPr>
+        <w:t xml:space="preserve">How?</w:t>
+      </w:r>
+      <w:r>
+        <w:t xml:space="preserve"> </w:t>
+      </w:r>
+      <w:r>
+        <w:t xml:space="preserve">A variable is</w:t>
+      </w:r>
+      <w:r>
+        <w:t xml:space="preserve"> </w:t>
+      </w:r>
+      <w:r>
+        <w:rPr>
+          <w:b/>
+          <w:bCs/>
+        </w:rPr>
+        <w:t xml:space="preserve">split</w:t>
+      </w:r>
+      <w:r>
+        <w:t xml:space="preserve"> </w:t>
+      </w:r>
+      <w:r>
+        <w:t xml:space="preserve">into two parts (e.g.,</w:t>
+      </w:r>
+      <w:r>
+        <w:t xml:space="preserve"> </w:t>
+      </w:r>
+      <w:r>
+        <w:t xml:space="preserve">computing a 32-bit value from two 16-bit shares), several variables are</w:t>
+      </w:r>
+      <w:r>
+        <w:t xml:space="preserve"> </w:t>
+      </w:r>
+      <w:r>
+        <w:rPr>
+          <w:b/>
+          <w:bCs/>
+        </w:rPr>
+        <w:t xml:space="preserve">merged</w:t>
+      </w:r>
+      <w:r>
+        <w:t xml:space="preserve"> </w:t>
+      </w:r>
+      <w:r>
+        <w:t xml:space="preserve">into a single word, arrays are</w:t>
+      </w:r>
+      <w:r>
+        <w:t xml:space="preserve"> </w:t>
+      </w:r>
+      <w:r>
+        <w:t xml:space="preserve">rearranged; buffer sizes, order, and layout are changed, bogus padding is inserted between them, and buffers are</w:t>
+      </w:r>
+      <w:r>
+        <w:t xml:space="preserve"> </w:t>
+      </w:r>
+      <w:r>
+        <w:t xml:space="preserve">filled with random values after use.</w:t>
+      </w:r>
+    </w:p>
+    <w:p>
+      <w:pPr>
+        <w:pStyle w:val="BodyText"/>
+      </w:pPr>
+      <w:r>
+        <w:rPr>
+          <w:b/>
+          <w:bCs/>
+        </w:rPr>
+        <w:t xml:space="preserve">Cost:</w:t>
+      </w:r>
+      <w:r>
+        <w:t xml:space="preserve"> </w:t>
+      </w:r>
+      <w:r>
+        <w:t xml:space="preserve">low–medium.</w:t>
+      </w:r>
+      <w:r>
+        <w:t xml:space="preserve"> </w:t>
+      </w:r>
+      <w:r>
+        <w:rPr>
+          <w:b/>
+          <w:bCs/>
+        </w:rPr>
+        <w:t xml:space="preserve">Limit:</w:t>
+      </w:r>
+      <w:r>
+        <w:t xml:space="preserve"> </w:t>
+      </w:r>
+      <w:r>
+        <w:t xml:space="preserve">it only slows down static/pattern analysis.</w:t>
+      </w:r>
+      <w:r>
+        <w:t xml:space="preserve"> </w:t>
+      </w:r>
+      <w:r>
+        <w:rPr>
+          <w:b/>
+          <w:bCs/>
+        </w:rPr>
+        <w:t xml:space="preserve">Measurement:</w:t>
+      </w:r>
+      <w:r>
+        <w:t xml:space="preserve"> </w:t>
+      </w:r>
+      <w:r>
+        <w:t xml:space="preserve">how long it takes to</w:t>
+      </w:r>
+      <w:r>
+        <w:t xml:space="preserve"> </w:t>
+      </w:r>
+      <w:r>
+        <w:t xml:space="preserve">recognise the sensitive buffer from its memory pattern.</w:t>
+      </w:r>
+    </w:p>
+    <w:p>
+      <w:pPr>
+        <w:pStyle w:val="BodyText"/>
+      </w:pPr>
+      <w:r>
+        <w:rPr>
+          <w:b/>
+          <w:bCs/>
+        </w:rPr>
+        <w:t xml:space="preserve">Worked example: let’s split a 32-bit value and merge it back.</w:t>
+      </w:r>
+      <w:r>
+        <w:t xml:space="preserve"> </w:t>
+      </w:r>
+      <w:r>
+        <w:t xml:space="preserve">Say the value we want to store is</w:t>
+      </w:r>
+      <w:r>
+        <w:t xml:space="preserve"> </w:t>
+      </w:r>
+      <w:r>
+        <w:rPr>
+          <w:rStyle w:val="VerbatimChar"/>
+        </w:rPr>
+        <w:t xml:space="preserve">0x1234ABCD</w:t>
+      </w:r>
+      <w:r>
+        <w:t xml:space="preserve"> </w:t>
+      </w:r>
+      <w:r>
+        <w:t xml:space="preserve">(32-bit). Instead of keeping it as a single 4-byte block, let’s split it into two separate 16-bit</w:t>
+      </w:r>
+      <w:r>
+        <w:t xml:space="preserve"> </w:t>
+      </w:r>
+      <w:r>
+        <w:rPr>
+          <w:b/>
+          <w:bCs/>
+        </w:rPr>
+        <w:t xml:space="preserve">shares</w:t>
+      </w:r>
+      <w:r>
+        <w:t xml:space="preserve">:</w:t>
+      </w:r>
+    </w:p>
+    <w:p>
+      <w:pPr>
+        <w:pStyle w:val="BodyText"/>
+      </w:pPr>
+      <w:r>
+        <w:rPr>
+          <w:b/>
+          <w:bCs/>
+        </w:rPr>
+        <w:t xml:space="preserve">Variable splitting and re-merging</w:t>
+      </w:r>
+    </w:p>
+    <w:p>
+      <w:pPr>
+        <w:pStyle w:val="SourceCode"/>
+      </w:pPr>
+      <w:r>
+        <w:rPr>
+          <w:rStyle w:val="DataTypeTok"/>
+        </w:rPr>
+        <w:t xml:space="preserve">uint16_t</w:t>
+      </w:r>
+      <w:r>
+        <w:rPr>
+          <w:rStyle w:val="NormalTok"/>
+        </w:rPr>
+        <w:t xml:space="preserve"> high </w:t>
+      </w:r>
+      <w:r>
+        <w:rPr>
+          <w:rStyle w:val="OperatorTok"/>
+        </w:rPr>
+        <w:t xml:space="preserve">=</w:t>
+      </w:r>
+      <w:r>
+        <w:rPr>
+          <w:rStyle w:val="NormalTok"/>
+        </w:rPr>
+        <w:t xml:space="preserve"> </w:t>
+      </w:r>
+      <w:r>
+        <w:rPr>
+          <w:rStyle w:val="BaseNTok"/>
+        </w:rPr>
+        <w:t xml:space="preserve">0x1234</w:t>
+      </w:r>
+      <w:r>
+        <w:rPr>
+          <w:rStyle w:val="OperatorTok"/>
+        </w:rPr>
+        <w:t xml:space="preserve">;</w:t>
+      </w:r>
+      <w:r>
+        <w:rPr>
+          <w:rStyle w:val="NormalTok"/>
+        </w:rPr>
+        <w:t xml:space="preserve">   </w:t>
+      </w:r>
+      <w:r>
+        <w:rPr>
+          <w:rStyle w:val="CommentTok"/>
+        </w:rPr>
+        <w:t xml:space="preserve">/* upper 16 bits — in a separate variable, perhaps a separate struct */</w:t>
+      </w:r>
+      <w:r>
+        <w:br/>
+      </w:r>
+      <w:r>
+        <w:rPr>
+          <w:rStyle w:val="DataTypeTok"/>
+        </w:rPr>
+        <w:t xml:space="preserve">uint16_t</w:t>
+      </w:r>
+      <w:r>
+        <w:rPr>
+          <w:rStyle w:val="NormalTok"/>
+        </w:rPr>
+        <w:t xml:space="preserve"> low  </w:t>
+      </w:r>
+      <w:r>
+        <w:rPr>
+          <w:rStyle w:val="OperatorTok"/>
+        </w:rPr>
+        <w:t xml:space="preserve">=</w:t>
+      </w:r>
+      <w:r>
+        <w:rPr>
+          <w:rStyle w:val="NormalTok"/>
+        </w:rPr>
+        <w:t xml:space="preserve"> </w:t>
+      </w:r>
+      <w:r>
+        <w:rPr>
+          <w:rStyle w:val="BaseNTok"/>
+        </w:rPr>
+        <w:t xml:space="preserve">0xABCD</w:t>
+      </w:r>
+      <w:r>
+        <w:rPr>
+          <w:rStyle w:val="OperatorTok"/>
+        </w:rPr>
+        <w:t xml:space="preserve">;</w:t>
+      </w:r>
+      <w:r>
+        <w:rPr>
+          <w:rStyle w:val="NormalTok"/>
+        </w:rPr>
+        <w:t xml:space="preserve">   </w:t>
+      </w:r>
+      <w:r>
+        <w:rPr>
+          <w:rStyle w:val="CommentTok"/>
+        </w:rPr>
+        <w:t xml:space="preserve">/* lower 16 bits — kept somewhere else in the code */</w:t>
+      </w:r>
+      <w:r>
+        <w:br/>
+      </w:r>
+      <w:r>
+        <w:br/>
+      </w:r>
+      <w:r>
+        <w:rPr>
+          <w:rStyle w:val="DataTypeTok"/>
+        </w:rPr>
+        <w:t xml:space="preserve">uint32_t</w:t>
+      </w:r>
+      <w:r>
+        <w:rPr>
+          <w:rStyle w:val="NormalTok"/>
+        </w:rPr>
+        <w:t xml:space="preserve"> value </w:t>
+      </w:r>
+      <w:r>
+        <w:rPr>
+          <w:rStyle w:val="OperatorTok"/>
+        </w:rPr>
+        <w:t xml:space="preserve">=</w:t>
+      </w:r>
+      <w:r>
+        <w:rPr>
+          <w:rStyle w:val="NormalTok"/>
+        </w:rPr>
+        <w:t xml:space="preserve"> </w:t>
+      </w:r>
+      <w:r>
+        <w:rPr>
+          <w:rStyle w:val="OperatorTok"/>
+        </w:rPr>
+        <w:t xml:space="preserve">((</w:t>
+      </w:r>
+      <w:r>
+        <w:rPr>
+          <w:rStyle w:val="DataTypeTok"/>
+        </w:rPr>
+        <w:t xml:space="preserve">uint32_t</w:t>
+      </w:r>
+      <w:r>
+        <w:rPr>
+          <w:rStyle w:val="OperatorTok"/>
+        </w:rPr>
+        <w:t xml:space="preserve">)</w:t>
+      </w:r>
+      <w:r>
+        <w:rPr>
+          <w:rStyle w:val="NormalTok"/>
+        </w:rPr>
+        <w:t xml:space="preserve">high </w:t>
+      </w:r>
+      <w:r>
+        <w:rPr>
+          <w:rStyle w:val="OperatorTok"/>
+        </w:rPr>
+        <w:t xml:space="preserve">&lt;&lt;</w:t>
+      </w:r>
+      <w:r>
+        <w:rPr>
+          <w:rStyle w:val="NormalTok"/>
+        </w:rPr>
+        <w:t xml:space="preserve"> </w:t>
+      </w:r>
+      <w:r>
+        <w:rPr>
+          <w:rStyle w:val="DecValTok"/>
+        </w:rPr>
+        <w:t xml:space="preserve">16</w:t>
+      </w:r>
+      <w:r>
+        <w:rPr>
+          <w:rStyle w:val="OperatorTok"/>
+        </w:rPr>
+        <w:t xml:space="preserve">)</w:t>
+      </w:r>
+      <w:r>
+        <w:rPr>
+          <w:rStyle w:val="NormalTok"/>
+        </w:rPr>
+        <w:t xml:space="preserve"> </w:t>
+      </w:r>
+      <w:r>
+        <w:rPr>
+          <w:rStyle w:val="OperatorTok"/>
+        </w:rPr>
+        <w:t xml:space="preserve">|</w:t>
+      </w:r>
+      <w:r>
+        <w:rPr>
+          <w:rStyle w:val="NormalTok"/>
+        </w:rPr>
+        <w:t xml:space="preserve"> low</w:t>
+      </w:r>
+      <w:r>
+        <w:rPr>
+          <w:rStyle w:val="OperatorTok"/>
+        </w:rPr>
+        <w:t xml:space="preserve">;</w:t>
+      </w:r>
+      <w:r>
+        <w:rPr>
+          <w:rStyle w:val="NormalTok"/>
+        </w:rPr>
+        <w:t xml:space="preserve">   </w:t>
+      </w:r>
+      <w:r>
+        <w:rPr>
+          <w:rStyle w:val="CommentTok"/>
+        </w:rPr>
+        <w:t xml:space="preserve">/* re-merged at the moment of use */</w:t>
+      </w:r>
+    </w:p>
+    <w:p>
+      <w:pPr>
+        <w:pStyle w:val="FirstParagraph"/>
+      </w:pPr>
+      <w:r>
+        <w:t xml:space="preserve">Let’s verify:</w:t>
+      </w:r>
+      <w:r>
+        <w:t xml:space="preserve"> </w:t>
+      </w:r>
+      <w:r>
+        <w:rPr>
+          <w:rStyle w:val="VerbatimChar"/>
+        </w:rPr>
+        <w:t xml:space="preserve">high &lt;&lt; 16</w:t>
+      </w:r>
+      <w:r>
+        <w:t xml:space="preserve"> </w:t>
+      </w:r>
+      <w:r>
+        <w:t xml:space="preserve">shifts</w:t>
+      </w:r>
+      <w:r>
+        <w:t xml:space="preserve"> </w:t>
+      </w:r>
+      <w:r>
+        <w:rPr>
+          <w:rStyle w:val="VerbatimChar"/>
+        </w:rPr>
+        <w:t xml:space="preserve">0x1234</w:t>
+      </w:r>
+      <w:r>
+        <w:t xml:space="preserve"> </w:t>
+      </w:r>
+      <w:r>
+        <w:t xml:space="preserve">left by 16 bits →</w:t>
+      </w:r>
+      <w:r>
+        <w:t xml:space="preserve"> </w:t>
+      </w:r>
+      <w:r>
+        <w:rPr>
+          <w:rStyle w:val="VerbatimChar"/>
+        </w:rPr>
+        <w:t xml:space="preserve">0x12340000</w:t>
+      </w:r>
+      <w:r>
+        <w:t xml:space="preserve">. OR-ing this with</w:t>
+      </w:r>
+      <w:r>
+        <w:t xml:space="preserve"> </w:t>
+      </w:r>
+      <w:r>
+        <w:rPr>
+          <w:rStyle w:val="VerbatimChar"/>
+        </w:rPr>
+        <w:t xml:space="preserve">low = 0x0000ABCD</w:t>
+      </w:r>
+      <w:r>
+        <w:t xml:space="preserve"> </w:t>
+      </w:r>
+      <w:r>
+        <w:t xml:space="preserve">gives:</w:t>
+      </w:r>
+      <w:r>
+        <w:t xml:space="preserve"> </w:t>
+      </w:r>
+      <w:r>
+        <w:rPr>
+          <w:rStyle w:val="VerbatimChar"/>
+        </w:rPr>
+        <w:t xml:space="preserve">0x12340000 | 0x0000ABCD = 0x1234ABCD</w:t>
+      </w:r>
+      <w:r>
+        <w:t xml:space="preserve"> </w:t>
+      </w:r>
+      <w:r>
+        <w:t xml:space="preserve">— exactly the original value, recovered.</w:t>
+      </w:r>
+    </w:p>
+    <w:p>
+      <w:pPr>
+        <w:pStyle w:val="BodyText"/>
+      </w:pPr>
+      <w:r>
+        <w:t xml:space="preserve">Let’s think about why this works from the point of view of a memory-scanning tool: such a tool usually looks for</w:t>
+      </w:r>
+      <w:r>
+        <w:t xml:space="preserve"> </w:t>
+      </w:r>
+      <w:r>
+        <w:t xml:space="preserve">“a contiguous, high-entropy block of 4 (or 16/32) bytes”</w:t>
+      </w:r>
+      <w:r>
+        <w:t xml:space="preserve"> </w:t>
+      </w:r>
+      <w:r>
+        <w:t xml:space="preserve">— this is where the entropy definition from section 0 gets</w:t>
+      </w:r>
+      <w:r>
+        <w:t xml:space="preserve"> </w:t>
+      </w:r>
+      <w:r>
+        <w:t xml:space="preserve">used in practice (e.g., an AES key looking like</w:t>
+      </w:r>
+      <w:r>
+        <w:t xml:space="preserve"> </w:t>
+      </w:r>
+      <w:r>
+        <w:t xml:space="preserve">“sequence B”</w:t>
+      </w:r>
+      <w:r>
+        <w:t xml:space="preserve"> </w:t>
+      </w:r>
+      <w:r>
+        <w:t xml:space="preserve">in memory).</w:t>
+      </w:r>
+      <w:r>
+        <w:t xml:space="preserve"> </w:t>
+      </w:r>
+      <w:r>
+        <w:rPr>
+          <w:rStyle w:val="VerbatimChar"/>
+        </w:rPr>
+        <w:t xml:space="preserve">high</w:t>
+      </w:r>
+      <w:r>
+        <w:t xml:space="preserve"> </w:t>
+      </w:r>
+      <w:r>
+        <w:t xml:space="preserve">and</w:t>
+      </w:r>
+      <w:r>
+        <w:t xml:space="preserve"> </w:t>
+      </w:r>
+      <w:r>
+        <w:rPr>
+          <w:rStyle w:val="VerbatimChar"/>
+        </w:rPr>
+        <w:t xml:space="preserve">low</w:t>
+      </w:r>
+      <w:r>
+        <w:t xml:space="preserve"> </w:t>
+      </w:r>
+      <w:r>
+        <w:t xml:space="preserve">sit in separate</w:t>
+      </w:r>
+      <w:r>
+        <w:t xml:space="preserve"> </w:t>
+      </w:r>
+      <w:r>
+        <w:t xml:space="preserve">variables, and depending on the compiler’s choices may even end up at</w:t>
+      </w:r>
+      <w:r>
+        <w:t xml:space="preserve"> </w:t>
+      </w:r>
+      <w:r>
+        <w:rPr>
+          <w:b/>
+          <w:bCs/>
+        </w:rPr>
+        <w:t xml:space="preserve">non-adjacent</w:t>
+      </w:r>
+      <w:r>
+        <w:t xml:space="preserve"> </w:t>
+      </w:r>
+      <w:r>
+        <w:t xml:space="preserve">addresses in memory; the</w:t>
+      </w:r>
+      <w:r>
+        <w:t xml:space="preserve"> </w:t>
+      </w:r>
+      <w:r>
+        <w:t xml:space="preserve">scanned block is no longer 4 bytes but two separate 2-byte pieces, and the information</w:t>
+      </w:r>
+      <w:r>
+        <w:t xml:space="preserve"> </w:t>
+      </w:r>
+      <w:r>
+        <w:t xml:space="preserve">“these two combine to form</w:t>
+      </w:r>
+      <w:r>
+        <w:t xml:space="preserve"> </w:t>
+      </w:r>
+      <w:r>
+        <w:t xml:space="preserve">a key”</w:t>
+      </w:r>
+      <w:r>
+        <w:t xml:space="preserve"> </w:t>
+      </w:r>
+      <w:r>
+        <w:t xml:space="preserve">is</w:t>
+      </w:r>
+      <w:r>
+        <w:t xml:space="preserve"> </w:t>
+      </w:r>
+      <w:r>
+        <w:rPr>
+          <w:b/>
+          <w:bCs/>
+        </w:rPr>
+        <w:t xml:space="preserve">never written explicitly</w:t>
+      </w:r>
+      <w:r>
+        <w:t xml:space="preserve"> </w:t>
+      </w:r>
+      <w:r>
+        <w:t xml:space="preserve">in the code, it hides only in the merge expression.</w:t>
+      </w:r>
+    </w:p>
+    <w:p>
+      <w:pPr>
+        <w:pStyle w:val="BlockText"/>
+      </w:pPr>
+      <w:r>
+        <w:rPr>
+          <w:b/>
+          <w:bCs/>
+        </w:rPr>
+        <w:t xml:space="preserve">Common mistake: producing the merged value early and keeping it in memory for a long time</w:t>
+      </w:r>
+    </w:p>
+    <w:p>
+      <w:pPr>
+        <w:pStyle w:val="BlockText"/>
+      </w:pPr>
+      <w:r>
+        <w:t xml:space="preserve">Splitting/merging only pays off as long as merging happens</w:t>
+      </w:r>
+      <w:r>
+        <w:t xml:space="preserve"> </w:t>
+      </w:r>
+      <w:r>
+        <w:rPr>
+          <w:b/>
+          <w:bCs/>
+        </w:rPr>
+        <w:t xml:space="preserve">at the moment of use</w:t>
+      </w:r>
+      <w:r>
+        <w:t xml:space="preserve">. If the</w:t>
+      </w:r>
+      <w:r>
+        <w:t xml:space="preserve"> </w:t>
+      </w:r>
+      <w:r>
+        <w:rPr>
+          <w:rStyle w:val="VerbatimChar"/>
+        </w:rPr>
+        <w:t xml:space="preserve">value</w:t>
+      </w:r>
+      <w:r>
+        <w:t xml:space="preserve"> </w:t>
+      </w:r>
+      <w:r>
+        <w:t xml:space="preserve">variable</w:t>
+      </w:r>
+      <w:r>
+        <w:t xml:space="preserve"> </w:t>
+      </w:r>
+      <w:r>
+        <w:t xml:space="preserve">is computed once at the start of the function and kept around for the rest of the function (or stored</w:t>
+      </w:r>
+      <w:r>
+        <w:t xml:space="preserve"> </w:t>
+      </w:r>
+      <w:r>
+        <w:t xml:space="preserve">permanently in a struct), you again end up with a single, whole, recognisable 32-bit block — K-09’s benefit is</w:t>
+      </w:r>
+      <w:r>
+        <w:t xml:space="preserve"> </w:t>
+      </w:r>
+      <w:r>
+        <w:t xml:space="preserve">lost.</w:t>
+      </w:r>
+      <w:r>
+        <w:t xml:space="preserve"> </w:t>
+      </w:r>
+      <w:r>
+        <w:rPr>
+          <w:b/>
+          <w:bCs/>
+        </w:rPr>
+        <w:t xml:space="preserve">Rule:</w:t>
+      </w:r>
+      <w:r>
+        <w:t xml:space="preserve"> </w:t>
+      </w:r>
+      <w:r>
+        <w:t xml:space="preserve">merge only at the</w:t>
+      </w:r>
+      <w:r>
+        <w:t xml:space="preserve"> </w:t>
+      </w:r>
+      <w:r>
+        <w:rPr>
+          <w:b/>
+          <w:bCs/>
+        </w:rPr>
+        <w:t xml:space="preserve">exact moment it’s needed</w:t>
+      </w:r>
+      <w:r>
+        <w:t xml:space="preserve">, then wipe it immediately after use (as in K-07,</w:t>
+      </w:r>
+      <w:r>
+        <w:t xml:space="preserve"> </w:t>
+      </w:r>
+      <w:r>
+        <w:t xml:space="preserve">with</w:t>
+      </w:r>
+      <w:r>
+        <w:t xml:space="preserve"> </w:t>
+      </w:r>
+      <w:r>
+        <w:rPr>
+          <w:rStyle w:val="VerbatimChar"/>
+        </w:rPr>
+        <w:t xml:space="preserve">memset_s</w:t>
+      </w:r>
+      <w:r>
+        <w:t xml:space="preserve">); keeping the parts (</w:t>
+      </w:r>
+      <w:r>
+        <w:rPr>
+          <w:rStyle w:val="VerbatimChar"/>
+        </w:rPr>
+        <w:t xml:space="preserve">high</w:t>
+      </w:r>
+      <w:r>
+        <w:t xml:space="preserve">,</w:t>
+      </w:r>
+      <w:r>
+        <w:t xml:space="preserve"> </w:t>
+      </w:r>
+      <w:r>
+        <w:rPr>
+          <w:rStyle w:val="VerbatimChar"/>
+        </w:rPr>
+        <w:t xml:space="preserve">low</w:t>
+      </w:r>
+      <w:r>
+        <w:t xml:space="preserve">) separate is always safer than keeping the merged form</w:t>
+      </w:r>
+      <w:r>
+        <w:t xml:space="preserve"> </w:t>
+      </w:r>
+      <w:r>
+        <w:t xml:space="preserve">around.</w:t>
+      </w:r>
+    </w:p>
+    <w:bookmarkEnd w:id="116"/>
+    <w:bookmarkEnd w:id="117"/>
+    <w:bookmarkStart w:id="126" w:name="whole-program-level-rules"/>
+    <w:p>
+      <w:pPr>
+        <w:pStyle w:val="Heading2"/>
+      </w:pPr>
+      <w:r>
+        <w:t xml:space="preserve">7. Whole-program-level rules</w:t>
+      </w:r>
+    </w:p>
+    <w:bookmarkStart w:id="122" w:name="X86ad32bed7436e779a7e64f88ea6c2ae644c786"/>
+    <w:p>
+      <w:pPr>
+        <w:pStyle w:val="Heading3"/>
+      </w:pPr>
+      <w:r>
+        <w:t xml:space="preserve">RULE K-10 — Virtualisation-based obfuscation (concept)</w:t>
+      </w:r>
+    </w:p>
+    <w:p>
+      <w:pPr>
+        <w:pStyle w:val="FirstParagraph"/>
+      </w:pPr>
+      <w:r>
+        <w:drawing>
+          <wp:inline>
+            <wp:extent cx="5759999" cy="1414971"/>
+            <wp:effectExtent b="0" l="0" r="0" t="0"/>
+            <wp:docPr descr="Virtualisation: bytecode and interpreter" title="" id="119" name="Picture"/>
+            <a:graphic>
+              <a:graphicData uri="http://schemas.openxmlformats.org/drawingml/2006/picture">
+                <pic:pic>
+                  <pic:nvPicPr>
+                    <pic:cNvPr descr="h09-06-sanallastirma.png" id="120" name="Picture"/>
+                    <pic:cNvPicPr>
+                      <a:picLocks noChangeArrowheads="1" noChangeAspect="1"/>
+                    </pic:cNvPicPr>
+                  </pic:nvPicPr>
+                  <pic:blipFill>
+                    <a:blip r:embed="rId118"/>
                     <a:stretch>
                       <a:fillRect/>
                     </a:stretch>
@@ -28168,7 +29390,7 @@
         <w:rPr>
           <w:rStyle w:val="NormalTok"/>
         </w:rPr>
-        <w:t xml:space="preserve"> kod</w:t>
+        <w:t xml:space="preserve"> bytecode</w:t>
       </w:r>
       <w:r>
         <w:rPr>
@@ -28312,7 +29534,7 @@
         <w:rPr>
           <w:rStyle w:val="NormalTok"/>
         </w:rPr>
-        <w:t xml:space="preserve"> yorumla</w:t>
+        <w:t xml:space="preserve"> interpret</w:t>
       </w:r>
       <w:r>
         <w:rPr>
@@ -28354,7 +29576,7 @@
         <w:rPr>
           <w:rStyle w:val="NormalTok"/>
         </w:rPr>
-        <w:t xml:space="preserve">kod</w:t>
+        <w:t xml:space="preserve">bytecode</w:t>
       </w:r>
       <w:r>
         <w:rPr>
@@ -28417,7 +29639,7 @@
         <w:rPr>
           <w:rStyle w:val="NormalTok"/>
         </w:rPr>
-        <w:t xml:space="preserve"> yigin</w:t>
+        <w:t xml:space="preserve"> stack</w:t>
       </w:r>
       <w:r>
         <w:rPr>
@@ -28567,7 +29789,7 @@
         <w:rPr>
           <w:rStyle w:val="NormalTok"/>
         </w:rPr>
-        <w:t xml:space="preserve">kod</w:t>
+        <w:t xml:space="preserve">bytecode</w:t>
       </w:r>
       <w:r>
         <w:rPr>
@@ -28630,7 +29852,7 @@
         <w:rPr>
           <w:rStyle w:val="NormalTok"/>
         </w:rPr>
-        <w:t xml:space="preserve"> yigin</w:t>
+        <w:t xml:space="preserve"> stack</w:t>
       </w:r>
       <w:r>
         <w:rPr>
@@ -28666,7 +29888,7 @@
         <w:rPr>
           <w:rStyle w:val="NormalTok"/>
         </w:rPr>
-        <w:t xml:space="preserve"> kod</w:t>
+        <w:t xml:space="preserve"> bytecode</w:t>
       </w:r>
       <w:r>
         <w:rPr>
@@ -28771,7 +29993,7 @@
         <w:rPr>
           <w:rStyle w:val="NormalTok"/>
         </w:rPr>
-        <w:t xml:space="preserve"> yigin</w:t>
+        <w:t xml:space="preserve"> stack</w:t>
       </w:r>
       <w:r>
         <w:rPr>
@@ -28807,7 +30029,7 @@
         <w:rPr>
           <w:rStyle w:val="NormalTok"/>
         </w:rPr>
-        <w:t xml:space="preserve"> yigin</w:t>
+        <w:t xml:space="preserve"> stack</w:t>
       </w:r>
       <w:r>
         <w:rPr>
@@ -28831,7 +30053,7 @@
         <w:rPr>
           <w:rStyle w:val="NormalTok"/>
         </w:rPr>
-        <w:t xml:space="preserve"> yigin</w:t>
+        <w:t xml:space="preserve"> stack</w:t>
       </w:r>
       <w:r>
         <w:rPr>
@@ -28960,7 +30182,7 @@
         <w:rPr>
           <w:rStyle w:val="NormalTok"/>
         </w:rPr>
-        <w:t xml:space="preserve"> yigin</w:t>
+        <w:t xml:space="preserve"> stack</w:t>
       </w:r>
       <w:r>
         <w:rPr>
@@ -29550,7 +30772,7 @@
         <w:rPr>
           <w:rStyle w:val="VerbatimChar"/>
         </w:rPr>
-        <w:t xml:space="preserve">yorumla</w:t>
+        <w:t xml:space="preserve">interpret</w:t>
       </w:r>
       <w:r>
         <w:t xml:space="preserve">, and somewhere separate a byte array like</w:t>
@@ -29621,7 +30843,7 @@
         <w:rPr>
           <w:rStyle w:val="VerbatimChar"/>
         </w:rPr>
-        <w:t xml:space="preserve">yorumla</w:t>
+        <w:t xml:space="preserve">interpret</w:t>
       </w:r>
       <w:r>
         <w:t xml:space="preserve"> </w:t>
@@ -29636,7 +30858,7 @@
         <w:rPr>
           <w:rStyle w:val="VerbatimChar"/>
         </w:rPr>
-        <w:t xml:space="preserve">yorumla</w:t>
+        <w:t xml:space="preserve">interpret</w:t>
       </w:r>
       <w:r>
         <w:t xml:space="preserve"> </w:t>
@@ -29663,7 +30885,7 @@
         <w:rPr>
           <w:rStyle w:val="VerbatimChar"/>
         </w:rPr>
-        <w:t xml:space="preserve">yorumla</w:t>
+        <w:t xml:space="preserve">interpret</w:t>
       </w:r>
       <w:r>
         <w:t xml:space="preserve"> </w:t>
@@ -29702,7 +30924,7 @@
         <w:rPr>
           <w:rStyle w:val="VerbatimChar"/>
         </w:rPr>
-        <w:t xml:space="preserve">yorumla</w:t>
+        <w:t xml:space="preserve">interpret</w:t>
       </w:r>
       <w:r>
         <w:t xml:space="preserve"> </w:t>
@@ -29766,7 +30988,7 @@
         <w:rPr>
           <w:rStyle w:val="VerbatimChar"/>
         </w:rPr>
-        <w:t xml:space="preserve">kod[pc++]</w:t>
+        <w:t xml:space="preserve">bytecode[pc++]</w:t>
       </w:r>
       <w:r>
         <w:t xml:space="preserve">), deciding which operation it is with</w:t>
@@ -30000,7 +31222,7 @@
       <w:r>
         <w:t xml:space="preserve"> </w:t>
       </w:r>
-      <w:hyperlink r:id="rId103">
+      <w:hyperlink r:id="rId121">
         <w:r>
           <w:rPr>
             <w:rStyle w:val="Hyperlink"/>
@@ -30270,8 +31492,8 @@
         <w:t xml:space="preserve">.</w:t>
       </w:r>
     </w:p>
-    <w:bookmarkEnd w:id="104"/>
-    <w:bookmarkStart w:id="105" w:name="Xc5bbc51a9d27a82efebf2de8b783f085fb44dcc"/>
+    <w:bookmarkEnd w:id="122"/>
+    <w:bookmarkStart w:id="123" w:name="Xc5bbc51a9d27a82efebf2de8b783f085fb44dcc"/>
     <w:p>
       <w:pPr>
         <w:pStyle w:val="Heading3"/>
@@ -30427,6 +31649,92 @@
           <w:b/>
           <w:bCs/>
         </w:rPr>
+        <w:t xml:space="preserve">Origin:</w:t>
+      </w:r>
+      <w:r>
+        <w:t xml:space="preserve"> </w:t>
+      </w:r>
+      <w:r>
+        <w:t xml:space="preserve">Obfuscator-LLVM was presented by Junod, Rinaldini, Wehrli, and Michielin in</w:t>
+      </w:r>
+      <w:r>
+        <w:t xml:space="preserve"> </w:t>
+      </w:r>
+      <w:r>
+        <w:rPr>
+          <w:b/>
+          <w:bCs/>
+        </w:rPr>
+        <w:t xml:space="preserve">2015</w:t>
+      </w:r>
+      <w:r>
+        <w:t xml:space="preserve"> </w:t>
+      </w:r>
+      <w:r>
+        <w:t xml:space="preserve">as</w:t>
+      </w:r>
+      <w:r>
+        <w:t xml:space="preserve"> </w:t>
+      </w:r>
+      <w:r>
+        <w:t xml:space="preserve">“Obfuscator-LLVM</w:t>
+      </w:r>
+      <w:r>
+        <w:t xml:space="preserve"> </w:t>
+      </w:r>
+      <w:r>
+        <w:t xml:space="preserve">— Software Protection for the Masses,”</w:t>
+      </w:r>
+      <w:r>
+        <w:t xml:space="preserve"> </w:t>
+      </w:r>
+      <w:r>
+        <w:t xml:space="preserve">at the IEEE/ACM SPRO (Software Protection) workshop: it is implemented as</w:t>
+      </w:r>
+      <w:r>
+        <w:t xml:space="preserve"> </w:t>
+      </w:r>
+      <w:r>
+        <w:t xml:space="preserve">passes (flattening, bogus control flow, instruction substitution) that run on LLVM’s language-independent</w:t>
+      </w:r>
+      <w:r>
+        <w:t xml:space="preserve"> </w:t>
+      </w:r>
+      <w:r>
+        <w:t xml:space="preserve">intermediate representation (IR) — this is the</w:t>
+      </w:r>
+      <w:r>
+        <w:t xml:space="preserve"> </w:t>
+      </w:r>
+      <w:r>
+        <w:rPr>
+          <w:b/>
+          <w:bCs/>
+        </w:rPr>
+        <w:t xml:space="preserve">automated, compiler-level</w:t>
+      </w:r>
+      <w:r>
+        <w:t xml:space="preserve"> </w:t>
+      </w:r>
+      <w:r>
+        <w:t xml:space="preserve">form of this week’s K-01/K-02/K-04</w:t>
+      </w:r>
+      <w:r>
+        <w:t xml:space="preserve"> </w:t>
+      </w:r>
+      <w:r>
+        <w:t xml:space="preserve">rules.</w:t>
+      </w:r>
+    </w:p>
+    <w:p>
+      <w:pPr>
+        <w:pStyle w:val="BodyText"/>
+      </w:pPr>
+      <w:r>
+        <w:rPr>
+          <w:b/>
+          <w:bCs/>
+        </w:rPr>
         <w:t xml:space="preserve">Conceptual example: same source, two seeds, two different binaries.</w:t>
       </w:r>
       <w:r>
@@ -30442,7 +31750,7 @@
         <w:rPr>
           <w:rStyle w:val="VerbatimChar"/>
         </w:rPr>
-        <w:t xml:space="preserve">erisim_ver</w:t>
+        <w:t xml:space="preserve">grant_access</w:t>
       </w:r>
       <w:r>
         <w:t xml:space="preserve"> </w:t>
@@ -30744,7 +32052,7 @@
         <w:rPr>
           <w:rStyle w:val="VerbatimChar"/>
         </w:rPr>
-        <w:t xml:space="preserve">erisim_ver("CEN429-OK")</w:t>
+        <w:t xml:space="preserve">grant_access("CEN429-OK")</w:t>
       </w:r>
       <w:r>
         <w:t xml:space="preserve"> </w:t>
@@ -30967,8 +32275,8 @@
         <w:t xml:space="preserve">is not evidence.</w:t>
       </w:r>
     </w:p>
-    <w:bookmarkEnd w:id="105"/>
-    <w:bookmarkStart w:id="106" w:name="X7bc0deee5493ad01b3fc606bb501ca3d8b957b6"/>
+    <w:bookmarkEnd w:id="123"/>
+    <w:bookmarkStart w:id="124" w:name="X7bc0deee5493ad01b3fc606bb501ca3d8b957b6"/>
     <w:p>
       <w:pPr>
         <w:pStyle w:val="Heading3"/>
@@ -31660,8 +32968,8 @@
         <w:t xml:space="preserve">, RASP).</w:t>
       </w:r>
     </w:p>
-    <w:bookmarkEnd w:id="106"/>
-    <w:bookmarkStart w:id="107" w:name="X233a9ee38aa74a3ba1b40c59bc7ff05de605871"/>
+    <w:bookmarkEnd w:id="124"/>
+    <w:bookmarkStart w:id="125" w:name="X233a9ee38aa74a3ba1b40c59bc7ff05de605871"/>
     <w:p>
       <w:pPr>
         <w:pStyle w:val="Heading3"/>
@@ -32555,9 +33863,9 @@
         </w:pict>
       </w:r>
     </w:p>
-    <w:bookmarkEnd w:id="107"/>
-    <w:bookmarkEnd w:id="108"/>
-    <w:bookmarkStart w:id="113" w:name="X491932b58840b539590b00467f3ea399cda80fb"/>
+    <w:bookmarkEnd w:id="125"/>
+    <w:bookmarkEnd w:id="126"/>
+    <w:bookmarkStart w:id="135" w:name="X491932b58840b539590b00467f3ea399cda80fb"/>
     <w:p>
       <w:pPr>
         <w:pStyle w:val="Heading2"/>
@@ -32638,6 +33946,290 @@
       </w:r>
       <w:r>
         <w:t xml:space="preserve">attack developed against one copy does not work against the others.</w:t>
+      </w:r>
+    </w:p>
+    <w:bookmarkStart w:id="134" w:name="X6879f415bf5fdadcb3c72972d4f9f1a75f38401"/>
+    <w:p>
+      <w:pPr>
+        <w:pStyle w:val="Heading3"/>
+      </w:pPr>
+      <w:r>
+        <w:t xml:space="preserve">Origin and history: an idea borrowed from biology</w:t>
+      </w:r>
+    </w:p>
+    <w:p>
+      <w:pPr>
+        <w:pStyle w:val="FirstParagraph"/>
+      </w:pPr>
+      <w:r>
+        <w:t xml:space="preserve">The security idea behind diversification comes from operating-systems research, drawing directly on biology:</w:t>
+      </w:r>
+    </w:p>
+    <w:p>
+      <w:pPr>
+        <w:pStyle w:val="Compact"/>
+        <w:numPr>
+          <w:ilvl w:val="0"/>
+          <w:numId w:val="1015"/>
+        </w:numPr>
+      </w:pPr>
+      <w:r>
+        <w:rPr>
+          <w:b/>
+          <w:bCs/>
+        </w:rPr>
+        <w:t xml:space="preserve">1993</w:t>
+      </w:r>
+      <w:r>
+        <w:t xml:space="preserve"> </w:t>
+      </w:r>
+      <w:r>
+        <w:t xml:space="preserve">— Fred Cohen, in</w:t>
+      </w:r>
+      <w:r>
+        <w:t xml:space="preserve"> </w:t>
+      </w:r>
+      <w:r>
+        <w:t xml:space="preserve">“Operating System Protection Through Program Evolution”</w:t>
+      </w:r>
+      <w:r>
+        <w:t xml:space="preserve"> </w:t>
+      </w:r>
+      <w:r>
+        <w:t xml:space="preserve">(</w:t>
+      </w:r>
+      <w:r>
+        <w:rPr>
+          <w:i/>
+          <w:iCs/>
+        </w:rPr>
+        <w:t xml:space="preserve">Computers &amp; Security</w:t>
+      </w:r>
+      <w:r>
+        <w:t xml:space="preserve">,</w:t>
+      </w:r>
+      <w:r>
+        <w:t xml:space="preserve"> </w:t>
+      </w:r>
+      <w:r>
+        <w:t xml:space="preserve">Vol. 12, Issue 6), proposes equipping the system being protected with software that modifies it on an ongoing</w:t>
+      </w:r>
+      <w:r>
+        <w:t xml:space="preserve"> </w:t>
+      </w:r>
+      <w:r>
+        <w:t xml:space="preserve">basis, so diversity happens</w:t>
+      </w:r>
+      <w:r>
+        <w:t xml:space="preserve"> </w:t>
+      </w:r>
+      <w:r>
+        <w:rPr>
+          <w:b/>
+          <w:bCs/>
+        </w:rPr>
+        <w:t xml:space="preserve">over time</w:t>
+      </w:r>
+      <w:r>
+        <w:t xml:space="preserve">: today’s program differs from tomorrow’s, so a weakness an attacker</w:t>
+      </w:r>
+      <w:r>
+        <w:t xml:space="preserve"> </w:t>
+      </w:r>
+      <w:r>
+        <w:t xml:space="preserve">finds does not stay valid forever. This is the root of the</w:t>
+      </w:r>
+      <w:r>
+        <w:t xml:space="preserve"> </w:t>
+      </w:r>
+      <w:r>
+        <w:rPr>
+          <w:b/>
+          <w:bCs/>
+        </w:rPr>
+        <w:t xml:space="preserve">diversification in time</w:t>
+      </w:r>
+      <w:r>
+        <w:t xml:space="preserve"> </w:t>
+      </w:r>
+      <w:r>
+        <w:t xml:space="preserve">idea below.</w:t>
+      </w:r>
+    </w:p>
+    <w:p>
+      <w:pPr>
+        <w:pStyle w:val="Compact"/>
+        <w:numPr>
+          <w:ilvl w:val="0"/>
+          <w:numId w:val="1015"/>
+        </w:numPr>
+      </w:pPr>
+      <w:r>
+        <w:rPr>
+          <w:b/>
+          <w:bCs/>
+        </w:rPr>
+        <w:t xml:space="preserve">1997</w:t>
+      </w:r>
+      <w:r>
+        <w:t xml:space="preserve"> </w:t>
+      </w:r>
+      <w:r>
+        <w:t xml:space="preserve">— Stephanie Forrest, Anil Somayaji, and David Ackley, in</w:t>
+      </w:r>
+      <w:r>
+        <w:t xml:space="preserve"> </w:t>
+      </w:r>
+      <w:r>
+        <w:t xml:space="preserve">“Building Diverse Computer Systems”</w:t>
+      </w:r>
+      <w:r>
+        <w:t xml:space="preserve"> </w:t>
+      </w:r>
+      <w:r>
+        <w:t xml:space="preserve">(6th</w:t>
+      </w:r>
+      <w:r>
+        <w:t xml:space="preserve"> </w:t>
+      </w:r>
+      <w:r>
+        <w:t xml:space="preserve">Workshop on Hot Topics in Operating Systems — HotOS), carry over the observation that</w:t>
+      </w:r>
+      <w:r>
+        <w:t xml:space="preserve"> </w:t>
+      </w:r>
+      <w:r>
+        <w:rPr>
+          <w:b/>
+          <w:bCs/>
+        </w:rPr>
+        <w:t xml:space="preserve">diversity</w:t>
+      </w:r>
+      <w:r>
+        <w:t xml:space="preserve"> </w:t>
+      </w:r>
+      <w:r>
+        <w:t xml:space="preserve">is what</w:t>
+      </w:r>
+      <w:r>
+        <w:t xml:space="preserve"> </w:t>
+      </w:r>
+      <w:r>
+        <w:t xml:space="preserve">gives biological populations robustness: they show that randomized transforms that do not change a program’s</w:t>
+      </w:r>
+      <w:r>
+        <w:t xml:space="preserve"> </w:t>
+      </w:r>
+      <w:r>
+        <w:t xml:space="preserve">specified behaviour (e.g., randomizing how much memory a stack frame allocates) can disrupt even a simple</w:t>
+      </w:r>
+      <w:r>
+        <w:t xml:space="preserve"> </w:t>
+      </w:r>
+      <w:r>
+        <w:t xml:space="preserve">buffer-overflow attack. This is the root of the</w:t>
+      </w:r>
+      <w:r>
+        <w:t xml:space="preserve"> </w:t>
+      </w:r>
+      <w:r>
+        <w:rPr>
+          <w:b/>
+          <w:bCs/>
+        </w:rPr>
+        <w:t xml:space="preserve">diversification in space</w:t>
+      </w:r>
+      <w:r>
+        <w:t xml:space="preserve"> </w:t>
+      </w:r>
+      <w:r>
+        <w:t xml:space="preserve">idea below.</w:t>
+      </w:r>
+    </w:p>
+    <w:p>
+      <w:pPr>
+        <w:pStyle w:val="FirstParagraph"/>
+      </w:pPr>
+      <w:r>
+        <w:t xml:space="preserve">Both papers share the same observation: diversity in nature keeps a single weakness from wiping out an</w:t>
+      </w:r>
+      <w:r>
+        <w:t xml:space="preserve"> </w:t>
+      </w:r>
+      <w:r>
+        <w:rPr>
+          <w:b/>
+          <w:bCs/>
+        </w:rPr>
+        <w:t xml:space="preserve">entire</w:t>
+      </w:r>
+      <w:r>
+        <w:rPr>
+          <w:b/>
+          <w:bCs/>
+        </w:rPr>
+        <w:t xml:space="preserve"> </w:t>
+      </w:r>
+      <w:r>
+        <w:rPr>
+          <w:b/>
+          <w:bCs/>
+        </w:rPr>
+        <w:t xml:space="preserve">population</w:t>
+      </w:r>
+      <w:r>
+        <w:t xml:space="preserve"> </w:t>
+      </w:r>
+      <w:r>
+        <w:t xml:space="preserve">(a disease kills the individuals without resistance, not the whole species); the same idea in</w:t>
+      </w:r>
+      <w:r>
+        <w:t xml:space="preserve"> </w:t>
+      </w:r>
+      <w:r>
+        <w:t xml:space="preserve">software keeps a single crack from opening</w:t>
+      </w:r>
+      <w:r>
+        <w:t xml:space="preserve"> </w:t>
+      </w:r>
+      <w:r>
+        <w:rPr>
+          <w:b/>
+          <w:bCs/>
+        </w:rPr>
+        <w:t xml:space="preserve">every copy</w:t>
+      </w:r>
+      <w:r>
+        <w:t xml:space="preserve">. In</w:t>
+      </w:r>
+      <w:r>
+        <w:t xml:space="preserve"> </w:t>
+      </w:r>
+      <w:hyperlink r:id="rId23">
+        <w:r>
+          <w:rPr>
+            <w:rStyle w:val="Hyperlink"/>
+          </w:rPr>
+          <w:t xml:space="preserve">week 14</w:t>
+        </w:r>
+      </w:hyperlink>
+      <w:r>
+        <w:t xml:space="preserve">, Tigress’s</w:t>
+      </w:r>
+      <w:r>
+        <w:t xml:space="preserve"> </w:t>
+      </w:r>
+      <w:r>
+        <w:rPr>
+          <w:rStyle w:val="VerbatimChar"/>
+        </w:rPr>
+        <w:t xml:space="preserve">--Seed</w:t>
+      </w:r>
+      <w:r>
+        <w:t xml:space="preserve"> </w:t>
+      </w:r>
+      <w:r>
+        <w:t xml:space="preserve">option compresses this thirty-year-old idea into a single command-line flag.</w:t>
       </w:r>
     </w:p>
     <w:p>
@@ -32649,18 +34241,18 @@
           <wp:inline>
             <wp:extent cx="5759999" cy="2612329"/>
             <wp:effectExtent b="0" l="0" r="0" t="0"/>
-            <wp:docPr descr="Different binaries from the same source with different seeds" title="" id="110" name="Picture"/>
+            <wp:docPr descr="Different binaries from the same source with different seeds" title="" id="128" name="Picture"/>
             <a:graphic>
               <a:graphicData uri="http://schemas.openxmlformats.org/drawingml/2006/picture">
                 <pic:pic>
                   <pic:nvPicPr>
-                    <pic:cNvPr descr="h09-07-cesitlendirme.png" id="111" name="Picture"/>
+                    <pic:cNvPr descr="h09-07-cesitlendirme.png" id="129" name="Picture"/>
                     <pic:cNvPicPr>
                       <a:picLocks noChangeArrowheads="1" noChangeAspect="1"/>
                     </pic:cNvPicPr>
                   </pic:nvPicPr>
                   <pic:blipFill>
-                    <a:blip r:embed="rId109"/>
+                    <a:blip r:embed="rId127"/>
                     <a:stretch>
                       <a:fillRect/>
                     </a:stretch>
@@ -32692,7 +34284,7 @@
         <w:pStyle w:val="Compact"/>
         <w:numPr>
           <w:ilvl w:val="0"/>
-          <w:numId w:val="1015"/>
+          <w:numId w:val="1016"/>
         </w:numPr>
       </w:pPr>
       <w:r>
@@ -32733,7 +34325,7 @@
         <w:pStyle w:val="Compact"/>
         <w:numPr>
           <w:ilvl w:val="0"/>
-          <w:numId w:val="1015"/>
+          <w:numId w:val="1016"/>
         </w:numPr>
       </w:pPr>
       <w:r>
@@ -32755,7 +34347,7 @@
       <w:r>
         <w:t xml:space="preserve">breaks in the new one. This works together with your key/version renewal policy (</w:t>
       </w:r>
-      <w:hyperlink r:id="rId112">
+      <w:hyperlink r:id="rId130">
         <w:r>
           <w:rPr>
             <w:rStyle w:val="Hyperlink"/>
@@ -32913,7 +34505,7 @@
         <w:rPr>
           <w:rStyle w:val="VerbatimChar"/>
         </w:rPr>
-        <w:t xml:space="preserve">erisim_ver</w:t>
+        <w:t xml:space="preserve">grant_access</w:t>
       </w:r>
       <w:r>
         <w:t xml:space="preserve"> </w:t>
@@ -33098,6 +34690,214 @@
       </w:r>
       <w:r>
         <w:t xml:space="preserve">from section 1.</w:t>
+      </w:r>
+    </w:p>
+    <w:p>
+      <w:pPr>
+        <w:pStyle w:val="BodyText"/>
+      </w:pPr>
+      <w:r>
+        <w:rPr>
+          <w:b/>
+          <w:bCs/>
+        </w:rPr>
+        <w:t xml:space="preserve">This week’s real measurement (separate from the hypothetical example above).</w:t>
+      </w:r>
+      <w:r>
+        <w:t xml:space="preserve"> </w:t>
+      </w:r>
+      <w:r>
+        <w:t xml:space="preserve">Running</w:t>
+      </w:r>
+      <w:r>
+        <w:t xml:space="preserve"> </w:t>
+      </w:r>
+      <w:r>
+        <w:rPr>
+          <w:rStyle w:val="VerbatimChar"/>
+        </w:rPr>
+        <w:t xml:space="preserve">demo.sh</w:t>
+      </w:r>
+      <w:r>
+        <w:t xml:space="preserve">/</w:t>
+      </w:r>
+      <w:r>
+        <w:rPr>
+          <w:rStyle w:val="VerbatimChar"/>
+        </w:rPr>
+        <w:t xml:space="preserve">demo.ps1</w:t>
+      </w:r>
+      <w:r>
+        <w:t xml:space="preserve"> </w:t>
+      </w:r>
+      <w:r>
+        <w:t xml:space="preserve">(</w:t>
+      </w:r>
+      <w:r>
+        <w:rPr>
+          <w:rStyle w:val="VerbatimChar"/>
+        </w:rPr>
+        <w:t xml:space="preserve">02-diversification</w:t>
+      </w:r>
+      <w:r>
+        <w:t xml:space="preserve">), comparing the</w:t>
+      </w:r>
+      <w:r>
+        <w:t xml:space="preserve"> </w:t>
+      </w:r>
+      <w:r>
+        <w:rPr>
+          <w:rStyle w:val="VerbatimChar"/>
+        </w:rPr>
+        <w:t xml:space="preserve">access_seed1001</w:t>
+      </w:r>
+      <w:r>
+        <w:t xml:space="preserve"> </w:t>
+      </w:r>
+      <w:r>
+        <w:t xml:space="preserve">and</w:t>
+      </w:r>
+      <w:r>
+        <w:t xml:space="preserve"> </w:t>
+      </w:r>
+      <w:r>
+        <w:rPr>
+          <w:rStyle w:val="VerbatimChar"/>
+        </w:rPr>
+        <w:t xml:space="preserve">access_seed2002</w:t>
+      </w:r>
+      <w:r>
+        <w:t xml:space="preserve"> </w:t>
+      </w:r>
+      <w:r>
+        <w:t xml:space="preserve">binaries at the</w:t>
+      </w:r>
+      <w:r>
+        <w:t xml:space="preserve"> </w:t>
+      </w:r>
+      <w:r>
+        <w:rPr>
+          <w:b/>
+          <w:bCs/>
+        </w:rPr>
+        <w:t xml:space="preserve">whole-file</w:t>
+      </w:r>
+      <w:r>
+        <w:t xml:space="preserve"> </w:t>
+      </w:r>
+      <w:r>
+        <w:t xml:space="preserve">level</w:t>
+      </w:r>
+      <w:r>
+        <w:t xml:space="preserve"> </w:t>
+      </w:r>
+      <w:r>
+        <w:t xml:space="preserve">(Linux</w:t>
+      </w:r>
+      <w:r>
+        <w:t xml:space="preserve"> </w:t>
+      </w:r>
+      <w:r>
+        <w:rPr>
+          <w:rStyle w:val="VerbatimChar"/>
+        </w:rPr>
+        <w:t xml:space="preserve">cmp -l</w:t>
+      </w:r>
+      <w:r>
+        <w:t xml:space="preserve">) showed</w:t>
+      </w:r>
+      <w:r>
+        <w:t xml:space="preserve"> </w:t>
+      </w:r>
+      <w:r>
+        <w:rPr>
+          <w:b/>
+          <w:bCs/>
+        </w:rPr>
+        <w:t xml:space="preserve">~29 bytes</w:t>
+      </w:r>
+      <w:r>
+        <w:t xml:space="preserve"> </w:t>
+      </w:r>
+      <w:r>
+        <w:t xml:space="preserve">differ;</w:t>
+      </w:r>
+      <w:r>
+        <w:t xml:space="preserve"> </w:t>
+      </w:r>
+      <w:r>
+        <w:rPr>
+          <w:rStyle w:val="VerbatimChar"/>
+        </w:rPr>
+        <w:t xml:space="preserve">grant_access</w:t>
+      </w:r>
+      <w:r>
+        <w:t xml:space="preserve"> </w:t>
+      </w:r>
+      <w:r>
+        <w:t xml:space="preserve">itself compiles to</w:t>
+      </w:r>
+      <w:r>
+        <w:t xml:space="preserve"> </w:t>
+      </w:r>
+      <w:r>
+        <w:rPr>
+          <w:b/>
+          <w:bCs/>
+        </w:rPr>
+        <w:t xml:space="preserve">50 instructions</w:t>
+      </w:r>
+      <w:r>
+        <w:t xml:space="preserve"> </w:t>
+      </w:r>
+      <w:r>
+        <w:t xml:space="preserve">under both</w:t>
+      </w:r>
+      <w:r>
+        <w:t xml:space="preserve"> </w:t>
+      </w:r>
+      <w:r>
+        <w:t xml:space="preserve">seeds — the same instruction count, but encoded with different</w:t>
+      </w:r>
+      <w:r>
+        <w:t xml:space="preserve"> </w:t>
+      </w:r>
+      <w:r>
+        <w:rPr>
+          <w:rStyle w:val="VerbatimChar"/>
+        </w:rPr>
+        <w:t xml:space="preserve">MASK</w:t>
+      </w:r>
+      <w:r>
+        <w:t xml:space="preserve">-dependent constants. The 512/340-byte</w:t>
+      </w:r>
+      <w:r>
+        <w:t xml:space="preserve"> </w:t>
+      </w:r>
+      <w:r>
+        <w:t xml:space="preserve">example above is a</w:t>
+      </w:r>
+      <w:r>
+        <w:t xml:space="preserve"> </w:t>
+      </w:r>
+      <w:r>
+        <w:rPr>
+          <w:b/>
+          <w:bCs/>
+        </w:rPr>
+        <w:t xml:space="preserve">conceptual</w:t>
+      </w:r>
+      <w:r>
+        <w:t xml:space="preserve"> </w:t>
+      </w:r>
+      <w:r>
+        <w:t xml:space="preserve">illustration only (we did not isolate a single function’s byte-level diff); the</w:t>
+      </w:r>
+      <w:r>
+        <w:t xml:space="preserve"> </w:t>
+      </w:r>
+      <w:r>
+        <w:t xml:space="preserve">real number here is for the whole binary.</w:t>
       </w:r>
     </w:p>
     <w:p>
@@ -33509,8 +35309,207 @@
         <w:t xml:space="preserve">“a process reapplied in every release.”</w:t>
       </w:r>
     </w:p>
-    <w:bookmarkEnd w:id="113"/>
-    <w:bookmarkStart w:id="118" w:name="measuring-obfuscation"/>
+    <w:p>
+      <w:pPr>
+        <w:pStyle w:val="FirstParagraph"/>
+      </w:pPr>
+      <w:r>
+        <w:t xml:space="preserve">This week’s real</w:t>
+      </w:r>
+      <w:r>
+        <w:t xml:space="preserve"> </w:t>
+      </w:r>
+      <w:r>
+        <w:rPr>
+          <w:rStyle w:val="VerbatimChar"/>
+        </w:rPr>
+        <w:t xml:space="preserve">02-diversification</w:t>
+      </w:r>
+      <w:r>
+        <w:t xml:space="preserve"> </w:t>
+      </w:r>
+      <w:r>
+        <w:t xml:space="preserve">demo compiles the same source (</w:t>
+      </w:r>
+      <w:r>
+        <w:rPr>
+          <w:rStyle w:val="VerbatimChar"/>
+        </w:rPr>
+        <w:t xml:space="preserve">diversified.c</w:t>
+      </w:r>
+      <w:r>
+        <w:t xml:space="preserve">) with two different</w:t>
+      </w:r>
+      <w:r>
+        <w:t xml:space="preserve"> </w:t>
+      </w:r>
+      <w:r>
+        <w:rPr>
+          <w:rStyle w:val="VerbatimChar"/>
+        </w:rPr>
+        <w:t xml:space="preserve">SEED</w:t>
+      </w:r>
+      <w:r>
+        <w:t xml:space="preserve"> </w:t>
+      </w:r>
+      <w:r>
+        <w:t xml:space="preserve">values:</w:t>
+      </w:r>
+      <w:r>
+        <w:t xml:space="preserve"> </w:t>
+      </w:r>
+      <w:r>
+        <w:rPr>
+          <w:rStyle w:val="VerbatimChar"/>
+        </w:rPr>
+        <w:t xml:space="preserve">MASK</w:t>
+      </w:r>
+      <w:r>
+        <w:t xml:space="preserve"> </w:t>
+      </w:r>
+      <w:r>
+        <w:t xml:space="preserve">and the dispatcher’s</w:t>
+      </w:r>
+      <w:r>
+        <w:t xml:space="preserve"> </w:t>
+      </w:r>
+      <w:r>
+        <w:rPr>
+          <w:rStyle w:val="VerbatimChar"/>
+        </w:rPr>
+        <w:t xml:space="preserve">C0..C3</w:t>
+      </w:r>
+      <w:r>
+        <w:t xml:space="preserve"> </w:t>
+      </w:r>
+      <w:r>
+        <w:t xml:space="preserve">states change with the seed, but</w:t>
+      </w:r>
+      <w:r>
+        <w:t xml:space="preserve"> </w:t>
+      </w:r>
+      <w:r>
+        <w:rPr>
+          <w:rStyle w:val="VerbatimChar"/>
+        </w:rPr>
+        <w:t xml:space="preserve">grant_access</w:t>
+      </w:r>
+      <w:r>
+        <w:t xml:space="preserve"> </w:t>
+      </w:r>
+      <w:r>
+        <w:t xml:space="preserve">gives the SAME</w:t>
+      </w:r>
+      <w:r>
+        <w:t xml:space="preserve"> </w:t>
+      </w:r>
+      <w:r>
+        <w:t xml:space="preserve">GRANTED/DENIED answer under both. Let’s confirm it across 10 tokens:</w:t>
+      </w:r>
+    </w:p>
+    <w:p>
+      <w:pPr>
+        <w:pStyle w:val="BodyText"/>
+      </w:pPr>
+      <w:r>
+        <w:drawing>
+          <wp:inline>
+            <wp:extent cx="5111999" cy="10965144"/>
+            <wp:effectExtent b="0" l="0" r="0" t="0"/>
+            <wp:docPr descr="Diversification — step by step" title="" id="132" name="Picture"/>
+            <a:graphic>
+              <a:graphicData uri="http://schemas.openxmlformats.org/drawingml/2006/picture">
+                <pic:pic>
+                  <pic:nvPicPr>
+                    <pic:cNvPr descr="diversification.en.png" id="133" name="Picture"/>
+                    <pic:cNvPicPr>
+                      <a:picLocks noChangeArrowheads="1" noChangeAspect="1"/>
+                    </pic:cNvPicPr>
+                  </pic:nvPicPr>
+                  <pic:blipFill>
+                    <a:blip r:embed="rId131"/>
+                    <a:stretch>
+                      <a:fillRect/>
+                    </a:stretch>
+                  </pic:blipFill>
+                  <pic:spPr bwMode="auto">
+                    <a:xfrm>
+                      <a:off x="0" y="0"/>
+                      <a:ext cx="5111999" cy="10965144"/>
+                    </a:xfrm>
+                    <a:prstGeom prst="rect">
+                      <a:avLst/>
+                    </a:prstGeom>
+                    <a:noFill/>
+                    <a:ln w="9525">
+                      <a:noFill/>
+                      <a:headEnd/>
+                      <a:tailEnd/>
+                    </a:ln>
+                  </pic:spPr>
+                </pic:pic>
+              </a:graphicData>
+            </a:graphic>
+          </wp:inline>
+        </w:drawing>
+      </w:r>
+    </w:p>
+    <w:p>
+      <w:pPr>
+        <w:pStyle w:val="BodyText"/>
+      </w:pPr>
+      <w:r>
+        <w:t xml:space="preserve">Try the</w:t>
+      </w:r>
+      <w:r>
+        <w:t xml:space="preserve"> </w:t>
+      </w:r>
+      <w:r>
+        <w:rPr>
+          <w:b/>
+          <w:bCs/>
+        </w:rPr>
+        <w:t xml:space="preserve">normal</w:t>
+      </w:r>
+      <w:r>
+        <w:t xml:space="preserve">,</w:t>
+      </w:r>
+      <w:r>
+        <w:t xml:space="preserve"> </w:t>
+      </w:r>
+      <w:r>
+        <w:rPr>
+          <w:b/>
+          <w:bCs/>
+        </w:rPr>
+        <w:t xml:space="preserve">hard</w:t>
+      </w:r>
+      <w:r>
+        <w:t xml:space="preserve"> </w:t>
+      </w:r>
+      <w:r>
+        <w:t xml:space="preserve">(same length, different content) and two</w:t>
+      </w:r>
+      <w:r>
+        <w:t xml:space="preserve"> </w:t>
+      </w:r>
+      <w:r>
+        <w:rPr>
+          <w:b/>
+          <w:bCs/>
+        </w:rPr>
+        <w:t xml:space="preserve">edge-case</w:t>
+      </w:r>
+      <w:r>
+        <w:t xml:space="preserve"> </w:t>
+      </w:r>
+      <w:r>
+        <w:t xml:space="preserve">presets.</w:t>
+      </w:r>
+    </w:p>
+    <w:bookmarkEnd w:id="134"/>
+    <w:bookmarkEnd w:id="135"/>
+    <w:bookmarkStart w:id="143" w:name="measuring-obfuscation"/>
     <w:p>
       <w:pPr>
         <w:pStyle w:val="Heading2"/>
@@ -33606,18 +35605,18 @@
           <wp:inline>
             <wp:extent cx="5759999" cy="2789130"/>
             <wp:effectExtent b="0" l="0" r="0" t="0"/>
-            <wp:docPr descr="The four dimensions that measure obfuscation" title="" id="115" name="Picture"/>
+            <wp:docPr descr="The four dimensions that measure obfuscation" title="" id="137" name="Picture"/>
             <a:graphic>
               <a:graphicData uri="http://schemas.openxmlformats.org/drawingml/2006/picture">
                 <pic:pic>
                   <pic:nvPicPr>
-                    <pic:cNvPr descr="h09-08-dort-olcut.png" id="116" name="Picture"/>
+                    <pic:cNvPr descr="h09-08-dort-olcut.png" id="138" name="Picture"/>
                     <pic:cNvPicPr>
                       <a:picLocks noChangeArrowheads="1" noChangeAspect="1"/>
                     </pic:cNvPicPr>
                   </pic:nvPicPr>
                   <pic:blipFill>
-                    <a:blip r:embed="rId114"/>
+                    <a:blip r:embed="rId136"/>
                     <a:stretch>
                       <a:fillRect/>
                     </a:stretch>
@@ -33905,7 +35904,7 @@
         <w:t xml:space="preserve">.</w:t>
       </w:r>
     </w:p>
-    <w:bookmarkStart w:id="117" w:name="X14bd979fd8b0ba359bc50b4cb9eeb2d717e264e"/>
+    <w:bookmarkStart w:id="142" w:name="X07c93dc58df6be9eef8015e4054b81c22b4b157"/>
     <w:p>
       <w:pPr>
         <w:pStyle w:val="Heading3"/>
@@ -33920,7 +35919,7 @@
         <w:rPr>
           <w:rStyle w:val="VerbatimChar"/>
         </w:rPr>
-        <w:t xml:space="preserve">erisim_ver</w:t>
+        <w:t xml:space="preserve">grant_access</w:t>
       </w:r>
     </w:p>
     <w:p>
@@ -33935,7 +35934,7 @@
           <w:b/>
           <w:bCs/>
         </w:rPr>
-        <w:t xml:space="preserve">28 → 51 instructions</w:t>
+        <w:t xml:space="preserve">27 → 49 instructions</w:t>
       </w:r>
       <w:r>
         <w:t xml:space="preserve">,</w:t>
@@ -33948,16 +35947,16 @@
           <w:b/>
           <w:bCs/>
         </w:rPr>
-        <w:t xml:space="preserve">3 → 6 branches</w:t>
-      </w:r>
-      <w:r>
-        <w:t xml:space="preserve">) across</w:t>
-      </w:r>
-      <w:r>
-        <w:t xml:space="preserve"> </w:t>
-      </w:r>
-      <w:r>
-        <w:t xml:space="preserve">the four metrics here:</w:t>
+        <w:t xml:space="preserve">4 → 9 branches/calls</w:t>
+      </w:r>
+      <w:r>
+        <w:t xml:space="preserve">)</w:t>
+      </w:r>
+      <w:r>
+        <w:t xml:space="preserve"> </w:t>
+      </w:r>
+      <w:r>
+        <w:t xml:space="preserve">across the four metrics here:</w:t>
       </w:r>
     </w:p>
     <w:p>
@@ -34020,7 +36019,7 @@
         <w:rPr>
           <w:rStyle w:val="VerbatimChar"/>
         </w:rPr>
-        <w:t xml:space="preserve">Before  : 3 branches + 1 = 4</w:t>
+        <w:t xml:space="preserve">Before  : 4 branches/calls + 1 = 5</w:t>
       </w:r>
       <w:r>
         <w:br/>
@@ -34029,7 +36028,7 @@
         <w:rPr>
           <w:rStyle w:val="VerbatimChar"/>
         </w:rPr>
-        <w:t xml:space="preserve">After   : 6 branches + 1 = 7</w:t>
+        <w:t xml:space="preserve">After   : 9 branches/calls + 1 = 10</w:t>
       </w:r>
       <w:r>
         <w:br/>
@@ -34038,7 +36037,7 @@
         <w:rPr>
           <w:rStyle w:val="VerbatimChar"/>
         </w:rPr>
-        <w:t xml:space="preserve">Increase: (7 − 4) / 4 × 100 = %75</w:t>
+        <w:t xml:space="preserve">Increase: (10 − 5) / 5 × 100 = %100</w:t>
       </w:r>
     </w:p>
     <w:p>
@@ -34055,7 +36054,7 @@
         <w:rPr>
           <w:rStyle w:val="VerbatimChar"/>
         </w:rPr>
-        <w:t xml:space="preserve">4</w:t>
+        <w:t xml:space="preserve">5</w:t>
       </w:r>
       <w:r>
         <w:t xml:space="preserve"> </w:t>
@@ -34070,7 +36069,7 @@
         <w:rPr>
           <w:rStyle w:val="VerbatimChar"/>
         </w:rPr>
-        <w:t xml:space="preserve">7</w:t>
+        <w:t xml:space="preserve">10</w:t>
       </w:r>
       <w:r>
         <w:t xml:space="preserve">, i.e. by</w:t>
@@ -34083,16 +36082,19 @@
           <w:b/>
           <w:bCs/>
         </w:rPr>
-        <w:t xml:space="preserve">75%</w:t>
-      </w:r>
-      <w:r>
-        <w:t xml:space="preserve">: a human analyst tracing the function by hand now has to follow</w:t>
-      </w:r>
-      <w:r>
-        <w:t xml:space="preserve"> </w:t>
-      </w:r>
-      <w:r>
-        <w:t xml:space="preserve">75% more</w:t>
+        <w:t xml:space="preserve">100%</w:t>
+      </w:r>
+      <w:r>
+        <w:t xml:space="preserve"> </w:t>
+      </w:r>
+      <w:r>
+        <w:t xml:space="preserve">(exactly doubles): a human analyst tracing the function by hand</w:t>
+      </w:r>
+      <w:r>
+        <w:t xml:space="preserve"> </w:t>
+      </w:r>
+      <w:r>
+        <w:t xml:space="preserve">now has to follow twice as many</w:t>
       </w:r>
       <w:r>
         <w:t xml:space="preserve"> </w:t>
@@ -34127,7 +36129,7 @@
         <w:rPr>
           <w:rStyle w:val="VerbatimChar"/>
         </w:rPr>
-        <w:t xml:space="preserve">(51 − 28) / 28 × 100 ≈ %82,1</w:t>
+        <w:t xml:space="preserve">(49 − 27) / 27 × 100 ≈ %81.5</w:t>
       </w:r>
     </w:p>
     <w:p>
@@ -34145,19 +36147,19 @@
           <w:b/>
           <w:bCs/>
         </w:rPr>
-        <w:t xml:space="preserve">82%</w:t>
-      </w:r>
-      <w:r>
-        <w:t xml:space="preserve"> </w:t>
-      </w:r>
-      <w:r>
-        <w:t xml:space="preserve">bigger and probably a little slower —</w:t>
-      </w:r>
-      <w:r>
-        <w:t xml:space="preserve"> </w:t>
-      </w:r>
-      <w:r>
-        <w:t xml:space="preserve">this is the concrete number to write into the</w:t>
+        <w:t xml:space="preserve">81.5%</w:t>
+      </w:r>
+      <w:r>
+        <w:t xml:space="preserve"> </w:t>
+      </w:r>
+      <w:r>
+        <w:t xml:space="preserve">bigger and probably a little</w:t>
+      </w:r>
+      <w:r>
+        <w:t xml:space="preserve"> </w:t>
+      </w:r>
+      <w:r>
+        <w:t xml:space="preserve">slower — this is the concrete number to write into the</w:t>
       </w:r>
       <w:r>
         <w:t xml:space="preserve"> </w:t>
@@ -34177,6 +36179,142 @@
         <w:pStyle w:val="BodyText"/>
       </w:pPr>
       <w:r>
+        <w:t xml:space="preserve">Let’s see these two real (static) numbers, and also the</w:t>
+      </w:r>
+      <w:r>
+        <w:t xml:space="preserve"> </w:t>
+      </w:r>
+      <w:r>
+        <w:rPr>
+          <w:b/>
+          <w:bCs/>
+        </w:rPr>
+        <w:t xml:space="preserve">dynamic</w:t>
+      </w:r>
+      <w:r>
+        <w:t xml:space="preserve"> </w:t>
+      </w:r>
+      <w:r>
+        <w:t xml:space="preserve">cost — how many steps actually run per call,</w:t>
+      </w:r>
+      <w:r>
+        <w:t xml:space="preserve"> </w:t>
+      </w:r>
+      <w:r>
+        <w:t xml:space="preserve">across 10 tokens:</w:t>
+      </w:r>
+    </w:p>
+    <w:p>
+      <w:pPr>
+        <w:pStyle w:val="BodyText"/>
+      </w:pPr>
+      <w:r>
+        <w:drawing>
+          <wp:inline>
+            <wp:extent cx="5111999" cy="10067219"/>
+            <wp:effectExtent b="0" l="0" r="0" t="0"/>
+            <wp:docPr descr="Measuring obfuscation — step by step" title="" id="140" name="Picture"/>
+            <a:graphic>
+              <a:graphicData uri="http://schemas.openxmlformats.org/drawingml/2006/picture">
+                <pic:pic>
+                  <pic:nvPicPr>
+                    <pic:cNvPr descr="obfuscation-metrics.en.png" id="141" name="Picture"/>
+                    <pic:cNvPicPr>
+                      <a:picLocks noChangeArrowheads="1" noChangeAspect="1"/>
+                    </pic:cNvPicPr>
+                  </pic:nvPicPr>
+                  <pic:blipFill>
+                    <a:blip r:embed="rId139"/>
+                    <a:stretch>
+                      <a:fillRect/>
+                    </a:stretch>
+                  </pic:blipFill>
+                  <pic:spPr bwMode="auto">
+                    <a:xfrm>
+                      <a:off x="0" y="0"/>
+                      <a:ext cx="5111999" cy="10067219"/>
+                    </a:xfrm>
+                    <a:prstGeom prst="rect">
+                      <a:avLst/>
+                    </a:prstGeom>
+                    <a:noFill/>
+                    <a:ln w="9525">
+                      <a:noFill/>
+                      <a:headEnd/>
+                      <a:tailEnd/>
+                    </a:ln>
+                  </pic:spPr>
+                </pic:pic>
+              </a:graphicData>
+            </a:graphic>
+          </wp:inline>
+        </w:drawing>
+      </w:r>
+    </w:p>
+    <w:p>
+      <w:pPr>
+        <w:pStyle w:val="BodyText"/>
+      </w:pPr>
+      <w:r>
+        <w:t xml:space="preserve">Try the</w:t>
+      </w:r>
+      <w:r>
+        <w:t xml:space="preserve"> </w:t>
+      </w:r>
+      <w:r>
+        <w:rPr>
+          <w:b/>
+          <w:bCs/>
+        </w:rPr>
+        <w:t xml:space="preserve">normal</w:t>
+      </w:r>
+      <w:r>
+        <w:t xml:space="preserve">,</w:t>
+      </w:r>
+      <w:r>
+        <w:t xml:space="preserve"> </w:t>
+      </w:r>
+      <w:r>
+        <w:rPr>
+          <w:b/>
+          <w:bCs/>
+        </w:rPr>
+        <w:t xml:space="preserve">hard</w:t>
+      </w:r>
+      <w:r>
+        <w:t xml:space="preserve"> </w:t>
+      </w:r>
+      <w:r>
+        <w:t xml:space="preserve">(dispatcher mostly takes the full path) and two</w:t>
+      </w:r>
+      <w:r>
+        <w:t xml:space="preserve"> </w:t>
+      </w:r>
+      <w:r>
+        <w:rPr>
+          <w:b/>
+          <w:bCs/>
+        </w:rPr>
+        <w:t xml:space="preserve">edge-case</w:t>
+      </w:r>
+      <w:r>
+        <w:t xml:space="preserve"> </w:t>
+      </w:r>
+      <w:r>
+        <w:t xml:space="preserve">(cheapest/most expensive</w:t>
+      </w:r>
+      <w:r>
+        <w:t xml:space="preserve"> </w:t>
+      </w:r>
+      <w:r>
+        <w:t xml:space="preserve">path) presets.</w:t>
+      </w:r>
+    </w:p>
+    <w:p>
+      <w:pPr>
+        <w:pStyle w:val="BodyText"/>
+      </w:pPr>
+      <w:r>
         <w:rPr>
           <w:b/>
           <w:bCs/>
@@ -34279,7 +36417,7 @@
         <w:t xml:space="preserve"> </w:t>
       </w:r>
       <w:r>
-        <w:t xml:space="preserve">“the binary grew 82%, so it must be well protected”</w:t>
+        <w:t xml:space="preserve">“the binary grew 81.5%, so it must be well protected”</w:t>
       </w:r>
       <w:r>
         <w:t xml:space="preserve"> </w:t>
@@ -34367,98 +36505,6 @@
           <w:bCs/>
         </w:rPr>
         <w:t xml:space="preserve">Decision rule (write this into S9):</w:t>
-      </w:r>
-    </w:p>
-    <w:p>
-      <w:pPr>
-        <w:pStyle w:val="Compact"/>
-        <w:numPr>
-          <w:ilvl w:val="0"/>
-          <w:numId w:val="1016"/>
-        </w:numPr>
-      </w:pPr>
-      <w:r>
-        <w:t xml:space="preserve">Asset value is</w:t>
-      </w:r>
-      <w:r>
-        <w:t xml:space="preserve"> </w:t>
-      </w:r>
-      <w:r>
-        <w:rPr>
-          <w:b/>
-          <w:bCs/>
-        </w:rPr>
-        <w:t xml:space="preserve">low</w:t>
-      </w:r>
-      <w:r>
-        <w:t xml:space="preserve"> </w:t>
-      </w:r>
-      <w:r>
-        <w:t xml:space="preserve">→ light, cheap obfuscation (K-01, K-02, K-07) is enough.</w:t>
-      </w:r>
-    </w:p>
-    <w:p>
-      <w:pPr>
-        <w:pStyle w:val="Compact"/>
-        <w:numPr>
-          <w:ilvl w:val="0"/>
-          <w:numId w:val="1016"/>
-        </w:numPr>
-      </w:pPr>
-      <w:r>
-        <w:t xml:space="preserve">Asset value is</w:t>
-      </w:r>
-      <w:r>
-        <w:t xml:space="preserve"> </w:t>
-      </w:r>
-      <w:r>
-        <w:rPr>
-          <w:b/>
-          <w:bCs/>
-        </w:rPr>
-        <w:t xml:space="preserve">high</w:t>
-      </w:r>
-      <w:r>
-        <w:t xml:space="preserve"> </w:t>
-      </w:r>
-      <w:r>
-        <w:t xml:space="preserve">→ layered protection (K-04 + K-05 + K-08 + diversification); the cost is accepted.</w:t>
-      </w:r>
-    </w:p>
-    <w:p>
-      <w:pPr>
-        <w:pStyle w:val="Compact"/>
-        <w:numPr>
-          <w:ilvl w:val="0"/>
-          <w:numId w:val="1016"/>
-        </w:numPr>
-      </w:pPr>
-      <w:r>
-        <w:t xml:space="preserve">For every layer, the potency/resilience gain is measured against the size/speed cost, and written down.</w:t>
-      </w:r>
-    </w:p>
-    <w:p>
-      <w:pPr>
-        <w:pStyle w:val="FirstParagraph"/>
-      </w:pPr>
-      <w:r>
-        <w:rPr>
-          <w:b/>
-          <w:bCs/>
-        </w:rPr>
-        <w:t xml:space="preserve">Worked example: applying the decision rule to two different assets.</w:t>
-      </w:r>
-      <w:r>
-        <w:t xml:space="preserve"> </w:t>
-      </w:r>
-      <w:r>
-        <w:t xml:space="preserve">Suppose the same application has two</w:t>
-      </w:r>
-      <w:r>
-        <w:t xml:space="preserve"> </w:t>
-      </w:r>
-      <w:r>
-        <w:t xml:space="preserve">different code sections:</w:t>
       </w:r>
     </w:p>
     <w:p>
@@ -34470,85 +36516,23 @@
         </w:numPr>
       </w:pPr>
       <w:r>
-        <w:rPr>
-          <w:b/>
-          <w:bCs/>
-        </w:rPr>
-        <w:t xml:space="preserve">Asset A — a helper function that picks the text of a</w:t>
-      </w:r>
-      <w:r>
-        <w:rPr>
-          <w:b/>
-          <w:bCs/>
-        </w:rPr>
-        <w:t xml:space="preserve"> </w:t>
-      </w:r>
-      <w:r>
-        <w:rPr>
-          <w:b/>
-          <w:bCs/>
-        </w:rPr>
-        <w:t xml:space="preserve">“welcome”</w:t>
-      </w:r>
-      <w:r>
-        <w:rPr>
-          <w:b/>
-          <w:bCs/>
-        </w:rPr>
-        <w:t xml:space="preserve"> </w:t>
-      </w:r>
-      <w:r>
-        <w:rPr>
-          <w:b/>
-          <w:bCs/>
-        </w:rPr>
-        <w:t xml:space="preserve">screen.</w:t>
-      </w:r>
-      <w:r>
-        <w:t xml:space="preserve"> </w:t>
-      </w:r>
-      <w:r>
-        <w:t xml:space="preserve">Its value is low (even if it leaks,</w:t>
-      </w:r>
-      <w:r>
-        <w:t xml:space="preserve"> </w:t>
-      </w:r>
-      <w:r>
-        <w:t xml:space="preserve">it causes no major loss). Decision: K-07 (string encoding) alone is enough; an expensive transform like K-04 is</w:t>
-      </w:r>
-      <w:r>
-        <w:t xml:space="preserve"> </w:t>
-      </w:r>
-      <w:r>
-        <w:rPr>
-          <w:b/>
-          <w:bCs/>
-        </w:rPr>
-        <w:t xml:space="preserve">unnecessary</w:t>
-      </w:r>
-      <w:r>
-        <w:t xml:space="preserve"> </w:t>
-      </w:r>
-      <w:r>
-        <w:t xml:space="preserve">— here section 9’s</w:t>
-      </w:r>
-      <w:r>
-        <w:t xml:space="preserve"> </w:t>
-      </w:r>
-      <w:r>
-        <w:t xml:space="preserve">“cost”</w:t>
-      </w:r>
-      <w:r>
-        <w:t xml:space="preserve"> </w:t>
-      </w:r>
-      <w:r>
-        <w:t xml:space="preserve">metric also works in the direction of</w:t>
-      </w:r>
-      <w:r>
-        <w:t xml:space="preserve"> </w:t>
-      </w:r>
-      <w:r>
-        <w:t xml:space="preserve">“don’t add unnecessary cost.”</w:t>
+        <w:t xml:space="preserve">Asset value is</w:t>
+      </w:r>
+      <w:r>
+        <w:t xml:space="preserve"> </w:t>
+      </w:r>
+      <w:r>
+        <w:rPr>
+          <w:b/>
+          <w:bCs/>
+        </w:rPr>
+        <w:t xml:space="preserve">low</w:t>
+      </w:r>
+      <w:r>
+        <w:t xml:space="preserve"> </w:t>
+      </w:r>
+      <w:r>
+        <w:t xml:space="preserve">→ light, cheap obfuscation (K-01, K-02, K-07) is enough.</w:t>
       </w:r>
     </w:p>
     <w:p>
@@ -34560,6 +36544,160 @@
         </w:numPr>
       </w:pPr>
       <w:r>
+        <w:t xml:space="preserve">Asset value is</w:t>
+      </w:r>
+      <w:r>
+        <w:t xml:space="preserve"> </w:t>
+      </w:r>
+      <w:r>
+        <w:rPr>
+          <w:b/>
+          <w:bCs/>
+        </w:rPr>
+        <w:t xml:space="preserve">high</w:t>
+      </w:r>
+      <w:r>
+        <w:t xml:space="preserve"> </w:t>
+      </w:r>
+      <w:r>
+        <w:t xml:space="preserve">→ layered protection (K-04 + K-05 + K-08 + diversification); the cost is accepted.</w:t>
+      </w:r>
+    </w:p>
+    <w:p>
+      <w:pPr>
+        <w:pStyle w:val="Compact"/>
+        <w:numPr>
+          <w:ilvl w:val="0"/>
+          <w:numId w:val="1017"/>
+        </w:numPr>
+      </w:pPr>
+      <w:r>
+        <w:t xml:space="preserve">For every layer, the potency/resilience gain is measured against the size/speed cost, and written down.</w:t>
+      </w:r>
+    </w:p>
+    <w:p>
+      <w:pPr>
+        <w:pStyle w:val="FirstParagraph"/>
+      </w:pPr>
+      <w:r>
+        <w:rPr>
+          <w:b/>
+          <w:bCs/>
+        </w:rPr>
+        <w:t xml:space="preserve">Worked example: applying the decision rule to two different assets.</w:t>
+      </w:r>
+      <w:r>
+        <w:t xml:space="preserve"> </w:t>
+      </w:r>
+      <w:r>
+        <w:t xml:space="preserve">Suppose the same application has two</w:t>
+      </w:r>
+      <w:r>
+        <w:t xml:space="preserve"> </w:t>
+      </w:r>
+      <w:r>
+        <w:t xml:space="preserve">different code sections:</w:t>
+      </w:r>
+    </w:p>
+    <w:p>
+      <w:pPr>
+        <w:pStyle w:val="Compact"/>
+        <w:numPr>
+          <w:ilvl w:val="0"/>
+          <w:numId w:val="1018"/>
+        </w:numPr>
+      </w:pPr>
+      <w:r>
+        <w:rPr>
+          <w:b/>
+          <w:bCs/>
+        </w:rPr>
+        <w:t xml:space="preserve">Asset A — a helper function that picks the text of a</w:t>
+      </w:r>
+      <w:r>
+        <w:rPr>
+          <w:b/>
+          <w:bCs/>
+        </w:rPr>
+        <w:t xml:space="preserve"> </w:t>
+      </w:r>
+      <w:r>
+        <w:rPr>
+          <w:b/>
+          <w:bCs/>
+        </w:rPr>
+        <w:t xml:space="preserve">“welcome”</w:t>
+      </w:r>
+      <w:r>
+        <w:rPr>
+          <w:b/>
+          <w:bCs/>
+        </w:rPr>
+        <w:t xml:space="preserve"> </w:t>
+      </w:r>
+      <w:r>
+        <w:rPr>
+          <w:b/>
+          <w:bCs/>
+        </w:rPr>
+        <w:t xml:space="preserve">screen.</w:t>
+      </w:r>
+      <w:r>
+        <w:t xml:space="preserve"> </w:t>
+      </w:r>
+      <w:r>
+        <w:t xml:space="preserve">Its value is low (even if it leaks,</w:t>
+      </w:r>
+      <w:r>
+        <w:t xml:space="preserve"> </w:t>
+      </w:r>
+      <w:r>
+        <w:t xml:space="preserve">it causes no major loss). Decision: K-07 (string encoding) alone is enough; an expensive transform like K-04 is</w:t>
+      </w:r>
+      <w:r>
+        <w:t xml:space="preserve"> </w:t>
+      </w:r>
+      <w:r>
+        <w:rPr>
+          <w:b/>
+          <w:bCs/>
+        </w:rPr>
+        <w:t xml:space="preserve">unnecessary</w:t>
+      </w:r>
+      <w:r>
+        <w:t xml:space="preserve"> </w:t>
+      </w:r>
+      <w:r>
+        <w:t xml:space="preserve">— here section 9’s</w:t>
+      </w:r>
+      <w:r>
+        <w:t xml:space="preserve"> </w:t>
+      </w:r>
+      <w:r>
+        <w:t xml:space="preserve">“cost”</w:t>
+      </w:r>
+      <w:r>
+        <w:t xml:space="preserve"> </w:t>
+      </w:r>
+      <w:r>
+        <w:t xml:space="preserve">metric also works in the direction of</w:t>
+      </w:r>
+      <w:r>
+        <w:t xml:space="preserve"> </w:t>
+      </w:r>
+      <w:r>
+        <w:t xml:space="preserve">“don’t add unnecessary cost.”</w:t>
+      </w:r>
+    </w:p>
+    <w:p>
+      <w:pPr>
+        <w:pStyle w:val="Compact"/>
+        <w:numPr>
+          <w:ilvl w:val="0"/>
+          <w:numId w:val="1018"/>
+        </w:numPr>
+      </w:pPr>
+      <w:r>
         <w:rPr>
           <w:b/>
           <w:bCs/>
@@ -34621,7 +36759,7 @@
           <w:b/>
           <w:bCs/>
         </w:rPr>
-        <w:t xml:space="preserve">82%</w:t>
+        <w:t xml:space="preserve">81.5%</w:t>
       </w:r>
       <w:r>
         <w:t xml:space="preserve"> </w:t>
@@ -34705,9 +36843,9 @@
         <w:t xml:space="preserve">decision for each code section in your S9.</w:t>
       </w:r>
     </w:p>
-    <w:bookmarkEnd w:id="117"/>
-    <w:bookmarkEnd w:id="118"/>
-    <w:bookmarkStart w:id="126" w:name="X8dc37a59479270fb11b49e72c7f6b91c025e646"/>
+    <w:bookmarkEnd w:id="142"/>
+    <w:bookmarkEnd w:id="143"/>
+    <w:bookmarkStart w:id="154" w:name="X8dc37a59479270fb11b49e72c7f6b91c025e646"/>
     <w:p>
       <w:pPr>
         <w:pStyle w:val="Heading2"/>
@@ -34752,18 +36890,18 @@
           <wp:inline>
             <wp:extent cx="5759999" cy="1409648"/>
             <wp:effectExtent b="0" l="0" r="0" t="0"/>
-            <wp:docPr descr="Deobfuscation tools and resilience" title="" id="120" name="Picture"/>
+            <wp:docPr descr="Deobfuscation tools and resilience" title="" id="145" name="Picture"/>
             <a:graphic>
               <a:graphicData uri="http://schemas.openxmlformats.org/drawingml/2006/picture">
                 <pic:pic>
                   <pic:nvPicPr>
-                    <pic:cNvPr descr="h09-09-deobfuscation.png" id="121" name="Picture"/>
+                    <pic:cNvPr descr="h09-09-deobfuscation.png" id="146" name="Picture"/>
                     <pic:cNvPicPr>
                       <a:picLocks noChangeArrowheads="1" noChangeAspect="1"/>
                     </pic:cNvPicPr>
                   </pic:nvPicPr>
                   <pic:blipFill>
-                    <a:blip r:embed="rId119"/>
+                    <a:blip r:embed="rId144"/>
                     <a:stretch>
                       <a:fillRect/>
                     </a:stretch>
@@ -34795,7 +36933,7 @@
         <w:pStyle w:val="Compact"/>
         <w:numPr>
           <w:ilvl w:val="0"/>
-          <w:numId w:val="1018"/>
+          <w:numId w:val="1019"/>
         </w:numPr>
       </w:pPr>
       <w:r>
@@ -34844,392 +36982,6 @@
       </w:r>
       <w:r>
         <w:t xml:space="preserve">state space; but measure the cost.</w:t>
-      </w:r>
-    </w:p>
-    <w:p>
-      <w:pPr>
-        <w:pStyle w:val="Compact"/>
-        <w:numPr>
-          <w:ilvl w:val="0"/>
-          <w:numId w:val="1018"/>
-        </w:numPr>
-      </w:pPr>
-      <w:r>
-        <w:rPr>
-          <w:b/>
-          <w:bCs/>
-        </w:rPr>
-        <w:t xml:space="preserve">Expression simplification (MBA solvers):</w:t>
-      </w:r>
-      <w:r>
-        <w:t xml:space="preserve"> </w:t>
-      </w:r>
-      <w:r>
-        <w:t xml:space="preserve">undoes arithmetic encoding (K-02).</w:t>
-      </w:r>
-      <w:r>
-        <w:t xml:space="preserve"> </w:t>
-      </w:r>
-      <w:r>
-        <w:rPr>
-          <w:b/>
-          <w:bCs/>
-        </w:rPr>
-        <w:t xml:space="preserve">Rule:</w:t>
-      </w:r>
-      <w:r>
-        <w:t xml:space="preserve"> </w:t>
-      </w:r>
-      <w:r>
-        <w:t xml:space="preserve">don’t treat arithmetic</w:t>
-      </w:r>
-      <w:r>
-        <w:t xml:space="preserve"> </w:t>
-      </w:r>
-      <w:r>
-        <w:t xml:space="preserve">encoding as a secrecy layer on its own; combine it with control-flow obfuscation.</w:t>
-      </w:r>
-    </w:p>
-    <w:p>
-      <w:pPr>
-        <w:pStyle w:val="Compact"/>
-        <w:numPr>
-          <w:ilvl w:val="0"/>
-          <w:numId w:val="1018"/>
-        </w:numPr>
-      </w:pPr>
-      <w:r>
-        <w:rPr>
-          <w:b/>
-          <w:bCs/>
-        </w:rPr>
-        <w:t xml:space="preserve">Pattern recognition:</w:t>
-      </w:r>
-      <w:r>
-        <w:t xml:space="preserve"> </w:t>
-      </w:r>
-      <w:r>
-        <w:t xml:space="preserve">recognises known library/pass patterns.</w:t>
-      </w:r>
-      <w:r>
-        <w:t xml:space="preserve"> </w:t>
-      </w:r>
-      <w:r>
-        <w:rPr>
-          <w:b/>
-          <w:bCs/>
-        </w:rPr>
-        <w:t xml:space="preserve">Rule:</w:t>
-      </w:r>
-      <w:r>
-        <w:t xml:space="preserve"> </w:t>
-      </w:r>
-      <w:r>
-        <w:t xml:space="preserve">diversify; don’t rely on a single</w:t>
-      </w:r>
-      <w:r>
-        <w:t xml:space="preserve"> </w:t>
-      </w:r>
-      <w:r>
-        <w:t xml:space="preserve">opaque predicate pattern or a single VM design.</w:t>
-      </w:r>
-    </w:p>
-    <w:p>
-      <w:pPr>
-        <w:pStyle w:val="FirstParagraph"/>
-      </w:pPr>
-      <w:r>
-        <w:t xml:space="preserve">Banescu and colleagues’ work (Tigress + KLEE) does exactly this: it measures how much each transform withstands</w:t>
-      </w:r>
-      <w:r>
-        <w:t xml:space="preserve"> </w:t>
-      </w:r>
-      <w:r>
-        <w:t xml:space="preserve">symbolic execution. The takeaway for the course is clear:</w:t>
-      </w:r>
-      <w:r>
-        <w:t xml:space="preserve"> </w:t>
-      </w:r>
-      <w:r>
-        <w:rPr>
-          <w:b/>
-          <w:bCs/>
-        </w:rPr>
-        <w:t xml:space="preserve">resilience is not a claim, it’s a measured quantity.</w:t>
-      </w:r>
-      <w:r>
-        <w:t xml:space="preserve"> </w:t>
-      </w:r>
-      <w:r>
-        <w:t xml:space="preserve">Instead of saying a protection is</w:t>
-      </w:r>
-      <w:r>
-        <w:t xml:space="preserve"> </w:t>
-      </w:r>
-      <w:r>
-        <w:t xml:space="preserve">“strong,”</w:t>
-      </w:r>
-      <w:r>
-        <w:t xml:space="preserve"> </w:t>
-      </w:r>
-      <w:r>
-        <w:t xml:space="preserve">you need to say</w:t>
-      </w:r>
-      <w:r>
-        <w:t xml:space="preserve"> </w:t>
-      </w:r>
-      <w:r>
-        <w:t xml:space="preserve">“it withstood this much against this tool.”</w:t>
-      </w:r>
-    </w:p>
-    <w:bookmarkStart w:id="122" w:name="X5fb565aa5018731f7d85272192a692308ab8085"/>
-    <w:p>
-      <w:pPr>
-        <w:pStyle w:val="Heading3"/>
-      </w:pPr>
-      <w:r>
-        <w:t xml:space="preserve">How does symbolic execution break the opaque predicate in K-01? Step by step</w:t>
-      </w:r>
-    </w:p>
-    <w:p>
-      <w:pPr>
-        <w:pStyle w:val="FirstParagraph"/>
-      </w:pPr>
-      <w:r>
-        <w:t xml:space="preserve">Let’s return to the</w:t>
-      </w:r>
-      <w:r>
-        <w:t xml:space="preserve"> </w:t>
-      </w:r>
-      <w:r>
-        <w:rPr>
-          <w:rStyle w:val="VerbatimChar"/>
-        </w:rPr>
-        <w:t xml:space="preserve">opak_dogru(x) = ((x*(x+1)) &amp; 1) == 0</w:t>
-      </w:r>
-      <w:r>
-        <w:t xml:space="preserve"> </w:t>
-      </w:r>
-      <w:r>
-        <w:t xml:space="preserve">predicate from section 5; the warning box there said it</w:t>
-      </w:r>
-      <w:r>
-        <w:t xml:space="preserve"> </w:t>
-      </w:r>
-      <w:r>
-        <w:t xml:space="preserve">is</w:t>
-      </w:r>
-      <w:r>
-        <w:t xml:space="preserve"> </w:t>
-      </w:r>
-      <w:r>
-        <w:t xml:space="preserve">“a classic pattern, recognised in modern tools’ libraries.”</w:t>
-      </w:r>
-      <w:r>
-        <w:t xml:space="preserve"> </w:t>
-      </w:r>
-      <w:r>
-        <w:t xml:space="preserve">Now let’s see</w:t>
-      </w:r>
-      <w:r>
-        <w:t xml:space="preserve"> </w:t>
-      </w:r>
-      <w:r>
-        <w:rPr>
-          <w:b/>
-          <w:bCs/>
-        </w:rPr>
-        <w:t xml:space="preserve">why</w:t>
-      </w:r>
-      <w:r>
-        <w:t xml:space="preserve">.</w:t>
-      </w:r>
-    </w:p>
-    <w:p>
-      <w:pPr>
-        <w:pStyle w:val="BodyText"/>
-      </w:pPr>
-      <w:r>
-        <w:t xml:space="preserve">A symbolic execution tool (like KLEE) runs the program not with</w:t>
-      </w:r>
-      <w:r>
-        <w:t xml:space="preserve"> </w:t>
-      </w:r>
-      <w:r>
-        <w:rPr>
-          <w:b/>
-          <w:bCs/>
-        </w:rPr>
-        <w:t xml:space="preserve">concrete</w:t>
-      </w:r>
-      <w:r>
-        <w:t xml:space="preserve"> </w:t>
-      </w:r>
-      <w:r>
-        <w:t xml:space="preserve">values (like</w:t>
-      </w:r>
-      <w:r>
-        <w:t xml:space="preserve"> </w:t>
-      </w:r>
-      <w:r>
-        <w:rPr>
-          <w:rStyle w:val="VerbatimChar"/>
-        </w:rPr>
-        <w:t xml:space="preserve">x = 5</w:t>
-      </w:r>
-      <w:r>
-        <w:t xml:space="preserve">) but by keeping</w:t>
-      </w:r>
-      <w:r>
-        <w:t xml:space="preserve"> </w:t>
-      </w:r>
-      <w:r>
-        <w:rPr>
-          <w:rStyle w:val="VerbatimChar"/>
-        </w:rPr>
-        <w:t xml:space="preserve">x</w:t>
-      </w:r>
-      <w:r>
-        <w:t xml:space="preserve"> </w:t>
-      </w:r>
-      <w:r>
-        <w:t xml:space="preserve">as an unknown</w:t>
-      </w:r>
-      <w:r>
-        <w:t xml:space="preserve"> </w:t>
-      </w:r>
-      <w:r>
-        <w:rPr>
-          <w:b/>
-          <w:bCs/>
-        </w:rPr>
-        <w:t xml:space="preserve">symbol</w:t>
-      </w:r>
-      <w:r>
-        <w:t xml:space="preserve">. When it reaches the line</w:t>
-      </w:r>
-      <w:r>
-        <w:t xml:space="preserve"> </w:t>
-      </w:r>
-      <w:r>
-        <w:rPr>
-          <w:rStyle w:val="VerbatimChar"/>
-        </w:rPr>
-        <w:t xml:space="preserve">if (opak_dogru(x))</w:t>
-      </w:r>
-      <w:r>
-        <w:t xml:space="preserve">, the question it needs to ask is:</w:t>
-      </w:r>
-    </w:p>
-    <w:p>
-      <w:pPr>
-        <w:pStyle w:val="BlockText"/>
-      </w:pPr>
-      <w:r>
-        <w:t xml:space="preserve">“Is</w:t>
-      </w:r>
-      <w:r>
-        <w:t xml:space="preserve"> </w:t>
-      </w:r>
-      <w:r>
-        <w:rPr>
-          <w:rStyle w:val="VerbatimChar"/>
-        </w:rPr>
-        <w:t xml:space="preserve">((x*(x+1)) &amp; 1) == 0</w:t>
-      </w:r>
-      <w:r>
-        <w:t xml:space="preserve"> </w:t>
-      </w:r>
-      <w:r>
-        <w:t xml:space="preserve">true for</w:t>
-      </w:r>
-      <w:r>
-        <w:t xml:space="preserve"> </w:t>
-      </w:r>
-      <w:r>
-        <w:rPr>
-          <w:b/>
-          <w:bCs/>
-        </w:rPr>
-        <w:t xml:space="preserve">every</w:t>
-      </w:r>
-      <w:r>
-        <w:t xml:space="preserve"> </w:t>
-      </w:r>
-      <w:r>
-        <w:t xml:space="preserve">value of</w:t>
-      </w:r>
-      <w:r>
-        <w:t xml:space="preserve"> </w:t>
-      </w:r>
-      <w:r>
-        <w:rPr>
-          <w:rStyle w:val="VerbatimChar"/>
-        </w:rPr>
-        <w:t xml:space="preserve">x</w:t>
-      </w:r>
-      <w:r>
-        <w:t xml:space="preserve">, or is there an</w:t>
-      </w:r>
-      <w:r>
-        <w:t xml:space="preserve"> </w:t>
-      </w:r>
-      <w:r>
-        <w:rPr>
-          <w:rStyle w:val="VerbatimChar"/>
-        </w:rPr>
-        <w:t xml:space="preserve">x</w:t>
-      </w:r>
-      <w:r>
-        <w:t xml:space="preserve"> </w:t>
-      </w:r>
-      <w:r>
-        <w:t xml:space="preserve">that makes it false?”</w:t>
-      </w:r>
-    </w:p>
-    <w:p>
-      <w:pPr>
-        <w:pStyle w:val="FirstParagraph"/>
-      </w:pPr>
-      <w:r>
-        <w:t xml:space="preserve">It hands this question to a</w:t>
-      </w:r>
-      <w:r>
-        <w:t xml:space="preserve"> </w:t>
-      </w:r>
-      <w:r>
-        <w:rPr>
-          <w:b/>
-          <w:bCs/>
-        </w:rPr>
-        <w:t xml:space="preserve">constraint solver</w:t>
-      </w:r>
-      <w:r>
-        <w:t xml:space="preserve"> </w:t>
-      </w:r>
-      <w:r>
-        <w:t xml:space="preserve">(an SMT solver). The solver splits</w:t>
-      </w:r>
-      <w:r>
-        <w:t xml:space="preserve"> </w:t>
-      </w:r>
-      <w:r>
-        <w:rPr>
-          <w:rStyle w:val="VerbatimChar"/>
-        </w:rPr>
-        <w:t xml:space="preserve">x</w:t>
-      </w:r>
-      <w:r>
-        <w:t xml:space="preserve"> </w:t>
-      </w:r>
-      <w:r>
-        <w:t xml:space="preserve">into two cases, odd and</w:t>
-      </w:r>
-      <w:r>
-        <w:t xml:space="preserve"> </w:t>
-      </w:r>
-      <w:r>
-        <w:t xml:space="preserve">even (a standard solving strategy in integer arithmetic), and quickly proves both:</w:t>
       </w:r>
     </w:p>
     <w:p>
@@ -35241,79 +36993,39 @@
         </w:numPr>
       </w:pPr>
       <w:r>
-        <w:t xml:space="preserve">If</w:t>
-      </w:r>
-      <w:r>
-        <w:t xml:space="preserve"> </w:t>
-      </w:r>
-      <w:r>
-        <w:rPr>
-          <w:rStyle w:val="VerbatimChar"/>
-        </w:rPr>
-        <w:t xml:space="preserve">x</w:t>
-      </w:r>
-      <w:r>
-        <w:t xml:space="preserve"> </w:t>
-      </w:r>
-      <w:r>
-        <w:t xml:space="preserve">is even:</w:t>
-      </w:r>
-      <w:r>
-        <w:t xml:space="preserve"> </w:t>
-      </w:r>
-      <w:r>
-        <w:rPr>
-          <w:rStyle w:val="VerbatimChar"/>
-        </w:rPr>
-        <w:t xml:space="preserve">x = 2k</w:t>
-      </w:r>
-      <w:r>
-        <w:t xml:space="preserve"> </w:t>
-      </w:r>
-      <w:r>
-        <w:t xml:space="preserve">→</w:t>
-      </w:r>
-      <w:r>
-        <w:t xml:space="preserve"> </w:t>
-      </w:r>
-      <w:r>
-        <w:rPr>
-          <w:rStyle w:val="VerbatimChar"/>
-        </w:rPr>
-        <w:t xml:space="preserve">x*(x+1) = 2k*(2k+1)</w:t>
-      </w:r>
-      <w:r>
-        <w:t xml:space="preserve"> </w:t>
-      </w:r>
-      <w:r>
-        <w:t xml:space="preserve">→ the expression is a multiple of</w:t>
-      </w:r>
-      <w:r>
-        <w:t xml:space="preserve"> </w:t>
-      </w:r>
-      <w:r>
-        <w:rPr>
-          <w:rStyle w:val="VerbatimChar"/>
-        </w:rPr>
-        <w:t xml:space="preserve">2</w:t>
-      </w:r>
-      <w:r>
-        <w:t xml:space="preserve"> </w:t>
-      </w:r>
-      <w:r>
-        <w:t xml:space="preserve">→</w:t>
-      </w:r>
-      <w:r>
-        <w:t xml:space="preserve"> </w:t>
-      </w:r>
-      <w:r>
-        <w:rPr>
-          <w:rStyle w:val="VerbatimChar"/>
-        </w:rPr>
-        <w:t xml:space="preserve">&amp; 1 = 0</w:t>
-      </w:r>
-      <w:r>
-        <w:t xml:space="preserve">. ✅</w:t>
+        <w:rPr>
+          <w:b/>
+          <w:bCs/>
+        </w:rPr>
+        <w:t xml:space="preserve">Expression simplification (MBA solvers):</w:t>
+      </w:r>
+      <w:r>
+        <w:t xml:space="preserve"> </w:t>
+      </w:r>
+      <w:r>
+        <w:t xml:space="preserve">undoes arithmetic encoding (K-02).</w:t>
+      </w:r>
+      <w:r>
+        <w:t xml:space="preserve"> </w:t>
+      </w:r>
+      <w:r>
+        <w:rPr>
+          <w:b/>
+          <w:bCs/>
+        </w:rPr>
+        <w:t xml:space="preserve">Rule:</w:t>
+      </w:r>
+      <w:r>
+        <w:t xml:space="preserve"> </w:t>
+      </w:r>
+      <w:r>
+        <w:t xml:space="preserve">don’t treat arithmetic</w:t>
+      </w:r>
+      <w:r>
+        <w:t xml:space="preserve"> </w:t>
+      </w:r>
+      <w:r>
+        <w:t xml:space="preserve">encoding as a secrecy layer on its own; combine it with control-flow obfuscation.</w:t>
       </w:r>
     </w:p>
     <w:p>
@@ -35322,6 +37034,432 @@
         <w:numPr>
           <w:ilvl w:val="0"/>
           <w:numId w:val="1019"/>
+        </w:numPr>
+      </w:pPr>
+      <w:r>
+        <w:rPr>
+          <w:b/>
+          <w:bCs/>
+        </w:rPr>
+        <w:t xml:space="preserve">Pattern recognition:</w:t>
+      </w:r>
+      <w:r>
+        <w:t xml:space="preserve"> </w:t>
+      </w:r>
+      <w:r>
+        <w:t xml:space="preserve">recognises known library/pass patterns.</w:t>
+      </w:r>
+      <w:r>
+        <w:t xml:space="preserve"> </w:t>
+      </w:r>
+      <w:r>
+        <w:rPr>
+          <w:b/>
+          <w:bCs/>
+        </w:rPr>
+        <w:t xml:space="preserve">Rule:</w:t>
+      </w:r>
+      <w:r>
+        <w:t xml:space="preserve"> </w:t>
+      </w:r>
+      <w:r>
+        <w:t xml:space="preserve">diversify; don’t rely on a single</w:t>
+      </w:r>
+      <w:r>
+        <w:t xml:space="preserve"> </w:t>
+      </w:r>
+      <w:r>
+        <w:t xml:space="preserve">opaque predicate pattern or a single VM design.</w:t>
+      </w:r>
+    </w:p>
+    <w:p>
+      <w:pPr>
+        <w:pStyle w:val="FirstParagraph"/>
+      </w:pPr>
+      <w:r>
+        <w:t xml:space="preserve">Banescu and colleagues’ work (Tigress + KLEE) does exactly this: it measures how much each transform withstands</w:t>
+      </w:r>
+      <w:r>
+        <w:t xml:space="preserve"> </w:t>
+      </w:r>
+      <w:r>
+        <w:t xml:space="preserve">symbolic execution. The takeaway for the course is clear:</w:t>
+      </w:r>
+      <w:r>
+        <w:t xml:space="preserve"> </w:t>
+      </w:r>
+      <w:r>
+        <w:rPr>
+          <w:b/>
+          <w:bCs/>
+        </w:rPr>
+        <w:t xml:space="preserve">resilience is not a claim, it’s a measured quantity.</w:t>
+      </w:r>
+      <w:r>
+        <w:t xml:space="preserve"> </w:t>
+      </w:r>
+      <w:r>
+        <w:t xml:space="preserve">Instead of saying a protection is</w:t>
+      </w:r>
+      <w:r>
+        <w:t xml:space="preserve"> </w:t>
+      </w:r>
+      <w:r>
+        <w:t xml:space="preserve">“strong,”</w:t>
+      </w:r>
+      <w:r>
+        <w:t xml:space="preserve"> </w:t>
+      </w:r>
+      <w:r>
+        <w:t xml:space="preserve">you need to say</w:t>
+      </w:r>
+      <w:r>
+        <w:t xml:space="preserve"> </w:t>
+      </w:r>
+      <w:r>
+        <w:t xml:space="preserve">“it withstood this much against this tool.”</w:t>
+      </w:r>
+    </w:p>
+    <w:bookmarkStart w:id="150" w:name="X5fb565aa5018731f7d85272192a692308ab8085"/>
+    <w:p>
+      <w:pPr>
+        <w:pStyle w:val="Heading3"/>
+      </w:pPr>
+      <w:r>
+        <w:t xml:space="preserve">How does symbolic execution break the opaque predicate in K-01? Step by step</w:t>
+      </w:r>
+    </w:p>
+    <w:p>
+      <w:pPr>
+        <w:pStyle w:val="FirstParagraph"/>
+      </w:pPr>
+      <w:r>
+        <w:t xml:space="preserve">Let’s return to the</w:t>
+      </w:r>
+      <w:r>
+        <w:t xml:space="preserve"> </w:t>
+      </w:r>
+      <w:r>
+        <w:rPr>
+          <w:rStyle w:val="VerbatimChar"/>
+        </w:rPr>
+        <w:t xml:space="preserve">opaque_true(x) = ((x*(x+1)) &amp; 1) == 0</w:t>
+      </w:r>
+      <w:r>
+        <w:t xml:space="preserve"> </w:t>
+      </w:r>
+      <w:r>
+        <w:t xml:space="preserve">predicate from section 5; the warning box there said it</w:t>
+      </w:r>
+      <w:r>
+        <w:t xml:space="preserve"> </w:t>
+      </w:r>
+      <w:r>
+        <w:t xml:space="preserve">is</w:t>
+      </w:r>
+      <w:r>
+        <w:t xml:space="preserve"> </w:t>
+      </w:r>
+      <w:r>
+        <w:t xml:space="preserve">“a classic pattern, recognised in modern tools’ libraries.”</w:t>
+      </w:r>
+      <w:r>
+        <w:t xml:space="preserve"> </w:t>
+      </w:r>
+      <w:r>
+        <w:t xml:space="preserve">Now let’s see</w:t>
+      </w:r>
+      <w:r>
+        <w:t xml:space="preserve"> </w:t>
+      </w:r>
+      <w:r>
+        <w:rPr>
+          <w:b/>
+          <w:bCs/>
+        </w:rPr>
+        <w:t xml:space="preserve">why</w:t>
+      </w:r>
+      <w:r>
+        <w:t xml:space="preserve">.</w:t>
+      </w:r>
+    </w:p>
+    <w:p>
+      <w:pPr>
+        <w:pStyle w:val="BodyText"/>
+      </w:pPr>
+      <w:r>
+        <w:t xml:space="preserve">A symbolic execution tool (like KLEE) runs the program not with</w:t>
+      </w:r>
+      <w:r>
+        <w:t xml:space="preserve"> </w:t>
+      </w:r>
+      <w:r>
+        <w:rPr>
+          <w:b/>
+          <w:bCs/>
+        </w:rPr>
+        <w:t xml:space="preserve">concrete</w:t>
+      </w:r>
+      <w:r>
+        <w:t xml:space="preserve"> </w:t>
+      </w:r>
+      <w:r>
+        <w:t xml:space="preserve">values (like</w:t>
+      </w:r>
+      <w:r>
+        <w:t xml:space="preserve"> </w:t>
+      </w:r>
+      <w:r>
+        <w:rPr>
+          <w:rStyle w:val="VerbatimChar"/>
+        </w:rPr>
+        <w:t xml:space="preserve">x = 5</w:t>
+      </w:r>
+      <w:r>
+        <w:t xml:space="preserve">) but by keeping</w:t>
+      </w:r>
+      <w:r>
+        <w:t xml:space="preserve"> </w:t>
+      </w:r>
+      <w:r>
+        <w:rPr>
+          <w:rStyle w:val="VerbatimChar"/>
+        </w:rPr>
+        <w:t xml:space="preserve">x</w:t>
+      </w:r>
+      <w:r>
+        <w:t xml:space="preserve"> </w:t>
+      </w:r>
+      <w:r>
+        <w:t xml:space="preserve">as an unknown</w:t>
+      </w:r>
+      <w:r>
+        <w:t xml:space="preserve"> </w:t>
+      </w:r>
+      <w:r>
+        <w:rPr>
+          <w:b/>
+          <w:bCs/>
+        </w:rPr>
+        <w:t xml:space="preserve">symbol</w:t>
+      </w:r>
+      <w:r>
+        <w:t xml:space="preserve">. When it reaches the line</w:t>
+      </w:r>
+      <w:r>
+        <w:t xml:space="preserve"> </w:t>
+      </w:r>
+      <w:r>
+        <w:rPr>
+          <w:rStyle w:val="VerbatimChar"/>
+        </w:rPr>
+        <w:t xml:space="preserve">if (opaque_true(x))</w:t>
+      </w:r>
+      <w:r>
+        <w:t xml:space="preserve">, the question it needs to ask is:</w:t>
+      </w:r>
+    </w:p>
+    <w:p>
+      <w:pPr>
+        <w:pStyle w:val="BlockText"/>
+      </w:pPr>
+      <w:r>
+        <w:t xml:space="preserve">“Is</w:t>
+      </w:r>
+      <w:r>
+        <w:t xml:space="preserve"> </w:t>
+      </w:r>
+      <w:r>
+        <w:rPr>
+          <w:rStyle w:val="VerbatimChar"/>
+        </w:rPr>
+        <w:t xml:space="preserve">((x*(x+1)) &amp; 1) == 0</w:t>
+      </w:r>
+      <w:r>
+        <w:t xml:space="preserve"> </w:t>
+      </w:r>
+      <w:r>
+        <w:t xml:space="preserve">true for</w:t>
+      </w:r>
+      <w:r>
+        <w:t xml:space="preserve"> </w:t>
+      </w:r>
+      <w:r>
+        <w:rPr>
+          <w:b/>
+          <w:bCs/>
+        </w:rPr>
+        <w:t xml:space="preserve">every</w:t>
+      </w:r>
+      <w:r>
+        <w:t xml:space="preserve"> </w:t>
+      </w:r>
+      <w:r>
+        <w:t xml:space="preserve">value of</w:t>
+      </w:r>
+      <w:r>
+        <w:t xml:space="preserve"> </w:t>
+      </w:r>
+      <w:r>
+        <w:rPr>
+          <w:rStyle w:val="VerbatimChar"/>
+        </w:rPr>
+        <w:t xml:space="preserve">x</w:t>
+      </w:r>
+      <w:r>
+        <w:t xml:space="preserve">, or is there an</w:t>
+      </w:r>
+      <w:r>
+        <w:t xml:space="preserve"> </w:t>
+      </w:r>
+      <w:r>
+        <w:rPr>
+          <w:rStyle w:val="VerbatimChar"/>
+        </w:rPr>
+        <w:t xml:space="preserve">x</w:t>
+      </w:r>
+      <w:r>
+        <w:t xml:space="preserve"> </w:t>
+      </w:r>
+      <w:r>
+        <w:t xml:space="preserve">that makes it false?”</w:t>
+      </w:r>
+    </w:p>
+    <w:p>
+      <w:pPr>
+        <w:pStyle w:val="FirstParagraph"/>
+      </w:pPr>
+      <w:r>
+        <w:t xml:space="preserve">It hands this question to a</w:t>
+      </w:r>
+      <w:r>
+        <w:t xml:space="preserve"> </w:t>
+      </w:r>
+      <w:r>
+        <w:rPr>
+          <w:b/>
+          <w:bCs/>
+        </w:rPr>
+        <w:t xml:space="preserve">constraint solver</w:t>
+      </w:r>
+      <w:r>
+        <w:t xml:space="preserve"> </w:t>
+      </w:r>
+      <w:r>
+        <w:t xml:space="preserve">(an SMT solver). The solver splits</w:t>
+      </w:r>
+      <w:r>
+        <w:t xml:space="preserve"> </w:t>
+      </w:r>
+      <w:r>
+        <w:rPr>
+          <w:rStyle w:val="VerbatimChar"/>
+        </w:rPr>
+        <w:t xml:space="preserve">x</w:t>
+      </w:r>
+      <w:r>
+        <w:t xml:space="preserve"> </w:t>
+      </w:r>
+      <w:r>
+        <w:t xml:space="preserve">into two cases, odd and</w:t>
+      </w:r>
+      <w:r>
+        <w:t xml:space="preserve"> </w:t>
+      </w:r>
+      <w:r>
+        <w:t xml:space="preserve">even (a standard solving strategy in integer arithmetic), and quickly proves both:</w:t>
+      </w:r>
+    </w:p>
+    <w:p>
+      <w:pPr>
+        <w:pStyle w:val="Compact"/>
+        <w:numPr>
+          <w:ilvl w:val="0"/>
+          <w:numId w:val="1020"/>
+        </w:numPr>
+      </w:pPr>
+      <w:r>
+        <w:t xml:space="preserve">If</w:t>
+      </w:r>
+      <w:r>
+        <w:t xml:space="preserve"> </w:t>
+      </w:r>
+      <w:r>
+        <w:rPr>
+          <w:rStyle w:val="VerbatimChar"/>
+        </w:rPr>
+        <w:t xml:space="preserve">x</w:t>
+      </w:r>
+      <w:r>
+        <w:t xml:space="preserve"> </w:t>
+      </w:r>
+      <w:r>
+        <w:t xml:space="preserve">is even:</w:t>
+      </w:r>
+      <w:r>
+        <w:t xml:space="preserve"> </w:t>
+      </w:r>
+      <w:r>
+        <w:rPr>
+          <w:rStyle w:val="VerbatimChar"/>
+        </w:rPr>
+        <w:t xml:space="preserve">x = 2k</w:t>
+      </w:r>
+      <w:r>
+        <w:t xml:space="preserve"> </w:t>
+      </w:r>
+      <w:r>
+        <w:t xml:space="preserve">→</w:t>
+      </w:r>
+      <w:r>
+        <w:t xml:space="preserve"> </w:t>
+      </w:r>
+      <w:r>
+        <w:rPr>
+          <w:rStyle w:val="VerbatimChar"/>
+        </w:rPr>
+        <w:t xml:space="preserve">x*(x+1) = 2k*(2k+1)</w:t>
+      </w:r>
+      <w:r>
+        <w:t xml:space="preserve"> </w:t>
+      </w:r>
+      <w:r>
+        <w:t xml:space="preserve">→ the expression is a multiple of</w:t>
+      </w:r>
+      <w:r>
+        <w:t xml:space="preserve"> </w:t>
+      </w:r>
+      <w:r>
+        <w:rPr>
+          <w:rStyle w:val="VerbatimChar"/>
+        </w:rPr>
+        <w:t xml:space="preserve">2</w:t>
+      </w:r>
+      <w:r>
+        <w:t xml:space="preserve"> </w:t>
+      </w:r>
+      <w:r>
+        <w:t xml:space="preserve">→</w:t>
+      </w:r>
+      <w:r>
+        <w:t xml:space="preserve"> </w:t>
+      </w:r>
+      <w:r>
+        <w:rPr>
+          <w:rStyle w:val="VerbatimChar"/>
+        </w:rPr>
+        <w:t xml:space="preserve">&amp; 1 = 0</w:t>
+      </w:r>
+      <w:r>
+        <w:t xml:space="preserve">. ✅</w:t>
+      </w:r>
+    </w:p>
+    <w:p>
+      <w:pPr>
+        <w:pStyle w:val="Compact"/>
+        <w:numPr>
+          <w:ilvl w:val="0"/>
+          <w:numId w:val="1020"/>
         </w:numPr>
       </w:pPr>
       <w:r>
@@ -35533,8 +37671,168 @@
         <w:t xml:space="preserve">that recommendation makes sense.</w:t>
       </w:r>
     </w:p>
-    <w:bookmarkEnd w:id="122"/>
-    <w:bookmarkStart w:id="123" w:name="how-do-mba-simplifiers-undo-k-02"/>
+    <w:p>
+      <w:pPr>
+        <w:pStyle w:val="BodyText"/>
+      </w:pPr>
+      <w:r>
+        <w:t xml:space="preserve">Let’s apply the same idea to this week’s</w:t>
+      </w:r>
+      <w:r>
+        <w:t xml:space="preserve"> </w:t>
+      </w:r>
+      <w:r>
+        <w:rPr>
+          <w:b/>
+          <w:bCs/>
+        </w:rPr>
+        <w:t xml:space="preserve">real</w:t>
+      </w:r>
+      <w:r>
+        <w:t xml:space="preserve"> </w:t>
+      </w:r>
+      <w:r>
+        <w:rPr>
+          <w:rStyle w:val="VerbatimChar"/>
+        </w:rPr>
+        <w:t xml:space="preserve">opaque_zero</w:t>
+      </w:r>
+      <w:r>
+        <w:t xml:space="preserve"> </w:t>
+      </w:r>
+      <w:r>
+        <w:t xml:space="preserve">in</w:t>
+      </w:r>
+      <w:r>
+        <w:t xml:space="preserve"> </w:t>
+      </w:r>
+      <w:r>
+        <w:rPr>
+          <w:rStyle w:val="VerbatimChar"/>
+        </w:rPr>
+        <w:t xml:space="preserve">obfuscated.c</w:t>
+      </w:r>
+      <w:r>
+        <w:t xml:space="preserve"> </w:t>
+      </w:r>
+      <w:r>
+        <w:t xml:space="preserve">— from the evaluator’s point of</w:t>
+      </w:r>
+      <w:r>
+        <w:t xml:space="preserve"> </w:t>
+      </w:r>
+      <w:r>
+        <w:t xml:space="preserve">view, from a periodicity proof all the way to constant folding:</w:t>
+      </w:r>
+    </w:p>
+    <w:p>
+      <w:pPr>
+        <w:pStyle w:val="BodyText"/>
+      </w:pPr>
+      <w:r>
+        <w:drawing>
+          <wp:inline>
+            <wp:extent cx="5111999" cy="12067360"/>
+            <wp:effectExtent b="0" l="0" r="0" t="0"/>
+            <wp:docPr descr="Deobfuscation — step by step" title="" id="148" name="Picture"/>
+            <a:graphic>
+              <a:graphicData uri="http://schemas.openxmlformats.org/drawingml/2006/picture">
+                <pic:pic>
+                  <pic:nvPicPr>
+                    <pic:cNvPr descr="deobfuscation.en.png" id="149" name="Picture"/>
+                    <pic:cNvPicPr>
+                      <a:picLocks noChangeArrowheads="1" noChangeAspect="1"/>
+                    </pic:cNvPicPr>
+                  </pic:nvPicPr>
+                  <pic:blipFill>
+                    <a:blip r:embed="rId147"/>
+                    <a:stretch>
+                      <a:fillRect/>
+                    </a:stretch>
+                  </pic:blipFill>
+                  <pic:spPr bwMode="auto">
+                    <a:xfrm>
+                      <a:off x="0" y="0"/>
+                      <a:ext cx="5111999" cy="12067360"/>
+                    </a:xfrm>
+                    <a:prstGeom prst="rect">
+                      <a:avLst/>
+                    </a:prstGeom>
+                    <a:noFill/>
+                    <a:ln w="9525">
+                      <a:noFill/>
+                      <a:headEnd/>
+                      <a:tailEnd/>
+                    </a:ln>
+                  </pic:spPr>
+                </pic:pic>
+              </a:graphicData>
+            </a:graphic>
+          </wp:inline>
+        </w:drawing>
+      </w:r>
+    </w:p>
+    <w:p>
+      <w:pPr>
+        <w:pStyle w:val="BodyText"/>
+      </w:pPr>
+      <w:r>
+        <w:t xml:space="preserve">Try the</w:t>
+      </w:r>
+      <w:r>
+        <w:t xml:space="preserve"> </w:t>
+      </w:r>
+      <w:r>
+        <w:rPr>
+          <w:b/>
+          <w:bCs/>
+        </w:rPr>
+        <w:t xml:space="preserve">normal</w:t>
+      </w:r>
+      <w:r>
+        <w:t xml:space="preserve">,</w:t>
+      </w:r>
+      <w:r>
+        <w:t xml:space="preserve"> </w:t>
+      </w:r>
+      <w:r>
+        <w:rPr>
+          <w:b/>
+          <w:bCs/>
+        </w:rPr>
+        <w:t xml:space="preserve">hard</w:t>
+      </w:r>
+      <w:r>
+        <w:t xml:space="preserve"> </w:t>
+      </w:r>
+      <w:r>
+        <w:t xml:space="preserve">and two</w:t>
+      </w:r>
+      <w:r>
+        <w:t xml:space="preserve"> </w:t>
+      </w:r>
+      <w:r>
+        <w:rPr>
+          <w:b/>
+          <w:bCs/>
+        </w:rPr>
+        <w:t xml:space="preserve">edge-case</w:t>
+      </w:r>
+      <w:r>
+        <w:t xml:space="preserve"> </w:t>
+      </w:r>
+      <w:r>
+        <w:t xml:space="preserve">presets (including alternating even/odd, which shows the</w:t>
+      </w:r>
+      <w:r>
+        <w:t xml:space="preserve"> </w:t>
+      </w:r>
+      <w:r>
+        <w:t xml:space="preserve">period directly).</w:t>
+      </w:r>
+    </w:p>
+    <w:bookmarkEnd w:id="150"/>
+    <w:bookmarkStart w:id="151" w:name="how-do-mba-simplifiers-undo-k-02"/>
     <w:p>
       <w:pPr>
         <w:pStyle w:val="Heading3"/>
@@ -35772,8 +38070,8 @@
         <w:t xml:space="preserve">weak layers together are stronger than one.</w:t>
       </w:r>
     </w:p>
-    <w:bookmarkEnd w:id="123"/>
-    <w:bookmarkStart w:id="124" w:name="Xdcfcceaf65e912190166ccc95984e8218643ff2"/>
+    <w:bookmarkEnd w:id="151"/>
+    <w:bookmarkStart w:id="152" w:name="Xdcfcceaf65e912190166ccc95984e8218643ff2"/>
     <w:p>
       <w:pPr>
         <w:pStyle w:val="Heading3"/>
@@ -36185,8 +38483,8 @@
         <w:t xml:space="preserve">against any tool.</w:t>
       </w:r>
     </w:p>
-    <w:bookmarkEnd w:id="124"/>
-    <w:bookmarkStart w:id="125" w:name="Xf004e4b0aa4e3fc57f260b6fa0bc034fd177d09"/>
+    <w:bookmarkEnd w:id="152"/>
+    <w:bookmarkStart w:id="153" w:name="Xf004e4b0aa4e3fc57f260b6fa0bc034fd177d09"/>
     <w:p>
       <w:pPr>
         <w:pStyle w:val="Heading3"/>
@@ -36415,9 +38713,9 @@
         <w:t xml:space="preserve">, in your S9.</w:t>
       </w:r>
     </w:p>
-    <w:bookmarkEnd w:id="125"/>
-    <w:bookmarkEnd w:id="126"/>
-    <w:bookmarkStart w:id="133" w:name="obfuscations-place-in-layered-defence"/>
+    <w:bookmarkEnd w:id="153"/>
+    <w:bookmarkEnd w:id="154"/>
+    <w:bookmarkStart w:id="161" w:name="obfuscations-place-in-layered-defence"/>
     <w:p>
       <w:pPr>
         <w:pStyle w:val="Heading2"/>
@@ -36462,18 +38760,18 @@
           <wp:inline>
             <wp:extent cx="5759999" cy="3627353"/>
             <wp:effectExtent b="0" l="0" r="0" t="0"/>
-            <wp:docPr descr="Obfuscation’s place in layered defence" title="" id="128" name="Picture"/>
+            <wp:docPr descr="Obfuscation’s place in layered defence" title="" id="156" name="Picture"/>
             <a:graphic>
               <a:graphicData uri="http://schemas.openxmlformats.org/drawingml/2006/picture">
                 <pic:pic>
                   <pic:nvPicPr>
-                    <pic:cNvPr descr="h09-16-katmanli-savunmada-yer.png" id="129" name="Picture"/>
+                    <pic:cNvPr descr="h09-16-katmanli-savunmada-yer.png" id="157" name="Picture"/>
                     <pic:cNvPicPr>
                       <a:picLocks noChangeArrowheads="1" noChangeAspect="1"/>
                     </pic:cNvPicPr>
                   </pic:nvPicPr>
                   <pic:blipFill>
-                    <a:blip r:embed="rId127"/>
+                    <a:blip r:embed="rId155"/>
                     <a:stretch>
                       <a:fillRect/>
                     </a:stretch>
@@ -36744,7 +39042,7 @@
         </w:tc>
       </w:tr>
     </w:tbl>
-    <w:bookmarkStart w:id="130" w:name="X39a81b479c485484b5c280ca55e976a3ea9b5e8"/>
+    <w:bookmarkStart w:id="158" w:name="X39a81b479c485484b5c280ca55e976a3ea9b5e8"/>
     <w:p>
       <w:pPr>
         <w:pStyle w:val="Heading3"/>
@@ -36781,7 +39079,7 @@
         <w:pStyle w:val="Compact"/>
         <w:numPr>
           <w:ilvl w:val="0"/>
-          <w:numId w:val="1020"/>
+          <w:numId w:val="1021"/>
         </w:numPr>
       </w:pPr>
       <w:hyperlink r:id="rId20">
@@ -36844,10 +39142,10 @@
         <w:pStyle w:val="Compact"/>
         <w:numPr>
           <w:ilvl w:val="0"/>
-          <w:numId w:val="1020"/>
+          <w:numId w:val="1021"/>
         </w:numPr>
       </w:pPr>
-      <w:hyperlink r:id="rId90">
+      <w:hyperlink r:id="rId102">
         <w:r>
           <w:rPr>
             <w:rStyle w:val="Hyperlink"/>
@@ -36940,7 +39238,7 @@
         <w:pStyle w:val="Compact"/>
         <w:numPr>
           <w:ilvl w:val="0"/>
-          <w:numId w:val="1020"/>
+          <w:numId w:val="1021"/>
         </w:numPr>
       </w:pPr>
       <w:hyperlink r:id="rId21">
@@ -36972,7 +39270,7 @@
         <w:pStyle w:val="Compact"/>
         <w:numPr>
           <w:ilvl w:val="0"/>
-          <w:numId w:val="1020"/>
+          <w:numId w:val="1021"/>
         </w:numPr>
       </w:pPr>
       <w:hyperlink r:id="rId55">
@@ -37004,7 +39302,7 @@
         <w:pStyle w:val="Compact"/>
         <w:numPr>
           <w:ilvl w:val="0"/>
-          <w:numId w:val="1020"/>
+          <w:numId w:val="1021"/>
         </w:numPr>
       </w:pPr>
       <w:r>
@@ -37032,10 +39330,10 @@
         <w:pStyle w:val="Compact"/>
         <w:numPr>
           <w:ilvl w:val="0"/>
-          <w:numId w:val="1020"/>
+          <w:numId w:val="1021"/>
         </w:numPr>
       </w:pPr>
-      <w:hyperlink r:id="rId112">
+      <w:hyperlink r:id="rId130">
         <w:r>
           <w:rPr>
             <w:rStyle w:val="Hyperlink"/>
@@ -37102,7 +39400,7 @@
         <w:pStyle w:val="Compact"/>
         <w:numPr>
           <w:ilvl w:val="0"/>
-          <w:numId w:val="1020"/>
+          <w:numId w:val="1021"/>
         </w:numPr>
       </w:pPr>
       <w:hyperlink r:id="rId54">
@@ -37168,7 +39466,7 @@
         <w:pStyle w:val="Compact"/>
         <w:numPr>
           <w:ilvl w:val="0"/>
-          <w:numId w:val="1020"/>
+          <w:numId w:val="1021"/>
         </w:numPr>
       </w:pPr>
       <w:r>
@@ -37202,7 +39500,7 @@
         <w:pStyle w:val="Compact"/>
         <w:numPr>
           <w:ilvl w:val="0"/>
-          <w:numId w:val="1020"/>
+          <w:numId w:val="1021"/>
         </w:numPr>
       </w:pPr>
       <w:hyperlink r:id="rId23">
@@ -37377,8 +39675,8 @@
         <w:t xml:space="preserve">delay value.</w:t>
       </w:r>
     </w:p>
-    <w:bookmarkEnd w:id="130"/>
-    <w:bookmarkStart w:id="131" w:name="X48a04c27735097cc28a294593fd307eaa2e660b"/>
+    <w:bookmarkEnd w:id="158"/>
+    <w:bookmarkStart w:id="159" w:name="X48a04c27735097cc28a294593fd307eaa2e660b"/>
     <w:p>
       <w:pPr>
         <w:pStyle w:val="Heading3"/>
@@ -37826,8 +40124,8 @@
         <w:t xml:space="preserve">rule, score higher in an assessment.</w:t>
       </w:r>
     </w:p>
-    <w:bookmarkEnd w:id="131"/>
-    <w:bookmarkStart w:id="132" w:name="short-summary-of-this-section"/>
+    <w:bookmarkEnd w:id="159"/>
+    <w:bookmarkStart w:id="160" w:name="short-summary-of-this-section"/>
     <w:p>
       <w:pPr>
         <w:pStyle w:val="Heading3"/>
@@ -37924,9 +40222,9 @@
         <w:t xml:space="preserve">that protection has probably ended up isolated and insufficient.</w:t>
       </w:r>
     </w:p>
-    <w:bookmarkEnd w:id="132"/>
-    <w:bookmarkEnd w:id="133"/>
-    <w:bookmarkStart w:id="135" w:name="Xb1c63874ac3c1c389a5f1837ae729800eccc2bf"/>
+    <w:bookmarkEnd w:id="160"/>
+    <w:bookmarkEnd w:id="161"/>
+    <w:bookmarkStart w:id="163" w:name="Xb1c63874ac3c1c389a5f1837ae729800eccc2bf"/>
     <w:p>
       <w:pPr>
         <w:pStyle w:val="Heading2"/>
@@ -37957,484 +40255,6 @@
       </w:r>
       <w:r>
         <w:t xml:space="preserve">level:</w:t>
-      </w:r>
-    </w:p>
-    <w:p>
-      <w:pPr>
-        <w:pStyle w:val="Compact"/>
-        <w:numPr>
-          <w:ilvl w:val="0"/>
-          <w:numId w:val="1021"/>
-        </w:numPr>
-      </w:pPr>
-      <w:r>
-        <w:rPr>
-          <w:b/>
-          <w:bCs/>
-        </w:rPr>
-        <w:t xml:space="preserve">Protection table:</w:t>
-      </w:r>
-      <w:r>
-        <w:t xml:space="preserve"> </w:t>
-      </w:r>
-      <w:r>
-        <w:t xml:space="preserve">for the two–three most critical code sections (e.g., licensing, key derivation, integrity</w:t>
-      </w:r>
-      <w:r>
-        <w:t xml:space="preserve"> </w:t>
-      </w:r>
-      <w:r>
-        <w:t xml:space="preserve">check), fill in the</w:t>
-      </w:r>
-      <w:r>
-        <w:t xml:space="preserve"> </w:t>
-      </w:r>
-      <w:r>
-        <w:rPr>
-          <w:b/>
-          <w:bCs/>
-        </w:rPr>
-        <w:t xml:space="preserve">“protection rule”</w:t>
-      </w:r>
-      <w:r>
-        <w:rPr>
-          <w:b/>
-          <w:bCs/>
-        </w:rPr>
-        <w:t xml:space="preserve"> </w:t>
-      </w:r>
-      <w:r>
-        <w:rPr>
-          <w:b/>
-          <w:bCs/>
-        </w:rPr>
-        <w:t xml:space="preserve">template</w:t>
-      </w:r>
-      <w:r>
-        <w:t xml:space="preserve"> </w:t>
-      </w:r>
-      <w:r>
-        <w:t xml:space="preserve">from section 1: what it protects, against which threat, how,</w:t>
-      </w:r>
-      <w:r>
-        <w:t xml:space="preserve"> </w:t>
-      </w:r>
-      <w:r>
-        <w:t xml:space="preserve">cost, limit, measurement.</w:t>
-      </w:r>
-    </w:p>
-    <w:p>
-      <w:pPr>
-        <w:pStyle w:val="Compact"/>
-        <w:numPr>
-          <w:ilvl w:val="0"/>
-          <w:numId w:val="1021"/>
-        </w:numPr>
-      </w:pPr>
-      <w:r>
-        <w:rPr>
-          <w:b/>
-          <w:bCs/>
-        </w:rPr>
-        <w:t xml:space="preserve">Measurement:</w:t>
-      </w:r>
-      <w:r>
-        <w:t xml:space="preserve"> </w:t>
-      </w:r>
-      <w:r>
-        <w:t xml:space="preserve">for at least one technique, give a before/after obfuscation metric (e.g., the count of</w:t>
-      </w:r>
-      <w:r>
-        <w:t xml:space="preserve"> </w:t>
-      </w:r>
-      <w:r>
-        <w:t xml:space="preserve">sensitive strings in</w:t>
-      </w:r>
-      <w:r>
-        <w:t xml:space="preserve"> </w:t>
-      </w:r>
-      <w:r>
-        <w:rPr>
-          <w:rStyle w:val="VerbatimChar"/>
-        </w:rPr>
-        <w:t xml:space="preserve">strings</w:t>
-      </w:r>
-      <w:r>
-        <w:t xml:space="preserve"> </w:t>
-      </w:r>
-      <w:r>
-        <w:t xml:space="preserve">output; CFG node count; binary size and an operation’s duration).</w:t>
-      </w:r>
-    </w:p>
-    <w:p>
-      <w:pPr>
-        <w:pStyle w:val="Compact"/>
-        <w:numPr>
-          <w:ilvl w:val="0"/>
-          <w:numId w:val="1021"/>
-        </w:numPr>
-      </w:pPr>
-      <w:r>
-        <w:rPr>
-          <w:b/>
-          <w:bCs/>
-        </w:rPr>
-        <w:t xml:space="preserve">Diversification decision:</w:t>
-      </w:r>
-      <w:r>
-        <w:t xml:space="preserve"> </w:t>
-      </w:r>
-      <w:r>
-        <w:t xml:space="preserve">will you apply diversification? If not,</w:t>
-      </w:r>
-      <w:r>
-        <w:t xml:space="preserve"> </w:t>
-      </w:r>
-      <w:r>
-        <w:rPr>
-          <w:b/>
-          <w:bCs/>
-        </w:rPr>
-        <w:t xml:space="preserve">why not</w:t>
-      </w:r>
-      <w:r>
-        <w:t xml:space="preserve"> </w:t>
-      </w:r>
-      <w:r>
-        <w:t xml:space="preserve">(a justification is also an</w:t>
-      </w:r>
-      <w:r>
-        <w:t xml:space="preserve"> </w:t>
-      </w:r>
-      <w:r>
-        <w:t xml:space="preserve">answer).</w:t>
-      </w:r>
-    </w:p>
-    <w:p>
-      <w:pPr>
-        <w:pStyle w:val="Compact"/>
-        <w:numPr>
-          <w:ilvl w:val="0"/>
-          <w:numId w:val="1021"/>
-        </w:numPr>
-      </w:pPr>
-      <w:r>
-        <w:rPr>
-          <w:b/>
-          <w:bCs/>
-        </w:rPr>
-        <w:t xml:space="preserve">Limit and remaining risk:</w:t>
-      </w:r>
-      <w:r>
-        <w:t xml:space="preserve"> </w:t>
-      </w:r>
-      <w:r>
-        <w:t xml:space="preserve">for every protection, state explicitly what it does</w:t>
-      </w:r>
-      <w:r>
-        <w:t xml:space="preserve"> </w:t>
-      </w:r>
-      <w:r>
-        <w:rPr>
-          <w:b/>
-          <w:bCs/>
-        </w:rPr>
-        <w:t xml:space="preserve">not</w:t>
-      </w:r>
-      <w:r>
-        <w:t xml:space="preserve"> </w:t>
-      </w:r>
-      <w:r>
-        <w:t xml:space="preserve">protect. Something</w:t>
-      </w:r>
-      <w:r>
-        <w:t xml:space="preserve"> </w:t>
-      </w:r>
-      <w:r>
-        <w:t xml:space="preserve">like</w:t>
-      </w:r>
-      <w:r>
-        <w:t xml:space="preserve"> </w:t>
-      </w:r>
-      <w:r>
-        <w:t xml:space="preserve">“this string obfuscation does not protect the key; the key uses the whitebox/hardware from S8.”</w:t>
-      </w:r>
-    </w:p>
-    <w:bookmarkStart w:id="134" w:name="X7116abffae11d97dee82d25f9afb8453f896a36"/>
-    <w:p>
-      <w:pPr>
-        <w:pStyle w:val="Heading3"/>
-      </w:pPr>
-      <w:r>
-        <w:t xml:space="preserve">Worked example: an S9 draft from start to finish</w:t>
-      </w:r>
-    </w:p>
-    <w:p>
-      <w:pPr>
-        <w:pStyle w:val="FirstParagraph"/>
-      </w:pPr>
-      <w:r>
-        <w:t xml:space="preserve">Let’s combine this week’s examples into a short S9 draft (replace the function names and numbers with your own</w:t>
-      </w:r>
-      <w:r>
-        <w:t xml:space="preserve"> </w:t>
-      </w:r>
-      <w:r>
-        <w:t xml:space="preserve">measurements in your own project):</w:t>
-      </w:r>
-    </w:p>
-    <w:p>
-      <w:pPr>
-        <w:pStyle w:val="SourceCode"/>
-      </w:pPr>
-      <w:r>
-        <w:rPr>
-          <w:rStyle w:val="VerbatimChar"/>
-        </w:rPr>
-        <w:t xml:space="preserve">S9 — Advanced hardening (example draft)</w:t>
-      </w:r>
-      <w:r>
-        <w:br/>
-      </w:r>
-      <w:r>
-        <w:br/>
-      </w:r>
-      <w:r>
-        <w:rPr>
-          <w:rStyle w:val="VerbatimChar"/>
-        </w:rPr>
-        <w:t xml:space="preserve">1) Protection table</w:t>
-      </w:r>
-      <w:r>
-        <w:br/>
-      </w:r>
-      <w:r>
-        <w:rPr>
-          <w:rStyle w:val="VerbatimChar"/>
-        </w:rPr>
-        <w:t xml:space="preserve">   RULE: K-04 (flattening) + K-01 (opaque predicate) + K-05 (random exit) applied to the lisans_dogrula function</w:t>
-      </w:r>
-      <w:r>
-        <w:br/>
-      </w:r>
-      <w:r>
-        <w:rPr>
-          <w:rStyle w:val="VerbatimChar"/>
-        </w:rPr>
-        <w:t xml:space="preserve">     What does it protect? : the order in which the licence key is verified</w:t>
-      </w:r>
-      <w:r>
-        <w:br/>
-      </w:r>
-      <w:r>
-        <w:rPr>
-          <w:rStyle w:val="VerbatimChar"/>
-        </w:rPr>
-        <w:t xml:space="preserve">     Against which threat? : static CFG reading, single-byte patch</w:t>
-      </w:r>
-      <w:r>
-        <w:br/>
-      </w:r>
-      <w:r>
-        <w:rPr>
-          <w:rStyle w:val="VerbatimChar"/>
-        </w:rPr>
-        <w:t xml:space="preserve">     How?                  : switch dispatcher + x*(x+1)-based opaque predicate + unpredictable failure exit</w:t>
-      </w:r>
-      <w:r>
-        <w:br/>
-      </w:r>
-      <w:r>
-        <w:rPr>
-          <w:rStyle w:val="VerbatimChar"/>
-        </w:rPr>
-        <w:t xml:space="preserve">     Cost                  : instructions 28→51 (+%82), branches 3→6 (+%100) [measured with objdump]</w:t>
-      </w:r>
-      <w:r>
-        <w:br/>
-      </w:r>
-      <w:r>
-        <w:rPr>
-          <w:rStyle w:val="VerbatimChar"/>
-        </w:rPr>
-        <w:t xml:space="preserve">     Limit                 : weak against symbolic execution (section 10); data still needs K-07 protection</w:t>
-      </w:r>
-      <w:r>
-        <w:br/>
-      </w:r>
-      <w:r>
-        <w:rPr>
-          <w:rStyle w:val="VerbatimChar"/>
-        </w:rPr>
-        <w:t xml:space="preserve">     Measurement           : objdump output (appendix A), CFG node/edge count</w:t>
-      </w:r>
-      <w:r>
-        <w:br/>
-      </w:r>
-      <w:r>
-        <w:br/>
-      </w:r>
-      <w:r>
-        <w:rPr>
-          <w:rStyle w:val="VerbatimChar"/>
-        </w:rPr>
-        <w:t xml:space="preserve">   RULE: K-07 (string encoding) applied to the key string</w:t>
-      </w:r>
-      <w:r>
-        <w:br/>
-      </w:r>
-      <w:r>
-        <w:rPr>
-          <w:rStyle w:val="VerbatimChar"/>
-        </w:rPr>
-        <w:t xml:space="preserve">     What does it protect? : sensitive strings in the binary</w:t>
-      </w:r>
-      <w:r>
-        <w:br/>
-      </w:r>
-      <w:r>
-        <w:rPr>
-          <w:rStyle w:val="VerbatimChar"/>
-        </w:rPr>
-        <w:t xml:space="preserve">     Against which threat? : strings scanning (section 3's "first 10 minutes" attack)</w:t>
-      </w:r>
-      <w:r>
-        <w:br/>
-      </w:r>
-      <w:r>
-        <w:rPr>
-          <w:rStyle w:val="VerbatimChar"/>
-        </w:rPr>
-        <w:t xml:space="preserve">     How?                  : encode with XOR 0x5A, decode at the moment of use and wipe with memset_s</w:t>
-      </w:r>
-      <w:r>
-        <w:br/>
-      </w:r>
-      <w:r>
-        <w:rPr>
-          <w:rStyle w:val="VerbatimChar"/>
-        </w:rPr>
-        <w:t xml:space="preserve">     Cost                  : low (a few extra instructions)</w:t>
-      </w:r>
-      <w:r>
-        <w:br/>
-      </w:r>
-      <w:r>
-        <w:rPr>
-          <w:rStyle w:val="VerbatimChar"/>
-        </w:rPr>
-        <w:t xml:space="preserve">     Limit                 : the decoding key sits in the binary; real key protection is S8/whitebox's job</w:t>
-      </w:r>
-      <w:r>
-        <w:br/>
-      </w:r>
-      <w:r>
-        <w:rPr>
-          <w:rStyle w:val="VerbatimChar"/>
-        </w:rPr>
-        <w:t xml:space="preserve">     Measurement           : count of sensitive strings in strings output: 3 → 0</w:t>
-      </w:r>
-      <w:r>
-        <w:br/>
-      </w:r>
-      <w:r>
-        <w:br/>
-      </w:r>
-      <w:r>
-        <w:rPr>
-          <w:rStyle w:val="VerbatimChar"/>
-        </w:rPr>
-        <w:t xml:space="preserve">2) Measurement: the "Measurement" field is filled in on both lines above (objdump + strings)</w:t>
-      </w:r>
-      <w:r>
-        <w:br/>
-      </w:r>
-      <w:r>
-        <w:br/>
-      </w:r>
-      <w:r>
-        <w:rPr>
-          <w:rStyle w:val="VerbatimChar"/>
-        </w:rPr>
-        <w:t xml:space="preserve">3) Diversification decision: YES — a random --seed parameter was added to the build script;</w:t>
-      </w:r>
-      <w:r>
-        <w:br/>
-      </w:r>
-      <w:r>
-        <w:rPr>
-          <w:rStyle w:val="VerbatimChar"/>
-        </w:rPr>
-        <w:t xml:space="preserve">   every release is compiled with different state constants (section 8, with K-11).</w:t>
-      </w:r>
-      <w:r>
-        <w:br/>
-      </w:r>
-      <w:r>
-        <w:br/>
-      </w:r>
-      <w:r>
-        <w:rPr>
-          <w:rStyle w:val="VerbatimChar"/>
-        </w:rPr>
-        <w:t xml:space="preserve">4) Limit and remaining risk: this layer doesn't protect the key (it only delays static scanning);</w:t>
-      </w:r>
-      <w:r>
-        <w:br/>
-      </w:r>
-      <w:r>
-        <w:rPr>
-          <w:rStyle w:val="VerbatimChar"/>
-        </w:rPr>
-        <w:t xml:space="preserve">   it hasn't been measured against symbolic execution (future work); permanent protection of the key is left to S10/S11.</w:t>
-      </w:r>
-    </w:p>
-    <w:p>
-      <w:pPr>
-        <w:pStyle w:val="FirstParagraph"/>
-      </w:pPr>
-      <w:r>
-        <w:t xml:space="preserve">This draft combines the template from section 4 with the four metrics from section 9 and the diversification</w:t>
-      </w:r>
-      <w:r>
-        <w:t xml:space="preserve"> </w:t>
-      </w:r>
-      <w:r>
-        <w:t xml:space="preserve">decision from section 8; you are expected to replace every line with numbers</w:t>
-      </w:r>
-      <w:r>
-        <w:t xml:space="preserve"> </w:t>
-      </w:r>
-      <w:r>
-        <w:rPr>
-          <w:b/>
-          <w:bCs/>
-        </w:rPr>
-        <w:t xml:space="preserve">you measured yourself</w:t>
-      </w:r>
-      <w:r>
-        <w:t xml:space="preserve"> </w:t>
-      </w:r>
-      <w:r>
-        <w:t xml:space="preserve">— the</w:t>
-      </w:r>
-      <w:r>
-        <w:t xml:space="preserve"> </w:t>
-      </w:r>
-      <w:r>
-        <w:t xml:space="preserve">numbers above come from this week’s demo and should not be copy-pasted directly into another project.</w:t>
-      </w:r>
-    </w:p>
-    <w:p>
-      <w:pPr>
-        <w:pStyle w:val="BlockText"/>
-      </w:pPr>
-      <w:r>
-        <w:rPr>
-          <w:b/>
-          <w:bCs/>
-        </w:rPr>
-        <w:t xml:space="preserve">Checklist before submitting S9</w:t>
       </w:r>
     </w:p>
     <w:p>
@@ -38446,26 +40266,482 @@
         </w:numPr>
       </w:pPr>
       <w:r>
-        <w:t xml:space="preserve">For at least two code sections (one control-flow rule, one data rule), is the six-line template from</w:t>
-      </w:r>
-      <w:r>
-        <w:t xml:space="preserve"> </w:t>
-      </w:r>
-      <w:r>
-        <w:t xml:space="preserve">section 4 filled in</w:t>
-      </w:r>
-      <w:r>
-        <w:t xml:space="preserve"> </w:t>
-      </w:r>
-      <w:r>
-        <w:rPr>
-          <w:b/>
-          <w:bCs/>
-        </w:rPr>
-        <w:t xml:space="preserve">completely</w:t>
-      </w:r>
-      <w:r>
-        <w:t xml:space="preserve">?</w:t>
+        <w:rPr>
+          <w:b/>
+          <w:bCs/>
+        </w:rPr>
+        <w:t xml:space="preserve">Protection table:</w:t>
+      </w:r>
+      <w:r>
+        <w:t xml:space="preserve"> </w:t>
+      </w:r>
+      <w:r>
+        <w:t xml:space="preserve">for the two–three most critical code sections (e.g., licensing, key derivation, integrity</w:t>
+      </w:r>
+      <w:r>
+        <w:t xml:space="preserve"> </w:t>
+      </w:r>
+      <w:r>
+        <w:t xml:space="preserve">check), fill in the</w:t>
+      </w:r>
+      <w:r>
+        <w:t xml:space="preserve"> </w:t>
+      </w:r>
+      <w:r>
+        <w:rPr>
+          <w:b/>
+          <w:bCs/>
+        </w:rPr>
+        <w:t xml:space="preserve">“protection rule”</w:t>
+      </w:r>
+      <w:r>
+        <w:rPr>
+          <w:b/>
+          <w:bCs/>
+        </w:rPr>
+        <w:t xml:space="preserve"> </w:t>
+      </w:r>
+      <w:r>
+        <w:rPr>
+          <w:b/>
+          <w:bCs/>
+        </w:rPr>
+        <w:t xml:space="preserve">template</w:t>
+      </w:r>
+      <w:r>
+        <w:t xml:space="preserve"> </w:t>
+      </w:r>
+      <w:r>
+        <w:t xml:space="preserve">from section 1: what it protects, against which threat, how,</w:t>
+      </w:r>
+      <w:r>
+        <w:t xml:space="preserve"> </w:t>
+      </w:r>
+      <w:r>
+        <w:t xml:space="preserve">cost, limit, measurement.</w:t>
+      </w:r>
+    </w:p>
+    <w:p>
+      <w:pPr>
+        <w:pStyle w:val="Compact"/>
+        <w:numPr>
+          <w:ilvl w:val="0"/>
+          <w:numId w:val="1022"/>
+        </w:numPr>
+      </w:pPr>
+      <w:r>
+        <w:rPr>
+          <w:b/>
+          <w:bCs/>
+        </w:rPr>
+        <w:t xml:space="preserve">Measurement:</w:t>
+      </w:r>
+      <w:r>
+        <w:t xml:space="preserve"> </w:t>
+      </w:r>
+      <w:r>
+        <w:t xml:space="preserve">for at least one technique, give a before/after obfuscation metric (e.g., the count of</w:t>
+      </w:r>
+      <w:r>
+        <w:t xml:space="preserve"> </w:t>
+      </w:r>
+      <w:r>
+        <w:t xml:space="preserve">sensitive strings in</w:t>
+      </w:r>
+      <w:r>
+        <w:t xml:space="preserve"> </w:t>
+      </w:r>
+      <w:r>
+        <w:rPr>
+          <w:rStyle w:val="VerbatimChar"/>
+        </w:rPr>
+        <w:t xml:space="preserve">strings</w:t>
+      </w:r>
+      <w:r>
+        <w:t xml:space="preserve"> </w:t>
+      </w:r>
+      <w:r>
+        <w:t xml:space="preserve">output; CFG node count; binary size and an operation’s duration).</w:t>
+      </w:r>
+    </w:p>
+    <w:p>
+      <w:pPr>
+        <w:pStyle w:val="Compact"/>
+        <w:numPr>
+          <w:ilvl w:val="0"/>
+          <w:numId w:val="1022"/>
+        </w:numPr>
+      </w:pPr>
+      <w:r>
+        <w:rPr>
+          <w:b/>
+          <w:bCs/>
+        </w:rPr>
+        <w:t xml:space="preserve">Diversification decision:</w:t>
+      </w:r>
+      <w:r>
+        <w:t xml:space="preserve"> </w:t>
+      </w:r>
+      <w:r>
+        <w:t xml:space="preserve">will you apply diversification? If not,</w:t>
+      </w:r>
+      <w:r>
+        <w:t xml:space="preserve"> </w:t>
+      </w:r>
+      <w:r>
+        <w:rPr>
+          <w:b/>
+          <w:bCs/>
+        </w:rPr>
+        <w:t xml:space="preserve">why not</w:t>
+      </w:r>
+      <w:r>
+        <w:t xml:space="preserve"> </w:t>
+      </w:r>
+      <w:r>
+        <w:t xml:space="preserve">(a justification is also an</w:t>
+      </w:r>
+      <w:r>
+        <w:t xml:space="preserve"> </w:t>
+      </w:r>
+      <w:r>
+        <w:t xml:space="preserve">answer).</w:t>
+      </w:r>
+    </w:p>
+    <w:p>
+      <w:pPr>
+        <w:pStyle w:val="Compact"/>
+        <w:numPr>
+          <w:ilvl w:val="0"/>
+          <w:numId w:val="1022"/>
+        </w:numPr>
+      </w:pPr>
+      <w:r>
+        <w:rPr>
+          <w:b/>
+          <w:bCs/>
+        </w:rPr>
+        <w:t xml:space="preserve">Limit and remaining risk:</w:t>
+      </w:r>
+      <w:r>
+        <w:t xml:space="preserve"> </w:t>
+      </w:r>
+      <w:r>
+        <w:t xml:space="preserve">for every protection, state explicitly what it does</w:t>
+      </w:r>
+      <w:r>
+        <w:t xml:space="preserve"> </w:t>
+      </w:r>
+      <w:r>
+        <w:rPr>
+          <w:b/>
+          <w:bCs/>
+        </w:rPr>
+        <w:t xml:space="preserve">not</w:t>
+      </w:r>
+      <w:r>
+        <w:t xml:space="preserve"> </w:t>
+      </w:r>
+      <w:r>
+        <w:t xml:space="preserve">protect. Something</w:t>
+      </w:r>
+      <w:r>
+        <w:t xml:space="preserve"> </w:t>
+      </w:r>
+      <w:r>
+        <w:t xml:space="preserve">like</w:t>
+      </w:r>
+      <w:r>
+        <w:t xml:space="preserve"> </w:t>
+      </w:r>
+      <w:r>
+        <w:t xml:space="preserve">“this string obfuscation does not protect the key; the key uses the whitebox/hardware from S8.”</w:t>
+      </w:r>
+    </w:p>
+    <w:bookmarkStart w:id="162" w:name="X7116abffae11d97dee82d25f9afb8453f896a36"/>
+    <w:p>
+      <w:pPr>
+        <w:pStyle w:val="Heading3"/>
+      </w:pPr>
+      <w:r>
+        <w:t xml:space="preserve">Worked example: an S9 draft from start to finish</w:t>
+      </w:r>
+    </w:p>
+    <w:p>
+      <w:pPr>
+        <w:pStyle w:val="FirstParagraph"/>
+      </w:pPr>
+      <w:r>
+        <w:t xml:space="preserve">Let’s combine this week’s examples into a short S9 draft (replace the function names and numbers with your own</w:t>
+      </w:r>
+      <w:r>
+        <w:t xml:space="preserve"> </w:t>
+      </w:r>
+      <w:r>
+        <w:t xml:space="preserve">measurements in your own project):</w:t>
+      </w:r>
+    </w:p>
+    <w:p>
+      <w:pPr>
+        <w:pStyle w:val="SourceCode"/>
+      </w:pPr>
+      <w:r>
+        <w:rPr>
+          <w:rStyle w:val="VerbatimChar"/>
+        </w:rPr>
+        <w:t xml:space="preserve">S9 — Advanced hardening (example draft)</w:t>
+      </w:r>
+      <w:r>
+        <w:br/>
+      </w:r>
+      <w:r>
+        <w:br/>
+      </w:r>
+      <w:r>
+        <w:rPr>
+          <w:rStyle w:val="VerbatimChar"/>
+        </w:rPr>
+        <w:t xml:space="preserve">1) Protection table</w:t>
+      </w:r>
+      <w:r>
+        <w:br/>
+      </w:r>
+      <w:r>
+        <w:rPr>
+          <w:rStyle w:val="VerbatimChar"/>
+        </w:rPr>
+        <w:t xml:space="preserve">   RULE: K-04 (flattening) + K-01 (opaque predicate) + K-05 (random exit) applied to the lisans_dogrula function</w:t>
+      </w:r>
+      <w:r>
+        <w:br/>
+      </w:r>
+      <w:r>
+        <w:rPr>
+          <w:rStyle w:val="VerbatimChar"/>
+        </w:rPr>
+        <w:t xml:space="preserve">     What does it protect? : the order in which the licence key is verified</w:t>
+      </w:r>
+      <w:r>
+        <w:br/>
+      </w:r>
+      <w:r>
+        <w:rPr>
+          <w:rStyle w:val="VerbatimChar"/>
+        </w:rPr>
+        <w:t xml:space="preserve">     Against which threat? : static CFG reading, single-byte patch</w:t>
+      </w:r>
+      <w:r>
+        <w:br/>
+      </w:r>
+      <w:r>
+        <w:rPr>
+          <w:rStyle w:val="VerbatimChar"/>
+        </w:rPr>
+        <w:t xml:space="preserve">     How?                  : switch dispatcher + x*(x+1)-based opaque predicate + unpredictable failure exit</w:t>
+      </w:r>
+      <w:r>
+        <w:br/>
+      </w:r>
+      <w:r>
+        <w:rPr>
+          <w:rStyle w:val="VerbatimChar"/>
+        </w:rPr>
+        <w:t xml:space="preserve">     Cost                  : instructions 27→49 (+%81.5), branches/calls 4→9 (+%125) [same order of magnitude</w:t>
+      </w:r>
+      <w:r>
+        <w:br/>
+      </w:r>
+      <w:r>
+        <w:rPr>
+          <w:rStyle w:val="VerbatimChar"/>
+        </w:rPr>
+        <w:t xml:space="preserve">                              as this week's real grant_access measurement; lisans_dogrula not separately measured]</w:t>
+      </w:r>
+      <w:r>
+        <w:br/>
+      </w:r>
+      <w:r>
+        <w:rPr>
+          <w:rStyle w:val="VerbatimChar"/>
+        </w:rPr>
+        <w:t xml:space="preserve">     Limit                 : weak against symbolic execution (section 10); data still needs K-07 protection</w:t>
+      </w:r>
+      <w:r>
+        <w:br/>
+      </w:r>
+      <w:r>
+        <w:rPr>
+          <w:rStyle w:val="VerbatimChar"/>
+        </w:rPr>
+        <w:t xml:space="preserve">     Measurement           : objdump output (appendix A), CFG node/edge count</w:t>
+      </w:r>
+      <w:r>
+        <w:br/>
+      </w:r>
+      <w:r>
+        <w:br/>
+      </w:r>
+      <w:r>
+        <w:rPr>
+          <w:rStyle w:val="VerbatimChar"/>
+        </w:rPr>
+        <w:t xml:space="preserve">   RULE: K-07 (string encoding) applied to the key string</w:t>
+      </w:r>
+      <w:r>
+        <w:br/>
+      </w:r>
+      <w:r>
+        <w:rPr>
+          <w:rStyle w:val="VerbatimChar"/>
+        </w:rPr>
+        <w:t xml:space="preserve">     What does it protect? : sensitive strings in the binary</w:t>
+      </w:r>
+      <w:r>
+        <w:br/>
+      </w:r>
+      <w:r>
+        <w:rPr>
+          <w:rStyle w:val="VerbatimChar"/>
+        </w:rPr>
+        <w:t xml:space="preserve">     Against which threat? : strings scanning (section 3's "first 10 minutes" attack)</w:t>
+      </w:r>
+      <w:r>
+        <w:br/>
+      </w:r>
+      <w:r>
+        <w:rPr>
+          <w:rStyle w:val="VerbatimChar"/>
+        </w:rPr>
+        <w:t xml:space="preserve">     How?                  : encode with XOR 0x5A, decode at the moment of use and wipe with memset_s</w:t>
+      </w:r>
+      <w:r>
+        <w:br/>
+      </w:r>
+      <w:r>
+        <w:rPr>
+          <w:rStyle w:val="VerbatimChar"/>
+        </w:rPr>
+        <w:t xml:space="preserve">     Cost                  : low (a few extra instructions)</w:t>
+      </w:r>
+      <w:r>
+        <w:br/>
+      </w:r>
+      <w:r>
+        <w:rPr>
+          <w:rStyle w:val="VerbatimChar"/>
+        </w:rPr>
+        <w:t xml:space="preserve">     Limit                 : the decoding key sits in the binary; real key protection is S8/whitebox's job</w:t>
+      </w:r>
+      <w:r>
+        <w:br/>
+      </w:r>
+      <w:r>
+        <w:rPr>
+          <w:rStyle w:val="VerbatimChar"/>
+        </w:rPr>
+        <w:t xml:space="preserve">     Measurement           : count of sensitive strings in strings output: 3 → 0</w:t>
+      </w:r>
+      <w:r>
+        <w:br/>
+      </w:r>
+      <w:r>
+        <w:br/>
+      </w:r>
+      <w:r>
+        <w:rPr>
+          <w:rStyle w:val="VerbatimChar"/>
+        </w:rPr>
+        <w:t xml:space="preserve">2) Measurement: the "Measurement" field is filled in on both lines above (objdump + strings)</w:t>
+      </w:r>
+      <w:r>
+        <w:br/>
+      </w:r>
+      <w:r>
+        <w:br/>
+      </w:r>
+      <w:r>
+        <w:rPr>
+          <w:rStyle w:val="VerbatimChar"/>
+        </w:rPr>
+        <w:t xml:space="preserve">3) Diversification decision: YES — a random --seed parameter was added to the build script;</w:t>
+      </w:r>
+      <w:r>
+        <w:br/>
+      </w:r>
+      <w:r>
+        <w:rPr>
+          <w:rStyle w:val="VerbatimChar"/>
+        </w:rPr>
+        <w:t xml:space="preserve">   every release is compiled with different state constants (section 8, with K-11).</w:t>
+      </w:r>
+      <w:r>
+        <w:br/>
+      </w:r>
+      <w:r>
+        <w:br/>
+      </w:r>
+      <w:r>
+        <w:rPr>
+          <w:rStyle w:val="VerbatimChar"/>
+        </w:rPr>
+        <w:t xml:space="preserve">4) Limit and remaining risk: this layer doesn't protect the key (it only delays static scanning);</w:t>
+      </w:r>
+      <w:r>
+        <w:br/>
+      </w:r>
+      <w:r>
+        <w:rPr>
+          <w:rStyle w:val="VerbatimChar"/>
+        </w:rPr>
+        <w:t xml:space="preserve">   it hasn't been measured against symbolic execution (future work); permanent protection of the key is left to S10/S11.</w:t>
+      </w:r>
+    </w:p>
+    <w:p>
+      <w:pPr>
+        <w:pStyle w:val="FirstParagraph"/>
+      </w:pPr>
+      <w:r>
+        <w:t xml:space="preserve">This draft combines the template from section 4 with the four metrics from section 9 and the diversification</w:t>
+      </w:r>
+      <w:r>
+        <w:t xml:space="preserve"> </w:t>
+      </w:r>
+      <w:r>
+        <w:t xml:space="preserve">decision from section 8; you are expected to replace every line with numbers</w:t>
+      </w:r>
+      <w:r>
+        <w:t xml:space="preserve"> </w:t>
+      </w:r>
+      <w:r>
+        <w:rPr>
+          <w:b/>
+          <w:bCs/>
+        </w:rPr>
+        <w:t xml:space="preserve">you measured yourself</w:t>
+      </w:r>
+      <w:r>
+        <w:t xml:space="preserve"> </w:t>
+      </w:r>
+      <w:r>
+        <w:t xml:space="preserve">— the</w:t>
+      </w:r>
+      <w:r>
+        <w:t xml:space="preserve"> </w:t>
+      </w:r>
+      <w:r>
+        <w:t xml:space="preserve">numbers above come from this week’s demo and should not be copy-pasted directly into another project.</w:t>
+      </w:r>
+    </w:p>
+    <w:p>
+      <w:pPr>
+        <w:pStyle w:val="BlockText"/>
+      </w:pPr>
+      <w:r>
+        <w:rPr>
+          <w:b/>
+          <w:bCs/>
+        </w:rPr>
+        <w:t xml:space="preserve">Checklist before submitting S9</w:t>
       </w:r>
     </w:p>
     <w:p>
@@ -38477,28 +40753,26 @@
         </w:numPr>
       </w:pPr>
       <w:r>
-        <w:t xml:space="preserve">Does every</w:t>
-      </w:r>
-      <w:r>
-        <w:t xml:space="preserve"> </w:t>
-      </w:r>
-      <w:r>
-        <w:t xml:space="preserve">“Measurement”</w:t>
-      </w:r>
-      <w:r>
-        <w:t xml:space="preserve"> </w:t>
-      </w:r>
-      <w:r>
-        <w:t xml:space="preserve">line contain a concrete number or observation (not just an adjective like</w:t>
-      </w:r>
-      <w:r>
-        <w:t xml:space="preserve"> </w:t>
-      </w:r>
-      <w:r>
-        <w:t xml:space="preserve">“strengthened”</w:t>
-      </w:r>
-      <w:r>
-        <w:t xml:space="preserve">)?</w:t>
+        <w:t xml:space="preserve">For at least two code sections (one control-flow rule, one data rule), is the six-line template from</w:t>
+      </w:r>
+      <w:r>
+        <w:t xml:space="preserve"> </w:t>
+      </w:r>
+      <w:r>
+        <w:t xml:space="preserve">section 4 filled in</w:t>
+      </w:r>
+      <w:r>
+        <w:t xml:space="preserve"> </w:t>
+      </w:r>
+      <w:r>
+        <w:rPr>
+          <w:b/>
+          <w:bCs/>
+        </w:rPr>
+        <w:t xml:space="preserve">completely</w:t>
+      </w:r>
+      <w:r>
+        <w:t xml:space="preserve">?</w:t>
       </w:r>
     </w:p>
     <w:p>
@@ -38510,41 +40784,28 @@
         </w:numPr>
       </w:pPr>
       <w:r>
-        <w:t xml:space="preserve">Is it stated which</w:t>
-      </w:r>
-      <w:r>
-        <w:t xml:space="preserve"> </w:t>
-      </w:r>
-      <w:r>
-        <w:rPr>
-          <w:b/>
-          <w:bCs/>
-        </w:rPr>
-        <w:t xml:space="preserve">family</w:t>
-      </w:r>
-      <w:r>
-        <w:t xml:space="preserve"> </w:t>
-      </w:r>
-      <w:r>
-        <w:t xml:space="preserve">(layout/data/control flow/anti-analysis/virtualisation — section 2) each</w:t>
-      </w:r>
-      <w:r>
-        <w:t xml:space="preserve"> </w:t>
-      </w:r>
-      <w:r>
-        <w:t xml:space="preserve">technique belongs to, or was only a single family used (section 2’s</w:t>
-      </w:r>
-      <w:r>
-        <w:t xml:space="preserve"> </w:t>
-      </w:r>
-      <w:r>
-        <w:t xml:space="preserve">“common mistake”</w:t>
-      </w:r>
-      <w:r>
-        <w:t xml:space="preserve"> </w:t>
-      </w:r>
-      <w:r>
-        <w:t xml:space="preserve">applies here again)?</w:t>
+        <w:t xml:space="preserve">Does every</w:t>
+      </w:r>
+      <w:r>
+        <w:t xml:space="preserve"> </w:t>
+      </w:r>
+      <w:r>
+        <w:t xml:space="preserve">“Measurement”</w:t>
+      </w:r>
+      <w:r>
+        <w:t xml:space="preserve"> </w:t>
+      </w:r>
+      <w:r>
+        <w:t xml:space="preserve">line contain a concrete number or observation (not just an adjective like</w:t>
+      </w:r>
+      <w:r>
+        <w:t xml:space="preserve"> </w:t>
+      </w:r>
+      <w:r>
+        <w:t xml:space="preserve">“strengthened”</w:t>
+      </w:r>
+      <w:r>
+        <w:t xml:space="preserve">)?</w:t>
       </w:r>
     </w:p>
     <w:p>
@@ -38556,13 +40817,41 @@
         </w:numPr>
       </w:pPr>
       <w:r>
-        <w:t xml:space="preserve">Is the diversification decision (applied/not applied) written down together with its justification</w:t>
-      </w:r>
-      <w:r>
-        <w:t xml:space="preserve"> </w:t>
-      </w:r>
-      <w:r>
-        <w:t xml:space="preserve">(section 8)?</w:t>
+        <w:t xml:space="preserve">Is it stated which</w:t>
+      </w:r>
+      <w:r>
+        <w:t xml:space="preserve"> </w:t>
+      </w:r>
+      <w:r>
+        <w:rPr>
+          <w:b/>
+          <w:bCs/>
+        </w:rPr>
+        <w:t xml:space="preserve">family</w:t>
+      </w:r>
+      <w:r>
+        <w:t xml:space="preserve"> </w:t>
+      </w:r>
+      <w:r>
+        <w:t xml:space="preserve">(layout/data/control flow/anti-analysis/virtualisation — section 2) each</w:t>
+      </w:r>
+      <w:r>
+        <w:t xml:space="preserve"> </w:t>
+      </w:r>
+      <w:r>
+        <w:t xml:space="preserve">technique belongs to, or was only a single family used (section 2’s</w:t>
+      </w:r>
+      <w:r>
+        <w:t xml:space="preserve"> </w:t>
+      </w:r>
+      <w:r>
+        <w:t xml:space="preserve">“common mistake”</w:t>
+      </w:r>
+      <w:r>
+        <w:t xml:space="preserve"> </w:t>
+      </w:r>
+      <w:r>
+        <w:t xml:space="preserve">applies here again)?</w:t>
       </w:r>
     </w:p>
     <w:p>
@@ -38574,53 +40863,13 @@
         </w:numPr>
       </w:pPr>
       <w:r>
-        <w:t xml:space="preserve">Does the</w:t>
-      </w:r>
-      <w:r>
-        <w:t xml:space="preserve"> </w:t>
-      </w:r>
-      <w:r>
-        <w:t xml:space="preserve">“Limit”</w:t>
-      </w:r>
-      <w:r>
-        <w:t xml:space="preserve"> </w:t>
-      </w:r>
-      <w:r>
-        <w:t xml:space="preserve">line for every protection clearly state what it does</w:t>
-      </w:r>
-      <w:r>
-        <w:t xml:space="preserve"> </w:t>
-      </w:r>
-      <w:r>
-        <w:rPr>
-          <w:b/>
-          <w:bCs/>
-        </w:rPr>
-        <w:t xml:space="preserve">not</w:t>
-      </w:r>
-      <w:r>
-        <w:t xml:space="preserve"> </w:t>
-      </w:r>
-      <w:r>
-        <w:t xml:space="preserve">protect — in particular,</w:t>
-      </w:r>
-      <w:r>
-        <w:t xml:space="preserve"> </w:t>
-      </w:r>
-      <w:r>
-        <w:t xml:space="preserve">hasn’t the core warning from section 3,</w:t>
-      </w:r>
-      <w:r>
-        <w:t xml:space="preserve"> </w:t>
-      </w:r>
-      <w:r>
-        <w:t xml:space="preserve">“this does not protect the key,”</w:t>
-      </w:r>
-      <w:r>
-        <w:t xml:space="preserve"> </w:t>
-      </w:r>
-      <w:r>
-        <w:t xml:space="preserve">been forgotten?</w:t>
+        <w:t xml:space="preserve">Is the diversification decision (applied/not applied) written down together with its justification</w:t>
+      </w:r>
+      <w:r>
+        <w:t xml:space="preserve"> </w:t>
+      </w:r>
+      <w:r>
+        <w:t xml:space="preserve">(section 8)?</w:t>
       </w:r>
     </w:p>
     <w:p>
@@ -38632,53 +40881,53 @@
         </w:numPr>
       </w:pPr>
       <w:r>
-        <w:t xml:space="preserve">Has an absolute claim like</w:t>
-      </w:r>
-      <w:r>
-        <w:t xml:space="preserve"> </w:t>
-      </w:r>
-      <w:r>
-        <w:t xml:space="preserve">“unbreakable”</w:t>
-      </w:r>
-      <w:r>
-        <w:t xml:space="preserve"> </w:t>
-      </w:r>
-      <w:r>
-        <w:t xml:space="preserve">or</w:t>
-      </w:r>
-      <w:r>
-        <w:t xml:space="preserve"> </w:t>
-      </w:r>
-      <w:r>
-        <w:t xml:space="preserve">“impenetrable”</w:t>
-      </w:r>
-      <w:r>
-        <w:t xml:space="preserve"> </w:t>
-      </w:r>
-      <w:r>
-        <w:t xml:space="preserve">been</w:t>
-      </w:r>
-      <w:r>
-        <w:t xml:space="preserve"> </w:t>
-      </w:r>
-      <w:r>
-        <w:rPr>
-          <w:b/>
-          <w:bCs/>
-        </w:rPr>
-        <w:t xml:space="preserve">avoided</w:t>
-      </w:r>
-      <w:r>
-        <w:t xml:space="preserve"> </w:t>
-      </w:r>
-      <w:r>
-        <w:t xml:space="preserve">everywhere (the Barak et al.</w:t>
-      </w:r>
-      <w:r>
-        <w:t xml:space="preserve"> </w:t>
-      </w:r>
-      <w:r>
-        <w:t xml:space="preserve">warning from section 1)?</w:t>
+        <w:t xml:space="preserve">Does the</w:t>
+      </w:r>
+      <w:r>
+        <w:t xml:space="preserve"> </w:t>
+      </w:r>
+      <w:r>
+        <w:t xml:space="preserve">“Limit”</w:t>
+      </w:r>
+      <w:r>
+        <w:t xml:space="preserve"> </w:t>
+      </w:r>
+      <w:r>
+        <w:t xml:space="preserve">line for every protection clearly state what it does</w:t>
+      </w:r>
+      <w:r>
+        <w:t xml:space="preserve"> </w:t>
+      </w:r>
+      <w:r>
+        <w:rPr>
+          <w:b/>
+          <w:bCs/>
+        </w:rPr>
+        <w:t xml:space="preserve">not</w:t>
+      </w:r>
+      <w:r>
+        <w:t xml:space="preserve"> </w:t>
+      </w:r>
+      <w:r>
+        <w:t xml:space="preserve">protect — in particular,</w:t>
+      </w:r>
+      <w:r>
+        <w:t xml:space="preserve"> </w:t>
+      </w:r>
+      <w:r>
+        <w:t xml:space="preserve">hasn’t the core warning from section 3,</w:t>
+      </w:r>
+      <w:r>
+        <w:t xml:space="preserve"> </w:t>
+      </w:r>
+      <w:r>
+        <w:t xml:space="preserve">“this does not protect the key,”</w:t>
+      </w:r>
+      <w:r>
+        <w:t xml:space="preserve"> </w:t>
+      </w:r>
+      <w:r>
+        <w:t xml:space="preserve">been forgotten?</w:t>
       </w:r>
     </w:p>
     <w:p>
@@ -38690,6 +40939,64 @@
         </w:numPr>
       </w:pPr>
       <w:r>
+        <w:t xml:space="preserve">Has an absolute claim like</w:t>
+      </w:r>
+      <w:r>
+        <w:t xml:space="preserve"> </w:t>
+      </w:r>
+      <w:r>
+        <w:t xml:space="preserve">“unbreakable”</w:t>
+      </w:r>
+      <w:r>
+        <w:t xml:space="preserve"> </w:t>
+      </w:r>
+      <w:r>
+        <w:t xml:space="preserve">or</w:t>
+      </w:r>
+      <w:r>
+        <w:t xml:space="preserve"> </w:t>
+      </w:r>
+      <w:r>
+        <w:t xml:space="preserve">“impenetrable”</w:t>
+      </w:r>
+      <w:r>
+        <w:t xml:space="preserve"> </w:t>
+      </w:r>
+      <w:r>
+        <w:t xml:space="preserve">been</w:t>
+      </w:r>
+      <w:r>
+        <w:t xml:space="preserve"> </w:t>
+      </w:r>
+      <w:r>
+        <w:rPr>
+          <w:b/>
+          <w:bCs/>
+        </w:rPr>
+        <w:t xml:space="preserve">avoided</w:t>
+      </w:r>
+      <w:r>
+        <w:t xml:space="preserve"> </w:t>
+      </w:r>
+      <w:r>
+        <w:t xml:space="preserve">everywhere (the Barak et al.</w:t>
+      </w:r>
+      <w:r>
+        <w:t xml:space="preserve"> </w:t>
+      </w:r>
+      <w:r>
+        <w:t xml:space="preserve">warning from section 1)?</w:t>
+      </w:r>
+    </w:p>
+    <w:p>
+      <w:pPr>
+        <w:pStyle w:val="Compact"/>
+        <w:numPr>
+          <w:ilvl w:val="0"/>
+          <w:numId w:val="1029"/>
+        </w:numPr>
+      </w:pPr>
+      <w:r>
         <w:t xml:space="preserve">Was it tested on a binary compiled with optimisation on (</w:t>
       </w:r>
       <w:r>
@@ -38800,9 +41107,9 @@
         <w:t xml:space="preserve">not as evidence.</w:t>
       </w:r>
     </w:p>
-    <w:bookmarkEnd w:id="134"/>
-    <w:bookmarkEnd w:id="135"/>
-    <w:bookmarkStart w:id="136" w:name="self-check"/>
+    <w:bookmarkEnd w:id="162"/>
+    <w:bookmarkEnd w:id="163"/>
+    <w:bookmarkStart w:id="164" w:name="self-check"/>
     <w:p>
       <w:pPr>
         <w:pStyle w:val="Heading2"/>
@@ -39102,7 +41409,7 @@
       <w:r>
         <w:t xml:space="preserve"> </w:t>
       </w:r>
-      <w:hyperlink r:id="rId112">
+      <w:hyperlink r:id="rId130">
         <w:r>
           <w:rPr>
             <w:rStyle w:val="Hyperlink"/>
@@ -40210,7 +42517,7 @@
           <w:b/>
           <w:bCs/>
         </w:rPr>
-        <w:t xml:space="preserve">karar_izin_mi</w:t>
+        <w:t xml:space="preserve">decision_grants</w:t>
       </w:r>
       <w:r>
         <w:rPr>
@@ -40394,7 +42701,7 @@
         <w:rPr>
           <w:rStyle w:val="VerbatimChar"/>
         </w:rPr>
-        <w:t xml:space="preserve">karar_izin_mi</w:t>
+        <w:t xml:space="preserve">decision_grants</w:t>
       </w:r>
       <w:r>
         <w:t xml:space="preserve"> </w:t>
@@ -40517,7 +42824,7 @@
         <w:rPr>
           <w:rStyle w:val="VerbatimChar"/>
         </w:rPr>
-        <w:t xml:space="preserve">yuksek=0x1234</w:t>
+        <w:t xml:space="preserve">high=0x1234</w:t>
       </w:r>
       <w:r>
         <w:t xml:space="preserve">,</w:t>
@@ -40529,7 +42836,7 @@
         <w:rPr>
           <w:rStyle w:val="VerbatimChar"/>
         </w:rPr>
-        <w:t xml:space="preserve">dusuk=0xABCD</w:t>
+        <w:t xml:space="preserve">low=0xABCD</w:t>
       </w:r>
       <w:r>
         <w:t xml:space="preserve">. Merging:</w:t>
@@ -40541,7 +42848,7 @@
         <w:rPr>
           <w:rStyle w:val="VerbatimChar"/>
         </w:rPr>
-        <w:t xml:space="preserve">(yuksek&lt;&lt;16)|dusuk</w:t>
+        <w:t xml:space="preserve">(high&lt;&lt;16)|low</w:t>
       </w:r>
       <w:r>
         <w:t xml:space="preserve">;</w:t>
@@ -40879,7 +43186,7 @@
         <w:rPr>
           <w:rStyle w:val="VerbatimChar"/>
         </w:rPr>
-        <w:t xml:space="preserve">yorumla</w:t>
+        <w:t xml:space="preserve">interpret</w:t>
       </w:r>
       <w:r>
         <w:t xml:space="preserve"> </w:t>
@@ -41137,21 +43444,21 @@
           <w:b/>
           <w:bCs/>
         </w:rPr>
-        <w:t xml:space="preserve">erisim_ver</w:t>
-      </w:r>
-      <w:r>
-        <w:rPr>
-          <w:b/>
-          <w:bCs/>
-        </w:rPr>
-        <w:t xml:space="preserve"> </w:t>
-      </w:r>
-      <w:r>
-        <w:rPr>
-          <w:b/>
-          <w:bCs/>
-        </w:rPr>
-        <w:t xml:space="preserve">goes from 28→51 instructions, 3→6 branches after flattening. What is the simple cyclomatic complexity (branches+1) before/after, and by what percentage does it increase? Which metric (section 9) does this represent?</w:t>
+        <w:t xml:space="preserve">grant_access</w:t>
+      </w:r>
+      <w:r>
+        <w:rPr>
+          <w:b/>
+          <w:bCs/>
+        </w:rPr>
+        <w:t xml:space="preserve"> </w:t>
+      </w:r>
+      <w:r>
+        <w:rPr>
+          <w:b/>
+          <w:bCs/>
+        </w:rPr>
+        <w:t xml:space="preserve">goes from 27→49 instructions, 4→9 branches/calls after flattening. What is the simple cyclomatic complexity (branches+1) before/after, and by what percentage does it increase? Which metric (section 9) does this represent?</w:t>
       </w:r>
     </w:p>
     <w:p>
@@ -41168,7 +43475,7 @@
         <w:rPr>
           <w:rStyle w:val="VerbatimChar"/>
         </w:rPr>
-        <w:t xml:space="preserve">3+1=4</w:t>
+        <w:t xml:space="preserve">4+1=5</w:t>
       </w:r>
       <w:r>
         <w:t xml:space="preserve">. After:</w:t>
@@ -41180,7 +43487,7 @@
         <w:rPr>
           <w:rStyle w:val="VerbatimChar"/>
         </w:rPr>
-        <w:t xml:space="preserve">6+1=7</w:t>
+        <w:t xml:space="preserve">9+1=10</w:t>
       </w:r>
       <w:r>
         <w:t xml:space="preserve">. Increase:</w:t>
@@ -41192,7 +43499,7 @@
         <w:rPr>
           <w:rStyle w:val="VerbatimChar"/>
         </w:rPr>
-        <w:t xml:space="preserve">(7-4)/4×100=%75</w:t>
+        <w:t xml:space="preserve">(10-5)/5×100=%100</w:t>
       </w:r>
       <w:r>
         <w:t xml:space="preserve">. This represents</w:t>
@@ -41220,7 +43527,7 @@
         <w:rPr>
           <w:rStyle w:val="VerbatimChar"/>
         </w:rPr>
-        <w:t xml:space="preserve">%82</w:t>
+        <w:t xml:space="preserve">%81.5</w:t>
       </w:r>
       <w:r>
         <w:t xml:space="preserve"> </w:t>
@@ -41765,7 +44072,7 @@
       <w:r>
         <w:t xml:space="preserve"> </w:t>
       </w:r>
-      <w:hyperlink r:id="rId90">
+      <w:hyperlink r:id="rId102">
         <w:r>
           <w:rPr>
             <w:rStyle w:val="Hyperlink"/>
@@ -42411,8 +44718,8 @@
         <w:t xml:space="preserve">unused (a design choice, not a bug); this way the bogus parameter escapes notice even under real code review.</w:t>
       </w:r>
     </w:p>
-    <w:bookmarkEnd w:id="136"/>
-    <w:bookmarkStart w:id="138" w:name="sources-and-further-reading"/>
+    <w:bookmarkEnd w:id="164"/>
+    <w:bookmarkStart w:id="166" w:name="sources-and-further-reading"/>
     <w:p>
       <w:pPr>
         <w:pStyle w:val="Heading2"/>
@@ -42426,7 +44733,7 @@
         <w:pStyle w:val="Compact"/>
         <w:numPr>
           <w:ilvl w:val="0"/>
-          <w:numId w:val="1029"/>
+          <w:numId w:val="1030"/>
         </w:numPr>
       </w:pPr>
       <w:r>
@@ -42454,7 +44761,7 @@
         <w:pStyle w:val="Compact"/>
         <w:numPr>
           <w:ilvl w:val="0"/>
-          <w:numId w:val="1029"/>
+          <w:numId w:val="1030"/>
         </w:numPr>
       </w:pPr>
       <w:r>
@@ -42488,7 +44795,7 @@
         <w:pStyle w:val="Compact"/>
         <w:numPr>
           <w:ilvl w:val="0"/>
-          <w:numId w:val="1029"/>
+          <w:numId w:val="1030"/>
         </w:numPr>
       </w:pPr>
       <w:r>
@@ -42522,7 +44829,7 @@
         <w:pStyle w:val="Compact"/>
         <w:numPr>
           <w:ilvl w:val="0"/>
-          <w:numId w:val="1029"/>
+          <w:numId w:val="1030"/>
         </w:numPr>
       </w:pPr>
       <w:r>
@@ -42552,7 +44859,7 @@
         <w:pStyle w:val="Compact"/>
         <w:numPr>
           <w:ilvl w:val="0"/>
-          <w:numId w:val="1029"/>
+          <w:numId w:val="1030"/>
         </w:numPr>
       </w:pPr>
       <w:r>
@@ -42578,14 +44885,14 @@
         <w:pStyle w:val="Compact"/>
         <w:numPr>
           <w:ilvl w:val="0"/>
-          <w:numId w:val="1029"/>
+          <w:numId w:val="1030"/>
         </w:numPr>
       </w:pPr>
       <w:r>
         <w:t xml:space="preserve">Obfuscator-LLVM (O-LLVM) — an example of compiler-based obfuscation.</w:t>
       </w:r>
     </w:p>
-    <w:bookmarkStart w:id="137" w:name="which-source-should-you-open-and-when"/>
+    <w:bookmarkStart w:id="165" w:name="which-source-should-you-open-and-when"/>
     <w:p>
       <w:pPr>
         <w:pStyle w:val="Heading3"/>
@@ -42607,7 +44914,7 @@
         <w:pStyle w:val="Compact"/>
         <w:numPr>
           <w:ilvl w:val="0"/>
-          <w:numId w:val="1030"/>
+          <w:numId w:val="1031"/>
         </w:numPr>
       </w:pPr>
       <w:r>
@@ -42667,7 +44974,7 @@
         <w:pStyle w:val="Compact"/>
         <w:numPr>
           <w:ilvl w:val="0"/>
-          <w:numId w:val="1030"/>
+          <w:numId w:val="1031"/>
         </w:numPr>
       </w:pPr>
       <w:r>
@@ -42711,7 +45018,7 @@
         <w:pStyle w:val="Compact"/>
         <w:numPr>
           <w:ilvl w:val="0"/>
-          <w:numId w:val="1030"/>
+          <w:numId w:val="1031"/>
         </w:numPr>
       </w:pPr>
       <w:r>
@@ -42771,7 +45078,7 @@
         <w:pStyle w:val="Compact"/>
         <w:numPr>
           <w:ilvl w:val="0"/>
-          <w:numId w:val="1030"/>
+          <w:numId w:val="1031"/>
         </w:numPr>
       </w:pPr>
       <w:r>
@@ -42826,7 +45133,7 @@
       <w:pPr>
         <w:pStyle w:val="BlockText"/>
       </w:pPr>
-      <w:hyperlink r:id="rId112">
+      <w:hyperlink r:id="rId130">
         <w:r>
           <w:rPr>
             <w:rStyle w:val="Hyperlink"/>
@@ -42895,9 +45202,9 @@
         <w:t xml:space="preserve">whitebox cryptography, and week 14 covers this week’s rules’ automated counterpart (Tigress).</w:t>
       </w:r>
     </w:p>
-    <w:bookmarkEnd w:id="137"/>
-    <w:bookmarkEnd w:id="138"/>
-    <w:bookmarkEnd w:id="139"/>
+    <w:bookmarkEnd w:id="165"/>
+    <w:bookmarkEnd w:id="166"/>
+    <w:bookmarkEnd w:id="167"/>
     <w:sectPr>
       <w:headerReference r:id="rId9" w:type="default"/>
       <w:footerReference r:id="rId10" w:type="default"/>
@@ -43605,6 +45912,9 @@
     <w:abstractNumId w:val="991"/>
   </w:num>
   <w:num w:numId="1021">
+    <w:abstractNumId w:val="991"/>
+  </w:num>
+  <w:num w:numId="1022">
     <w:abstractNumId w:val="99411"/>
     <w:lvlOverride w:ilvl="0">
       <w:startOverride w:val="1"/>
@@ -43634,9 +45944,6 @@
       <w:startOverride w:val="1"/>
     </w:lvlOverride>
   </w:num>
-  <w:num w:numId="1022">
-    <w:abstractNumId w:val="992"/>
-  </w:num>
   <w:num w:numId="1023">
     <w:abstractNumId w:val="992"/>
   </w:num>
@@ -43656,9 +45963,12 @@
     <w:abstractNumId w:val="992"/>
   </w:num>
   <w:num w:numId="1029">
+    <w:abstractNumId w:val="992"/>
+  </w:num>
+  <w:num w:numId="1030">
     <w:abstractNumId w:val="991"/>
   </w:num>
-  <w:num w:numId="1030">
+  <w:num w:numId="1031">
     <w:abstractNumId w:val="991"/>
   </w:num>
 </w:numbering>
